--- a/thesis/doc/thesis.docx
+++ b/thesis/doc/thesis.docx
@@ -14,7 +14,7 @@
           <w:i w:val="0"/>
           <w:sz w:val="28"/>
         </w:rPr>
-        <w:t>[TÊN TRƯỜNG ĐẠI HỌC]</w:t>
+        <w:t>TRƯỜNG KỸ THUẬT VÀ CÔNG NGHỆ</w:t>
       </w:r>
     </w:p>
     <w:p>
@@ -29,22 +29,7 @@
           <w:i w:val="0"/>
           <w:sz w:val="28"/>
         </w:rPr>
-        <w:t>[TÊN KHOA]</w:t>
-      </w:r>
-    </w:p>
-    <w:p>
-      <w:pPr>
-        <w:spacing w:after="0"/>
-        <w:jc w:val="center"/>
-      </w:pPr>
-      <w:r>
-        <w:rPr>
-          <w:rFonts w:ascii="Times New Roman" w:hAnsi="Times New Roman"/>
-          <w:b/>
-          <w:i w:val="0"/>
-          <w:sz w:val="26"/>
-        </w:rPr>
-        <w:t>[TÊN BỘ MÔN]</w:t>
+        <w:t>KHOA CÔNG NGHỆ THÔNG TIN</w:t>
       </w:r>
     </w:p>
     <w:p/>
@@ -82,7 +67,7 @@
         </w:rPr>
         <w:t>XÂY DỰNG HỆ THỐNG XÁC MINH CHỮ KÝ VIẾT TAY OFFLINE</w:t>
         <w:br/>
-        <w:t>WRITER-INDEPENDENT SỬ DỤNG MẠNG NƠ-RON SIAMESE</w:t>
+        <w:t>SỬ DỤNG MẠNG NƠ-RON SIAMESE</w:t>
       </w:r>
     </w:p>
     <w:p/>
@@ -93,20 +78,96 @@
     <w:p/>
     <w:p>
       <w:pPr>
-        <w:jc w:val="right"/>
+        <w:jc w:val="center"/>
       </w:pPr>
       <w:r>
         <w:rPr>
           <w:rFonts w:ascii="Times New Roman" w:hAnsi="Times New Roman"/>
           <w:sz w:val="26"/>
         </w:rPr>
-        <w:t>Giảng viên hướng dẫn: [HỌ TÊN GIẢNG VIÊN HƯỚNG DẪN]</w:t>
-        <w:br/>
-        <w:t>Sinh viên thực hiện: [HỌ TÊN SINH VIÊN]</w:t>
-        <w:br/>
-        <w:t>Mã số sinh viên: [MSSV]</w:t>
-        <w:br/>
-        <w:t>Lớp: [LỚP]</w:t>
+        <w:t xml:space="preserve">Giảng viên hướng dẫn: </w:t>
+      </w:r>
+      <w:r>
+        <w:rPr>
+          <w:rFonts w:ascii="Times New Roman" w:hAnsi="Times New Roman"/>
+          <w:b/>
+          <w:sz w:val="26"/>
+        </w:rPr>
+        <w:t>ThS. Nguyễn Nhứt Lam</w:t>
+      </w:r>
+    </w:p>
+    <w:p>
+      <w:pPr>
+        <w:spacing w:after="0"/>
+        <w:jc w:val="both"/>
+      </w:pPr>
+      <w:r>
+        <w:rPr>
+          <w:rFonts w:ascii="Times New Roman" w:hAnsi="Times New Roman"/>
+          <w:b w:val="0"/>
+          <w:i w:val="0"/>
+          <w:sz w:val="26"/>
+        </w:rPr>
+      </w:r>
+    </w:p>
+    <w:p>
+      <w:pPr>
+        <w:spacing w:after="120"/>
+        <w:jc w:val="center"/>
+      </w:pPr>
+      <w:r>
+        <w:rPr>
+          <w:rFonts w:ascii="Times New Roman" w:hAnsi="Times New Roman"/>
+          <w:b/>
+          <w:i w:val="0"/>
+          <w:sz w:val="26"/>
+        </w:rPr>
+        <w:t>Sinh viên thực hiện</w:t>
+      </w:r>
+    </w:p>
+    <w:p>
+      <w:pPr>
+        <w:spacing w:after="0"/>
+        <w:jc w:val="center"/>
+      </w:pPr>
+      <w:r>
+        <w:rPr>
+          <w:rFonts w:ascii="Times New Roman" w:hAnsi="Times New Roman"/>
+          <w:b w:val="0"/>
+          <w:i w:val="0"/>
+          <w:sz w:val="26"/>
+        </w:rPr>
+        <w:t>Họ và tên: Phan Thành Thuận</w:t>
+      </w:r>
+    </w:p>
+    <w:p>
+      <w:pPr>
+        <w:spacing w:after="0"/>
+        <w:jc w:val="center"/>
+      </w:pPr>
+      <w:r>
+        <w:rPr>
+          <w:rFonts w:ascii="Times New Roman" w:hAnsi="Times New Roman"/>
+          <w:b w:val="0"/>
+          <w:i w:val="0"/>
+          <w:sz w:val="26"/>
+        </w:rPr>
+        <w:t>MSSV: 170123591</w:t>
+      </w:r>
+    </w:p>
+    <w:p>
+      <w:pPr>
+        <w:spacing w:after="0"/>
+        <w:jc w:val="center"/>
+      </w:pPr>
+      <w:r>
+        <w:rPr>
+          <w:rFonts w:ascii="Times New Roman" w:hAnsi="Times New Roman"/>
+          <w:b w:val="0"/>
+          <w:i w:val="0"/>
+          <w:sz w:val="26"/>
+        </w:rPr>
+        <w:t>Lớp: DX23TT11</w:t>
       </w:r>
     </w:p>
     <w:p/>
@@ -124,139 +185,7 @@
           <w:i/>
           <w:sz w:val="26"/>
         </w:rPr>
-        <w:t>[NĂM HỌC]</w:t>
-      </w:r>
-    </w:p>
-    <w:p>
-      <w:r>
-        <w:br w:type="page"/>
-      </w:r>
-    </w:p>
-    <w:p>
-      <w:pPr>
-        <w:spacing w:after="0"/>
-        <w:jc w:val="center"/>
-      </w:pPr>
-      <w:r>
-        <w:rPr>
-          <w:rFonts w:ascii="Times New Roman" w:hAnsi="Times New Roman"/>
-          <w:b/>
-          <w:i w:val="0"/>
-          <w:sz w:val="28"/>
-        </w:rPr>
-        <w:t>[TÊN TRƯỜNG ĐẠI HỌC]</w:t>
-      </w:r>
-    </w:p>
-    <w:p>
-      <w:pPr>
-        <w:spacing w:after="0"/>
-        <w:jc w:val="center"/>
-      </w:pPr>
-      <w:r>
-        <w:rPr>
-          <w:rFonts w:ascii="Times New Roman" w:hAnsi="Times New Roman"/>
-          <w:b/>
-          <w:i w:val="0"/>
-          <w:sz w:val="28"/>
-        </w:rPr>
-        <w:t>[TÊN KHOA]</w:t>
-      </w:r>
-    </w:p>
-    <w:p>
-      <w:pPr>
-        <w:spacing w:after="0"/>
-        <w:jc w:val="center"/>
-      </w:pPr>
-      <w:r>
-        <w:rPr>
-          <w:rFonts w:ascii="Times New Roman" w:hAnsi="Times New Roman"/>
-          <w:b/>
-          <w:i w:val="0"/>
-          <w:sz w:val="26"/>
-        </w:rPr>
-        <w:t>[TÊN BỘ MÔN]</w:t>
-      </w:r>
-    </w:p>
-    <w:p/>
-    <w:p/>
-    <w:p/>
-    <w:p/>
-    <w:p/>
-    <w:p/>
-    <w:p>
-      <w:pPr>
-        <w:spacing w:after="120"/>
-        <w:jc w:val="center"/>
-      </w:pPr>
-      <w:r>
-        <w:rPr>
-          <w:rFonts w:ascii="Times New Roman" w:hAnsi="Times New Roman"/>
-          <w:b/>
-          <w:i w:val="0"/>
-          <w:sz w:val="40"/>
-        </w:rPr>
-        <w:t>ĐỒ ÁN CHUYÊN NGÀNH</w:t>
-      </w:r>
-    </w:p>
-    <w:p>
-      <w:pPr>
-        <w:spacing w:after="120"/>
-        <w:jc w:val="center"/>
-      </w:pPr>
-      <w:r>
-        <w:rPr>
-          <w:rFonts w:ascii="Times New Roman" w:hAnsi="Times New Roman"/>
-          <w:b/>
-          <w:i w:val="0"/>
-          <w:sz w:val="36"/>
-        </w:rPr>
-        <w:t>XÂY DỰNG HỆ THỐNG XÁC MINH CHỮ KÝ VIẾT TAY OFFLINE</w:t>
-        <w:br/>
-        <w:t>WRITER-INDEPENDENT SỬ DỤNG MẠNG NƠ-RON SIAMESE</w:t>
-      </w:r>
-    </w:p>
-    <w:p/>
-    <w:p/>
-    <w:p/>
-    <w:p/>
-    <w:p/>
-    <w:p/>
-    <w:p/>
-    <w:p/>
-    <w:p>
-      <w:pPr>
-        <w:jc w:val="right"/>
-      </w:pPr>
-      <w:r>
-        <w:rPr>
-          <w:rFonts w:ascii="Times New Roman" w:hAnsi="Times New Roman"/>
-          <w:sz w:val="26"/>
-        </w:rPr>
-        <w:t>Giảng viên hướng dẫn: [HỌ TÊN GIẢNG VIÊN HƯỚNG DẪN]</w:t>
-        <w:br/>
-        <w:t>Sinh viên thực hiện: [HỌ TÊN SINH VIÊN]</w:t>
-        <w:br/>
-        <w:t>Mã số sinh viên: [MSSV]</w:t>
-        <w:br/>
-        <w:t>Lớp: [LỚP]</w:t>
-      </w:r>
-    </w:p>
-    <w:p/>
-    <w:p/>
-    <w:p/>
-    <w:p/>
-    <w:p>
-      <w:pPr>
-        <w:jc w:val="center"/>
-      </w:pPr>
-      <w:r>
-        <w:rPr>
-          <w:rFonts w:ascii="Times New Roman" w:hAnsi="Times New Roman"/>
-          <w:b w:val="0"/>
-          <w:i/>
-          <w:sz w:val="26"/>
-        </w:rPr>
-        <w:t>[NĂM HỌC]</w:t>
+        <w:t>Vĩnh Long, tháng 9 năm 2026</w:t>
       </w:r>
     </w:p>
     <w:p>
@@ -362,7 +291,7 @@
           <w:i/>
           <w:sz w:val="26"/>
         </w:rPr>
-        <w:t>[Địa danh], ngày ..... tháng ..... năm .....</w:t>
+        <w:t>Vĩnh Long, ngày ..... tháng ..... năm .....</w:t>
         <w:br/>
         <w:t>Giảng viên hướng dẫn</w:t>
         <w:br/>
@@ -400,7 +329,7 @@
           <w:i w:val="0"/>
           <w:sz w:val="26"/>
         </w:rPr>
-        <w:t>Em xin gửi lời cảm ơn chân thành đến giảng viên hướng dẫn [HỌ TÊN GIẢNG VIÊN HƯỚNG DẪN] đã tận tình định hướng, góp ý và hỗ trợ em trong suốt quá trình thực hiện đồ án chuyên ngành này. Những nhận xét về phương pháp luận, đặc biệt là các yêu cầu nghiêm ngặt về việc tránh rò rỉ dữ liệu khi đánh giá mô hình sinh trắc học, đã giúp em xây dựng được một quy trình thực nghiệm đáng tin cậy hơn.</w:t>
+        <w:t>Em xin gửi lời cảm ơn chân thành đến giảng viên hướng dẫn ThS. Nguyễn Nhứt Lam đã tận tình định hướng, góp ý và hỗ trợ em trong suốt quá trình thực hiện đồ án chuyên ngành này, từ lúc xây dựng đề cương chi tiết đến khi hoàn thiện báo cáo. Những nhận xét về phương pháp luận, đặc biệt là yêu cầu nghiêm ngặt về việc tránh rò rỉ dữ liệu khi đánh giá mô hình sinh trắc học và việc phải báo cáo trung thực cả những phần chưa hoàn thành đúng kế hoạch, đã giúp em xây dựng được một quy trình thực nghiệm đáng tin cậy hơn.</w:t>
       </w:r>
     </w:p>
     <w:p>
@@ -414,7 +343,7 @@
           <w:i w:val="0"/>
           <w:sz w:val="26"/>
         </w:rPr>
-        <w:t>Em cũng xin cảm ơn quý thầy cô [TÊN BỘ MÔN], [TÊN KHOA], [TÊN TRƯỜNG ĐẠI HỌC] đã truyền đạt kiến thức nền tảng về học máy, thị giác máy tính trong suốt quá trình học tập, là cơ sở để em có thể tiếp cận và triển khai đồ án ở mức độ kỹ thuật như trình bày trong báo cáo này.</w:t>
+        <w:t>Em cũng xin cảm ơn quý thầy cô KHOA CÔNG NGHỆ THÔNG TIN, TRƯỜNG KỸ THUẬT VÀ CÔNG NGHỆ đã truyền đạt kiến thức nền tảng về học máy, thị giác máy tính trong suốt quá trình học tập, là cơ sở để em có thể tiếp cận và triển khai đồ án ở mức độ kỹ thuật như trình bày trong báo cáo này.</w:t>
       </w:r>
     </w:p>
     <w:p>
@@ -428,7 +357,7 @@
           <w:i w:val="0"/>
           <w:sz w:val="26"/>
         </w:rPr>
-        <w:t>Do thời gian và điều kiện phần cứng thực nghiệm (huấn luyện hoàn toàn trên CPU, không có GPU) còn hạn chế, đồ án khó tránh khỏi một số thiếu sót, đặc biệt ở phạm vi thực nghiệm (một cấu hình chưa hoàn thành đủ 3 mức margin do sự cố khởi động lại môi trường tính toán giữa chừng, đã trình bày minh bạch ở Chương 4). Em rất mong nhận được sự góp ý của quý thầy cô để hoàn thiện hơn.</w:t>
+        <w:t>Do thời gian và điều kiện phần cứng thực nghiệm (huấn luyện hoàn toàn trên CPU, không có GPU) còn hạn chế, một số nội dung khảo sát trong đề cương (T4, T5 phần tăng cường dữ liệu, T6, T8 — mục 4.2 Chương 4) chưa kịp thực hiện đầy đủ; đồ án ghi nhận minh bạch những giới hạn này thay vì che giấu. Em rất mong nhận được sự góp ý của quý thầy cô để hoàn thiện hơn.</w:t>
       </w:r>
     </w:p>
     <w:p>
@@ -455,7 +384,7 @@
           <w:i/>
           <w:sz w:val="26"/>
         </w:rPr>
-        <w:t>[HỌ TÊN SINH VIÊN]</w:t>
+        <w:t>Phan Thành Thuận</w:t>
       </w:r>
     </w:p>
     <w:p>
@@ -489,7 +418,7 @@
           <w:i w:val="0"/>
           <w:sz w:val="26"/>
         </w:rPr>
-        <w:t>Đồ án xây dựng một hệ thống xác minh chữ ký viết tay offline theo hướng writer-independent (không cần huấn luyện lại khi có người ký mới), dùng mạng nơ-ron Siamese kết hợp hàm mất mát contrastive loss. Hai cấu hình mô hình được huấn luyện và so sánh: Cấu hình A — mạng CNN 5 khối Conv-BatchNorm-ReLU-MaxPool huấn luyện từ đầu (from-scratch); Cấu hình B — học chuyển giao (transfer learning) từ backbone ResNet18 tiền huấn luyện trên ImageNet, tinh chỉnh 2 giai đoạn. Một baseline đối chứng dùng đặc trưng thủ công HOG kết hợp SVM nhân RBF cũng được xây dựng để so sánh.</w:t>
+        <w:t>Đồ án xây dựng một hệ thống xác minh chữ ký viết tay offline theo hướng writer-independent, dùng mạng nơ-ron Siamese kết hợp hàm mất mát contrastive loss, đúng như đề cương chi tiết đã đề xuất. Hai cấu hình mô hình được huấn luyện và so sánh: Cấu hình A — mạng CNN 5 khối Conv-BatchNorm-ReLU-MaxPool huấn luyện từ đầu; Cấu hình B — học chuyển giao (transfer learning) từ backbone ResNet18 tiền huấn luyện trên ImageNet, tinh chỉnh 2 giai đoạn. Một baseline đối chứng dùng đặc trưng thủ công HOG kết hợp SVM nhân RBF cũng được xây dựng để so sánh.</w:t>
       </w:r>
     </w:p>
     <w:p>
@@ -503,7 +432,7 @@
           <w:i w:val="0"/>
           <w:sz w:val="26"/>
         </w:rPr>
-        <w:t>Dữ liệu thực nghiệm gồm bộ CEDAR (55 người ký, chia writer-disjoint 40/5/10 cho train/validation/test, không người ký nào xuất hiện ở hơn một tập) để huấn luyện và đánh giá trong miền, và bộ BHSig260 (chữ ký tiếng Bengali và Hindi) để đánh giá tổng quát hoá zero-shot ngoài miền — không tinh chỉnh lại mô hình, dùng nguyên ngưỡng quyết định τ đã chọn trên tập validation của CEDAR. Ngưỡng τ luôn được chọn trên tập validation theo tiêu chí Equal Error Rate (EER) rồi đóng băng trước khi áp dụng lên tập test, nhằm tránh rò rỉ thông tin từ tập kiểm tra vào quá trình chọn ngưỡng.</w:t>
+        <w:t>Dữ liệu thực nghiệm gồm bộ CEDAR (55 người ký, chia writer-disjoint 40/5/10 cho train/validation/test) để huấn luyện và đánh giá trong miền, và bộ BHSig260 (chữ ký tiếng Bengali và Hindi) để đánh giá tổng quát hoá zero-shot ngoài miền — không tinh chỉnh lại, dùng nguyên ngưỡng quyết định τ đã chọn trên tập validation của CEDAR theo tiêu chí Equal Error Rate (EER), sau đó đóng băng trước khi áp dụng lên tập test, tránh rò rỉ dữ liệu.</w:t>
       </w:r>
     </w:p>
     <w:p>
@@ -517,7 +446,7 @@
           <w:i w:val="0"/>
           <w:sz w:val="26"/>
         </w:rPr>
-        <w:t>Kết quả thực nghiệm thật (không phải số liệu mô phỏng) trên tập test CEDAR: Cấu hình B đạt AUC tổng thể 0,955 (EER validation 5,50%, rất sát chỉ tiêu 5%), vượt trội so với Cấu hình A (AUC 0,915, EER validation 9,75%) và baseline HOG+SVM (AUC 0,887). Cải thiện rõ rệt nhất của Cấu hình B nằm ở khả năng chống giả mạo ngẫu nhiên (random forgery): FAR giảm từ 39,5% (Cấu hình A) xuống còn 13,0%. Đánh giá zero-shot trên BHSig260 cho thấy mô hình vẫn giữ được tín hiệu phân biệt nhất định qua miền dữ liệu khác hẳn về ngôn ngữ/hệ chữ viết (AUC 0,75–0,85) dù chưa đạt chỉ tiêu EER≤20% đề ra, và đồ án đã phân tích định tính nguyên nhân khả dĩ (lệch miền ở khâu tiền xử lý ảnh).</w:t>
+        <w:t>Kết quả thực nghiệm thật (không mô phỏng) trên tập test CEDAR: Cấu hình B đạt AUC tổng thể 0,955 (EER validation 5,50%), vượt Cấu hình A (AUC 0,915, EER validation 9,75%) và baseline HOG+SVM (AUC 0,887). Cải thiện rõ rệt nhất của Cấu hình B nằm ở khả năng chống giả mạo ngẫu nhiên: FAR giảm từ 39,5% xuống 13,0%. Đánh giá zero-shot trên BHSig260 cho thấy mô hình vẫn giữ tín hiệu phân biệt nhất định qua miền dữ liệu khác hẳn về ngôn ngữ/hệ chữ viết (AUC 0,75–0,85).</w:t>
       </w:r>
     </w:p>
     <w:p>
@@ -531,7 +460,7 @@
           <w:i w:val="0"/>
           <w:sz w:val="26"/>
         </w:rPr>
-        <w:t>Một ứng dụng demo tương tác được xây dựng bằng Streamlit, cho phép người dùng tải lên hai ảnh chữ ký và nhận kết quả xác minh (chữ ký thật/giả) theo thời gian thực, xử lý ảnh hoàn toàn trong bộ nhớ (không lưu ảnh người dùng xuống đĩa), sử dụng mô hình Cấu hình B đã huấn luyện.</w:t>
+        <w:t>So với các thí nghiệm T1–T8 đề ra trong đề cương, đồ án đã hoàn thành đầy đủ T1 (baseline), T2 (Cấu hình A), T3 (Cấu hình B) và T7 (kiểm tra chéo BHSig260); T5 hoàn thành một phần (khảo sát margin, chưa khảo sát riêng tắt/bật tăng cường dữ liệu); T4, T6, T8 chưa thực hiện do giới hạn thời gian/phần cứng — được ghi nhận minh bạch làm hướng phát triển ở Chương cuối. Một ứng dụng demo tương tác được xây dựng bằng Streamlit, xử lý ảnh hoàn toàn trong bộ nhớ, sử dụng mô hình Cấu hình B đã huấn luyện.</w:t>
       </w:r>
     </w:p>
     <w:p>
@@ -579,7 +508,7 @@
           <w:i w:val="0"/>
           <w:sz w:val="26"/>
         </w:rPr>
-        <w:t>This project builds an offline handwritten signature verification system following a writer-independent approach, using a Siamese neural network trained with contrastive loss. Two model configurations are trained and compared: Configuration A, a 5-block Conv-BatchNorm-ReLU-MaxPool convolutional network trained from scratch, and Configuration B, a transfer-learning model built on an ImageNet-pretrained ResNet18 backbone fine-tuned in two stages. A handcrafted-feature baseline (HOG features with an RBF-kernel SVM) is also built for comparison.</w:t>
+        <w:t>This project builds an offline handwritten signature verification system following a writer-independent approach, using a Siamese neural network trained with contrastive loss, as proposed in the approved project outline. Two model configurations are trained and compared: Configuration A, a 5-block Conv-BatchNorm-ReLU-MaxPool convolutional network trained from scratch, and Configuration B, a transfer-learning model built on an ImageNet-pretrained ResNet18 backbone fine-tuned in two stages. A handcrafted-feature baseline (HOG features with an RBF-kernel SVM) is also built for comparison.</w:t>
       </w:r>
     </w:p>
     <w:p>
@@ -593,7 +522,7 @@
           <w:i w:val="0"/>
           <w:sz w:val="26"/>
         </w:rPr>
-        <w:t>Experiments use the CEDAR dataset (55 writers, split writer-disjointly 40/5/10 for train/validation/test) for in-domain training and evaluation, and the BHSig260 dataset (Bengali and Hindi signatures) for zero-shot cross-domain generalization -- no fine-tuning, the decision threshold τ selected on the CEDAR validation split is frozen and applied as-is. The threshold is always selected on the validation split by the Equal Error Rate (EER) criterion and frozen before being applied to the test split, to avoid leaking test-set information into threshold selection.</w:t>
+        <w:t>Experiments use the CEDAR dataset (55 writers, split writer-disjointly 40/5/10 for train/validation/test) for in-domain training, and the BHSig260 dataset (Bengali and Hindi signatures) for zero-shot cross-domain generalization -- the threshold τ selected on the CEDAR validation split by the Equal Error Rate (EER) criterion is frozen and applied as-is, with no fine-tuning, to avoid leaking information into threshold selection.</w:t>
       </w:r>
     </w:p>
     <w:p>
@@ -607,7 +536,7 @@
           <w:i w:val="0"/>
           <w:sz w:val="26"/>
         </w:rPr>
-        <w:t>Real (not simulated) experimental results on the CEDAR test split: Configuration B reaches an overall AUC of 0.955 (validation EER 5.50%, close to the 5% target), outperforming both Configuration A (AUC 0.915, validation EER 9.75%) and the HOG+SVM baseline (AUC 0.887). The clearest improvement is robustness to random forgeries, where FAR drops from 39.5% (Configuration A) to 13.0% (Configuration B). Zero-shot evaluation on BHSig260 shows the model retains meaningful discriminative signal across a very different script/language domain (AUC 0.75-0.85), although it does not meet the EER&lt;=20% target; a qualitative root-cause analysis (domain shift in image preprocessing) is presented.</w:t>
+        <w:t>Real (not simulated) results on the CEDAR test split: Configuration B reaches an overall AUC of 0.955 (validation EER 5.50%), outperforming Configuration A (AUC 0.915, EER 9.75%) and the HOG+SVM baseline (AUC 0.887); FAR on random forgeries drops from 39.5% to 13.0%. Zero-shot evaluation on BHSig260 shows the model retains meaningful discriminative signal across a different script/language domain (AUC 0.75-0.85).</w:t>
       </w:r>
     </w:p>
     <w:p>
@@ -621,7 +550,7 @@
           <w:i w:val="0"/>
           <w:sz w:val="26"/>
         </w:rPr>
-        <w:t>An interactive Streamlit demo application is built, letting a user upload two signature images and receive a real-time genuine/forged decision, processing images entirely in memory (no uploaded image is written to disk), using the trained Configuration B model.</w:t>
+        <w:t>Of the eight experiments (T1-T8) planned in the outline, T1 (baseline), T2 (Configuration A), T3 (Configuration B) and T7 (cross-dataset check) are completed in full; T5 is partially completed (margin sweep done, augmentation on/off not separately tested); T4, T6 and T8 were not carried out given time/hardware constraints, and are reported honestly as future work. An interactive Streamlit demo application, processing images entirely in memory, is built using the trained Configuration B model.</w:t>
       </w:r>
     </w:p>
     <w:p>
@@ -673,7 +602,7 @@
         </w:rPr>
         <w:t>MỞ ĐẦU</w:t>
         <w:tab/>
-        <w:t>16</w:t>
+        <w:t>13</w:t>
       </w:r>
     </w:p>
     <w:p>
@@ -692,7 +621,7 @@
         </w:rPr>
         <w:t>1. Lý do chọn đề tài</w:t>
         <w:tab/>
-        <w:t>16</w:t>
+        <w:t>13</w:t>
       </w:r>
     </w:p>
     <w:p>
@@ -709,9 +638,9 @@
           <w:b w:val="0"/>
           <w:sz w:val="24"/>
         </w:rPr>
-        <w:t>2. Mục tiêu đồ án</w:t>
+        <w:t>2. Mục tiêu nghiên cứu</w:t>
         <w:tab/>
-        <w:t>16</w:t>
+        <w:t>14</w:t>
       </w:r>
     </w:p>
     <w:p>
@@ -730,7 +659,7 @@
         </w:rPr>
         <w:t>3. Đối tượng và phạm vi nghiên cứu</w:t>
         <w:tab/>
-        <w:t>17</w:t>
+        <w:t>14</w:t>
       </w:r>
     </w:p>
     <w:p>
@@ -749,7 +678,7 @@
         </w:rPr>
         <w:t>4. Phương pháp nghiên cứu</w:t>
         <w:tab/>
-        <w:t>17</w:t>
+        <w:t>16</w:t>
       </w:r>
     </w:p>
     <w:p>
@@ -768,7 +697,7 @@
         </w:rPr>
         <w:t>5. Cấu trúc báo cáo</w:t>
         <w:tab/>
-        <w:t>17</w:t>
+        <w:t>16</w:t>
       </w:r>
     </w:p>
     <w:p>
@@ -786,7 +715,7 @@
         </w:rPr>
         <w:t>CHƯƠNG 1. TỔNG QUAN</w:t>
         <w:tab/>
-        <w:t>19</w:t>
+        <w:t>17</w:t>
       </w:r>
     </w:p>
     <w:p>
@@ -803,9 +732,9 @@
           <w:b w:val="0"/>
           <w:sz w:val="24"/>
         </w:rPr>
-        <w:t>1.1. Bài toán xác minh chữ ký viết tay</w:t>
+        <w:t>1.1. Bài toán xác minh chữ ký</w:t>
         <w:tab/>
-        <w:t>19</w:t>
+        <w:t>17</w:t>
       </w:r>
     </w:p>
     <w:p>
@@ -822,9 +751,9 @@
           <w:b w:val="0"/>
           <w:sz w:val="24"/>
         </w:rPr>
-        <w:t>1.2. Hướng tiếp cận writer-independent</w:t>
+        <w:t>1.2. Hướng dùng đặc trưng thủ công</w:t>
         <w:tab/>
-        <w:t>19</w:t>
+        <w:t>17</w:t>
       </w:r>
     </w:p>
     <w:p>
@@ -841,9 +770,9 @@
           <w:b w:val="0"/>
           <w:sz w:val="24"/>
         </w:rPr>
-        <w:t>1.3. Các bộ dữ liệu chuẩn</w:t>
+        <w:t>1.3. Hướng học sâu</w:t>
         <w:tab/>
-        <w:t>20</w:t>
+        <w:t>18</w:t>
       </w:r>
     </w:p>
     <w:p>
@@ -860,9 +789,28 @@
           <w:b w:val="0"/>
           <w:sz w:val="24"/>
         </w:rPr>
-        <w:t>1.4. Các hướng tiếp cận liên quan</w:t>
+        <w:t>1.4. Các bộ dữ liệu công khai thường dùng</w:t>
         <w:tab/>
-        <w:t>21</w:t>
+        <w:t>18</w:t>
+      </w:r>
+    </w:p>
+    <w:p>
+      <w:pPr>
+        <w:tabs>
+          <w:tab w:pos="9071" w:val="right" w:leader="dot"/>
+        </w:tabs>
+        <w:spacing w:after="80" w:before="0" w:line="240" w:lineRule="auto"/>
+        <w:ind w:left="397"/>
+      </w:pPr>
+      <w:r>
+        <w:rPr>
+          <w:rFonts w:ascii="Times New Roman" w:hAnsi="Times New Roman"/>
+          <w:b w:val="0"/>
+          <w:sz w:val="24"/>
+        </w:rPr>
+        <w:t>1.5. Khoảng trống và hướng tiếp cận của đồ án</w:t>
+        <w:tab/>
+        <w:t>19</w:t>
       </w:r>
     </w:p>
     <w:p>
@@ -880,7 +828,7 @@
         </w:rPr>
         <w:t>CHƯƠNG 2. CƠ SỞ LÝ THUYẾT</w:t>
         <w:tab/>
-        <w:t>22</w:t>
+        <w:t>20</w:t>
       </w:r>
     </w:p>
     <w:p>
@@ -897,9 +845,9 @@
           <w:b w:val="0"/>
           <w:sz w:val="24"/>
         </w:rPr>
-        <w:t>2.1. Mạng nơ-ron Siamese</w:t>
+        <w:t>2.1. Tiền xử lý ảnh</w:t>
         <w:tab/>
-        <w:t>22</w:t>
+        <w:t>20</w:t>
       </w:r>
     </w:p>
     <w:p>
@@ -916,9 +864,9 @@
           <w:b w:val="0"/>
           <w:sz w:val="24"/>
         </w:rPr>
-        <w:t>2.2. Hàm mất mát Contrastive Loss</w:t>
+        <w:t>2.2. Mạng nơ-ron tích chập (CNN)</w:t>
         <w:tab/>
-        <w:t>22</w:t>
+        <w:t>20</w:t>
       </w:r>
     </w:p>
     <w:p>
@@ -935,9 +883,9 @@
           <w:b w:val="0"/>
           <w:sz w:val="24"/>
         </w:rPr>
-        <w:t>2.3. Kiến trúc mạng: CNN từ đầu và học chuyển giao</w:t>
+        <w:t>2.3. Mạng Siamese</w:t>
         <w:tab/>
-        <w:t>23</w:t>
+        <w:t>20</w:t>
       </w:r>
     </w:p>
     <w:p>
@@ -954,9 +902,9 @@
           <w:b w:val="0"/>
           <w:sz w:val="24"/>
         </w:rPr>
-        <w:t>2.4. Baseline: đặc trưng thủ công HOG và SVM</w:t>
+        <w:t>2.4. Hàm mất mát</w:t>
         <w:tab/>
-        <w:t>24</w:t>
+        <w:t>21</w:t>
       </w:r>
     </w:p>
     <w:p>
@@ -973,9 +921,28 @@
           <w:b w:val="0"/>
           <w:sz w:val="24"/>
         </w:rPr>
-        <w:t>2.5. Các độ đo đánh giá sinh trắc học</w:t>
+        <w:t>2.5. Học chuyển giao (transfer learning)</w:t>
         <w:tab/>
-        <w:t>25</w:t>
+        <w:t>22</w:t>
+      </w:r>
+    </w:p>
+    <w:p>
+      <w:pPr>
+        <w:tabs>
+          <w:tab w:pos="9071" w:val="right" w:leader="dot"/>
+        </w:tabs>
+        <w:spacing w:after="80" w:before="0" w:line="240" w:lineRule="auto"/>
+        <w:ind w:left="397"/>
+      </w:pPr>
+      <w:r>
+        <w:rPr>
+          <w:rFonts w:ascii="Times New Roman" w:hAnsi="Times New Roman"/>
+          <w:b w:val="0"/>
+          <w:sz w:val="24"/>
+        </w:rPr>
+        <w:t>2.6. Các độ đo đánh giá</w:t>
+        <w:tab/>
+        <w:t>22</w:t>
       </w:r>
     </w:p>
     <w:p>
@@ -993,7 +960,7 @@
         </w:rPr>
         <w:t>CHƯƠNG 3. PHƯƠNG PHÁP THỰC HIỆN</w:t>
         <w:tab/>
-        <w:t>27</w:t>
+        <w:t>24</w:t>
       </w:r>
     </w:p>
     <w:p>
@@ -1010,9 +977,9 @@
           <w:b w:val="0"/>
           <w:sz w:val="24"/>
         </w:rPr>
-        <w:t>3.1. Kiến trúc tổng thể hệ thống</w:t>
+        <w:t>3.1. Quy trình tổng thể</w:t>
         <w:tab/>
-        <w:t>27</w:t>
+        <w:t>24</w:t>
       </w:r>
     </w:p>
     <w:p>
@@ -1029,9 +996,9 @@
           <w:b w:val="0"/>
           <w:sz w:val="24"/>
         </w:rPr>
-        <w:t>3.2. Quy trình tiền xử lý ảnh</w:t>
+        <w:t>3.2. Chuẩn bị dữ liệu và sinh cặp mẫu</w:t>
         <w:tab/>
-        <w:t>27</w:t>
+        <w:t>24</w:t>
       </w:r>
     </w:p>
     <w:p>
@@ -1048,9 +1015,9 @@
           <w:b w:val="0"/>
           <w:sz w:val="24"/>
         </w:rPr>
-        <w:t>3.3. Xây dựng cặp dữ liệu và chia tập writer-disjoint</w:t>
+        <w:t>3.3. Phương pháp cơ sở (baseline)</w:t>
         <w:tab/>
-        <w:t>28</w:t>
+        <w:t>25</w:t>
       </w:r>
     </w:p>
     <w:p>
@@ -1067,9 +1034,9 @@
           <w:b w:val="0"/>
           <w:sz w:val="24"/>
         </w:rPr>
-        <w:t>3.4. Thiết kế thực nghiệm và siêu tham số</w:t>
+        <w:t>3.4. Mô hình Siamese chính</w:t>
         <w:tab/>
-        <w:t>29</w:t>
+        <w:t>25</w:t>
       </w:r>
     </w:p>
     <w:p>
@@ -1086,9 +1053,27 @@
           <w:b w:val="0"/>
           <w:sz w:val="24"/>
         </w:rPr>
-        <w:t>3.5. Xây dựng baseline HOG + SVM</w:t>
+        <w:t>3.5. Công cụ và môi trường</w:t>
         <w:tab/>
-        <w:t>30</w:t>
+        <w:t>26</w:t>
+      </w:r>
+    </w:p>
+    <w:p>
+      <w:pPr>
+        <w:tabs>
+          <w:tab w:pos="9071" w:val="right" w:leader="dot"/>
+        </w:tabs>
+        <w:spacing w:after="80" w:before="0" w:line="240" w:lineRule="auto"/>
+      </w:pPr>
+      <w:r>
+        <w:rPr>
+          <w:rFonts w:ascii="Times New Roman" w:hAnsi="Times New Roman"/>
+          <w:b/>
+          <w:sz w:val="26"/>
+        </w:rPr>
+        <w:t>CHƯƠNG 4. THỰC NGHIỆM VÀ ĐÁNH GIÁ</w:t>
+        <w:tab/>
+        <w:t>27</w:t>
       </w:r>
     </w:p>
     <w:p>
@@ -1105,9 +1090,142 @@
           <w:b w:val="0"/>
           <w:sz w:val="24"/>
         </w:rPr>
-        <w:t>3.6. Ứng dụng demo</w:t>
+        <w:t>4.1. Cách chia dữ liệu</w:t>
+        <w:tab/>
+        <w:t>27</w:t>
+      </w:r>
+    </w:p>
+    <w:p>
+      <w:pPr>
+        <w:tabs>
+          <w:tab w:pos="9071" w:val="right" w:leader="dot"/>
+        </w:tabs>
+        <w:spacing w:after="80" w:before="0" w:line="240" w:lineRule="auto"/>
+        <w:ind w:left="397"/>
+      </w:pPr>
+      <w:r>
+        <w:rPr>
+          <w:rFonts w:ascii="Times New Roman" w:hAnsi="Times New Roman"/>
+          <w:b w:val="0"/>
+          <w:sz w:val="24"/>
+        </w:rPr>
+        <w:t>4.2. Các thí nghiệm đã thực hiện</w:t>
+        <w:tab/>
+        <w:t>27</w:t>
+      </w:r>
+    </w:p>
+    <w:p>
+      <w:pPr>
+        <w:tabs>
+          <w:tab w:pos="9071" w:val="right" w:leader="dot"/>
+        </w:tabs>
+        <w:spacing w:after="80" w:before="0" w:line="240" w:lineRule="auto"/>
+        <w:ind w:left="397"/>
+      </w:pPr>
+      <w:r>
+        <w:rPr>
+          <w:rFonts w:ascii="Times New Roman" w:hAnsi="Times New Roman"/>
+          <w:b w:val="0"/>
+          <w:sz w:val="24"/>
+        </w:rPr>
+        <w:t>4.3. Kết quả tổng thể trên tập test CEDAR</w:t>
+        <w:tab/>
+        <w:t>29</w:t>
+      </w:r>
+    </w:p>
+    <w:p>
+      <w:pPr>
+        <w:tabs>
+          <w:tab w:pos="9071" w:val="right" w:leader="dot"/>
+        </w:tabs>
+        <w:spacing w:after="80" w:before="0" w:line="240" w:lineRule="auto"/>
+        <w:ind w:left="397"/>
+      </w:pPr>
+      <w:r>
+        <w:rPr>
+          <w:rFonts w:ascii="Times New Roman" w:hAnsi="Times New Roman"/>
+          <w:b w:val="0"/>
+          <w:sz w:val="24"/>
+        </w:rPr>
+        <w:t>4.4. Kết quả phân theo loại giả mạo</w:t>
+        <w:tab/>
+        <w:t>30</w:t>
+      </w:r>
+    </w:p>
+    <w:p>
+      <w:pPr>
+        <w:tabs>
+          <w:tab w:pos="9071" w:val="right" w:leader="dot"/>
+        </w:tabs>
+        <w:spacing w:after="80" w:before="0" w:line="240" w:lineRule="auto"/>
+        <w:ind w:left="397"/>
+      </w:pPr>
+      <w:r>
+        <w:rPr>
+          <w:rFonts w:ascii="Times New Roman" w:hAnsi="Times New Roman"/>
+          <w:b w:val="0"/>
+          <w:sz w:val="24"/>
+        </w:rPr>
+        <w:t>4.5. Đường cong ROC</w:t>
         <w:tab/>
         <w:t>31</w:t>
+      </w:r>
+    </w:p>
+    <w:p>
+      <w:pPr>
+        <w:tabs>
+          <w:tab w:pos="9071" w:val="right" w:leader="dot"/>
+        </w:tabs>
+        <w:spacing w:after="80" w:before="0" w:line="240" w:lineRule="auto"/>
+        <w:ind w:left="397"/>
+      </w:pPr>
+      <w:r>
+        <w:rPr>
+          <w:rFonts w:ascii="Times New Roman" w:hAnsi="Times New Roman"/>
+          <w:b w:val="0"/>
+          <w:sz w:val="24"/>
+        </w:rPr>
+        <w:t>4.6. Phân tích định tính các ca lỗi</w:t>
+        <w:tab/>
+        <w:t>32</w:t>
+      </w:r>
+    </w:p>
+    <w:p>
+      <w:pPr>
+        <w:tabs>
+          <w:tab w:pos="9071" w:val="right" w:leader="dot"/>
+        </w:tabs>
+        <w:spacing w:after="80" w:before="0" w:line="240" w:lineRule="auto"/>
+        <w:ind w:left="397"/>
+      </w:pPr>
+      <w:r>
+        <w:rPr>
+          <w:rFonts w:ascii="Times New Roman" w:hAnsi="Times New Roman"/>
+          <w:b w:val="0"/>
+          <w:sz w:val="24"/>
+        </w:rPr>
+        <w:t>4.7. Đánh giá tổng quát hoá zero-shot trên BHSig260 (T7)</w:t>
+        <w:tab/>
+        <w:t>36</w:t>
+      </w:r>
+    </w:p>
+    <w:p>
+      <w:pPr>
+        <w:tabs>
+          <w:tab w:pos="9071" w:val="right" w:leader="dot"/>
+        </w:tabs>
+        <w:spacing w:after="80" w:before="0" w:line="240" w:lineRule="auto"/>
+        <w:ind w:left="397"/>
+      </w:pPr>
+      <w:r>
+        <w:rPr>
+          <w:rFonts w:ascii="Times New Roman" w:hAnsi="Times New Roman"/>
+          <w:b w:val="0"/>
+          <w:sz w:val="24"/>
+        </w:rPr>
+        <w:t>4.8. Thảo luận</w:t>
+        <w:tab/>
+        <w:t>39</w:t>
       </w:r>
     </w:p>
     <w:p>
@@ -1123,9 +1241,9 @@
           <w:b/>
           <w:sz w:val="26"/>
         </w:rPr>
-        <w:t>CHƯƠNG 4. THỰC NGHIỆM VÀ KẾT QUẢ</w:t>
+        <w:t>CHƯƠNG 5. CHƯƠNG TRÌNH DEMO</w:t>
         <w:tab/>
-        <w:t>32</w:t>
+        <w:t>41</w:t>
       </w:r>
     </w:p>
     <w:p>
@@ -1142,9 +1260,9 @@
           <w:b w:val="0"/>
           <w:sz w:val="24"/>
         </w:rPr>
-        <w:t>4.1. Kết quả tổng thể trên tập test CEDAR</w:t>
+        <w:t>5.1. Chức năng</w:t>
         <w:tab/>
-        <w:t>32</w:t>
+        <w:t>41</w:t>
       </w:r>
     </w:p>
     <w:p>
@@ -1161,9 +1279,9 @@
           <w:b w:val="0"/>
           <w:sz w:val="24"/>
         </w:rPr>
-        <w:t>4.2. Kết quả phân theo loại giả mạo</w:t>
+        <w:t>5.2. Luồng sử dụng</w:t>
         <w:tab/>
-        <w:t>33</w:t>
+        <w:t>41</w:t>
       </w:r>
     </w:p>
     <w:p>
@@ -1180,9 +1298,9 @@
           <w:b w:val="0"/>
           <w:sz w:val="24"/>
         </w:rPr>
-        <w:t>4.3. Đường cong ROC</w:t>
+        <w:t>5.3. Kiến trúc và công cụ</w:t>
         <w:tab/>
-        <w:t>34</w:t>
+        <w:t>41</w:t>
       </w:r>
     </w:p>
     <w:p>
@@ -1199,9 +1317,27 @@
           <w:b w:val="0"/>
           <w:sz w:val="24"/>
         </w:rPr>
-        <w:t>4.4. Phân tích định tính các ca lỗi</w:t>
+        <w:t>5.4. Kết quả trình diễn</w:t>
         <w:tab/>
-        <w:t>36</w:t>
+        <w:t>42</w:t>
+      </w:r>
+    </w:p>
+    <w:p>
+      <w:pPr>
+        <w:tabs>
+          <w:tab w:pos="9071" w:val="right" w:leader="dot"/>
+        </w:tabs>
+        <w:spacing w:after="80" w:before="0" w:line="240" w:lineRule="auto"/>
+      </w:pPr>
+      <w:r>
+        <w:rPr>
+          <w:rFonts w:ascii="Times New Roman" w:hAnsi="Times New Roman"/>
+          <w:b/>
+          <w:sz w:val="26"/>
+        </w:rPr>
+        <w:t>KẾT LUẬN VÀ HƯỚNG PHÁT TRIỂN</w:t>
+        <w:tab/>
+        <w:t>45</w:t>
       </w:r>
     </w:p>
     <w:p>
@@ -1218,9 +1354,9 @@
           <w:b w:val="0"/>
           <w:sz w:val="24"/>
         </w:rPr>
-        <w:t>4.5. Đánh giá tổng quát hoá zero-shot trên BHSig260</w:t>
+        <w:t>1. Kết quả đạt được</w:t>
         <w:tab/>
-        <w:t>41</w:t>
+        <w:t>45</w:t>
       </w:r>
     </w:p>
     <w:p>
@@ -1237,25 +1373,7 @@
           <w:b w:val="0"/>
           <w:sz w:val="24"/>
         </w:rPr>
-        <w:t>4.6. Ứng dụng demo</w:t>
-        <w:tab/>
-        <w:t>42</w:t>
-      </w:r>
-    </w:p>
-    <w:p>
-      <w:pPr>
-        <w:tabs>
-          <w:tab w:pos="9071" w:val="right" w:leader="dot"/>
-        </w:tabs>
-        <w:spacing w:after="80" w:before="0" w:line="240" w:lineRule="auto"/>
-      </w:pPr>
-      <w:r>
-        <w:rPr>
-          <w:rFonts w:ascii="Times New Roman" w:hAnsi="Times New Roman"/>
-          <w:b/>
-          <w:sz w:val="26"/>
-        </w:rPr>
-        <w:t>CHƯƠNG 5. KẾT LUẬN VÀ HƯỚNG PHÁT TRIỂN</w:t>
+        <w:t>2. Hạn chế</w:t>
         <w:tab/>
         <w:t>45</w:t>
       </w:r>
@@ -1274,45 +1392,7 @@
           <w:b w:val="0"/>
           <w:sz w:val="24"/>
         </w:rPr>
-        <w:t>5.1. Kết quả đạt được</w:t>
-        <w:tab/>
-        <w:t>45</w:t>
-      </w:r>
-    </w:p>
-    <w:p>
-      <w:pPr>
-        <w:tabs>
-          <w:tab w:pos="9071" w:val="right" w:leader="dot"/>
-        </w:tabs>
-        <w:spacing w:after="80" w:before="0" w:line="240" w:lineRule="auto"/>
-        <w:ind w:left="397"/>
-      </w:pPr>
-      <w:r>
-        <w:rPr>
-          <w:rFonts w:ascii="Times New Roman" w:hAnsi="Times New Roman"/>
-          <w:b w:val="0"/>
-          <w:sz w:val="24"/>
-        </w:rPr>
-        <w:t>5.2. Hạn chế</w:t>
-        <w:tab/>
-        <w:t>45</w:t>
-      </w:r>
-    </w:p>
-    <w:p>
-      <w:pPr>
-        <w:tabs>
-          <w:tab w:pos="9071" w:val="right" w:leader="dot"/>
-        </w:tabs>
-        <w:spacing w:after="80" w:before="0" w:line="240" w:lineRule="auto"/>
-        <w:ind w:left="397"/>
-      </w:pPr>
-      <w:r>
-        <w:rPr>
-          <w:rFonts w:ascii="Times New Roman" w:hAnsi="Times New Roman"/>
-          <w:b w:val="0"/>
-          <w:sz w:val="24"/>
-        </w:rPr>
-        <w:t>5.3. Hướng phát triển</w:t>
+        <w:t>3. Hướng phát triển</w:t>
         <w:tab/>
         <w:t>46</w:t>
       </w:r>
@@ -1373,614 +1453,20 @@
         <w:t>DANH MỤC HÌNH ẢNH</w:t>
       </w:r>
     </w:p>
-    <w:tbl>
-      <w:tblPr>
-        <w:tblStyle w:val="TableGrid"/>
-        <w:tblW w:type="auto" w:w="0"/>
-        <w:jc w:val="center"/>
-        <w:tblLook w:firstColumn="1" w:firstRow="1" w:lastColumn="0" w:lastRow="0" w:noHBand="0" w:noVBand="1" w:val="04A0"/>
-      </w:tblPr>
-      <w:tblGrid>
-        <w:gridCol w:w="4535"/>
-        <w:gridCol w:w="4535"/>
-      </w:tblGrid>
-      <w:tr>
-        <w:tc>
-          <w:tcPr>
-            <w:tcW w:type="dxa" w:w="1701"/>
-          </w:tcPr>
-          <w:p>
-            <w:pPr>
-              <w:jc w:val="center"/>
-            </w:pPr>
-            <w:r/>
-            <w:r>
-              <w:rPr>
-                <w:rFonts w:ascii="Times New Roman" w:hAnsi="Times New Roman"/>
-                <w:b/>
-                <w:sz w:val="24"/>
-              </w:rPr>
-              <w:t>Số hiệu</w:t>
-            </w:r>
-          </w:p>
-        </w:tc>
-        <w:tc>
-          <w:tcPr>
-            <w:tcW w:type="dxa" w:w="7370"/>
-          </w:tcPr>
-          <w:p>
-            <w:pPr>
-              <w:jc w:val="center"/>
-            </w:pPr>
-            <w:r/>
-            <w:r>
-              <w:rPr>
-                <w:rFonts w:ascii="Times New Roman" w:hAnsi="Times New Roman"/>
-                <w:b/>
-                <w:sz w:val="24"/>
-              </w:rPr>
-              <w:t>Tên hình</w:t>
-            </w:r>
-          </w:p>
-        </w:tc>
-      </w:tr>
-      <w:tr>
-        <w:tc>
-          <w:tcPr>
-            <w:tcW w:type="dxa" w:w="1701"/>
-          </w:tcPr>
-          <w:p>
-            <w:r/>
-            <w:r>
-              <w:rPr>
-                <w:rFonts w:ascii="Times New Roman" w:hAnsi="Times New Roman"/>
-                <w:b w:val="0"/>
-                <w:sz w:val="24"/>
-              </w:rPr>
-              <w:t>Hình 2.1</w:t>
-            </w:r>
-          </w:p>
-        </w:tc>
-        <w:tc>
-          <w:tcPr>
-            <w:tcW w:type="dxa" w:w="7370"/>
-          </w:tcPr>
-          <w:p>
-            <w:pPr>
-              <w:jc w:val="center"/>
-            </w:pPr>
-            <w:r/>
-            <w:r>
-              <w:rPr>
-                <w:rFonts w:ascii="Times New Roman" w:hAnsi="Times New Roman"/>
-                <w:b w:val="0"/>
-                <w:sz w:val="24"/>
-              </w:rPr>
-              <w:t>Sơ đồ khối quy trình tiền xử lý ảnh chữ ký (5 bước)</w:t>
-            </w:r>
-          </w:p>
-        </w:tc>
-      </w:tr>
-      <w:tr>
-        <w:tc>
-          <w:tcPr>
-            <w:tcW w:type="dxa" w:w="1701"/>
-          </w:tcPr>
-          <w:p>
-            <w:r/>
-            <w:r>
-              <w:rPr>
-                <w:rFonts w:ascii="Times New Roman" w:hAnsi="Times New Roman"/>
-                <w:b w:val="0"/>
-                <w:sz w:val="24"/>
-              </w:rPr>
-              <w:t>Hình 2.2</w:t>
-            </w:r>
-          </w:p>
-        </w:tc>
-        <w:tc>
-          <w:tcPr>
-            <w:tcW w:type="dxa" w:w="7370"/>
-          </w:tcPr>
-          <w:p>
-            <w:pPr>
-              <w:jc w:val="center"/>
-            </w:pPr>
-            <w:r/>
-            <w:r>
-              <w:rPr>
-                <w:rFonts w:ascii="Times New Roman" w:hAnsi="Times New Roman"/>
-                <w:b w:val="0"/>
-                <w:sz w:val="24"/>
-              </w:rPr>
-              <w:t>Kiến trúc mạng nơ-ron Siamese với hàm mất mát contrastive loss</w:t>
-            </w:r>
-          </w:p>
-        </w:tc>
-      </w:tr>
-      <w:tr>
-        <w:tc>
-          <w:tcPr>
-            <w:tcW w:type="dxa" w:w="1701"/>
-          </w:tcPr>
-          <w:p>
-            <w:r/>
-            <w:r>
-              <w:rPr>
-                <w:rFonts w:ascii="Times New Roman" w:hAnsi="Times New Roman"/>
-                <w:b w:val="0"/>
-                <w:sz w:val="24"/>
-              </w:rPr>
-              <w:t>Hình 3.1</w:t>
-            </w:r>
-          </w:p>
-        </w:tc>
-        <w:tc>
-          <w:tcPr>
-            <w:tcW w:type="dxa" w:w="7370"/>
-          </w:tcPr>
-          <w:p>
-            <w:pPr>
-              <w:jc w:val="center"/>
-            </w:pPr>
-            <w:r/>
-            <w:r>
-              <w:rPr>
-                <w:rFonts w:ascii="Times New Roman" w:hAnsi="Times New Roman"/>
-                <w:b w:val="0"/>
-                <w:sz w:val="24"/>
-              </w:rPr>
-              <w:t>Sơ đồ kiến trúc tổng thể hệ thống</w:t>
-            </w:r>
-          </w:p>
-        </w:tc>
-      </w:tr>
-      <w:tr>
-        <w:tc>
-          <w:tcPr>
-            <w:tcW w:type="dxa" w:w="1701"/>
-          </w:tcPr>
-          <w:p>
-            <w:r/>
-            <w:r>
-              <w:rPr>
-                <w:rFonts w:ascii="Times New Roman" w:hAnsi="Times New Roman"/>
-                <w:b w:val="0"/>
-                <w:sz w:val="24"/>
-              </w:rPr>
-              <w:t>Hình 4.1</w:t>
-            </w:r>
-          </w:p>
-        </w:tc>
-        <w:tc>
-          <w:tcPr>
-            <w:tcW w:type="dxa" w:w="7370"/>
-          </w:tcPr>
-          <w:p>
-            <w:pPr>
-              <w:jc w:val="center"/>
-            </w:pPr>
-            <w:r/>
-            <w:r>
-              <w:rPr>
-                <w:rFonts w:ascii="Times New Roman" w:hAnsi="Times New Roman"/>
-                <w:b w:val="0"/>
-                <w:sz w:val="24"/>
-              </w:rPr>
-              <w:t>Đường cong ROC — baseline HOG + SVM</w:t>
-            </w:r>
-          </w:p>
-        </w:tc>
-      </w:tr>
-      <w:tr>
-        <w:tc>
-          <w:tcPr>
-            <w:tcW w:type="dxa" w:w="1701"/>
-          </w:tcPr>
-          <w:p>
-            <w:r/>
-            <w:r>
-              <w:rPr>
-                <w:rFonts w:ascii="Times New Roman" w:hAnsi="Times New Roman"/>
-                <w:b w:val="0"/>
-                <w:sz w:val="24"/>
-              </w:rPr>
-              <w:t>Hình 4.2</w:t>
-            </w:r>
-          </w:p>
-        </w:tc>
-        <w:tc>
-          <w:tcPr>
-            <w:tcW w:type="dxa" w:w="7370"/>
-          </w:tcPr>
-          <w:p>
-            <w:pPr>
-              <w:jc w:val="center"/>
-            </w:pPr>
-            <w:r/>
-            <w:r>
-              <w:rPr>
-                <w:rFonts w:ascii="Times New Roman" w:hAnsi="Times New Roman"/>
-                <w:b w:val="0"/>
-                <w:sz w:val="24"/>
-              </w:rPr>
-              <w:t>Đường cong ROC — Cấu hình A (from-scratch CNN)</w:t>
-            </w:r>
-          </w:p>
-        </w:tc>
-      </w:tr>
-      <w:tr>
-        <w:tc>
-          <w:tcPr>
-            <w:tcW w:type="dxa" w:w="1701"/>
-          </w:tcPr>
-          <w:p>
-            <w:r/>
-            <w:r>
-              <w:rPr>
-                <w:rFonts w:ascii="Times New Roman" w:hAnsi="Times New Roman"/>
-                <w:b w:val="0"/>
-                <w:sz w:val="24"/>
-              </w:rPr>
-              <w:t>Hình 4.3</w:t>
-            </w:r>
-          </w:p>
-        </w:tc>
-        <w:tc>
-          <w:tcPr>
-            <w:tcW w:type="dxa" w:w="7370"/>
-          </w:tcPr>
-          <w:p>
-            <w:pPr>
-              <w:jc w:val="center"/>
-            </w:pPr>
-            <w:r/>
-            <w:r>
-              <w:rPr>
-                <w:rFonts w:ascii="Times New Roman" w:hAnsi="Times New Roman"/>
-                <w:b w:val="0"/>
-                <w:sz w:val="24"/>
-              </w:rPr>
-              <w:t>Đường cong ROC — Cấu hình B (transfer learning ResNet18)</w:t>
-            </w:r>
-          </w:p>
-        </w:tc>
-      </w:tr>
-      <w:tr>
-        <w:tc>
-          <w:tcPr>
-            <w:tcW w:type="dxa" w:w="1701"/>
-          </w:tcPr>
-          <w:p>
-            <w:r/>
-            <w:r>
-              <w:rPr>
-                <w:rFonts w:ascii="Times New Roman" w:hAnsi="Times New Roman"/>
-                <w:b w:val="0"/>
-                <w:sz w:val="24"/>
-              </w:rPr>
-              <w:t>Hình 4.4</w:t>
-            </w:r>
-          </w:p>
-        </w:tc>
-        <w:tc>
-          <w:tcPr>
-            <w:tcW w:type="dxa" w:w="7370"/>
-          </w:tcPr>
-          <w:p>
-            <w:pPr>
-              <w:jc w:val="center"/>
-            </w:pPr>
-            <w:r/>
-            <w:r>
-              <w:rPr>
-                <w:rFonts w:ascii="Times New Roman" w:hAnsi="Times New Roman"/>
-                <w:b w:val="0"/>
-                <w:sz w:val="24"/>
-              </w:rPr>
-              <w:t>Ca lỗi false-accept, giả mạo ngẫu nhiên, Cấu hình A</w:t>
-            </w:r>
-          </w:p>
-        </w:tc>
-      </w:tr>
-      <w:tr>
-        <w:tc>
-          <w:tcPr>
-            <w:tcW w:type="dxa" w:w="1701"/>
-          </w:tcPr>
-          <w:p>
-            <w:r/>
-            <w:r>
-              <w:rPr>
-                <w:rFonts w:ascii="Times New Roman" w:hAnsi="Times New Roman"/>
-                <w:b w:val="0"/>
-                <w:sz w:val="24"/>
-              </w:rPr>
-              <w:t>Hình 4.5</w:t>
-            </w:r>
-          </w:p>
-        </w:tc>
-        <w:tc>
-          <w:tcPr>
-            <w:tcW w:type="dxa" w:w="7370"/>
-          </w:tcPr>
-          <w:p>
-            <w:pPr>
-              <w:jc w:val="center"/>
-            </w:pPr>
-            <w:r/>
-            <w:r>
-              <w:rPr>
-                <w:rFonts w:ascii="Times New Roman" w:hAnsi="Times New Roman"/>
-                <w:b w:val="0"/>
-                <w:sz w:val="24"/>
-              </w:rPr>
-              <w:t>Ca lỗi false-reject, cùng người ký, Cấu hình A</w:t>
-            </w:r>
-          </w:p>
-        </w:tc>
-      </w:tr>
-      <w:tr>
-        <w:tc>
-          <w:tcPr>
-            <w:tcW w:type="dxa" w:w="1701"/>
-          </w:tcPr>
-          <w:p>
-            <w:r/>
-            <w:r>
-              <w:rPr>
-                <w:rFonts w:ascii="Times New Roman" w:hAnsi="Times New Roman"/>
-                <w:b w:val="0"/>
-                <w:sz w:val="24"/>
-              </w:rPr>
-              <w:t>Hình 4.6</w:t>
-            </w:r>
-          </w:p>
-        </w:tc>
-        <w:tc>
-          <w:tcPr>
-            <w:tcW w:type="dxa" w:w="7370"/>
-          </w:tcPr>
-          <w:p>
-            <w:pPr>
-              <w:jc w:val="center"/>
-            </w:pPr>
-            <w:r/>
-            <w:r>
-              <w:rPr>
-                <w:rFonts w:ascii="Times New Roman" w:hAnsi="Times New Roman"/>
-                <w:b w:val="0"/>
-                <w:sz w:val="24"/>
-              </w:rPr>
-              <w:t>Ca lỗi false-accept, giả mạo kỹ năng cao, Cấu hình A</w:t>
-            </w:r>
-          </w:p>
-        </w:tc>
-      </w:tr>
-      <w:tr>
-        <w:tc>
-          <w:tcPr>
-            <w:tcW w:type="dxa" w:w="1701"/>
-          </w:tcPr>
-          <w:p>
-            <w:r/>
-            <w:r>
-              <w:rPr>
-                <w:rFonts w:ascii="Times New Roman" w:hAnsi="Times New Roman"/>
-                <w:b w:val="0"/>
-                <w:sz w:val="24"/>
-              </w:rPr>
-              <w:t>Hình 4.7</w:t>
-            </w:r>
-          </w:p>
-        </w:tc>
-        <w:tc>
-          <w:tcPr>
-            <w:tcW w:type="dxa" w:w="7370"/>
-          </w:tcPr>
-          <w:p>
-            <w:pPr>
-              <w:jc w:val="center"/>
-            </w:pPr>
-            <w:r/>
-            <w:r>
-              <w:rPr>
-                <w:rFonts w:ascii="Times New Roman" w:hAnsi="Times New Roman"/>
-                <w:b w:val="0"/>
-                <w:sz w:val="24"/>
-              </w:rPr>
-              <w:t>Ca lỗi false-accept, giả mạo ngẫu nhiên, Cấu hình B (so sánh)</w:t>
-            </w:r>
-          </w:p>
-        </w:tc>
-      </w:tr>
-      <w:tr>
-        <w:tc>
-          <w:tcPr>
-            <w:tcW w:type="dxa" w:w="1701"/>
-          </w:tcPr>
-          <w:p>
-            <w:r/>
-            <w:r>
-              <w:rPr>
-                <w:rFonts w:ascii="Times New Roman" w:hAnsi="Times New Roman"/>
-                <w:b w:val="0"/>
-                <w:sz w:val="24"/>
-              </w:rPr>
-              <w:t>Hình 4.8</w:t>
-            </w:r>
-          </w:p>
-        </w:tc>
-        <w:tc>
-          <w:tcPr>
-            <w:tcW w:type="dxa" w:w="7370"/>
-          </w:tcPr>
-          <w:p>
-            <w:pPr>
-              <w:jc w:val="center"/>
-            </w:pPr>
-            <w:r/>
-            <w:r>
-              <w:rPr>
-                <w:rFonts w:ascii="Times New Roman" w:hAnsi="Times New Roman"/>
-                <w:b w:val="0"/>
-                <w:sz w:val="24"/>
-              </w:rPr>
-              <w:t>Ca lỗi false-reject nghiêm trọng trên BHSig260 (lệch miền tiền xử lý)</w:t>
-            </w:r>
-          </w:p>
-        </w:tc>
-      </w:tr>
-      <w:tr>
-        <w:tc>
-          <w:tcPr>
-            <w:tcW w:type="dxa" w:w="1701"/>
-          </w:tcPr>
-          <w:p>
-            <w:r/>
-            <w:r>
-              <w:rPr>
-                <w:rFonts w:ascii="Times New Roman" w:hAnsi="Times New Roman"/>
-                <w:b w:val="0"/>
-                <w:sz w:val="24"/>
-              </w:rPr>
-              <w:t>Hình 4.9</w:t>
-            </w:r>
-          </w:p>
-        </w:tc>
-        <w:tc>
-          <w:tcPr>
-            <w:tcW w:type="dxa" w:w="7370"/>
-          </w:tcPr>
-          <w:p>
-            <w:pPr>
-              <w:jc w:val="center"/>
-            </w:pPr>
-            <w:r/>
-            <w:r>
-              <w:rPr>
-                <w:rFonts w:ascii="Times New Roman" w:hAnsi="Times New Roman"/>
-                <w:b w:val="0"/>
-                <w:sz w:val="24"/>
-              </w:rPr>
-              <w:t>Ca lỗi false-accept giả mạo kỹ năng cao trên BHSig260</w:t>
-            </w:r>
-          </w:p>
-        </w:tc>
-      </w:tr>
-      <w:tr>
-        <w:tc>
-          <w:tcPr>
-            <w:tcW w:type="dxa" w:w="1701"/>
-          </w:tcPr>
-          <w:p>
-            <w:r/>
-            <w:r>
-              <w:rPr>
-                <w:rFonts w:ascii="Times New Roman" w:hAnsi="Times New Roman"/>
-                <w:b w:val="0"/>
-                <w:sz w:val="24"/>
-              </w:rPr>
-              <w:t>Hình 4.10</w:t>
-            </w:r>
-          </w:p>
-        </w:tc>
-        <w:tc>
-          <w:tcPr>
-            <w:tcW w:type="dxa" w:w="7370"/>
-          </w:tcPr>
-          <w:p>
-            <w:pPr>
-              <w:jc w:val="center"/>
-            </w:pPr>
-            <w:r/>
-            <w:r>
-              <w:rPr>
-                <w:rFonts w:ascii="Times New Roman" w:hAnsi="Times New Roman"/>
-                <w:b w:val="0"/>
-                <w:sz w:val="24"/>
-              </w:rPr>
-              <w:t>Giao diện demo Streamlit — trạng thái ban đầu</w:t>
-            </w:r>
-          </w:p>
-        </w:tc>
-      </w:tr>
-      <w:tr>
-        <w:tc>
-          <w:tcPr>
-            <w:tcW w:type="dxa" w:w="1701"/>
-          </w:tcPr>
-          <w:p>
-            <w:r/>
-            <w:r>
-              <w:rPr>
-                <w:rFonts w:ascii="Times New Roman" w:hAnsi="Times New Roman"/>
-                <w:b w:val="0"/>
-                <w:sz w:val="24"/>
-              </w:rPr>
-              <w:t>Hình 4.11</w:t>
-            </w:r>
-          </w:p>
-        </w:tc>
-        <w:tc>
-          <w:tcPr>
-            <w:tcW w:type="dxa" w:w="7370"/>
-          </w:tcPr>
-          <w:p>
-            <w:pPr>
-              <w:jc w:val="center"/>
-            </w:pPr>
-            <w:r/>
-            <w:r>
-              <w:rPr>
-                <w:rFonts w:ascii="Times New Roman" w:hAnsi="Times New Roman"/>
-                <w:b w:val="0"/>
-                <w:sz w:val="24"/>
-              </w:rPr>
-              <w:t>Giao diện demo Streamlit — kết quả với cặp chữ ký thật</w:t>
-            </w:r>
-          </w:p>
-        </w:tc>
-      </w:tr>
-      <w:tr>
-        <w:tc>
-          <w:tcPr>
-            <w:tcW w:type="dxa" w:w="1701"/>
-          </w:tcPr>
-          <w:p>
-            <w:r/>
-            <w:r>
-              <w:rPr>
-                <w:rFonts w:ascii="Times New Roman" w:hAnsi="Times New Roman"/>
-                <w:b w:val="0"/>
-                <w:sz w:val="24"/>
-              </w:rPr>
-              <w:t>Hình 4.12</w:t>
-            </w:r>
-          </w:p>
-        </w:tc>
-        <w:tc>
-          <w:tcPr>
-            <w:tcW w:type="dxa" w:w="7370"/>
-          </w:tcPr>
-          <w:p>
-            <w:pPr>
-              <w:jc w:val="center"/>
-            </w:pPr>
-            <w:r/>
-            <w:r>
-              <w:rPr>
-                <w:rFonts w:ascii="Times New Roman" w:hAnsi="Times New Roman"/>
-                <w:b w:val="0"/>
-                <w:sz w:val="24"/>
-              </w:rPr>
-              <w:t>Giao diện demo Streamlit — kết quả với cặp chữ ký giả</w:t>
-            </w:r>
-          </w:p>
-        </w:tc>
-      </w:tr>
-    </w:tbl>
-    <w:p/>
+    <w:p>
+      <w:pPr>
+        <w:jc w:val="both"/>
+      </w:pPr>
+      <w:r>
+        <w:rPr>
+          <w:rFonts w:ascii="Times New Roman" w:hAnsi="Times New Roman"/>
+          <w:b w:val="0"/>
+          <w:i w:val="0"/>
+          <w:sz w:val="26"/>
+        </w:rPr>
+        <w:t>(xem danh sách đầy đủ ở bảng bên dưới, đánh số theo thứ tự xuất hiện trong báo cáo)</w:t>
+      </w:r>
+    </w:p>
     <w:p>
       <w:r>
         <w:br w:type="page"/>
@@ -2001,392 +1487,20 @@
         <w:t>DANH MỤC BẢNG BIỂU</w:t>
       </w:r>
     </w:p>
-    <w:tbl>
-      <w:tblPr>
-        <w:tblStyle w:val="TableGrid"/>
-        <w:tblW w:type="auto" w:w="0"/>
-        <w:jc w:val="center"/>
-        <w:tblLook w:firstColumn="1" w:firstRow="1" w:lastColumn="0" w:lastRow="0" w:noHBand="0" w:noVBand="1" w:val="04A0"/>
-      </w:tblPr>
-      <w:tblGrid>
-        <w:gridCol w:w="4535"/>
-        <w:gridCol w:w="4535"/>
-      </w:tblGrid>
-      <w:tr>
-        <w:tc>
-          <w:tcPr>
-            <w:tcW w:type="dxa" w:w="1701"/>
-          </w:tcPr>
-          <w:p>
-            <w:pPr>
-              <w:jc w:val="center"/>
-            </w:pPr>
-            <w:r/>
-            <w:r>
-              <w:rPr>
-                <w:rFonts w:ascii="Times New Roman" w:hAnsi="Times New Roman"/>
-                <w:b/>
-                <w:sz w:val="24"/>
-              </w:rPr>
-              <w:t>Số hiệu</w:t>
-            </w:r>
-          </w:p>
-        </w:tc>
-        <w:tc>
-          <w:tcPr>
-            <w:tcW w:type="dxa" w:w="7370"/>
-          </w:tcPr>
-          <w:p>
-            <w:pPr>
-              <w:jc w:val="center"/>
-            </w:pPr>
-            <w:r/>
-            <w:r>
-              <w:rPr>
-                <w:rFonts w:ascii="Times New Roman" w:hAnsi="Times New Roman"/>
-                <w:b/>
-                <w:sz w:val="24"/>
-              </w:rPr>
-              <w:t>Tên bảng</w:t>
-            </w:r>
-          </w:p>
-        </w:tc>
-      </w:tr>
-      <w:tr>
-        <w:tc>
-          <w:tcPr>
-            <w:tcW w:type="dxa" w:w="1701"/>
-          </w:tcPr>
-          <w:p>
-            <w:r/>
-            <w:r>
-              <w:rPr>
-                <w:rFonts w:ascii="Times New Roman" w:hAnsi="Times New Roman"/>
-                <w:b w:val="0"/>
-                <w:sz w:val="24"/>
-              </w:rPr>
-              <w:t>Bảng 2.1</w:t>
-            </w:r>
-          </w:p>
-        </w:tc>
-        <w:tc>
-          <w:tcPr>
-            <w:tcW w:type="dxa" w:w="7370"/>
-          </w:tcPr>
-          <w:p>
-            <w:pPr>
-              <w:jc w:val="center"/>
-            </w:pPr>
-            <w:r/>
-            <w:r>
-              <w:rPr>
-                <w:rFonts w:ascii="Times New Roman" w:hAnsi="Times New Roman"/>
-                <w:b w:val="0"/>
-                <w:sz w:val="24"/>
-              </w:rPr>
-              <w:t>So sánh Cấu hình A và Cấu hình B</w:t>
-            </w:r>
-          </w:p>
-        </w:tc>
-      </w:tr>
-      <w:tr>
-        <w:tc>
-          <w:tcPr>
-            <w:tcW w:type="dxa" w:w="1701"/>
-          </w:tcPr>
-          <w:p>
-            <w:r/>
-            <w:r>
-              <w:rPr>
-                <w:rFonts w:ascii="Times New Roman" w:hAnsi="Times New Roman"/>
-                <w:b w:val="0"/>
-                <w:sz w:val="24"/>
-              </w:rPr>
-              <w:t>Bảng 3.1</w:t>
-            </w:r>
-          </w:p>
-        </w:tc>
-        <w:tc>
-          <w:tcPr>
-            <w:tcW w:type="dxa" w:w="7370"/>
-          </w:tcPr>
-          <w:p>
-            <w:pPr>
-              <w:jc w:val="center"/>
-            </w:pPr>
-            <w:r/>
-            <w:r>
-              <w:rPr>
-                <w:rFonts w:ascii="Times New Roman" w:hAnsi="Times New Roman"/>
-                <w:b w:val="0"/>
-                <w:sz w:val="24"/>
-              </w:rPr>
-              <w:t>Phân chia writer-disjoint tập CEDAR</w:t>
-            </w:r>
-          </w:p>
-        </w:tc>
-      </w:tr>
-      <w:tr>
-        <w:tc>
-          <w:tcPr>
-            <w:tcW w:type="dxa" w:w="1701"/>
-          </w:tcPr>
-          <w:p>
-            <w:r/>
-            <w:r>
-              <w:rPr>
-                <w:rFonts w:ascii="Times New Roman" w:hAnsi="Times New Roman"/>
-                <w:b w:val="0"/>
-                <w:sz w:val="24"/>
-              </w:rPr>
-              <w:t>Bảng 3.2</w:t>
-            </w:r>
-          </w:p>
-        </w:tc>
-        <w:tc>
-          <w:tcPr>
-            <w:tcW w:type="dxa" w:w="7370"/>
-          </w:tcPr>
-          <w:p>
-            <w:pPr>
-              <w:jc w:val="center"/>
-            </w:pPr>
-            <w:r/>
-            <w:r>
-              <w:rPr>
-                <w:rFonts w:ascii="Times New Roman" w:hAnsi="Times New Roman"/>
-                <w:b w:val="0"/>
-                <w:sz w:val="24"/>
-              </w:rPr>
-              <w:t>Số lượng cặp huấn luyện/kiểm định/kiểm tra</w:t>
-            </w:r>
-          </w:p>
-        </w:tc>
-      </w:tr>
-      <w:tr>
-        <w:tc>
-          <w:tcPr>
-            <w:tcW w:type="dxa" w:w="1701"/>
-          </w:tcPr>
-          <w:p>
-            <w:r/>
-            <w:r>
-              <w:rPr>
-                <w:rFonts w:ascii="Times New Roman" w:hAnsi="Times New Roman"/>
-                <w:b w:val="0"/>
-                <w:sz w:val="24"/>
-              </w:rPr>
-              <w:t>Bảng 3.3</w:t>
-            </w:r>
-          </w:p>
-        </w:tc>
-        <w:tc>
-          <w:tcPr>
-            <w:tcW w:type="dxa" w:w="7370"/>
-          </w:tcPr>
-          <w:p>
-            <w:pPr>
-              <w:jc w:val="center"/>
-            </w:pPr>
-            <w:r/>
-            <w:r>
-              <w:rPr>
-                <w:rFonts w:ascii="Times New Roman" w:hAnsi="Times New Roman"/>
-                <w:b w:val="0"/>
-                <w:sz w:val="24"/>
-              </w:rPr>
-              <w:t>Siêu tham số huấn luyện</w:t>
-            </w:r>
-          </w:p>
-        </w:tc>
-      </w:tr>
-      <w:tr>
-        <w:tc>
-          <w:tcPr>
-            <w:tcW w:type="dxa" w:w="1701"/>
-          </w:tcPr>
-          <w:p>
-            <w:r/>
-            <w:r>
-              <w:rPr>
-                <w:rFonts w:ascii="Times New Roman" w:hAnsi="Times New Roman"/>
-                <w:b w:val="0"/>
-                <w:sz w:val="24"/>
-              </w:rPr>
-              <w:t>Bảng 4.1</w:t>
-            </w:r>
-          </w:p>
-        </w:tc>
-        <w:tc>
-          <w:tcPr>
-            <w:tcW w:type="dxa" w:w="7370"/>
-          </w:tcPr>
-          <w:p>
-            <w:pPr>
-              <w:jc w:val="center"/>
-            </w:pPr>
-            <w:r/>
-            <w:r>
-              <w:rPr>
-                <w:rFonts w:ascii="Times New Roman" w:hAnsi="Times New Roman"/>
-                <w:b w:val="0"/>
-                <w:sz w:val="24"/>
-              </w:rPr>
-              <w:t>Kết quả tổng thể trên tập test CEDAR (3 mô hình)</w:t>
-            </w:r>
-          </w:p>
-        </w:tc>
-      </w:tr>
-      <w:tr>
-        <w:tc>
-          <w:tcPr>
-            <w:tcW w:type="dxa" w:w="1701"/>
-          </w:tcPr>
-          <w:p>
-            <w:r/>
-            <w:r>
-              <w:rPr>
-                <w:rFonts w:ascii="Times New Roman" w:hAnsi="Times New Roman"/>
-                <w:b w:val="0"/>
-                <w:sz w:val="24"/>
-              </w:rPr>
-              <w:t>Bảng 4.2</w:t>
-            </w:r>
-          </w:p>
-        </w:tc>
-        <w:tc>
-          <w:tcPr>
-            <w:tcW w:type="dxa" w:w="7370"/>
-          </w:tcPr>
-          <w:p>
-            <w:pPr>
-              <w:jc w:val="center"/>
-            </w:pPr>
-            <w:r/>
-            <w:r>
-              <w:rPr>
-                <w:rFonts w:ascii="Times New Roman" w:hAnsi="Times New Roman"/>
-                <w:b w:val="0"/>
-                <w:sz w:val="24"/>
-              </w:rPr>
-              <w:t>Kết quả phân theo loại giả mạo — Cấu hình A</w:t>
-            </w:r>
-          </w:p>
-        </w:tc>
-      </w:tr>
-      <w:tr>
-        <w:tc>
-          <w:tcPr>
-            <w:tcW w:type="dxa" w:w="1701"/>
-          </w:tcPr>
-          <w:p>
-            <w:r/>
-            <w:r>
-              <w:rPr>
-                <w:rFonts w:ascii="Times New Roman" w:hAnsi="Times New Roman"/>
-                <w:b w:val="0"/>
-                <w:sz w:val="24"/>
-              </w:rPr>
-              <w:t>Bảng 4.3</w:t>
-            </w:r>
-          </w:p>
-        </w:tc>
-        <w:tc>
-          <w:tcPr>
-            <w:tcW w:type="dxa" w:w="7370"/>
-          </w:tcPr>
-          <w:p>
-            <w:pPr>
-              <w:jc w:val="center"/>
-            </w:pPr>
-            <w:r/>
-            <w:r>
-              <w:rPr>
-                <w:rFonts w:ascii="Times New Roman" w:hAnsi="Times New Roman"/>
-                <w:b w:val="0"/>
-                <w:sz w:val="24"/>
-              </w:rPr>
-              <w:t>Kết quả phân theo loại giả mạo — Cấu hình B</w:t>
-            </w:r>
-          </w:p>
-        </w:tc>
-      </w:tr>
-      <w:tr>
-        <w:tc>
-          <w:tcPr>
-            <w:tcW w:type="dxa" w:w="1701"/>
-          </w:tcPr>
-          <w:p>
-            <w:r/>
-            <w:r>
-              <w:rPr>
-                <w:rFonts w:ascii="Times New Roman" w:hAnsi="Times New Roman"/>
-                <w:b w:val="0"/>
-                <w:sz w:val="24"/>
-              </w:rPr>
-              <w:t>Bảng 4.4</w:t>
-            </w:r>
-          </w:p>
-        </w:tc>
-        <w:tc>
-          <w:tcPr>
-            <w:tcW w:type="dxa" w:w="7370"/>
-          </w:tcPr>
-          <w:p>
-            <w:pPr>
-              <w:jc w:val="center"/>
-            </w:pPr>
-            <w:r/>
-            <w:r>
-              <w:rPr>
-                <w:rFonts w:ascii="Times New Roman" w:hAnsi="Times New Roman"/>
-                <w:b w:val="0"/>
-                <w:sz w:val="24"/>
-              </w:rPr>
-              <w:t>So sánh Cấu hình A và Cấu hình B theo loại giả mạo</w:t>
-            </w:r>
-          </w:p>
-        </w:tc>
-      </w:tr>
-      <w:tr>
-        <w:tc>
-          <w:tcPr>
-            <w:tcW w:type="dxa" w:w="1701"/>
-          </w:tcPr>
-          <w:p>
-            <w:r/>
-            <w:r>
-              <w:rPr>
-                <w:rFonts w:ascii="Times New Roman" w:hAnsi="Times New Roman"/>
-                <w:b w:val="0"/>
-                <w:sz w:val="24"/>
-              </w:rPr>
-              <w:t>Bảng 4.5</w:t>
-            </w:r>
-          </w:p>
-        </w:tc>
-        <w:tc>
-          <w:tcPr>
-            <w:tcW w:type="dxa" w:w="7370"/>
-          </w:tcPr>
-          <w:p>
-            <w:pPr>
-              <w:jc w:val="center"/>
-            </w:pPr>
-            <w:r/>
-            <w:r>
-              <w:rPr>
-                <w:rFonts w:ascii="Times New Roman" w:hAnsi="Times New Roman"/>
-                <w:b w:val="0"/>
-                <w:sz w:val="24"/>
-              </w:rPr>
-              <w:t>Kết quả zero-shot trên BHSig260 (Cấu hình A và baseline)</w:t>
-            </w:r>
-          </w:p>
-        </w:tc>
-      </w:tr>
-    </w:tbl>
-    <w:p/>
+    <w:p>
+      <w:pPr>
+        <w:jc w:val="both"/>
+      </w:pPr>
+      <w:r>
+        <w:rPr>
+          <w:rFonts w:ascii="Times New Roman" w:hAnsi="Times New Roman"/>
+          <w:b w:val="0"/>
+          <w:i w:val="0"/>
+          <w:sz w:val="26"/>
+        </w:rPr>
+        <w:t>(xem danh sách đầy đủ ở bảng bên dưới, đánh số theo thứ tự xuất hiện trong báo cáo)</w:t>
+      </w:r>
+    </w:p>
     <w:p>
       <w:r>
         <w:br w:type="page"/>
@@ -2841,6 +1955,43 @@
                 <w:b w:val="0"/>
                 <w:sz w:val="24"/>
               </w:rPr>
+              <w:t>VGG</w:t>
+            </w:r>
+          </w:p>
+        </w:tc>
+        <w:tc>
+          <w:tcPr>
+            <w:tcW w:type="dxa" w:w="7370"/>
+          </w:tcPr>
+          <w:p>
+            <w:pPr>
+              <w:jc w:val="center"/>
+            </w:pPr>
+            <w:r/>
+            <w:r>
+              <w:rPr>
+                <w:rFonts w:ascii="Times New Roman" w:hAnsi="Times New Roman"/>
+                <w:b w:val="0"/>
+                <w:sz w:val="24"/>
+              </w:rPr>
+              <w:t>Visual Geometry Group — Kiến trúc CNN của nhóm VGG, Oxford</w:t>
+            </w:r>
+          </w:p>
+        </w:tc>
+      </w:tr>
+      <w:tr>
+        <w:tc>
+          <w:tcPr>
+            <w:tcW w:type="dxa" w:w="1701"/>
+          </w:tcPr>
+          <w:p>
+            <w:r/>
+            <w:r>
+              <w:rPr>
+                <w:rFonts w:ascii="Times New Roman" w:hAnsi="Times New Roman"/>
+                <w:b w:val="0"/>
+                <w:sz w:val="24"/>
+              </w:rPr>
               <w:t>GPU/CPU</w:t>
             </w:r>
           </w:p>
@@ -2939,6 +2090,43 @@
           </w:p>
         </w:tc>
       </w:tr>
+      <w:tr>
+        <w:tc>
+          <w:tcPr>
+            <w:tcW w:type="dxa" w:w="1701"/>
+          </w:tcPr>
+          <w:p>
+            <w:r/>
+            <w:r>
+              <w:rPr>
+                <w:rFonts w:ascii="Times New Roman" w:hAnsi="Times New Roman"/>
+                <w:b w:val="0"/>
+                <w:sz w:val="24"/>
+              </w:rPr>
+              <w:t>T1–T8</w:t>
+            </w:r>
+          </w:p>
+        </w:tc>
+        <w:tc>
+          <w:tcPr>
+            <w:tcW w:type="dxa" w:w="7370"/>
+          </w:tcPr>
+          <w:p>
+            <w:pPr>
+              <w:jc w:val="center"/>
+            </w:pPr>
+            <w:r/>
+            <w:r>
+              <w:rPr>
+                <w:rFonts w:ascii="Times New Roman" w:hAnsi="Times New Roman"/>
+                <w:b w:val="0"/>
+                <w:sz w:val="24"/>
+              </w:rPr>
+              <w:t>Ký hiệu các thí nghiệm theo đề cương chi tiết (mục 4.2, Chương 4)</w:t>
+            </w:r>
+          </w:p>
+        </w:tc>
+      </w:tr>
     </w:tbl>
     <w:p/>
     <w:p>
@@ -2986,7 +2174,7 @@
           <w:i w:val="0"/>
           <w:sz w:val="26"/>
         </w:rPr>
-        <w:t>Chữ ký viết tay vẫn là một trong những phương thức xác thực danh tính phổ biến nhất trong các giao dịch hành chính, ngân hàng, pháp lý tại Việt Nam cũng như trên thế giới, do tính tiện lợi, không đòi hỏi thiết bị chuyên dụng và đã được chấp nhận rộng rãi về mặt pháp lý. Tuy nhiên, việc xác minh chữ ký bằng mắt thường của con người vốn tốn thời gian, phụ thuộc chủ quan vào kinh nghiệm người kiểm tra, và dễ mắc sai sót trước các dạng giả mạo có kỹ năng cao (skilled forgery) — nơi người giả mạo đã luyện tập, quan sát kỹ chữ ký gốc trước khi sao chép.</w:t>
+        <w:t>Chữ ký viết tay vẫn là cách xác nhận danh tính và ý chí phổ biến nhất trong ngân hàng, hợp đồng và thủ tục hành chính, nên nhu cầu kiểm tra chữ ký tự động rất thực tế.</w:t>
       </w:r>
     </w:p>
     <w:p>
@@ -3000,7 +2188,55 @@
           <w:i w:val="0"/>
           <w:sz w:val="26"/>
         </w:rPr>
-        <w:t>Xác minh chữ ký offline (offline signature verification) — nghĩa là chỉ dựa trên ảnh tĩnh của chữ ký (ảnh scan/chụp), khác với xác minh online có thể thu thập thêm thông tin động như áp lực bút, tốc độ, trình tự nét viết — là bài toán khó hơn đáng kể vì chỉ có thông tin hình ảnh tĩnh để phân biệt. Đây cũng là bài toán thực tế nhất vì trong đa số tình huống (hồ sơ giấy, tài liệu scan lưu trữ), chỉ có ảnh tĩnh của chữ ký khả dụng.</w:t>
+        <w:t>Hiện nay, nhiều nơi vẫn đối chiếu chữ ký bằng mắt thường: giao dịch viên so chữ ký trên chứng từ với chữ ký mẫu đã lưu. Cách làm này có các hạn chế sau:</w:t>
+      </w:r>
+    </w:p>
+    <w:p>
+      <w:pPr>
+        <w:pStyle w:val="ListBullet"/>
+      </w:pPr>
+      <w:r>
+        <w:rPr>
+          <w:rFonts w:ascii="Times New Roman" w:hAnsi="Times New Roman"/>
+          <w:sz w:val="26"/>
+        </w:rPr>
+        <w:t>Tốn thời gian khi khối lượng chứng từ lớn.</w:t>
+      </w:r>
+    </w:p>
+    <w:p>
+      <w:pPr>
+        <w:pStyle w:val="ListBullet"/>
+      </w:pPr>
+      <w:r>
+        <w:rPr>
+          <w:rFonts w:ascii="Times New Roman" w:hAnsi="Times New Roman"/>
+          <w:sz w:val="26"/>
+        </w:rPr>
+        <w:t>Phụ thuộc vào kinh nghiệm, sự tập trung và trạng thái của người kiểm tra, nên kết quả thiếu nhất quán.</w:t>
+      </w:r>
+    </w:p>
+    <w:p>
+      <w:pPr>
+        <w:pStyle w:val="ListBullet"/>
+      </w:pPr>
+      <w:r>
+        <w:rPr>
+          <w:rFonts w:ascii="Times New Roman" w:hAnsi="Times New Roman"/>
+          <w:sz w:val="26"/>
+        </w:rPr>
+        <w:t>Khó phát hiện giả mạo tinh vi, đặc biệt khi người giả mạo đã quan sát và luyện tập chữ ký thật.</w:t>
+      </w:r>
+    </w:p>
+    <w:p>
+      <w:pPr>
+        <w:pStyle w:val="ListBullet"/>
+      </w:pPr>
+      <w:r>
+        <w:rPr>
+          <w:rFonts w:ascii="Times New Roman" w:hAnsi="Times New Roman"/>
+          <w:sz w:val="26"/>
+        </w:rPr>
+        <w:t>Không để lại số liệu định lượng để đánh giá mức độ tin cậy của từng lần kiểm tra.</w:t>
       </w:r>
     </w:p>
     <w:p>
@@ -3014,7 +2250,35 @@
           <w:i w:val="0"/>
           <w:sz w:val="26"/>
         </w:rPr>
-        <w:t>Một thách thức đặc trưng khác của bài toán là số lượng mẫu chữ ký thật của mỗi người thường rất ít (vài chục mẫu), không đủ để huấn luyện một bộ phân loại riêng cho từng người theo cách tiếp cận writer-dependent truyền thống. Hướng tiếp cận writer-independent — học một hàm đo độ tương đồng chung, áp dụng được cho người ký mới mà không cần huấn luyện lại — vì vậy phù hợp hơn với điều kiện dữ liệu thực tế, và là hướng tiếp cận được lựa chọn trong đồ án này.</w:t>
+        <w:t>Về mặt kỹ thuật, xác minh chữ ký là bài toán khó vì bốn lý do. Thứ nhất, cùng một người ký hai lần không bao giờ cho hai chữ ký giống hệt nhau (biến thiên nội tại). Thứ hai, chữ ký giả chuyên nghiệp có thể rất giống chữ ký thật, nên khoảng cách giữa hai lớp nhỏ. Thứ ba, mỗi người thường chỉ có rất ít mẫu tham chiếu, chỉ từ một đến vài mẫu. Thứ tư, chất lượng ảnh chữ ký thay đổi nhiều tùy thiết bị (máy quét, camera điện thoại), loại giấy và loại bút.</w:t>
+      </w:r>
+    </w:p>
+    <w:p>
+      <w:pPr>
+        <w:jc w:val="both"/>
+      </w:pPr>
+      <w:r>
+        <w:rPr>
+          <w:rFonts w:ascii="Times New Roman" w:hAnsi="Times New Roman"/>
+          <w:b w:val="0"/>
+          <w:i w:val="0"/>
+          <w:sz w:val="26"/>
+        </w:rPr>
+        <w:t>Các phương pháp học sâu, đặc biệt là mạng Siamese, phù hợp với đặc điểm này. Thay vì phân loại chữ ký thành từng người cụ thể, mạng học một hàm đo độ tương đồng giữa hai ảnh. Nhờ vậy hệ thống có thể kiểm tra người chưa từng xuất hiện trong lúc huấn luyện, chỉ cần vài mẫu chữ ký thật để so sánh, và không phải huấn luyện lại khi có thêm người dùng mới.</w:t>
+      </w:r>
+    </w:p>
+    <w:p>
+      <w:pPr>
+        <w:jc w:val="both"/>
+      </w:pPr>
+      <w:r>
+        <w:rPr>
+          <w:rFonts w:ascii="Times New Roman" w:hAnsi="Times New Roman"/>
+          <w:b w:val="0"/>
+          <w:i w:val="0"/>
+          <w:sz w:val="26"/>
+        </w:rPr>
+        <w:t>Từ các lý do trên, đồ án chọn xây dựng hệ thống xác minh chữ ký viết tay offline sử dụng mạng Siamese, kèm một chương trình demo cho phép tải hai ảnh lên và nhận kết quả "thật" hoặc "giả". Đề tài có bộ dữ liệu công khai, phương pháp đã được nghiên cứu rõ và kết quả đo được bằng các chỉ số chuẩn, nên phù hợp với quy mô một đồ án chuyên ngành. Báo cáo này trình bày đầy đủ kết quả THẬT thu được sau khi thực hiện đề cương đã duyệt, bao gồm cả những phần đạt được và những phần chưa hoàn thành đúng kế hoạch.</w:t>
       </w:r>
     </w:p>
     <w:p>
@@ -3028,7 +2292,49 @@
           <w:color w:val="000000"/>
           <w:sz w:val="28"/>
         </w:rPr>
-        <w:t>2. Mục tiêu đồ án</w:t>
+        <w:t>2. Mục tiêu nghiên cứu</w:t>
+      </w:r>
+    </w:p>
+    <w:p>
+      <w:pPr>
+        <w:pStyle w:val="Heading3"/>
+      </w:pPr>
+      <w:r>
+        <w:rPr>
+          <w:rFonts w:ascii="Times New Roman" w:hAnsi="Times New Roman"/>
+          <w:b/>
+          <w:color w:val="000000"/>
+          <w:sz w:val="26"/>
+        </w:rPr>
+        <w:t>2.1. Mục tiêu chung</w:t>
+      </w:r>
+    </w:p>
+    <w:p>
+      <w:pPr>
+        <w:jc w:val="both"/>
+      </w:pPr>
+      <w:r>
+        <w:rPr>
+          <w:rFonts w:ascii="Times New Roman" w:hAnsi="Times New Roman"/>
+          <w:b w:val="0"/>
+          <w:i w:val="0"/>
+          <w:sz w:val="26"/>
+        </w:rPr>
+        <w:t>Xây dựng hệ thống xác minh chữ ký viết tay offline theo hướng writer-independent, phân biệt được chữ ký thật và chữ ký giả từ ảnh chữ ký, có kiểm chứng bằng thực nghiệm trên bộ dữ liệu công khai và có chương trình demo để minh họa.</w:t>
+      </w:r>
+    </w:p>
+    <w:p>
+      <w:pPr>
+        <w:pStyle w:val="Heading3"/>
+      </w:pPr>
+      <w:r>
+        <w:rPr>
+          <w:rFonts w:ascii="Times New Roman" w:hAnsi="Times New Roman"/>
+          <w:b/>
+          <w:color w:val="000000"/>
+          <w:sz w:val="26"/>
+        </w:rPr>
+        <w:t>2.2. Mục tiêu cụ thể</w:t>
       </w:r>
     </w:p>
     <w:p>
@@ -3040,7 +2346,7 @@
           <w:rFonts w:ascii="Times New Roman" w:hAnsi="Times New Roman"/>
           <w:sz w:val="26"/>
         </w:rPr>
-        <w:t>Xây dựng một quy trình tiền xử lý ảnh chữ ký chuẩn hoá (grayscale, khử nhiễu, tách nền bằng ngưỡng Otsu, cắt sát vùng chữ ký, chuẩn hoá kích thước) áp dụng thống nhất cho mọi mô hình trong đồ án.</w:t>
+        <w:t>Nắm vững bài toán xác minh chữ ký offline: các loại giả mạo, các hướng tiếp cận truyền thống và học sâu, các độ đo đánh giá chuẩn (Accuracy, FAR, FRR, EER).</w:t>
       </w:r>
     </w:p>
     <w:p>
@@ -3052,7 +2358,7 @@
           <w:rFonts w:ascii="Times New Roman" w:hAnsi="Times New Roman"/>
           <w:sz w:val="26"/>
         </w:rPr>
-        <w:t>Xây dựng và huấn luyện hai cấu hình mạng Siamese writer-independent: một mạng CNN huấn luyện từ đầu (Cấu hình A) và một mạng học chuyển giao từ ResNet18 (Cấu hình B), cùng dùng hàm mất mát contrastive loss, so sánh khách quan bằng cùng một quy trình đánh giá.</w:t>
+        <w:t>Xây dựng quy trình tiền xử lý ảnh chữ ký (chuyển xám, khử nhiễu, nhị phân hóa, cắt vùng chữ ký, căn giữa, chuẩn hóa kích thước) và quy trình sinh cặp mẫu huấn luyện từ bộ dữ liệu.</w:t>
       </w:r>
     </w:p>
     <w:p>
@@ -3064,7 +2370,7 @@
           <w:rFonts w:ascii="Times New Roman" w:hAnsi="Times New Roman"/>
           <w:sz w:val="26"/>
         </w:rPr>
-        <w:t>Xây dựng một baseline đối chứng bằng đặc trưng thủ công (HOG) và SVM để có cơ sở so sánh với hướng tiếp cận học sâu.</w:t>
+        <w:t>Cài đặt phương pháp cơ sở (baseline) dùng đặc trưng thủ công HOG kết hợp SVM để làm mốc so sánh.</w:t>
       </w:r>
     </w:p>
     <w:p>
@@ -3076,7 +2382,7 @@
           <w:rFonts w:ascii="Times New Roman" w:hAnsi="Times New Roman"/>
           <w:sz w:val="26"/>
         </w:rPr>
-        <w:t>Đánh giá định lượng bằng các độ đo sinh trắc học chuẩn (FAR, FRR, EER, ROC/AUC) theo đúng quy trình chọn ngưỡng trên tập validation, đóng băng trước khi áp dụng lên tập test, để tránh rò rỉ dữ liệu.</w:t>
+        <w:t>Cài đặt và huấn luyện mạng Siamese trên hai cấu hình: CNN huấn luyện từ đầu và CNN dùng trọng số tiền huấn luyện (transfer learning), với hàm mất mát contrastive.</w:t>
       </w:r>
     </w:p>
     <w:p>
@@ -3088,7 +2394,7 @@
           <w:rFonts w:ascii="Times New Roman" w:hAnsi="Times New Roman"/>
           <w:sz w:val="26"/>
         </w:rPr>
-        <w:t>Đánh giá khả năng tổng quát hoá ngoài miền dữ liệu (zero-shot) trên một bộ dữ liệu khác hẳn về ngôn ngữ/hệ chữ viết (BHSig260).</w:t>
+        <w:t>Đánh giá mô hình trên tập kiểm thử gồm những người ký không xuất hiện trong lúc huấn luyện; so sánh với baseline; phân tích các trường hợp nhận sai; đối chiếu với các chỉ tiêu đề ra.</w:t>
       </w:r>
     </w:p>
     <w:p>
@@ -3100,7 +2406,21 @@
           <w:rFonts w:ascii="Times New Roman" w:hAnsi="Times New Roman"/>
           <w:sz w:val="26"/>
         </w:rPr>
-        <w:t>Xây dựng một ứng dụng demo trực quan, cho phép người dùng tương tác trực tiếp với mô hình đã huấn luyện.</w:t>
+        <w:t>Xây dựng chương trình demo: người dùng tải lên chữ ký mẫu và chữ ký cần kiểm tra, hệ thống trả về kết quả thật hoặc giả cùng điểm tương đồng.</w:t>
+      </w:r>
+    </w:p>
+    <w:p>
+      <w:pPr>
+        <w:jc w:val="both"/>
+      </w:pPr>
+      <w:r>
+        <w:rPr>
+          <w:rFonts w:ascii="Times New Roman" w:hAnsi="Times New Roman"/>
+          <w:b w:val="0"/>
+          <w:i w:val="0"/>
+          <w:sz w:val="26"/>
+        </w:rPr>
+        <w:t>Mức độ hoàn thành từng mục tiêu cụ thể so với đề cương được đối chiếu chi tiết ở mục 4.2 (Chương 4) và mục 1 phần Kết luận.</w:t>
       </w:r>
     </w:p>
     <w:p>
@@ -3119,612 +2439,6 @@
     </w:p>
     <w:p>
       <w:pPr>
-        <w:jc w:val="both"/>
-      </w:pPr>
-      <w:r>
-        <w:rPr>
-          <w:rFonts w:ascii="Times New Roman" w:hAnsi="Times New Roman"/>
-          <w:b w:val="0"/>
-          <w:i w:val="0"/>
-          <w:sz w:val="26"/>
-        </w:rPr>
-        <w:t>Đối tượng nghiên cứu là ảnh chữ ký viết tay offline (ảnh tĩnh, không có thông tin động). Phạm vi thực nghiệm giới hạn ở hai bộ dữ liệu công khai: CEDAR (chữ ký tiếng Anh, dùng để huấn luyện và đánh giá trong miền) và BHSig260 (chữ ký tiếng Bengali và Hindi, chỉ dùng để đánh giá tổng quát hoá zero-shot, không huấn luyện). Do hạn chế phần cứng thực nghiệm (huấn luyện hoàn toàn trên CPU, không có GPU khả dụng trong môi trường thực hiện đồ án), quy mô huấn luyện đầy đủ mất khoảng 3,3 giờ cho Cấu hình A (toàn bộ 3 mức margin); với Cấu hình B, do sự cố khởi động lại môi trường tính toán giữa chừng mức margin cuối, chỉ 2/3 mức margin hoàn thành huấn luyện đầy đủ — mức margin còn thiếu không ảnh hưởng đến việc chọn mô hình cuối cùng vì mức margin=1.0 (đã hoàn thành) là mức tốt nhất trong 2 mức đã có kết quả, nhưng đồ án ghi nhận minh bạch giới hạn này thay vì che giấu.</w:t>
-      </w:r>
-    </w:p>
-    <w:p>
-      <w:pPr>
-        <w:pStyle w:val="Heading2"/>
-      </w:pPr>
-      <w:r>
-        <w:rPr>
-          <w:rFonts w:ascii="Times New Roman" w:hAnsi="Times New Roman"/>
-          <w:b/>
-          <w:color w:val="000000"/>
-          <w:sz w:val="28"/>
-        </w:rPr>
-        <w:t>4. Phương pháp nghiên cứu</w:t>
-      </w:r>
-    </w:p>
-    <w:p>
-      <w:pPr>
-        <w:jc w:val="both"/>
-      </w:pPr>
-      <w:r>
-        <w:rPr>
-          <w:rFonts w:ascii="Times New Roman" w:hAnsi="Times New Roman"/>
-          <w:b w:val="0"/>
-          <w:i w:val="0"/>
-          <w:sz w:val="26"/>
-        </w:rPr>
-        <w:t>Đồ án sử dụng phương pháp thực nghiệm (empirical): triển khai thật các thuật toán, huấn luyện thật trên dữ liệu thật, đo đạc thật các độ đo đánh giá — không dùng số liệu giả định hay mô phỏng. Toàn bộ số liệu trình bày trong Chương 4 là kết quả thật từ các lần chạy huấn luyện và đánh giá được thực hiện trong quá trình làm đồ án.</w:t>
-      </w:r>
-    </w:p>
-    <w:p>
-      <w:pPr>
-        <w:pStyle w:val="Heading2"/>
-      </w:pPr>
-      <w:r>
-        <w:rPr>
-          <w:rFonts w:ascii="Times New Roman" w:hAnsi="Times New Roman"/>
-          <w:b/>
-          <w:color w:val="000000"/>
-          <w:sz w:val="28"/>
-        </w:rPr>
-        <w:t>5. Cấu trúc báo cáo</w:t>
-      </w:r>
-    </w:p>
-    <w:p>
-      <w:pPr>
-        <w:jc w:val="both"/>
-      </w:pPr>
-      <w:r>
-        <w:rPr>
-          <w:rFonts w:ascii="Times New Roman" w:hAnsi="Times New Roman"/>
-          <w:b w:val="0"/>
-          <w:i w:val="0"/>
-          <w:sz w:val="26"/>
-        </w:rPr>
-        <w:t>Ngoài phần Mở đầu và Kết luận, nội dung báo cáo gồm 5 chương:</w:t>
-      </w:r>
-    </w:p>
-    <w:p>
-      <w:pPr>
-        <w:pStyle w:val="ListBullet"/>
-      </w:pPr>
-      <w:r>
-        <w:rPr>
-          <w:rFonts w:ascii="Times New Roman" w:hAnsi="Times New Roman"/>
-          <w:sz w:val="26"/>
-        </w:rPr>
-        <w:t>Chương 1 — Tổng quan: giới thiệu bài toán, khảo sát các hướng tiếp cận hiện có và các bộ dữ liệu chuẩn cho bài toán xác minh chữ ký offline.</w:t>
-      </w:r>
-    </w:p>
-    <w:p>
-      <w:pPr>
-        <w:pStyle w:val="ListBullet"/>
-      </w:pPr>
-      <w:r>
-        <w:rPr>
-          <w:rFonts w:ascii="Times New Roman" w:hAnsi="Times New Roman"/>
-          <w:sz w:val="26"/>
-        </w:rPr>
-        <w:t>Chương 2 — Cơ sở lý thuyết: trình bày nền tảng toán học của mạng Siamese, contrastive loss, học chuyển giao, và các độ đo đánh giá sinh trắc học.</w:t>
-      </w:r>
-    </w:p>
-    <w:p>
-      <w:pPr>
-        <w:pStyle w:val="ListBullet"/>
-      </w:pPr>
-      <w:r>
-        <w:rPr>
-          <w:rFonts w:ascii="Times New Roman" w:hAnsi="Times New Roman"/>
-          <w:sz w:val="26"/>
-        </w:rPr>
-        <w:t>Chương 3 — Phương pháp thực hiện: mô tả chi tiết kiến trúc hệ thống, quy trình tiền xử lý, cách xây dựng cặp dữ liệu huấn luyện, và thiết kế thực nghiệm.</w:t>
-      </w:r>
-    </w:p>
-    <w:p>
-      <w:pPr>
-        <w:pStyle w:val="ListBullet"/>
-      </w:pPr>
-      <w:r>
-        <w:rPr>
-          <w:rFonts w:ascii="Times New Roman" w:hAnsi="Times New Roman"/>
-          <w:sz w:val="26"/>
-        </w:rPr>
-        <w:t>Chương 4 — Thực nghiệm và kết quả: trình bày kết quả định lượng và phân tích định tính các ca lỗi, so sánh giữa các mô hình.</w:t>
-      </w:r>
-    </w:p>
-    <w:p>
-      <w:pPr>
-        <w:pStyle w:val="ListBullet"/>
-      </w:pPr>
-      <w:r>
-        <w:rPr>
-          <w:rFonts w:ascii="Times New Roman" w:hAnsi="Times New Roman"/>
-          <w:sz w:val="26"/>
-        </w:rPr>
-        <w:t>Chương 5 — Kết luận và hướng phát triển: tổng kết những gì đạt được, hạn chế còn tồn tại, và đề xuất hướng phát triển tiếp theo.</w:t>
-      </w:r>
-    </w:p>
-    <w:p>
-      <w:r>
-        <w:br w:type="page"/>
-      </w:r>
-    </w:p>
-    <w:p>
-      <w:pPr>
-        <w:pStyle w:val="Heading1"/>
-        <w:pageBreakBefore/>
-      </w:pPr>
-      <w:r>
-        <w:rPr>
-          <w:rFonts w:ascii="Times New Roman" w:hAnsi="Times New Roman"/>
-          <w:b/>
-          <w:color w:val="000000"/>
-          <w:sz w:val="32"/>
-        </w:rPr>
-        <w:t>CHƯƠNG 1. TỔNG QUAN</w:t>
-      </w:r>
-    </w:p>
-    <w:p>
-      <w:pPr>
-        <w:pStyle w:val="Heading2"/>
-      </w:pPr>
-      <w:r>
-        <w:rPr>
-          <w:rFonts w:ascii="Times New Roman" w:hAnsi="Times New Roman"/>
-          <w:b/>
-          <w:color w:val="000000"/>
-          <w:sz w:val="28"/>
-        </w:rPr>
-        <w:t>1.1. Bài toán xác minh chữ ký viết tay</w:t>
-      </w:r>
-    </w:p>
-    <w:p>
-      <w:pPr>
-        <w:jc w:val="both"/>
-      </w:pPr>
-      <w:r>
-        <w:rPr>
-          <w:rFonts w:ascii="Times New Roman" w:hAnsi="Times New Roman"/>
-          <w:b w:val="0"/>
-          <w:i w:val="0"/>
-          <w:sz w:val="26"/>
-        </w:rPr>
-        <w:t>Xác minh chữ ký (signature verification) là bài toán nhị phân: cho trước một chữ ký cần kiểm tra và một hoặc nhiều chữ ký tham chiếu đã biết là thật của một người, xác định chữ ký cần kiểm tra có phải do chính người đó ký hay không. Bài toán này khác với nhận dạng chữ ký (signature identification — xác định chữ ký thuộc về ai trong một tập người ký đã biết) và khác với nhận dạng chữ viết tay (handwriting recognition — đọc nội dung văn bản).</w:t>
-      </w:r>
-    </w:p>
-    <w:p>
-      <w:pPr>
-        <w:jc w:val="both"/>
-      </w:pPr>
-      <w:r>
-        <w:rPr>
-          <w:rFonts w:ascii="Times New Roman" w:hAnsi="Times New Roman"/>
-          <w:b w:val="0"/>
-          <w:i w:val="0"/>
-          <w:sz w:val="26"/>
-        </w:rPr>
-        <w:t>Theo nguồn dữ liệu đầu vào, bài toán chia làm hai nhánh: xác minh online (online/dynamic), thu thập được thông tin động trong lúc ký (toạ độ theo thời gian, áp lực bút, tốc độ, số lần nhấc bút) thông qua thiết bị bảng vẽ điện tử; và xác minh offline (offline/static), chỉ có ảnh tĩnh sau khi ký xong (ảnh scan, ảnh chụp). Xác minh offline khó hơn về bản chất vì đã mất toàn bộ thông tin động, chỉ còn lại hình dạng nét mực trên giấy — đây cũng là dạng bài toán phổ biến nhất trong thực tế (hồ sơ giấy tờ, hợp đồng scan) và là phạm vi của đồ án này.</w:t>
-      </w:r>
-    </w:p>
-    <w:p>
-      <w:pPr>
-        <w:jc w:val="both"/>
-      </w:pPr>
-      <w:r>
-        <w:rPr>
-          <w:rFonts w:ascii="Times New Roman" w:hAnsi="Times New Roman"/>
-          <w:b w:val="0"/>
-          <w:i w:val="0"/>
-          <w:sz w:val="26"/>
-        </w:rPr>
-        <w:t>Một đặc điểm gây khó cho bài toán xác minh chữ ký, khác với nhiều bài toán sinh trắc học khác (vân tay, khuôn mặt), là số lượng mẫu chữ ký thật của mỗi người thường chỉ vài chục ảnh — không đủ để huấn luyện một mô hình phân loại riêng biệt, chuyên biệt cho từng người theo kiểu writer-dependent (mỗi người một bộ phân loại nhị phân thật/giả). Ngoài ra, chữ ký giả được chia thành hai loại có độ khó khác nhau rõ rệt: giả mạo ngẫu nhiên (random forgery — người giả mạo không hề biết hình dạng chữ ký thật, chỉ ký bằng chữ ký của chính họ) và giả mạo kỹ năng cao (skilled forgery — người giả mạo đã quan sát, luyện tập sao chép chữ ký thật trước khi thực hiện). Trực giác thông thường cho rằng skilled forgery khó phân biệt hơn nhiều so với random forgery; đồ án này sẽ cho thấy ở Chương 4 rằng trên bộ dữ liệu CEDAR thực tế, kết quả thực nghiệm của cả hai cấu hình mô hình lại ngược lại.</w:t>
-      </w:r>
-    </w:p>
-    <w:p>
-      <w:pPr>
-        <w:pStyle w:val="Heading2"/>
-      </w:pPr>
-      <w:r>
-        <w:rPr>
-          <w:rFonts w:ascii="Times New Roman" w:hAnsi="Times New Roman"/>
-          <w:b/>
-          <w:color w:val="000000"/>
-          <w:sz w:val="28"/>
-        </w:rPr>
-        <w:t>1.2. Hướng tiếp cận writer-independent</w:t>
-      </w:r>
-    </w:p>
-    <w:p>
-      <w:pPr>
-        <w:jc w:val="both"/>
-      </w:pPr>
-      <w:r>
-        <w:rPr>
-          <w:rFonts w:ascii="Times New Roman" w:hAnsi="Times New Roman"/>
-          <w:b w:val="0"/>
-          <w:i w:val="0"/>
-          <w:sz w:val="26"/>
-        </w:rPr>
-        <w:t>Do hạn chế về số lượng mẫu/người ký nêu trên, hướng tiếp cận writer-independent được ưa chuộng hơn trong các nghiên cứu gần đây [1], [14]. Thay vì huấn luyện một bộ phân loại riêng cho từng người, hướng này học một hàm biểu diễn (embedding) hoặc một hàm đo độ tương đồng chung cho mọi người ký, sao cho hai chữ ký của cùng một người được ánh xạ gần nhau trong không gian biểu diễn, còn hai chữ ký của hai người khác nhau (hoặc chữ ký thật với chữ ký giả của cùng người) được ánh xạ xa nhau. Khi có người ký mới xuất hiện, hệ thống chỉ cần vài mẫu chữ ký thật tham chiếu của người đó, không cần huấn luyện lại mô hình — đây là ưu điểm cốt lõi khiến hướng tiếp cận này phù hợp với triển khai thực tế.</w:t>
-      </w:r>
-    </w:p>
-    <w:p>
-      <w:pPr>
-        <w:jc w:val="both"/>
-      </w:pPr>
-      <w:r>
-        <w:rPr>
-          <w:rFonts w:ascii="Times New Roman" w:hAnsi="Times New Roman"/>
-          <w:b w:val="0"/>
-          <w:i w:val="0"/>
-          <w:sz w:val="26"/>
-        </w:rPr>
-        <w:t>Mạng nơ-ron Siamese [1], ban đầu được Bromley và cộng sự đề xuất chính cho bài toán xác minh chữ ký từ năm 1993, là kiến trúc điển hình cho hướng tiếp cận này: hai nhánh mạng có cùng cấu trúc và cùng chia sẻ trọng số nhận hai ảnh đầu vào, ánh xạ mỗi ảnh thành một vector embedding, và một hàm khoảng cách (thường là khoảng cách Euclid) đo độ khác biệt giữa hai embedding. Hàm mất mát contrastive loss [2] được dùng để huấn luyện mạng sao cho khoảng cách nhỏ với cặp cùng lớp (positive pair) và khoảng cách lớn hơn một ngưỡng margin với cặp khác lớp (negative pair). Đây là kiến trúc và hàm mất mát được lựa chọn cho cả hai cấu hình mô hình trong đồ án, trình bày chi tiết ở Chương 2.</w:t>
-      </w:r>
-    </w:p>
-    <w:p>
-      <w:pPr>
-        <w:pStyle w:val="Heading2"/>
-      </w:pPr>
-      <w:r>
-        <w:rPr>
-          <w:rFonts w:ascii="Times New Roman" w:hAnsi="Times New Roman"/>
-          <w:b/>
-          <w:color w:val="000000"/>
-          <w:sz w:val="28"/>
-        </w:rPr>
-        <w:t>1.3. Các bộ dữ liệu chuẩn</w:t>
-      </w:r>
-    </w:p>
-    <w:p>
-      <w:pPr>
-        <w:jc w:val="both"/>
-      </w:pPr>
-      <w:r>
-        <w:rPr>
-          <w:rFonts w:ascii="Times New Roman" w:hAnsi="Times New Roman"/>
-          <w:b w:val="0"/>
-          <w:i w:val="0"/>
-          <w:sz w:val="26"/>
-        </w:rPr>
-        <w:t>CEDAR [3] là một trong những bộ dữ liệu chuẩn phổ biến nhất cho bài toán xác minh chữ ký offline tiếng Anh, do nhóm nghiên cứu tại Center of Excellence for Document Analysis and Recognition (CEDAR), Đại học Buffalo công bố. Bộ dữ liệu gồm chữ ký của 55 người ký, mỗi người có 24 chữ ký thật và 24 chữ ký giả (do người khác cố ý sao chép). Đồ án sử dụng toàn bộ 55 người ký này, chia writer-disjoint theo tỉ lệ 40/5/10 cho train/validation/test — nghĩa là một người ký chỉ xuất hiện trong đúng một trong ba tập, đảm bảo việc đánh giá phản ánh đúng khả năng tổng quát hoá cho người ký chưa từng thấy, đúng theo tinh thần writer-independent.</w:t>
-      </w:r>
-    </w:p>
-    <w:p>
-      <w:pPr>
-        <w:jc w:val="both"/>
-      </w:pPr>
-      <w:r>
-        <w:rPr>
-          <w:rFonts w:ascii="Times New Roman" w:hAnsi="Times New Roman"/>
-          <w:b w:val="0"/>
-          <w:i w:val="0"/>
-          <w:sz w:val="26"/>
-        </w:rPr>
-        <w:t>BHSig260 [4] là bộ dữ liệu chữ ký cho hai hệ chữ Ấn Độ: Bengali (100 người ký) và Hindi/Devanagari (160 người ký), mỗi người có 24 chữ ký thật và 30 chữ ký giả kỹ năng cao. Đồ án chỉ dùng bộ này để đánh giá tổng quát hoá zero-shot — mô hình huấn luyện hoàn toàn trên CEDAR (chữ Latin) được áp thẳng lên BHSig260 (chữ Bengali/Devanagari) mà không tinh chỉnh lại, nhằm kiểm tra một tuyên bố mạnh hơn của tính writer-independent: liệu biểu diễn học được có tổng quát hoá được sang một hệ chữ viết hoàn toàn khác hay chỉ tổng quát hoá được cho người ký mới trong cùng hệ chữ.</w:t>
-      </w:r>
-    </w:p>
-    <w:p>
-      <w:pPr>
-        <w:pStyle w:val="Heading2"/>
-      </w:pPr>
-      <w:r>
-        <w:rPr>
-          <w:rFonts w:ascii="Times New Roman" w:hAnsi="Times New Roman"/>
-          <w:b/>
-          <w:color w:val="000000"/>
-          <w:sz w:val="28"/>
-        </w:rPr>
-        <w:t>1.4. Các hướng tiếp cận liên quan</w:t>
-      </w:r>
-    </w:p>
-    <w:p>
-      <w:pPr>
-        <w:jc w:val="both"/>
-      </w:pPr>
-      <w:r>
-        <w:rPr>
-          <w:rFonts w:ascii="Times New Roman" w:hAnsi="Times New Roman"/>
-          <w:b w:val="0"/>
-          <w:i w:val="0"/>
-          <w:sz w:val="26"/>
-        </w:rPr>
-        <w:t>Trước khi học sâu trở nên phổ biến, các phương pháp truyền thống cho bài toán này dựa trên đặc trưng thủ công (handcrafted features) như Histogram of Oriented Gradients (HOG) [5] hoặc Local Binary Pattern (LBP) [6], trích xuất đặc trưng hình dạng/kết cấu của nét chữ, sau đó dùng một bộ phân loại truyền thống như Support Vector Machine (SVM) [7] để phân loại thật/giả. Hướng này có ưu điểm là nhẹ, không cần lượng dữ liệu lớn để huấn luyện, nhưng khả năng biểu diễn hạn chế hơn học sâu, đặc biệt trước các dạng giả mạo tinh vi. Đồ án xây dựng một baseline HOG+SVM (chi tiết ở Chương 2 và 3) để có cơ sở so sánh khách quan với hướng tiếp cận học sâu.</w:t>
-      </w:r>
-    </w:p>
-    <w:p>
-      <w:pPr>
-        <w:jc w:val="both"/>
-      </w:pPr>
-      <w:r>
-        <w:rPr>
-          <w:rFonts w:ascii="Times New Roman" w:hAnsi="Times New Roman"/>
-          <w:b w:val="0"/>
-          <w:i w:val="0"/>
-          <w:sz w:val="26"/>
-        </w:rPr>
-        <w:t>Về học sâu, ngoài kiến trúc CNN huấn luyện từ đầu, hướng học chuyển giao (transfer learning) [15] — tận dụng một mạng đã tiền huấn luyện trên một tập dữ liệu lớn (thường là ImageNet [9]) rồi tinh chỉnh cho bài toán mới — ngày càng phổ biến khi dữ liệu huấn luyện riêng cho bài toán đích còn hạn chế, như trường hợp CEDAR chỉ có 40 người ký để huấn luyện. Đồ án khai thác hướng này ở Cấu hình B, dùng backbone ResNet18 [8] (kiến trúc CNN có kết nối tắt residual, giúp huấn luyện mạng sâu hơn ổn định hơn) tiền huấn luyện trên ImageNet.</w:t>
-      </w:r>
-    </w:p>
-    <w:p>
-      <w:r>
-        <w:br w:type="page"/>
-      </w:r>
-    </w:p>
-    <w:p>
-      <w:pPr>
-        <w:pStyle w:val="Heading1"/>
-        <w:pageBreakBefore/>
-      </w:pPr>
-      <w:r>
-        <w:rPr>
-          <w:rFonts w:ascii="Times New Roman" w:hAnsi="Times New Roman"/>
-          <w:b/>
-          <w:color w:val="000000"/>
-          <w:sz w:val="32"/>
-        </w:rPr>
-        <w:t>CHƯƠNG 2. CƠ SỞ LÝ THUYẾT</w:t>
-      </w:r>
-    </w:p>
-    <w:p>
-      <w:pPr>
-        <w:pStyle w:val="Heading2"/>
-      </w:pPr>
-      <w:r>
-        <w:rPr>
-          <w:rFonts w:ascii="Times New Roman" w:hAnsi="Times New Roman"/>
-          <w:b/>
-          <w:color w:val="000000"/>
-          <w:sz w:val="28"/>
-        </w:rPr>
-        <w:t>2.1. Mạng nơ-ron Siamese</w:t>
-      </w:r>
-    </w:p>
-    <w:p>
-      <w:pPr>
-        <w:jc w:val="both"/>
-      </w:pPr>
-      <w:r>
-        <w:rPr>
-          <w:rFonts w:ascii="Times New Roman" w:hAnsi="Times New Roman"/>
-          <w:b w:val="0"/>
-          <w:i w:val="0"/>
-          <w:sz w:val="26"/>
-        </w:rPr>
-        <w:t>Mạng Siamese gồm hai (hoặc nhiều) nhánh mạng nơ-ron giống hệt nhau về kiến trúc và chia sẻ chung một bộ trọng số. Mỗi nhánh nhận một ảnh đầu vào x_1, x_2 và ánh xạ thành vector embedding f(x_1), f(x_2) trong không gian d chiều. Độ khác biệt giữa hai chữ ký được đo bằng khoảng cách Euclid giữa hai embedding:</w:t>
-      </w:r>
-    </w:p>
-    <w:p>
-      <w:pPr>
-        <w:jc w:val="center"/>
-      </w:pPr>
-      <w:r>
-        <w:drawing>
-          <wp:inline xmlns:a="http://schemas.openxmlformats.org/drawingml/2006/main" xmlns:pic="http://schemas.openxmlformats.org/drawingml/2006/picture">
-            <wp:extent cx="2520000" cy="358335"/>
-            <wp:docPr id="1" name="Picture 1"/>
-            <wp:cNvGraphicFramePr>
-              <a:graphicFrameLocks noChangeAspect="1"/>
-            </wp:cNvGraphicFramePr>
-            <a:graphic>
-              <a:graphicData uri="http://schemas.openxmlformats.org/drawingml/2006/picture">
-                <pic:pic>
-                  <pic:nvPicPr>
-                    <pic:cNvPr id="0" name="f_distance.png"/>
-                    <pic:cNvPicPr/>
-                  </pic:nvPicPr>
-                  <pic:blipFill>
-                    <a:blip r:embed="rId10"/>
-                    <a:stretch>
-                      <a:fillRect/>
-                    </a:stretch>
-                  </pic:blipFill>
-                  <pic:spPr>
-                    <a:xfrm>
-                      <a:off x="0" y="0"/>
-                      <a:ext cx="2520000" cy="358335"/>
-                    </a:xfrm>
-                    <a:prstGeom prst="rect"/>
-                  </pic:spPr>
-                </pic:pic>
-              </a:graphicData>
-            </a:graphic>
-          </wp:inline>
-        </w:drawing>
-      </w:r>
-    </w:p>
-    <w:p>
-      <w:pPr>
-        <w:jc w:val="right"/>
-      </w:pPr>
-      <w:r>
-        <w:rPr>
-          <w:rFonts w:ascii="Times New Roman" w:hAnsi="Times New Roman"/>
-          <w:i/>
-          <w:sz w:val="24"/>
-        </w:rPr>
-        <w:t>(2.1)</w:t>
-      </w:r>
-    </w:p>
-    <w:p>
-      <w:pPr>
-        <w:jc w:val="both"/>
-      </w:pPr>
-      <w:r>
-        <w:rPr>
-          <w:rFonts w:ascii="Times New Roman" w:hAnsi="Times New Roman"/>
-          <w:b w:val="0"/>
-          <w:i w:val="0"/>
-          <w:sz w:val="26"/>
-        </w:rPr>
-        <w:t>trong đó f(·) là hàm ánh xạ (mạng CNN) mà quá trình huấn luyện sẽ tối ưu. Vì hai nhánh chia sẻ trọng số, mạng học một không gian embedding chung, không thiên vị nhánh nào — đây là điều kiện cần để khoảng cách D có ý nghĩa đối xứng (D(x_1, x_2) = D(x_2, x_1)).</w:t>
-      </w:r>
-    </w:p>
-    <w:p>
-      <w:pPr>
-        <w:jc w:val="center"/>
-      </w:pPr>
-      <w:r>
-        <w:drawing>
-          <wp:inline xmlns:a="http://schemas.openxmlformats.org/drawingml/2006/main" xmlns:pic="http://schemas.openxmlformats.org/drawingml/2006/picture">
-            <wp:extent cx="5040000" cy="3057978"/>
-            <wp:docPr id="2" name="Picture 2"/>
-            <wp:cNvGraphicFramePr>
-              <a:graphicFrameLocks noChangeAspect="1"/>
-            </wp:cNvGraphicFramePr>
-            <a:graphic>
-              <a:graphicData uri="http://schemas.openxmlformats.org/drawingml/2006/picture">
-                <pic:pic>
-                  <pic:nvPicPr>
-                    <pic:cNvPr id="0" name="diagram_siamese.png"/>
-                    <pic:cNvPicPr/>
-                  </pic:nvPicPr>
-                  <pic:blipFill>
-                    <a:blip r:embed="rId11"/>
-                    <a:stretch>
-                      <a:fillRect/>
-                    </a:stretch>
-                  </pic:blipFill>
-                  <pic:spPr>
-                    <a:xfrm>
-                      <a:off x="0" y="0"/>
-                      <a:ext cx="5040000" cy="3057978"/>
-                    </a:xfrm>
-                    <a:prstGeom prst="rect"/>
-                  </pic:spPr>
-                </pic:pic>
-              </a:graphicData>
-            </a:graphic>
-          </wp:inline>
-        </w:drawing>
-      </w:r>
-    </w:p>
-    <w:p>
-      <w:pPr>
-        <w:jc w:val="center"/>
-      </w:pPr>
-      <w:r>
-        <w:rPr>
-          <w:rFonts w:ascii="Times New Roman" w:hAnsi="Times New Roman"/>
-          <w:i/>
-          <w:sz w:val="24"/>
-        </w:rPr>
-        <w:t>Hình 2.2: Kiến trúc mạng nơ-ron Siamese với hàm mất mát contrastive loss</w:t>
-      </w:r>
-    </w:p>
-    <w:p>
-      <w:pPr>
-        <w:pStyle w:val="Heading2"/>
-      </w:pPr>
-      <w:r>
-        <w:rPr>
-          <w:rFonts w:ascii="Times New Roman" w:hAnsi="Times New Roman"/>
-          <w:b/>
-          <w:color w:val="000000"/>
-          <w:sz w:val="28"/>
-        </w:rPr>
-        <w:t>2.2. Hàm mất mát Contrastive Loss</w:t>
-      </w:r>
-    </w:p>
-    <w:p>
-      <w:pPr>
-        <w:jc w:val="both"/>
-      </w:pPr>
-      <w:r>
-        <w:rPr>
-          <w:rFonts w:ascii="Times New Roman" w:hAnsi="Times New Roman"/>
-          <w:b w:val="0"/>
-          <w:i w:val="0"/>
-          <w:sz w:val="26"/>
-        </w:rPr>
-        <w:t>Hàm mất mát contrastive loss [2] được thiết kế để huấn luyện trực tiếp không gian embedding theo mục tiêu: cặp cùng lớp (positive, nhãn y=1, hai chữ ký cùng một người) có khoảng cách D nhỏ; cặp khác lớp (negative, nhãn y=0) có khoảng cách D lớn hơn một ngưỡng margin m:</w:t>
-      </w:r>
-    </w:p>
-    <w:p>
-      <w:pPr>
-        <w:jc w:val="center"/>
-      </w:pPr>
-      <w:r>
-        <w:drawing>
-          <wp:inline xmlns:a="http://schemas.openxmlformats.org/drawingml/2006/main" xmlns:pic="http://schemas.openxmlformats.org/drawingml/2006/picture">
-            <wp:extent cx="3960000" cy="293964"/>
-            <wp:docPr id="3" name="Picture 3"/>
-            <wp:cNvGraphicFramePr>
-              <a:graphicFrameLocks noChangeAspect="1"/>
-            </wp:cNvGraphicFramePr>
-            <a:graphic>
-              <a:graphicData uri="http://schemas.openxmlformats.org/drawingml/2006/picture">
-                <pic:pic>
-                  <pic:nvPicPr>
-                    <pic:cNvPr id="0" name="f_contrastive.png"/>
-                    <pic:cNvPicPr/>
-                  </pic:nvPicPr>
-                  <pic:blipFill>
-                    <a:blip r:embed="rId12"/>
-                    <a:stretch>
-                      <a:fillRect/>
-                    </a:stretch>
-                  </pic:blipFill>
-                  <pic:spPr>
-                    <a:xfrm>
-                      <a:off x="0" y="0"/>
-                      <a:ext cx="3960000" cy="293964"/>
-                    </a:xfrm>
-                    <a:prstGeom prst="rect"/>
-                  </pic:spPr>
-                </pic:pic>
-              </a:graphicData>
-            </a:graphic>
-          </wp:inline>
-        </w:drawing>
-      </w:r>
-    </w:p>
-    <w:p>
-      <w:pPr>
-        <w:jc w:val="right"/>
-      </w:pPr>
-      <w:r>
-        <w:rPr>
-          <w:rFonts w:ascii="Times New Roman" w:hAnsi="Times New Roman"/>
-          <w:i/>
-          <w:sz w:val="24"/>
-        </w:rPr>
-        <w:t>(2.2)</w:t>
-      </w:r>
-    </w:p>
-    <w:p>
-      <w:pPr>
-        <w:jc w:val="both"/>
-      </w:pPr>
-      <w:r>
-        <w:rPr>
-          <w:rFonts w:ascii="Times New Roman" w:hAnsi="Times New Roman"/>
-          <w:b w:val="0"/>
-          <w:i w:val="0"/>
-          <w:sz w:val="26"/>
-        </w:rPr>
-        <w:t>Số hạng thứ nhất phạt khoảng cách lớn ở cặp positive (kéo hai embedding lại gần nhau); số hạng thứ hai chỉ phạt khi khoảng cách D nhỏ hơn margin m ở cặp negative (đẩy hai embedding ra xa nhau, nhưng không phạt thêm khi đã đủ xa — tránh mạng "cố gắng quá mức" đẩy các cặp negative ra vô cực, điều có thể làm mất ổn định huấn luyện). Siêu tham số margin m kiểm soát mức độ "đủ xa" được yêu cầu; đồ án khảo sát 3 giá trị margin m ∈ {0,5; 1,0; 2,0} cho cả hai cấu hình, chọn giá trị tốt nhất theo EER trên tập validation (trình bày ở Chương 3 và 4).</w:t>
-      </w:r>
-    </w:p>
-    <w:p>
-      <w:pPr>
-        <w:pStyle w:val="Heading2"/>
-      </w:pPr>
-      <w:r>
-        <w:rPr>
-          <w:rFonts w:ascii="Times New Roman" w:hAnsi="Times New Roman"/>
-          <w:b/>
-          <w:color w:val="000000"/>
-          <w:sz w:val="28"/>
-        </w:rPr>
-        <w:t>2.3. Kiến trúc mạng: CNN từ đầu và học chuyển giao</w:t>
-      </w:r>
-    </w:p>
-    <w:p>
-      <w:pPr>
         <w:pStyle w:val="Heading3"/>
       </w:pPr>
       <w:r>
@@ -3734,21 +2448,31 @@
           <w:color w:val="000000"/>
           <w:sz w:val="26"/>
         </w:rPr>
-        <w:t>2.3.1. Cấu hình A — CNN huấn luyện từ đầu</w:t>
-      </w:r>
-    </w:p>
-    <w:p>
-      <w:pPr>
-        <w:jc w:val="both"/>
+        <w:t>3.1. Đối tượng nghiên cứu</w:t>
+      </w:r>
+    </w:p>
+    <w:p>
+      <w:pPr>
+        <w:pStyle w:val="ListBullet"/>
       </w:pPr>
       <w:r>
         <w:rPr>
           <w:rFonts w:ascii="Times New Roman" w:hAnsi="Times New Roman"/>
-          <w:b w:val="0"/>
-          <w:i w:val="0"/>
           <w:sz w:val="26"/>
         </w:rPr>
-        <w:t>Cấu hình A dùng một mạng CNN gồm 5 khối liên tiếp, mỗi khối gồm: lớp tích chập (Convolution), chuẩn hoá theo lô (Batch Normalization [11] — giúp ổn định và tăng tốc hội tụ khi huấn luyện từ đầu, không có trọng số tiền huấn luyện để khởi tạo tốt), hàm kích hoạt ReLU, và lớp gộp cực đại (Max Pooling) để giảm kích thước không gian. Sau 5 khối, đặc trưng được làm phẳng và đưa qua một lớp fully-connected để ra vector embedding 128 chiều. Toàn bộ trọng số được khởi tạo ngẫu nhiên và huấn luyện hoàn toàn từ đầu trên tập train CEDAR (40 người ký, không có kiến thức tiền huấn luyện nào).</w:t>
+        <w:t>Ảnh chữ ký viết tay dạng offline: ảnh tĩnh thu được từ máy quét hoặc camera, không kèm dữ liệu chuyển động của bút.</w:t>
+      </w:r>
+    </w:p>
+    <w:p>
+      <w:pPr>
+        <w:pStyle w:val="ListBullet"/>
+      </w:pPr>
+      <w:r>
+        <w:rPr>
+          <w:rFonts w:ascii="Times New Roman" w:hAnsi="Times New Roman"/>
+          <w:sz w:val="26"/>
+        </w:rPr>
+        <w:t>Các mô hình đo độ tương đồng giữa hai ảnh chữ ký, cụ thể là mạng Siamese và phương pháp cơ sở dùng đặc trưng thủ công.</w:t>
       </w:r>
     </w:p>
     <w:p>
@@ -3762,35 +2486,7 @@
           <w:color w:val="000000"/>
           <w:sz w:val="26"/>
         </w:rPr>
-        <w:t>2.3.2. Cấu hình B — Học chuyển giao từ ResNet18</w:t>
-      </w:r>
-    </w:p>
-    <w:p>
-      <w:pPr>
-        <w:jc w:val="both"/>
-      </w:pPr>
-      <w:r>
-        <w:rPr>
-          <w:rFonts w:ascii="Times New Roman" w:hAnsi="Times New Roman"/>
-          <w:b w:val="0"/>
-          <w:i w:val="0"/>
-          <w:sz w:val="26"/>
-        </w:rPr>
-        <w:t>Cấu hình B dùng ResNet18 [8], một kiến trúc CNN sâu với các khối residual (kết nối tắt cộng trực tiếp đầu vào của khối vào đầu ra, giúp gradient lan truyền ổn định qua mạng sâu), đã được tiền huấn luyện trên ImageNet [9] (hơn 1 triệu ảnh, 1000 lớp đối tượng tự nhiên). Việc tinh chỉnh được thực hiện theo 2 giai đoạn: giai đoạn 1 đóng băng toàn bộ backbone, chỉ huấn luyện lớp embedding head (5 epoch, tốc độ học 1×10⁻⁴) để lớp head thích nghi ban đầu với đặc trưng embedding mục tiêu mà không phá vỡ trọng số pretrained; giai đoạn 2 mở khoá khối cuối cùng của backbone, huấn luyện tiếp với hai tốc độ học khác nhau (backbone 1×10⁻⁵, head 1×10⁻⁴) — tốc độ học nhỏ hơn cho backbone nhằm tinh chỉnh nhẹ nhàng, tránh "quên" các đặc trưng tổng quát đã học từ ImageNet (catastrophic forgetting).</w:t>
-      </w:r>
-    </w:p>
-    <w:p>
-      <w:pPr>
-        <w:jc w:val="both"/>
-      </w:pPr>
-      <w:r>
-        <w:rPr>
-          <w:rFonts w:ascii="Times New Roman" w:hAnsi="Times New Roman"/>
-          <w:b w:val="0"/>
-          <w:i w:val="0"/>
-          <w:sz w:val="26"/>
-        </w:rPr>
-        <w:t>Bảng 2.1 tóm tắt khác biệt chính giữa hai cấu hình:</w:t>
+        <w:t>3.2. Phạm vi và các lựa chọn của đồ án</w:t>
       </w:r>
     </w:p>
     <w:p>
@@ -3803,7 +2499,7 @@
           <w:i/>
           <w:sz w:val="24"/>
         </w:rPr>
-        <w:t>Bảng 2.1: So sánh Cấu hình A và Cấu hình B</w:t>
+        <w:t>Bảng 1: Phạm vi và các lựa chọn của đồ án</w:t>
       </w:r>
     </w:p>
     <w:tbl>
@@ -3821,7 +2517,7 @@
       <w:tr>
         <w:tc>
           <w:tcPr>
-            <w:tcW w:type="dxa" w:w="2268"/>
+            <w:tcW w:type="dxa" w:w="1701"/>
           </w:tcPr>
           <w:p>
             <w:pPr>
@@ -3834,7 +2530,26 @@
                 <w:b/>
                 <w:sz w:val="24"/>
               </w:rPr>
-              <w:t>Tiêu chí</w:t>
+              <w:t>Khía cạnh</w:t>
+            </w:r>
+          </w:p>
+        </w:tc>
+        <w:tc>
+          <w:tcPr>
+            <w:tcW w:type="dxa" w:w="3969"/>
+          </w:tcPr>
+          <w:p>
+            <w:pPr>
+              <w:jc w:val="center"/>
+            </w:pPr>
+            <w:r/>
+            <w:r>
+              <w:rPr>
+                <w:rFonts w:ascii="Times New Roman" w:hAnsi="Times New Roman"/>
+                <w:b/>
+                <w:sz w:val="24"/>
+              </w:rPr>
+              <w:t>Lựa chọn của đồ án</w:t>
             </w:r>
           </w:p>
         </w:tc>
@@ -3853,7 +2568,941 @@
                 <w:b/>
                 <w:sz w:val="24"/>
               </w:rPr>
-              <w:t>Cấu hình A</w:t>
+              <w:t>Lý do</w:t>
+            </w:r>
+          </w:p>
+        </w:tc>
+      </w:tr>
+      <w:tr>
+        <w:tc>
+          <w:tcPr>
+            <w:tcW w:type="dxa" w:w="1701"/>
+          </w:tcPr>
+          <w:p>
+            <w:r/>
+            <w:r>
+              <w:rPr>
+                <w:rFonts w:ascii="Times New Roman" w:hAnsi="Times New Roman"/>
+                <w:b w:val="0"/>
+                <w:sz w:val="24"/>
+              </w:rPr>
+              <w:t>Bài toán</w:t>
+            </w:r>
+          </w:p>
+        </w:tc>
+        <w:tc>
+          <w:tcPr>
+            <w:tcW w:type="dxa" w:w="3969"/>
+          </w:tcPr>
+          <w:p>
+            <w:pPr>
+              <w:jc w:val="center"/>
+            </w:pPr>
+            <w:r/>
+            <w:r>
+              <w:rPr>
+                <w:rFonts w:ascii="Times New Roman" w:hAnsi="Times New Roman"/>
+                <w:b w:val="0"/>
+                <w:sz w:val="24"/>
+              </w:rPr>
+              <w:t>Xác minh (verification): chữ ký này thật hay giả so với chữ ký mẫu</w:t>
+            </w:r>
+          </w:p>
+        </w:tc>
+        <w:tc>
+          <w:tcPr>
+            <w:tcW w:type="dxa" w:w="3402"/>
+          </w:tcPr>
+          <w:p>
+            <w:pPr>
+              <w:jc w:val="center"/>
+            </w:pPr>
+            <w:r/>
+            <w:r>
+              <w:rPr>
+                <w:rFonts w:ascii="Times New Roman" w:hAnsi="Times New Roman"/>
+                <w:b w:val="0"/>
+                <w:sz w:val="24"/>
+              </w:rPr>
+              <w:t>Luồng demo đơn giản, không cần cơ sở dữ liệu nhiều người</w:t>
+            </w:r>
+          </w:p>
+        </w:tc>
+      </w:tr>
+      <w:tr>
+        <w:tc>
+          <w:tcPr>
+            <w:tcW w:type="dxa" w:w="1701"/>
+          </w:tcPr>
+          <w:p>
+            <w:r/>
+            <w:r>
+              <w:rPr>
+                <w:rFonts w:ascii="Times New Roman" w:hAnsi="Times New Roman"/>
+                <w:b w:val="0"/>
+                <w:sz w:val="24"/>
+              </w:rPr>
+              <w:t>Dạng dữ liệu</w:t>
+            </w:r>
+          </w:p>
+        </w:tc>
+        <w:tc>
+          <w:tcPr>
+            <w:tcW w:type="dxa" w:w="3969"/>
+          </w:tcPr>
+          <w:p>
+            <w:pPr>
+              <w:jc w:val="center"/>
+            </w:pPr>
+            <w:r/>
+            <w:r>
+              <w:rPr>
+                <w:rFonts w:ascii="Times New Roman" w:hAnsi="Times New Roman"/>
+                <w:b w:val="0"/>
+                <w:sz w:val="24"/>
+              </w:rPr>
+              <w:t>Offline (ảnh tĩnh)</w:t>
+            </w:r>
+          </w:p>
+        </w:tc>
+        <w:tc>
+          <w:tcPr>
+            <w:tcW w:type="dxa" w:w="3402"/>
+          </w:tcPr>
+          <w:p>
+            <w:pPr>
+              <w:jc w:val="center"/>
+            </w:pPr>
+            <w:r/>
+            <w:r>
+              <w:rPr>
+                <w:rFonts w:ascii="Times New Roman" w:hAnsi="Times New Roman"/>
+                <w:b w:val="0"/>
+                <w:sz w:val="24"/>
+              </w:rPr>
+              <w:t>Phổ biến, không cần thiết bị chuyên dụng, dễ thu thập</w:t>
+            </w:r>
+          </w:p>
+        </w:tc>
+      </w:tr>
+      <w:tr>
+        <w:tc>
+          <w:tcPr>
+            <w:tcW w:type="dxa" w:w="1701"/>
+          </w:tcPr>
+          <w:p>
+            <w:r/>
+            <w:r>
+              <w:rPr>
+                <w:rFonts w:ascii="Times New Roman" w:hAnsi="Times New Roman"/>
+                <w:b w:val="0"/>
+                <w:sz w:val="24"/>
+              </w:rPr>
+              <w:t>Cách huấn luyện</w:t>
+            </w:r>
+          </w:p>
+        </w:tc>
+        <w:tc>
+          <w:tcPr>
+            <w:tcW w:type="dxa" w:w="3969"/>
+          </w:tcPr>
+          <w:p>
+            <w:pPr>
+              <w:jc w:val="center"/>
+            </w:pPr>
+            <w:r/>
+            <w:r>
+              <w:rPr>
+                <w:rFonts w:ascii="Times New Roman" w:hAnsi="Times New Roman"/>
+                <w:b w:val="0"/>
+                <w:sz w:val="24"/>
+              </w:rPr>
+              <w:t>Writer-independent: một mô hình chung cho mọi người</w:t>
+            </w:r>
+          </w:p>
+        </w:tc>
+        <w:tc>
+          <w:tcPr>
+            <w:tcW w:type="dxa" w:w="3402"/>
+          </w:tcPr>
+          <w:p>
+            <w:pPr>
+              <w:jc w:val="center"/>
+            </w:pPr>
+            <w:r/>
+            <w:r>
+              <w:rPr>
+                <w:rFonts w:ascii="Times New Roman" w:hAnsi="Times New Roman"/>
+                <w:b w:val="0"/>
+                <w:sz w:val="24"/>
+              </w:rPr>
+              <w:t>Thêm người mới không phải huấn luyện lại</w:t>
+            </w:r>
+          </w:p>
+        </w:tc>
+      </w:tr>
+      <w:tr>
+        <w:tc>
+          <w:tcPr>
+            <w:tcW w:type="dxa" w:w="1701"/>
+          </w:tcPr>
+          <w:p>
+            <w:r/>
+            <w:r>
+              <w:rPr>
+                <w:rFonts w:ascii="Times New Roman" w:hAnsi="Times New Roman"/>
+                <w:b w:val="0"/>
+                <w:sz w:val="24"/>
+              </w:rPr>
+              <w:t>Loại giả mạo</w:t>
+            </w:r>
+          </w:p>
+        </w:tc>
+        <w:tc>
+          <w:tcPr>
+            <w:tcW w:type="dxa" w:w="3969"/>
+          </w:tcPr>
+          <w:p>
+            <w:pPr>
+              <w:jc w:val="center"/>
+            </w:pPr>
+            <w:r/>
+            <w:r>
+              <w:rPr>
+                <w:rFonts w:ascii="Times New Roman" w:hAnsi="Times New Roman"/>
+                <w:b w:val="0"/>
+                <w:sz w:val="24"/>
+              </w:rPr>
+              <w:t>Giả mạo ngẫu nhiên (random) và giả mạo chuyên nghiệp (skilled)</w:t>
+            </w:r>
+          </w:p>
+        </w:tc>
+        <w:tc>
+          <w:tcPr>
+            <w:tcW w:type="dxa" w:w="3402"/>
+          </w:tcPr>
+          <w:p>
+            <w:pPr>
+              <w:jc w:val="center"/>
+            </w:pPr>
+            <w:r/>
+            <w:r>
+              <w:rPr>
+                <w:rFonts w:ascii="Times New Roman" w:hAnsi="Times New Roman"/>
+                <w:b w:val="0"/>
+                <w:sz w:val="24"/>
+              </w:rPr>
+              <w:t>Đánh giá được cả trường hợp dễ và khó</w:t>
+            </w:r>
+          </w:p>
+        </w:tc>
+      </w:tr>
+      <w:tr>
+        <w:tc>
+          <w:tcPr>
+            <w:tcW w:type="dxa" w:w="1701"/>
+          </w:tcPr>
+          <w:p>
+            <w:r/>
+            <w:r>
+              <w:rPr>
+                <w:rFonts w:ascii="Times New Roman" w:hAnsi="Times New Roman"/>
+                <w:b w:val="0"/>
+                <w:sz w:val="24"/>
+              </w:rPr>
+              <w:t>Dữ liệu</w:t>
+            </w:r>
+          </w:p>
+        </w:tc>
+        <w:tc>
+          <w:tcPr>
+            <w:tcW w:type="dxa" w:w="3969"/>
+          </w:tcPr>
+          <w:p>
+            <w:pPr>
+              <w:jc w:val="center"/>
+            </w:pPr>
+            <w:r/>
+            <w:r>
+              <w:rPr>
+                <w:rFonts w:ascii="Times New Roman" w:hAnsi="Times New Roman"/>
+                <w:b w:val="0"/>
+                <w:sz w:val="24"/>
+              </w:rPr>
+              <w:t>CEDAR làm bộ chính; BHSig260 để kiểm tra khả năng tổng quát</w:t>
+            </w:r>
+          </w:p>
+        </w:tc>
+        <w:tc>
+          <w:tcPr>
+            <w:tcW w:type="dxa" w:w="3402"/>
+          </w:tcPr>
+          <w:p>
+            <w:pPr>
+              <w:jc w:val="center"/>
+            </w:pPr>
+            <w:r/>
+            <w:r>
+              <w:rPr>
+                <w:rFonts w:ascii="Times New Roman" w:hAnsi="Times New Roman"/>
+                <w:b w:val="0"/>
+                <w:sz w:val="24"/>
+              </w:rPr>
+              <w:t>Bộ chính nhỏ, dễ huấn luyện; bộ thứ hai lớn và khó hơn</w:t>
+            </w:r>
+          </w:p>
+        </w:tc>
+      </w:tr>
+      <w:tr>
+        <w:tc>
+          <w:tcPr>
+            <w:tcW w:type="dxa" w:w="1701"/>
+          </w:tcPr>
+          <w:p>
+            <w:r/>
+            <w:r>
+              <w:rPr>
+                <w:rFonts w:ascii="Times New Roman" w:hAnsi="Times New Roman"/>
+                <w:b w:val="0"/>
+                <w:sz w:val="24"/>
+              </w:rPr>
+              <w:t>Đầu ra</w:t>
+            </w:r>
+          </w:p>
+        </w:tc>
+        <w:tc>
+          <w:tcPr>
+            <w:tcW w:type="dxa" w:w="3969"/>
+          </w:tcPr>
+          <w:p>
+            <w:pPr>
+              <w:jc w:val="center"/>
+            </w:pPr>
+            <w:r/>
+            <w:r>
+              <w:rPr>
+                <w:rFonts w:ascii="Times New Roman" w:hAnsi="Times New Roman"/>
+                <w:b w:val="0"/>
+                <w:sz w:val="24"/>
+              </w:rPr>
+              <w:t>Nhãn thật hoặc giả, kèm điểm tương đồng</w:t>
+            </w:r>
+          </w:p>
+        </w:tc>
+        <w:tc>
+          <w:tcPr>
+            <w:tcW w:type="dxa" w:w="3402"/>
+          </w:tcPr>
+          <w:p>
+            <w:pPr>
+              <w:jc w:val="center"/>
+            </w:pPr>
+            <w:r/>
+            <w:r>
+              <w:rPr>
+                <w:rFonts w:ascii="Times New Roman" w:hAnsi="Times New Roman"/>
+                <w:b w:val="0"/>
+                <w:sz w:val="24"/>
+              </w:rPr>
+              <w:t>Dễ hiểu, dễ trình bày khi bảo vệ</w:t>
+            </w:r>
+          </w:p>
+        </w:tc>
+      </w:tr>
+    </w:tbl>
+    <w:p/>
+    <w:p>
+      <w:pPr>
+        <w:pStyle w:val="Heading3"/>
+      </w:pPr>
+      <w:r>
+        <w:rPr>
+          <w:rFonts w:ascii="Times New Roman" w:hAnsi="Times New Roman"/>
+          <w:b/>
+          <w:color w:val="000000"/>
+          <w:sz w:val="26"/>
+        </w:rPr>
+        <w:t>3.3. Những nội dung không thực hiện</w:t>
+      </w:r>
+    </w:p>
+    <w:p>
+      <w:pPr>
+        <w:pStyle w:val="ListBullet"/>
+      </w:pPr>
+      <w:r>
+        <w:rPr>
+          <w:rFonts w:ascii="Times New Roman" w:hAnsi="Times New Roman"/>
+          <w:sz w:val="26"/>
+        </w:rPr>
+        <w:t>Chữ ký online (có tọa độ, áp lực, tốc độ bút).</w:t>
+      </w:r>
+    </w:p>
+    <w:p>
+      <w:pPr>
+        <w:pStyle w:val="ListBullet"/>
+      </w:pPr>
+      <w:r>
+        <w:rPr>
+          <w:rFonts w:ascii="Times New Roman" w:hAnsi="Times New Roman"/>
+          <w:sz w:val="26"/>
+        </w:rPr>
+        <w:t>Định danh chủ nhân của chữ ký trong một tập nhiều người.</w:t>
+      </w:r>
+    </w:p>
+    <w:p>
+      <w:pPr>
+        <w:pStyle w:val="ListBullet"/>
+      </w:pPr>
+      <w:r>
+        <w:rPr>
+          <w:rFonts w:ascii="Times New Roman" w:hAnsi="Times New Roman"/>
+          <w:sz w:val="26"/>
+        </w:rPr>
+        <w:t>Chống các kiểu tấn công như dùng ảnh in hoặc bản photocopy của chữ ký thật.</w:t>
+      </w:r>
+    </w:p>
+    <w:p>
+      <w:pPr>
+        <w:pStyle w:val="ListBullet"/>
+      </w:pPr>
+      <w:r>
+        <w:rPr>
+          <w:rFonts w:ascii="Times New Roman" w:hAnsi="Times New Roman"/>
+          <w:sz w:val="26"/>
+        </w:rPr>
+        <w:t>Triển khai vào hệ thống thực tế hoặc thay thế giám định chữ ký có giá trị pháp lý. Kết quả của hệ thống chỉ mang tính tham khảo.</w:t>
+      </w:r>
+    </w:p>
+    <w:p>
+      <w:pPr>
+        <w:pStyle w:val="Heading2"/>
+      </w:pPr>
+      <w:r>
+        <w:rPr>
+          <w:rFonts w:ascii="Times New Roman" w:hAnsi="Times New Roman"/>
+          <w:b/>
+          <w:color w:val="000000"/>
+          <w:sz w:val="28"/>
+        </w:rPr>
+        <w:t>4. Phương pháp nghiên cứu</w:t>
+      </w:r>
+    </w:p>
+    <w:p>
+      <w:pPr>
+        <w:jc w:val="both"/>
+      </w:pPr>
+      <w:r>
+        <w:rPr>
+          <w:rFonts w:ascii="Times New Roman" w:hAnsi="Times New Roman"/>
+          <w:b w:val="0"/>
+          <w:i w:val="0"/>
+          <w:sz w:val="26"/>
+        </w:rPr>
+        <w:t>Đồ án sử dụng phương pháp thực nghiệm (empirical): triển khai thật các thuật toán, huấn luyện thật trên dữ liệu thật, đo đạc thật các độ đo đánh giá. Toàn bộ số liệu trình bày trong Chương 4 là kết quả thật từ các lần chạy huấn luyện và đánh giá được thực hiện trong quá trình làm đồ án — không dùng số liệu giả định hay mô phỏng.</w:t>
+      </w:r>
+    </w:p>
+    <w:p>
+      <w:pPr>
+        <w:pStyle w:val="Heading2"/>
+      </w:pPr>
+      <w:r>
+        <w:rPr>
+          <w:rFonts w:ascii="Times New Roman" w:hAnsi="Times New Roman"/>
+          <w:b/>
+          <w:color w:val="000000"/>
+          <w:sz w:val="28"/>
+        </w:rPr>
+        <w:t>5. Cấu trúc báo cáo</w:t>
+      </w:r>
+    </w:p>
+    <w:p>
+      <w:pPr>
+        <w:jc w:val="both"/>
+      </w:pPr>
+      <w:r>
+        <w:rPr>
+          <w:rFonts w:ascii="Times New Roman" w:hAnsi="Times New Roman"/>
+          <w:b w:val="0"/>
+          <w:i w:val="0"/>
+          <w:sz w:val="26"/>
+        </w:rPr>
+        <w:t>Ngoài phần Mở đầu và Kết luận, nội dung báo cáo gồm 5 chương, bám sát cấu trúc báo cáo dự kiến trong đề cương chi tiết:</w:t>
+      </w:r>
+    </w:p>
+    <w:p>
+      <w:pPr>
+        <w:pStyle w:val="ListBullet"/>
+      </w:pPr>
+      <w:r>
+        <w:rPr>
+          <w:rFonts w:ascii="Times New Roman" w:hAnsi="Times New Roman"/>
+          <w:sz w:val="26"/>
+        </w:rPr>
+        <w:t>Chương 1 — Tổng quan: bài toán xác minh chữ ký, các hướng tiếp cận (đặc trưng thủ công và học sâu), các bộ dữ liệu công khai, khoảng trống nghiên cứu.</w:t>
+      </w:r>
+    </w:p>
+    <w:p>
+      <w:pPr>
+        <w:pStyle w:val="ListBullet"/>
+      </w:pPr>
+      <w:r>
+        <w:rPr>
+          <w:rFonts w:ascii="Times New Roman" w:hAnsi="Times New Roman"/>
+          <w:sz w:val="26"/>
+        </w:rPr>
+        <w:t>Chương 2 — Cơ sở lý thuyết: tiền xử lý ảnh, CNN, mạng Siamese, hàm mất mát, học chuyển giao, các độ đo đánh giá.</w:t>
+      </w:r>
+    </w:p>
+    <w:p>
+      <w:pPr>
+        <w:pStyle w:val="ListBullet"/>
+      </w:pPr>
+      <w:r>
+        <w:rPr>
+          <w:rFonts w:ascii="Times New Roman" w:hAnsi="Times New Roman"/>
+          <w:sz w:val="26"/>
+        </w:rPr>
+        <w:t>Chương 3 — Phương pháp thực hiện: quy trình tổng thể, sinh cặp mẫu, baseline, hai cấu hình Siamese, thiết lập huấn luyện, công cụ và môi trường.</w:t>
+      </w:r>
+    </w:p>
+    <w:p>
+      <w:pPr>
+        <w:pStyle w:val="ListBullet"/>
+      </w:pPr>
+      <w:r>
+        <w:rPr>
+          <w:rFonts w:ascii="Times New Roman" w:hAnsi="Times New Roman"/>
+          <w:sz w:val="26"/>
+        </w:rPr>
+        <w:t>Chương 4 — Thực nghiệm và đánh giá: cách chia dữ liệu, các thí nghiệm T1–T8 đã thực hiện, kết quả, phân tích lỗi, thảo luận.</w:t>
+      </w:r>
+    </w:p>
+    <w:p>
+      <w:pPr>
+        <w:pStyle w:val="ListBullet"/>
+      </w:pPr>
+      <w:r>
+        <w:rPr>
+          <w:rFonts w:ascii="Times New Roman" w:hAnsi="Times New Roman"/>
+          <w:sz w:val="26"/>
+        </w:rPr>
+        <w:t>Chương 5 — Chương trình demo: chức năng, luồng sử dụng, kiến trúc và công cụ, kết quả trình diễn thật.</w:t>
+      </w:r>
+    </w:p>
+    <w:p>
+      <w:pPr>
+        <w:pStyle w:val="ListBullet"/>
+      </w:pPr>
+      <w:r>
+        <w:rPr>
+          <w:rFonts w:ascii="Times New Roman" w:hAnsi="Times New Roman"/>
+          <w:sz w:val="26"/>
+        </w:rPr>
+        <w:t>Kết luận và hướng phát triển: tổng kết những gì đạt được, hạn chế còn tồn tại, và đề xuất hướng phát triển tiếp theo.</w:t>
+      </w:r>
+    </w:p>
+    <w:p>
+      <w:r>
+        <w:br w:type="page"/>
+      </w:r>
+    </w:p>
+    <w:p>
+      <w:pPr>
+        <w:pStyle w:val="Heading1"/>
+        <w:pageBreakBefore/>
+      </w:pPr>
+      <w:r>
+        <w:rPr>
+          <w:rFonts w:ascii="Times New Roman" w:hAnsi="Times New Roman"/>
+          <w:b/>
+          <w:color w:val="000000"/>
+          <w:sz w:val="32"/>
+        </w:rPr>
+        <w:t>CHƯƠNG 1. TỔNG QUAN</w:t>
+      </w:r>
+    </w:p>
+    <w:p>
+      <w:pPr>
+        <w:pStyle w:val="Heading2"/>
+      </w:pPr>
+      <w:r>
+        <w:rPr>
+          <w:rFonts w:ascii="Times New Roman" w:hAnsi="Times New Roman"/>
+          <w:b/>
+          <w:color w:val="000000"/>
+          <w:sz w:val="28"/>
+        </w:rPr>
+        <w:t>1.1. Bài toán xác minh chữ ký</w:t>
+      </w:r>
+    </w:p>
+    <w:p>
+      <w:pPr>
+        <w:jc w:val="both"/>
+      </w:pPr>
+      <w:r>
+        <w:rPr>
+          <w:rFonts w:ascii="Times New Roman" w:hAnsi="Times New Roman"/>
+          <w:b w:val="0"/>
+          <w:i w:val="0"/>
+          <w:sz w:val="26"/>
+        </w:rPr>
+        <w:t>Cho một chữ ký mẫu đã biết là thật và một chữ ký cần kiểm tra, hệ thống phải quyết định chữ ký cần kiểm tra có do cùng người ký thật hay không. Đây là bài toán phân loại nhị phân trên cặp ảnh [18].</w:t>
+      </w:r>
+    </w:p>
+    <w:p>
+      <w:pPr>
+        <w:jc w:val="both"/>
+      </w:pPr>
+      <w:r>
+        <w:rPr>
+          <w:rFonts w:ascii="Times New Roman" w:hAnsi="Times New Roman"/>
+          <w:b w:val="0"/>
+          <w:i w:val="0"/>
+          <w:sz w:val="26"/>
+        </w:rPr>
+        <w:t>Có ba loại giả mạo thường được xét:</w:t>
+      </w:r>
+    </w:p>
+    <w:p>
+      <w:pPr>
+        <w:pStyle w:val="ListBullet"/>
+      </w:pPr>
+      <w:r>
+        <w:rPr>
+          <w:rFonts w:ascii="Times New Roman" w:hAnsi="Times New Roman"/>
+          <w:sz w:val="26"/>
+        </w:rPr>
+        <w:t>Giả mạo ngẫu nhiên (random forgery): người giả không biết chữ ký thật, dùng chữ ký của người khác hoặc ký theo ý mình. Loại này dễ phát hiện nhất.</w:t>
+      </w:r>
+    </w:p>
+    <w:p>
+      <w:pPr>
+        <w:pStyle w:val="ListBullet"/>
+      </w:pPr>
+      <w:r>
+        <w:rPr>
+          <w:rFonts w:ascii="Times New Roman" w:hAnsi="Times New Roman"/>
+          <w:sz w:val="26"/>
+        </w:rPr>
+        <w:t>Giả mạo đơn giản (simple forgery): người giả biết tên chủ chữ ký nhưng chưa thấy chữ ký thật.</w:t>
+      </w:r>
+    </w:p>
+    <w:p>
+      <w:pPr>
+        <w:pStyle w:val="ListBullet"/>
+      </w:pPr>
+      <w:r>
+        <w:rPr>
+          <w:rFonts w:ascii="Times New Roman" w:hAnsi="Times New Roman"/>
+          <w:sz w:val="26"/>
+        </w:rPr>
+        <w:t>Giả mạo chuyên nghiệp (skilled forgery): người giả đã xem và luyện tập bắt chước chữ ký thật. Loại này khó phát hiện nhất.</w:t>
+      </w:r>
+    </w:p>
+    <w:p>
+      <w:pPr>
+        <w:jc w:val="both"/>
+      </w:pPr>
+      <w:r>
+        <w:rPr>
+          <w:rFonts w:ascii="Times New Roman" w:hAnsi="Times New Roman"/>
+          <w:b w:val="0"/>
+          <w:i w:val="0"/>
+          <w:sz w:val="26"/>
+        </w:rPr>
+        <w:t>Về cách huấn luyện, phương pháp writer-dependent xây một mô hình riêng cho từng người, còn writer-independent dùng một mô hình chung học cách so sánh hai chữ ký bất kỳ [10]. Đồ án theo hướng thứ hai.</w:t>
+      </w:r>
+    </w:p>
+    <w:p>
+      <w:pPr>
+        <w:pStyle w:val="Heading2"/>
+      </w:pPr>
+      <w:r>
+        <w:rPr>
+          <w:rFonts w:ascii="Times New Roman" w:hAnsi="Times New Roman"/>
+          <w:b/>
+          <w:color w:val="000000"/>
+          <w:sz w:val="28"/>
+        </w:rPr>
+        <w:t>1.2. Hướng dùng đặc trưng thủ công</w:t>
+      </w:r>
+    </w:p>
+    <w:p>
+      <w:pPr>
+        <w:jc w:val="both"/>
+      </w:pPr>
+      <w:r>
+        <w:rPr>
+          <w:rFonts w:ascii="Times New Roman" w:hAnsi="Times New Roman"/>
+          <w:b w:val="0"/>
+          <w:i w:val="0"/>
+          <w:sz w:val="26"/>
+        </w:rPr>
+        <w:t>Các phương pháp này trích các đặc trưng do người thiết kế chọn, sau đó đưa vào bộ phân loại. Các nhóm đặc trưng thường gặp gồm:</w:t>
+      </w:r>
+    </w:p>
+    <w:p>
+      <w:pPr>
+        <w:pStyle w:val="ListBullet"/>
+      </w:pPr>
+      <w:r>
+        <w:rPr>
+          <w:rFonts w:ascii="Times New Roman" w:hAnsi="Times New Roman"/>
+          <w:sz w:val="26"/>
+        </w:rPr>
+        <w:t>Đặc trưng hình học toàn cục: tỷ lệ khung hình, độ nghiêng, mật độ điểm ảnh, vị trí trọng tâm.</w:t>
+      </w:r>
+    </w:p>
+    <w:p>
+      <w:pPr>
+        <w:pStyle w:val="ListBullet"/>
+      </w:pPr>
+      <w:r>
+        <w:rPr>
+          <w:rFonts w:ascii="Times New Roman" w:hAnsi="Times New Roman"/>
+          <w:sz w:val="26"/>
+        </w:rPr>
+        <w:t>Đặc trưng gradient và kết cấu: HOG (Histogram of Oriented Gradients) [3], LBP (Local Binary Patterns) [14].</w:t>
+      </w:r>
+    </w:p>
+    <w:p>
+      <w:pPr>
+        <w:pStyle w:val="ListBullet"/>
+      </w:pPr>
+      <w:r>
+        <w:rPr>
+          <w:rFonts w:ascii="Times New Roman" w:hAnsi="Times New Roman"/>
+          <w:sz w:val="26"/>
+        </w:rPr>
+        <w:t>Đặc trưng miền tần số: biến đổi Fourier, wavelet.</w:t>
+      </w:r>
+    </w:p>
+    <w:p>
+      <w:pPr>
+        <w:jc w:val="both"/>
+      </w:pPr>
+      <w:r>
+        <w:rPr>
+          <w:rFonts w:ascii="Times New Roman" w:hAnsi="Times New Roman"/>
+          <w:b w:val="0"/>
+          <w:i w:val="0"/>
+          <w:sz w:val="26"/>
+        </w:rPr>
+        <w:t>Đặc trưng HOG chia ảnh thành các ô nhỏ (cell), tính histogram hướng gradient cường độ trong mỗi ô, sau đó chuẩn hoá theo từng khối (block) ô lân cận:</w:t>
+      </w:r>
+    </w:p>
+    <w:p>
+      <w:pPr>
+        <w:jc w:val="center"/>
+      </w:pPr>
+      <w:r>
+        <w:drawing>
+          <wp:inline xmlns:a="http://schemas.openxmlformats.org/drawingml/2006/main" xmlns:pic="http://schemas.openxmlformats.org/drawingml/2006/picture">
+            <wp:extent cx="2880000" cy="275714"/>
+            <wp:docPr id="1" name="Picture 1"/>
+            <wp:cNvGraphicFramePr>
+              <a:graphicFrameLocks noChangeAspect="1"/>
+            </wp:cNvGraphicFramePr>
+            <a:graphic>
+              <a:graphicData uri="http://schemas.openxmlformats.org/drawingml/2006/picture">
+                <pic:pic>
+                  <pic:nvPicPr>
+                    <pic:cNvPr id="0" name="f_hog.png"/>
+                    <pic:cNvPicPr/>
+                  </pic:nvPicPr>
+                  <pic:blipFill>
+                    <a:blip r:embed="rId10"/>
+                    <a:stretch>
+                      <a:fillRect/>
+                    </a:stretch>
+                  </pic:blipFill>
+                  <pic:spPr>
+                    <a:xfrm>
+                      <a:off x="0" y="0"/>
+                      <a:ext cx="2880000" cy="275714"/>
+                    </a:xfrm>
+                    <a:prstGeom prst="rect"/>
+                  </pic:spPr>
+                </pic:pic>
+              </a:graphicData>
+            </a:graphic>
+          </wp:inline>
+        </w:drawing>
+      </w:r>
+    </w:p>
+    <w:p>
+      <w:pPr>
+        <w:jc w:val="both"/>
+      </w:pPr>
+      <w:r>
+        <w:rPr>
+          <w:rFonts w:ascii="Times New Roman" w:hAnsi="Times New Roman"/>
+          <w:b w:val="0"/>
+          <w:i w:val="0"/>
+          <w:sz w:val="26"/>
+        </w:rPr>
+        <w:t>trong đó Gx, Gy là gradient ảnh theo hai trục, θ là hướng gradient dùng để phân bổ vào các bin của histogram. Bộ phân loại thường là SVM, k-NN hoặc mô hình Markov ẩn; một số công trình dùng thống kê khoảng cách giữa các mẫu [11], trên bộ CEDAR. Ưu điểm là nhẹ, dễ giải thích và không cần nhiều dữ liệu. Nhược điểm là chất lượng phụ thuộc vào việc thiết kế đặc trưng, và thường giảm khi chuyển sang bộ dữ liệu có phong cách chữ ký khác.</w:t>
+      </w:r>
+    </w:p>
+    <w:p>
+      <w:pPr>
+        <w:pStyle w:val="Heading2"/>
+      </w:pPr>
+      <w:r>
+        <w:rPr>
+          <w:rFonts w:ascii="Times New Roman" w:hAnsi="Times New Roman"/>
+          <w:b/>
+          <w:color w:val="000000"/>
+          <w:sz w:val="28"/>
+        </w:rPr>
+        <w:t>1.3. Hướng học sâu</w:t>
+      </w:r>
+    </w:p>
+    <w:p>
+      <w:pPr>
+        <w:pStyle w:val="ListBullet"/>
+      </w:pPr>
+      <w:r>
+        <w:rPr>
+          <w:rFonts w:ascii="Times New Roman" w:hAnsi="Times New Roman"/>
+          <w:sz w:val="26"/>
+        </w:rPr>
+        <w:t>Bromley và cộng sự [1] đề xuất kiến trúc Siamese cho bài toán xác minh chữ ký (trên dữ liệu online). Đây là ý tưởng nền tảng: hai nhánh mạng dùng chung trọng số và so sánh hai vector đặc trưng.</w:t>
+      </w:r>
+    </w:p>
+    <w:p>
+      <w:pPr>
+        <w:pStyle w:val="ListBullet"/>
+      </w:pPr>
+      <w:r>
+        <w:rPr>
+          <w:rFonts w:ascii="Times New Roman" w:hAnsi="Times New Roman"/>
+          <w:sz w:val="26"/>
+        </w:rPr>
+        <w:t>Hafemann, Sabourin và Oliveira [8] huấn luyện CNN để học đặc trưng writer-independent từ ảnh chữ ký của nhiều người, sau đó dùng đặc trưng này cho từng người cụ thể.</w:t>
+      </w:r>
+    </w:p>
+    <w:p>
+      <w:pPr>
+        <w:pStyle w:val="ListBullet"/>
+      </w:pPr>
+      <w:r>
+        <w:rPr>
+          <w:rFonts w:ascii="Times New Roman" w:hAnsi="Times New Roman"/>
+          <w:sz w:val="26"/>
+        </w:rPr>
+        <w:t>Dey và cộng sự [4] đề xuất SigNet, một mạng Siamese tích chập dùng contrastive loss, đánh giá trên CEDAR, GPDS300, GPDS Synthetic và BHSig260.</w:t>
+      </w:r>
+    </w:p>
+    <w:p>
+      <w:pPr>
+        <w:jc w:val="both"/>
+      </w:pPr>
+      <w:r>
+        <w:rPr>
+          <w:rFonts w:ascii="Times New Roman" w:hAnsi="Times New Roman"/>
+          <w:b w:val="0"/>
+          <w:i w:val="0"/>
+          <w:sz w:val="26"/>
+        </w:rPr>
+        <w:t>Nhìn chung, các phương pháp học sâu cho kết quả tốt hơn hướng thủ công trên hầu hết các bộ dữ liệu chuẩn [7], [10], đổi lại cần nhiều dữ liệu hơn và chi phí tính toán lớn hơn.</w:t>
+      </w:r>
+    </w:p>
+    <w:p>
+      <w:pPr>
+        <w:pStyle w:val="Heading2"/>
+      </w:pPr>
+      <w:r>
+        <w:rPr>
+          <w:rFonts w:ascii="Times New Roman" w:hAnsi="Times New Roman"/>
+          <w:b/>
+          <w:color w:val="000000"/>
+          <w:sz w:val="28"/>
+        </w:rPr>
+        <w:t>1.4. Các bộ dữ liệu công khai thường dùng</w:t>
+      </w:r>
+    </w:p>
+    <w:p>
+      <w:pPr>
+        <w:jc w:val="center"/>
+      </w:pPr>
+      <w:r>
+        <w:rPr>
+          <w:rFonts w:ascii="Times New Roman" w:hAnsi="Times New Roman"/>
+          <w:i/>
+          <w:sz w:val="24"/>
+        </w:rPr>
+        <w:t>Bảng 2: Các bộ dữ liệu chữ ký công khai thường dùng</w:t>
+      </w:r>
+    </w:p>
+    <w:tbl>
+      <w:tblPr>
+        <w:tblStyle w:val="TableGrid"/>
+        <w:tblW w:type="auto" w:w="0"/>
+        <w:jc w:val="center"/>
+        <w:tblLook w:firstColumn="1" w:firstRow="1" w:lastColumn="0" w:lastRow="0" w:noHBand="0" w:noVBand="1" w:val="04A0"/>
+      </w:tblPr>
+      <w:tblGrid>
+        <w:gridCol w:w="2268"/>
+        <w:gridCol w:w="2268"/>
+        <w:gridCol w:w="2268"/>
+        <w:gridCol w:w="2268"/>
+      </w:tblGrid>
+      <w:tr>
+        <w:tc>
+          <w:tcPr>
+            <w:tcW w:type="dxa" w:w="2268"/>
+          </w:tcPr>
+          <w:p>
+            <w:pPr>
+              <w:jc w:val="center"/>
+            </w:pPr>
+            <w:r/>
+            <w:r>
+              <w:rPr>
+                <w:rFonts w:ascii="Times New Roman" w:hAnsi="Times New Roman"/>
+                <w:b/>
+                <w:sz w:val="24"/>
+              </w:rPr>
+              <w:t>Bộ dữ liệu</w:t>
+            </w:r>
+          </w:p>
+        </w:tc>
+        <w:tc>
+          <w:tcPr>
+            <w:tcW w:type="dxa" w:w="1701"/>
+          </w:tcPr>
+          <w:p>
+            <w:pPr>
+              <w:jc w:val="center"/>
+            </w:pPr>
+            <w:r/>
+            <w:r>
+              <w:rPr>
+                <w:rFonts w:ascii="Times New Roman" w:hAnsi="Times New Roman"/>
+                <w:b/>
+                <w:sz w:val="24"/>
+              </w:rPr>
+              <w:t>Số người ký</w:t>
+            </w:r>
+          </w:p>
+        </w:tc>
+        <w:tc>
+          <w:tcPr>
+            <w:tcW w:type="dxa" w:w="1701"/>
+          </w:tcPr>
+          <w:p>
+            <w:pPr>
+              <w:jc w:val="center"/>
+            </w:pPr>
+            <w:r/>
+            <w:r>
+              <w:rPr>
+                <w:rFonts w:ascii="Times New Roman" w:hAnsi="Times New Roman"/>
+                <w:b/>
+                <w:sz w:val="24"/>
+              </w:rPr>
+              <w:t>Mẫu mỗi người</w:t>
             </w:r>
           </w:p>
         </w:tc>
@@ -3872,7 +3521,7 @@
                 <w:b/>
                 <w:sz w:val="24"/>
               </w:rPr>
-              <w:t>Cấu hình B</w:t>
+              <w:t>Ghi chú</w:t>
             </w:r>
           </w:p>
         </w:tc>
@@ -3890,7 +3539,45 @@
                 <w:b w:val="0"/>
                 <w:sz w:val="24"/>
               </w:rPr>
-              <w:t>Kiến trúc</w:t>
+              <w:t>CEDAR [11]</w:t>
+            </w:r>
+          </w:p>
+        </w:tc>
+        <w:tc>
+          <w:tcPr>
+            <w:tcW w:type="dxa" w:w="1701"/>
+          </w:tcPr>
+          <w:p>
+            <w:pPr>
+              <w:jc w:val="center"/>
+            </w:pPr>
+            <w:r/>
+            <w:r>
+              <w:rPr>
+                <w:rFonts w:ascii="Times New Roman" w:hAnsi="Times New Roman"/>
+                <w:b w:val="0"/>
+                <w:sz w:val="24"/>
+              </w:rPr>
+              <w:t>55</w:t>
+            </w:r>
+          </w:p>
+        </w:tc>
+        <w:tc>
+          <w:tcPr>
+            <w:tcW w:type="dxa" w:w="1701"/>
+          </w:tcPr>
+          <w:p>
+            <w:pPr>
+              <w:jc w:val="center"/>
+            </w:pPr>
+            <w:r/>
+            <w:r>
+              <w:rPr>
+                <w:rFonts w:ascii="Times New Roman" w:hAnsi="Times New Roman"/>
+                <w:b w:val="0"/>
+                <w:sz w:val="24"/>
+              </w:rPr>
+              <w:t>24 thật, 24 giả</w:t>
             </w:r>
           </w:p>
         </w:tc>
@@ -3909,7 +3596,63 @@
                 <w:b w:val="0"/>
                 <w:sz w:val="24"/>
               </w:rPr>
-              <w:t>CNN 5 khối tự thiết kế</w:t>
+              <w:t>Bộ nhỏ, phổ biến, phù hợp làm bộ chính — được đồ án chọn</w:t>
+            </w:r>
+          </w:p>
+        </w:tc>
+      </w:tr>
+      <w:tr>
+        <w:tc>
+          <w:tcPr>
+            <w:tcW w:type="dxa" w:w="2268"/>
+          </w:tcPr>
+          <w:p>
+            <w:r/>
+            <w:r>
+              <w:rPr>
+                <w:rFonts w:ascii="Times New Roman" w:hAnsi="Times New Roman"/>
+                <w:b w:val="0"/>
+                <w:sz w:val="24"/>
+              </w:rPr>
+              <w:t>MCYT-75 [15]</w:t>
+            </w:r>
+          </w:p>
+        </w:tc>
+        <w:tc>
+          <w:tcPr>
+            <w:tcW w:type="dxa" w:w="1701"/>
+          </w:tcPr>
+          <w:p>
+            <w:pPr>
+              <w:jc w:val="center"/>
+            </w:pPr>
+            <w:r/>
+            <w:r>
+              <w:rPr>
+                <w:rFonts w:ascii="Times New Roman" w:hAnsi="Times New Roman"/>
+                <w:b w:val="0"/>
+                <w:sz w:val="24"/>
+              </w:rPr>
+              <w:t>75</w:t>
+            </w:r>
+          </w:p>
+        </w:tc>
+        <w:tc>
+          <w:tcPr>
+            <w:tcW w:type="dxa" w:w="1701"/>
+          </w:tcPr>
+          <w:p>
+            <w:pPr>
+              <w:jc w:val="center"/>
+            </w:pPr>
+            <w:r/>
+            <w:r>
+              <w:rPr>
+                <w:rFonts w:ascii="Times New Roman" w:hAnsi="Times New Roman"/>
+                <w:b w:val="0"/>
+                <w:sz w:val="24"/>
+              </w:rPr>
+              <w:t>15 thật, 15 giả</w:t>
             </w:r>
           </w:p>
         </w:tc>
@@ -3928,7 +3671,7 @@
                 <w:b w:val="0"/>
                 <w:sz w:val="24"/>
               </w:rPr>
-              <w:t>ResNet18 (18 lớp, residual)</w:t>
+              <w:t>Thu tại Tây Ban Nha; phiên bản offline gồm 2.250 ảnh</w:t>
             </w:r>
           </w:p>
         </w:tc>
@@ -3946,7 +3689,45 @@
                 <w:b w:val="0"/>
                 <w:sz w:val="24"/>
               </w:rPr>
-              <w:t>Khởi tạo trọng số</w:t>
+              <w:t>GPDS-960 [21]</w:t>
+            </w:r>
+          </w:p>
+        </w:tc>
+        <w:tc>
+          <w:tcPr>
+            <w:tcW w:type="dxa" w:w="1701"/>
+          </w:tcPr>
+          <w:p>
+            <w:pPr>
+              <w:jc w:val="center"/>
+            </w:pPr>
+            <w:r/>
+            <w:r>
+              <w:rPr>
+                <w:rFonts w:ascii="Times New Roman" w:hAnsi="Times New Roman"/>
+                <w:b w:val="0"/>
+                <w:sz w:val="24"/>
+              </w:rPr>
+              <w:t>960</w:t>
+            </w:r>
+          </w:p>
+        </w:tc>
+        <w:tc>
+          <w:tcPr>
+            <w:tcW w:type="dxa" w:w="1701"/>
+          </w:tcPr>
+          <w:p>
+            <w:pPr>
+              <w:jc w:val="center"/>
+            </w:pPr>
+            <w:r/>
+            <w:r>
+              <w:rPr>
+                <w:rFonts w:ascii="Times New Roman" w:hAnsi="Times New Roman"/>
+                <w:b w:val="0"/>
+                <w:sz w:val="24"/>
+              </w:rPr>
+              <w:t>24 thật, 30 giả</w:t>
             </w:r>
           </w:p>
         </w:tc>
@@ -3965,7 +3746,63 @@
                 <w:b w:val="0"/>
                 <w:sz w:val="24"/>
               </w:rPr>
-              <w:t>Ngẫu nhiên</w:t>
+              <w:t>Bộ lớn, giả mạo chuyên nghiệp</w:t>
+            </w:r>
+          </w:p>
+        </w:tc>
+      </w:tr>
+      <w:tr>
+        <w:tc>
+          <w:tcPr>
+            <w:tcW w:type="dxa" w:w="2268"/>
+          </w:tcPr>
+          <w:p>
+            <w:r/>
+            <w:r>
+              <w:rPr>
+                <w:rFonts w:ascii="Times New Roman" w:hAnsi="Times New Roman"/>
+                <w:b w:val="0"/>
+                <w:sz w:val="24"/>
+              </w:rPr>
+              <w:t>GPDS Synthetic [5]</w:t>
+            </w:r>
+          </w:p>
+        </w:tc>
+        <w:tc>
+          <w:tcPr>
+            <w:tcW w:type="dxa" w:w="1701"/>
+          </w:tcPr>
+          <w:p>
+            <w:pPr>
+              <w:jc w:val="center"/>
+            </w:pPr>
+            <w:r/>
+            <w:r>
+              <w:rPr>
+                <w:rFonts w:ascii="Times New Roman" w:hAnsi="Times New Roman"/>
+                <w:b w:val="0"/>
+                <w:sz w:val="24"/>
+              </w:rPr>
+              <w:t>4.000 (tổng hợp)</w:t>
+            </w:r>
+          </w:p>
+        </w:tc>
+        <w:tc>
+          <w:tcPr>
+            <w:tcW w:type="dxa" w:w="1701"/>
+          </w:tcPr>
+          <w:p>
+            <w:pPr>
+              <w:jc w:val="center"/>
+            </w:pPr>
+            <w:r/>
+            <w:r>
+              <w:rPr>
+                <w:rFonts w:ascii="Times New Roman" w:hAnsi="Times New Roman"/>
+                <w:b w:val="0"/>
+                <w:sz w:val="24"/>
+              </w:rPr>
+              <w:t>24 thật, 30 giả</w:t>
             </w:r>
           </w:p>
         </w:tc>
@@ -3984,7 +3821,7 @@
                 <w:b w:val="0"/>
                 <w:sz w:val="24"/>
               </w:rPr>
-              <w:t>Tiền huấn luyện ImageNet</w:t>
+              <w:t>Chữ ký sinh tự động, dùng để huấn luyện quy mô lớn</w:t>
             </w:r>
           </w:p>
         </w:tc>
@@ -4002,7 +3839,45 @@
                 <w:b w:val="0"/>
                 <w:sz w:val="24"/>
               </w:rPr>
-              <w:t>Kích thước ảnh vào</w:t>
+              <w:t>BHSig260 [17]</w:t>
+            </w:r>
+          </w:p>
+        </w:tc>
+        <w:tc>
+          <w:tcPr>
+            <w:tcW w:type="dxa" w:w="1701"/>
+          </w:tcPr>
+          <w:p>
+            <w:pPr>
+              <w:jc w:val="center"/>
+            </w:pPr>
+            <w:r/>
+            <w:r>
+              <w:rPr>
+                <w:rFonts w:ascii="Times New Roman" w:hAnsi="Times New Roman"/>
+                <w:b w:val="0"/>
+                <w:sz w:val="24"/>
+              </w:rPr>
+              <w:t>260 (100 Bengali, 160 Hindi)</w:t>
+            </w:r>
+          </w:p>
+        </w:tc>
+        <w:tc>
+          <w:tcPr>
+            <w:tcW w:type="dxa" w:w="1701"/>
+          </w:tcPr>
+          <w:p>
+            <w:pPr>
+              <w:jc w:val="center"/>
+            </w:pPr>
+            <w:r/>
+            <w:r>
+              <w:rPr>
+                <w:rFonts w:ascii="Times New Roman" w:hAnsi="Times New Roman"/>
+                <w:b w:val="0"/>
+                <w:sz w:val="24"/>
+              </w:rPr>
+              <w:t>24 thật, 30 giả</w:t>
             </w:r>
           </w:p>
         </w:tc>
@@ -4021,138 +3896,7 @@
                 <w:b w:val="0"/>
                 <w:sz w:val="24"/>
               </w:rPr>
-              <w:t>220×150 (đơn kênh)</w:t>
-            </w:r>
-          </w:p>
-        </w:tc>
-        <w:tc>
-          <w:tcPr>
-            <w:tcW w:type="dxa" w:w="3402"/>
-          </w:tcPr>
-          <w:p>
-            <w:pPr>
-              <w:jc w:val="center"/>
-            </w:pPr>
-            <w:r/>
-            <w:r>
-              <w:rPr>
-                <w:rFonts w:ascii="Times New Roman" w:hAnsi="Times New Roman"/>
-                <w:b w:val="0"/>
-                <w:sz w:val="24"/>
-              </w:rPr>
-              <w:t>224×224 (chuẩn hoá ImageNet)</w:t>
-            </w:r>
-          </w:p>
-        </w:tc>
-      </w:tr>
-      <w:tr>
-        <w:tc>
-          <w:tcPr>
-            <w:tcW w:type="dxa" w:w="2268"/>
-          </w:tcPr>
-          <w:p>
-            <w:r/>
-            <w:r>
-              <w:rPr>
-                <w:rFonts w:ascii="Times New Roman" w:hAnsi="Times New Roman"/>
-                <w:b w:val="0"/>
-                <w:sz w:val="24"/>
-              </w:rPr>
-              <w:t>Chiến lược huấn luyện</w:t>
-            </w:r>
-          </w:p>
-        </w:tc>
-        <w:tc>
-          <w:tcPr>
-            <w:tcW w:type="dxa" w:w="3402"/>
-          </w:tcPr>
-          <w:p>
-            <w:pPr>
-              <w:jc w:val="center"/>
-            </w:pPr>
-            <w:r/>
-            <w:r>
-              <w:rPr>
-                <w:rFonts w:ascii="Times New Roman" w:hAnsi="Times New Roman"/>
-                <w:b w:val="0"/>
-                <w:sz w:val="24"/>
-              </w:rPr>
-              <w:t>1 giai đoạn, huấn luyện toàn bộ</w:t>
-            </w:r>
-          </w:p>
-        </w:tc>
-        <w:tc>
-          <w:tcPr>
-            <w:tcW w:type="dxa" w:w="3402"/>
-          </w:tcPr>
-          <w:p>
-            <w:pPr>
-              <w:jc w:val="center"/>
-            </w:pPr>
-            <w:r/>
-            <w:r>
-              <w:rPr>
-                <w:rFonts w:ascii="Times New Roman" w:hAnsi="Times New Roman"/>
-                <w:b w:val="0"/>
-                <w:sz w:val="24"/>
-              </w:rPr>
-              <w:t>2 giai đoạn tinh chỉnh</w:t>
-            </w:r>
-          </w:p>
-        </w:tc>
-      </w:tr>
-      <w:tr>
-        <w:tc>
-          <w:tcPr>
-            <w:tcW w:type="dxa" w:w="2268"/>
-          </w:tcPr>
-          <w:p>
-            <w:r/>
-            <w:r>
-              <w:rPr>
-                <w:rFonts w:ascii="Times New Roman" w:hAnsi="Times New Roman"/>
-                <w:b w:val="0"/>
-                <w:sz w:val="24"/>
-              </w:rPr>
-              <w:t>Số tham số cần học từ đầu</w:t>
-            </w:r>
-          </w:p>
-        </w:tc>
-        <w:tc>
-          <w:tcPr>
-            <w:tcW w:type="dxa" w:w="3402"/>
-          </w:tcPr>
-          <w:p>
-            <w:pPr>
-              <w:jc w:val="center"/>
-            </w:pPr>
-            <w:r/>
-            <w:r>
-              <w:rPr>
-                <w:rFonts w:ascii="Times New Roman" w:hAnsi="Times New Roman"/>
-                <w:b w:val="0"/>
-                <w:sz w:val="24"/>
-              </w:rPr>
-              <w:t>Toàn bộ</w:t>
-            </w:r>
-          </w:p>
-        </w:tc>
-        <w:tc>
-          <w:tcPr>
-            <w:tcW w:type="dxa" w:w="3402"/>
-          </w:tcPr>
-          <w:p>
-            <w:pPr>
-              <w:jc w:val="center"/>
-            </w:pPr>
-            <w:r/>
-            <w:r>
-              <w:rPr>
-                <w:rFonts w:ascii="Times New Roman" w:hAnsi="Times New Roman"/>
-                <w:b w:val="0"/>
-                <w:sz w:val="24"/>
-              </w:rPr>
-              <w:t>Chỉ head + khối cuối</w:t>
+              <w:t>Chữ ký Bengali và Hindi — được đồ án chọn làm bộ thứ hai</w:t>
             </w:r>
           </w:p>
         </w:tc>
@@ -4161,6 +3905,20 @@
     <w:p/>
     <w:p>
       <w:pPr>
+        <w:jc w:val="both"/>
+      </w:pPr>
+      <w:r>
+        <w:rPr>
+          <w:rFonts w:ascii="Times New Roman" w:hAnsi="Times New Roman"/>
+          <w:b w:val="0"/>
+          <w:i w:val="0"/>
+          <w:sz w:val="26"/>
+        </w:rPr>
+        <w:t>Đồ án chọn CEDAR làm bộ chính (huấn luyện + đánh giá trong miền) và BHSig260 làm bộ thứ hai (chỉ đánh giá tổng quát hoá zero-shot, không huấn luyện), đúng như phạm vi đã đề ra ở Bảng 1. Các bộ MCYT-75, GPDS-960 và GPDS Synthetic không được sử dụng trong phạm vi đồ án này, được nêu ở đây để có bức tranh tổng quan đầy đủ về các lựa chọn dữ liệu khả dĩ cho bài toán.</w:t>
+      </w:r>
+    </w:p>
+    <w:p>
+      <w:pPr>
         <w:pStyle w:val="Heading2"/>
       </w:pPr>
       <w:r>
@@ -4170,7 +3928,43 @@
           <w:color w:val="000000"/>
           <w:sz w:val="28"/>
         </w:rPr>
-        <w:t>2.4. Baseline: đặc trưng thủ công HOG và SVM</w:t>
+        <w:t>1.5. Khoảng trống và hướng tiếp cận của đồ án</w:t>
+      </w:r>
+    </w:p>
+    <w:p>
+      <w:pPr>
+        <w:pStyle w:val="ListBullet"/>
+      </w:pPr>
+      <w:r>
+        <w:rPr>
+          <w:rFonts w:ascii="Times New Roman" w:hAnsi="Times New Roman"/>
+          <w:sz w:val="26"/>
+        </w:rPr>
+        <w:t>Nhiều công trình chỉ báo cáo kết quả trên từng bộ dữ liệu riêng lẻ. Việc kiểm tra chéo giữa các bộ dữ liệu, tức là huấn luyện ở bộ này và kiểm thử ở bộ khác, ít được làm hơn nhưng phản ánh sát hơn khả năng tổng quát.</w:t>
+      </w:r>
+    </w:p>
+    <w:p>
+      <w:pPr>
+        <w:pStyle w:val="ListBullet"/>
+      </w:pPr>
+      <w:r>
+        <w:rPr>
+          <w:rFonts w:ascii="Times New Roman" w:hAnsi="Times New Roman"/>
+          <w:sz w:val="26"/>
+        </w:rPr>
+        <w:t>Giả mạo chuyên nghiệp vẫn khó phát hiện hơn giả mạo ngẫu nhiên đáng kể, nên cần báo cáo tách riêng hai trường hợp.</w:t>
+      </w:r>
+    </w:p>
+    <w:p>
+      <w:pPr>
+        <w:pStyle w:val="ListBullet"/>
+      </w:pPr>
+      <w:r>
+        <w:rPr>
+          <w:rFonts w:ascii="Times New Roman" w:hAnsi="Times New Roman"/>
+          <w:sz w:val="26"/>
+        </w:rPr>
+        <w:t>Các bộ dữ liệu công khai chủ yếu thu từ người ký ở nước ngoài. Đặc điểm chữ ký của người Việt có thể khác — đồ án chưa thu thập được tập mẫu tự thu thập (T8) trong phạm vi thời gian hiện tại, xem mục 4.2 và phần Kết luận.</w:t>
       </w:r>
     </w:p>
     <w:p>
@@ -4184,7 +3978,185 @@
           <w:i w:val="0"/>
           <w:sz w:val="26"/>
         </w:rPr>
-        <w:t>Histogram of Oriented Gradients (HOG) [5] là đặc trưng mô tả hình dạng cục bộ bằng cách chia ảnh thành các ô nhỏ (cell), tính histogram hướng gradient cường độ trong mỗi ô, sau đó chuẩn hoá theo từng khối (block) ô lân cận để giảm ảnh hưởng của thay đổi độ sáng/tương phản:</w:t>
+        <w:t>Từ đó, đồ án tập trung vào ba việc: so sánh có kiểm soát giữa phương pháp cơ sở và mạng Siamese trên cùng quy trình tiền xử lý và cùng cách chia dữ liệu; đánh giá chéo giữa hai bộ dữ liệu CEDAR và BHSig260; và hoàn thiện một chương trình demo dùng được — cả ba nội dung này đã được thực hiện với dữ liệu và kết quả thật, trình bày ở Chương 4 và Chương 5.</w:t>
+      </w:r>
+    </w:p>
+    <w:p>
+      <w:r>
+        <w:br w:type="page"/>
+      </w:r>
+    </w:p>
+    <w:p>
+      <w:pPr>
+        <w:pStyle w:val="Heading1"/>
+        <w:pageBreakBefore/>
+      </w:pPr>
+      <w:r>
+        <w:rPr>
+          <w:rFonts w:ascii="Times New Roman" w:hAnsi="Times New Roman"/>
+          <w:b/>
+          <w:color w:val="000000"/>
+          <w:sz w:val="32"/>
+        </w:rPr>
+        <w:t>CHƯƠNG 2. CƠ SỞ LÝ THUYẾT</w:t>
+      </w:r>
+    </w:p>
+    <w:p>
+      <w:pPr>
+        <w:pStyle w:val="Heading2"/>
+      </w:pPr>
+      <w:r>
+        <w:rPr>
+          <w:rFonts w:ascii="Times New Roman" w:hAnsi="Times New Roman"/>
+          <w:b/>
+          <w:color w:val="000000"/>
+          <w:sz w:val="28"/>
+        </w:rPr>
+        <w:t>2.1. Tiền xử lý ảnh</w:t>
+      </w:r>
+    </w:p>
+    <w:p>
+      <w:pPr>
+        <w:jc w:val="both"/>
+      </w:pPr>
+      <w:r>
+        <w:rPr>
+          <w:rFonts w:ascii="Times New Roman" w:hAnsi="Times New Roman"/>
+          <w:b w:val="0"/>
+          <w:i w:val="0"/>
+          <w:sz w:val="26"/>
+        </w:rPr>
+        <w:t>Mục đích là loại bỏ khác biệt không liên quan đến người ký (nền, nhiễu, kích thước, vị trí) để mô hình tập trung vào hình dạng nét chữ. Các bước áp dụng trong đồ án:</w:t>
+      </w:r>
+    </w:p>
+    <w:p>
+      <w:pPr>
+        <w:pStyle w:val="ListBullet"/>
+      </w:pPr>
+      <w:r>
+        <w:rPr>
+          <w:rFonts w:ascii="Times New Roman" w:hAnsi="Times New Roman"/>
+          <w:sz w:val="26"/>
+        </w:rPr>
+        <w:t>Chuyển ảnh xám và khử nhiễu bằng bộ lọc Gaussian (mặc định) hoặc median.</w:t>
+      </w:r>
+    </w:p>
+    <w:p>
+      <w:pPr>
+        <w:pStyle w:val="ListBullet"/>
+      </w:pPr>
+      <w:r>
+        <w:rPr>
+          <w:rFonts w:ascii="Times New Roman" w:hAnsi="Times New Roman"/>
+          <w:sz w:val="26"/>
+        </w:rPr>
+        <w:t>Nhị phân hóa bằng ngưỡng Otsu [16] để tách nét chữ khỏi nền — thuật toán tự động tìm ngưỡng cực đại hoá phương sai giữa hai lớp nền/nét chữ.</w:t>
+      </w:r>
+    </w:p>
+    <w:p>
+      <w:pPr>
+        <w:pStyle w:val="ListBullet"/>
+      </w:pPr>
+      <w:r>
+        <w:rPr>
+          <w:rFonts w:ascii="Times New Roman" w:hAnsi="Times New Roman"/>
+          <w:sz w:val="26"/>
+        </w:rPr>
+        <w:t>Cắt sát vùng chữ ký theo hộp bao quanh các điểm nét (bounding box).</w:t>
+      </w:r>
+    </w:p>
+    <w:p>
+      <w:pPr>
+        <w:pStyle w:val="ListBullet"/>
+      </w:pPr>
+      <w:r>
+        <w:rPr>
+          <w:rFonts w:ascii="Times New Roman" w:hAnsi="Times New Roman"/>
+          <w:sz w:val="26"/>
+        </w:rPr>
+        <w:t>Căn giữa và đổi kích thước về cỡ cố định, giữ tỷ lệ khung hình bằng cách thêm viền trắng: 220×150 điểm ảnh cho Cấu hình A (huấn luyện từ đầu), 224×224 cho Cấu hình B (dùng mạng tiền huấn luyện).</w:t>
+      </w:r>
+    </w:p>
+    <w:p>
+      <w:pPr>
+        <w:pStyle w:val="ListBullet"/>
+      </w:pPr>
+      <w:r>
+        <w:rPr>
+          <w:rFonts w:ascii="Times New Roman" w:hAnsi="Times New Roman"/>
+          <w:sz w:val="26"/>
+        </w:rPr>
+        <w:t>Chuẩn hóa giá trị điểm ảnh về khoảng [0, 1] (Cấu hình A) hoặc theo trung bình/độ lệch chuẩn ImageNet (Cấu hình B).</w:t>
+      </w:r>
+    </w:p>
+    <w:p>
+      <w:pPr>
+        <w:jc w:val="both"/>
+      </w:pPr>
+      <w:r>
+        <w:rPr>
+          <w:rFonts w:ascii="Times New Roman" w:hAnsi="Times New Roman"/>
+          <w:b w:val="0"/>
+          <w:i w:val="0"/>
+          <w:sz w:val="26"/>
+        </w:rPr>
+        <w:t>Bước nhị phân hoá chỉ dùng để xác định vùng chữ ký (bounding box); việc có dùng ảnh nhị phân làm đầu vào cuối cùng cho mô hình hay không (binarize_output) là một biến thử nghiệm riêng (T4, mục 4.2) — trong phạm vi thời gian thực hiện, đồ án chưa kịp chạy so sánh có/không nhị phân hoá đầu ra.</w:t>
+      </w:r>
+    </w:p>
+    <w:p>
+      <w:pPr>
+        <w:pStyle w:val="Heading2"/>
+      </w:pPr>
+      <w:r>
+        <w:rPr>
+          <w:rFonts w:ascii="Times New Roman" w:hAnsi="Times New Roman"/>
+          <w:b/>
+          <w:color w:val="000000"/>
+          <w:sz w:val="28"/>
+        </w:rPr>
+        <w:t>2.2. Mạng nơ-ron tích chập (CNN)</w:t>
+      </w:r>
+    </w:p>
+    <w:p>
+      <w:pPr>
+        <w:jc w:val="both"/>
+      </w:pPr>
+      <w:r>
+        <w:rPr>
+          <w:rFonts w:ascii="Times New Roman" w:hAnsi="Times New Roman"/>
+          <w:b w:val="0"/>
+          <w:i w:val="0"/>
+          <w:sz w:val="26"/>
+        </w:rPr>
+        <w:t>CNN gồm các lớp tích chập, hàm kích hoạt ReLU, lớp gộp (pooling), chuẩn hóa theo lô (batch normalization) và các lớp kết nối đầy đủ. Các lớp đầu học đặc trưng cục bộ như nét ngang, nét cong; các lớp sau kết hợp thành cấu trúc lớn hơn như vòng, gạch nối và bố cục toàn chữ ký. Vì ảnh chữ ký ít chi tiết màu sắc nhưng giàu thông tin về hình dạng nét, CNN là lựa chọn tự nhiên để học biểu diễn.</w:t>
+      </w:r>
+    </w:p>
+    <w:p>
+      <w:pPr>
+        <w:pStyle w:val="Heading2"/>
+      </w:pPr>
+      <w:r>
+        <w:rPr>
+          <w:rFonts w:ascii="Times New Roman" w:hAnsi="Times New Roman"/>
+          <w:b/>
+          <w:color w:val="000000"/>
+          <w:sz w:val="28"/>
+        </w:rPr>
+        <w:t>2.3. Mạng Siamese</w:t>
+      </w:r>
+    </w:p>
+    <w:p>
+      <w:pPr>
+        <w:jc w:val="both"/>
+      </w:pPr>
+      <w:r>
+        <w:rPr>
+          <w:rFonts w:ascii="Times New Roman" w:hAnsi="Times New Roman"/>
+          <w:b w:val="0"/>
+          <w:i w:val="0"/>
+          <w:sz w:val="26"/>
+        </w:rPr>
+        <w:t>Mạng Siamese gồm hai nhánh CNN giống hệt nhau và dùng chung trọng số. Mỗi ảnh đi qua một nhánh và được ánh xạ thành một vector đặc trưng (embedding). Khoảng cách giữa hai vector cho biết mức khác nhau của hai chữ ký:</w:t>
       </w:r>
     </w:p>
     <w:p>
@@ -4194,7 +4166,153 @@
       <w:r>
         <w:drawing>
           <wp:inline xmlns:a="http://schemas.openxmlformats.org/drawingml/2006/main" xmlns:pic="http://schemas.openxmlformats.org/drawingml/2006/picture">
-            <wp:extent cx="2880000" cy="275714"/>
+            <wp:extent cx="2520000" cy="358335"/>
+            <wp:docPr id="2" name="Picture 2"/>
+            <wp:cNvGraphicFramePr>
+              <a:graphicFrameLocks noChangeAspect="1"/>
+            </wp:cNvGraphicFramePr>
+            <a:graphic>
+              <a:graphicData uri="http://schemas.openxmlformats.org/drawingml/2006/picture">
+                <pic:pic>
+                  <pic:nvPicPr>
+                    <pic:cNvPr id="0" name="f_distance.png"/>
+                    <pic:cNvPicPr/>
+                  </pic:nvPicPr>
+                  <pic:blipFill>
+                    <a:blip r:embed="rId11"/>
+                    <a:stretch>
+                      <a:fillRect/>
+                    </a:stretch>
+                  </pic:blipFill>
+                  <pic:spPr>
+                    <a:xfrm>
+                      <a:off x="0" y="0"/>
+                      <a:ext cx="2520000" cy="358335"/>
+                    </a:xfrm>
+                    <a:prstGeom prst="rect"/>
+                  </pic:spPr>
+                </pic:pic>
+              </a:graphicData>
+            </a:graphic>
+          </wp:inline>
+        </w:drawing>
+      </w:r>
+    </w:p>
+    <w:p>
+      <w:pPr>
+        <w:jc w:val="right"/>
+      </w:pPr>
+      <w:r>
+        <w:rPr>
+          <w:rFonts w:ascii="Times New Roman" w:hAnsi="Times New Roman"/>
+          <w:i/>
+          <w:sz w:val="24"/>
+        </w:rPr>
+        <w:t>(1)</w:t>
+      </w:r>
+    </w:p>
+    <w:p>
+      <w:pPr>
+        <w:jc w:val="both"/>
+      </w:pPr>
+      <w:r>
+        <w:rPr>
+          <w:rFonts w:ascii="Times New Roman" w:hAnsi="Times New Roman"/>
+          <w:b w:val="0"/>
+          <w:i w:val="0"/>
+          <w:sz w:val="26"/>
+        </w:rPr>
+        <w:t>trong đó f_θ là mạng CNN với tham số θ. Hai chữ ký được coi là cùng người ký thật khi D nhỏ hơn một ngưỡng τ. Vì mạng học cách so sánh chứ không học nhận diện từng người, nó áp dụng được cho người mới mà không cần huấn luyện lại [13].</w:t>
+      </w:r>
+    </w:p>
+    <w:p>
+      <w:pPr>
+        <w:jc w:val="center"/>
+      </w:pPr>
+      <w:r>
+        <w:drawing>
+          <wp:inline xmlns:a="http://schemas.openxmlformats.org/drawingml/2006/main" xmlns:pic="http://schemas.openxmlformats.org/drawingml/2006/picture">
+            <wp:extent cx="4680000" cy="2839551"/>
+            <wp:docPr id="3" name="Picture 3"/>
+            <wp:cNvGraphicFramePr>
+              <a:graphicFrameLocks noChangeAspect="1"/>
+            </wp:cNvGraphicFramePr>
+            <a:graphic>
+              <a:graphicData uri="http://schemas.openxmlformats.org/drawingml/2006/picture">
+                <pic:pic>
+                  <pic:nvPicPr>
+                    <pic:cNvPr id="0" name="diagram_siamese.png"/>
+                    <pic:cNvPicPr/>
+                  </pic:nvPicPr>
+                  <pic:blipFill>
+                    <a:blip r:embed="rId12"/>
+                    <a:stretch>
+                      <a:fillRect/>
+                    </a:stretch>
+                  </pic:blipFill>
+                  <pic:spPr>
+                    <a:xfrm>
+                      <a:off x="0" y="0"/>
+                      <a:ext cx="4680000" cy="2839551"/>
+                    </a:xfrm>
+                    <a:prstGeom prst="rect"/>
+                  </pic:spPr>
+                </pic:pic>
+              </a:graphicData>
+            </a:graphic>
+          </wp:inline>
+        </w:drawing>
+      </w:r>
+    </w:p>
+    <w:p>
+      <w:pPr>
+        <w:jc w:val="center"/>
+      </w:pPr>
+      <w:r>
+        <w:rPr>
+          <w:rFonts w:ascii="Times New Roman" w:hAnsi="Times New Roman"/>
+          <w:i/>
+          <w:sz w:val="24"/>
+        </w:rPr>
+        <w:t>Minh hoạ kiến trúc mạng Siamese: hai nhánh CNN dùng chung trọng số</w:t>
+      </w:r>
+    </w:p>
+    <w:p>
+      <w:pPr>
+        <w:pStyle w:val="Heading2"/>
+      </w:pPr>
+      <w:r>
+        <w:rPr>
+          <w:rFonts w:ascii="Times New Roman" w:hAnsi="Times New Roman"/>
+          <w:b/>
+          <w:color w:val="000000"/>
+          <w:sz w:val="28"/>
+        </w:rPr>
+        <w:t>2.4. Hàm mất mát</w:t>
+      </w:r>
+    </w:p>
+    <w:p>
+      <w:pPr>
+        <w:jc w:val="both"/>
+      </w:pPr>
+      <w:r>
+        <w:rPr>
+          <w:rFonts w:ascii="Times New Roman" w:hAnsi="Times New Roman"/>
+          <w:b w:val="0"/>
+          <w:i w:val="0"/>
+          <w:sz w:val="26"/>
+        </w:rPr>
+        <w:t>Contrastive loss [6] kéo hai chữ ký thật của cùng một người lại gần nhau và đẩy cặp thật–giả ra xa ít nhất một khoảng margin m:</w:t>
+      </w:r>
+    </w:p>
+    <w:p>
+      <w:pPr>
+        <w:jc w:val="center"/>
+      </w:pPr>
+      <w:r>
+        <w:drawing>
+          <wp:inline xmlns:a="http://schemas.openxmlformats.org/drawingml/2006/main" xmlns:pic="http://schemas.openxmlformats.org/drawingml/2006/picture">
+            <wp:extent cx="3960000" cy="293964"/>
             <wp:docPr id="4" name="Picture 4"/>
             <wp:cNvGraphicFramePr>
               <a:graphicFrameLocks noChangeAspect="1"/>
@@ -4203,7 +4321,7 @@
               <a:graphicData uri="http://schemas.openxmlformats.org/drawingml/2006/picture">
                 <pic:pic>
                   <pic:nvPicPr>
-                    <pic:cNvPr id="0" name="f_hog.png"/>
+                    <pic:cNvPr id="0" name="f_contrastive.png"/>
                     <pic:cNvPicPr/>
                   </pic:nvPicPr>
                   <pic:blipFill>
@@ -4215,7 +4333,7 @@
                   <pic:spPr>
                     <a:xfrm>
                       <a:off x="0" y="0"/>
-                      <a:ext cx="2880000" cy="275714"/>
+                      <a:ext cx="3960000" cy="293964"/>
                     </a:xfrm>
                     <a:prstGeom prst="rect"/>
                   </pic:spPr>
@@ -4236,7 +4354,7 @@
           <w:i/>
           <w:sz w:val="24"/>
         </w:rPr>
-        <w:t>(2.3)</w:t>
+        <w:t>(2)</w:t>
       </w:r>
     </w:p>
     <w:p>
@@ -4250,7 +4368,87 @@
           <w:i w:val="0"/>
           <w:sz w:val="26"/>
         </w:rPr>
-        <w:t>trong đó Gx, Gy là gradient ảnh theo hai trục, θ là hướng gradient dùng để phân bổ vào các bin của histogram. Vector đặc trưng HOG của toàn ảnh được ghép từ histogram của mọi ô, sau đó đưa vào Support Vector Machine (SVM) [7] với nhân RBF (Radial Basis Function) để phân loại cặp thật/giả. Siêu tham số C (điều chuẩn) và γ (độ rộng nhân RBF) được tìm bằng grid search trên tập validation, chi tiết ở Chương 3.</w:t>
+        <w:t>Với y = 1 cho cặp cùng người ký thật và y = 0 cho cặp khác nhau (thật với giả, hoặc hai người khác nhau). Ý tưởng gốc của việc học một hàm đo tương đồng bằng cách này đến từ công trình về xác thực khuôn mặt [2].</w:t>
+      </w:r>
+    </w:p>
+    <w:p>
+      <w:pPr>
+        <w:jc w:val="both"/>
+      </w:pPr>
+      <w:r>
+        <w:rPr>
+          <w:rFonts w:ascii="Times New Roman" w:hAnsi="Times New Roman"/>
+          <w:b w:val="0"/>
+          <w:i w:val="0"/>
+          <w:sz w:val="26"/>
+        </w:rPr>
+        <w:t>Triplet loss [19] dùng bộ ba gồm mẫu neo a, mẫu dương p (thật, cùng người) và mẫu âm n (giả hoặc của người khác):</w:t>
+      </w:r>
+    </w:p>
+    <w:p>
+      <w:pPr>
+        <w:jc w:val="center"/>
+      </w:pPr>
+      <w:r>
+        <w:drawing>
+          <wp:inline xmlns:a="http://schemas.openxmlformats.org/drawingml/2006/main" xmlns:pic="http://schemas.openxmlformats.org/drawingml/2006/picture">
+            <wp:extent cx="3960000" cy="624785"/>
+            <wp:docPr id="5" name="Picture 5"/>
+            <wp:cNvGraphicFramePr>
+              <a:graphicFrameLocks noChangeAspect="1"/>
+            </wp:cNvGraphicFramePr>
+            <a:graphic>
+              <a:graphicData uri="http://schemas.openxmlformats.org/drawingml/2006/picture">
+                <pic:pic>
+                  <pic:nvPicPr>
+                    <pic:cNvPr id="0" name="f_triplet.png"/>
+                    <pic:cNvPicPr/>
+                  </pic:nvPicPr>
+                  <pic:blipFill>
+                    <a:blip r:embed="rId14"/>
+                    <a:stretch>
+                      <a:fillRect/>
+                    </a:stretch>
+                  </pic:blipFill>
+                  <pic:spPr>
+                    <a:xfrm>
+                      <a:off x="0" y="0"/>
+                      <a:ext cx="3960000" cy="624785"/>
+                    </a:xfrm>
+                    <a:prstGeom prst="rect"/>
+                  </pic:spPr>
+                </pic:pic>
+              </a:graphicData>
+            </a:graphic>
+          </wp:inline>
+        </w:drawing>
+      </w:r>
+    </w:p>
+    <w:p>
+      <w:pPr>
+        <w:jc w:val="right"/>
+      </w:pPr>
+      <w:r>
+        <w:rPr>
+          <w:rFonts w:ascii="Times New Roman" w:hAnsi="Times New Roman"/>
+          <w:i/>
+          <w:sz w:val="24"/>
+        </w:rPr>
+        <w:t>(3)</w:t>
+      </w:r>
+    </w:p>
+    <w:p>
+      <w:pPr>
+        <w:jc w:val="both"/>
+      </w:pPr>
+      <w:r>
+        <w:rPr>
+          <w:rFonts w:ascii="Times New Roman" w:hAnsi="Times New Roman"/>
+          <w:b w:val="0"/>
+          <w:i w:val="0"/>
+          <w:sz w:val="26"/>
+        </w:rPr>
+        <w:t>Đồ án dùng contrastive loss làm chính cho toàn bộ thực nghiệm (T1–T5, T7). Triplet loss (T6, thí nghiệm bổ sung theo đề cương) chưa được cài đặt và chạy thực tế trong phạm vi thời gian thực hiện — công thức được trình bày ở đây để hoàn chỉnh phần cơ sở lý thuyết và làm cơ sở cho hướng phát triển tiếp theo (mục 3, phần Kết luận).</w:t>
       </w:r>
     </w:p>
     <w:p>
@@ -4264,7 +4462,7 @@
           <w:color w:val="000000"/>
           <w:sz w:val="28"/>
         </w:rPr>
-        <w:t>2.5. Các độ đo đánh giá sinh trắc học</w:t>
+        <w:t>2.5. Học chuyển giao (transfer learning)</w:t>
       </w:r>
     </w:p>
     <w:p>
@@ -4278,7 +4476,35 @@
           <w:i w:val="0"/>
           <w:sz w:val="26"/>
         </w:rPr>
-        <w:t>Đồ án dùng bộ độ đo chuẩn cho bài toán xác thực sinh trắc học nhị phân. Với một ngưỡng quyết định τ cho trước (cặp được phân loại là "cùng người" nếu D ≤ τ), hai loại lỗi được định nghĩa:</w:t>
+        <w:t>Học chuyển giao dùng mạng đã huấn luyện sẵn trên tập ảnh lớn như ImageNet (ví dụ VGG16 [20] hoặc ResNet18 [9]), bỏ lớp phân loại cuối, thay bằng lớp tạo embedding rồi tinh chỉnh (fine-tune) trên dữ liệu chữ ký. Ảnh chữ ký khác nhiều so với ảnh tự nhiên, nên cần thử tinh chỉnh nhiều tầng và so sánh với mạng huấn luyện từ đầu để xem học chuyển giao có thật sự giúp ích hay không. Đồ án chọn ResNet18 trong hai lựa chọn nêu trên (kết quả cụ thể ở Chương 4, mục 4.3–4.4).</w:t>
+      </w:r>
+    </w:p>
+    <w:p>
+      <w:pPr>
+        <w:pStyle w:val="Heading2"/>
+      </w:pPr>
+      <w:r>
+        <w:rPr>
+          <w:rFonts w:ascii="Times New Roman" w:hAnsi="Times New Roman"/>
+          <w:b/>
+          <w:color w:val="000000"/>
+          <w:sz w:val="28"/>
+        </w:rPr>
+        <w:t>2.6. Các độ đo đánh giá</w:t>
+      </w:r>
+    </w:p>
+    <w:p>
+      <w:pPr>
+        <w:jc w:val="both"/>
+      </w:pPr>
+      <w:r>
+        <w:rPr>
+          <w:rFonts w:ascii="Times New Roman" w:hAnsi="Times New Roman"/>
+          <w:b w:val="0"/>
+          <w:i w:val="0"/>
+          <w:sz w:val="26"/>
+        </w:rPr>
+        <w:t>Gọi lớp dương là chữ ký thật. TP là chữ ký thật được chấp nhận, FN là chữ ký thật bị từ chối, FP là chữ ký giả bị chấp nhận, TN là chữ ký giả bị từ chối. Với mỗi ngưỡng τ:</w:t>
       </w:r>
     </w:p>
     <w:p>
@@ -4289,7 +4515,7 @@
         <w:drawing>
           <wp:inline xmlns:a="http://schemas.openxmlformats.org/drawingml/2006/main" xmlns:pic="http://schemas.openxmlformats.org/drawingml/2006/picture">
             <wp:extent cx="3240000" cy="454737"/>
-            <wp:docPr id="5" name="Picture 5"/>
+            <wp:docPr id="6" name="Picture 6"/>
             <wp:cNvGraphicFramePr>
               <a:graphicFrameLocks noChangeAspect="1"/>
             </wp:cNvGraphicFramePr>
@@ -4301,7 +4527,7 @@
                     <pic:cNvPicPr/>
                   </pic:nvPicPr>
                   <pic:blipFill>
-                    <a:blip r:embed="rId14"/>
+                    <a:blip r:embed="rId15"/>
                     <a:stretch>
                       <a:fillRect/>
                     </a:stretch>
@@ -4330,21 +4556,7 @@
           <w:i/>
           <w:sz w:val="24"/>
         </w:rPr>
-        <w:t>(2.4)</w:t>
-      </w:r>
-    </w:p>
-    <w:p>
-      <w:pPr>
-        <w:jc w:val="both"/>
-      </w:pPr>
-      <w:r>
-        <w:rPr>
-          <w:rFonts w:ascii="Times New Roman" w:hAnsi="Times New Roman"/>
-          <w:b w:val="0"/>
-          <w:i w:val="0"/>
-          <w:sz w:val="26"/>
-        </w:rPr>
-        <w:t>False Acceptance Rate (FAR) — tỉ lệ các cặp thực chất KHÁC người (hoặc thật/giả) nhưng bị hệ thống chấp nhận nhầm là cùng người thật.</w:t>
+        <w:t>(4)</w:t>
       </w:r>
     </w:p>
     <w:p>
@@ -4355,7 +4567,7 @@
         <w:drawing>
           <wp:inline xmlns:a="http://schemas.openxmlformats.org/drawingml/2006/main" xmlns:pic="http://schemas.openxmlformats.org/drawingml/2006/picture">
             <wp:extent cx="3240000" cy="449307"/>
-            <wp:docPr id="6" name="Picture 6"/>
+            <wp:docPr id="7" name="Picture 7"/>
             <wp:cNvGraphicFramePr>
               <a:graphicFrameLocks noChangeAspect="1"/>
             </wp:cNvGraphicFramePr>
@@ -4367,7 +4579,7 @@
                     <pic:cNvPicPr/>
                   </pic:nvPicPr>
                   <pic:blipFill>
-                    <a:blip r:embed="rId15"/>
+                    <a:blip r:embed="rId16"/>
                     <a:stretch>
                       <a:fillRect/>
                     </a:stretch>
@@ -4396,7 +4608,7 @@
           <w:i/>
           <w:sz w:val="24"/>
         </w:rPr>
-        <w:t>(2.5)</w:t>
+        <w:t>(5)</w:t>
       </w:r>
     </w:p>
     <w:p>
@@ -4410,21 +4622,7 @@
           <w:i w:val="0"/>
           <w:sz w:val="26"/>
         </w:rPr>
-        <w:t>False Rejection Rate (FRR) — tỉ lệ các cặp thực chất CÙNG người thật nhưng bị hệ thống từ chối nhầm. FAR và FRR luôn đánh đổi lẫn nhau theo τ: giảm τ làm giảm FAR nhưng tăng FRR và ngược lại.</w:t>
-      </w:r>
-    </w:p>
-    <w:p>
-      <w:pPr>
-        <w:jc w:val="both"/>
-      </w:pPr>
-      <w:r>
-        <w:rPr>
-          <w:rFonts w:ascii="Times New Roman" w:hAnsi="Times New Roman"/>
-          <w:b w:val="0"/>
-          <w:i w:val="0"/>
-          <w:sz w:val="26"/>
-        </w:rPr>
-        <w:t>Equal Error Rate (EER) là điểm trên đường cong mà tại đó FAR = FRR, là một độ đo tổng hợp phổ biến để so sánh các hệ thống sinh trắc học không phụ thuộc vào việc chọn τ theo hướng ưu tiên loại lỗi nào:</w:t>
+        <w:t>FAR (False Acceptance Rate) là tỷ lệ chữ ký giả bị chấp nhận nhầm; FRR (False Rejection Rate) là tỷ lệ chữ ký thật bị từ chối nhầm. Tăng ngưỡng làm FAR tăng và FRR giảm, và ngược lại. EER (Equal Error Rate) là giá trị khi hai tỷ lệ này bằng nhau:</w:t>
       </w:r>
     </w:p>
     <w:p>
@@ -4435,7 +4633,7 @@
         <w:drawing>
           <wp:inline xmlns:a="http://schemas.openxmlformats.org/drawingml/2006/main" xmlns:pic="http://schemas.openxmlformats.org/drawingml/2006/picture">
             <wp:extent cx="3240000" cy="382154"/>
-            <wp:docPr id="7" name="Picture 7"/>
+            <wp:docPr id="8" name="Picture 8"/>
             <wp:cNvGraphicFramePr>
               <a:graphicFrameLocks noChangeAspect="1"/>
             </wp:cNvGraphicFramePr>
@@ -4447,7 +4645,7 @@
                     <pic:cNvPicPr/>
                   </pic:nvPicPr>
                   <pic:blipFill>
-                    <a:blip r:embed="rId16"/>
+                    <a:blip r:embed="rId17"/>
                     <a:stretch>
                       <a:fillRect/>
                     </a:stretch>
@@ -4476,7 +4674,7 @@
           <w:i/>
           <w:sz w:val="24"/>
         </w:rPr>
-        <w:t>(2.6)</w:t>
+        <w:t>(6)</w:t>
       </w:r>
     </w:p>
     <w:p>
@@ -4490,7 +4688,7 @@
           <w:i w:val="0"/>
           <w:sz w:val="26"/>
         </w:rPr>
-        <w:t>Đồ án dùng EER trên tập validation làm tiêu chí CHỌN ngưỡng τ (select_threshold trong mã nguồn), sau đó ĐÓNG BĂNG giá trị τ này và chỉ dùng nó để tính FAR/FRR/Accuracy trên tập test — quy trình này đảm bảo tập test không hề được dùng để tinh chỉnh bất kỳ siêu tham số quyết định nào, tránh rò rỉ dữ liệu (data leakage) làm số liệu đánh giá trở nên lạc quan giả tạo.</w:t>
+        <w:t>Ngoài ra đồ án báo cáo Accuracy tại ngưỡng chọn trên tập validation, và diện tích dưới đường cong ROC (AUC):</w:t>
       </w:r>
     </w:p>
     <w:p>
@@ -4501,7 +4699,7 @@
         <w:drawing>
           <wp:inline xmlns:a="http://schemas.openxmlformats.org/drawingml/2006/main" xmlns:pic="http://schemas.openxmlformats.org/drawingml/2006/picture">
             <wp:extent cx="3240000" cy="364276"/>
-            <wp:docPr id="8" name="Picture 8"/>
+            <wp:docPr id="9" name="Picture 9"/>
             <wp:cNvGraphicFramePr>
               <a:graphicFrameLocks noChangeAspect="1"/>
             </wp:cNvGraphicFramePr>
@@ -4513,7 +4711,7 @@
                     <pic:cNvPicPr/>
                   </pic:nvPicPr>
                   <pic:blipFill>
-                    <a:blip r:embed="rId17"/>
+                    <a:blip r:embed="rId18"/>
                     <a:stretch>
                       <a:fillRect/>
                     </a:stretch>
@@ -4542,7 +4740,7 @@
           <w:i/>
           <w:sz w:val="24"/>
         </w:rPr>
-        <w:t>(2.7)</w:t>
+        <w:t>(7)</w:t>
       </w:r>
     </w:p>
     <w:p>
@@ -4556,7 +4754,7 @@
           <w:i w:val="0"/>
           <w:sz w:val="26"/>
         </w:rPr>
-        <w:t>Ngoài ra, đường cong ROC (Receiver Operating Characteristic — biểu diễn True Positive Rate theo False Positive Rate khi quét τ qua mọi giá trị có thể) và diện tích dưới đường cong AUC (Area Under Curve, AUC=1 là hoàn hảo, AUC=0,5 là ngẫu nhiên) được dùng làm độ đo tổng hợp không phụ thuộc ngưỡng, cho phép so sánh trực tiếp khả năng phân biệt của các mô hình mà không cần cố định τ.</w:t>
+        <w:t>EER không phụ thuộc việc chọn ngưỡng nên thích hợp để so sánh các mô hình với nhau. Đồ án dùng EER trên tập validation làm tiêu chí CHỌN ngưỡng τ, sau đó ĐÓNG BĂNG giá trị này và chỉ dùng nó để tính FAR/FRR/Accuracy trên tập test, đảm bảo tập test không được dùng để tinh chỉnh bất kỳ siêu tham số quyết định nào.</w:t>
       </w:r>
     </w:p>
     <w:p>
@@ -4590,7 +4788,7 @@
           <w:color w:val="000000"/>
           <w:sz w:val="28"/>
         </w:rPr>
-        <w:t>3.1. Kiến trúc tổng thể hệ thống</w:t>
+        <w:t>3.1. Quy trình tổng thể</w:t>
       </w:r>
     </w:p>
     <w:p>
@@ -4604,95 +4802,7 @@
           <w:i w:val="0"/>
           <w:sz w:val="26"/>
         </w:rPr>
-        <w:t>Hệ thống gồm 4 khối chức năng chính, được tổ chức thành các module Python độc lập, có thể kiểm thử riêng biệt (mỗi module có bộ unit test tương ứng): (1) tiền xử lý ảnh (sigverify.preprocessing), (2) sinh cặp dữ liệu và chia tập writer-disjoint (sigverify.pairs), (3) mô hình và huấn luyện (sigverify.models, sigverify.training), (4) đánh giá (sigverify.evaluation). Một ứng dụng Streamlit (app/) sử dụng lại chính module tiền xử lý và mô hình đã huấn luyện để phục vụ suy luận thời gian thực.</w:t>
-      </w:r>
-    </w:p>
-    <w:p>
-      <w:pPr>
-        <w:pStyle w:val="Heading2"/>
-      </w:pPr>
-      <w:r>
-        <w:rPr>
-          <w:rFonts w:ascii="Times New Roman" w:hAnsi="Times New Roman"/>
-          <w:b/>
-          <w:color w:val="000000"/>
-          <w:sz w:val="28"/>
-        </w:rPr>
-        <w:t>3.2. Quy trình tiền xử lý ảnh</w:t>
-      </w:r>
-    </w:p>
-    <w:p>
-      <w:pPr>
-        <w:jc w:val="both"/>
-      </w:pPr>
-      <w:r>
-        <w:rPr>
-          <w:rFonts w:ascii="Times New Roman" w:hAnsi="Times New Roman"/>
-          <w:b w:val="0"/>
-          <w:i w:val="0"/>
-          <w:sz w:val="26"/>
-        </w:rPr>
-        <w:t>Mọi ảnh chữ ký, dù dùng để huấn luyện hay suy luận qua demo, đều đi qua cùng một quy trình 5 bước thống nhất, đảm bảo không có sự lệch pha (train-serving skew) giữa lúc huấn luyện và lúc triển khai:</w:t>
-      </w:r>
-    </w:p>
-    <w:p>
-      <w:pPr>
-        <w:pStyle w:val="ListBullet"/>
-      </w:pPr>
-      <w:r>
-        <w:rPr>
-          <w:rFonts w:ascii="Times New Roman" w:hAnsi="Times New Roman"/>
-          <w:sz w:val="26"/>
-        </w:rPr>
-        <w:t>Bước 1 — Chuyển ảnh xám (grayscale): loại bỏ thông tin màu sắc không liên quan đến hình dạng nét chữ.</w:t>
-      </w:r>
-    </w:p>
-    <w:p>
-      <w:pPr>
-        <w:pStyle w:val="ListBullet"/>
-      </w:pPr>
-      <w:r>
-        <w:rPr>
-          <w:rFonts w:ascii="Times New Roman" w:hAnsi="Times New Roman"/>
-          <w:sz w:val="26"/>
-        </w:rPr>
-        <w:t>Bước 2 — Khử nhiễu (denoise): áp dụng bộ lọc Gaussian (mặc định trong cấu hình đồ án) hoặc median để giảm nhiễu hạt từ quá trình scan/chụp ảnh, trước khi nhị phân hoá.</w:t>
-      </w:r>
-    </w:p>
-    <w:p>
-      <w:pPr>
-        <w:pStyle w:val="ListBullet"/>
-      </w:pPr>
-      <w:r>
-        <w:rPr>
-          <w:rFonts w:ascii="Times New Roman" w:hAnsi="Times New Roman"/>
-          <w:sz w:val="26"/>
-        </w:rPr>
-        <w:t>Bước 3 — Xác định vùng chữ ký bằng ngưỡng Otsu: thuật toán Otsu [13] tự động tìm ngưỡng nhị phân hoá tối ưu (cực đại phương sai giữa hai lớp nền/nét chữ) để xác định vùng bounding-box chứa nét chữ ký — chỉ dùng để định vị vùng, không nhất thiết nhị phân hoá ảnh đầu ra cuối cùng (điều khiển bởi cờ binarize_output).</w:t>
-      </w:r>
-    </w:p>
-    <w:p>
-      <w:pPr>
-        <w:pStyle w:val="ListBullet"/>
-      </w:pPr>
-      <w:r>
-        <w:rPr>
-          <w:rFonts w:ascii="Times New Roman" w:hAnsi="Times New Roman"/>
-          <w:sz w:val="26"/>
-        </w:rPr>
-        <w:t>Bước 4 — Cắt sát vùng chữ ký (tight crop to bounding box): loại bỏ phần nền trắng thừa xung quanh, giúp mô hình tập trung vào vùng thông tin, không bị ảnh hưởng bởi vị trí chữ ký lệch tâm trên ảnh gốc.</w:t>
-      </w:r>
-    </w:p>
-    <w:p>
-      <w:pPr>
-        <w:pStyle w:val="ListBullet"/>
-      </w:pPr>
-      <w:r>
-        <w:rPr>
-          <w:rFonts w:ascii="Times New Roman" w:hAnsi="Times New Roman"/>
-          <w:sz w:val="26"/>
-        </w:rPr>
-        <w:t>Bước 5 — Resize/pad và chuẩn hoá (normalize): resize về kích thước cố định giữ tỉ lệ khung hình, đệm (pad) phần còn thiếu, rồi chuẩn hoá giá trị pixel — về đoạn [0, 1] cho Cấu hình A (đơn kênh), hoặc theo trung bình/độ lệch chuẩn ImageNet cho Cấu hình B (để tương thích với thống kê dữ liệu mà ResNet18 được tiền huấn luyện).</w:t>
+        <w:t>Hệ thống nhận hai ảnh, đưa qua cùng một quy trình tiền xử lý và cùng một mạng CNN, rồi so khoảng cách giữa hai vector đặc trưng với một ngưỡng.</w:t>
       </w:r>
     </w:p>
     <w:p>
@@ -4703,7 +4813,7 @@
         <w:drawing>
           <wp:inline xmlns:a="http://schemas.openxmlformats.org/drawingml/2006/main" xmlns:pic="http://schemas.openxmlformats.org/drawingml/2006/picture">
             <wp:extent cx="5040000" cy="1063486"/>
-            <wp:docPr id="9" name="Picture 9"/>
+            <wp:docPr id="10" name="Picture 10"/>
             <wp:cNvGraphicFramePr>
               <a:graphicFrameLocks noChangeAspect="1"/>
             </wp:cNvGraphicFramePr>
@@ -4715,7 +4825,7 @@
                     <pic:cNvPicPr/>
                   </pic:nvPicPr>
                   <pic:blipFill>
-                    <a:blip r:embed="rId18"/>
+                    <a:blip r:embed="rId19"/>
                     <a:stretch>
                       <a:fillRect/>
                     </a:stretch>
@@ -4744,7 +4854,21 @@
           <w:i/>
           <w:sz w:val="24"/>
         </w:rPr>
-        <w:t>Hình 2.1: Sơ đồ khối quy trình tiền xử lý ảnh chữ ký (5 bước)</w:t>
+        <w:t>Hình 1: Quy trình tổng thể của hệ thống xác minh chữ ký</w:t>
+      </w:r>
+    </w:p>
+    <w:p>
+      <w:pPr>
+        <w:pStyle w:val="Heading2"/>
+      </w:pPr>
+      <w:r>
+        <w:rPr>
+          <w:rFonts w:ascii="Times New Roman" w:hAnsi="Times New Roman"/>
+          <w:b/>
+          <w:color w:val="000000"/>
+          <w:sz w:val="28"/>
+        </w:rPr>
+        <w:t>3.2. Chuẩn bị dữ liệu và sinh cặp mẫu</w:t>
       </w:r>
     </w:p>
     <w:p>
@@ -4758,21 +4882,43 @@
           <w:i w:val="0"/>
           <w:sz w:val="26"/>
         </w:rPr>
-        <w:t>Một phát hiện quan trọng trong quá trình phân tích lỗi (trình bày chi tiết ở Chương 4) là chính bước khử nhiễu/ngưỡng Otsu này có thể là nguồn gây lệch miền (domain shift) khi áp dụng sang bộ dữ liệu BHSig260 — do tham số khử nhiễu được ngầm phù hợp với đặc điểm ảnh scan của CEDAR, không chuyển đổi tốt sang định dạng/độ phân giải ảnh khác của BHSig260.</w:t>
-      </w:r>
-    </w:p>
-    <w:p>
-      <w:pPr>
-        <w:pStyle w:val="Heading2"/>
+        <w:t>Dữ liệu được chia theo người ký, không để một người xuất hiện ở nhiều tập, để mô phỏng đúng tình huống kiểm tra người chưa từng gặp. Từ ảnh của mỗi người, hệ thống sinh ba loại cặp:</w:t>
+      </w:r>
+    </w:p>
+    <w:p>
+      <w:pPr>
+        <w:pStyle w:val="ListBullet"/>
       </w:pPr>
       <w:r>
         <w:rPr>
           <w:rFonts w:ascii="Times New Roman" w:hAnsi="Times New Roman"/>
-          <w:b/>
-          <w:color w:val="000000"/>
-          <w:sz w:val="28"/>
+          <w:sz w:val="26"/>
         </w:rPr>
-        <w:t>3.3. Xây dựng cặp dữ liệu và chia tập writer-disjoint</w:t>
+        <w:t>Cặp dương: hai chữ ký thật của cùng một người.</w:t>
+      </w:r>
+    </w:p>
+    <w:p>
+      <w:pPr>
+        <w:pStyle w:val="ListBullet"/>
+      </w:pPr>
+      <w:r>
+        <w:rPr>
+          <w:rFonts w:ascii="Times New Roman" w:hAnsi="Times New Roman"/>
+          <w:sz w:val="26"/>
+        </w:rPr>
+        <w:t>Cặp âm khó: một chữ ký thật và một chữ ký giả chuyên nghiệp của cùng người đó.</w:t>
+      </w:r>
+    </w:p>
+    <w:p>
+      <w:pPr>
+        <w:pStyle w:val="ListBullet"/>
+      </w:pPr>
+      <w:r>
+        <w:rPr>
+          <w:rFonts w:ascii="Times New Roman" w:hAnsi="Times New Roman"/>
+          <w:sz w:val="26"/>
+        </w:rPr>
+        <w:t>Cặp âm dễ: chữ ký thật của hai người khác nhau (giả mạo ngẫu nhiên).</w:t>
       </w:r>
     </w:p>
     <w:p>
@@ -4786,21 +4932,7 @@
           <w:i w:val="0"/>
           <w:sz w:val="26"/>
         </w:rPr>
-        <w:t>Vì mạng Siamese học từ cặp ảnh (không phải từng ảnh riêng lẻ), dữ liệu huấn luyện được tổ chức thành 3 loại cặp: genuine-genuine (hai chữ ký thật cùng người, nhãn positive), skilled forgery (một chữ ký thật ghép với một chữ ký giả kỹ năng cao của cùng người, nhãn negative), và random forgery (một chữ ký thật ghép với chữ ký thật của một người KHÁC, đóng vai trò giả mạo ngẫu nhiên, nhãn negative). Tỉ lệ lấy mẫu giữa positive : hard-negative (skilled) : easy-negative (random) là 2:1:1, với ngân sách lấy mẫu 40 cặp/loại/người ký.</w:t>
-      </w:r>
-    </w:p>
-    <w:p>
-      <w:pPr>
-        <w:jc w:val="both"/>
-      </w:pPr>
-      <w:r>
-        <w:rPr>
-          <w:rFonts w:ascii="Times New Roman" w:hAnsi="Times New Roman"/>
-          <w:b w:val="0"/>
-          <w:i w:val="0"/>
-          <w:sz w:val="26"/>
-        </w:rPr>
-        <w:t>Việc chia tập tuân thủ nguyên tắc writer-disjoint: một người ký chỉ xuất hiện trong đúng một trong ba tập train/validation/test, không bao giờ xuất hiện ở hai tập cùng lúc. Đây là điều kiện bắt buộc để phép đánh giá phản ánh đúng khả năng tổng quát hoá cho người ký chưa từng thấy trong lúc huấn luyện — nếu vi phạm (cùng người ký xuất hiện ở cả train và test), số liệu đánh giá sẽ lạc quan giả tạo vì mô hình đã "nhìn thấy" phong cách viết của người đó.</w:t>
+        <w:t>Về nguyên tắc, với CEDAR mỗi người có 24 chữ ký thật nên có thể sinh tối đa 276 cặp dương (tổ hợp chập 2 của 24) và 576 cặp thật–giả (24 × 24) cho mỗi người; đồ án lấy mẫu có kiểm soát trên tập tổ hợp này (ngân sách 40 cặp/loại/người ký, tỉ lệ dương : âm khó : âm dễ = 2:1:1) thay vì dùng toàn bộ tổ hợp, để cân bằng giữa ba loại cặp và giữ số lượng cặp huấn luyện ở mức khả thi cho huấn luyện trên CPU.</w:t>
       </w:r>
     </w:p>
     <w:p>
@@ -4813,7 +4945,7 @@
           <w:i/>
           <w:sz w:val="24"/>
         </w:rPr>
-        <w:t>Bảng 3.1: Phân chia writer-disjoint tập CEDAR (tổng 55 người ký)</w:t>
+        <w:t>Bảng 3: Số người ký và số cặp mẫu theo từng tập (CEDAR)</w:t>
       </w:r>
     </w:p>
     <w:tbl>
@@ -4882,7 +5014,7 @@
                 <w:b/>
                 <w:sz w:val="24"/>
               </w:rPr>
-              <w:t>Tỉ lệ</w:t>
+              <w:t>Số cặp</w:t>
             </w:r>
           </w:p>
         </w:tc>
@@ -4938,7 +5070,7 @@
                 <w:b w:val="0"/>
                 <w:sz w:val="24"/>
               </w:rPr>
-              <w:t>72,7%</w:t>
+              <w:t>3200</w:t>
             </w:r>
           </w:p>
         </w:tc>
@@ -4994,7 +5126,7 @@
                 <w:b w:val="0"/>
                 <w:sz w:val="24"/>
               </w:rPr>
-              <w:t>9,1%</w:t>
+              <w:t>400</w:t>
             </w:r>
           </w:p>
         </w:tc>
@@ -5050,7 +5182,7 @@
                 <w:b w:val="0"/>
                 <w:sz w:val="24"/>
               </w:rPr>
-              <w:t>18,2%</w:t>
+              <w:t>800</w:t>
             </w:r>
           </w:p>
         </w:tc>
@@ -5059,6 +5191,134 @@
     <w:p/>
     <w:p>
       <w:pPr>
+        <w:pStyle w:val="Heading2"/>
+      </w:pPr>
+      <w:r>
+        <w:rPr>
+          <w:rFonts w:ascii="Times New Roman" w:hAnsi="Times New Roman"/>
+          <w:b/>
+          <w:color w:val="000000"/>
+          <w:sz w:val="28"/>
+        </w:rPr>
+        <w:t>3.3. Phương pháp cơ sở (baseline)</w:t>
+      </w:r>
+    </w:p>
+    <w:p>
+      <w:pPr>
+        <w:pStyle w:val="ListBullet"/>
+      </w:pPr>
+      <w:r>
+        <w:rPr>
+          <w:rFonts w:ascii="Times New Roman" w:hAnsi="Times New Roman"/>
+          <w:sz w:val="26"/>
+        </w:rPr>
+        <w:t>Trích đặc trưng HOG từ ảnh đã chuẩn hóa kích thước.</w:t>
+      </w:r>
+    </w:p>
+    <w:p>
+      <w:pPr>
+        <w:pStyle w:val="ListBullet"/>
+      </w:pPr>
+      <w:r>
+        <w:rPr>
+          <w:rFonts w:ascii="Times New Roman" w:hAnsi="Times New Roman"/>
+          <w:sz w:val="26"/>
+        </w:rPr>
+        <w:t>Với mỗi cặp ảnh, lấy vector chênh lệch tuyệt đối giữa hai vector đặc trưng.</w:t>
+      </w:r>
+    </w:p>
+    <w:p>
+      <w:pPr>
+        <w:pStyle w:val="ListBullet"/>
+      </w:pPr>
+      <w:r>
+        <w:rPr>
+          <w:rFonts w:ascii="Times New Roman" w:hAnsi="Times New Roman"/>
+          <w:sz w:val="26"/>
+        </w:rPr>
+        <w:t>Huấn luyện SVM (nhân RBF) để phân loại cặp thành cùng người thật hoặc không; siêu tham số C ∈ {0,1; 1; 10} và γ ∈ {"scale"; 0,01; 0,001} dò bằng grid search trên tập validation.</w:t>
+      </w:r>
+    </w:p>
+    <w:p>
+      <w:pPr>
+        <w:pStyle w:val="ListBullet"/>
+      </w:pPr>
+      <w:r>
+        <w:rPr>
+          <w:rFonts w:ascii="Times New Roman" w:hAnsi="Times New Roman"/>
+          <w:sz w:val="26"/>
+        </w:rPr>
+        <w:t>Dùng đúng cách chia người ký và đúng bộ cặp mẫu như mạng Siamese để so sánh công bằng.</w:t>
+      </w:r>
+    </w:p>
+    <w:p>
+      <w:pPr>
+        <w:pStyle w:val="Heading2"/>
+      </w:pPr>
+      <w:r>
+        <w:rPr>
+          <w:rFonts w:ascii="Times New Roman" w:hAnsi="Times New Roman"/>
+          <w:b/>
+          <w:color w:val="000000"/>
+          <w:sz w:val="28"/>
+        </w:rPr>
+        <w:t>3.4. Mô hình Siamese chính</w:t>
+      </w:r>
+    </w:p>
+    <w:p>
+      <w:pPr>
+        <w:jc w:val="both"/>
+      </w:pPr>
+      <w:r>
+        <w:rPr>
+          <w:rFonts w:ascii="Times New Roman" w:hAnsi="Times New Roman"/>
+          <w:b w:val="0"/>
+          <w:i w:val="0"/>
+          <w:sz w:val="26"/>
+        </w:rPr>
+        <w:t>Đồ án cài đặt hai cấu hình đúng như đề cương đã đề xuất:</w:t>
+      </w:r>
+    </w:p>
+    <w:p>
+      <w:pPr>
+        <w:pStyle w:val="ListBullet"/>
+      </w:pPr>
+      <w:r>
+        <w:rPr>
+          <w:rFonts w:ascii="Times New Roman" w:hAnsi="Times New Roman"/>
+          <w:sz w:val="26"/>
+        </w:rPr>
+        <w:t>Cấu hình A (huấn luyện từ đầu): 5 khối Conv, BatchNorm, ReLU và MaxPool, tiếp theo lớp kết nối đầy đủ, cho embedding 128 chiều.</w:t>
+      </w:r>
+    </w:p>
+    <w:p>
+      <w:pPr>
+        <w:pStyle w:val="ListBullet"/>
+      </w:pPr>
+      <w:r>
+        <w:rPr>
+          <w:rFonts w:ascii="Times New Roman" w:hAnsi="Times New Roman"/>
+          <w:sz w:val="26"/>
+        </w:rPr>
+        <w:t>Cấu hình B (học chuyển giao): dùng ResNet18 đã tiền huấn luyện, thay lớp cuối bằng lớp embedding 128 chiều, huấn luyện 2 giai đoạn — giai đoạn 1 đóng băng backbone (chỉ huấn luyện head, 5 epoch), giai đoạn 2 mở khoá khối cuối cùng của backbone với tốc độ học nhỏ hơn.</w:t>
+      </w:r>
+    </w:p>
+    <w:p>
+      <w:pPr>
+        <w:jc w:val="both"/>
+      </w:pPr>
+      <w:r>
+        <w:rPr>
+          <w:rFonts w:ascii="Times New Roman" w:hAnsi="Times New Roman"/>
+          <w:b w:val="0"/>
+          <w:i w:val="0"/>
+          <w:sz w:val="26"/>
+        </w:rPr>
+        <w:t>Các thiết lập huấn luyện thực tế đã sử dụng (so với dự kiến ban đầu trong đề cương):</w:t>
+      </w:r>
+    </w:p>
+    <w:p>
+      <w:pPr>
         <w:jc w:val="center"/>
       </w:pPr>
       <w:r>
@@ -5067,7 +5327,7 @@
           <w:i/>
           <w:sz w:val="24"/>
         </w:rPr>
-        <w:t>Bảng 3.2: Số lượng cặp huấn luyện/kiểm định/kiểm tra (theo tỉ lệ 2:1:1)</w:t>
+        <w:t>Bảng 4: Thiết lập huấn luyện: dự kiến so với thực tế đã dùng</w:t>
       </w:r>
     </w:p>
     <w:tbl>
@@ -5078,13 +5338,582 @@
         <w:tblLook w:firstColumn="1" w:firstRow="1" w:lastColumn="0" w:lastRow="0" w:noHBand="0" w:noVBand="1" w:val="04A0"/>
       </w:tblPr>
       <w:tblGrid>
-        <w:gridCol w:w="4535"/>
-        <w:gridCol w:w="4535"/>
+        <w:gridCol w:w="3024"/>
+        <w:gridCol w:w="3024"/>
+        <w:gridCol w:w="3024"/>
       </w:tblGrid>
       <w:tr>
         <w:tc>
           <w:tcPr>
-            <w:tcW w:type="dxa" w:w="3969"/>
+            <w:tcW w:type="dxa" w:w="2268"/>
+          </w:tcPr>
+          <w:p>
+            <w:pPr>
+              <w:jc w:val="center"/>
+            </w:pPr>
+            <w:r/>
+            <w:r>
+              <w:rPr>
+                <w:rFonts w:ascii="Times New Roman" w:hAnsi="Times New Roman"/>
+                <w:b/>
+                <w:sz w:val="24"/>
+              </w:rPr>
+              <w:t>Thành phần</w:t>
+            </w:r>
+          </w:p>
+        </w:tc>
+        <w:tc>
+          <w:tcPr>
+            <w:tcW w:type="dxa" w:w="3402"/>
+          </w:tcPr>
+          <w:p>
+            <w:pPr>
+              <w:jc w:val="center"/>
+            </w:pPr>
+            <w:r/>
+            <w:r>
+              <w:rPr>
+                <w:rFonts w:ascii="Times New Roman" w:hAnsi="Times New Roman"/>
+                <w:b/>
+                <w:sz w:val="24"/>
+              </w:rPr>
+              <w:t>Dự kiến (đề cương)</w:t>
+            </w:r>
+          </w:p>
+        </w:tc>
+        <w:tc>
+          <w:tcPr>
+            <w:tcW w:type="dxa" w:w="3402"/>
+          </w:tcPr>
+          <w:p>
+            <w:pPr>
+              <w:jc w:val="center"/>
+            </w:pPr>
+            <w:r/>
+            <w:r>
+              <w:rPr>
+                <w:rFonts w:ascii="Times New Roman" w:hAnsi="Times New Roman"/>
+                <w:b/>
+                <w:sz w:val="24"/>
+              </w:rPr>
+              <w:t>Thực tế đã dùng</w:t>
+            </w:r>
+          </w:p>
+        </w:tc>
+      </w:tr>
+      <w:tr>
+        <w:tc>
+          <w:tcPr>
+            <w:tcW w:type="dxa" w:w="2268"/>
+          </w:tcPr>
+          <w:p>
+            <w:r/>
+            <w:r>
+              <w:rPr>
+                <w:rFonts w:ascii="Times New Roman" w:hAnsi="Times New Roman"/>
+                <w:b w:val="0"/>
+                <w:sz w:val="24"/>
+              </w:rPr>
+              <w:t>Hàm mất mát</w:t>
+            </w:r>
+          </w:p>
+        </w:tc>
+        <w:tc>
+          <w:tcPr>
+            <w:tcW w:type="dxa" w:w="3402"/>
+          </w:tcPr>
+          <w:p>
+            <w:pPr>
+              <w:jc w:val="center"/>
+            </w:pPr>
+            <w:r/>
+            <w:r>
+              <w:rPr>
+                <w:rFonts w:ascii="Times New Roman" w:hAnsi="Times New Roman"/>
+                <w:b w:val="0"/>
+                <w:sz w:val="24"/>
+              </w:rPr>
+              <w:t>Contrastive; margin 0,5/1,0/2,0</w:t>
+            </w:r>
+          </w:p>
+        </w:tc>
+        <w:tc>
+          <w:tcPr>
+            <w:tcW w:type="dxa" w:w="3402"/>
+          </w:tcPr>
+          <w:p>
+            <w:pPr>
+              <w:jc w:val="center"/>
+            </w:pPr>
+            <w:r/>
+            <w:r>
+              <w:rPr>
+                <w:rFonts w:ascii="Times New Roman" w:hAnsi="Times New Roman"/>
+                <w:b w:val="0"/>
+                <w:sz w:val="24"/>
+              </w:rPr>
+              <w:t>Contrastive; margin 0,5/1,0/2,0 — khớp đề cương</w:t>
+            </w:r>
+          </w:p>
+        </w:tc>
+      </w:tr>
+      <w:tr>
+        <w:tc>
+          <w:tcPr>
+            <w:tcW w:type="dxa" w:w="2268"/>
+          </w:tcPr>
+          <w:p>
+            <w:r/>
+            <w:r>
+              <w:rPr>
+                <w:rFonts w:ascii="Times New Roman" w:hAnsi="Times New Roman"/>
+                <w:b w:val="0"/>
+                <w:sz w:val="24"/>
+              </w:rPr>
+              <w:t>Bộ tối ưu</w:t>
+            </w:r>
+          </w:p>
+        </w:tc>
+        <w:tc>
+          <w:tcPr>
+            <w:tcW w:type="dxa" w:w="3402"/>
+          </w:tcPr>
+          <w:p>
+            <w:pPr>
+              <w:jc w:val="center"/>
+            </w:pPr>
+            <w:r/>
+            <w:r>
+              <w:rPr>
+                <w:rFonts w:ascii="Times New Roman" w:hAnsi="Times New Roman"/>
+                <w:b w:val="0"/>
+                <w:sz w:val="24"/>
+              </w:rPr>
+              <w:t>Adam [12]</w:t>
+            </w:r>
+          </w:p>
+        </w:tc>
+        <w:tc>
+          <w:tcPr>
+            <w:tcW w:type="dxa" w:w="3402"/>
+          </w:tcPr>
+          <w:p>
+            <w:pPr>
+              <w:jc w:val="center"/>
+            </w:pPr>
+            <w:r/>
+            <w:r>
+              <w:rPr>
+                <w:rFonts w:ascii="Times New Roman" w:hAnsi="Times New Roman"/>
+                <w:b w:val="0"/>
+                <w:sz w:val="24"/>
+              </w:rPr>
+              <w:t>Adam [12] — khớp đề cương</w:t>
+            </w:r>
+          </w:p>
+        </w:tc>
+      </w:tr>
+      <w:tr>
+        <w:tc>
+          <w:tcPr>
+            <w:tcW w:type="dxa" w:w="2268"/>
+          </w:tcPr>
+          <w:p>
+            <w:r/>
+            <w:r>
+              <w:rPr>
+                <w:rFonts w:ascii="Times New Roman" w:hAnsi="Times New Roman"/>
+                <w:b w:val="0"/>
+                <w:sz w:val="24"/>
+              </w:rPr>
+              <w:t>Tốc độ học</w:t>
+            </w:r>
+          </w:p>
+        </w:tc>
+        <w:tc>
+          <w:tcPr>
+            <w:tcW w:type="dxa" w:w="3402"/>
+          </w:tcPr>
+          <w:p>
+            <w:pPr>
+              <w:jc w:val="center"/>
+            </w:pPr>
+            <w:r/>
+            <w:r>
+              <w:rPr>
+                <w:rFonts w:ascii="Times New Roman" w:hAnsi="Times New Roman"/>
+                <w:b w:val="0"/>
+                <w:sz w:val="24"/>
+              </w:rPr>
+              <w:t>≈1e-3 (từ đầu), 1e-4 (tinh chỉnh)</w:t>
+            </w:r>
+          </w:p>
+        </w:tc>
+        <w:tc>
+          <w:tcPr>
+            <w:tcW w:type="dxa" w:w="3402"/>
+          </w:tcPr>
+          <w:p>
+            <w:pPr>
+              <w:jc w:val="center"/>
+            </w:pPr>
+            <w:r/>
+            <w:r>
+              <w:rPr>
+                <w:rFonts w:ascii="Times New Roman" w:hAnsi="Times New Roman"/>
+                <w:b w:val="0"/>
+                <w:sz w:val="24"/>
+              </w:rPr>
+              <w:t>1e-3 (Cấu hình A); 1e-4 (head)/1e-5 (backbone) Cấu hình B — khớp đề cương</w:t>
+            </w:r>
+          </w:p>
+        </w:tc>
+      </w:tr>
+      <w:tr>
+        <w:tc>
+          <w:tcPr>
+            <w:tcW w:type="dxa" w:w="2268"/>
+          </w:tcPr>
+          <w:p>
+            <w:r/>
+            <w:r>
+              <w:rPr>
+                <w:rFonts w:ascii="Times New Roman" w:hAnsi="Times New Roman"/>
+                <w:b w:val="0"/>
+                <w:sz w:val="24"/>
+              </w:rPr>
+              <w:t>Kích thước lô</w:t>
+            </w:r>
+          </w:p>
+        </w:tc>
+        <w:tc>
+          <w:tcPr>
+            <w:tcW w:type="dxa" w:w="3402"/>
+          </w:tcPr>
+          <w:p>
+            <w:pPr>
+              <w:jc w:val="center"/>
+            </w:pPr>
+            <w:r/>
+            <w:r>
+              <w:rPr>
+                <w:rFonts w:ascii="Times New Roman" w:hAnsi="Times New Roman"/>
+                <w:b w:val="0"/>
+                <w:sz w:val="24"/>
+              </w:rPr>
+              <w:t>32 đến 64</w:t>
+            </w:r>
+          </w:p>
+        </w:tc>
+        <w:tc>
+          <w:tcPr>
+            <w:tcW w:type="dxa" w:w="3402"/>
+          </w:tcPr>
+          <w:p>
+            <w:pPr>
+              <w:jc w:val="center"/>
+            </w:pPr>
+            <w:r/>
+            <w:r>
+              <w:rPr>
+                <w:rFonts w:ascii="Times New Roman" w:hAnsi="Times New Roman"/>
+                <w:b w:val="0"/>
+                <w:sz w:val="24"/>
+              </w:rPr>
+              <w:t>64 — trong khoảng dự kiến</w:t>
+            </w:r>
+          </w:p>
+        </w:tc>
+      </w:tr>
+      <w:tr>
+        <w:tc>
+          <w:tcPr>
+            <w:tcW w:type="dxa" w:w="2268"/>
+          </w:tcPr>
+          <w:p>
+            <w:r/>
+            <w:r>
+              <w:rPr>
+                <w:rFonts w:ascii="Times New Roman" w:hAnsi="Times New Roman"/>
+                <w:b w:val="0"/>
+                <w:sz w:val="24"/>
+              </w:rPr>
+              <w:t>Số epoch</w:t>
+            </w:r>
+          </w:p>
+        </w:tc>
+        <w:tc>
+          <w:tcPr>
+            <w:tcW w:type="dxa" w:w="3402"/>
+          </w:tcPr>
+          <w:p>
+            <w:pPr>
+              <w:jc w:val="center"/>
+            </w:pPr>
+            <w:r/>
+            <w:r>
+              <w:rPr>
+                <w:rFonts w:ascii="Times New Roman" w:hAnsi="Times New Roman"/>
+                <w:b w:val="0"/>
+                <w:sz w:val="24"/>
+              </w:rPr>
+              <w:t>Tối đa 50–100, dừng sớm theo EER validation</w:t>
+            </w:r>
+          </w:p>
+        </w:tc>
+        <w:tc>
+          <w:tcPr>
+            <w:tcW w:type="dxa" w:w="3402"/>
+          </w:tcPr>
+          <w:p>
+            <w:pPr>
+              <w:jc w:val="center"/>
+            </w:pPr>
+            <w:r/>
+            <w:r>
+              <w:rPr>
+                <w:rFonts w:ascii="Times New Roman" w:hAnsi="Times New Roman"/>
+                <w:b w:val="0"/>
+                <w:sz w:val="24"/>
+              </w:rPr>
+              <w:t>Tối đa 100, patience 10 (sau 5 epoch khởi động), dừng thật ở epoch 14–21 mỗi mức margin — khớp đề cương</w:t>
+            </w:r>
+          </w:p>
+        </w:tc>
+      </w:tr>
+      <w:tr>
+        <w:tc>
+          <w:tcPr>
+            <w:tcW w:type="dxa" w:w="2268"/>
+          </w:tcPr>
+          <w:p>
+            <w:r/>
+            <w:r>
+              <w:rPr>
+                <w:rFonts w:ascii="Times New Roman" w:hAnsi="Times New Roman"/>
+                <w:b w:val="0"/>
+                <w:sz w:val="24"/>
+              </w:rPr>
+              <w:t>Tăng cường dữ liệu</w:t>
+            </w:r>
+          </w:p>
+        </w:tc>
+        <w:tc>
+          <w:tcPr>
+            <w:tcW w:type="dxa" w:w="3402"/>
+          </w:tcPr>
+          <w:p>
+            <w:pPr>
+              <w:jc w:val="center"/>
+            </w:pPr>
+            <w:r/>
+            <w:r>
+              <w:rPr>
+                <w:rFonts w:ascii="Times New Roman" w:hAnsi="Times New Roman"/>
+                <w:b w:val="0"/>
+                <w:sz w:val="24"/>
+              </w:rPr>
+              <w:t>Xoay ±5°, dịch chuyển, co giãn nhẹ, nhiễu nhẹ, không lật ngang</w:t>
+            </w:r>
+          </w:p>
+        </w:tc>
+        <w:tc>
+          <w:tcPr>
+            <w:tcW w:type="dxa" w:w="3402"/>
+          </w:tcPr>
+          <w:p>
+            <w:pPr>
+              <w:jc w:val="center"/>
+            </w:pPr>
+            <w:r/>
+            <w:r>
+              <w:rPr>
+                <w:rFonts w:ascii="Times New Roman" w:hAnsi="Times New Roman"/>
+                <w:b w:val="0"/>
+                <w:sz w:val="24"/>
+              </w:rPr>
+              <w:t>Đã cài đặt và bật đúng như dự kiến (rotation ≤5°, translate/scale jitter ±5%, Gaussian noise σ=0,02, không lật ngang) — khớp đề cương</w:t>
+            </w:r>
+          </w:p>
+        </w:tc>
+      </w:tr>
+      <w:tr>
+        <w:tc>
+          <w:tcPr>
+            <w:tcW w:type="dxa" w:w="2268"/>
+          </w:tcPr>
+          <w:p>
+            <w:r/>
+            <w:r>
+              <w:rPr>
+                <w:rFonts w:ascii="Times New Roman" w:hAnsi="Times New Roman"/>
+                <w:b w:val="0"/>
+                <w:sz w:val="24"/>
+              </w:rPr>
+              <w:t>Chọn ngưỡng τ</w:t>
+            </w:r>
+          </w:p>
+        </w:tc>
+        <w:tc>
+          <w:tcPr>
+            <w:tcW w:type="dxa" w:w="3402"/>
+          </w:tcPr>
+          <w:p>
+            <w:pPr>
+              <w:jc w:val="center"/>
+            </w:pPr>
+            <w:r/>
+            <w:r>
+              <w:rPr>
+                <w:rFonts w:ascii="Times New Roman" w:hAnsi="Times New Roman"/>
+                <w:b w:val="0"/>
+                <w:sz w:val="24"/>
+              </w:rPr>
+              <w:t>Trên validation (EER hoặc Accuracy cao nhất), cố định khi kiểm thử</w:t>
+            </w:r>
+          </w:p>
+        </w:tc>
+        <w:tc>
+          <w:tcPr>
+            <w:tcW w:type="dxa" w:w="3402"/>
+          </w:tcPr>
+          <w:p>
+            <w:pPr>
+              <w:jc w:val="center"/>
+            </w:pPr>
+            <w:r/>
+            <w:r>
+              <w:rPr>
+                <w:rFonts w:ascii="Times New Roman" w:hAnsi="Times New Roman"/>
+                <w:b w:val="0"/>
+                <w:sz w:val="24"/>
+              </w:rPr>
+              <w:t>Trên validation theo EER, đóng băng khi kiểm thử — khớp đề cương</w:t>
+            </w:r>
+          </w:p>
+        </w:tc>
+      </w:tr>
+    </w:tbl>
+    <w:p/>
+    <w:p>
+      <w:pPr>
+        <w:jc w:val="both"/>
+      </w:pPr>
+      <w:r>
+        <w:rPr>
+          <w:rFonts w:ascii="Times New Roman" w:hAnsi="Times New Roman"/>
+          <w:b w:val="0"/>
+          <w:i w:val="0"/>
+          <w:sz w:val="26"/>
+        </w:rPr>
+        <w:t>Toàn bộ huấn luyện thực tế chạy trên CPU (đề cương dự kiến dùng GPU miễn phí Google Colab/Kaggle — mục 6.5 đề cương — nhưng môi trường thực thi cuối cùng không có GPU khả dụng); đây là khác biệt lớn nhất so với kế hoạch ban đầu, kéo theo việc phải rút gọn một số thí nghiệm mở rộng (T4, T6, T8 — xem mục 4.2).</w:t>
+      </w:r>
+    </w:p>
+    <w:p>
+      <w:pPr>
+        <w:pStyle w:val="Heading2"/>
+      </w:pPr>
+      <w:r>
+        <w:rPr>
+          <w:rFonts w:ascii="Times New Roman" w:hAnsi="Times New Roman"/>
+          <w:b/>
+          <w:color w:val="000000"/>
+          <w:sz w:val="28"/>
+        </w:rPr>
+        <w:t>3.5. Công cụ và môi trường</w:t>
+      </w:r>
+    </w:p>
+    <w:p>
+      <w:pPr>
+        <w:jc w:val="both"/>
+      </w:pPr>
+      <w:r>
+        <w:rPr>
+          <w:rFonts w:ascii="Times New Roman" w:hAnsi="Times New Roman"/>
+          <w:b w:val="0"/>
+          <w:i w:val="0"/>
+          <w:sz w:val="26"/>
+        </w:rPr>
+        <w:t>Ngôn ngữ Python; thư viện PyTorch (mô hình), OpenCV và scikit-image (xử lý ảnh), scikit-learn (SVM, độ đo), NumPy và Matplotlib (tính toán, vẽ biểu đồ); Streamlit cho chương trình demo (đề cương đề xuất "Streamlit hoặc Gradio" — đồ án chọn Streamlit). Mã nguồn quản lý bằng Git.</w:t>
+      </w:r>
+    </w:p>
+    <w:p>
+      <w:r>
+        <w:br w:type="page"/>
+      </w:r>
+    </w:p>
+    <w:p>
+      <w:pPr>
+        <w:pStyle w:val="Heading1"/>
+        <w:pageBreakBefore/>
+      </w:pPr>
+      <w:r>
+        <w:rPr>
+          <w:rFonts w:ascii="Times New Roman" w:hAnsi="Times New Roman"/>
+          <w:b/>
+          <w:color w:val="000000"/>
+          <w:sz w:val="32"/>
+        </w:rPr>
+        <w:t>CHƯƠNG 4. THỰC NGHIỆM VÀ ĐÁNH GIÁ</w:t>
+      </w:r>
+    </w:p>
+    <w:p>
+      <w:pPr>
+        <w:jc w:val="both"/>
+      </w:pPr>
+      <w:r>
+        <w:rPr>
+          <w:rFonts w:ascii="Times New Roman" w:hAnsi="Times New Roman"/>
+          <w:b w:val="0"/>
+          <w:i w:val="0"/>
+          <w:sz w:val="26"/>
+        </w:rPr>
+        <w:t>Toàn bộ số liệu trong chương này là kết quả thật (không mô phỏng), thu được từ các lần chạy huấn luyện và đánh giá trên tập test CEDAR và tập BHSig260. Ngưỡng τ của mỗi mô hình luôn được chọn trên tập validation riêng của mô hình đó theo tiêu chí EER, sau đó đóng băng và áp dụng nguyên vẹn lên tập test/BHSig260.</w:t>
+      </w:r>
+    </w:p>
+    <w:p>
+      <w:pPr>
+        <w:pStyle w:val="Heading2"/>
+      </w:pPr>
+      <w:r>
+        <w:rPr>
+          <w:rFonts w:ascii="Times New Roman" w:hAnsi="Times New Roman"/>
+          <w:b/>
+          <w:color w:val="000000"/>
+          <w:sz w:val="28"/>
+        </w:rPr>
+        <w:t>4.1. Cách chia dữ liệu</w:t>
+      </w:r>
+    </w:p>
+    <w:p>
+      <w:pPr>
+        <w:jc w:val="center"/>
+      </w:pPr>
+      <w:r>
+        <w:rPr>
+          <w:rFonts w:ascii="Times New Roman" w:hAnsi="Times New Roman"/>
+          <w:i/>
+          <w:sz w:val="24"/>
+        </w:rPr>
+        <w:t>Bảng 5: Cách chia dữ liệu trên bộ CEDAR (55 người ký)</w:t>
+      </w:r>
+    </w:p>
+    <w:tbl>
+      <w:tblPr>
+        <w:tblStyle w:val="TableGrid"/>
+        <w:tblW w:type="auto" w:w="0"/>
+        <w:jc w:val="center"/>
+        <w:tblLook w:firstColumn="1" w:firstRow="1" w:lastColumn="0" w:lastRow="0" w:noHBand="0" w:noVBand="1" w:val="04A0"/>
+      </w:tblPr>
+      <w:tblGrid>
+        <w:gridCol w:w="3024"/>
+        <w:gridCol w:w="3024"/>
+        <w:gridCol w:w="3024"/>
+      </w:tblGrid>
+      <w:tr>
+        <w:tc>
+          <w:tcPr>
+            <w:tcW w:type="dxa" w:w="2268"/>
           </w:tcPr>
           <w:p>
             <w:pPr>
@@ -5103,6 +5932,302 @@
         </w:tc>
         <w:tc>
           <w:tcPr>
+            <w:tcW w:type="dxa" w:w="3402"/>
+          </w:tcPr>
+          <w:p>
+            <w:pPr>
+              <w:jc w:val="center"/>
+            </w:pPr>
+            <w:r/>
+            <w:r>
+              <w:rPr>
+                <w:rFonts w:ascii="Times New Roman" w:hAnsi="Times New Roman"/>
+                <w:b/>
+                <w:sz w:val="24"/>
+              </w:rPr>
+              <w:t>Số người ký (thực tế đã dùng)</w:t>
+            </w:r>
+          </w:p>
+        </w:tc>
+        <w:tc>
+          <w:tcPr>
+            <w:tcW w:type="dxa" w:w="3402"/>
+          </w:tcPr>
+          <w:p>
+            <w:pPr>
+              <w:jc w:val="center"/>
+            </w:pPr>
+            <w:r/>
+            <w:r>
+              <w:rPr>
+                <w:rFonts w:ascii="Times New Roman" w:hAnsi="Times New Roman"/>
+                <w:b/>
+                <w:sz w:val="24"/>
+              </w:rPr>
+              <w:t>Vai trò</w:t>
+            </w:r>
+          </w:p>
+        </w:tc>
+      </w:tr>
+      <w:tr>
+        <w:tc>
+          <w:tcPr>
+            <w:tcW w:type="dxa" w:w="2268"/>
+          </w:tcPr>
+          <w:p>
+            <w:r/>
+            <w:r>
+              <w:rPr>
+                <w:rFonts w:ascii="Times New Roman" w:hAnsi="Times New Roman"/>
+                <w:b w:val="0"/>
+                <w:sz w:val="24"/>
+              </w:rPr>
+              <w:t>Huấn luyện</w:t>
+            </w:r>
+          </w:p>
+        </w:tc>
+        <w:tc>
+          <w:tcPr>
+            <w:tcW w:type="dxa" w:w="3402"/>
+          </w:tcPr>
+          <w:p>
+            <w:pPr>
+              <w:jc w:val="center"/>
+            </w:pPr>
+            <w:r/>
+            <w:r>
+              <w:rPr>
+                <w:rFonts w:ascii="Times New Roman" w:hAnsi="Times New Roman"/>
+                <w:b w:val="0"/>
+                <w:sz w:val="24"/>
+              </w:rPr>
+              <w:t>40</w:t>
+            </w:r>
+          </w:p>
+        </w:tc>
+        <w:tc>
+          <w:tcPr>
+            <w:tcW w:type="dxa" w:w="3402"/>
+          </w:tcPr>
+          <w:p>
+            <w:pPr>
+              <w:jc w:val="center"/>
+            </w:pPr>
+            <w:r/>
+            <w:r>
+              <w:rPr>
+                <w:rFonts w:ascii="Times New Roman" w:hAnsi="Times New Roman"/>
+                <w:b w:val="0"/>
+                <w:sz w:val="24"/>
+              </w:rPr>
+              <w:t>Huấn luyện mô hình</w:t>
+            </w:r>
+          </w:p>
+        </w:tc>
+      </w:tr>
+      <w:tr>
+        <w:tc>
+          <w:tcPr>
+            <w:tcW w:type="dxa" w:w="2268"/>
+          </w:tcPr>
+          <w:p>
+            <w:r/>
+            <w:r>
+              <w:rPr>
+                <w:rFonts w:ascii="Times New Roman" w:hAnsi="Times New Roman"/>
+                <w:b w:val="0"/>
+                <w:sz w:val="24"/>
+              </w:rPr>
+              <w:t>Validation</w:t>
+            </w:r>
+          </w:p>
+        </w:tc>
+        <w:tc>
+          <w:tcPr>
+            <w:tcW w:type="dxa" w:w="3402"/>
+          </w:tcPr>
+          <w:p>
+            <w:pPr>
+              <w:jc w:val="center"/>
+            </w:pPr>
+            <w:r/>
+            <w:r>
+              <w:rPr>
+                <w:rFonts w:ascii="Times New Roman" w:hAnsi="Times New Roman"/>
+                <w:b w:val="0"/>
+                <w:sz w:val="24"/>
+              </w:rPr>
+              <w:t>5</w:t>
+            </w:r>
+          </w:p>
+        </w:tc>
+        <w:tc>
+          <w:tcPr>
+            <w:tcW w:type="dxa" w:w="3402"/>
+          </w:tcPr>
+          <w:p>
+            <w:pPr>
+              <w:jc w:val="center"/>
+            </w:pPr>
+            <w:r/>
+            <w:r>
+              <w:rPr>
+                <w:rFonts w:ascii="Times New Roman" w:hAnsi="Times New Roman"/>
+                <w:b w:val="0"/>
+                <w:sz w:val="24"/>
+              </w:rPr>
+              <w:t>Chọn siêu tham số, dừng sớm, chọn ngưỡng τ</w:t>
+            </w:r>
+          </w:p>
+        </w:tc>
+      </w:tr>
+      <w:tr>
+        <w:tc>
+          <w:tcPr>
+            <w:tcW w:type="dxa" w:w="2268"/>
+          </w:tcPr>
+          <w:p>
+            <w:r/>
+            <w:r>
+              <w:rPr>
+                <w:rFonts w:ascii="Times New Roman" w:hAnsi="Times New Roman"/>
+                <w:b w:val="0"/>
+                <w:sz w:val="24"/>
+              </w:rPr>
+              <w:t>Kiểm thử</w:t>
+            </w:r>
+          </w:p>
+        </w:tc>
+        <w:tc>
+          <w:tcPr>
+            <w:tcW w:type="dxa" w:w="3402"/>
+          </w:tcPr>
+          <w:p>
+            <w:pPr>
+              <w:jc w:val="center"/>
+            </w:pPr>
+            <w:r/>
+            <w:r>
+              <w:rPr>
+                <w:rFonts w:ascii="Times New Roman" w:hAnsi="Times New Roman"/>
+                <w:b w:val="0"/>
+                <w:sz w:val="24"/>
+              </w:rPr>
+              <w:t>10</w:t>
+            </w:r>
+          </w:p>
+        </w:tc>
+        <w:tc>
+          <w:tcPr>
+            <w:tcW w:type="dxa" w:w="3402"/>
+          </w:tcPr>
+          <w:p>
+            <w:pPr>
+              <w:jc w:val="center"/>
+            </w:pPr>
+            <w:r/>
+            <w:r>
+              <w:rPr>
+                <w:rFonts w:ascii="Times New Roman" w:hAnsi="Times New Roman"/>
+                <w:b w:val="0"/>
+                <w:sz w:val="24"/>
+              </w:rPr>
+              <w:t>Đánh giá cuối cùng, dùng một lần cho mỗi cấu hình đã chốt</w:t>
+            </w:r>
+          </w:p>
+        </w:tc>
+      </w:tr>
+    </w:tbl>
+    <w:p/>
+    <w:p>
+      <w:pPr>
+        <w:jc w:val="both"/>
+      </w:pPr>
+      <w:r>
+        <w:rPr>
+          <w:rFonts w:ascii="Times New Roman" w:hAnsi="Times New Roman"/>
+          <w:b w:val="0"/>
+          <w:i w:val="0"/>
+          <w:sz w:val="26"/>
+        </w:rPr>
+        <w:t>Số người ký thực tế khớp hoàn toàn với đề xuất trong đề cương (40/5/10). Đề cương còn đề xuất lặp lại các thí nghiệm chính với ít nhất 3 cách chia người ký khác nhau và báo cáo trung bình kèm độ lệch chuẩn (mục 7.1 đề cương); do giới hạn thời gian huấn luyện trên CPU, đồ án chỉ chạy được một cách chia duy nhất — đây là một khác biệt so với đề cương, được ghi nhận ở mục 4.8 và phần Kết luận.</w:t>
+      </w:r>
+    </w:p>
+    <w:p>
+      <w:pPr>
+        <w:pStyle w:val="Heading2"/>
+      </w:pPr>
+      <w:r>
+        <w:rPr>
+          <w:rFonts w:ascii="Times New Roman" w:hAnsi="Times New Roman"/>
+          <w:b/>
+          <w:color w:val="000000"/>
+          <w:sz w:val="28"/>
+        </w:rPr>
+        <w:t>4.2. Các thí nghiệm đã thực hiện</w:t>
+      </w:r>
+    </w:p>
+    <w:p>
+      <w:pPr>
+        <w:jc w:val="both"/>
+      </w:pPr>
+      <w:r>
+        <w:rPr>
+          <w:rFonts w:ascii="Times New Roman" w:hAnsi="Times New Roman"/>
+          <w:b w:val="0"/>
+          <w:i w:val="0"/>
+          <w:sz w:val="26"/>
+        </w:rPr>
+        <w:t>Đối chiếu với danh sách thí nghiệm T1–T8 đề xuất trong đề cương:</w:t>
+      </w:r>
+    </w:p>
+    <w:p>
+      <w:pPr>
+        <w:jc w:val="center"/>
+      </w:pPr>
+      <w:r>
+        <w:rPr>
+          <w:rFonts w:ascii="Times New Roman" w:hAnsi="Times New Roman"/>
+          <w:i/>
+          <w:sz w:val="24"/>
+        </w:rPr>
+        <w:t>Bảng 6: Danh sách thí nghiệm T1–T8: kết quả thực tế</w:t>
+      </w:r>
+    </w:p>
+    <w:tbl>
+      <w:tblPr>
+        <w:tblStyle w:val="TableGrid"/>
+        <w:tblW w:type="auto" w:w="0"/>
+        <w:jc w:val="center"/>
+        <w:tblLook w:firstColumn="1" w:firstRow="1" w:lastColumn="0" w:lastRow="0" w:noHBand="0" w:noVBand="1" w:val="04A0"/>
+      </w:tblPr>
+      <w:tblGrid>
+        <w:gridCol w:w="3024"/>
+        <w:gridCol w:w="3024"/>
+        <w:gridCol w:w="3024"/>
+      </w:tblGrid>
+      <w:tr>
+        <w:tc>
+          <w:tcPr>
+            <w:tcW w:type="dxa" w:w="1134"/>
+          </w:tcPr>
+          <w:p>
+            <w:pPr>
+              <w:jc w:val="center"/>
+            </w:pPr>
+            <w:r/>
+            <w:r>
+              <w:rPr>
+                <w:rFonts w:ascii="Times New Roman" w:hAnsi="Times New Roman"/>
+                <w:b/>
+                <w:sz w:val="24"/>
+              </w:rPr>
+              <w:t>Mã</w:t>
+            </w:r>
+          </w:p>
+        </w:tc>
+        <w:tc>
+          <w:tcPr>
             <w:tcW w:type="dxa" w:w="3969"/>
           </w:tcPr>
           <w:p>
@@ -5116,7 +6241,26 @@
                 <w:b/>
                 <w:sz w:val="24"/>
               </w:rPr>
-              <w:t>Số cặp</w:t>
+              <w:t>Mục đích</w:t>
+            </w:r>
+          </w:p>
+        </w:tc>
+        <w:tc>
+          <w:tcPr>
+            <w:tcW w:type="dxa" w:w="3969"/>
+          </w:tcPr>
+          <w:p>
+            <w:pPr>
+              <w:jc w:val="center"/>
+            </w:pPr>
+            <w:r/>
+            <w:r>
+              <w:rPr>
+                <w:rFonts w:ascii="Times New Roman" w:hAnsi="Times New Roman"/>
+                <w:b/>
+                <w:sz w:val="24"/>
+              </w:rPr>
+              <w:t>Trạng thái thực tế</w:t>
             </w:r>
           </w:p>
         </w:tc>
@@ -5124,7 +6268,7 @@
       <w:tr>
         <w:tc>
           <w:tcPr>
-            <w:tcW w:type="dxa" w:w="3969"/>
+            <w:tcW w:type="dxa" w:w="1134"/>
           </w:tcPr>
           <w:p>
             <w:r/>
@@ -5134,7 +6278,7 @@
                 <w:b w:val="0"/>
                 <w:sz w:val="24"/>
               </w:rPr>
-              <w:t>Train</w:t>
+              <w:t>T1</w:t>
             </w:r>
           </w:p>
         </w:tc>
@@ -5153,25 +6297,7 @@
                 <w:b w:val="0"/>
                 <w:sz w:val="24"/>
               </w:rPr>
-              <w:t>3200</w:t>
-            </w:r>
-          </w:p>
-        </w:tc>
-      </w:tr>
-      <w:tr>
-        <w:tc>
-          <w:tcPr>
-            <w:tcW w:type="dxa" w:w="3969"/>
-          </w:tcPr>
-          <w:p>
-            <w:r/>
-            <w:r>
-              <w:rPr>
-                <w:rFonts w:ascii="Times New Roman" w:hAnsi="Times New Roman"/>
-                <w:b w:val="0"/>
-                <w:sz w:val="24"/>
-              </w:rPr>
-              <w:t>Validation</w:t>
+              <w:t>Mốc so sánh (HOG + SVM trên CEDAR)</w:t>
             </w:r>
           </w:p>
         </w:tc>
@@ -5190,7 +6316,7 @@
                 <w:b w:val="0"/>
                 <w:sz w:val="24"/>
               </w:rPr>
-              <w:t>400</w:t>
+              <w:t>Hoàn thành đầy đủ</w:t>
             </w:r>
           </w:p>
         </w:tc>
@@ -5198,7 +6324,7 @@
       <w:tr>
         <w:tc>
           <w:tcPr>
-            <w:tcW w:type="dxa" w:w="3969"/>
+            <w:tcW w:type="dxa" w:w="1134"/>
           </w:tcPr>
           <w:p>
             <w:r/>
@@ -5208,7 +6334,7 @@
                 <w:b w:val="0"/>
                 <w:sz w:val="24"/>
               </w:rPr>
-              <w:t>Test</w:t>
+              <w:t>T2</w:t>
             </w:r>
           </w:p>
         </w:tc>
@@ -5227,125 +6353,13 @@
                 <w:b w:val="0"/>
                 <w:sz w:val="24"/>
               </w:rPr>
-              <w:t>800</w:t>
-            </w:r>
-          </w:p>
-        </w:tc>
-      </w:tr>
-    </w:tbl>
-    <w:p/>
-    <w:p>
-      <w:pPr>
-        <w:pStyle w:val="Heading2"/>
-      </w:pPr>
-      <w:r>
-        <w:rPr>
-          <w:rFonts w:ascii="Times New Roman" w:hAnsi="Times New Roman"/>
-          <w:b/>
-          <w:color w:val="000000"/>
-          <w:sz w:val="28"/>
-        </w:rPr>
-        <w:t>3.4. Thiết kế thực nghiệm và siêu tham số</w:t>
-      </w:r>
-    </w:p>
-    <w:p>
-      <w:pPr>
-        <w:jc w:val="both"/>
-      </w:pPr>
-      <w:r>
-        <w:rPr>
-          <w:rFonts w:ascii="Times New Roman" w:hAnsi="Times New Roman"/>
-          <w:b w:val="0"/>
-          <w:i w:val="0"/>
-          <w:sz w:val="26"/>
-        </w:rPr>
-        <w:t>Cả hai cấu hình được huấn luyện với optimizer Adam [10], kích thước batch 64, dừng sớm (early stopping) với patience 10 epoch sau 5 epoch khởi động (warmup — không tính dừng sớm trong giai đoạn này vì EER validation những epoch đầu thường dao động mạnh), tối đa 100 epoch. Ba giá trị margin của contrastive loss {0,5; 1,0; 2,0} được khảo sát độc lập cho mỗi cấu hình; mô hình tốt nhất được chọn theo EER thấp nhất trên tập validation. Một chi tiết phương pháp luận quan trọng: seed ngẫu nhiên được gieo lại (re-seed) trước MỖI mức margin, đảm bảo mỗi mức margin xuất phát từ cùng một cách khởi tạo trọng số và cùng một chuỗi tăng cường dữ liệu (data augmentation) — nếu không, mức margin sau sẽ kế thừa trạng thái ngẫu nhiên còn sót lại từ mức margin trước, làm cho việc so sánh giữa các margin bị nhiễu bởi một biến không kiểm soát được.</w:t>
-      </w:r>
-    </w:p>
-    <w:p>
-      <w:pPr>
-        <w:jc w:val="center"/>
-      </w:pPr>
-      <w:r>
-        <w:rPr>
-          <w:rFonts w:ascii="Times New Roman" w:hAnsi="Times New Roman"/>
-          <w:i/>
-          <w:sz w:val="24"/>
-        </w:rPr>
-        <w:t>Bảng 3.3: Siêu tham số huấn luyện</w:t>
-      </w:r>
-    </w:p>
-    <w:tbl>
-      <w:tblPr>
-        <w:tblStyle w:val="TableGrid"/>
-        <w:tblW w:type="auto" w:w="0"/>
-        <w:jc w:val="center"/>
-        <w:tblLook w:firstColumn="1" w:firstRow="1" w:lastColumn="0" w:lastRow="0" w:noHBand="0" w:noVBand="1" w:val="04A0"/>
-      </w:tblPr>
-      <w:tblGrid>
-        <w:gridCol w:w="4535"/>
-        <w:gridCol w:w="4535"/>
-      </w:tblGrid>
-      <w:tr>
-        <w:tc>
-          <w:tcPr>
-            <w:tcW w:type="dxa" w:w="5669"/>
-          </w:tcPr>
-          <w:p>
-            <w:pPr>
-              <w:jc w:val="center"/>
-            </w:pPr>
-            <w:r/>
-            <w:r>
-              <w:rPr>
-                <w:rFonts w:ascii="Times New Roman" w:hAnsi="Times New Roman"/>
-                <w:b/>
-                <w:sz w:val="24"/>
-              </w:rPr>
-              <w:t>Siêu tham số</w:t>
+              <w:t>Mô hình chính A (Siamese CNN từ đầu trên CEDAR)</w:t>
             </w:r>
           </w:p>
         </w:tc>
         <w:tc>
           <w:tcPr>
-            <w:tcW w:type="dxa" w:w="3402"/>
-          </w:tcPr>
-          <w:p>
-            <w:pPr>
-              <w:jc w:val="center"/>
-            </w:pPr>
-            <w:r/>
-            <w:r>
-              <w:rPr>
-                <w:rFonts w:ascii="Times New Roman" w:hAnsi="Times New Roman"/>
-                <w:b/>
-                <w:sz w:val="24"/>
-              </w:rPr>
-              <w:t>Giá trị</w:t>
-            </w:r>
-          </w:p>
-        </w:tc>
-      </w:tr>
-      <w:tr>
-        <w:tc>
-          <w:tcPr>
-            <w:tcW w:type="dxa" w:w="5669"/>
-          </w:tcPr>
-          <w:p>
-            <w:r/>
-            <w:r>
-              <w:rPr>
-                <w:rFonts w:ascii="Times New Roman" w:hAnsi="Times New Roman"/>
-                <w:b w:val="0"/>
-                <w:sz w:val="24"/>
-              </w:rPr>
-              <w:t>Kích thước batch</w:t>
-            </w:r>
-          </w:p>
-        </w:tc>
-        <w:tc>
-          <w:tcPr>
-            <w:tcW w:type="dxa" w:w="3402"/>
+            <w:tcW w:type="dxa" w:w="3969"/>
           </w:tcPr>
           <w:p>
             <w:pPr>
@@ -5358,7 +6372,7 @@
                 <w:b w:val="0"/>
                 <w:sz w:val="24"/>
               </w:rPr>
-              <w:t>64</w:t>
+              <w:t>Hoàn thành đầy đủ (cả 3 mức margin)</w:t>
             </w:r>
           </w:p>
         </w:tc>
@@ -5366,7 +6380,7 @@
       <w:tr>
         <w:tc>
           <w:tcPr>
-            <w:tcW w:type="dxa" w:w="5669"/>
+            <w:tcW w:type="dxa" w:w="1134"/>
           </w:tcPr>
           <w:p>
             <w:r/>
@@ -5376,13 +6390,13 @@
                 <w:b w:val="0"/>
                 <w:sz w:val="24"/>
               </w:rPr>
-              <w:t>Optimizer</w:t>
+              <w:t>T3</w:t>
             </w:r>
           </w:p>
         </w:tc>
         <w:tc>
           <w:tcPr>
-            <w:tcW w:type="dxa" w:w="3402"/>
+            <w:tcW w:type="dxa" w:w="3969"/>
           </w:tcPr>
           <w:p>
             <w:pPr>
@@ -5395,31 +6409,13 @@
                 <w:b w:val="0"/>
                 <w:sz w:val="24"/>
               </w:rPr>
-              <w:t>Adam</w:t>
-            </w:r>
-          </w:p>
-        </w:tc>
-      </w:tr>
-      <w:tr>
-        <w:tc>
-          <w:tcPr>
-            <w:tcW w:type="dxa" w:w="5669"/>
-          </w:tcPr>
-          <w:p>
-            <w:r/>
-            <w:r>
-              <w:rPr>
-                <w:rFonts w:ascii="Times New Roman" w:hAnsi="Times New Roman"/>
-                <w:b w:val="0"/>
-                <w:sz w:val="24"/>
-              </w:rPr>
-              <w:t>Tốc độ học (Cấu hình A)</w:t>
+              <w:t>Mô hình chính B (Siamese ResNet18 trên CEDAR)</w:t>
             </w:r>
           </w:p>
         </w:tc>
         <w:tc>
           <w:tcPr>
-            <w:tcW w:type="dxa" w:w="3402"/>
+            <w:tcW w:type="dxa" w:w="3969"/>
           </w:tcPr>
           <w:p>
             <w:pPr>
@@ -5432,7 +6428,7 @@
                 <w:b w:val="0"/>
                 <w:sz w:val="24"/>
               </w:rPr>
-              <w:t>1×10⁻³</w:t>
+              <w:t>Hoàn thành 2/3 mức margin — mất margin=2,0 do container tính toán khởi động lại giữa chừng, không phục hồi được</w:t>
             </w:r>
           </w:p>
         </w:tc>
@@ -5440,7 +6436,7 @@
       <w:tr>
         <w:tc>
           <w:tcPr>
-            <w:tcW w:type="dxa" w:w="5669"/>
+            <w:tcW w:type="dxa" w:w="1134"/>
           </w:tcPr>
           <w:p>
             <w:r/>
@@ -5450,13 +6446,13 @@
                 <w:b w:val="0"/>
                 <w:sz w:val="24"/>
               </w:rPr>
-              <w:t>Tốc độ học head (Cấu hình B)</w:t>
+              <w:t>T4</w:t>
             </w:r>
           </w:p>
         </w:tc>
         <w:tc>
           <w:tcPr>
-            <w:tcW w:type="dxa" w:w="3402"/>
+            <w:tcW w:type="dxa" w:w="3969"/>
           </w:tcPr>
           <w:p>
             <w:pPr>
@@ -5469,31 +6465,13 @@
                 <w:b w:val="0"/>
                 <w:sz w:val="24"/>
               </w:rPr>
-              <w:t>1×10⁻⁴</w:t>
-            </w:r>
-          </w:p>
-        </w:tc>
-      </w:tr>
-      <w:tr>
-        <w:tc>
-          <w:tcPr>
-            <w:tcW w:type="dxa" w:w="5669"/>
-          </w:tcPr>
-          <w:p>
-            <w:r/>
-            <w:r>
-              <w:rPr>
-                <w:rFonts w:ascii="Times New Roman" w:hAnsi="Times New Roman"/>
-                <w:b w:val="0"/>
-                <w:sz w:val="24"/>
-              </w:rPr>
-              <w:t>Tốc độ học backbone (Cấu hình B, giai đoạn 2)</w:t>
+              <w:t>Ảnh hưởng của tiền xử lý (nhị phân hoá, kích thước ảnh)</w:t>
             </w:r>
           </w:p>
         </w:tc>
         <w:tc>
           <w:tcPr>
-            <w:tcW w:type="dxa" w:w="3402"/>
+            <w:tcW w:type="dxa" w:w="3969"/>
           </w:tcPr>
           <w:p>
             <w:pPr>
@@ -5506,7 +6484,7 @@
                 <w:b w:val="0"/>
                 <w:sz w:val="24"/>
               </w:rPr>
-              <w:t>1×10⁻⁵</w:t>
+              <w:t>Chưa thực hiện — thiếu thời gian trên CPU</w:t>
             </w:r>
           </w:p>
         </w:tc>
@@ -5514,7 +6492,7 @@
       <w:tr>
         <w:tc>
           <w:tcPr>
-            <w:tcW w:type="dxa" w:w="5669"/>
+            <w:tcW w:type="dxa" w:w="1134"/>
           </w:tcPr>
           <w:p>
             <w:r/>
@@ -5524,13 +6502,13 @@
                 <w:b w:val="0"/>
                 <w:sz w:val="24"/>
               </w:rPr>
-              <w:t>Số epoch tối đa</w:t>
+              <w:t>T5</w:t>
             </w:r>
           </w:p>
         </w:tc>
         <w:tc>
           <w:tcPr>
-            <w:tcW w:type="dxa" w:w="3402"/>
+            <w:tcW w:type="dxa" w:w="3969"/>
           </w:tcPr>
           <w:p>
             <w:pPr>
@@ -5543,31 +6521,13 @@
                 <w:b w:val="0"/>
                 <w:sz w:val="24"/>
               </w:rPr>
-              <w:t>100</w:t>
-            </w:r>
-          </w:p>
-        </w:tc>
-      </w:tr>
-      <w:tr>
-        <w:tc>
-          <w:tcPr>
-            <w:tcW w:type="dxa" w:w="5669"/>
-          </w:tcPr>
-          <w:p>
-            <w:r/>
-            <w:r>
-              <w:rPr>
-                <w:rFonts w:ascii="Times New Roman" w:hAnsi="Times New Roman"/>
-                <w:b w:val="0"/>
-                <w:sz w:val="24"/>
-              </w:rPr>
-              <w:t>Patience dừng sớm</w:t>
+              <w:t>Ảnh hưởng của huấn luyện (tăng cường dữ liệu, margin)</w:t>
             </w:r>
           </w:p>
         </w:tc>
         <w:tc>
           <w:tcPr>
-            <w:tcW w:type="dxa" w:w="3402"/>
+            <w:tcW w:type="dxa" w:w="3969"/>
           </w:tcPr>
           <w:p>
             <w:pPr>
@@ -5580,7 +6540,7 @@
                 <w:b w:val="0"/>
                 <w:sz w:val="24"/>
               </w:rPr>
-              <w:t>10 epoch (sau 5 epoch khởi động)</w:t>
+              <w:t>Một phần: đã khảo sát 3 mức margin cho cả 2 cấu hình; chưa chạy so sánh riêng có/không tăng cường dữ liệu</w:t>
             </w:r>
           </w:p>
         </w:tc>
@@ -5588,7 +6548,7 @@
       <w:tr>
         <w:tc>
           <w:tcPr>
-            <w:tcW w:type="dxa" w:w="5669"/>
+            <w:tcW w:type="dxa" w:w="1134"/>
           </w:tcPr>
           <w:p>
             <w:r/>
@@ -5598,13 +6558,13 @@
                 <w:b w:val="0"/>
                 <w:sz w:val="24"/>
               </w:rPr>
-              <w:t>Các mức margin khảo sát</w:t>
+              <w:t>T6</w:t>
             </w:r>
           </w:p>
         </w:tc>
         <w:tc>
           <w:tcPr>
-            <w:tcW w:type="dxa" w:w="3402"/>
+            <w:tcW w:type="dxa" w:w="3969"/>
           </w:tcPr>
           <w:p>
             <w:pPr>
@@ -5617,31 +6577,13 @@
                 <w:b w:val="0"/>
                 <w:sz w:val="24"/>
               </w:rPr>
-              <w:t>0,5 / 1,0 / 2,0</w:t>
-            </w:r>
-          </w:p>
-        </w:tc>
-      </w:tr>
-      <w:tr>
-        <w:tc>
-          <w:tcPr>
-            <w:tcW w:type="dxa" w:w="5669"/>
-          </w:tcPr>
-          <w:p>
-            <w:r/>
-            <w:r>
-              <w:rPr>
-                <w:rFonts w:ascii="Times New Roman" w:hAnsi="Times New Roman"/>
-                <w:b w:val="0"/>
-                <w:sz w:val="24"/>
-              </w:rPr>
-              <w:t>Kích thước embedding</w:t>
+              <w:t>So sánh hàm mất mát (contrastive và triplet)</w:t>
             </w:r>
           </w:p>
         </w:tc>
         <w:tc>
           <w:tcPr>
-            <w:tcW w:type="dxa" w:w="3402"/>
+            <w:tcW w:type="dxa" w:w="3969"/>
           </w:tcPr>
           <w:p>
             <w:pPr>
@@ -5654,7 +6596,119 @@
                 <w:b w:val="0"/>
                 <w:sz w:val="24"/>
               </w:rPr>
-              <w:t>128 chiều</w:t>
+              <w:t>Chưa thực hiện — thí nghiệm bổ sung tùy chọn theo đề cương</w:t>
+            </w:r>
+          </w:p>
+        </w:tc>
+      </w:tr>
+      <w:tr>
+        <w:tc>
+          <w:tcPr>
+            <w:tcW w:type="dxa" w:w="1134"/>
+          </w:tcPr>
+          <w:p>
+            <w:r/>
+            <w:r>
+              <w:rPr>
+                <w:rFonts w:ascii="Times New Roman" w:hAnsi="Times New Roman"/>
+                <w:b w:val="0"/>
+                <w:sz w:val="24"/>
+              </w:rPr>
+              <w:t>T7</w:t>
+            </w:r>
+          </w:p>
+        </w:tc>
+        <w:tc>
+          <w:tcPr>
+            <w:tcW w:type="dxa" w:w="3969"/>
+          </w:tcPr>
+          <w:p>
+            <w:pPr>
+              <w:jc w:val="center"/>
+            </w:pPr>
+            <w:r/>
+            <w:r>
+              <w:rPr>
+                <w:rFonts w:ascii="Times New Roman" w:hAnsi="Times New Roman"/>
+                <w:b w:val="0"/>
+                <w:sz w:val="24"/>
+              </w:rPr>
+              <w:t>Khả năng tổng quát (huấn luyện CEDAR, kiểm thử BHSig260 zero-shot)</w:t>
+            </w:r>
+          </w:p>
+        </w:tc>
+        <w:tc>
+          <w:tcPr>
+            <w:tcW w:type="dxa" w:w="3969"/>
+          </w:tcPr>
+          <w:p>
+            <w:pPr>
+              <w:jc w:val="center"/>
+            </w:pPr>
+            <w:r/>
+            <w:r>
+              <w:rPr>
+                <w:rFonts w:ascii="Times New Roman" w:hAnsi="Times New Roman"/>
+                <w:b w:val="0"/>
+                <w:sz w:val="24"/>
+              </w:rPr>
+              <w:t>Hoàn thành đầy đủ (Cấu hình A và baseline)</w:t>
+            </w:r>
+          </w:p>
+        </w:tc>
+      </w:tr>
+      <w:tr>
+        <w:tc>
+          <w:tcPr>
+            <w:tcW w:type="dxa" w:w="1134"/>
+          </w:tcPr>
+          <w:p>
+            <w:r/>
+            <w:r>
+              <w:rPr>
+                <w:rFonts w:ascii="Times New Roman" w:hAnsi="Times New Roman"/>
+                <w:b w:val="0"/>
+                <w:sz w:val="24"/>
+              </w:rPr>
+              <w:t>T8</w:t>
+            </w:r>
+          </w:p>
+        </w:tc>
+        <w:tc>
+          <w:tcPr>
+            <w:tcW w:type="dxa" w:w="3969"/>
+          </w:tcPr>
+          <w:p>
+            <w:pPr>
+              <w:jc w:val="center"/>
+            </w:pPr>
+            <w:r/>
+            <w:r>
+              <w:rPr>
+                <w:rFonts w:ascii="Times New Roman" w:hAnsi="Times New Roman"/>
+                <w:b w:val="0"/>
+                <w:sz w:val="24"/>
+              </w:rPr>
+              <w:t>Mẫu tự thu thập (tùy chọn)</w:t>
+            </w:r>
+          </w:p>
+        </w:tc>
+        <w:tc>
+          <w:tcPr>
+            <w:tcW w:type="dxa" w:w="3969"/>
+          </w:tcPr>
+          <w:p>
+            <w:pPr>
+              <w:jc w:val="center"/>
+            </w:pPr>
+            <w:r/>
+            <w:r>
+              <w:rPr>
+                <w:rFonts w:ascii="Times New Roman" w:hAnsi="Times New Roman"/>
+                <w:b w:val="0"/>
+                <w:sz w:val="24"/>
+              </w:rPr>
+              <w:t>Chưa thực hiện — thí nghiệm tùy chọn theo đề cương</w:t>
             </w:r>
           </w:p>
         </w:tc>
@@ -5672,21 +6726,7 @@
           <w:i w:val="0"/>
           <w:sz w:val="26"/>
         </w:rPr>
-        <w:t>Toàn bộ quá trình huấn luyện được thực hiện trên CPU (không có GPU khả dụng trong môi trường thực hiện đồ án). Thời gian huấn luyện thực đo được: mỗi epoch mất khoảng 3,3–5,6 phút tuỳ cấu hình; toàn bộ 3 mức margin của Cấu hình A (dừng sớm ở epoch 14–21 mỗi mức) hoàn thành trong khoảng 3,3 giờ. Để tránh mất kết quả nếu môi trường tính toán bị gián đoạn giữa chừng (rủi ro thực tế với các phiên chạy dài trên hạ tầng container), một cơ chế checkpoint theo từng mức margin được cài đặt: mô hình tốt nhất tính đến thời điểm hiện tại được lưu lại (models_registry/config_*_best_checkpoint.pt) và tệp margin_sweep.json được cập nhật ngay sau khi MỖI mức margin hoàn thành, thay vì chỉ lưu một lần ở cuối toàn bộ sweep.</w:t>
-      </w:r>
-    </w:p>
-    <w:p>
-      <w:pPr>
-        <w:jc w:val="both"/>
-      </w:pPr>
-      <w:r>
-        <w:rPr>
-          <w:rFonts w:ascii="Times New Roman" w:hAnsi="Times New Roman"/>
-          <w:b w:val="0"/>
-          <w:i w:val="0"/>
-          <w:sz w:val="26"/>
-        </w:rPr>
-        <w:t>Cơ chế này đã thực sự phát huy tác dụng: trong lần chạy Cấu hình B, môi trường container bị khởi động lại giữa chừng khi đang huấn luyện mức margin=2,0, làm mất kết quả của mức margin này. Nhờ checkpoint theo từng margin, 2/3 mức margin đã hoàn thành ({0,5: EER validation 14,3%}, {1,0: EER validation 5,5%}) được khôi phục và dùng làm kết quả cuối cùng thay vì phải huấn luyện lại từ đầu toàn bộ; mức margin=2,0 bị mất được ghi nhận minh bạch trong báo cáo (Chương 4, Chương 5) thay vì bị che giấu hay thay thế bằng số liệu giả định.</w:t>
+        <w:t>Theo đề cương, T1–T5 và T7 là bắt buộc, T6 và T8 chỉ làm khi còn thời gian. Đồ án hoàn thành đầy đủ T1, T2, T7 và một phần lớn T3 (2/3 margin, không phải lỗi thiết kế mà do sự cố hạ tầng tính toán ngoài kiểm soát — xem mục 4.8), hoàn thành một phần T5 (margin, chưa augmentation on/off); T4 — một thí nghiệm BẮT BUỘC theo đề cương — chưa kịp thực hiện, là hạn chế lớn nhất so với kế hoạch ban đầu và được ghi nhận trung thực ở đây thay vì bỏ qua.</w:t>
       </w:r>
     </w:p>
     <w:p>
@@ -5700,97 +6740,7 @@
           <w:color w:val="000000"/>
           <w:sz w:val="28"/>
         </w:rPr>
-        <w:t>3.5. Xây dựng baseline HOG + SVM</w:t>
-      </w:r>
-    </w:p>
-    <w:p>
-      <w:pPr>
-        <w:jc w:val="both"/>
-      </w:pPr>
-      <w:r>
-        <w:rPr>
-          <w:rFonts w:ascii="Times New Roman" w:hAnsi="Times New Roman"/>
-          <w:b w:val="0"/>
-          <w:i w:val="0"/>
-          <w:sz w:val="26"/>
-        </w:rPr>
-        <w:t>Baseline được xây dựng bằng cách trích đặc trưng HOG cho mỗi ảnh chữ ký đã qua tiền xử lý, ghép cặp bằng cách lấy trị tuyệt đối hiệu hai vector đặc trưng (|HOG(x_1) - HOG(x_2)|) làm đầu vào cho SVM nhân RBF. Siêu tham số C ∈ {0,1; 1; 10} và γ ∈ {"scale"; 0,01; 0,001} được dò bằng grid search, chọn theo hiệu năng trên tập validation, theo đúng cùng một quy trình chọn-ngưỡng-trên-validation/đóng-băng-trên-test như hai cấu hình Siamese, đảm bảo phép so sánh giữa ba mô hình công bằng về phương pháp luận.</w:t>
-      </w:r>
-    </w:p>
-    <w:p>
-      <w:pPr>
-        <w:pStyle w:val="Heading2"/>
-      </w:pPr>
-      <w:r>
-        <w:rPr>
-          <w:rFonts w:ascii="Times New Roman" w:hAnsi="Times New Roman"/>
-          <w:b/>
-          <w:color w:val="000000"/>
-          <w:sz w:val="28"/>
-        </w:rPr>
-        <w:t>3.6. Ứng dụng demo</w:t>
-      </w:r>
-    </w:p>
-    <w:p>
-      <w:pPr>
-        <w:jc w:val="both"/>
-      </w:pPr>
-      <w:r>
-        <w:rPr>
-          <w:rFonts w:ascii="Times New Roman" w:hAnsi="Times New Roman"/>
-          <w:b w:val="0"/>
-          <w:i w:val="0"/>
-          <w:sz w:val="26"/>
-        </w:rPr>
-        <w:t>Ứng dụng demo được xây dựng bằng Streamlit, cho phép người dùng tải lên hai ảnh chữ ký (một ảnh tham chiếu đã biết là thật, một ảnh cần kiểm tra), chọn mô hình (Cấu hình A hoặc B), và nhận kết quả xác minh theo thời gian thực: khoảng cách embedding D, ngưỡng τ đang dùng, và quyết định thật/giả. Toàn bộ ảnh người dùng tải lên được xử lý hoàn toàn trong bộ nhớ (in-memory), không được ghi xuống đĩa ở bất kỳ bước nào — một yêu cầu thiết kế quan trọng để bảo vệ dữ liệu sinh trắc học nhạy cảm của người dùng khi triển khai thực tế.</w:t>
-      </w:r>
-    </w:p>
-    <w:p>
-      <w:r>
-        <w:br w:type="page"/>
-      </w:r>
-    </w:p>
-    <w:p>
-      <w:pPr>
-        <w:pStyle w:val="Heading1"/>
-        <w:pageBreakBefore/>
-      </w:pPr>
-      <w:r>
-        <w:rPr>
-          <w:rFonts w:ascii="Times New Roman" w:hAnsi="Times New Roman"/>
-          <w:b/>
-          <w:color w:val="000000"/>
-          <w:sz w:val="32"/>
-        </w:rPr>
-        <w:t>CHƯƠNG 4. THỰC NGHIỆM VÀ KẾT QUẢ</w:t>
-      </w:r>
-    </w:p>
-    <w:p>
-      <w:pPr>
-        <w:jc w:val="both"/>
-      </w:pPr>
-      <w:r>
-        <w:rPr>
-          <w:rFonts w:ascii="Times New Roman" w:hAnsi="Times New Roman"/>
-          <w:b w:val="0"/>
-          <w:i w:val="0"/>
-          <w:sz w:val="26"/>
-        </w:rPr>
-        <w:t>Toàn bộ số liệu trong chương này là kết quả thật (không mô phỏng), thu được từ các lần chạy huấn luyện và đánh giá trên tập test CEDAR (800 cặp, 10 người ký chưa từng xuất hiện trong tập train/validation) và tập BHSig260 (đánh giá zero-shot). Ngưỡng τ của mỗi mô hình luôn được chọn trên tập validation riêng của mô hình đó theo tiêu chí EER, sau đó đóng băng và áp dụng nguyên vẹn lên tập test/BHSig260.</w:t>
-      </w:r>
-    </w:p>
-    <w:p>
-      <w:pPr>
-        <w:pStyle w:val="Heading2"/>
-      </w:pPr>
-      <w:r>
-        <w:rPr>
-          <w:rFonts w:ascii="Times New Roman" w:hAnsi="Times New Roman"/>
-          <w:b/>
-          <w:color w:val="000000"/>
-          <w:sz w:val="28"/>
-        </w:rPr>
-        <w:t>4.1. Kết quả tổng thể trên tập test CEDAR</w:t>
+        <w:t>4.3. Kết quả tổng thể trên tập test CEDAR</w:t>
       </w:r>
     </w:p>
     <w:p>
@@ -5803,7 +6753,7 @@
           <w:i/>
           <w:sz w:val="24"/>
         </w:rPr>
-        <w:t>Bảng 4.1: Kết quả tổng thể trên tập test CEDAR (800 cặp)</w:t>
+        <w:t>Bảng 7: Kết quả tổng thể trên tập test CEDAR (800 cặp)</w:t>
       </w:r>
     </w:p>
     <w:tbl>
@@ -5939,7 +6889,7 @@
         </w:tc>
         <w:tc>
           <w:tcPr>
-            <w:tcW w:type="dxa" w:w="1701"/>
+            <w:tcW w:type="dxa" w:w="2268"/>
           </w:tcPr>
           <w:p>
             <w:pPr>
@@ -5952,7 +6902,7 @@
                 <w:b/>
                 <w:sz w:val="24"/>
               </w:rPr>
-              <w:t>EER (val)</w:t>
+              <w:t>EER (val, toàn bộ loại cặp)</w:t>
             </w:r>
           </w:p>
         </w:tc>
@@ -5970,7 +6920,7 @@
                 <w:b w:val="0"/>
                 <w:sz w:val="24"/>
               </w:rPr>
-              <w:t>Baseline HOG+SVM</w:t>
+              <w:t>Baseline HOG+SVM (T1)</w:t>
             </w:r>
           </w:p>
         </w:tc>
@@ -6071,7 +7021,7 @@
         </w:tc>
         <w:tc>
           <w:tcPr>
-            <w:tcW w:type="dxa" w:w="1701"/>
+            <w:tcW w:type="dxa" w:w="2268"/>
           </w:tcPr>
           <w:p>
             <w:pPr>
@@ -6102,7 +7052,7 @@
                 <w:b w:val="0"/>
                 <w:sz w:val="24"/>
               </w:rPr>
-              <w:t>Cấu hình A (margin=1,0)</w:t>
+              <w:t>Cấu hình A (T2, margin=1,0)</w:t>
             </w:r>
           </w:p>
         </w:tc>
@@ -6203,7 +7153,7 @@
         </w:tc>
         <w:tc>
           <w:tcPr>
-            <w:tcW w:type="dxa" w:w="1701"/>
+            <w:tcW w:type="dxa" w:w="2268"/>
           </w:tcPr>
           <w:p>
             <w:pPr>
@@ -6234,7 +7184,7 @@
                 <w:b w:val="0"/>
                 <w:sz w:val="24"/>
               </w:rPr>
-              <w:t>Cấu hình B (margin=1,0)</w:t>
+              <w:t>Cấu hình B (T3, margin=1,0)</w:t>
             </w:r>
           </w:p>
         </w:tc>
@@ -6335,7 +7285,7 @@
         </w:tc>
         <w:tc>
           <w:tcPr>
-            <w:tcW w:type="dxa" w:w="1701"/>
+            <w:tcW w:type="dxa" w:w="2268"/>
           </w:tcPr>
           <w:p>
             <w:pPr>
@@ -6366,7 +7316,7 @@
           <w:i w:val="0"/>
           <w:sz w:val="26"/>
         </w:rPr>
-        <w:t>Cấu hình B vượt trội cả baseline và Cấu hình A ở AUC tổng thể (0,955 so với 0,915 và 0,887) và EER trên tập validation (5,50% — rất sát chỉ tiêu 5% đề ra ban đầu — so với 9,75% của Cấu hình A). Đáng chú ý, Cấu hình B có FRR (16,50%) cao hơn cả Cấu hình A (10,50%) dù AUC và FAR tốt hơn hẳn — điều này phản ánh việc ngưỡng τ của mỗi mô hình được chọn độc lập theo điểm cân bằng EER trên validation riêng của mô hình đó (τ càng lớn có xu hướng giảm FAR nhưng tăng FRR); so sánh Accuracy/FAR/FRR tại một τ cụ thể vì vậy có ý nghĩa hạn chế hơn so sánh bằng AUC (không phụ thuộc τ) khi đánh giá khả năng phân biệt thuần tuý của mô hình.</w:t>
+        <w:t>Lưu ý về chỉ tiêu đề xuất (Bảng 9 đề cương, "EER trên tập kiểm thử CEDAR — giả mạo chuyên nghiệp — không quá 5%"): giá trị EER 5,50% (Cấu hình B) ở bảng trên được tính trên TOÀN BỘ tập validation (gồm cả cặp genuine-genuine, skilled và random forgery trộn lẫn), KHÔNG phải EER tính riêng chỉ trên cặp giả mạo chuyên nghiệp như chỉ tiêu đề cương yêu cầu chặt chẽ. Một EER riêng cho skilled-forgery-only chưa được tính tách biệt trong lần chạy này. Kết quả gần nhất có thể dùng để suy luận là AUC skilled forgery của Cấu hình B đạt 0,984 (FAR 2,50% — Bảng 4.4), cho thấy khả năng cao là EER riêng cho skilled forgery sẽ thấp hơn 5,50% nói trên, nhưng đây KHÔNG được xem là số đo chính thức đạt chỉ tiêu; việc tính EER tách riêng theo đúng định nghĩa chỉ tiêu là một việc còn thiếu, nêu ở mục 4.8 và phần Kết luận.</w:t>
       </w:r>
     </w:p>
     <w:p>
@@ -6380,7 +7330,7 @@
           <w:color w:val="000000"/>
           <w:sz w:val="28"/>
         </w:rPr>
-        <w:t>4.2. Kết quả phân theo loại giả mạo</w:t>
+        <w:t>4.4. Kết quả phân theo loại giả mạo</w:t>
       </w:r>
     </w:p>
     <w:p>
@@ -6393,7 +7343,7 @@
           <w:i/>
           <w:sz w:val="24"/>
         </w:rPr>
-        <w:t>Bảng 4.2: Kết quả phân theo loại giả mạo — Cấu hình A</w:t>
+        <w:t>Bảng 8: Kết quả phân theo loại giả mạo — Cấu hình A (T2)</w:t>
       </w:r>
     </w:p>
     <w:tbl>
@@ -6707,7 +7657,7 @@
           <w:i/>
           <w:sz w:val="24"/>
         </w:rPr>
-        <w:t>Bảng 4.3: Kết quả phân theo loại giả mạo — Cấu hình B</w:t>
+        <w:t>Bảng 9: Kết quả phân theo loại giả mạo — Cấu hình B (T3)</w:t>
       </w:r>
     </w:p>
     <w:tbl>
@@ -7022,7 +7972,7 @@
           <w:i w:val="0"/>
           <w:sz w:val="26"/>
         </w:rPr>
-        <w:t>Kết quả đáng chú ý nhất của toàn bộ thực nghiệm: cả hai cấu hình đều phân biệt skilled forgery gần như hoàn hảo (AUC 0,997 và 0,984) nhưng gặp khó khăn rõ rệt hơn hẳn với random forgery (AUC 0,834 và 0,927) — NGƯỢC với trực giác thông thường rằng giả mạo có kỹ năng cao khó phân biệt hơn giả mạo ngẫu nhiên. Cách đọc hợp lý nhất từ phân tích định tính (mục 4.4): các chữ ký giả trong CEDAR có nét bút thiếu tự nhiên khá đặc trưng, dễ phân biệt ở mức thô với nét bút thật; trong khi đó, hai người viết thật khác nhau đôi khi có "gestalt" chữ ký tổng thể (độ nghiêng, mật độ nét, tỉ lệ khung) tương tự nhau, dễ gây nhầm lẫn hơn. Cấu hình B cải thiện mạnh nhất đúng vào điểm yếu này của Cấu hình A: FAR random forgery giảm từ 39,50% xuống 13,00% (giảm hơn 2/3), trong khi FAR skilled forgery chỉ tăng nhẹ từ 1,00% lên 2,50% — một sự đánh đổi rất thuận lợi.</w:t>
+        <w:t>Kết quả đáng chú ý nhất của toàn bộ thực nghiệm: cả hai cấu hình đều phân biệt skilled forgery gần như hoàn hảo (AUC 0,997 và 0,984) nhưng gặp khó khăn rõ rệt hơn hẳn với random forgery (AUC 0,834 và 0,927) — NGƯỢC với trực giác thông thường rằng giả mạo có kỹ năng cao khó phân biệt hơn giả mạo ngẫu nhiên. Cách đọc hợp lý nhất từ phân tích định tính (mục 4.6): các chữ ký giả trong CEDAR có nét bút thiếu tự nhiên khá đặc trưng, dễ phân biệt ở mức thô với nét bút thật; trong khi đó, hai người viết thật khác nhau đôi khi có "gestalt" chữ ký tổng thể (độ nghiêng, mật độ nét, tỉ lệ khung) tương tự nhau, dễ gây nhầm lẫn hơn. Cấu hình B cải thiện mạnh nhất đúng vào điểm yếu này của Cấu hình A: FAR random forgery giảm từ 39,50% xuống 13,00% (giảm hơn 2/3), trong khi FAR skilled forgery chỉ tăng nhẹ từ 1,00% lên 2,50% — một sự đánh đổi rất thuận lợi.</w:t>
       </w:r>
     </w:p>
     <w:p>
@@ -7035,7 +7985,7 @@
           <w:i/>
           <w:sz w:val="24"/>
         </w:rPr>
-        <w:t>Bảng 4.4: So sánh Cấu hình A và Cấu hình B theo loại giả mạo</w:t>
+        <w:t>Bảng 10: So sánh Cấu hình A và Cấu hình B theo loại giả mạo</w:t>
       </w:r>
     </w:p>
     <w:tbl>
@@ -7517,7 +8467,7 @@
                 <w:b w:val="0"/>
                 <w:sz w:val="24"/>
               </w:rPr>
-              <w:t>EER validation</w:t>
+              <w:t>EER validation (toàn bộ loại cặp)</w:t>
             </w:r>
           </w:p>
         </w:tc>
@@ -7592,59 +8542,7 @@
           <w:color w:val="000000"/>
           <w:sz w:val="28"/>
         </w:rPr>
-        <w:t>4.3. Đường cong ROC</w:t>
-      </w:r>
-    </w:p>
-    <w:p>
-      <w:pPr>
-        <w:jc w:val="center"/>
-      </w:pPr>
-      <w:r>
-        <w:drawing>
-          <wp:inline xmlns:a="http://schemas.openxmlformats.org/drawingml/2006/main" xmlns:pic="http://schemas.openxmlformats.org/drawingml/2006/picture">
-            <wp:extent cx="4680000" cy="3510000"/>
-            <wp:docPr id="10" name="Picture 10"/>
-            <wp:cNvGraphicFramePr>
-              <a:graphicFrameLocks noChangeAspect="1"/>
-            </wp:cNvGraphicFramePr>
-            <a:graphic>
-              <a:graphicData uri="http://schemas.openxmlformats.org/drawingml/2006/picture">
-                <pic:pic>
-                  <pic:nvPicPr>
-                    <pic:cNvPr id="0" name="roc.png"/>
-                    <pic:cNvPicPr/>
-                  </pic:nvPicPr>
-                  <pic:blipFill>
-                    <a:blip r:embed="rId19"/>
-                    <a:stretch>
-                      <a:fillRect/>
-                    </a:stretch>
-                  </pic:blipFill>
-                  <pic:spPr>
-                    <a:xfrm>
-                      <a:off x="0" y="0"/>
-                      <a:ext cx="4680000" cy="3510000"/>
-                    </a:xfrm>
-                    <a:prstGeom prst="rect"/>
-                  </pic:spPr>
-                </pic:pic>
-              </a:graphicData>
-            </a:graphic>
-          </wp:inline>
-        </w:drawing>
-      </w:r>
-    </w:p>
-    <w:p>
-      <w:pPr>
-        <w:jc w:val="center"/>
-      </w:pPr>
-      <w:r>
-        <w:rPr>
-          <w:rFonts w:ascii="Times New Roman" w:hAnsi="Times New Roman"/>
-          <w:i/>
-          <w:sz w:val="24"/>
-        </w:rPr>
-        <w:t>Hình 4.1: Đường cong ROC — baseline HOG + SVM</w:t>
+        <w:t>4.5. Đường cong ROC</w:t>
       </w:r>
     </w:p>
     <w:p>
@@ -7696,7 +8594,7 @@
           <w:i/>
           <w:sz w:val="24"/>
         </w:rPr>
-        <w:t>Hình 4.2: Đường cong ROC — Cấu hình A (from-scratch CNN)</w:t>
+        <w:t>Hình 2: Đường cong ROC — baseline HOG + SVM (T1)</w:t>
       </w:r>
     </w:p>
     <w:p>
@@ -7748,49 +8646,7 @@
           <w:i/>
           <w:sz w:val="24"/>
         </w:rPr>
-        <w:t>Hình 4.3: Đường cong ROC — Cấu hình B (transfer learning ResNet18)</w:t>
-      </w:r>
-    </w:p>
-    <w:p>
-      <w:pPr>
-        <w:pStyle w:val="Heading2"/>
-      </w:pPr>
-      <w:r>
-        <w:rPr>
-          <w:rFonts w:ascii="Times New Roman" w:hAnsi="Times New Roman"/>
-          <w:b/>
-          <w:color w:val="000000"/>
-          <w:sz w:val="28"/>
-        </w:rPr>
-        <w:t>4.4. Phân tích định tính các ca lỗi</w:t>
-      </w:r>
-    </w:p>
-    <w:p>
-      <w:pPr>
-        <w:pStyle w:val="Heading3"/>
-      </w:pPr>
-      <w:r>
-        <w:rPr>
-          <w:rFonts w:ascii="Times New Roman" w:hAnsi="Times New Roman"/>
-          <w:b/>
-          <w:color w:val="000000"/>
-          <w:sz w:val="26"/>
-        </w:rPr>
-        <w:t>4.4.1. Trên tập test CEDAR (cùng miền dữ liệu huấn luyện)</w:t>
-      </w:r>
-    </w:p>
-    <w:p>
-      <w:pPr>
-        <w:jc w:val="both"/>
-      </w:pPr>
-      <w:r>
-        <w:rPr>
-          <w:rFonts w:ascii="Times New Roman" w:hAnsi="Times New Roman"/>
-          <w:b w:val="0"/>
-          <w:i w:val="0"/>
-          <w:sz w:val="26"/>
-        </w:rPr>
-        <w:t>Hình 4.4 minh hoạ một ca chấp nhận nhầm (false accept) điển hình ở random forgery của Cấu hình A: cặp chữ ký của hai người hoàn toàn khác nhau về nội dung tên ("Melissa N. Dumble" và "Rrand R. Co") nhưng có khoảng cách D rất nhỏ so với τ=0,2471. Cả hai chữ ký có nét gạch ngang/uốn lượn kéo dài đặc trưng phía trên chữ và độ nghiêng cursive tương tự nhau — mô hình dường như học mạnh các đặc trưng hình dạng tổng thể (độ nghiêng, mật độ nét, tỉ lệ khung) hơn là chi tiết nhận dạng nét chữ riêng của từng người.</w:t>
+        <w:t>Hình 3: Đường cong ROC — Cấu hình A (T2)</w:t>
       </w:r>
     </w:p>
     <w:p>
@@ -7800,7 +8656,7 @@
       <w:r>
         <w:drawing>
           <wp:inline xmlns:a="http://schemas.openxmlformats.org/drawingml/2006/main" xmlns:pic="http://schemas.openxmlformats.org/drawingml/2006/picture">
-            <wp:extent cx="4680000" cy="4680000"/>
+            <wp:extent cx="4680000" cy="3510000"/>
             <wp:docPr id="13" name="Picture 13"/>
             <wp:cNvGraphicFramePr>
               <a:graphicFrameLocks noChangeAspect="1"/>
@@ -7809,7 +8665,7 @@
               <a:graphicData uri="http://schemas.openxmlformats.org/drawingml/2006/picture">
                 <pic:pic>
                   <pic:nvPicPr>
-                    <pic:cNvPr id="0" name="random_forgery_false_accept_006.png"/>
+                    <pic:cNvPr id="0" name="roc.png"/>
                     <pic:cNvPicPr/>
                   </pic:nvPicPr>
                   <pic:blipFill>
@@ -7821,7 +8677,7 @@
                   <pic:spPr>
                     <a:xfrm>
                       <a:off x="0" y="0"/>
-                      <a:ext cx="4680000" cy="4680000"/>
+                      <a:ext cx="4680000" cy="3510000"/>
                     </a:xfrm>
                     <a:prstGeom prst="rect"/>
                   </pic:spPr>
@@ -7842,7 +8698,21 @@
           <w:i/>
           <w:sz w:val="24"/>
         </w:rPr>
-        <w:t>Hình 4.4: Ca lỗi false-accept, giả mạo ngẫu nhiên, Cấu hình A</w:t>
+        <w:t>Hình 4: Đường cong ROC — Cấu hình B (T3)</w:t>
+      </w:r>
+    </w:p>
+    <w:p>
+      <w:pPr>
+        <w:pStyle w:val="Heading2"/>
+      </w:pPr>
+      <w:r>
+        <w:rPr>
+          <w:rFonts w:ascii="Times New Roman" w:hAnsi="Times New Roman"/>
+          <w:b/>
+          <w:color w:val="000000"/>
+          <w:sz w:val="28"/>
+        </w:rPr>
+        <w:t>4.6. Phân tích định tính các ca lỗi</w:t>
       </w:r>
     </w:p>
     <w:p>
@@ -7856,7 +8726,7 @@
           <w:i w:val="0"/>
           <w:sz w:val="26"/>
         </w:rPr>
-        <w:t>Hình 4.5 minh hoạ một ca từ chối nhầm (false reject) ở cặp genuine-genuine: hai chữ ký của cùng một người nhưng D cao hơn τ, do biến thiên tự nhiên trong cách ký của chính người đó giữa các lần ký khác nhau (một chữ ký chụm tròn hơn, một chữ ký dàn trải nghiêng hơn) mà mô hình dừng sớm ở epoch 18 chưa học đủ để dung nạp.</w:t>
+        <w:t>Hình dưới đây minh hoạ một ca chấp nhận nhầm (false accept) điển hình ở random forgery của Cấu hình A: cặp chữ ký của hai người hoàn toàn khác nhau về nội dung tên ("Melissa N. Dumble" và "Rrand R. Co") nhưng có khoảng cách D rất nhỏ so với τ=0,2471. Cả hai chữ ký có nét gạch ngang/uốn lượn kéo dài đặc trưng phía trên chữ và độ nghiêng cursive tương tự nhau — mô hình dường như học mạnh các đặc trưng hình dạng tổng thể hơn là chi tiết nhận dạng nét chữ riêng của từng người.</w:t>
       </w:r>
     </w:p>
     <w:p>
@@ -7875,7 +8745,7 @@
               <a:graphicData uri="http://schemas.openxmlformats.org/drawingml/2006/picture">
                 <pic:pic>
                   <pic:nvPicPr>
-                    <pic:cNvPr id="0" name="genuine_genuine_false_reject_000.png"/>
+                    <pic:cNvPr id="0" name="random_forgery_false_accept_006.png"/>
                     <pic:cNvPicPr/>
                   </pic:nvPicPr>
                   <pic:blipFill>
@@ -7908,7 +8778,7 @@
           <w:i/>
           <w:sz w:val="24"/>
         </w:rPr>
-        <w:t>Hình 4.5: Ca lỗi false-reject, cùng người ký, Cấu hình A</w:t>
+        <w:t>Hình 5: Ca lỗi false-accept, giả mạo ngẫu nhiên, Cấu hình A</w:t>
       </w:r>
     </w:p>
     <w:p>
@@ -7922,7 +8792,7 @@
           <w:i w:val="0"/>
           <w:sz w:val="26"/>
         </w:rPr>
-        <w:t>Hình 4.6 minh hoạ ca chấp nhận nhầm hiếm gặp ở skilled forgery (D=0,1938, sát dưới τ=0,2471): cả hai chữ ký (thật và giả) đều có nét nghiêng chéo và các vòng loop lặp lại theo cùng một hướng — hoạ tiết hình học tổng thể giống nhau đủ để "đánh lừa" mô hình dù đây là chữ ký giả.</w:t>
+        <w:t>Hình dưới minh hoạ một ca từ chối nhầm (false reject) ở cặp genuine-genuine: hai chữ ký của cùng một người nhưng D cao hơn τ, do biến thiên tự nhiên trong cách ký của chính người đó giữa các lần ký khác nhau mà mô hình dừng sớm ở epoch 18 chưa học đủ để dung nạp.</w:t>
       </w:r>
     </w:p>
     <w:p>
@@ -7941,7 +8811,7 @@
               <a:graphicData uri="http://schemas.openxmlformats.org/drawingml/2006/picture">
                 <pic:pic>
                   <pic:nvPicPr>
-                    <pic:cNvPr id="0" name="skilled_forgery_false_accept_012.png"/>
+                    <pic:cNvPr id="0" name="genuine_genuine_false_reject_000.png"/>
                     <pic:cNvPicPr/>
                   </pic:nvPicPr>
                   <pic:blipFill>
@@ -7974,21 +8844,7 @@
           <w:i/>
           <w:sz w:val="24"/>
         </w:rPr>
-        <w:t>Hình 4.6: Ca lỗi false-accept, giả mạo kỹ năng cao, Cấu hình A</w:t>
-      </w:r>
-    </w:p>
-    <w:p>
-      <w:pPr>
-        <w:pStyle w:val="Heading3"/>
-      </w:pPr>
-      <w:r>
-        <w:rPr>
-          <w:rFonts w:ascii="Times New Roman" w:hAnsi="Times New Roman"/>
-          <w:b/>
-          <w:color w:val="000000"/>
-          <w:sz w:val="26"/>
-        </w:rPr>
-        <w:t>4.4.2. So sánh Cấu hình A và Cấu hình B</w:t>
+        <w:t>Hình 6: Ca lỗi false-reject, cùng người ký, Cấu hình A</w:t>
       </w:r>
     </w:p>
     <w:p>
@@ -8002,7 +8858,7 @@
           <w:i w:val="0"/>
           <w:sz w:val="26"/>
         </w:rPr>
-        <w:t>Hình 4.7 cho thấy Cấu hình B vẫn mắc cùng loại lỗi random-forgery đã quan sát ở Cấu hình A (nhầm hai người khác nhau, "Glorimar Vicente" và "Melissa N. Dumble", có nét nghiêng cursive tương tự) — nhưng với D=0,3247 gần τ=0,4763 hơn (tỉ lệ D/τ ≈ 0,68) so với ca tương ứng ở Cấu hình A (tỉ lệ D/τ ≈ 0,05–0,08, tức gần như bằng 0). Nói cách khác, Cấu hình B vẫn mắc cùng loại lỗi định tính nhưng "tự tin sai" ít hơn nhiều — đặc trưng pretrained ImageNet của ResNet18 tổng quát hoá tốt hơn CNN train-from-scratch trên tập chỉ 40 người ký.</w:t>
+        <w:t>Hình dưới minh hoạ ca chấp nhận nhầm hiếm gặp ở skilled forgery (D=0,1938, sát dưới τ=0,2471): cả hai chữ ký (thật và giả) đều có nét nghiêng chéo và các vòng loop lặp lại theo cùng một hướng — hoạ tiết hình học tổng thể giống nhau đủ để "đánh lừa" mô hình dù đây là chữ ký giả.</w:t>
       </w:r>
     </w:p>
     <w:p>
@@ -8021,7 +8877,7 @@
               <a:graphicData uri="http://schemas.openxmlformats.org/drawingml/2006/picture">
                 <pic:pic>
                   <pic:nvPicPr>
-                    <pic:cNvPr id="0" name="random_forgery_false_accept_004.png"/>
+                    <pic:cNvPr id="0" name="skilled_forgery_false_accept_012.png"/>
                     <pic:cNvPicPr/>
                   </pic:nvPicPr>
                   <pic:blipFill>
@@ -8054,21 +8910,7 @@
           <w:i/>
           <w:sz w:val="24"/>
         </w:rPr>
-        <w:t>Hình 4.7: Ca lỗi false-accept, giả mạo ngẫu nhiên, Cấu hình B (so sánh)</w:t>
-      </w:r>
-    </w:p>
-    <w:p>
-      <w:pPr>
-        <w:pStyle w:val="Heading3"/>
-      </w:pPr>
-      <w:r>
-        <w:rPr>
-          <w:rFonts w:ascii="Times New Roman" w:hAnsi="Times New Roman"/>
-          <w:b/>
-          <w:color w:val="000000"/>
-          <w:sz w:val="26"/>
-        </w:rPr>
-        <w:t>4.4.3. Trên BHSig260 (zero-shot, khác miền dữ liệu)</w:t>
+        <w:t>Hình 7: Ca lỗi false-accept, giả mạo kỹ năng cao, Cấu hình A</w:t>
       </w:r>
     </w:p>
     <w:p>
@@ -8082,7 +8924,7 @@
           <w:i w:val="0"/>
           <w:sz w:val="26"/>
         </w:rPr>
-        <w:t>Hình 4.8 minh hoạ ca từ chối nhầm nghiêm trọng nhất quan sát được: hai chữ ký "sandeep" (chữ Devanagari) của cùng một người, nhìn ảnh gốc khá giống nhau, nhưng D=1,9224 — cao gấp gần 8 lần τ=0,2471 lấy từ CEDAR. Quan sát ảnh đã qua tiền xử lý cho thấy ảnh A hiện ra đậm/dày nét hẳn so với ảnh B mảnh/nhạt, dù ảnh gốc trông tương đồng về độ đậm — dấu hiệu rõ của lệch miền (domain shift) ở khâu tiền xử lý: tham số khử nhiễu/ngưỡng Otsu được ngầm phù hợp với đặc điểm ảnh scan CEDAR, không chuyển đổi tốt sang định dạng/độ phân giải/độ tương phản khác của ảnh BHSig260. Đây là nguyên nhân khả dĩ, nhất quán (quan sát được ở cả hai lần chạy mô hình) cho tỉ lệ FRR rất cao (44,3%) khi đánh giá zero-shot trên BHSig260.</w:t>
+        <w:t>So sánh Cấu hình A và Cấu hình B trên cùng loại lỗi: hình dưới cho thấy Cấu hình B vẫn mắc cùng loại lỗi random-forgery đã quan sát ở Cấu hình A (nhầm hai người khác nhau, "Glorimar Vicente" và "Melissa N. Dumble") — nhưng với D=0,3247 gần τ=0,4763 hơn (tỉ lệ D/τ ≈ 0,68) so với ca tương ứng ở Cấu hình A (tỉ lệ D/τ ≈ 0,05–0,08). Nói cách khác, Cấu hình B vẫn mắc cùng loại lỗi định tính nhưng "tự tin sai" ít hơn nhiều — đặc trưng pretrained ImageNet của ResNet18 tổng quát hoá tốt hơn CNN train-from-scratch trên tập chỉ 40 người ký.</w:t>
       </w:r>
     </w:p>
     <w:p>
@@ -8101,7 +8943,7 @@
               <a:graphicData uri="http://schemas.openxmlformats.org/drawingml/2006/picture">
                 <pic:pic>
                   <pic:nvPicPr>
-                    <pic:cNvPr id="0" name="genuine_genuine_false_reject_000.png"/>
+                    <pic:cNvPr id="0" name="random_forgery_false_accept_004.png"/>
                     <pic:cNvPicPr/>
                   </pic:nvPicPr>
                   <pic:blipFill>
@@ -8134,7 +8976,21 @@
           <w:i/>
           <w:sz w:val="24"/>
         </w:rPr>
-        <w:t>Hình 4.8: Ca lỗi false-reject nghiêm trọng trên BHSig260 (lệch miền tiền xử lý)</w:t>
+        <w:t>Hình 8: Ca lỗi false-accept, giả mạo ngẫu nhiên, Cấu hình B (so sánh)</w:t>
+      </w:r>
+    </w:p>
+    <w:p>
+      <w:pPr>
+        <w:pStyle w:val="Heading2"/>
+      </w:pPr>
+      <w:r>
+        <w:rPr>
+          <w:rFonts w:ascii="Times New Roman" w:hAnsi="Times New Roman"/>
+          <w:b/>
+          <w:color w:val="000000"/>
+          <w:sz w:val="28"/>
+        </w:rPr>
+        <w:t>4.7. Đánh giá tổng quát hoá zero-shot trên BHSig260 (T7)</w:t>
       </w:r>
     </w:p>
     <w:p>
@@ -8148,46 +9004,7 @@
           <w:i w:val="0"/>
           <w:sz w:val="26"/>
         </w:rPr>
-        <w:t>Hình 4.9 minh hoạ ca chấp nhận nhầm ở skilled forgery tiếng Hindi ("ravindra kaur", D=0,0176, rất gần 0) — nội dung chữ và phong cách nét gần như giống hệt nhau bằng mắt thường, càng củng cố giả thuyết mô hình nhạy với hình dạng/mật độ nét thô hơn là danh tính chi tiết, đặc biệt rõ hơn khi chuyển miền dữ liệu sang hệ chữ Devanagari có mật độ nét và kiểu nối chữ khác hẳn chữ Latin của CEDAR.</w:t>
-      </w:r>
-    </w:p>
-    <w:p>
-      <w:pPr>
-        <w:jc w:val="center"/>
-      </w:pPr>
-      <w:r>
-        <w:drawing>
-          <wp:inline xmlns:a="http://schemas.openxmlformats.org/drawingml/2006/main" xmlns:pic="http://schemas.openxmlformats.org/drawingml/2006/picture">
-            <wp:extent cx="4680000" cy="4680000"/>
-            <wp:docPr id="18" name="Picture 18"/>
-            <wp:cNvGraphicFramePr>
-              <a:graphicFrameLocks noChangeAspect="1"/>
-            </wp:cNvGraphicFramePr>
-            <a:graphic>
-              <a:graphicData uri="http://schemas.openxmlformats.org/drawingml/2006/picture">
-                <pic:pic>
-                  <pic:nvPicPr>
-                    <pic:cNvPr id="0" name="skilled_forgery_false_accept_008.png"/>
-                    <pic:cNvPicPr/>
-                  </pic:nvPicPr>
-                  <pic:blipFill>
-                    <a:blip r:embed="rId27"/>
-                    <a:stretch>
-                      <a:fillRect/>
-                    </a:stretch>
-                  </pic:blipFill>
-                  <pic:spPr>
-                    <a:xfrm>
-                      <a:off x="0" y="0"/>
-                      <a:ext cx="4680000" cy="4680000"/>
-                    </a:xfrm>
-                    <a:prstGeom prst="rect"/>
-                  </pic:spPr>
-                </pic:pic>
-              </a:graphicData>
-            </a:graphic>
-          </wp:inline>
-        </w:drawing>
+        <w:t>Mô hình Cấu hình A huấn luyện trên CEDAR được áp thẳng lên BHSig260 KHÔNG tinh chỉnh lại, dùng nguyên ngưỡng τ đã đóng băng từ CEDAR validation — phép thử trực tiếp nhất cho tuyên bố writer-independent tổng quát hoá ngoài miền dữ liệu, đúng tinh thần thí nghiệm T7:</w:t>
       </w:r>
     </w:p>
     <w:p>
@@ -8200,48 +9017,7 @@
           <w:i/>
           <w:sz w:val="24"/>
         </w:rPr>
-        <w:t>Hình 4.9: Ca lỗi false-accept giả mạo kỹ năng cao trên BHSig260</w:t>
-      </w:r>
-    </w:p>
-    <w:p>
-      <w:pPr>
-        <w:pStyle w:val="Heading2"/>
-      </w:pPr>
-      <w:r>
-        <w:rPr>
-          <w:rFonts w:ascii="Times New Roman" w:hAnsi="Times New Roman"/>
-          <w:b/>
-          <w:color w:val="000000"/>
-          <w:sz w:val="28"/>
-        </w:rPr>
-        <w:t>4.5. Đánh giá tổng quát hoá zero-shot trên BHSig260</w:t>
-      </w:r>
-    </w:p>
-    <w:p>
-      <w:pPr>
-        <w:jc w:val="both"/>
-      </w:pPr>
-      <w:r>
-        <w:rPr>
-          <w:rFonts w:ascii="Times New Roman" w:hAnsi="Times New Roman"/>
-          <w:b w:val="0"/>
-          <w:i w:val="0"/>
-          <w:sz w:val="26"/>
-        </w:rPr>
-        <w:t>Mô hình Cấu hình A huấn luyện trên CEDAR được áp thẳng lên BHSig260 KHÔNG tinh chỉnh lại, dùng nguyên ngưỡng τ đã đóng băng từ CEDAR validation — phép thử trực tiếp nhất cho tuyên bố writer-independent tổng quát hoá ngoài miền dữ liệu:</w:t>
-      </w:r>
-    </w:p>
-    <w:p>
-      <w:pPr>
-        <w:jc w:val="center"/>
-      </w:pPr>
-      <w:r>
-        <w:rPr>
-          <w:rFonts w:ascii="Times New Roman" w:hAnsi="Times New Roman"/>
-          <w:i/>
-          <w:sz w:val="24"/>
-        </w:rPr>
-        <w:t>Bảng 4.5: Kết quả zero-shot trên BHSig260 (Cấu hình A và baseline)</w:t>
+        <w:t>Bảng 11: Kết quả zero-shot trên BHSig260 (T7): Cấu hình A và baseline</w:t>
       </w:r>
     </w:p>
     <w:tbl>
@@ -8840,7 +9616,7 @@
           <w:i w:val="0"/>
           <w:sz w:val="26"/>
         </w:rPr>
-        <w:t>Cả hai mô hình chưa đạt chỉ tiêu EER≤20% đề ra ban đầu cho bài toán zero-shot, nhưng AUC vẫn ở mức 0,75–0,92 — cao hơn hẳn ngẫu nhiên (0,5) — cho thấy embedding học được vẫn giữ tín hiệu phân biệt nhất định dù khác hoàn toàn ngôn ngữ/hệ chữ viết. FRR rất cao (44,31% với Siamese) phù hợp với giả thuyết lệch miền tiền xử lý nêu ở mục 4.4.3: vì FRR đo lỗi trên chính các cặp cùng-người-thật, một sai lệch hệ thống ở bước tiền xử lý (không phải ở khả năng phân biệt của embedding) là lời giải thích nhất quán hơn so với việc mô hình "không học được đặc trưng chữ ký nói chung".</w:t>
+        <w:t>Cả hai mô hình chưa đạt chỉ tiêu EER≤20% đề ra ban đầu, nhưng AUC vẫn ở mức 0,75–0,92 — cao hơn hẳn ngẫu nhiên — cho thấy embedding học được vẫn giữ tín hiệu phân biệt nhất định dù khác hoàn toàn ngôn ngữ/hệ chữ viết. Cấu hình B chưa được đo zero-shot trên BHSig260 trong phạm vi đồ án này (chỉ Cấu hình A và baseline được chạy T7) — nêu ở mục 4.8 như một việc còn thiếu.</w:t>
       </w:r>
     </w:p>
     <w:p>
@@ -8854,35 +9630,59 @@
           <w:i w:val="0"/>
           <w:sz w:val="26"/>
         </w:rPr>
-        <w:t>Do đây là phép đánh giá zero-shot, ngưỡng τ KHÔNG được hiệu chỉnh lại theo BHSig260 (điều này sẽ vi phạm chính tính chất zero-shot/writer-independent muốn kiểm chứng) — nên số liệu ở Bảng 4.5 phản ánh đúng khả năng tổng quát hoá thực tế của mô hình khi gặp một hệ chữ viết hoàn toàn mới, mà không được "ăn gian" bằng cách điều chỉnh ngưỡng cho vừa dữ liệu đích.</w:t>
-      </w:r>
-    </w:p>
-    <w:p>
-      <w:pPr>
-        <w:pStyle w:val="Heading2"/>
+        <w:t>Hình dưới minh hoạ ca từ chối nhầm nghiêm trọng nhất quan sát được: hai chữ ký "sandeep" (chữ Devanagari) của cùng một người, nhìn ảnh gốc khá giống nhau, nhưng D=1,9224 — cao gấp gần 8 lần τ=0,2471 lấy từ CEDAR. Ảnh đã qua tiền xử lý cho thấy ảnh A hiện ra đậm/dày nét hẳn so với ảnh B mảnh/nhạt — dấu hiệu lệch miền (domain shift) ở khâu tiền xử lý: tham số khử nhiễu/ngưỡng Otsu được ngầm phù hợp với đặc điểm ảnh scan CEDAR, không chuyển đổi tốt sang định dạng/độ tương phản khác của ảnh BHSig260.</w:t>
+      </w:r>
+    </w:p>
+    <w:p>
+      <w:pPr>
+        <w:jc w:val="center"/>
+      </w:pPr>
+      <w:r>
+        <w:drawing>
+          <wp:inline xmlns:a="http://schemas.openxmlformats.org/drawingml/2006/main" xmlns:pic="http://schemas.openxmlformats.org/drawingml/2006/picture">
+            <wp:extent cx="4680000" cy="4680000"/>
+            <wp:docPr id="18" name="Picture 18"/>
+            <wp:cNvGraphicFramePr>
+              <a:graphicFrameLocks noChangeAspect="1"/>
+            </wp:cNvGraphicFramePr>
+            <a:graphic>
+              <a:graphicData uri="http://schemas.openxmlformats.org/drawingml/2006/picture">
+                <pic:pic>
+                  <pic:nvPicPr>
+                    <pic:cNvPr id="0" name="genuine_genuine_false_reject_000.png"/>
+                    <pic:cNvPicPr/>
+                  </pic:nvPicPr>
+                  <pic:blipFill>
+                    <a:blip r:embed="rId27"/>
+                    <a:stretch>
+                      <a:fillRect/>
+                    </a:stretch>
+                  </pic:blipFill>
+                  <pic:spPr>
+                    <a:xfrm>
+                      <a:off x="0" y="0"/>
+                      <a:ext cx="4680000" cy="4680000"/>
+                    </a:xfrm>
+                    <a:prstGeom prst="rect"/>
+                  </pic:spPr>
+                </pic:pic>
+              </a:graphicData>
+            </a:graphic>
+          </wp:inline>
+        </w:drawing>
+      </w:r>
+    </w:p>
+    <w:p>
+      <w:pPr>
+        <w:jc w:val="center"/>
       </w:pPr>
       <w:r>
         <w:rPr>
           <w:rFonts w:ascii="Times New Roman" w:hAnsi="Times New Roman"/>
-          <w:b/>
-          <w:color w:val="000000"/>
-          <w:sz w:val="28"/>
+          <w:i/>
+          <w:sz w:val="24"/>
         </w:rPr>
-        <w:t>4.6. Ứng dụng demo</w:t>
-      </w:r>
-    </w:p>
-    <w:p>
-      <w:pPr>
-        <w:jc w:val="both"/>
-      </w:pPr>
-      <w:r>
-        <w:rPr>
-          <w:rFonts w:ascii="Times New Roman" w:hAnsi="Times New Roman"/>
-          <w:b w:val="0"/>
-          <w:i w:val="0"/>
-          <w:sz w:val="26"/>
-        </w:rPr>
-        <w:t>Hình 4.10–4.12 là ảnh chụp màn hình thực tế của ứng dụng demo Streamlit, sử dụng mô hình Cấu hình B đã huấn luyện, thử nghiệm với ảnh chữ ký thật lấy từ người ký #2 trong tập test CEDAR (chưa từng xuất hiện trong tập train/validation).</w:t>
+        <w:t>Hình 9: Ca lỗi false-reject nghiêm trọng trên BHSig260 (lệch miền tiền xử lý)</w:t>
       </w:r>
     </w:p>
     <w:p>
@@ -8892,7 +9692,7 @@
       <w:r>
         <w:drawing>
           <wp:inline xmlns:a="http://schemas.openxmlformats.org/drawingml/2006/main" xmlns:pic="http://schemas.openxmlformats.org/drawingml/2006/picture">
-            <wp:extent cx="4680000" cy="3342857"/>
+            <wp:extent cx="4680000" cy="4680000"/>
             <wp:docPr id="19" name="Picture 19"/>
             <wp:cNvGraphicFramePr>
               <a:graphicFrameLocks noChangeAspect="1"/>
@@ -8901,7 +9701,7 @@
               <a:graphicData uri="http://schemas.openxmlformats.org/drawingml/2006/picture">
                 <pic:pic>
                   <pic:nvPicPr>
-                    <pic:cNvPr id="0" name="demo_empty.png"/>
+                    <pic:cNvPr id="0" name="skilled_forgery_false_accept_008.png"/>
                     <pic:cNvPicPr/>
                   </pic:nvPicPr>
                   <pic:blipFill>
@@ -8913,7 +9713,7 @@
                   <pic:spPr>
                     <a:xfrm>
                       <a:off x="0" y="0"/>
-                      <a:ext cx="4680000" cy="3342857"/>
+                      <a:ext cx="4680000" cy="4680000"/>
                     </a:xfrm>
                     <a:prstGeom prst="rect"/>
                   </pic:spPr>
@@ -8934,7 +9734,841 @@
           <w:i/>
           <w:sz w:val="24"/>
         </w:rPr>
-        <w:t>Hình 4.10: Giao diện demo Streamlit — trạng thái ban đầu</w:t>
+        <w:t>Hình 10: Ca lỗi false-accept giả mạo kỹ năng cao trên BHSig260</w:t>
+      </w:r>
+    </w:p>
+    <w:p>
+      <w:pPr>
+        <w:pStyle w:val="Heading2"/>
+      </w:pPr>
+      <w:r>
+        <w:rPr>
+          <w:rFonts w:ascii="Times New Roman" w:hAnsi="Times New Roman"/>
+          <w:b/>
+          <w:color w:val="000000"/>
+          <w:sz w:val="28"/>
+        </w:rPr>
+        <w:t>4.8. Thảo luận</w:t>
+      </w:r>
+    </w:p>
+    <w:p>
+      <w:pPr>
+        <w:jc w:val="both"/>
+      </w:pPr>
+      <w:r>
+        <w:rPr>
+          <w:rFonts w:ascii="Times New Roman" w:hAnsi="Times New Roman"/>
+          <w:b w:val="0"/>
+          <w:i w:val="0"/>
+          <w:sz w:val="26"/>
+        </w:rPr>
+        <w:t>So với các rủi ro đã nêu trước trong đề cương (mục 7.4):</w:t>
+      </w:r>
+    </w:p>
+    <w:p>
+      <w:pPr>
+        <w:jc w:val="center"/>
+      </w:pPr>
+      <w:r>
+        <w:rPr>
+          <w:rFonts w:ascii="Times New Roman" w:hAnsi="Times New Roman"/>
+          <w:i/>
+          <w:sz w:val="24"/>
+        </w:rPr>
+        <w:t>Bảng 12: Rủi ro đã dự kiến so với thực tế xảy ra</w:t>
+      </w:r>
+    </w:p>
+    <w:tbl>
+      <w:tblPr>
+        <w:tblStyle w:val="TableGrid"/>
+        <w:tblW w:type="auto" w:w="0"/>
+        <w:jc w:val="center"/>
+        <w:tblLook w:firstColumn="1" w:firstRow="1" w:lastColumn="0" w:lastRow="0" w:noHBand="0" w:noVBand="1" w:val="04A0"/>
+      </w:tblPr>
+      <w:tblGrid>
+        <w:gridCol w:w="3024"/>
+        <w:gridCol w:w="3024"/>
+        <w:gridCol w:w="3024"/>
+      </w:tblGrid>
+      <w:tr>
+        <w:tc>
+          <w:tcPr>
+            <w:tcW w:type="dxa" w:w="2835"/>
+          </w:tcPr>
+          <w:p>
+            <w:pPr>
+              <w:jc w:val="center"/>
+            </w:pPr>
+            <w:r/>
+            <w:r>
+              <w:rPr>
+                <w:rFonts w:ascii="Times New Roman" w:hAnsi="Times New Roman"/>
+                <w:b/>
+                <w:sz w:val="24"/>
+              </w:rPr>
+              <w:t>Rủi ro đã dự kiến</w:t>
+            </w:r>
+          </w:p>
+        </w:tc>
+        <w:tc>
+          <w:tcPr>
+            <w:tcW w:type="dxa" w:w="2268"/>
+          </w:tcPr>
+          <w:p>
+            <w:pPr>
+              <w:jc w:val="center"/>
+            </w:pPr>
+            <w:r/>
+            <w:r>
+              <w:rPr>
+                <w:rFonts w:ascii="Times New Roman" w:hAnsi="Times New Roman"/>
+                <w:b/>
+                <w:sz w:val="24"/>
+              </w:rPr>
+              <w:t>Có xảy ra không</w:t>
+            </w:r>
+          </w:p>
+        </w:tc>
+        <w:tc>
+          <w:tcPr>
+            <w:tcW w:type="dxa" w:w="3969"/>
+          </w:tcPr>
+          <w:p>
+            <w:pPr>
+              <w:jc w:val="center"/>
+            </w:pPr>
+            <w:r/>
+            <w:r>
+              <w:rPr>
+                <w:rFonts w:ascii="Times New Roman" w:hAnsi="Times New Roman"/>
+                <w:b/>
+                <w:sz w:val="24"/>
+              </w:rPr>
+              <w:t>Xử lý thực tế</w:t>
+            </w:r>
+          </w:p>
+        </w:tc>
+      </w:tr>
+      <w:tr>
+        <w:tc>
+          <w:tcPr>
+            <w:tcW w:type="dxa" w:w="2835"/>
+          </w:tcPr>
+          <w:p>
+            <w:r/>
+            <w:r>
+              <w:rPr>
+                <w:rFonts w:ascii="Times New Roman" w:hAnsi="Times New Roman"/>
+                <w:b w:val="0"/>
+                <w:sz w:val="24"/>
+              </w:rPr>
+              <w:t>Ít người ký nên mô hình dễ học vẹt</w:t>
+            </w:r>
+          </w:p>
+        </w:tc>
+        <w:tc>
+          <w:tcPr>
+            <w:tcW w:type="dxa" w:w="2268"/>
+          </w:tcPr>
+          <w:p>
+            <w:pPr>
+              <w:jc w:val="center"/>
+            </w:pPr>
+            <w:r/>
+            <w:r>
+              <w:rPr>
+                <w:rFonts w:ascii="Times New Roman" w:hAnsi="Times New Roman"/>
+                <w:b w:val="0"/>
+                <w:sz w:val="24"/>
+              </w:rPr>
+              <w:t>Có, một phần — quan sát được ở lỗi random-forgery (mục 4.4, 4.6)</w:t>
+            </w:r>
+          </w:p>
+        </w:tc>
+        <w:tc>
+          <w:tcPr>
+            <w:tcW w:type="dxa" w:w="3969"/>
+          </w:tcPr>
+          <w:p>
+            <w:pPr>
+              <w:jc w:val="center"/>
+            </w:pPr>
+            <w:r/>
+            <w:r>
+              <w:rPr>
+                <w:rFonts w:ascii="Times New Roman" w:hAnsi="Times New Roman"/>
+                <w:b w:val="0"/>
+                <w:sz w:val="24"/>
+              </w:rPr>
+              <w:t>Đã dùng tăng cường dữ liệu, dừng sớm, học chuyển giao (Cấu hình B cải thiện rõ rệt); kiểm tra thêm trên BHSig260 (T7)</w:t>
+            </w:r>
+          </w:p>
+        </w:tc>
+      </w:tr>
+      <w:tr>
+        <w:tc>
+          <w:tcPr>
+            <w:tcW w:type="dxa" w:w="2835"/>
+          </w:tcPr>
+          <w:p>
+            <w:r/>
+            <w:r>
+              <w:rPr>
+                <w:rFonts w:ascii="Times New Roman" w:hAnsi="Times New Roman"/>
+                <w:b w:val="0"/>
+                <w:sz w:val="24"/>
+              </w:rPr>
+              <w:t>Không tải được bộ dữ liệu thứ hai đúng hạn</w:t>
+            </w:r>
+          </w:p>
+        </w:tc>
+        <w:tc>
+          <w:tcPr>
+            <w:tcW w:type="dxa" w:w="2268"/>
+          </w:tcPr>
+          <w:p>
+            <w:pPr>
+              <w:jc w:val="center"/>
+            </w:pPr>
+            <w:r/>
+            <w:r>
+              <w:rPr>
+                <w:rFonts w:ascii="Times New Roman" w:hAnsi="Times New Roman"/>
+                <w:b w:val="0"/>
+                <w:sz w:val="24"/>
+              </w:rPr>
+              <w:t>Không xảy ra</w:t>
+            </w:r>
+          </w:p>
+        </w:tc>
+        <w:tc>
+          <w:tcPr>
+            <w:tcW w:type="dxa" w:w="3969"/>
+          </w:tcPr>
+          <w:p>
+            <w:pPr>
+              <w:jc w:val="center"/>
+            </w:pPr>
+            <w:r/>
+            <w:r>
+              <w:rPr>
+                <w:rFonts w:ascii="Times New Roman" w:hAnsi="Times New Roman"/>
+                <w:b w:val="0"/>
+                <w:sz w:val="24"/>
+              </w:rPr>
+              <w:t>BHSig260 tải và dùng được đúng kế hoạch</w:t>
+            </w:r>
+          </w:p>
+        </w:tc>
+      </w:tr>
+      <w:tr>
+        <w:tc>
+          <w:tcPr>
+            <w:tcW w:type="dxa" w:w="2835"/>
+          </w:tcPr>
+          <w:p>
+            <w:r/>
+            <w:r>
+              <w:rPr>
+                <w:rFonts w:ascii="Times New Roman" w:hAnsi="Times New Roman"/>
+                <w:b w:val="0"/>
+                <w:sz w:val="24"/>
+              </w:rPr>
+              <w:t>Thời gian huấn luyện lâu, giới hạn GPU miễn phí</w:t>
+            </w:r>
+          </w:p>
+        </w:tc>
+        <w:tc>
+          <w:tcPr>
+            <w:tcW w:type="dxa" w:w="2268"/>
+          </w:tcPr>
+          <w:p>
+            <w:pPr>
+              <w:jc w:val="center"/>
+            </w:pPr>
+            <w:r/>
+            <w:r>
+              <w:rPr>
+                <w:rFonts w:ascii="Times New Roman" w:hAnsi="Times New Roman"/>
+                <w:b w:val="0"/>
+                <w:sz w:val="24"/>
+              </w:rPr>
+              <w:t>Có, nghiêm trọng hơn dự kiến — không có GPU khả dụng, phải chạy hoàn toàn trên CPU</w:t>
+            </w:r>
+          </w:p>
+        </w:tc>
+        <w:tc>
+          <w:tcPr>
+            <w:tcW w:type="dxa" w:w="3969"/>
+          </w:tcPr>
+          <w:p>
+            <w:pPr>
+              <w:jc w:val="center"/>
+            </w:pPr>
+            <w:r/>
+            <w:r>
+              <w:rPr>
+                <w:rFonts w:ascii="Times New Roman" w:hAnsi="Times New Roman"/>
+                <w:b w:val="0"/>
+                <w:sz w:val="24"/>
+              </w:rPr>
+              <w:t>Dùng checkpoint theo từng mức margin (không có trong kế hoạch gốc, bổ sung sau khi thấy cần); vẫn không đủ thời gian cho T4, T6, T8</w:t>
+            </w:r>
+          </w:p>
+        </w:tc>
+      </w:tr>
+      <w:tr>
+        <w:tc>
+          <w:tcPr>
+            <w:tcW w:type="dxa" w:w="2835"/>
+          </w:tcPr>
+          <w:p>
+            <w:r/>
+            <w:r>
+              <w:rPr>
+                <w:rFonts w:ascii="Times New Roman" w:hAnsi="Times New Roman"/>
+                <w:b w:val="0"/>
+                <w:sz w:val="24"/>
+              </w:rPr>
+              <w:t>Kết quả khó tái lập</w:t>
+            </w:r>
+          </w:p>
+        </w:tc>
+        <w:tc>
+          <w:tcPr>
+            <w:tcW w:type="dxa" w:w="2268"/>
+          </w:tcPr>
+          <w:p>
+            <w:pPr>
+              <w:jc w:val="center"/>
+            </w:pPr>
+            <w:r/>
+            <w:r>
+              <w:rPr>
+                <w:rFonts w:ascii="Times New Roman" w:hAnsi="Times New Roman"/>
+                <w:b w:val="0"/>
+                <w:sz w:val="24"/>
+              </w:rPr>
+              <w:t>Một sự cố liên quan xảy ra: seed chỉ gieo một lần đầu script thay vì gieo lại mỗi mức margin ở lần chạy đầu tiên</w:t>
+            </w:r>
+          </w:p>
+        </w:tc>
+        <w:tc>
+          <w:tcPr>
+            <w:tcW w:type="dxa" w:w="3969"/>
+          </w:tcPr>
+          <w:p>
+            <w:pPr>
+              <w:jc w:val="center"/>
+            </w:pPr>
+            <w:r/>
+            <w:r>
+              <w:rPr>
+                <w:rFonts w:ascii="Times New Roman" w:hAnsi="Times New Roman"/>
+                <w:b w:val="0"/>
+                <w:sz w:val="24"/>
+              </w:rPr>
+              <w:t>Phát hiện và sửa lỗi (gieo lại seed mỗi margin) cho các lần chạy sau; ghi nhận minh bạch trong Phụ lục</w:t>
+            </w:r>
+          </w:p>
+        </w:tc>
+      </w:tr>
+    </w:tbl>
+    <w:p/>
+    <w:p>
+      <w:pPr>
+        <w:jc w:val="both"/>
+      </w:pPr>
+      <w:r>
+        <w:rPr>
+          <w:rFonts w:ascii="Times New Roman" w:hAnsi="Times New Roman"/>
+          <w:b w:val="0"/>
+          <w:i w:val="0"/>
+          <w:sz w:val="26"/>
+        </w:rPr>
+        <w:t>Một rủi ro KHÔNG có trong danh sách dự kiến ban đầu cũng đã xảy ra thực tế: môi trường tính toán (container) bị khởi động lại giữa chừng khi đang huấn luyện mức margin=2,0 của Cấu hình B, làm mất kết quả của mức margin này (không phục hồi được). Nhờ cơ chế checkpoint theo từng margin, 2/3 mức margin đã hoàn thành vẫn được giữ lại và dùng làm kết quả cuối cùng thay vì phải huấn luyện lại từ đầu.</w:t>
+      </w:r>
+    </w:p>
+    <w:p>
+      <w:pPr>
+        <w:jc w:val="both"/>
+      </w:pPr>
+      <w:r>
+        <w:rPr>
+          <w:rFonts w:ascii="Times New Roman" w:hAnsi="Times New Roman"/>
+          <w:b w:val="0"/>
+          <w:i w:val="0"/>
+          <w:sz w:val="26"/>
+        </w:rPr>
+        <w:t>Tổng kết mức đạt chỉ tiêu định lượng đề xuất (Bảng 9 đề cương): chỉ tiêu EER≤5% trên CEDAR skilled-forgery CHƯA được đo đúng định nghĩa (chỉ có EER trộn lẫn mọi loại cặp = 5,50% cho Cấu hình B — xem lưu ý ở mục 4.3); chỉ tiêu EER≤20% trên BHSig260 skilled-forgery CHƯA đạt (19,77% FAR / 44,31% FRR cho Cấu hình A, một phép đo gần nhưng không tương đương EER); chỉ tiêu "EER Siamese thấp hơn baseline" đã ĐẠT một cách nhất quán trên cả AUC tổng thể và AUC theo từng loại giả mạo, ở cả hai bộ dữ liệu; chỉ tiêu "kiểm tra chéo giữa các bộ dữ liệu có phân tích nguyên nhân chênh lệch" đã ĐẠT (mục 4.7, phân tích lệch miền tiền xử lý).</w:t>
+      </w:r>
+    </w:p>
+    <w:p>
+      <w:r>
+        <w:br w:type="page"/>
+      </w:r>
+    </w:p>
+    <w:p>
+      <w:pPr>
+        <w:pStyle w:val="Heading1"/>
+        <w:pageBreakBefore/>
+      </w:pPr>
+      <w:r>
+        <w:rPr>
+          <w:rFonts w:ascii="Times New Roman" w:hAnsi="Times New Roman"/>
+          <w:b/>
+          <w:color w:val="000000"/>
+          <w:sz w:val="32"/>
+        </w:rPr>
+        <w:t>CHƯƠNG 5. CHƯƠNG TRÌNH DEMO</w:t>
+      </w:r>
+    </w:p>
+    <w:p>
+      <w:pPr>
+        <w:jc w:val="both"/>
+      </w:pPr>
+      <w:r>
+        <w:rPr>
+          <w:rFonts w:ascii="Times New Roman" w:hAnsi="Times New Roman"/>
+          <w:b w:val="0"/>
+          <w:i w:val="0"/>
+          <w:sz w:val="26"/>
+        </w:rPr>
+        <w:t>Chương trình demo là một ứng dụng web nhỏ, chạy trên máy cá nhân, cho phép kiểm tra một cặp chữ ký và quan sát ảnh hưởng của ngưỡng quyết định, đúng như thiết kế đề ra trong đề cương (mục 8).</w:t>
+      </w:r>
+    </w:p>
+    <w:p>
+      <w:pPr>
+        <w:pStyle w:val="Heading2"/>
+      </w:pPr>
+      <w:r>
+        <w:rPr>
+          <w:rFonts w:ascii="Times New Roman" w:hAnsi="Times New Roman"/>
+          <w:b/>
+          <w:color w:val="000000"/>
+          <w:sz w:val="28"/>
+        </w:rPr>
+        <w:t>5.1. Chức năng</w:t>
+      </w:r>
+    </w:p>
+    <w:p>
+      <w:pPr>
+        <w:pStyle w:val="ListBullet"/>
+      </w:pPr>
+      <w:r>
+        <w:rPr>
+          <w:rFonts w:ascii="Times New Roman" w:hAnsi="Times New Roman"/>
+          <w:sz w:val="26"/>
+        </w:rPr>
+        <w:t>Tải lên ảnh chữ ký mẫu (thật) và một ảnh chữ ký cần kiểm tra.</w:t>
+      </w:r>
+    </w:p>
+    <w:p>
+      <w:pPr>
+        <w:pStyle w:val="ListBullet"/>
+      </w:pPr>
+      <w:r>
+        <w:rPr>
+          <w:rFonts w:ascii="Times New Roman" w:hAnsi="Times New Roman"/>
+          <w:sz w:val="26"/>
+        </w:rPr>
+        <w:t>Hiển thị ảnh gốc và ảnh sau tiền xử lý để người dùng thấy hệ thống đang "nhìn" gì.</w:t>
+      </w:r>
+    </w:p>
+    <w:p>
+      <w:pPr>
+        <w:pStyle w:val="ListBullet"/>
+      </w:pPr>
+      <w:r>
+        <w:rPr>
+          <w:rFonts w:ascii="Times New Roman" w:hAnsi="Times New Roman"/>
+          <w:sz w:val="26"/>
+        </w:rPr>
+        <w:t>Trả về kết quả thật hoặc giả, kèm khoảng cách D giữa hai embedding.</w:t>
+      </w:r>
+    </w:p>
+    <w:p>
+      <w:pPr>
+        <w:pStyle w:val="ListBullet"/>
+      </w:pPr>
+      <w:r>
+        <w:rPr>
+          <w:rFonts w:ascii="Times New Roman" w:hAnsi="Times New Roman"/>
+          <w:sz w:val="26"/>
+        </w:rPr>
+        <w:t>Thanh trượt ngưỡng τ: khi người dùng kéo, kết quả thay đổi theo, minh họa sự đánh đổi giữa FAR và FRR.</w:t>
+      </w:r>
+    </w:p>
+    <w:p>
+      <w:pPr>
+        <w:pStyle w:val="Heading2"/>
+      </w:pPr>
+      <w:r>
+        <w:rPr>
+          <w:rFonts w:ascii="Times New Roman" w:hAnsi="Times New Roman"/>
+          <w:b/>
+          <w:color w:val="000000"/>
+          <w:sz w:val="28"/>
+        </w:rPr>
+        <w:t>5.2. Luồng sử dụng</w:t>
+      </w:r>
+    </w:p>
+    <w:p>
+      <w:pPr>
+        <w:pStyle w:val="ListBullet"/>
+      </w:pPr>
+      <w:r>
+        <w:rPr>
+          <w:rFonts w:ascii="Times New Roman" w:hAnsi="Times New Roman"/>
+          <w:sz w:val="26"/>
+        </w:rPr>
+        <w:t>Người dùng mở ứng dụng và tải lên chữ ký mẫu.</w:t>
+      </w:r>
+    </w:p>
+    <w:p>
+      <w:pPr>
+        <w:pStyle w:val="ListBullet"/>
+      </w:pPr>
+      <w:r>
+        <w:rPr>
+          <w:rFonts w:ascii="Times New Roman" w:hAnsi="Times New Roman"/>
+          <w:sz w:val="26"/>
+        </w:rPr>
+        <w:t>Người dùng tải lên chữ ký cần kiểm tra.</w:t>
+      </w:r>
+    </w:p>
+    <w:p>
+      <w:pPr>
+        <w:pStyle w:val="ListBullet"/>
+      </w:pPr>
+      <w:r>
+        <w:rPr>
+          <w:rFonts w:ascii="Times New Roman" w:hAnsi="Times New Roman"/>
+          <w:sz w:val="26"/>
+        </w:rPr>
+        <w:t>Ứng dụng tiền xử lý hai ảnh, đưa qua mô hình đã huấn luyện (Cấu hình B) và tính khoảng cách D.</w:t>
+      </w:r>
+    </w:p>
+    <w:p>
+      <w:pPr>
+        <w:pStyle w:val="ListBullet"/>
+      </w:pPr>
+      <w:r>
+        <w:rPr>
+          <w:rFonts w:ascii="Times New Roman" w:hAnsi="Times New Roman"/>
+          <w:sz w:val="26"/>
+        </w:rPr>
+        <w:t>Ứng dụng so D với ngưỡng τ, hiển thị kết quả và điểm tương đồng.</w:t>
+      </w:r>
+    </w:p>
+    <w:p>
+      <w:pPr>
+        <w:pStyle w:val="Heading2"/>
+      </w:pPr>
+      <w:r>
+        <w:rPr>
+          <w:rFonts w:ascii="Times New Roman" w:hAnsi="Times New Roman"/>
+          <w:b/>
+          <w:color w:val="000000"/>
+          <w:sz w:val="28"/>
+        </w:rPr>
+        <w:t>5.3. Kiến trúc và công cụ</w:t>
+      </w:r>
+    </w:p>
+    <w:p>
+      <w:pPr>
+        <w:jc w:val="center"/>
+      </w:pPr>
+      <w:r>
+        <w:rPr>
+          <w:rFonts w:ascii="Times New Roman" w:hAnsi="Times New Roman"/>
+          <w:i/>
+          <w:sz w:val="24"/>
+        </w:rPr>
+        <w:t>Bảng 13: Kiến trúc và công cụ của chương trình demo</w:t>
+      </w:r>
+    </w:p>
+    <w:tbl>
+      <w:tblPr>
+        <w:tblStyle w:val="TableGrid"/>
+        <w:tblW w:type="auto" w:w="0"/>
+        <w:jc w:val="center"/>
+        <w:tblLook w:firstColumn="1" w:firstRow="1" w:lastColumn="0" w:lastRow="0" w:noHBand="0" w:noVBand="1" w:val="04A0"/>
+      </w:tblPr>
+      <w:tblGrid>
+        <w:gridCol w:w="3024"/>
+        <w:gridCol w:w="3024"/>
+        <w:gridCol w:w="3024"/>
+      </w:tblGrid>
+      <w:tr>
+        <w:tc>
+          <w:tcPr>
+            <w:tcW w:type="dxa" w:w="2268"/>
+          </w:tcPr>
+          <w:p>
+            <w:pPr>
+              <w:jc w:val="center"/>
+            </w:pPr>
+            <w:r/>
+            <w:r>
+              <w:rPr>
+                <w:rFonts w:ascii="Times New Roman" w:hAnsi="Times New Roman"/>
+                <w:b/>
+                <w:sz w:val="24"/>
+              </w:rPr>
+              <w:t>Thành phần</w:t>
+            </w:r>
+          </w:p>
+        </w:tc>
+        <w:tc>
+          <w:tcPr>
+            <w:tcW w:type="dxa" w:w="3969"/>
+          </w:tcPr>
+          <w:p>
+            <w:pPr>
+              <w:jc w:val="center"/>
+            </w:pPr>
+            <w:r/>
+            <w:r>
+              <w:rPr>
+                <w:rFonts w:ascii="Times New Roman" w:hAnsi="Times New Roman"/>
+                <w:b/>
+                <w:sz w:val="24"/>
+              </w:rPr>
+              <w:t>Nhiệm vụ</w:t>
+            </w:r>
+          </w:p>
+        </w:tc>
+        <w:tc>
+          <w:tcPr>
+            <w:tcW w:type="dxa" w:w="2835"/>
+          </w:tcPr>
+          <w:p>
+            <w:pPr>
+              <w:jc w:val="center"/>
+            </w:pPr>
+            <w:r/>
+            <w:r>
+              <w:rPr>
+                <w:rFonts w:ascii="Times New Roman" w:hAnsi="Times New Roman"/>
+                <w:b/>
+                <w:sz w:val="24"/>
+              </w:rPr>
+              <w:t>Công cụ</w:t>
+            </w:r>
+          </w:p>
+        </w:tc>
+      </w:tr>
+      <w:tr>
+        <w:tc>
+          <w:tcPr>
+            <w:tcW w:type="dxa" w:w="2268"/>
+          </w:tcPr>
+          <w:p>
+            <w:r/>
+            <w:r>
+              <w:rPr>
+                <w:rFonts w:ascii="Times New Roman" w:hAnsi="Times New Roman"/>
+                <w:b w:val="0"/>
+                <w:sz w:val="24"/>
+              </w:rPr>
+              <w:t>Giao diện</w:t>
+            </w:r>
+          </w:p>
+        </w:tc>
+        <w:tc>
+          <w:tcPr>
+            <w:tcW w:type="dxa" w:w="3969"/>
+          </w:tcPr>
+          <w:p>
+            <w:pPr>
+              <w:jc w:val="center"/>
+            </w:pPr>
+            <w:r/>
+            <w:r>
+              <w:rPr>
+                <w:rFonts w:ascii="Times New Roman" w:hAnsi="Times New Roman"/>
+                <w:b w:val="0"/>
+                <w:sz w:val="24"/>
+              </w:rPr>
+              <w:t>Nhận ảnh, hiển thị kết quả, thanh trượt ngưỡng</w:t>
+            </w:r>
+          </w:p>
+        </w:tc>
+        <w:tc>
+          <w:tcPr>
+            <w:tcW w:type="dxa" w:w="2835"/>
+          </w:tcPr>
+          <w:p>
+            <w:pPr>
+              <w:jc w:val="center"/>
+            </w:pPr>
+            <w:r/>
+            <w:r>
+              <w:rPr>
+                <w:rFonts w:ascii="Times New Roman" w:hAnsi="Times New Roman"/>
+                <w:b w:val="0"/>
+                <w:sz w:val="24"/>
+              </w:rPr>
+              <w:t>Streamlit</w:t>
+            </w:r>
+          </w:p>
+        </w:tc>
+      </w:tr>
+      <w:tr>
+        <w:tc>
+          <w:tcPr>
+            <w:tcW w:type="dxa" w:w="2268"/>
+          </w:tcPr>
+          <w:p>
+            <w:r/>
+            <w:r>
+              <w:rPr>
+                <w:rFonts w:ascii="Times New Roman" w:hAnsi="Times New Roman"/>
+                <w:b w:val="0"/>
+                <w:sz w:val="24"/>
+              </w:rPr>
+              <w:t>Mô-đun tiền xử lý</w:t>
+            </w:r>
+          </w:p>
+        </w:tc>
+        <w:tc>
+          <w:tcPr>
+            <w:tcW w:type="dxa" w:w="3969"/>
+          </w:tcPr>
+          <w:p>
+            <w:pPr>
+              <w:jc w:val="center"/>
+            </w:pPr>
+            <w:r/>
+            <w:r>
+              <w:rPr>
+                <w:rFonts w:ascii="Times New Roman" w:hAnsi="Times New Roman"/>
+                <w:b w:val="0"/>
+                <w:sz w:val="24"/>
+              </w:rPr>
+              <w:t>Dùng chung mã với lúc huấn luyện để tránh lệch (train-serving skew)</w:t>
+            </w:r>
+          </w:p>
+        </w:tc>
+        <w:tc>
+          <w:tcPr>
+            <w:tcW w:type="dxa" w:w="2835"/>
+          </w:tcPr>
+          <w:p>
+            <w:pPr>
+              <w:jc w:val="center"/>
+            </w:pPr>
+            <w:r/>
+            <w:r>
+              <w:rPr>
+                <w:rFonts w:ascii="Times New Roman" w:hAnsi="Times New Roman"/>
+                <w:b w:val="0"/>
+                <w:sz w:val="24"/>
+              </w:rPr>
+              <w:t>OpenCV, NumPy</w:t>
+            </w:r>
+          </w:p>
+        </w:tc>
+      </w:tr>
+      <w:tr>
+        <w:tc>
+          <w:tcPr>
+            <w:tcW w:type="dxa" w:w="2268"/>
+          </w:tcPr>
+          <w:p>
+            <w:r/>
+            <w:r>
+              <w:rPr>
+                <w:rFonts w:ascii="Times New Roman" w:hAnsi="Times New Roman"/>
+                <w:b w:val="0"/>
+                <w:sz w:val="24"/>
+              </w:rPr>
+              <w:t>Mô-đun mô hình</w:t>
+            </w:r>
+          </w:p>
+        </w:tc>
+        <w:tc>
+          <w:tcPr>
+            <w:tcW w:type="dxa" w:w="3969"/>
+          </w:tcPr>
+          <w:p>
+            <w:pPr>
+              <w:jc w:val="center"/>
+            </w:pPr>
+            <w:r/>
+            <w:r>
+              <w:rPr>
+                <w:rFonts w:ascii="Times New Roman" w:hAnsi="Times New Roman"/>
+                <w:b w:val="0"/>
+                <w:sz w:val="24"/>
+              </w:rPr>
+              <w:t>Tải checkpoint tốt nhất, tính embedding và khoảng cách</w:t>
+            </w:r>
+          </w:p>
+        </w:tc>
+        <w:tc>
+          <w:tcPr>
+            <w:tcW w:type="dxa" w:w="2835"/>
+          </w:tcPr>
+          <w:p>
+            <w:pPr>
+              <w:jc w:val="center"/>
+            </w:pPr>
+            <w:r/>
+            <w:r>
+              <w:rPr>
+                <w:rFonts w:ascii="Times New Roman" w:hAnsi="Times New Roman"/>
+                <w:b w:val="0"/>
+                <w:sz w:val="24"/>
+              </w:rPr>
+              <w:t>PyTorch</w:t>
+            </w:r>
+          </w:p>
+        </w:tc>
+      </w:tr>
+    </w:tbl>
+    <w:p/>
+    <w:p>
+      <w:pPr>
+        <w:jc w:val="both"/>
+      </w:pPr>
+      <w:r>
+        <w:rPr>
+          <w:rFonts w:ascii="Times New Roman" w:hAnsi="Times New Roman"/>
+          <w:b w:val="0"/>
+          <w:i w:val="0"/>
+          <w:sz w:val="26"/>
+        </w:rPr>
+        <w:t>Ảnh người dùng tải lên chỉ được xử lý trong bộ nhớ và không lưu lại xuống đĩa ở bất kỳ bước nào, vì chữ ký là dữ liệu cá nhân — đúng yêu cầu thiết kế nêu trong đề cương (mục 8.3).</w:t>
+      </w:r>
+    </w:p>
+    <w:p>
+      <w:pPr>
+        <w:pStyle w:val="Heading2"/>
+      </w:pPr>
+      <w:r>
+        <w:rPr>
+          <w:rFonts w:ascii="Times New Roman" w:hAnsi="Times New Roman"/>
+          <w:b/>
+          <w:color w:val="000000"/>
+          <w:sz w:val="28"/>
+        </w:rPr>
+        <w:t>5.4. Kết quả trình diễn</w:t>
+      </w:r>
+    </w:p>
+    <w:p>
+      <w:pPr>
+        <w:jc w:val="both"/>
+      </w:pPr>
+      <w:r>
+        <w:rPr>
+          <w:rFonts w:ascii="Times New Roman" w:hAnsi="Times New Roman"/>
+          <w:b w:val="0"/>
+          <w:i w:val="0"/>
+          <w:sz w:val="26"/>
+        </w:rPr>
+        <w:t>Hình dưới là ảnh chụp màn hình thực tế của ứng dụng, sử dụng mô hình Cấu hình B đã huấn luyện, thử nghiệm với ảnh chữ ký thật lấy từ người ký #2 trong tập test CEDAR (chưa từng xuất hiện trong tập train/validation).</w:t>
       </w:r>
     </w:p>
     <w:p>
@@ -8953,7 +10587,7 @@
               <a:graphicData uri="http://schemas.openxmlformats.org/drawingml/2006/picture">
                 <pic:pic>
                   <pic:nvPicPr>
-                    <pic:cNvPr id="0" name="demo_genuine.png"/>
+                    <pic:cNvPr id="0" name="demo_empty.png"/>
                     <pic:cNvPicPr/>
                   </pic:nvPicPr>
                   <pic:blipFill>
@@ -8986,7 +10620,7 @@
           <w:i/>
           <w:sz w:val="24"/>
         </w:rPr>
-        <w:t>Hình 4.11: Giao diện demo Streamlit — kết quả với cặp chữ ký thật</w:t>
+        <w:t>Hình 11: Giao diện demo Streamlit — trạng thái ban đầu</w:t>
       </w:r>
     </w:p>
     <w:p>
@@ -9005,7 +10639,7 @@
               <a:graphicData uri="http://schemas.openxmlformats.org/drawingml/2006/picture">
                 <pic:pic>
                   <pic:nvPicPr>
-                    <pic:cNvPr id="0" name="demo_forged.png"/>
+                    <pic:cNvPr id="0" name="demo_genuine.png"/>
                     <pic:cNvPicPr/>
                   </pic:nvPicPr>
                   <pic:blipFill>
@@ -9038,7 +10672,59 @@
           <w:i/>
           <w:sz w:val="24"/>
         </w:rPr>
-        <w:t>Hình 4.12: Giao diện demo Streamlit — kết quả với cặp chữ ký giả</w:t>
+        <w:t>Hình 12: Giao diện demo Streamlit — kết quả với cặp chữ ký thật</w:t>
+      </w:r>
+    </w:p>
+    <w:p>
+      <w:pPr>
+        <w:jc w:val="center"/>
+      </w:pPr>
+      <w:r>
+        <w:drawing>
+          <wp:inline xmlns:a="http://schemas.openxmlformats.org/drawingml/2006/main" xmlns:pic="http://schemas.openxmlformats.org/drawingml/2006/picture">
+            <wp:extent cx="4680000" cy="3342857"/>
+            <wp:docPr id="22" name="Picture 22"/>
+            <wp:cNvGraphicFramePr>
+              <a:graphicFrameLocks noChangeAspect="1"/>
+            </wp:cNvGraphicFramePr>
+            <a:graphic>
+              <a:graphicData uri="http://schemas.openxmlformats.org/drawingml/2006/picture">
+                <pic:pic>
+                  <pic:nvPicPr>
+                    <pic:cNvPr id="0" name="demo_forged.png"/>
+                    <pic:cNvPicPr/>
+                  </pic:nvPicPr>
+                  <pic:blipFill>
+                    <a:blip r:embed="rId31"/>
+                    <a:stretch>
+                      <a:fillRect/>
+                    </a:stretch>
+                  </pic:blipFill>
+                  <pic:spPr>
+                    <a:xfrm>
+                      <a:off x="0" y="0"/>
+                      <a:ext cx="4680000" cy="3342857"/>
+                    </a:xfrm>
+                    <a:prstGeom prst="rect"/>
+                  </pic:spPr>
+                </pic:pic>
+              </a:graphicData>
+            </a:graphic>
+          </wp:inline>
+        </w:drawing>
+      </w:r>
+    </w:p>
+    <w:p>
+      <w:pPr>
+        <w:jc w:val="center"/>
+      </w:pPr>
+      <w:r>
+        <w:rPr>
+          <w:rFonts w:ascii="Times New Roman" w:hAnsi="Times New Roman"/>
+          <w:i/>
+          <w:sz w:val="24"/>
+        </w:rPr>
+        <w:t>Hình 13: Giao diện demo Streamlit — kết quả với cặp chữ ký giả</w:t>
       </w:r>
     </w:p>
     <w:p>
@@ -9052,7 +10738,7 @@
           <w:i w:val="0"/>
           <w:sz w:val="26"/>
         </w:rPr>
-        <w:t>Cả hai trường hợp thử nghiệm thật (cặp chữ ký thật và cặp chữ ký giả) đều được ứng dụng phân loại đúng, khớp với nhãn thật của dữ liệu test, minh chứng rằng mô hình đã huấn luyện hoạt động đúng khi triển khai qua giao diện người dùng thực tế, không chỉ trên script đánh giá offline.</w:t>
+        <w:t>Cả hai trường hợp thử nghiệm thật (cặp chữ ký thật và cặp chữ ký giả) đều được ứng dụng phân loại đúng, khớp với nhãn thật của dữ liệu test, minh chứng rằng mô hình đã huấn luyện hoạt động đúng khi triển khai qua giao diện người dùng thực tế, không chỉ trên script đánh giá offline. Việc chuẩn bị các cặp mẫu cố định lấy từ tập kiểm thử để trình diễn khi bảo vệ (mục 8.4 đề cương) có thể thực hiện trực tiếp bằng các ảnh test đã có sẵn trong `data/splits/test_pairs.csv`.</w:t>
       </w:r>
     </w:p>
     <w:p>
@@ -9063,7 +10749,7 @@
     <w:p>
       <w:pPr>
         <w:pStyle w:val="Heading1"/>
-        <w:pageBreakBefore/>
+        <w:jc w:val="center"/>
       </w:pPr>
       <w:r>
         <w:rPr>
@@ -9072,7 +10758,7 @@
           <w:color w:val="000000"/>
           <w:sz w:val="32"/>
         </w:rPr>
-        <w:t>CHƯƠNG 5. KẾT LUẬN VÀ HƯỚNG PHÁT TRIỂN</w:t>
+        <w:t>KẾT LUẬN VÀ HƯỚNG PHÁT TRIỂN</w:t>
       </w:r>
     </w:p>
     <w:p>
@@ -9086,7 +10772,7 @@
           <w:color w:val="000000"/>
           <w:sz w:val="28"/>
         </w:rPr>
-        <w:t>5.1. Kết quả đạt được</w:t>
+        <w:t>1. Kết quả đạt được</w:t>
       </w:r>
     </w:p>
     <w:p>
@@ -9098,7 +10784,7 @@
           <w:rFonts w:ascii="Times New Roman" w:hAnsi="Times New Roman"/>
           <w:sz w:val="26"/>
         </w:rPr>
-        <w:t>Xây dựng hoàn chỉnh một hệ thống xác minh chữ ký offline writer-independent, từ tiền xử lý ảnh, sinh cặp dữ liệu writer-disjoint, huấn luyện, đến đánh giá và demo tương tác — toàn bộ chạy được trên dữ liệu thật (CEDAR, BHSig260), không phải dữ liệu mô phỏng.</w:t>
+        <w:t>Xây dựng hoàn chỉnh một hệ thống xác minh chữ ký offline writer-independent, từ tiền xử lý ảnh, sinh cặp dữ liệu writer-disjoint, huấn luyện, đến đánh giá và demo tương tác — toàn bộ chạy trên dữ liệu thật (CEDAR, BHSig260).</w:t>
       </w:r>
     </w:p>
     <w:p>
@@ -9110,7 +10796,7 @@
           <w:rFonts w:ascii="Times New Roman" w:hAnsi="Times New Roman"/>
           <w:sz w:val="26"/>
         </w:rPr>
-        <w:t>Cấu hình B (học chuyển giao ResNet18) đạt AUC 0,955 và EER validation 5,50% trên tập test CEDAR, vượt Cấu hình A (huấn luyện từ đầu, AUC 0,915) và baseline HOG+SVM (AUC 0,887), rất sát chỉ tiêu ban đầu EER≤5%.</w:t>
+        <w:t>Hoàn thành đầy đủ T1 (baseline), T2 (Cấu hình A), phần lớn T3 (Cấu hình B, 2/3 margin) và T7 (kiểm tra chéo BHSig260) trong 8 thí nghiệm đề ra ở đề cương.</w:t>
       </w:r>
     </w:p>
     <w:p>
@@ -9122,7 +10808,7 @@
           <w:rFonts w:ascii="Times New Roman" w:hAnsi="Times New Roman"/>
           <w:sz w:val="26"/>
         </w:rPr>
-        <w:t>Phát hiện định tính đáng chú ý: cả hai mô hình học sâu phân biệt giả mạo kỹ năng cao (skilled forgery) tốt hơn hẳn giả mạo ngẫu nhiên (random forgery) — ngược trực giác thông thường — do xu hướng học đặc trưng hình dạng/độ nghiêng tổng thể trước chi tiết danh tính từng người ký.</w:t>
+        <w:t>Cấu hình B (học chuyển giao ResNet18) đạt AUC 0,955 trên tập test CEDAR, vượt Cấu hình A (AUC 0,915) và baseline HOG+SVM (AUC 0,887), cải thiện rõ rệt nhất ở khả năng chống giả mạo ngẫu nhiên (FAR giảm từ 39,5% xuống 13,0%).</w:t>
       </w:r>
     </w:p>
     <w:p>
@@ -9134,7 +10820,7 @@
           <w:rFonts w:ascii="Times New Roman" w:hAnsi="Times New Roman"/>
           <w:sz w:val="26"/>
         </w:rPr>
-        <w:t>Đánh giá zero-shot trên BHSig260 cho thấy mô hình vẫn giữ tín hiệu phân biệt có ý nghĩa (AUC 0,75–0,92) qua một hệ chữ viết hoàn toàn khác, dù chưa đạt chỉ tiêu EER≤20%; nguyên nhân khả dĩ (lệch miền ở khâu tiền xử lý) đã được xác định qua phân tích định tính trực tiếp trên ảnh lỗi thật.</w:t>
+        <w:t>Phát hiện định tính đáng chú ý: cả hai mô hình học sâu phân biệt giả mạo kỹ năng cao tốt hơn hẳn giả mạo ngẫu nhiên — ngược trực giác thông thường — do xu hướng học đặc trưng hình dạng/độ nghiêng tổng thể trước chi tiết danh tính từng người ký.</w:t>
       </w:r>
     </w:p>
     <w:p>
@@ -9146,7 +10832,7 @@
           <w:rFonts w:ascii="Times New Roman" w:hAnsi="Times New Roman"/>
           <w:sz w:val="26"/>
         </w:rPr>
-        <w:t>Xây dựng được cơ chế huấn luyện có khả năng phục hồi (per-margin checkpointing), đã thực sự cứu được 2/3 kết quả của Cấu hình B khi môi trường tính toán bị gián đoạn giữa chừng.</w:t>
+        <w:t>Đánh giá zero-shot trên BHSig260 (T7) cho thấy mô hình vẫn giữ tín hiệu phân biệt có ý nghĩa (AUC 0,75–0,92) qua một hệ chữ viết hoàn toàn khác; nguyên nhân khả dĩ (lệch miền ở khâu tiền xử lý) đã được xác định qua phân tích định tính trực tiếp trên ảnh lỗi thật.</w:t>
       </w:r>
     </w:p>
     <w:p>
@@ -9160,7 +10846,7 @@
           <w:color w:val="000000"/>
           <w:sz w:val="28"/>
         </w:rPr>
-        <w:t>5.2. Hạn chế</w:t>
+        <w:t>2. Hạn chế</w:t>
       </w:r>
     </w:p>
     <w:p>
@@ -9172,7 +10858,7 @@
           <w:rFonts w:ascii="Times New Roman" w:hAnsi="Times New Roman"/>
           <w:sz w:val="26"/>
         </w:rPr>
-        <w:t>Cấu hình B chưa hoàn thành huấn luyện đầy đủ ở mức margin=2,0 do sự cố khởi động lại môi trường tính toán, nên phép so sánh 3 mức margin của Cấu hình B chưa trọn vẹn như Cấu hình A (đã hoàn thành cả 3 mức).</w:t>
+        <w:t>T4 (ảnh hưởng tiền xử lý) — thí nghiệm BẮT BUỘC theo đề cương — chưa thực hiện do giới hạn thời gian trên CPU.</w:t>
       </w:r>
     </w:p>
     <w:p>
@@ -9184,7 +10870,7 @@
           <w:rFonts w:ascii="Times New Roman" w:hAnsi="Times New Roman"/>
           <w:sz w:val="26"/>
         </w:rPr>
-        <w:t>Toàn bộ huấn luyện thực hiện trên CPU do không có GPU khả dụng trong môi trường thực hiện đồ án, giới hạn quy mô thực nghiệm có thể thực hiện được trong thời gian cho phép (ví dụ: không thể chạy nhiều lần lặp lại với các seed khác nhau để ước lượng phương sai của kết quả).</w:t>
+        <w:t>T5 chỉ hoàn thành một phần: đã khảo sát margin, chưa khảo sát riêng tác động của tăng cường dữ liệu.</w:t>
       </w:r>
     </w:p>
     <w:p>
@@ -9196,7 +10882,7 @@
           <w:rFonts w:ascii="Times New Roman" w:hAnsi="Times New Roman"/>
           <w:sz w:val="26"/>
         </w:rPr>
-        <w:t>Khả năng tổng quát hoá sang hệ chữ viết khác (BHSig260) chưa đạt chỉ tiêu đề ra, cho thấy giới hạn thực sự của writer-independent khi chuyển miền dữ liệu quá xa so với miền huấn luyện.</w:t>
+        <w:t>T6 (triplet loss) và T8 (mẫu tự thu thập) — hai thí nghiệm tùy chọn theo đề cương — chưa thực hiện.</w:t>
       </w:r>
     </w:p>
     <w:p>
@@ -9208,7 +10894,43 @@
           <w:rFonts w:ascii="Times New Roman" w:hAnsi="Times New Roman"/>
           <w:sz w:val="26"/>
         </w:rPr>
-        <w:t>Đồ án chưa thử nghiệm các hàm mất mát thay thế (ví dụ triplet loss) hay các kỹ thuật tăng cường dữ liệu mạnh hơn, vốn có thể giải quyết triệt để hơn xu hướng học hình dạng thô đã quan sát được.</w:t>
+        <w:t>Cấu hình B chưa hoàn thành huấn luyện đầy đủ ở mức margin=2,0 do sự cố khởi động lại môi trường tính toán giữa chừng.</w:t>
+      </w:r>
+    </w:p>
+    <w:p>
+      <w:pPr>
+        <w:pStyle w:val="ListBullet"/>
+      </w:pPr>
+      <w:r>
+        <w:rPr>
+          <w:rFonts w:ascii="Times New Roman" w:hAnsi="Times New Roman"/>
+          <w:sz w:val="26"/>
+        </w:rPr>
+        <w:t>Chưa lặp lại thí nghiệm với ít nhất 3 cách chia người ký khác nhau như đề cương đề xuất (mục 7.1), nên chưa có ước lượng độ lệch chuẩn của kết quả.</w:t>
+      </w:r>
+    </w:p>
+    <w:p>
+      <w:pPr>
+        <w:pStyle w:val="ListBullet"/>
+      </w:pPr>
+      <w:r>
+        <w:rPr>
+          <w:rFonts w:ascii="Times New Roman" w:hAnsi="Times New Roman"/>
+          <w:sz w:val="26"/>
+        </w:rPr>
+        <w:t>EER dùng để đối chiếu với chỉ tiêu định lượng (Bảng 9 đề cương) hiện được tính trên toàn bộ loại cặp trộn lẫn, chưa tính riêng cho skilled-forgery-only như định nghĩa chỉ tiêu yêu cầu chặt chẽ; Cấu hình B chưa được đo zero-shot trên BHSig260 (chỉ Cấu hình A và baseline).</w:t>
+      </w:r>
+    </w:p>
+    <w:p>
+      <w:pPr>
+        <w:pStyle w:val="ListBullet"/>
+      </w:pPr>
+      <w:r>
+        <w:rPr>
+          <w:rFonts w:ascii="Times New Roman" w:hAnsi="Times New Roman"/>
+          <w:sz w:val="26"/>
+        </w:rPr>
+        <w:t>Toàn bộ huấn luyện thực hiện trên CPU, giới hạn quy mô thực nghiệm có thể thực hiện được trong thời gian cho phép.</w:t>
       </w:r>
     </w:p>
     <w:p>
@@ -9222,7 +10944,7 @@
           <w:color w:val="000000"/>
           <w:sz w:val="28"/>
         </w:rPr>
-        <w:t>5.3. Hướng phát triển</w:t>
+        <w:t>3. Hướng phát triển</w:t>
       </w:r>
     </w:p>
     <w:p>
@@ -9234,7 +10956,7 @@
           <w:rFonts w:ascii="Times New Roman" w:hAnsi="Times New Roman"/>
           <w:sz w:val="26"/>
         </w:rPr>
-        <w:t>Hoàn thành huấn luyện Cấu hình B ở mức margin=2,0 (và lý tưởng là chạy lại cả 3 mức với seed sạch mỗi mức) trên GPU, nhiều khả năng đạt hoặc vượt chỉ tiêu EER≤5%.</w:t>
+        <w:t>Hoàn thành T4 (ảnh hưởng tiền xử lý: nhị phân hoá đầu ra, kích thước ảnh) và phần còn lại của T5 (tăng cường dữ liệu bật/tắt) trên GPU.</w:t>
       </w:r>
     </w:p>
     <w:p>
@@ -9246,7 +10968,7 @@
           <w:rFonts w:ascii="Times New Roman" w:hAnsi="Times New Roman"/>
           <w:sz w:val="26"/>
         </w:rPr>
-        <w:t>Chuẩn hoá bước tiền xử lý bất biến hơn với độ phân giải/độ tương phản nguồn (ví dụ: chuẩn hoá độ tương phản thích ứng thay vì kernel khử nhiễu cố định), nhằm giảm phần lệch miền quan sát được khi đánh giá trên BHSig260.</w:t>
+        <w:t>Hoàn thành huấn luyện Cấu hình B ở mức margin=2,0 (lý tưởng là chạy lại cả 3 mức với seed sạch mỗi mức).</w:t>
       </w:r>
     </w:p>
     <w:p>
@@ -9258,7 +10980,7 @@
           <w:rFonts w:ascii="Times New Roman" w:hAnsi="Times New Roman"/>
           <w:sz w:val="26"/>
         </w:rPr>
-        <w:t>Đo lại BHSig260 zero-shot với Cấu hình B (chưa thực hiện trong phạm vi đồ án này) để kiểm tra cải thiện quan sát được trên CEDAR có chuyển sang miền dữ liệu khác hay không.</w:t>
+        <w:t>Tính riêng EER cho tập con skilled-forgery-only để đối chiếu đúng định nghĩa với chỉ tiêu đề xuất ban đầu (Bảng 9 đề cương), và đo zero-shot BHSig260 cho Cấu hình B.</w:t>
       </w:r>
     </w:p>
     <w:p>
@@ -9270,7 +10992,7 @@
           <w:rFonts w:ascii="Times New Roman" w:hAnsi="Times New Roman"/>
           <w:sz w:val="26"/>
         </w:rPr>
-        <w:t>Thử nghiệm triplet loss hoặc các kỹ thuật tăng cường dữ liệu mạnh hơn (biến dạng đàn hồi, thay đổi độ nghiêng có kiểm soát) để giảm xu hướng học hình dạng thô trước chi tiết danh tính.</w:t>
+        <w:t>Thử nghiệm T6 (triplet loss, công thức đã trình bày ở mục 2.4) và T8 (thu thập một tập mẫu chữ ký người Việt nhỏ, có sự đồng ý của người ký).</w:t>
       </w:r>
     </w:p>
     <w:p>
@@ -9282,7 +11004,31 @@
           <w:rFonts w:ascii="Times New Roman" w:hAnsi="Times New Roman"/>
           <w:sz w:val="26"/>
         </w:rPr>
-        <w:t>Mở rộng ứng dụng demo thành dịch vụ API để tích hợp vào quy trình xử lý hồ sơ/tài liệu thực tế.</w:t>
+        <w:t>Lặp lại các thí nghiệm chính với ít nhất 3 cách chia người ký khác nhau để báo cáo trung bình kèm độ lệch chuẩn, như đề cương đã đề xuất.</w:t>
+      </w:r>
+    </w:p>
+    <w:p>
+      <w:pPr>
+        <w:pStyle w:val="ListBullet"/>
+      </w:pPr>
+      <w:r>
+        <w:rPr>
+          <w:rFonts w:ascii="Times New Roman" w:hAnsi="Times New Roman"/>
+          <w:sz w:val="26"/>
+        </w:rPr>
+        <w:t>Chuẩn hoá bước tiền xử lý bất biến hơn với độ phân giải/độ tương phản nguồn, nhằm giảm phần lệch miền quan sát được khi đánh giá trên BHSig260.</w:t>
+      </w:r>
+    </w:p>
+    <w:p>
+      <w:pPr>
+        <w:pStyle w:val="ListBullet"/>
+      </w:pPr>
+      <w:r>
+        <w:rPr>
+          <w:rFonts w:ascii="Times New Roman" w:hAnsi="Times New Roman"/>
+          <w:sz w:val="26"/>
+        </w:rPr>
+        <w:t>Các hướng mở rộng dài hạn khác theo đề cương: mở rộng sang chữ ký online, thử các kiến trúc mới hơn (ví dụ mô hình dựa trên attention), bổ sung tập chữ ký người Việt, và tăng khả năng chống lại ảnh in hoặc photocopy.</w:t>
       </w:r>
     </w:p>
     <w:p>
@@ -9317,7 +11063,7 @@
           <w:i w:val="0"/>
           <w:sz w:val="26"/>
         </w:rPr>
-        <w:t>[1] J. Bromley, I. Guyon, Y. LeCun, E. Säckinger, and R. Shah, "Signature verification using a 'Siamese' time delay neural network," in Advances in Neural Information Processing Systems (NeurIPS), 1993, pp. 737-744.</w:t>
+        <w:t>[1] J. Bromley, I. Guyon, Y. LeCun, E. Säckinger, and R. Shah, "Signature verification using a 'Siamese' time delay neural network," in Advances in Neural Information Processing Systems, 1994, pp. 737-744.</w:t>
       </w:r>
     </w:p>
     <w:p>
@@ -9332,7 +11078,7 @@
           <w:i w:val="0"/>
           <w:sz w:val="26"/>
         </w:rPr>
-        <w:t>[2] R. Hadsell, S. Chopra, and Y. LeCun, "Dimensionality reduction by learning an invariant mapping," in Proc. IEEE Conf. Computer Vision and Pattern Recognition (CVPR), 2006, pp. 1735-1742.</w:t>
+        <w:t>[2] S. Chopra, R. Hadsell, and Y. LeCun, "Learning a similarity metric discriminatively, with application to face verification," in Proc. CVPR, 2005, pp. 539-546.</w:t>
       </w:r>
     </w:p>
     <w:p>
@@ -9347,7 +11093,7 @@
           <w:i w:val="0"/>
           <w:sz w:val="26"/>
         </w:rPr>
-        <w:t>[3] M. K. Kalera, S. Srihari, and A. Xu, "Offline signature verification and identification using distance statistics," Int. J. Pattern Recognition and Artificial Intelligence, vol. 18, no. 7, pp. 1339-1360, 2004.</w:t>
+        <w:t>[3] N. Dalal and B. Triggs, "Histograms of oriented gradients for human detection," in Proc. CVPR, 2005.</w:t>
       </w:r>
     </w:p>
     <w:p>
@@ -9362,7 +11108,7 @@
           <w:i w:val="0"/>
           <w:sz w:val="26"/>
         </w:rPr>
-        <w:t>[4] S. Pal, A. Alaei, U. Pal, and M. Blumenstein, "Performance of an off-line signature verification method based on texture features on a large Indic-script signature dataset," in Proc. 12th IAPR Workshop on Document Analysis Systems (DAS), 2016, pp. 72-77.</w:t>
+        <w:t>[4] S. Dey, A. Dutta, J. I. Toledo, S. K. Ghosh, J. Lladós, and U. Pal, "SigNet: Convolutional Siamese network for writer independent offline signature verification," arXiv:1707.02131, 2017.</w:t>
       </w:r>
     </w:p>
     <w:p>
@@ -9377,7 +11123,7 @@
           <w:i w:val="0"/>
           <w:sz w:val="26"/>
         </w:rPr>
-        <w:t>[5] N. Dalal and B. Triggs, "Histograms of oriented gradients for human detection," in Proc. IEEE Conf. Computer Vision and Pattern Recognition (CVPR), 2005, pp. 886-893.</w:t>
+        <w:t>[5] M. A. Ferrer, M. Diaz-Cabrera, and A. Morales, "Static signature synthesis: a neuromotor inspired approach for biometrics," IEEE Trans. Pattern Anal. Mach. Intell., vol. 37, no. 3, 2015.</w:t>
       </w:r>
     </w:p>
     <w:p>
@@ -9392,7 +11138,7 @@
           <w:i w:val="0"/>
           <w:sz w:val="26"/>
         </w:rPr>
-        <w:t>[6] T. Ojala, M. Pietikäinen, and T. Mäenpää, "Multiresolution gray-scale and rotation invariant texture classification with local binary patterns," IEEE Trans. Pattern Analysis and Machine Intelligence, vol. 24, no. 7, pp. 971-987, 2002.</w:t>
+        <w:t>[6] R. Hadsell, S. Chopra, and Y. LeCun, "Dimensionality reduction by learning an invariant mapping," in Proc. CVPR, 2006.</w:t>
       </w:r>
     </w:p>
     <w:p>
@@ -9407,7 +11153,7 @@
           <w:i w:val="0"/>
           <w:sz w:val="26"/>
         </w:rPr>
-        <w:t>[7] C. Cortes and V. Vapnik, "Support-vector networks," Machine Learning, vol. 20, no. 3, pp. 273-297, 1995.</w:t>
+        <w:t>[7] L. G. Hafemann, R. Sabourin, and L. S. Oliveira, "Offline handwritten signature verification: literature review," in Proc. IPTA, 2017. [arXiv:1507.07909]</w:t>
       </w:r>
     </w:p>
     <w:p>
@@ -9422,7 +11168,7 @@
           <w:i w:val="0"/>
           <w:sz w:val="26"/>
         </w:rPr>
-        <w:t>[8] K. He, X. Zhang, S. Ren, and J. Sun, "Deep residual learning for image recognition," in Proc. IEEE Conf. Computer Vision and Pattern Recognition (CVPR), 2016, pp. 770-778.</w:t>
+        <w:t>[8] L. G. Hafemann, R. Sabourin, and L. S. Oliveira, "Learning features for offline handwritten signature verification using deep convolutional neural networks," Pattern Recognition, vol. 70, pp. 163-176, 2017.</w:t>
       </w:r>
     </w:p>
     <w:p>
@@ -9437,7 +11183,7 @@
           <w:i w:val="0"/>
           <w:sz w:val="26"/>
         </w:rPr>
-        <w:t>[9] J. Deng, W. Dong, R. Socher, L.-J. Li, K. Li, and L. Fei-Fei, "ImageNet: A large-scale hierarchical image database," in Proc. IEEE Conf. Computer Vision and Pattern Recognition (CVPR), 2009, pp. 248-255.</w:t>
+        <w:t>[9] K. He, X. Zhang, S. Ren, and J. Sun, "Deep residual learning for image recognition," in Proc. CVPR, 2016.</w:t>
       </w:r>
     </w:p>
     <w:p>
@@ -9452,7 +11198,7 @@
           <w:i w:val="0"/>
           <w:sz w:val="26"/>
         </w:rPr>
-        <w:t>[10] D. P. Kingma and J. Ba, "Adam: A method for stochastic optimization," in Proc. Int. Conf. Learning Representations (ICLR), 2015.</w:t>
+        <w:t>[10] D. Impedovo and G. Pirlo, "Automatic signature verification: the state of the art," IEEE Trans. Syst., Man, Cybern., Part C, vol. 38, no. 5, pp. 609-635, 2008.</w:t>
       </w:r>
     </w:p>
     <w:p>
@@ -9467,7 +11213,7 @@
           <w:i w:val="0"/>
           <w:sz w:val="26"/>
         </w:rPr>
-        <w:t>[11] S. Ioffe and C. Szegedy, "Batch normalization: Accelerating deep network training by reducing internal covariate shift," in Proc. Int. Conf. Machine Learning (ICML), 2015, pp. 448-456.</w:t>
+        <w:t>[11] M. K. Kalera, S. Srihari, and A. Xu, "Offline signature verification and identification using distance statistics," Int. J. Pattern Recognit. Artif. Intell., vol. 18, no. 7, 2004. (Bộ dữ liệu CEDAR)</w:t>
       </w:r>
     </w:p>
     <w:p>
@@ -9482,7 +11228,7 @@
           <w:i w:val="0"/>
           <w:sz w:val="26"/>
         </w:rPr>
-        <w:t>[12] N. Srivastava, G. Hinton, A. Krizhevsky, I. Sutskever, and R. Salakhutdinov, "Dropout: A simple way to prevent neural networks from overfitting," J. Machine Learning Research, vol. 15, no. 1, pp. 1929-1958, 2014.</w:t>
+        <w:t>[12] D. P. Kingma and J. Ba, "Adam: A method for stochastic optimization," in Proc. ICLR, 2015.</w:t>
       </w:r>
     </w:p>
     <w:p>
@@ -9497,7 +11243,7 @@
           <w:i w:val="0"/>
           <w:sz w:val="26"/>
         </w:rPr>
-        <w:t>[13] N. Otsu, "A threshold selection method from gray-level histograms," IEEE Trans. Systems, Man, and Cybernetics, vol. 9, no. 1, pp. 62-66, 1979.</w:t>
+        <w:t>[13] G. Koch, R. Zemel, and R. Salakhutdinov, "Siamese neural networks for one-shot image recognition," in ICML Deep Learning Workshop, 2015.</w:t>
       </w:r>
     </w:p>
     <w:p>
@@ -9512,7 +11258,7 @@
           <w:i w:val="0"/>
           <w:sz w:val="26"/>
         </w:rPr>
-        <w:t>[14] L. G. Hafemann, R. Sabourin, and L. S. Oliveira, "Offline handwritten signature verification — literature review," in Proc. Int. Conf. Image Processing Theory, Tools and Applications (IPTA), 2017, pp. 1-8.</w:t>
+        <w:t>[14] T. Ojala, M. Pietikäinen, and T. Mäenpää, "Multiresolution gray-scale and rotation invariant texture classification with local binary patterns," IEEE Trans. Pattern Anal. Mach. Intell., vol. 24, no. 7, 2002.</w:t>
       </w:r>
     </w:p>
     <w:p>
@@ -9527,7 +11273,97 @@
           <w:i w:val="0"/>
           <w:sz w:val="26"/>
         </w:rPr>
-        <w:t>[15] S. J. Pan and Q. Yang, "A survey on transfer learning," IEEE Trans. Knowledge and Data Engineering, vol. 22, no. 10, pp. 1345-1359, 2010.</w:t>
+        <w:t>[15] J. Ortega-Garcia et al., "MCYT baseline corpus: a bimodal biometric database," IEE Proc. -- Vis., Image, Signal Process., vol. 150, no. 6, 2003. (Bộ dữ liệu MCYT)</w:t>
+      </w:r>
+    </w:p>
+    <w:p>
+      <w:pPr>
+        <w:spacing w:after="160"/>
+        <w:jc w:val="both"/>
+      </w:pPr>
+      <w:r>
+        <w:rPr>
+          <w:rFonts w:ascii="Times New Roman" w:hAnsi="Times New Roman"/>
+          <w:b w:val="0"/>
+          <w:i w:val="0"/>
+          <w:sz w:val="26"/>
+        </w:rPr>
+        <w:t>[16] N. Otsu, "A threshold selection method from gray-level histograms," IEEE Trans. Syst., Man, Cybern., vol. 9, no. 1, 1979.</w:t>
+      </w:r>
+    </w:p>
+    <w:p>
+      <w:pPr>
+        <w:spacing w:after="160"/>
+        <w:jc w:val="both"/>
+      </w:pPr>
+      <w:r>
+        <w:rPr>
+          <w:rFonts w:ascii="Times New Roman" w:hAnsi="Times New Roman"/>
+          <w:b w:val="0"/>
+          <w:i w:val="0"/>
+          <w:sz w:val="26"/>
+        </w:rPr>
+        <w:t>[17] S. Pal, A. Alaei, U. Pal, and M. Blumenstein, "Performance of an off-line signature verification method based on texture features on a large Indic-script signature dataset," in Proc. DAS, 2016. (Bộ dữ liệu BHSig260)</w:t>
+      </w:r>
+    </w:p>
+    <w:p>
+      <w:pPr>
+        <w:spacing w:after="160"/>
+        <w:jc w:val="both"/>
+      </w:pPr>
+      <w:r>
+        <w:rPr>
+          <w:rFonts w:ascii="Times New Roman" w:hAnsi="Times New Roman"/>
+          <w:b w:val="0"/>
+          <w:i w:val="0"/>
+          <w:sz w:val="26"/>
+        </w:rPr>
+        <w:t>[18] R. Plamondon and S. N. Srihari, "Online and off-line handwriting recognition: a comprehensive survey," IEEE Trans. Pattern Anal. Mach. Intell., vol. 22, no. 1, pp. 63-84, 2000.</w:t>
+      </w:r>
+    </w:p>
+    <w:p>
+      <w:pPr>
+        <w:spacing w:after="160"/>
+        <w:jc w:val="both"/>
+      </w:pPr>
+      <w:r>
+        <w:rPr>
+          <w:rFonts w:ascii="Times New Roman" w:hAnsi="Times New Roman"/>
+          <w:b w:val="0"/>
+          <w:i w:val="0"/>
+          <w:sz w:val="26"/>
+        </w:rPr>
+        <w:t>[19] F. Schroff, D. Kalenichenko, and J. Philbin, "FaceNet: A unified embedding for face recognition and clustering," in Proc. CVPR, 2015, pp. 815-823.</w:t>
+      </w:r>
+    </w:p>
+    <w:p>
+      <w:pPr>
+        <w:spacing w:after="160"/>
+        <w:jc w:val="both"/>
+      </w:pPr>
+      <w:r>
+        <w:rPr>
+          <w:rFonts w:ascii="Times New Roman" w:hAnsi="Times New Roman"/>
+          <w:b w:val="0"/>
+          <w:i w:val="0"/>
+          <w:sz w:val="26"/>
+        </w:rPr>
+        <w:t>[20] K. Simonyan and A. Zisserman, "Very deep convolutional networks for large-scale image recognition," in Proc. ICLR, 2015.</w:t>
+      </w:r>
+    </w:p>
+    <w:p>
+      <w:pPr>
+        <w:spacing w:after="160"/>
+        <w:jc w:val="both"/>
+      </w:pPr>
+      <w:r>
+        <w:rPr>
+          <w:rFonts w:ascii="Times New Roman" w:hAnsi="Times New Roman"/>
+          <w:b w:val="0"/>
+          <w:i w:val="0"/>
+          <w:sz w:val="26"/>
+        </w:rPr>
+        <w:t>[21] J. F. Vargas, M. A. Ferrer, C. M. Travieso, and J. B. Alonso, "Off-line handwritten signature GPDS-960 corpus," in Proc. ICDAR, 2007, pp. 764-768.</w:t>
       </w:r>
     </w:p>
     <w:p>
@@ -9566,20 +11402,6 @@
     </w:p>
     <w:p>
       <w:pPr>
-        <w:jc w:val="both"/>
-      </w:pPr>
-      <w:r>
-        <w:rPr>
-          <w:rFonts w:ascii="Times New Roman" w:hAnsi="Times New Roman"/>
-          <w:b w:val="0"/>
-          <w:i w:val="0"/>
-          <w:sz w:val="26"/>
-        </w:rPr>
-        <w:t>Mã nguồn được tổ chức thành các module theo chức năng, mỗi module có bộ unit test riêng (tổng cộng 55 test đơn vị chạy trên dữ liệu tổng hợp trước khi tiến hành huấn luyện trên dữ liệu thật):</w:t>
-      </w:r>
-    </w:p>
-    <w:p>
-      <w:pPr>
         <w:pStyle w:val="ListBullet"/>
       </w:pPr>
       <w:r>
@@ -9587,7 +11409,7 @@
           <w:rFonts w:ascii="Times New Roman" w:hAnsi="Times New Roman"/>
           <w:sz w:val="26"/>
         </w:rPr>
-        <w:t>src/sigverify/preprocessing/ — pipeline.py (5 bước tiền xử lý), datasets.py (đọc CEDAR/BHSig260), augment.py (tăng cường dữ liệu).</w:t>
+        <w:t>src/sigverify/preprocessing/ — pipeline.py (tiền xử lý), datasets.py (đọc CEDAR/BHSig260), augment.py (tăng cường dữ liệu: rotation ≤5°, translate/scale jitter, Gaussian noise, không lật ngang — khớp Bảng thiết lập huấn luyện trong đề cương).</w:t>
       </w:r>
     </w:p>
     <w:p>
@@ -9659,7 +11481,7 @@
           <w:rFonts w:ascii="Times New Roman" w:hAnsi="Times New Roman"/>
           <w:sz w:val="26"/>
         </w:rPr>
-        <w:t>scripts/error_analysis.py — trích xuất và phân tích các ca lỗi định tính.</w:t>
+        <w:t>scripts/run_ablations.py, configs/ablation_variants/ — mã nguồn cho T4/T5 đã viết sẵn nhưng CHƯA chạy với dữ liệu thật (xem mục 4.2, Chương 4).</w:t>
       </w:r>
     </w:p>
     <w:p>
@@ -9671,7 +11493,19 @@
           <w:rFonts w:ascii="Times New Roman" w:hAnsi="Times New Roman"/>
           <w:sz w:val="26"/>
         </w:rPr>
-        <w:t>app/demo_app.py, app/inference.py — ứng dụng demo Streamlit.</w:t>
+        <w:t>scripts/error_analysis.py — trích xuất và phân tích các ca lỗi định tính.</w:t>
+      </w:r>
+    </w:p>
+    <w:p>
+      <w:pPr>
+        <w:pStyle w:val="ListBullet"/>
+      </w:pPr>
+      <w:r>
+        <w:rPr>
+          <w:rFonts w:ascii="Times New Roman" w:hAnsi="Times New Roman"/>
+          <w:sz w:val="26"/>
+        </w:rPr>
+        <w:t>app/demo_app.py, app/inference.py — ứng dụng demo Streamlit (Chương 5).</w:t>
       </w:r>
     </w:p>
     <w:p>
@@ -9909,7 +11743,7 @@
           <w:i w:val="0"/>
           <w:sz w:val="26"/>
         </w:rPr>
-        <w:t>Trong lần chạy huấn luyện đầy đủ đầu tiên, seed ngẫu nhiên chỉ được gieo một lần ở đầu script thay vì gieo lại cho từng mức margin, khiến các mức margin 1,0 và 2,0 kế thừa một phần trạng thái ngẫu nhiên còn lại từ mức margin trước đó. Lỗi này đã được phát hiện và sửa (gieo lại seed trước mỗi mức margin) trong scripts/train_config_a.py và scripts/train_config_b.py cho các lần chạy sau; số liệu trình bày trong Chương 4 vẫn là kết quả thật hợp lệ (không phải số liệu bịa đặt), chỉ nên đọc phần so sánh GIỮA CÁC MỨC MARGIN của cùng một cấu hình với mức thận trọng vừa phải — phép so sánh GIỮA HAI CẤU HÌNH A và B (ở mức margin=1,0, cả hai đều đã dùng quy trình seed đã sửa) không bị ảnh hưởng bởi hạn chế này.</w:t>
+        <w:t>Trong lần chạy huấn luyện đầy đủ đầu tiên, seed ngẫu nhiên chỉ được gieo một lần ở đầu script thay vì gieo lại cho từng mức margin, khiến các mức margin 1,0 và 2,0 kế thừa một phần trạng thái ngẫu nhiên còn lại từ mức margin trước đó. Lỗi này đã được phát hiện và sửa (gieo lại seed trước mỗi mức margin) trong scripts/train_config_a.py và scripts/train_config_b.py cho các lần chạy sau; số liệu trình bày trong Chương 4 vẫn là kết quả thật hợp lệ, chỉ nên đọc phần so sánh GIỮA CÁC MỨC MARGIN của cùng một cấu hình với mức thận trọng vừa phải — phép so sánh GIỮA HAI CẤU HÌNH A và B (ở mức margin=1,0, cả hai đều đã dùng quy trình seed đã sửa) không bị ảnh hưởng bởi hạn chế này.</w:t>
       </w:r>
     </w:p>
     <w:p>
@@ -9924,6 +11758,20 @@
           <w:sz w:val="26"/>
         </w:rPr>
         <w:t>Mức margin=2,0 của Cấu hình B không hoàn thành huấn luyện do môi trường tính toán bị khởi động lại giữa chừng và không thể khôi phục lại từ điểm dừng — đây là hạn chế thực tế của hạ tầng thực nghiệm, không phải lựa chọn thiết kế, và được ghi nhận minh bạch thay vì thay thế bằng số liệu ước lượng hay giả định.</w:t>
+      </w:r>
+    </w:p>
+    <w:p>
+      <w:pPr>
+        <w:jc w:val="both"/>
+      </w:pPr>
+      <w:r>
+        <w:rPr>
+          <w:rFonts w:ascii="Times New Roman" w:hAnsi="Times New Roman"/>
+          <w:b w:val="0"/>
+          <w:i w:val="0"/>
+          <w:sz w:val="26"/>
+        </w:rPr>
+        <w:t>Tiêu đề trên trang bìa của đề cương chi tiết gốc ghi "NHẬN DẠNG CHỮ SỐ VIẾT TAY" — không khớp với toàn bộ 12 mục nội dung của đề cương (đều nói về xác minh chữ ký viết tay, chữ ký, giả mạo, mạng Siamese...). Đây được xem là lỗi đánh máy còn sót lại từ mẫu đề cương cũ (nhầm "chữ số" thành "chữ ký"); tiêu đề trên trang bìa báo cáo này đã được sửa lại cho khớp với nội dung thực tế, cần sinh viên và giảng viên hướng dẫn xác nhận lại trước khi nộp chính thức.</w:t>
       </w:r>
     </w:p>
     <w:sectPr>

--- a/thesis/doc/thesis.docx
+++ b/thesis/doc/thesis.docx
@@ -12,7 +12,22 @@
           <w:rFonts w:ascii="Times New Roman" w:hAnsi="Times New Roman"/>
           <w:b/>
           <w:i w:val="0"/>
-          <w:sz w:val="28"/>
+          <w:sz w:val="32"/>
+        </w:rPr>
+        <w:t>TRƯỜNG ĐẠI HỌC TRÀ VINH</w:t>
+      </w:r>
+    </w:p>
+    <w:p>
+      <w:pPr>
+        <w:spacing w:after="0"/>
+        <w:jc w:val="center"/>
+      </w:pPr>
+      <w:r>
+        <w:rPr>
+          <w:rFonts w:ascii="Times New Roman" w:hAnsi="Times New Roman"/>
+          <w:b/>
+          <w:i w:val="0"/>
+          <w:sz w:val="32"/>
         </w:rPr>
         <w:t>TRƯỜNG KỸ THUẬT VÀ CÔNG NGHỆ</w:t>
       </w:r>
@@ -30,6 +45,43 @@
           <w:sz w:val="28"/>
         </w:rPr>
         <w:t>KHOA CÔNG NGHỆ THÔNG TIN</w:t>
+      </w:r>
+    </w:p>
+    <w:p/>
+    <w:p/>
+    <w:p/>
+    <w:p/>
+    <w:p/>
+    <w:p>
+      <w:pPr>
+        <w:spacing w:after="120"/>
+        <w:jc w:val="center"/>
+      </w:pPr>
+      <w:r>
+        <w:rPr>
+          <w:rFonts w:ascii="Times New Roman" w:hAnsi="Times New Roman"/>
+          <w:b/>
+          <w:i w:val="0"/>
+          <w:sz w:val="32"/>
+        </w:rPr>
+        <w:t>ĐỒ ÁN THỰC TẬP CHUYÊN NGÀNH</w:t>
+      </w:r>
+    </w:p>
+    <w:p>
+      <w:pPr>
+        <w:spacing w:after="120"/>
+        <w:jc w:val="center"/>
+      </w:pPr>
+      <w:r>
+        <w:rPr>
+          <w:rFonts w:ascii="Times New Roman" w:hAnsi="Times New Roman"/>
+          <w:b/>
+          <w:i w:val="0"/>
+          <w:sz w:val="36"/>
+        </w:rPr>
+        <w:t>XÂY DỰNG HỆ THỐNG XÁC MINH CHỮ KÝ VIẾT TAY OFFLINE</w:t>
+        <w:br/>
+        <w:t>SỬ DỤNG MẠNG NƠ-RON SIAMESE</w:t>
       </w:r>
     </w:p>
     <w:p/>
@@ -40,6 +92,41 @@
     <w:p/>
     <w:p>
       <w:pPr>
+        <w:jc w:val="center"/>
+      </w:pPr>
+      <w:r>
+        <w:rPr>
+          <w:rFonts w:ascii="Times New Roman" w:hAnsi="Times New Roman"/>
+          <w:b/>
+          <w:sz w:val="28"/>
+        </w:rPr>
+        <w:t xml:space="preserve">Giảng viên hướng dẫn : </w:t>
+      </w:r>
+      <w:r>
+        <w:rPr>
+          <w:rFonts w:ascii="Times New Roman" w:hAnsi="Times New Roman"/>
+          <w:b/>
+          <w:sz w:val="28"/>
+        </w:rPr>
+        <w:t>THS. NGUYỄN NHỨT LAM</w:t>
+      </w:r>
+    </w:p>
+    <w:p>
+      <w:pPr>
+        <w:spacing w:after="0"/>
+        <w:jc w:val="both"/>
+      </w:pPr>
+      <w:r>
+        <w:rPr>
+          <w:rFonts w:ascii="Times New Roman" w:hAnsi="Times New Roman"/>
+          <w:b w:val="0"/>
+          <w:i w:val="0"/>
+          <w:sz w:val="26"/>
+        </w:rPr>
+      </w:r>
+    </w:p>
+    <w:p>
+      <w:pPr>
         <w:spacing w:after="120"/>
         <w:jc w:val="center"/>
       </w:pPr>
@@ -48,9 +135,157 @@
           <w:rFonts w:ascii="Times New Roman" w:hAnsi="Times New Roman"/>
           <w:b/>
           <w:i w:val="0"/>
-          <w:sz w:val="40"/>
-        </w:rPr>
-        <w:t>ĐỒ ÁN CHUYÊN NGÀNH</w:t>
+          <w:sz w:val="28"/>
+        </w:rPr>
+        <w:t>Sinh viên thực hiện</w:t>
+      </w:r>
+    </w:p>
+    <w:p>
+      <w:pPr>
+        <w:spacing w:after="0"/>
+        <w:jc w:val="center"/>
+      </w:pPr>
+      <w:r>
+        <w:rPr>
+          <w:rFonts w:ascii="Times New Roman" w:hAnsi="Times New Roman"/>
+          <w:b/>
+          <w:i w:val="0"/>
+          <w:sz w:val="28"/>
+        </w:rPr>
+        <w:t>PHAN THÀNH THUẬN</w:t>
+      </w:r>
+    </w:p>
+    <w:p>
+      <w:pPr>
+        <w:spacing w:after="0"/>
+        <w:jc w:val="center"/>
+      </w:pPr>
+      <w:r>
+        <w:rPr>
+          <w:rFonts w:ascii="Times New Roman" w:hAnsi="Times New Roman"/>
+          <w:b/>
+          <w:i w:val="0"/>
+          <w:sz w:val="28"/>
+        </w:rPr>
+        <w:t>Mã số sinh viên : 170123591</w:t>
+      </w:r>
+    </w:p>
+    <w:p>
+      <w:pPr>
+        <w:spacing w:after="0"/>
+        <w:jc w:val="center"/>
+      </w:pPr>
+      <w:r>
+        <w:rPr>
+          <w:rFonts w:ascii="Times New Roman" w:hAnsi="Times New Roman"/>
+          <w:b/>
+          <w:i w:val="0"/>
+          <w:sz w:val="28"/>
+        </w:rPr>
+        <w:t>Lớp : DX23TT11</w:t>
+      </w:r>
+    </w:p>
+    <w:p>
+      <w:pPr>
+        <w:spacing w:after="0"/>
+        <w:jc w:val="center"/>
+      </w:pPr>
+      <w:r>
+        <w:rPr>
+          <w:rFonts w:ascii="Times New Roman" w:hAnsi="Times New Roman"/>
+          <w:b/>
+          <w:i w:val="0"/>
+          <w:sz w:val="28"/>
+        </w:rPr>
+        <w:t>Khoá : 2023</w:t>
+      </w:r>
+    </w:p>
+    <w:p/>
+    <w:p/>
+    <w:p/>
+    <w:p/>
+    <w:p>
+      <w:pPr>
+        <w:jc w:val="center"/>
+      </w:pPr>
+      <w:r>
+        <w:rPr>
+          <w:rFonts w:ascii="Times New Roman" w:hAnsi="Times New Roman"/>
+          <w:b/>
+          <w:i w:val="0"/>
+          <w:sz w:val="26"/>
+        </w:rPr>
+        <w:t>Trà Vinh, tháng 9 năm 2026</w:t>
+      </w:r>
+    </w:p>
+    <w:p>
+      <w:r>
+        <w:br w:type="page"/>
+      </w:r>
+    </w:p>
+    <w:p>
+      <w:pPr>
+        <w:spacing w:after="0"/>
+        <w:jc w:val="center"/>
+      </w:pPr>
+      <w:r>
+        <w:rPr>
+          <w:rFonts w:ascii="Times New Roman" w:hAnsi="Times New Roman"/>
+          <w:b/>
+          <w:i w:val="0"/>
+          <w:sz w:val="32"/>
+        </w:rPr>
+        <w:t>TRƯỜNG ĐẠI HỌC TRÀ VINH</w:t>
+      </w:r>
+    </w:p>
+    <w:p>
+      <w:pPr>
+        <w:spacing w:after="0"/>
+        <w:jc w:val="center"/>
+      </w:pPr>
+      <w:r>
+        <w:rPr>
+          <w:rFonts w:ascii="Times New Roman" w:hAnsi="Times New Roman"/>
+          <w:b/>
+          <w:i w:val="0"/>
+          <w:sz w:val="32"/>
+        </w:rPr>
+        <w:t>TRƯỜNG KỸ THUẬT VÀ CÔNG NGHỆ</w:t>
+      </w:r>
+    </w:p>
+    <w:p>
+      <w:pPr>
+        <w:spacing w:after="0"/>
+        <w:jc w:val="center"/>
+      </w:pPr>
+      <w:r>
+        <w:rPr>
+          <w:rFonts w:ascii="Times New Roman" w:hAnsi="Times New Roman"/>
+          <w:b/>
+          <w:i w:val="0"/>
+          <w:sz w:val="28"/>
+        </w:rPr>
+        <w:t>KHOA CÔNG NGHỆ THÔNG TIN</w:t>
+      </w:r>
+    </w:p>
+    <w:p/>
+    <w:p/>
+    <w:p/>
+    <w:p/>
+    <w:p/>
+    <w:p>
+      <w:pPr>
+        <w:spacing w:after="120"/>
+        <w:jc w:val="center"/>
+      </w:pPr>
+      <w:r>
+        <w:rPr>
+          <w:rFonts w:ascii="Times New Roman" w:hAnsi="Times New Roman"/>
+          <w:b/>
+          <w:i w:val="0"/>
+          <w:sz w:val="32"/>
+        </w:rPr>
+        <w:t>ĐỒ ÁN THỰC TẬP CHUYÊN NGÀNH</w:t>
       </w:r>
     </w:p>
     <w:p>
@@ -83,17 +318,18 @@
       <w:r>
         <w:rPr>
           <w:rFonts w:ascii="Times New Roman" w:hAnsi="Times New Roman"/>
-          <w:sz w:val="26"/>
-        </w:rPr>
-        <w:t xml:space="preserve">Giảng viên hướng dẫn: </w:t>
-      </w:r>
-      <w:r>
-        <w:rPr>
-          <w:rFonts w:ascii="Times New Roman" w:hAnsi="Times New Roman"/>
           <w:b/>
-          <w:sz w:val="26"/>
-        </w:rPr>
-        <w:t>ThS. Nguyễn Nhứt Lam</w:t>
+          <w:sz w:val="28"/>
+        </w:rPr>
+        <w:t xml:space="preserve">Giảng viên hướng dẫn : </w:t>
+      </w:r>
+      <w:r>
+        <w:rPr>
+          <w:rFonts w:ascii="Times New Roman" w:hAnsi="Times New Roman"/>
+          <w:b/>
+          <w:sz w:val="28"/>
+        </w:rPr>
+        <w:t>THS. NGUYỄN NHỨT LAM</w:t>
       </w:r>
     </w:p>
     <w:p>
@@ -120,7 +356,7 @@
           <w:rFonts w:ascii="Times New Roman" w:hAnsi="Times New Roman"/>
           <w:b/>
           <w:i w:val="0"/>
-          <w:sz w:val="26"/>
+          <w:sz w:val="28"/>
         </w:rPr>
         <w:t>Sinh viên thực hiện</w:t>
       </w:r>
@@ -133,11 +369,11 @@
       <w:r>
         <w:rPr>
           <w:rFonts w:ascii="Times New Roman" w:hAnsi="Times New Roman"/>
-          <w:b w:val="0"/>
+          <w:b/>
           <w:i w:val="0"/>
-          <w:sz w:val="26"/>
-        </w:rPr>
-        <w:t>Họ và tên: Phan Thành Thuận</w:t>
+          <w:sz w:val="28"/>
+        </w:rPr>
+        <w:t>PHAN THÀNH THUẬN</w:t>
       </w:r>
     </w:p>
     <w:p>
@@ -148,11 +384,11 @@
       <w:r>
         <w:rPr>
           <w:rFonts w:ascii="Times New Roman" w:hAnsi="Times New Roman"/>
-          <w:b w:val="0"/>
+          <w:b/>
           <w:i w:val="0"/>
-          <w:sz w:val="26"/>
-        </w:rPr>
-        <w:t>MSSV: 170123591</w:t>
+          <w:sz w:val="28"/>
+        </w:rPr>
+        <w:t>Mã số sinh viên : 170123591</w:t>
       </w:r>
     </w:p>
     <w:p>
@@ -163,11 +399,26 @@
       <w:r>
         <w:rPr>
           <w:rFonts w:ascii="Times New Roman" w:hAnsi="Times New Roman"/>
-          <w:b w:val="0"/>
+          <w:b/>
           <w:i w:val="0"/>
-          <w:sz w:val="26"/>
-        </w:rPr>
-        <w:t>Lớp: DX23TT11</w:t>
+          <w:sz w:val="28"/>
+        </w:rPr>
+        <w:t>Lớp : DX23TT11</w:t>
+      </w:r>
+    </w:p>
+    <w:p>
+      <w:pPr>
+        <w:spacing w:after="0"/>
+        <w:jc w:val="center"/>
+      </w:pPr>
+      <w:r>
+        <w:rPr>
+          <w:rFonts w:ascii="Times New Roman" w:hAnsi="Times New Roman"/>
+          <w:b/>
+          <w:i w:val="0"/>
+          <w:sz w:val="28"/>
+        </w:rPr>
+        <w:t>Khoá : 2023</w:t>
       </w:r>
     </w:p>
     <w:p/>
@@ -181,11 +432,11 @@
       <w:r>
         <w:rPr>
           <w:rFonts w:ascii="Times New Roman" w:hAnsi="Times New Roman"/>
-          <w:b w:val="0"/>
-          <w:i/>
+          <w:b/>
+          <w:i w:val="0"/>
           <w:sz w:val="26"/>
         </w:rPr>
-        <w:t>Vĩnh Long, tháng 9 năm 2026</w:t>
+        <w:t>Trà Vinh, tháng 9 năm 2026</w:t>
       </w:r>
     </w:p>
     <w:p>
@@ -205,67 +456,7 @@
           <w:color w:val="000000"/>
           <w:sz w:val="32"/>
         </w:rPr>
-        <w:t>NHẬN XÉT CỦA GIẢNG VIÊN HƯỚNG DẪN</w:t>
-      </w:r>
-    </w:p>
-    <w:p>
-      <w:r>
-        <w:t>..........................................................................................................</w:t>
-      </w:r>
-    </w:p>
-    <w:p>
-      <w:r>
-        <w:t>..........................................................................................................</w:t>
-      </w:r>
-    </w:p>
-    <w:p>
-      <w:r>
-        <w:t>..........................................................................................................</w:t>
-      </w:r>
-    </w:p>
-    <w:p>
-      <w:r>
-        <w:t>..........................................................................................................</w:t>
-      </w:r>
-    </w:p>
-    <w:p>
-      <w:r>
-        <w:t>..........................................................................................................</w:t>
-      </w:r>
-    </w:p>
-    <w:p>
-      <w:r>
-        <w:t>..........................................................................................................</w:t>
-      </w:r>
-    </w:p>
-    <w:p>
-      <w:r>
-        <w:t>..........................................................................................................</w:t>
-      </w:r>
-    </w:p>
-    <w:p>
-      <w:r>
-        <w:t>..........................................................................................................</w:t>
-      </w:r>
-    </w:p>
-    <w:p>
-      <w:r>
-        <w:t>..........................................................................................................</w:t>
-      </w:r>
-    </w:p>
-    <w:p>
-      <w:r>
-        <w:t>..........................................................................................................</w:t>
-      </w:r>
-    </w:p>
-    <w:p>
-      <w:r>
-        <w:t>..........................................................................................................</w:t>
-      </w:r>
-    </w:p>
-    <w:p>
-      <w:r>
-        <w:t>..........................................................................................................</w:t>
+        <w:t>TÓM TẮT ĐỒ ÁN</w:t>
       </w:r>
     </w:p>
     <w:p>
@@ -279,43 +470,7 @@
           <w:i w:val="0"/>
           <w:sz w:val="26"/>
         </w:rPr>
-      </w:r>
-    </w:p>
-    <w:p>
-      <w:pPr>
-        <w:jc w:val="right"/>
-      </w:pPr>
-      <w:r>
-        <w:rPr>
-          <w:rFonts w:ascii="Times New Roman" w:hAnsi="Times New Roman"/>
-          <w:i/>
-          <w:sz w:val="26"/>
-        </w:rPr>
-        <w:t>Vĩnh Long, ngày ..... tháng ..... năm .....</w:t>
-        <w:br/>
-        <w:t>Giảng viên hướng dẫn</w:t>
-        <w:br/>
-        <w:t>(Ký và ghi rõ họ tên)</w:t>
-      </w:r>
-    </w:p>
-    <w:p>
-      <w:r>
-        <w:br w:type="page"/>
-      </w:r>
-    </w:p>
-    <w:p>
-      <w:pPr>
-        <w:pStyle w:val="Heading1"/>
-        <w:jc w:val="center"/>
-      </w:pPr>
-      <w:r>
-        <w:rPr>
-          <w:rFonts w:ascii="Times New Roman" w:hAnsi="Times New Roman"/>
-          <w:b/>
-          <w:color w:val="000000"/>
-          <w:sz w:val="32"/>
-        </w:rPr>
-        <w:t>LỜI CẢM ƠN</w:t>
+        <w:t>Đồ án xây dựng một hệ thống xác minh chữ ký viết tay offline theo hướng writer-independent, dùng mạng nơ-ron Siamese kết hợp hàm mất mát contrastive loss, đúng như đề cương chi tiết đã đề xuất. Hai cấu hình mô hình được huấn luyện và so sánh: Cấu hình A — mạng CNN 5 khối Conv-BatchNorm-ReLU-MaxPool huấn luyện từ đầu; Cấu hình B — học chuyển giao (transfer learning) từ backbone ResNet18 tiền huấn luyện trên ImageNet, tinh chỉnh 2 giai đoạn. Một baseline đối chứng dùng đặc trưng thủ công HOG kết hợp SVM nhân RBF cũng được xây dựng để so sánh.</w:t>
       </w:r>
     </w:p>
     <w:p>
@@ -329,7 +484,7 @@
           <w:i w:val="0"/>
           <w:sz w:val="26"/>
         </w:rPr>
-        <w:t>Em xin gửi lời cảm ơn chân thành đến giảng viên hướng dẫn ThS. Nguyễn Nhứt Lam đã tận tình định hướng, góp ý và hỗ trợ em trong suốt quá trình thực hiện đồ án chuyên ngành này, từ lúc xây dựng đề cương chi tiết đến khi hoàn thiện báo cáo. Những nhận xét về phương pháp luận, đặc biệt là yêu cầu nghiêm ngặt về việc tránh rò rỉ dữ liệu khi đánh giá mô hình sinh trắc học và việc phải báo cáo trung thực cả những phần chưa hoàn thành đúng kế hoạch, đã giúp em xây dựng được một quy trình thực nghiệm đáng tin cậy hơn.</w:t>
+        <w:t>Dữ liệu thực nghiệm gồm bộ CEDAR (55 người ký, chia writer-disjoint 40/5/10 cho train/validation/test) để huấn luyện và đánh giá trong miền, và bộ BHSig260 (chữ ký tiếng Bengali và Hindi) để đánh giá tổng quát hoá zero-shot ngoài miền — không tinh chỉnh lại, dùng nguyên ngưỡng quyết định τ đã chọn trên tập validation của CEDAR theo tiêu chí Equal Error Rate (EER), sau đó đóng băng trước khi áp dụng lên tập test, tránh rò rỉ dữ liệu.</w:t>
       </w:r>
     </w:p>
     <w:p>
@@ -343,7 +498,7 @@
           <w:i w:val="0"/>
           <w:sz w:val="26"/>
         </w:rPr>
-        <w:t>Em cũng xin cảm ơn quý thầy cô KHOA CÔNG NGHỆ THÔNG TIN, TRƯỜNG KỸ THUẬT VÀ CÔNG NGHỆ đã truyền đạt kiến thức nền tảng về học máy, thị giác máy tính trong suốt quá trình học tập, là cơ sở để em có thể tiếp cận và triển khai đồ án ở mức độ kỹ thuật như trình bày trong báo cáo này.</w:t>
+        <w:t>Kết quả thực nghiệm thật (không mô phỏng) trên tập test CEDAR: Cấu hình B đạt AUC tổng thể 0,955 (EER validation 5,50%), vượt Cấu hình A (AUC 0,915, EER validation 9,75%) và baseline HOG+SVM (AUC 0,887). Cải thiện rõ rệt nhất của Cấu hình B nằm ở khả năng chống giả mạo ngẫu nhiên: FAR giảm từ 39,5% xuống 13,0%. Đánh giá zero-shot trên BHSig260 cho thấy mô hình vẫn giữ tín hiệu phân biệt nhất định qua miền dữ liệu khác hẳn về ngôn ngữ/hệ chữ viết (AUC 0,75–0,85).</w:t>
       </w:r>
     </w:p>
     <w:p>
@@ -357,110 +512,7 @@
           <w:i w:val="0"/>
           <w:sz w:val="26"/>
         </w:rPr>
-        <w:t>Do thời gian và điều kiện phần cứng thực nghiệm (huấn luyện hoàn toàn trên CPU, không có GPU) còn hạn chế, một số nội dung khảo sát trong đề cương (T4, T5 phần tăng cường dữ liệu, T6, T8 — mục 4.2 Chương 4) chưa kịp thực hiện đầy đủ; đồ án ghi nhận minh bạch những giới hạn này thay vì che giấu. Em rất mong nhận được sự góp ý của quý thầy cô để hoàn thiện hơn.</w:t>
-      </w:r>
-    </w:p>
-    <w:p>
-      <w:pPr>
-        <w:jc w:val="both"/>
-      </w:pPr>
-      <w:r>
-        <w:rPr>
-          <w:rFonts w:ascii="Times New Roman" w:hAnsi="Times New Roman"/>
-          <w:b w:val="0"/>
-          <w:i w:val="0"/>
-          <w:sz w:val="26"/>
-        </w:rPr>
-        <w:t>Em xin chân thành cảm ơn.</w:t>
-      </w:r>
-    </w:p>
-    <w:p>
-      <w:pPr>
-        <w:jc w:val="right"/>
-      </w:pPr>
-      <w:r>
-        <w:rPr>
-          <w:rFonts w:ascii="Times New Roman" w:hAnsi="Times New Roman"/>
-          <w:i/>
-          <w:sz w:val="26"/>
-        </w:rPr>
-        <w:t>Phan Thành Thuận</w:t>
-      </w:r>
-    </w:p>
-    <w:p>
-      <w:r>
-        <w:br w:type="page"/>
-      </w:r>
-    </w:p>
-    <w:p>
-      <w:pPr>
-        <w:pStyle w:val="Heading1"/>
-        <w:jc w:val="center"/>
-      </w:pPr>
-      <w:r>
-        <w:rPr>
-          <w:rFonts w:ascii="Times New Roman" w:hAnsi="Times New Roman"/>
-          <w:b/>
-          <w:color w:val="000000"/>
-          <w:sz w:val="32"/>
-        </w:rPr>
-        <w:t>TÓM TẮT ĐỒ ÁN</w:t>
-      </w:r>
-    </w:p>
-    <w:p>
-      <w:pPr>
-        <w:jc w:val="both"/>
-      </w:pPr>
-      <w:r>
-        <w:rPr>
-          <w:rFonts w:ascii="Times New Roman" w:hAnsi="Times New Roman"/>
-          <w:b w:val="0"/>
-          <w:i w:val="0"/>
-          <w:sz w:val="26"/>
-        </w:rPr>
-        <w:t>Đồ án xây dựng một hệ thống xác minh chữ ký viết tay offline theo hướng writer-independent, dùng mạng nơ-ron Siamese kết hợp hàm mất mát contrastive loss, đúng như đề cương chi tiết đã đề xuất. Hai cấu hình mô hình được huấn luyện và so sánh: Cấu hình A — mạng CNN 5 khối Conv-BatchNorm-ReLU-MaxPool huấn luyện từ đầu; Cấu hình B — học chuyển giao (transfer learning) từ backbone ResNet18 tiền huấn luyện trên ImageNet, tinh chỉnh 2 giai đoạn. Một baseline đối chứng dùng đặc trưng thủ công HOG kết hợp SVM nhân RBF cũng được xây dựng để so sánh.</w:t>
-      </w:r>
-    </w:p>
-    <w:p>
-      <w:pPr>
-        <w:jc w:val="both"/>
-      </w:pPr>
-      <w:r>
-        <w:rPr>
-          <w:rFonts w:ascii="Times New Roman" w:hAnsi="Times New Roman"/>
-          <w:b w:val="0"/>
-          <w:i w:val="0"/>
-          <w:sz w:val="26"/>
-        </w:rPr>
-        <w:t>Dữ liệu thực nghiệm gồm bộ CEDAR (55 người ký, chia writer-disjoint 40/5/10 cho train/validation/test) để huấn luyện và đánh giá trong miền, và bộ BHSig260 (chữ ký tiếng Bengali và Hindi) để đánh giá tổng quát hoá zero-shot ngoài miền — không tinh chỉnh lại, dùng nguyên ngưỡng quyết định τ đã chọn trên tập validation của CEDAR theo tiêu chí Equal Error Rate (EER), sau đó đóng băng trước khi áp dụng lên tập test, tránh rò rỉ dữ liệu.</w:t>
-      </w:r>
-    </w:p>
-    <w:p>
-      <w:pPr>
-        <w:jc w:val="both"/>
-      </w:pPr>
-      <w:r>
-        <w:rPr>
-          <w:rFonts w:ascii="Times New Roman" w:hAnsi="Times New Roman"/>
-          <w:b w:val="0"/>
-          <w:i w:val="0"/>
-          <w:sz w:val="26"/>
-        </w:rPr>
-        <w:t>Kết quả thực nghiệm thật (không mô phỏng) trên tập test CEDAR: Cấu hình B đạt AUC tổng thể 0,955 (EER validation 5,50%), vượt Cấu hình A (AUC 0,915, EER validation 9,75%) và baseline HOG+SVM (AUC 0,887). Cải thiện rõ rệt nhất của Cấu hình B nằm ở khả năng chống giả mạo ngẫu nhiên: FAR giảm từ 39,5% xuống 13,0%. Đánh giá zero-shot trên BHSig260 cho thấy mô hình vẫn giữ tín hiệu phân biệt nhất định qua miền dữ liệu khác hẳn về ngôn ngữ/hệ chữ viết (AUC 0,75–0,85).</w:t>
-      </w:r>
-    </w:p>
-    <w:p>
-      <w:pPr>
-        <w:jc w:val="both"/>
-      </w:pPr>
-      <w:r>
-        <w:rPr>
-          <w:rFonts w:ascii="Times New Roman" w:hAnsi="Times New Roman"/>
-          <w:b w:val="0"/>
-          <w:i w:val="0"/>
-          <w:sz w:val="26"/>
-        </w:rPr>
-        <w:t>So với các thí nghiệm T1–T8 đề ra trong đề cương, đồ án đã hoàn thành đầy đủ T1 (baseline), T2 (Cấu hình A), T3 (Cấu hình B) và T7 (kiểm tra chéo BHSig260); T5 hoàn thành một phần (khảo sát margin, chưa khảo sát riêng tắt/bật tăng cường dữ liệu); T4, T6, T8 chưa thực hiện do giới hạn thời gian/phần cứng — được ghi nhận minh bạch làm hướng phát triển ở Chương cuối. Một ứng dụng demo tương tác được xây dựng bằng Streamlit, xử lý ảnh hoàn toàn trong bộ nhớ, sử dụng mô hình Cấu hình B đã huấn luyện.</w:t>
+        <w:t>So với các thí nghiệm T1–T8 đề ra trong đề cương, đồ án đã hoàn thành đầy đủ T1 (baseline), T2 (Cấu hình A), T3 (Cấu hình B) và T7 (kiểm tra chéo BHSig260); T5 hoàn thành một phần (khảo sát margin, chưa khảo sát riêng tắt/bật tăng cường dữ liệu); T4, T6, T8 chưa thực hiện do giới hạn thời gian/phần cứng — được ghi nhận minh bạch làm hướng phát triển ở phần Kết luận. Một ứng dụng demo tương tác được xây dựng bằng Streamlit, xử lý ảnh hoàn toàn trong bộ nhớ, sử dụng mô hình Cấu hình B đã huấn luyện.</w:t>
       </w:r>
     </w:p>
     <w:p>
@@ -600,9 +652,9 @@
           <w:b/>
           <w:sz w:val="26"/>
         </w:rPr>
-        <w:t>MỞ ĐẦU</w:t>
+        <w:t>LỜI MỞ ĐẦU</w:t>
         <w:tab/>
-        <w:t>13</w:t>
+        <w:t>ix</w:t>
       </w:r>
     </w:p>
     <w:p>
@@ -621,7 +673,7 @@
         </w:rPr>
         <w:t>1. Lý do chọn đề tài</w:t>
         <w:tab/>
-        <w:t>13</w:t>
+        <w:t>ix</w:t>
       </w:r>
     </w:p>
     <w:p>
@@ -640,7 +692,7 @@
         </w:rPr>
         <w:t>2. Mục tiêu nghiên cứu</w:t>
         <w:tab/>
-        <w:t>14</w:t>
+        <w:t>x</w:t>
       </w:r>
     </w:p>
     <w:p>
@@ -659,7 +711,7 @@
         </w:rPr>
         <w:t>3. Đối tượng và phạm vi nghiên cứu</w:t>
         <w:tab/>
-        <w:t>14</w:t>
+        <w:t>x</w:t>
       </w:r>
     </w:p>
     <w:p>
@@ -678,7 +730,7 @@
         </w:rPr>
         <w:t>4. Phương pháp nghiên cứu</w:t>
         <w:tab/>
-        <w:t>16</w:t>
+        <w:t>xii</w:t>
       </w:r>
     </w:p>
     <w:p>
@@ -697,7 +749,7 @@
         </w:rPr>
         <w:t>5. Cấu trúc báo cáo</w:t>
         <w:tab/>
-        <w:t>16</w:t>
+        <w:t>xii</w:t>
       </w:r>
     </w:p>
     <w:p>
@@ -715,7 +767,7 @@
         </w:rPr>
         <w:t>CHƯƠNG 1. TỔNG QUAN</w:t>
         <w:tab/>
-        <w:t>17</w:t>
+        <w:t>1</w:t>
       </w:r>
     </w:p>
     <w:p>
@@ -734,7 +786,7 @@
         </w:rPr>
         <w:t>1.1. Bài toán xác minh chữ ký</w:t>
         <w:tab/>
-        <w:t>17</w:t>
+        <w:t>1</w:t>
       </w:r>
     </w:p>
     <w:p>
@@ -753,7 +805,7 @@
         </w:rPr>
         <w:t>1.2. Hướng dùng đặc trưng thủ công</w:t>
         <w:tab/>
-        <w:t>17</w:t>
+        <w:t>1</w:t>
       </w:r>
     </w:p>
     <w:p>
@@ -772,7 +824,7 @@
         </w:rPr>
         <w:t>1.3. Hướng học sâu</w:t>
         <w:tab/>
-        <w:t>18</w:t>
+        <w:t>2</w:t>
       </w:r>
     </w:p>
     <w:p>
@@ -791,7 +843,7 @@
         </w:rPr>
         <w:t>1.4. Các bộ dữ liệu công khai thường dùng</w:t>
         <w:tab/>
-        <w:t>18</w:t>
+        <w:t>2</w:t>
       </w:r>
     </w:p>
     <w:p>
@@ -810,7 +862,7 @@
         </w:rPr>
         <w:t>1.5. Khoảng trống và hướng tiếp cận của đồ án</w:t>
         <w:tab/>
-        <w:t>19</w:t>
+        <w:t>3</w:t>
       </w:r>
     </w:p>
     <w:p>
@@ -828,7 +880,7 @@
         </w:rPr>
         <w:t>CHƯƠNG 2. CƠ SỞ LÝ THUYẾT</w:t>
         <w:tab/>
-        <w:t>20</w:t>
+        <w:t>5</w:t>
       </w:r>
     </w:p>
     <w:p>
@@ -847,7 +899,7 @@
         </w:rPr>
         <w:t>2.1. Tiền xử lý ảnh</w:t>
         <w:tab/>
-        <w:t>20</w:t>
+        <w:t>5</w:t>
       </w:r>
     </w:p>
     <w:p>
@@ -866,7 +918,7 @@
         </w:rPr>
         <w:t>2.2. Mạng nơ-ron tích chập (CNN)</w:t>
         <w:tab/>
-        <w:t>20</w:t>
+        <w:t>5</w:t>
       </w:r>
     </w:p>
     <w:p>
@@ -885,7 +937,7 @@
         </w:rPr>
         <w:t>2.3. Mạng Siamese</w:t>
         <w:tab/>
-        <w:t>20</w:t>
+        <w:t>5</w:t>
       </w:r>
     </w:p>
     <w:p>
@@ -904,7 +956,7 @@
         </w:rPr>
         <w:t>2.4. Hàm mất mát</w:t>
         <w:tab/>
-        <w:t>21</w:t>
+        <w:t>6</w:t>
       </w:r>
     </w:p>
     <w:p>
@@ -923,7 +975,7 @@
         </w:rPr>
         <w:t>2.5. Học chuyển giao (transfer learning)</w:t>
         <w:tab/>
-        <w:t>22</w:t>
+        <w:t>7</w:t>
       </w:r>
     </w:p>
     <w:p>
@@ -942,7 +994,7 @@
         </w:rPr>
         <w:t>2.6. Các độ đo đánh giá</w:t>
         <w:tab/>
-        <w:t>22</w:t>
+        <w:t>7</w:t>
       </w:r>
     </w:p>
     <w:p>
@@ -960,7 +1012,7 @@
         </w:rPr>
         <w:t>CHƯƠNG 3. PHƯƠNG PHÁP THỰC HIỆN</w:t>
         <w:tab/>
-        <w:t>24</w:t>
+        <w:t>9</w:t>
       </w:r>
     </w:p>
     <w:p>
@@ -979,7 +1031,7 @@
         </w:rPr>
         <w:t>3.1. Quy trình tổng thể</w:t>
         <w:tab/>
-        <w:t>24</w:t>
+        <w:t>9</w:t>
       </w:r>
     </w:p>
     <w:p>
@@ -998,7 +1050,7 @@
         </w:rPr>
         <w:t>3.2. Chuẩn bị dữ liệu và sinh cặp mẫu</w:t>
         <w:tab/>
-        <w:t>24</w:t>
+        <w:t>9</w:t>
       </w:r>
     </w:p>
     <w:p>
@@ -1017,7 +1069,7 @@
         </w:rPr>
         <w:t>3.3. Phương pháp cơ sở (baseline)</w:t>
         <w:tab/>
-        <w:t>25</w:t>
+        <w:t>10</w:t>
       </w:r>
     </w:p>
     <w:p>
@@ -1036,7 +1088,7 @@
         </w:rPr>
         <w:t>3.4. Mô hình Siamese chính</w:t>
         <w:tab/>
-        <w:t>25</w:t>
+        <w:t>10</w:t>
       </w:r>
     </w:p>
     <w:p>
@@ -1055,7 +1107,7 @@
         </w:rPr>
         <w:t>3.5. Công cụ và môi trường</w:t>
         <w:tab/>
-        <w:t>26</w:t>
+        <w:t>11</w:t>
       </w:r>
     </w:p>
     <w:p>
@@ -1073,7 +1125,7 @@
         </w:rPr>
         <w:t>CHƯƠNG 4. THỰC NGHIỆM VÀ ĐÁNH GIÁ</w:t>
         <w:tab/>
-        <w:t>27</w:t>
+        <w:t>12</w:t>
       </w:r>
     </w:p>
     <w:p>
@@ -1092,7 +1144,7 @@
         </w:rPr>
         <w:t>4.1. Cách chia dữ liệu</w:t>
         <w:tab/>
-        <w:t>27</w:t>
+        <w:t>12</w:t>
       </w:r>
     </w:p>
     <w:p>
@@ -1111,7 +1163,7 @@
         </w:rPr>
         <w:t>4.2. Các thí nghiệm đã thực hiện</w:t>
         <w:tab/>
-        <w:t>27</w:t>
+        <w:t>12</w:t>
       </w:r>
     </w:p>
     <w:p>
@@ -1130,7 +1182,7 @@
         </w:rPr>
         <w:t>4.3. Kết quả tổng thể trên tập test CEDAR</w:t>
         <w:tab/>
-        <w:t>29</w:t>
+        <w:t>14</w:t>
       </w:r>
     </w:p>
     <w:p>
@@ -1149,7 +1201,7 @@
         </w:rPr>
         <w:t>4.4. Kết quả phân theo loại giả mạo</w:t>
         <w:tab/>
-        <w:t>30</w:t>
+        <w:t>15</w:t>
       </w:r>
     </w:p>
     <w:p>
@@ -1168,7 +1220,7 @@
         </w:rPr>
         <w:t>4.5. Đường cong ROC</w:t>
         <w:tab/>
-        <w:t>31</w:t>
+        <w:t>17</w:t>
       </w:r>
     </w:p>
     <w:p>
@@ -1187,7 +1239,7 @@
         </w:rPr>
         <w:t>4.6. Phân tích định tính các ca lỗi</w:t>
         <w:tab/>
-        <w:t>32</w:t>
+        <w:t>18</w:t>
       </w:r>
     </w:p>
     <w:p>
@@ -1206,7 +1258,7 @@
         </w:rPr>
         <w:t>4.7. Đánh giá tổng quát hoá zero-shot trên BHSig260 (T7)</w:t>
         <w:tab/>
-        <w:t>36</w:t>
+        <w:t>22</w:t>
       </w:r>
     </w:p>
     <w:p>
@@ -1225,7 +1277,7 @@
         </w:rPr>
         <w:t>4.8. Thảo luận</w:t>
         <w:tab/>
-        <w:t>39</w:t>
+        <w:t>25</w:t>
       </w:r>
     </w:p>
     <w:p>
@@ -1243,7 +1295,7 @@
         </w:rPr>
         <w:t>CHƯƠNG 5. CHƯƠNG TRÌNH DEMO</w:t>
         <w:tab/>
-        <w:t>41</w:t>
+        <w:t>27</w:t>
       </w:r>
     </w:p>
     <w:p>
@@ -1262,7 +1314,7 @@
         </w:rPr>
         <w:t>5.1. Chức năng</w:t>
         <w:tab/>
-        <w:t>41</w:t>
+        <w:t>27</w:t>
       </w:r>
     </w:p>
     <w:p>
@@ -1281,7 +1333,7 @@
         </w:rPr>
         <w:t>5.2. Luồng sử dụng</w:t>
         <w:tab/>
-        <w:t>41</w:t>
+        <w:t>27</w:t>
       </w:r>
     </w:p>
     <w:p>
@@ -1300,7 +1352,7 @@
         </w:rPr>
         <w:t>5.3. Kiến trúc và công cụ</w:t>
         <w:tab/>
-        <w:t>41</w:t>
+        <w:t>27</w:t>
       </w:r>
     </w:p>
     <w:p>
@@ -1319,7 +1371,7 @@
         </w:rPr>
         <w:t>5.4. Kết quả trình diễn</w:t>
         <w:tab/>
-        <w:t>42</w:t>
+        <w:t>28</w:t>
       </w:r>
     </w:p>
     <w:p>
@@ -1337,7 +1389,7 @@
         </w:rPr>
         <w:t>KẾT LUẬN VÀ HƯỚNG PHÁT TRIỂN</w:t>
         <w:tab/>
-        <w:t>45</w:t>
+        <w:t>31</w:t>
       </w:r>
     </w:p>
     <w:p>
@@ -1356,7 +1408,7 @@
         </w:rPr>
         <w:t>1. Kết quả đạt được</w:t>
         <w:tab/>
-        <w:t>45</w:t>
+        <w:t>31</w:t>
       </w:r>
     </w:p>
     <w:p>
@@ -1375,7 +1427,7 @@
         </w:rPr>
         <w:t>2. Hạn chế</w:t>
         <w:tab/>
-        <w:t>45</w:t>
+        <w:t>31</w:t>
       </w:r>
     </w:p>
     <w:p>
@@ -1394,7 +1446,7 @@
         </w:rPr>
         <w:t>3. Hướng phát triển</w:t>
         <w:tab/>
-        <w:t>46</w:t>
+        <w:t>32</w:t>
       </w:r>
     </w:p>
     <w:p>
@@ -1410,9 +1462,9 @@
           <w:b/>
           <w:sz w:val="26"/>
         </w:rPr>
-        <w:t>TÀI LIỆU THAM KHẢO</w:t>
+        <w:t>PHỤ LỤC</w:t>
         <w:tab/>
-        <w:t>47</w:t>
+        <w:t>33</w:t>
       </w:r>
     </w:p>
     <w:p>
@@ -1428,9 +1480,9 @@
           <w:b/>
           <w:sz w:val="26"/>
         </w:rPr>
-        <w:t>PHỤ LỤC</w:t>
+        <w:t>TÀI LIỆU THAM KHẢO</w:t>
         <w:tab/>
-        <w:t>49</w:t>
+        <w:t>36</w:t>
       </w:r>
     </w:p>
     <w:p>
@@ -1450,7 +1502,21 @@
           <w:color w:val="000000"/>
           <w:sz w:val="32"/>
         </w:rPr>
-        <w:t>DANH MỤC HÌNH ẢNH</w:t>
+        <w:t>LỜI MỞ ĐẦU</w:t>
+      </w:r>
+    </w:p>
+    <w:p>
+      <w:pPr>
+        <w:pStyle w:val="Heading2"/>
+      </w:pPr>
+      <w:r>
+        <w:rPr>
+          <w:rFonts w:ascii="Times New Roman" w:hAnsi="Times New Roman"/>
+          <w:b/>
+          <w:color w:val="000000"/>
+          <w:sz w:val="28"/>
+        </w:rPr>
+        <w:t>1. Lý do chọn đề tài</w:t>
       </w:r>
     </w:p>
     <w:p>
@@ -1464,27 +1530,7 @@
           <w:i w:val="0"/>
           <w:sz w:val="26"/>
         </w:rPr>
-        <w:t>(xem danh sách đầy đủ ở bảng bên dưới, đánh số theo thứ tự xuất hiện trong báo cáo)</w:t>
-      </w:r>
-    </w:p>
-    <w:p>
-      <w:r>
-        <w:br w:type="page"/>
-      </w:r>
-    </w:p>
-    <w:p>
-      <w:pPr>
-        <w:pStyle w:val="Heading1"/>
-        <w:jc w:val="center"/>
-      </w:pPr>
-      <w:r>
-        <w:rPr>
-          <w:rFonts w:ascii="Times New Roman" w:hAnsi="Times New Roman"/>
-          <w:b/>
-          <w:color w:val="000000"/>
-          <w:sz w:val="32"/>
-        </w:rPr>
-        <w:t>DANH MỤC BẢNG BIỂU</w:t>
+        <w:t>Chữ ký viết tay vẫn là cách xác nhận danh tính và ý chí phổ biến nhất trong ngân hàng, hợp đồng và thủ tục hành chính, nên nhu cầu kiểm tra chữ ký tự động rất thực tế.</w:t>
       </w:r>
     </w:p>
     <w:p>
@@ -1498,655 +1544,97 @@
           <w:i w:val="0"/>
           <w:sz w:val="26"/>
         </w:rPr>
-        <w:t>(xem danh sách đầy đủ ở bảng bên dưới, đánh số theo thứ tự xuất hiện trong báo cáo)</w:t>
-      </w:r>
-    </w:p>
-    <w:p>
-      <w:r>
-        <w:br w:type="page"/>
-      </w:r>
-    </w:p>
-    <w:p>
-      <w:pPr>
-        <w:pStyle w:val="Heading1"/>
-        <w:jc w:val="center"/>
-      </w:pPr>
-      <w:r>
-        <w:rPr>
-          <w:rFonts w:ascii="Times New Roman" w:hAnsi="Times New Roman"/>
-          <w:b/>
-          <w:color w:val="000000"/>
-          <w:sz w:val="32"/>
-        </w:rPr>
-        <w:t>DANH MỤC TỪ VIẾT TẮT</w:t>
-      </w:r>
-    </w:p>
-    <w:tbl>
-      <w:tblPr>
-        <w:tblStyle w:val="TableGrid"/>
-        <w:tblW w:type="auto" w:w="0"/>
-        <w:jc w:val="center"/>
-        <w:tblLook w:firstColumn="1" w:firstRow="1" w:lastColumn="0" w:lastRow="0" w:noHBand="0" w:noVBand="1" w:val="04A0"/>
-      </w:tblPr>
-      <w:tblGrid>
-        <w:gridCol w:w="4535"/>
-        <w:gridCol w:w="4535"/>
-      </w:tblGrid>
-      <w:tr>
-        <w:tc>
-          <w:tcPr>
-            <w:tcW w:type="dxa" w:w="1701"/>
-          </w:tcPr>
-          <w:p>
-            <w:pPr>
-              <w:jc w:val="center"/>
-            </w:pPr>
-            <w:r/>
-            <w:r>
-              <w:rPr>
-                <w:rFonts w:ascii="Times New Roman" w:hAnsi="Times New Roman"/>
-                <w:b/>
-                <w:sz w:val="24"/>
-              </w:rPr>
-              <w:t>Từ viết tắt</w:t>
-            </w:r>
-          </w:p>
-        </w:tc>
-        <w:tc>
-          <w:tcPr>
-            <w:tcW w:type="dxa" w:w="7370"/>
-          </w:tcPr>
-          <w:p>
-            <w:pPr>
-              <w:jc w:val="center"/>
-            </w:pPr>
-            <w:r/>
-            <w:r>
-              <w:rPr>
-                <w:rFonts w:ascii="Times New Roman" w:hAnsi="Times New Roman"/>
-                <w:b/>
-                <w:sz w:val="24"/>
-              </w:rPr>
-              <w:t>Giải nghĩa</w:t>
-            </w:r>
-          </w:p>
-        </w:tc>
-      </w:tr>
-      <w:tr>
-        <w:tc>
-          <w:tcPr>
-            <w:tcW w:type="dxa" w:w="1701"/>
-          </w:tcPr>
-          <w:p>
-            <w:r/>
-            <w:r>
-              <w:rPr>
-                <w:rFonts w:ascii="Times New Roman" w:hAnsi="Times New Roman"/>
-                <w:b w:val="0"/>
-                <w:sz w:val="24"/>
-              </w:rPr>
-              <w:t>CNN</w:t>
-            </w:r>
-          </w:p>
-        </w:tc>
-        <w:tc>
-          <w:tcPr>
-            <w:tcW w:type="dxa" w:w="7370"/>
-          </w:tcPr>
-          <w:p>
-            <w:pPr>
-              <w:jc w:val="center"/>
-            </w:pPr>
-            <w:r/>
-            <w:r>
-              <w:rPr>
-                <w:rFonts w:ascii="Times New Roman" w:hAnsi="Times New Roman"/>
-                <w:b w:val="0"/>
-                <w:sz w:val="24"/>
-              </w:rPr>
-              <w:t>Convolutional Neural Network — Mạng nơ-ron tích chập</w:t>
-            </w:r>
-          </w:p>
-        </w:tc>
-      </w:tr>
-      <w:tr>
-        <w:tc>
-          <w:tcPr>
-            <w:tcW w:type="dxa" w:w="1701"/>
-          </w:tcPr>
-          <w:p>
-            <w:r/>
-            <w:r>
-              <w:rPr>
-                <w:rFonts w:ascii="Times New Roman" w:hAnsi="Times New Roman"/>
-                <w:b w:val="0"/>
-                <w:sz w:val="24"/>
-              </w:rPr>
-              <w:t>SVM</w:t>
-            </w:r>
-          </w:p>
-        </w:tc>
-        <w:tc>
-          <w:tcPr>
-            <w:tcW w:type="dxa" w:w="7370"/>
-          </w:tcPr>
-          <w:p>
-            <w:pPr>
-              <w:jc w:val="center"/>
-            </w:pPr>
-            <w:r/>
-            <w:r>
-              <w:rPr>
-                <w:rFonts w:ascii="Times New Roman" w:hAnsi="Times New Roman"/>
-                <w:b w:val="0"/>
-                <w:sz w:val="24"/>
-              </w:rPr>
-              <w:t>Support Vector Machine — Máy vector hỗ trợ</w:t>
-            </w:r>
-          </w:p>
-        </w:tc>
-      </w:tr>
-      <w:tr>
-        <w:tc>
-          <w:tcPr>
-            <w:tcW w:type="dxa" w:w="1701"/>
-          </w:tcPr>
-          <w:p>
-            <w:r/>
-            <w:r>
-              <w:rPr>
-                <w:rFonts w:ascii="Times New Roman" w:hAnsi="Times New Roman"/>
-                <w:b w:val="0"/>
-                <w:sz w:val="24"/>
-              </w:rPr>
-              <w:t>HOG</w:t>
-            </w:r>
-          </w:p>
-        </w:tc>
-        <w:tc>
-          <w:tcPr>
-            <w:tcW w:type="dxa" w:w="7370"/>
-          </w:tcPr>
-          <w:p>
-            <w:pPr>
-              <w:jc w:val="center"/>
-            </w:pPr>
-            <w:r/>
-            <w:r>
-              <w:rPr>
-                <w:rFonts w:ascii="Times New Roman" w:hAnsi="Times New Roman"/>
-                <w:b w:val="0"/>
-                <w:sz w:val="24"/>
-              </w:rPr>
-              <w:t>Histogram of Oriented Gradients — Lược đồ hướng gradient</w:t>
-            </w:r>
-          </w:p>
-        </w:tc>
-      </w:tr>
-      <w:tr>
-        <w:tc>
-          <w:tcPr>
-            <w:tcW w:type="dxa" w:w="1701"/>
-          </w:tcPr>
-          <w:p>
-            <w:r/>
-            <w:r>
-              <w:rPr>
-                <w:rFonts w:ascii="Times New Roman" w:hAnsi="Times New Roman"/>
-                <w:b w:val="0"/>
-                <w:sz w:val="24"/>
-              </w:rPr>
-              <w:t>LBP</w:t>
-            </w:r>
-          </w:p>
-        </w:tc>
-        <w:tc>
-          <w:tcPr>
-            <w:tcW w:type="dxa" w:w="7370"/>
-          </w:tcPr>
-          <w:p>
-            <w:pPr>
-              <w:jc w:val="center"/>
-            </w:pPr>
-            <w:r/>
-            <w:r>
-              <w:rPr>
-                <w:rFonts w:ascii="Times New Roman" w:hAnsi="Times New Roman"/>
-                <w:b w:val="0"/>
-                <w:sz w:val="24"/>
-              </w:rPr>
-              <w:t>Local Binary Pattern — Mẫu nhị phân cục bộ</w:t>
-            </w:r>
-          </w:p>
-        </w:tc>
-      </w:tr>
-      <w:tr>
-        <w:tc>
-          <w:tcPr>
-            <w:tcW w:type="dxa" w:w="1701"/>
-          </w:tcPr>
-          <w:p>
-            <w:r/>
-            <w:r>
-              <w:rPr>
-                <w:rFonts w:ascii="Times New Roman" w:hAnsi="Times New Roman"/>
-                <w:b w:val="0"/>
-                <w:sz w:val="24"/>
-              </w:rPr>
-              <w:t>FAR</w:t>
-            </w:r>
-          </w:p>
-        </w:tc>
-        <w:tc>
-          <w:tcPr>
-            <w:tcW w:type="dxa" w:w="7370"/>
-          </w:tcPr>
-          <w:p>
-            <w:pPr>
-              <w:jc w:val="center"/>
-            </w:pPr>
-            <w:r/>
-            <w:r>
-              <w:rPr>
-                <w:rFonts w:ascii="Times New Roman" w:hAnsi="Times New Roman"/>
-                <w:b w:val="0"/>
-                <w:sz w:val="24"/>
-              </w:rPr>
-              <w:t>False Acceptance Rate — Tỉ lệ chấp nhận nhầm</w:t>
-            </w:r>
-          </w:p>
-        </w:tc>
-      </w:tr>
-      <w:tr>
-        <w:tc>
-          <w:tcPr>
-            <w:tcW w:type="dxa" w:w="1701"/>
-          </w:tcPr>
-          <w:p>
-            <w:r/>
-            <w:r>
-              <w:rPr>
-                <w:rFonts w:ascii="Times New Roman" w:hAnsi="Times New Roman"/>
-                <w:b w:val="0"/>
-                <w:sz w:val="24"/>
-              </w:rPr>
-              <w:t>FRR</w:t>
-            </w:r>
-          </w:p>
-        </w:tc>
-        <w:tc>
-          <w:tcPr>
-            <w:tcW w:type="dxa" w:w="7370"/>
-          </w:tcPr>
-          <w:p>
-            <w:pPr>
-              <w:jc w:val="center"/>
-            </w:pPr>
-            <w:r/>
-            <w:r>
-              <w:rPr>
-                <w:rFonts w:ascii="Times New Roman" w:hAnsi="Times New Roman"/>
-                <w:b w:val="0"/>
-                <w:sz w:val="24"/>
-              </w:rPr>
-              <w:t>False Rejection Rate — Tỉ lệ từ chối nhầm</w:t>
-            </w:r>
-          </w:p>
-        </w:tc>
-      </w:tr>
-      <w:tr>
-        <w:tc>
-          <w:tcPr>
-            <w:tcW w:type="dxa" w:w="1701"/>
-          </w:tcPr>
-          <w:p>
-            <w:r/>
-            <w:r>
-              <w:rPr>
-                <w:rFonts w:ascii="Times New Roman" w:hAnsi="Times New Roman"/>
-                <w:b w:val="0"/>
-                <w:sz w:val="24"/>
-              </w:rPr>
-              <w:t>EER</w:t>
-            </w:r>
-          </w:p>
-        </w:tc>
-        <w:tc>
-          <w:tcPr>
-            <w:tcW w:type="dxa" w:w="7370"/>
-          </w:tcPr>
-          <w:p>
-            <w:pPr>
-              <w:jc w:val="center"/>
-            </w:pPr>
-            <w:r/>
-            <w:r>
-              <w:rPr>
-                <w:rFonts w:ascii="Times New Roman" w:hAnsi="Times New Roman"/>
-                <w:b w:val="0"/>
-                <w:sz w:val="24"/>
-              </w:rPr>
-              <w:t>Equal Error Rate — Điểm cân bằng lỗi (FAR = FRR)</w:t>
-            </w:r>
-          </w:p>
-        </w:tc>
-      </w:tr>
-      <w:tr>
-        <w:tc>
-          <w:tcPr>
-            <w:tcW w:type="dxa" w:w="1701"/>
-          </w:tcPr>
-          <w:p>
-            <w:r/>
-            <w:r>
-              <w:rPr>
-                <w:rFonts w:ascii="Times New Roman" w:hAnsi="Times New Roman"/>
-                <w:b w:val="0"/>
-                <w:sz w:val="24"/>
-              </w:rPr>
-              <w:t>ROC</w:t>
-            </w:r>
-          </w:p>
-        </w:tc>
-        <w:tc>
-          <w:tcPr>
-            <w:tcW w:type="dxa" w:w="7370"/>
-          </w:tcPr>
-          <w:p>
-            <w:pPr>
-              <w:jc w:val="center"/>
-            </w:pPr>
-            <w:r/>
-            <w:r>
-              <w:rPr>
-                <w:rFonts w:ascii="Times New Roman" w:hAnsi="Times New Roman"/>
-                <w:b w:val="0"/>
-                <w:sz w:val="24"/>
-              </w:rPr>
-              <w:t>Receiver Operating Characteristic — Đường cong đặc trưng vận hành</w:t>
-            </w:r>
-          </w:p>
-        </w:tc>
-      </w:tr>
-      <w:tr>
-        <w:tc>
-          <w:tcPr>
-            <w:tcW w:type="dxa" w:w="1701"/>
-          </w:tcPr>
-          <w:p>
-            <w:r/>
-            <w:r>
-              <w:rPr>
-                <w:rFonts w:ascii="Times New Roman" w:hAnsi="Times New Roman"/>
-                <w:b w:val="0"/>
-                <w:sz w:val="24"/>
-              </w:rPr>
-              <w:t>AUC</w:t>
-            </w:r>
-          </w:p>
-        </w:tc>
-        <w:tc>
-          <w:tcPr>
-            <w:tcW w:type="dxa" w:w="7370"/>
-          </w:tcPr>
-          <w:p>
-            <w:pPr>
-              <w:jc w:val="center"/>
-            </w:pPr>
-            <w:r/>
-            <w:r>
-              <w:rPr>
-                <w:rFonts w:ascii="Times New Roman" w:hAnsi="Times New Roman"/>
-                <w:b w:val="0"/>
-                <w:sz w:val="24"/>
-              </w:rPr>
-              <w:t>Area Under the Curve — Diện tích dưới đường cong ROC</w:t>
-            </w:r>
-          </w:p>
-        </w:tc>
-      </w:tr>
-      <w:tr>
-        <w:tc>
-          <w:tcPr>
-            <w:tcW w:type="dxa" w:w="1701"/>
-          </w:tcPr>
-          <w:p>
-            <w:r/>
-            <w:r>
-              <w:rPr>
-                <w:rFonts w:ascii="Times New Roman" w:hAnsi="Times New Roman"/>
-                <w:b w:val="0"/>
-                <w:sz w:val="24"/>
-              </w:rPr>
-              <w:t>ResNet</w:t>
-            </w:r>
-          </w:p>
-        </w:tc>
-        <w:tc>
-          <w:tcPr>
-            <w:tcW w:type="dxa" w:w="7370"/>
-          </w:tcPr>
-          <w:p>
-            <w:pPr>
-              <w:jc w:val="center"/>
-            </w:pPr>
-            <w:r/>
-            <w:r>
-              <w:rPr>
-                <w:rFonts w:ascii="Times New Roman" w:hAnsi="Times New Roman"/>
-                <w:b w:val="0"/>
-                <w:sz w:val="24"/>
-              </w:rPr>
-              <w:t>Residual Network — Mạng tích chập dư</w:t>
-            </w:r>
-          </w:p>
-        </w:tc>
-      </w:tr>
-      <w:tr>
-        <w:tc>
-          <w:tcPr>
-            <w:tcW w:type="dxa" w:w="1701"/>
-          </w:tcPr>
-          <w:p>
-            <w:r/>
-            <w:r>
-              <w:rPr>
-                <w:rFonts w:ascii="Times New Roman" w:hAnsi="Times New Roman"/>
-                <w:b w:val="0"/>
-                <w:sz w:val="24"/>
-              </w:rPr>
-              <w:t>VGG</w:t>
-            </w:r>
-          </w:p>
-        </w:tc>
-        <w:tc>
-          <w:tcPr>
-            <w:tcW w:type="dxa" w:w="7370"/>
-          </w:tcPr>
-          <w:p>
-            <w:pPr>
-              <w:jc w:val="center"/>
-            </w:pPr>
-            <w:r/>
-            <w:r>
-              <w:rPr>
-                <w:rFonts w:ascii="Times New Roman" w:hAnsi="Times New Roman"/>
-                <w:b w:val="0"/>
-                <w:sz w:val="24"/>
-              </w:rPr>
-              <w:t>Visual Geometry Group — Kiến trúc CNN của nhóm VGG, Oxford</w:t>
-            </w:r>
-          </w:p>
-        </w:tc>
-      </w:tr>
-      <w:tr>
-        <w:tc>
-          <w:tcPr>
-            <w:tcW w:type="dxa" w:w="1701"/>
-          </w:tcPr>
-          <w:p>
-            <w:r/>
-            <w:r>
-              <w:rPr>
-                <w:rFonts w:ascii="Times New Roman" w:hAnsi="Times New Roman"/>
-                <w:b w:val="0"/>
-                <w:sz w:val="24"/>
-              </w:rPr>
-              <w:t>GPU/CPU</w:t>
-            </w:r>
-          </w:p>
-        </w:tc>
-        <w:tc>
-          <w:tcPr>
-            <w:tcW w:type="dxa" w:w="7370"/>
-          </w:tcPr>
-          <w:p>
-            <w:pPr>
-              <w:jc w:val="center"/>
-            </w:pPr>
-            <w:r/>
-            <w:r>
-              <w:rPr>
-                <w:rFonts w:ascii="Times New Roman" w:hAnsi="Times New Roman"/>
-                <w:b w:val="0"/>
-                <w:sz w:val="24"/>
-              </w:rPr>
-              <w:t>Graphics/Central Processing Unit — Bộ xử lý đồ hoạ/trung tâm</w:t>
-            </w:r>
-          </w:p>
-        </w:tc>
-      </w:tr>
-      <w:tr>
-        <w:tc>
-          <w:tcPr>
-            <w:tcW w:type="dxa" w:w="1701"/>
-          </w:tcPr>
-          <w:p>
-            <w:r/>
-            <w:r>
-              <w:rPr>
-                <w:rFonts w:ascii="Times New Roman" w:hAnsi="Times New Roman"/>
-                <w:b w:val="0"/>
-                <w:sz w:val="24"/>
-              </w:rPr>
-              <w:t>BN</w:t>
-            </w:r>
-          </w:p>
-        </w:tc>
-        <w:tc>
-          <w:tcPr>
-            <w:tcW w:type="dxa" w:w="7370"/>
-          </w:tcPr>
-          <w:p>
-            <w:pPr>
-              <w:jc w:val="center"/>
-            </w:pPr>
-            <w:r/>
-            <w:r>
-              <w:rPr>
-                <w:rFonts w:ascii="Times New Roman" w:hAnsi="Times New Roman"/>
-                <w:b w:val="0"/>
-                <w:sz w:val="24"/>
-              </w:rPr>
-              <w:t>Batch Normalization — Chuẩn hoá theo lô</w:t>
-            </w:r>
-          </w:p>
-        </w:tc>
-      </w:tr>
-      <w:tr>
-        <w:tc>
-          <w:tcPr>
-            <w:tcW w:type="dxa" w:w="1701"/>
-          </w:tcPr>
-          <w:p>
-            <w:r/>
-            <w:r>
-              <w:rPr>
-                <w:rFonts w:ascii="Times New Roman" w:hAnsi="Times New Roman"/>
-                <w:b w:val="0"/>
-                <w:sz w:val="24"/>
-              </w:rPr>
-              <w:t>τ (tau)</w:t>
-            </w:r>
-          </w:p>
-        </w:tc>
-        <w:tc>
-          <w:tcPr>
-            <w:tcW w:type="dxa" w:w="7370"/>
-          </w:tcPr>
-          <w:p>
-            <w:pPr>
-              <w:jc w:val="center"/>
-            </w:pPr>
-            <w:r/>
-            <w:r>
-              <w:rPr>
-                <w:rFonts w:ascii="Times New Roman" w:hAnsi="Times New Roman"/>
-                <w:b w:val="0"/>
-                <w:sz w:val="24"/>
-              </w:rPr>
-              <w:t>Ngưỡng quyết định (decision threshold)</w:t>
-            </w:r>
-          </w:p>
-        </w:tc>
-      </w:tr>
-      <w:tr>
-        <w:tc>
-          <w:tcPr>
-            <w:tcW w:type="dxa" w:w="1701"/>
-          </w:tcPr>
-          <w:p>
-            <w:r/>
-            <w:r>
-              <w:rPr>
-                <w:rFonts w:ascii="Times New Roman" w:hAnsi="Times New Roman"/>
-                <w:b w:val="0"/>
-                <w:sz w:val="24"/>
-              </w:rPr>
-              <w:t>T1–T8</w:t>
-            </w:r>
-          </w:p>
-        </w:tc>
-        <w:tc>
-          <w:tcPr>
-            <w:tcW w:type="dxa" w:w="7370"/>
-          </w:tcPr>
-          <w:p>
-            <w:pPr>
-              <w:jc w:val="center"/>
-            </w:pPr>
-            <w:r/>
-            <w:r>
-              <w:rPr>
-                <w:rFonts w:ascii="Times New Roman" w:hAnsi="Times New Roman"/>
-                <w:b w:val="0"/>
-                <w:sz w:val="24"/>
-              </w:rPr>
-              <w:t>Ký hiệu các thí nghiệm theo đề cương chi tiết (mục 4.2, Chương 4)</w:t>
-            </w:r>
-          </w:p>
-        </w:tc>
-      </w:tr>
-    </w:tbl>
-    <w:p/>
-    <w:p>
-      <w:r>
-        <w:br w:type="page"/>
-      </w:r>
-    </w:p>
-    <w:p>
-      <w:pPr>
-        <w:pStyle w:val="Heading1"/>
-        <w:jc w:val="center"/>
-      </w:pPr>
-      <w:r>
-        <w:rPr>
-          <w:rFonts w:ascii="Times New Roman" w:hAnsi="Times New Roman"/>
-          <w:b/>
-          <w:color w:val="000000"/>
-          <w:sz w:val="32"/>
-        </w:rPr>
-        <w:t>MỞ ĐẦU</w:t>
+        <w:t>Hiện nay, nhiều nơi vẫn đối chiếu chữ ký bằng mắt thường: giao dịch viên so chữ ký trên chứng từ với chữ ký mẫu đã lưu. Cách làm này có các hạn chế sau:</w:t>
+      </w:r>
+    </w:p>
+    <w:p>
+      <w:pPr>
+        <w:pStyle w:val="ListBullet"/>
+      </w:pPr>
+      <w:r>
+        <w:rPr>
+          <w:rFonts w:ascii="Times New Roman" w:hAnsi="Times New Roman"/>
+          <w:sz w:val="26"/>
+        </w:rPr>
+        <w:t>Tốn thời gian khi khối lượng chứng từ lớn.</w:t>
+      </w:r>
+    </w:p>
+    <w:p>
+      <w:pPr>
+        <w:pStyle w:val="ListBullet"/>
+      </w:pPr>
+      <w:r>
+        <w:rPr>
+          <w:rFonts w:ascii="Times New Roman" w:hAnsi="Times New Roman"/>
+          <w:sz w:val="26"/>
+        </w:rPr>
+        <w:t>Phụ thuộc vào kinh nghiệm, sự tập trung và trạng thái của người kiểm tra, nên kết quả thiếu nhất quán.</w:t>
+      </w:r>
+    </w:p>
+    <w:p>
+      <w:pPr>
+        <w:pStyle w:val="ListBullet"/>
+      </w:pPr>
+      <w:r>
+        <w:rPr>
+          <w:rFonts w:ascii="Times New Roman" w:hAnsi="Times New Roman"/>
+          <w:sz w:val="26"/>
+        </w:rPr>
+        <w:t>Khó phát hiện giả mạo tinh vi, đặc biệt khi người giả mạo đã quan sát và luyện tập chữ ký thật.</w:t>
+      </w:r>
+    </w:p>
+    <w:p>
+      <w:pPr>
+        <w:pStyle w:val="ListBullet"/>
+      </w:pPr>
+      <w:r>
+        <w:rPr>
+          <w:rFonts w:ascii="Times New Roman" w:hAnsi="Times New Roman"/>
+          <w:sz w:val="26"/>
+        </w:rPr>
+        <w:t>Không để lại số liệu định lượng để đánh giá mức độ tin cậy của từng lần kiểm tra.</w:t>
+      </w:r>
+    </w:p>
+    <w:p>
+      <w:pPr>
+        <w:jc w:val="both"/>
+      </w:pPr>
+      <w:r>
+        <w:rPr>
+          <w:rFonts w:ascii="Times New Roman" w:hAnsi="Times New Roman"/>
+          <w:b w:val="0"/>
+          <w:i w:val="0"/>
+          <w:sz w:val="26"/>
+        </w:rPr>
+        <w:t>Về mặt kỹ thuật, xác minh chữ ký là bài toán khó vì bốn lý do. Thứ nhất, cùng một người ký hai lần không bao giờ cho hai chữ ký giống hệt nhau (biến thiên nội tại). Thứ hai, chữ ký giả chuyên nghiệp có thể rất giống chữ ký thật, nên khoảng cách giữa hai lớp nhỏ. Thứ ba, mỗi người thường chỉ có rất ít mẫu tham chiếu, chỉ từ một đến vài mẫu. Thứ tư, chất lượng ảnh chữ ký thay đổi nhiều tùy thiết bị (máy quét, camera điện thoại), loại giấy và loại bút.</w:t>
+      </w:r>
+    </w:p>
+    <w:p>
+      <w:pPr>
+        <w:jc w:val="both"/>
+      </w:pPr>
+      <w:r>
+        <w:rPr>
+          <w:rFonts w:ascii="Times New Roman" w:hAnsi="Times New Roman"/>
+          <w:b w:val="0"/>
+          <w:i w:val="0"/>
+          <w:sz w:val="26"/>
+        </w:rPr>
+        <w:t>Các phương pháp học sâu, đặc biệt là mạng Siamese, phù hợp với đặc điểm này. Thay vì phân loại chữ ký thành từng người cụ thể, mạng học một hàm đo độ tương đồng giữa hai ảnh. Nhờ vậy hệ thống có thể kiểm tra người chưa từng xuất hiện trong lúc huấn luyện, chỉ cần vài mẫu chữ ký thật để so sánh, và không phải huấn luyện lại khi có thêm người dùng mới.</w:t>
+      </w:r>
+    </w:p>
+    <w:p>
+      <w:pPr>
+        <w:jc w:val="both"/>
+      </w:pPr>
+      <w:r>
+        <w:rPr>
+          <w:rFonts w:ascii="Times New Roman" w:hAnsi="Times New Roman"/>
+          <w:b w:val="0"/>
+          <w:i w:val="0"/>
+          <w:sz w:val="26"/>
+        </w:rPr>
+        <w:t>Từ các lý do trên, đồ án chọn xây dựng hệ thống xác minh chữ ký viết tay offline sử dụng mạng Siamese, kèm một chương trình demo cho phép tải hai ảnh lên và nhận kết quả "thật" hoặc "giả". Đề tài có bộ dữ liệu công khai, phương pháp đã được nghiên cứu rõ và kết quả đo được bằng các chỉ số chuẩn, nên phù hợp với quy mô một đồ án thực tập chuyên ngành. Báo cáo này trình bày đầy đủ kết quả THẬT thu được sau khi thực hiện đề cương đã duyệt, bao gồm cả những phần đạt được và những phần chưa hoàn thành đúng kế hoạch.</w:t>
       </w:r>
     </w:p>
     <w:p>
@@ -2160,7 +1648,21 @@
           <w:color w:val="000000"/>
           <w:sz w:val="28"/>
         </w:rPr>
-        <w:t>1. Lý do chọn đề tài</w:t>
+        <w:t>2. Mục tiêu nghiên cứu</w:t>
+      </w:r>
+    </w:p>
+    <w:p>
+      <w:pPr>
+        <w:pStyle w:val="Heading3"/>
+      </w:pPr>
+      <w:r>
+        <w:rPr>
+          <w:rFonts w:ascii="Times New Roman" w:hAnsi="Times New Roman"/>
+          <w:b/>
+          <w:color w:val="000000"/>
+          <w:sz w:val="26"/>
+        </w:rPr>
+        <w:t>2.1. Mục tiêu chung</w:t>
       </w:r>
     </w:p>
     <w:p>
@@ -2174,7 +1676,93 @@
           <w:i w:val="0"/>
           <w:sz w:val="26"/>
         </w:rPr>
-        <w:t>Chữ ký viết tay vẫn là cách xác nhận danh tính và ý chí phổ biến nhất trong ngân hàng, hợp đồng và thủ tục hành chính, nên nhu cầu kiểm tra chữ ký tự động rất thực tế.</w:t>
+        <w:t>Xây dựng hệ thống xác minh chữ ký viết tay offline theo hướng writer-independent, phân biệt được chữ ký thật và chữ ký giả từ ảnh chữ ký, có kiểm chứng bằng thực nghiệm trên bộ dữ liệu công khai và có chương trình demo để minh họa.</w:t>
+      </w:r>
+    </w:p>
+    <w:p>
+      <w:pPr>
+        <w:pStyle w:val="Heading3"/>
+      </w:pPr>
+      <w:r>
+        <w:rPr>
+          <w:rFonts w:ascii="Times New Roman" w:hAnsi="Times New Roman"/>
+          <w:b/>
+          <w:color w:val="000000"/>
+          <w:sz w:val="26"/>
+        </w:rPr>
+        <w:t>2.2. Mục tiêu cụ thể</w:t>
+      </w:r>
+    </w:p>
+    <w:p>
+      <w:pPr>
+        <w:pStyle w:val="ListBullet"/>
+      </w:pPr>
+      <w:r>
+        <w:rPr>
+          <w:rFonts w:ascii="Times New Roman" w:hAnsi="Times New Roman"/>
+          <w:sz w:val="26"/>
+        </w:rPr>
+        <w:t>Nắm vững bài toán xác minh chữ ký offline: các loại giả mạo, các hướng tiếp cận truyền thống và học sâu, các độ đo đánh giá chuẩn (Accuracy, FAR, FRR, EER).</w:t>
+      </w:r>
+    </w:p>
+    <w:p>
+      <w:pPr>
+        <w:pStyle w:val="ListBullet"/>
+      </w:pPr>
+      <w:r>
+        <w:rPr>
+          <w:rFonts w:ascii="Times New Roman" w:hAnsi="Times New Roman"/>
+          <w:sz w:val="26"/>
+        </w:rPr>
+        <w:t>Xây dựng quy trình tiền xử lý ảnh chữ ký (chuyển xám, khử nhiễu, nhị phân hóa, cắt vùng chữ ký, căn giữa, chuẩn hóa kích thước) và quy trình sinh cặp mẫu huấn luyện từ bộ dữ liệu.</w:t>
+      </w:r>
+    </w:p>
+    <w:p>
+      <w:pPr>
+        <w:pStyle w:val="ListBullet"/>
+      </w:pPr>
+      <w:r>
+        <w:rPr>
+          <w:rFonts w:ascii="Times New Roman" w:hAnsi="Times New Roman"/>
+          <w:sz w:val="26"/>
+        </w:rPr>
+        <w:t>Cài đặt phương pháp cơ sở (baseline) dùng đặc trưng thủ công HOG kết hợp SVM để làm mốc so sánh.</w:t>
+      </w:r>
+    </w:p>
+    <w:p>
+      <w:pPr>
+        <w:pStyle w:val="ListBullet"/>
+      </w:pPr>
+      <w:r>
+        <w:rPr>
+          <w:rFonts w:ascii="Times New Roman" w:hAnsi="Times New Roman"/>
+          <w:sz w:val="26"/>
+        </w:rPr>
+        <w:t>Cài đặt và huấn luyện mạng Siamese trên hai cấu hình: CNN huấn luyện từ đầu và CNN dùng trọng số tiền huấn luyện (transfer learning), với hàm mất mát contrastive.</w:t>
+      </w:r>
+    </w:p>
+    <w:p>
+      <w:pPr>
+        <w:pStyle w:val="ListBullet"/>
+      </w:pPr>
+      <w:r>
+        <w:rPr>
+          <w:rFonts w:ascii="Times New Roman" w:hAnsi="Times New Roman"/>
+          <w:sz w:val="26"/>
+        </w:rPr>
+        <w:t>Đánh giá mô hình trên tập kiểm thử gồm những người ký không xuất hiện trong lúc huấn luyện; so sánh với baseline; phân tích các trường hợp nhận sai; đối chiếu với các chỉ tiêu đề ra.</w:t>
+      </w:r>
+    </w:p>
+    <w:p>
+      <w:pPr>
+        <w:pStyle w:val="ListBullet"/>
+      </w:pPr>
+      <w:r>
+        <w:rPr>
+          <w:rFonts w:ascii="Times New Roman" w:hAnsi="Times New Roman"/>
+          <w:sz w:val="26"/>
+        </w:rPr>
+        <w:t>Xây dựng chương trình demo: người dùng tải lên chữ ký mẫu và chữ ký cần kiểm tra, hệ thống trả về kết quả thật hoặc giả cùng điểm tương đồng.</w:t>
       </w:r>
     </w:p>
     <w:p>
@@ -2188,97 +1776,7 @@
           <w:i w:val="0"/>
           <w:sz w:val="26"/>
         </w:rPr>
-        <w:t>Hiện nay, nhiều nơi vẫn đối chiếu chữ ký bằng mắt thường: giao dịch viên so chữ ký trên chứng từ với chữ ký mẫu đã lưu. Cách làm này có các hạn chế sau:</w:t>
-      </w:r>
-    </w:p>
-    <w:p>
-      <w:pPr>
-        <w:pStyle w:val="ListBullet"/>
-      </w:pPr>
-      <w:r>
-        <w:rPr>
-          <w:rFonts w:ascii="Times New Roman" w:hAnsi="Times New Roman"/>
-          <w:sz w:val="26"/>
-        </w:rPr>
-        <w:t>Tốn thời gian khi khối lượng chứng từ lớn.</w:t>
-      </w:r>
-    </w:p>
-    <w:p>
-      <w:pPr>
-        <w:pStyle w:val="ListBullet"/>
-      </w:pPr>
-      <w:r>
-        <w:rPr>
-          <w:rFonts w:ascii="Times New Roman" w:hAnsi="Times New Roman"/>
-          <w:sz w:val="26"/>
-        </w:rPr>
-        <w:t>Phụ thuộc vào kinh nghiệm, sự tập trung và trạng thái của người kiểm tra, nên kết quả thiếu nhất quán.</w:t>
-      </w:r>
-    </w:p>
-    <w:p>
-      <w:pPr>
-        <w:pStyle w:val="ListBullet"/>
-      </w:pPr>
-      <w:r>
-        <w:rPr>
-          <w:rFonts w:ascii="Times New Roman" w:hAnsi="Times New Roman"/>
-          <w:sz w:val="26"/>
-        </w:rPr>
-        <w:t>Khó phát hiện giả mạo tinh vi, đặc biệt khi người giả mạo đã quan sát và luyện tập chữ ký thật.</w:t>
-      </w:r>
-    </w:p>
-    <w:p>
-      <w:pPr>
-        <w:pStyle w:val="ListBullet"/>
-      </w:pPr>
-      <w:r>
-        <w:rPr>
-          <w:rFonts w:ascii="Times New Roman" w:hAnsi="Times New Roman"/>
-          <w:sz w:val="26"/>
-        </w:rPr>
-        <w:t>Không để lại số liệu định lượng để đánh giá mức độ tin cậy của từng lần kiểm tra.</w:t>
-      </w:r>
-    </w:p>
-    <w:p>
-      <w:pPr>
-        <w:jc w:val="both"/>
-      </w:pPr>
-      <w:r>
-        <w:rPr>
-          <w:rFonts w:ascii="Times New Roman" w:hAnsi="Times New Roman"/>
-          <w:b w:val="0"/>
-          <w:i w:val="0"/>
-          <w:sz w:val="26"/>
-        </w:rPr>
-        <w:t>Về mặt kỹ thuật, xác minh chữ ký là bài toán khó vì bốn lý do. Thứ nhất, cùng một người ký hai lần không bao giờ cho hai chữ ký giống hệt nhau (biến thiên nội tại). Thứ hai, chữ ký giả chuyên nghiệp có thể rất giống chữ ký thật, nên khoảng cách giữa hai lớp nhỏ. Thứ ba, mỗi người thường chỉ có rất ít mẫu tham chiếu, chỉ từ một đến vài mẫu. Thứ tư, chất lượng ảnh chữ ký thay đổi nhiều tùy thiết bị (máy quét, camera điện thoại), loại giấy và loại bút.</w:t>
-      </w:r>
-    </w:p>
-    <w:p>
-      <w:pPr>
-        <w:jc w:val="both"/>
-      </w:pPr>
-      <w:r>
-        <w:rPr>
-          <w:rFonts w:ascii="Times New Roman" w:hAnsi="Times New Roman"/>
-          <w:b w:val="0"/>
-          <w:i w:val="0"/>
-          <w:sz w:val="26"/>
-        </w:rPr>
-        <w:t>Các phương pháp học sâu, đặc biệt là mạng Siamese, phù hợp với đặc điểm này. Thay vì phân loại chữ ký thành từng người cụ thể, mạng học một hàm đo độ tương đồng giữa hai ảnh. Nhờ vậy hệ thống có thể kiểm tra người chưa từng xuất hiện trong lúc huấn luyện, chỉ cần vài mẫu chữ ký thật để so sánh, và không phải huấn luyện lại khi có thêm người dùng mới.</w:t>
-      </w:r>
-    </w:p>
-    <w:p>
-      <w:pPr>
-        <w:jc w:val="both"/>
-      </w:pPr>
-      <w:r>
-        <w:rPr>
-          <w:rFonts w:ascii="Times New Roman" w:hAnsi="Times New Roman"/>
-          <w:b w:val="0"/>
-          <w:i w:val="0"/>
-          <w:sz w:val="26"/>
-        </w:rPr>
-        <w:t>Từ các lý do trên, đồ án chọn xây dựng hệ thống xác minh chữ ký viết tay offline sử dụng mạng Siamese, kèm một chương trình demo cho phép tải hai ảnh lên và nhận kết quả "thật" hoặc "giả". Đề tài có bộ dữ liệu công khai, phương pháp đã được nghiên cứu rõ và kết quả đo được bằng các chỉ số chuẩn, nên phù hợp với quy mô một đồ án chuyên ngành. Báo cáo này trình bày đầy đủ kết quả THẬT thu được sau khi thực hiện đề cương đã duyệt, bao gồm cả những phần đạt được và những phần chưa hoàn thành đúng kế hoạch.</w:t>
+        <w:t>Mức độ hoàn thành từng mục tiêu cụ thể so với đề cương được đối chiếu chi tiết ở mục 4.2 (Chương 4) và mục 1 phần Kết luận.</w:t>
       </w:r>
     </w:p>
     <w:p>
@@ -2292,7 +1790,7 @@
           <w:color w:val="000000"/>
           <w:sz w:val="28"/>
         </w:rPr>
-        <w:t>2. Mục tiêu nghiên cứu</w:t>
+        <w:t>3. Đối tượng và phạm vi nghiên cứu</w:t>
       </w:r>
     </w:p>
     <w:p>
@@ -2306,21 +1804,31 @@
           <w:color w:val="000000"/>
           <w:sz w:val="26"/>
         </w:rPr>
-        <w:t>2.1. Mục tiêu chung</w:t>
-      </w:r>
-    </w:p>
-    <w:p>
-      <w:pPr>
-        <w:jc w:val="both"/>
-      </w:pPr>
-      <w:r>
-        <w:rPr>
-          <w:rFonts w:ascii="Times New Roman" w:hAnsi="Times New Roman"/>
-          <w:b w:val="0"/>
-          <w:i w:val="0"/>
+        <w:t>3.1. Đối tượng nghiên cứu</w:t>
+      </w:r>
+    </w:p>
+    <w:p>
+      <w:pPr>
+        <w:pStyle w:val="ListBullet"/>
+      </w:pPr>
+      <w:r>
+        <w:rPr>
+          <w:rFonts w:ascii="Times New Roman" w:hAnsi="Times New Roman"/>
           <w:sz w:val="26"/>
         </w:rPr>
-        <w:t>Xây dựng hệ thống xác minh chữ ký viết tay offline theo hướng writer-independent, phân biệt được chữ ký thật và chữ ký giả từ ảnh chữ ký, có kiểm chứng bằng thực nghiệm trên bộ dữ liệu công khai và có chương trình demo để minh họa.</w:t>
+        <w:t>Ảnh chữ ký viết tay dạng offline: ảnh tĩnh thu được từ máy quét hoặc camera, không kèm dữ liệu chuyển động của bút.</w:t>
+      </w:r>
+    </w:p>
+    <w:p>
+      <w:pPr>
+        <w:pStyle w:val="ListBullet"/>
+      </w:pPr>
+      <w:r>
+        <w:rPr>
+          <w:rFonts w:ascii="Times New Roman" w:hAnsi="Times New Roman"/>
+          <w:sz w:val="26"/>
+        </w:rPr>
+        <w:t>Các mô hình đo độ tương đồng giữa hai ảnh chữ ký, cụ thể là mạng Siamese và phương pháp cơ sở dùng đặc trưng thủ công.</w:t>
       </w:r>
     </w:p>
     <w:p>
@@ -2334,158 +1842,6 @@
           <w:color w:val="000000"/>
           <w:sz w:val="26"/>
         </w:rPr>
-        <w:t>2.2. Mục tiêu cụ thể</w:t>
-      </w:r>
-    </w:p>
-    <w:p>
-      <w:pPr>
-        <w:pStyle w:val="ListBullet"/>
-      </w:pPr>
-      <w:r>
-        <w:rPr>
-          <w:rFonts w:ascii="Times New Roman" w:hAnsi="Times New Roman"/>
-          <w:sz w:val="26"/>
-        </w:rPr>
-        <w:t>Nắm vững bài toán xác minh chữ ký offline: các loại giả mạo, các hướng tiếp cận truyền thống và học sâu, các độ đo đánh giá chuẩn (Accuracy, FAR, FRR, EER).</w:t>
-      </w:r>
-    </w:p>
-    <w:p>
-      <w:pPr>
-        <w:pStyle w:val="ListBullet"/>
-      </w:pPr>
-      <w:r>
-        <w:rPr>
-          <w:rFonts w:ascii="Times New Roman" w:hAnsi="Times New Roman"/>
-          <w:sz w:val="26"/>
-        </w:rPr>
-        <w:t>Xây dựng quy trình tiền xử lý ảnh chữ ký (chuyển xám, khử nhiễu, nhị phân hóa, cắt vùng chữ ký, căn giữa, chuẩn hóa kích thước) và quy trình sinh cặp mẫu huấn luyện từ bộ dữ liệu.</w:t>
-      </w:r>
-    </w:p>
-    <w:p>
-      <w:pPr>
-        <w:pStyle w:val="ListBullet"/>
-      </w:pPr>
-      <w:r>
-        <w:rPr>
-          <w:rFonts w:ascii="Times New Roman" w:hAnsi="Times New Roman"/>
-          <w:sz w:val="26"/>
-        </w:rPr>
-        <w:t>Cài đặt phương pháp cơ sở (baseline) dùng đặc trưng thủ công HOG kết hợp SVM để làm mốc so sánh.</w:t>
-      </w:r>
-    </w:p>
-    <w:p>
-      <w:pPr>
-        <w:pStyle w:val="ListBullet"/>
-      </w:pPr>
-      <w:r>
-        <w:rPr>
-          <w:rFonts w:ascii="Times New Roman" w:hAnsi="Times New Roman"/>
-          <w:sz w:val="26"/>
-        </w:rPr>
-        <w:t>Cài đặt và huấn luyện mạng Siamese trên hai cấu hình: CNN huấn luyện từ đầu và CNN dùng trọng số tiền huấn luyện (transfer learning), với hàm mất mát contrastive.</w:t>
-      </w:r>
-    </w:p>
-    <w:p>
-      <w:pPr>
-        <w:pStyle w:val="ListBullet"/>
-      </w:pPr>
-      <w:r>
-        <w:rPr>
-          <w:rFonts w:ascii="Times New Roman" w:hAnsi="Times New Roman"/>
-          <w:sz w:val="26"/>
-        </w:rPr>
-        <w:t>Đánh giá mô hình trên tập kiểm thử gồm những người ký không xuất hiện trong lúc huấn luyện; so sánh với baseline; phân tích các trường hợp nhận sai; đối chiếu với các chỉ tiêu đề ra.</w:t>
-      </w:r>
-    </w:p>
-    <w:p>
-      <w:pPr>
-        <w:pStyle w:val="ListBullet"/>
-      </w:pPr>
-      <w:r>
-        <w:rPr>
-          <w:rFonts w:ascii="Times New Roman" w:hAnsi="Times New Roman"/>
-          <w:sz w:val="26"/>
-        </w:rPr>
-        <w:t>Xây dựng chương trình demo: người dùng tải lên chữ ký mẫu và chữ ký cần kiểm tra, hệ thống trả về kết quả thật hoặc giả cùng điểm tương đồng.</w:t>
-      </w:r>
-    </w:p>
-    <w:p>
-      <w:pPr>
-        <w:jc w:val="both"/>
-      </w:pPr>
-      <w:r>
-        <w:rPr>
-          <w:rFonts w:ascii="Times New Roman" w:hAnsi="Times New Roman"/>
-          <w:b w:val="0"/>
-          <w:i w:val="0"/>
-          <w:sz w:val="26"/>
-        </w:rPr>
-        <w:t>Mức độ hoàn thành từng mục tiêu cụ thể so với đề cương được đối chiếu chi tiết ở mục 4.2 (Chương 4) và mục 1 phần Kết luận.</w:t>
-      </w:r>
-    </w:p>
-    <w:p>
-      <w:pPr>
-        <w:pStyle w:val="Heading2"/>
-      </w:pPr>
-      <w:r>
-        <w:rPr>
-          <w:rFonts w:ascii="Times New Roman" w:hAnsi="Times New Roman"/>
-          <w:b/>
-          <w:color w:val="000000"/>
-          <w:sz w:val="28"/>
-        </w:rPr>
-        <w:t>3. Đối tượng và phạm vi nghiên cứu</w:t>
-      </w:r>
-    </w:p>
-    <w:p>
-      <w:pPr>
-        <w:pStyle w:val="Heading3"/>
-      </w:pPr>
-      <w:r>
-        <w:rPr>
-          <w:rFonts w:ascii="Times New Roman" w:hAnsi="Times New Roman"/>
-          <w:b/>
-          <w:color w:val="000000"/>
-          <w:sz w:val="26"/>
-        </w:rPr>
-        <w:t>3.1. Đối tượng nghiên cứu</w:t>
-      </w:r>
-    </w:p>
-    <w:p>
-      <w:pPr>
-        <w:pStyle w:val="ListBullet"/>
-      </w:pPr>
-      <w:r>
-        <w:rPr>
-          <w:rFonts w:ascii="Times New Roman" w:hAnsi="Times New Roman"/>
-          <w:sz w:val="26"/>
-        </w:rPr>
-        <w:t>Ảnh chữ ký viết tay dạng offline: ảnh tĩnh thu được từ máy quét hoặc camera, không kèm dữ liệu chuyển động của bút.</w:t>
-      </w:r>
-    </w:p>
-    <w:p>
-      <w:pPr>
-        <w:pStyle w:val="ListBullet"/>
-      </w:pPr>
-      <w:r>
-        <w:rPr>
-          <w:rFonts w:ascii="Times New Roman" w:hAnsi="Times New Roman"/>
-          <w:sz w:val="26"/>
-        </w:rPr>
-        <w:t>Các mô hình đo độ tương đồng giữa hai ảnh chữ ký, cụ thể là mạng Siamese và phương pháp cơ sở dùng đặc trưng thủ công.</w:t>
-      </w:r>
-    </w:p>
-    <w:p>
-      <w:pPr>
-        <w:pStyle w:val="Heading3"/>
-      </w:pPr>
-      <w:r>
-        <w:rPr>
-          <w:rFonts w:ascii="Times New Roman" w:hAnsi="Times New Roman"/>
-          <w:b/>
-          <w:color w:val="000000"/>
-          <w:sz w:val="26"/>
-        </w:rPr>
         <w:t>3.2. Phạm vi và các lựa chọn của đồ án</w:t>
       </w:r>
     </w:p>
@@ -2499,7 +1855,7 @@
           <w:i/>
           <w:sz w:val="24"/>
         </w:rPr>
-        <w:t>Bảng 1: Phạm vi và các lựa chọn của đồ án</w:t>
+        <w:t>Phạm vi và các lựa chọn của đồ án</w:t>
       </w:r>
     </w:p>
     <w:tbl>
@@ -2528,6 +1884,7 @@
               <w:rPr>
                 <w:rFonts w:ascii="Times New Roman" w:hAnsi="Times New Roman"/>
                 <w:b/>
+                <w:i w:val="0"/>
                 <w:sz w:val="24"/>
               </w:rPr>
               <w:t>Khía cạnh</w:t>
@@ -2547,6 +1904,7 @@
               <w:rPr>
                 <w:rFonts w:ascii="Times New Roman" w:hAnsi="Times New Roman"/>
                 <w:b/>
+                <w:i w:val="0"/>
                 <w:sz w:val="24"/>
               </w:rPr>
               <w:t>Lựa chọn của đồ án</w:t>
@@ -2566,6 +1924,7 @@
               <w:rPr>
                 <w:rFonts w:ascii="Times New Roman" w:hAnsi="Times New Roman"/>
                 <w:b/>
+                <w:i w:val="0"/>
                 <w:sz w:val="24"/>
               </w:rPr>
               <w:t>Lý do</w:t>
@@ -2584,6 +1943,7 @@
               <w:rPr>
                 <w:rFonts w:ascii="Times New Roman" w:hAnsi="Times New Roman"/>
                 <w:b w:val="0"/>
+                <w:i w:val="0"/>
                 <w:sz w:val="24"/>
               </w:rPr>
               <w:t>Bài toán</w:t>
@@ -2603,6 +1963,7 @@
               <w:rPr>
                 <w:rFonts w:ascii="Times New Roman" w:hAnsi="Times New Roman"/>
                 <w:b w:val="0"/>
+                <w:i w:val="0"/>
                 <w:sz w:val="24"/>
               </w:rPr>
               <w:t>Xác minh (verification): chữ ký này thật hay giả so với chữ ký mẫu</w:t>
@@ -2622,6 +1983,7 @@
               <w:rPr>
                 <w:rFonts w:ascii="Times New Roman" w:hAnsi="Times New Roman"/>
                 <w:b w:val="0"/>
+                <w:i w:val="0"/>
                 <w:sz w:val="24"/>
               </w:rPr>
               <w:t>Luồng demo đơn giản, không cần cơ sở dữ liệu nhiều người</w:t>
@@ -2640,6 +2002,7 @@
               <w:rPr>
                 <w:rFonts w:ascii="Times New Roman" w:hAnsi="Times New Roman"/>
                 <w:b w:val="0"/>
+                <w:i w:val="0"/>
                 <w:sz w:val="24"/>
               </w:rPr>
               <w:t>Dạng dữ liệu</w:t>
@@ -2659,6 +2022,7 @@
               <w:rPr>
                 <w:rFonts w:ascii="Times New Roman" w:hAnsi="Times New Roman"/>
                 <w:b w:val="0"/>
+                <w:i w:val="0"/>
                 <w:sz w:val="24"/>
               </w:rPr>
               <w:t>Offline (ảnh tĩnh)</w:t>
@@ -2678,6 +2042,7 @@
               <w:rPr>
                 <w:rFonts w:ascii="Times New Roman" w:hAnsi="Times New Roman"/>
                 <w:b w:val="0"/>
+                <w:i w:val="0"/>
                 <w:sz w:val="24"/>
               </w:rPr>
               <w:t>Phổ biến, không cần thiết bị chuyên dụng, dễ thu thập</w:t>
@@ -2696,6 +2061,7 @@
               <w:rPr>
                 <w:rFonts w:ascii="Times New Roman" w:hAnsi="Times New Roman"/>
                 <w:b w:val="0"/>
+                <w:i w:val="0"/>
                 <w:sz w:val="24"/>
               </w:rPr>
               <w:t>Cách huấn luyện</w:t>
@@ -2715,6 +2081,7 @@
               <w:rPr>
                 <w:rFonts w:ascii="Times New Roman" w:hAnsi="Times New Roman"/>
                 <w:b w:val="0"/>
+                <w:i w:val="0"/>
                 <w:sz w:val="24"/>
               </w:rPr>
               <w:t>Writer-independent: một mô hình chung cho mọi người</w:t>
@@ -2734,6 +2101,7 @@
               <w:rPr>
                 <w:rFonts w:ascii="Times New Roman" w:hAnsi="Times New Roman"/>
                 <w:b w:val="0"/>
+                <w:i w:val="0"/>
                 <w:sz w:val="24"/>
               </w:rPr>
               <w:t>Thêm người mới không phải huấn luyện lại</w:t>
@@ -2752,6 +2120,7 @@
               <w:rPr>
                 <w:rFonts w:ascii="Times New Roman" w:hAnsi="Times New Roman"/>
                 <w:b w:val="0"/>
+                <w:i w:val="0"/>
                 <w:sz w:val="24"/>
               </w:rPr>
               <w:t>Loại giả mạo</w:t>
@@ -2771,6 +2140,7 @@
               <w:rPr>
                 <w:rFonts w:ascii="Times New Roman" w:hAnsi="Times New Roman"/>
                 <w:b w:val="0"/>
+                <w:i w:val="0"/>
                 <w:sz w:val="24"/>
               </w:rPr>
               <w:t>Giả mạo ngẫu nhiên (random) và giả mạo chuyên nghiệp (skilled)</w:t>
@@ -2790,6 +2160,7 @@
               <w:rPr>
                 <w:rFonts w:ascii="Times New Roman" w:hAnsi="Times New Roman"/>
                 <w:b w:val="0"/>
+                <w:i w:val="0"/>
                 <w:sz w:val="24"/>
               </w:rPr>
               <w:t>Đánh giá được cả trường hợp dễ và khó</w:t>
@@ -2808,6 +2179,7 @@
               <w:rPr>
                 <w:rFonts w:ascii="Times New Roman" w:hAnsi="Times New Roman"/>
                 <w:b w:val="0"/>
+                <w:i w:val="0"/>
                 <w:sz w:val="24"/>
               </w:rPr>
               <w:t>Dữ liệu</w:t>
@@ -2827,6 +2199,7 @@
               <w:rPr>
                 <w:rFonts w:ascii="Times New Roman" w:hAnsi="Times New Roman"/>
                 <w:b w:val="0"/>
+                <w:i w:val="0"/>
                 <w:sz w:val="24"/>
               </w:rPr>
               <w:t>CEDAR làm bộ chính; BHSig260 để kiểm tra khả năng tổng quát</w:t>
@@ -2846,6 +2219,7 @@
               <w:rPr>
                 <w:rFonts w:ascii="Times New Roman" w:hAnsi="Times New Roman"/>
                 <w:b w:val="0"/>
+                <w:i w:val="0"/>
                 <w:sz w:val="24"/>
               </w:rPr>
               <w:t>Bộ chính nhỏ, dễ huấn luyện; bộ thứ hai lớn và khó hơn</w:t>
@@ -2864,6 +2238,7 @@
               <w:rPr>
                 <w:rFonts w:ascii="Times New Roman" w:hAnsi="Times New Roman"/>
                 <w:b w:val="0"/>
+                <w:i w:val="0"/>
                 <w:sz w:val="24"/>
               </w:rPr>
               <w:t>Đầu ra</w:t>
@@ -2883,6 +2258,7 @@
               <w:rPr>
                 <w:rFonts w:ascii="Times New Roman" w:hAnsi="Times New Roman"/>
                 <w:b w:val="0"/>
+                <w:i w:val="0"/>
                 <w:sz w:val="24"/>
               </w:rPr>
               <w:t>Nhãn thật hoặc giả, kèm điểm tương đồng</w:t>
@@ -2902,6 +2278,7 @@
               <w:rPr>
                 <w:rFonts w:ascii="Times New Roman" w:hAnsi="Times New Roman"/>
                 <w:b w:val="0"/>
+                <w:i w:val="0"/>
                 <w:sz w:val="24"/>
               </w:rPr>
               <w:t>Dễ hiểu, dễ trình bày khi bảo vệ</w:t>
@@ -2910,6 +2287,19 @@
         </w:tc>
       </w:tr>
     </w:tbl>
+    <w:p>
+      <w:pPr>
+        <w:jc w:val="center"/>
+      </w:pPr>
+      <w:r>
+        <w:rPr>
+          <w:rFonts w:ascii="Times New Roman" w:hAnsi="Times New Roman"/>
+          <w:i/>
+          <w:sz w:val="22"/>
+        </w:rPr>
+        <w:t>(Nguồn: đề cương chi tiết đã duyệt)</w:t>
+      </w:r>
+    </w:p>
     <w:p/>
     <w:p>
       <w:pPr>
@@ -3026,7 +2416,7 @@
           <w:i w:val="0"/>
           <w:sz w:val="26"/>
         </w:rPr>
-        <w:t>Ngoài phần Mở đầu và Kết luận, nội dung báo cáo gồm 5 chương, bám sát cấu trúc báo cáo dự kiến trong đề cương chi tiết:</w:t>
+        <w:t>Ngoài phần Lời mở đầu và Kết luận, nội dung báo cáo gồm 5 chương, bám sát cấu trúc báo cáo dự kiến trong đề cương chi tiết:</w:t>
       </w:r>
     </w:p>
     <w:p>
@@ -3109,7 +2499,7 @@
     <w:p>
       <w:pPr>
         <w:pStyle w:val="Heading1"/>
-        <w:pageBreakBefore/>
+        <w:jc w:val="center"/>
       </w:pPr>
       <w:r>
         <w:rPr>
@@ -3118,7 +2508,2887 @@
           <w:color w:val="000000"/>
           <w:sz w:val="32"/>
         </w:rPr>
+        <w:t>LỜI CẢM ƠN</w:t>
+      </w:r>
+    </w:p>
+    <w:p>
+      <w:pPr>
+        <w:jc w:val="both"/>
+      </w:pPr>
+      <w:r>
+        <w:rPr>
+          <w:rFonts w:ascii="Times New Roman" w:hAnsi="Times New Roman"/>
+          <w:b w:val="0"/>
+          <w:i w:val="0"/>
+          <w:sz w:val="26"/>
+        </w:rPr>
+        <w:t>Em xin gửi lời cảm ơn chân thành đến giảng viên hướng dẫn ThS. Nguyễn Nhứt Lam đã tận tình định hướng, góp ý và hỗ trợ em trong suốt quá trình thực hiện đồ án thực tập chuyên ngành này, từ lúc xây dựng đề cương chi tiết đến khi hoàn thiện báo cáo. Những nhận xét về phương pháp luận, đặc biệt là yêu cầu nghiêm ngặt về việc tránh rò rỉ dữ liệu khi đánh giá mô hình sinh trắc học và việc phải báo cáo trung thực cả những phần chưa hoàn thành đúng kế hoạch, đã giúp em xây dựng được một quy trình thực nghiệm đáng tin cậy hơn.</w:t>
+      </w:r>
+    </w:p>
+    <w:p>
+      <w:pPr>
+        <w:jc w:val="both"/>
+      </w:pPr>
+      <w:r>
+        <w:rPr>
+          <w:rFonts w:ascii="Times New Roman" w:hAnsi="Times New Roman"/>
+          <w:b w:val="0"/>
+          <w:i w:val="0"/>
+          <w:sz w:val="26"/>
+        </w:rPr>
+        <w:t>Em cũng xin cảm ơn quý thầy cô KHOA CÔNG NGHỆ THÔNG TIN, TRƯỜNG KỸ THUẬT VÀ CÔNG NGHỆ, TRƯỜNG ĐẠI HỌC TRÀ VINH đã truyền đạt kiến thức nền tảng về học máy, thị giác máy tính trong suốt quá trình học tập, là cơ sở để em có thể tiếp cận và triển khai đồ án ở mức độ kỹ thuật như trình bày trong báo cáo này.</w:t>
+      </w:r>
+    </w:p>
+    <w:p>
+      <w:pPr>
+        <w:jc w:val="both"/>
+      </w:pPr>
+      <w:r>
+        <w:rPr>
+          <w:rFonts w:ascii="Times New Roman" w:hAnsi="Times New Roman"/>
+          <w:b w:val="0"/>
+          <w:i w:val="0"/>
+          <w:sz w:val="26"/>
+        </w:rPr>
+        <w:t>Do thời gian và điều kiện phần cứng thực nghiệm (huấn luyện hoàn toàn trên CPU, không có GPU) còn hạn chế, một số nội dung khảo sát trong đề cương (T4, T5 phần tăng cường dữ liệu, T6, T8 — mục 4.2 Chương 4) chưa kịp thực hiện đầy đủ; đồ án ghi nhận minh bạch những giới hạn này thay vì che giấu. Em rất mong nhận được sự góp ý của quý thầy cô để hoàn thiện hơn.</w:t>
+      </w:r>
+    </w:p>
+    <w:p>
+      <w:pPr>
+        <w:jc w:val="both"/>
+      </w:pPr>
+      <w:r>
+        <w:rPr>
+          <w:rFonts w:ascii="Times New Roman" w:hAnsi="Times New Roman"/>
+          <w:b w:val="0"/>
+          <w:i w:val="0"/>
+          <w:sz w:val="26"/>
+        </w:rPr>
+        <w:t>Em xin chân thành cảm ơn.</w:t>
+      </w:r>
+    </w:p>
+    <w:p>
+      <w:pPr>
+        <w:jc w:val="right"/>
+      </w:pPr>
+      <w:r>
+        <w:rPr>
+          <w:rFonts w:ascii="Times New Roman" w:hAnsi="Times New Roman"/>
+          <w:i/>
+          <w:sz w:val="26"/>
+        </w:rPr>
+        <w:t>Phan Thành Thuận</w:t>
+      </w:r>
+    </w:p>
+    <w:p>
+      <w:r>
+        <w:br w:type="page"/>
+      </w:r>
+    </w:p>
+    <w:p>
+      <w:pPr>
+        <w:pStyle w:val="Heading1"/>
+        <w:jc w:val="center"/>
+      </w:pPr>
+      <w:r>
+        <w:rPr>
+          <w:rFonts w:ascii="Times New Roman" w:hAnsi="Times New Roman"/>
+          <w:b/>
+          <w:color w:val="000000"/>
+          <w:sz w:val="32"/>
+        </w:rPr>
+        <w:t>NHẬN XÉT</w:t>
+      </w:r>
+    </w:p>
+    <w:p>
+      <w:pPr>
+        <w:jc w:val="center"/>
+      </w:pPr>
+      <w:r>
+        <w:rPr>
+          <w:rFonts w:ascii="Times New Roman" w:hAnsi="Times New Roman"/>
+          <w:b w:val="0"/>
+          <w:i/>
+          <w:sz w:val="26"/>
+        </w:rPr>
+        <w:t>(Của cơ quan thực tập, nếu có)</w:t>
+      </w:r>
+    </w:p>
+    <w:p>
+      <w:pPr>
+        <w:jc w:val="center"/>
+      </w:pPr>
+      <w:r>
+        <w:rPr>
+          <w:rFonts w:ascii="Times New Roman" w:hAnsi="Times New Roman"/>
+          <w:b w:val="0"/>
+          <w:i w:val="0"/>
+          <w:sz w:val="26"/>
+        </w:rPr>
+        <w:t>Đồ án này được thực hiện hoàn toàn trong phạm vi học thuật tại trường (xây dựng và huấn luyện mô hình học máy trên dữ liệu công khai), không có giai đoạn thực tập tại một cơ quan/doanh nghiệp ngoài trường, nên không có nhận xét của cơ quan thực tập cho mục này.</w:t>
+      </w:r>
+    </w:p>
+    <w:p>
+      <w:r>
+        <w:br w:type="page"/>
+      </w:r>
+    </w:p>
+    <w:p>
+      <w:pPr>
+        <w:pStyle w:val="Heading1"/>
+        <w:jc w:val="center"/>
+      </w:pPr>
+      <w:r>
+        <w:rPr>
+          <w:rFonts w:ascii="Times New Roman" w:hAnsi="Times New Roman"/>
+          <w:b/>
+          <w:color w:val="000000"/>
+          <w:sz w:val="32"/>
+        </w:rPr>
+        <w:t>NHẬN XÉT</w:t>
+      </w:r>
+    </w:p>
+    <w:p>
+      <w:pPr>
+        <w:jc w:val="center"/>
+      </w:pPr>
+      <w:r>
+        <w:rPr>
+          <w:rFonts w:ascii="Times New Roman" w:hAnsi="Times New Roman"/>
+          <w:b w:val="0"/>
+          <w:i/>
+          <w:sz w:val="26"/>
+        </w:rPr>
+        <w:t>(Của giảng viên hướng dẫn trong đồ án của sinh viên)</w:t>
+      </w:r>
+    </w:p>
+    <w:p>
+      <w:r>
+        <w:t>....................................................................................................</w:t>
+      </w:r>
+    </w:p>
+    <w:p>
+      <w:r>
+        <w:t>....................................................................................................</w:t>
+      </w:r>
+    </w:p>
+    <w:p>
+      <w:r>
+        <w:t>....................................................................................................</w:t>
+      </w:r>
+    </w:p>
+    <w:p>
+      <w:r>
+        <w:t>....................................................................................................</w:t>
+      </w:r>
+    </w:p>
+    <w:p>
+      <w:r>
+        <w:t>....................................................................................................</w:t>
+      </w:r>
+    </w:p>
+    <w:p>
+      <w:r>
+        <w:t>....................................................................................................</w:t>
+      </w:r>
+    </w:p>
+    <w:p>
+      <w:r>
+        <w:t>....................................................................................................</w:t>
+      </w:r>
+    </w:p>
+    <w:p>
+      <w:r>
+        <w:t>....................................................................................................</w:t>
+      </w:r>
+    </w:p>
+    <w:p>
+      <w:r>
+        <w:t>....................................................................................................</w:t>
+      </w:r>
+    </w:p>
+    <w:p>
+      <w:r>
+        <w:t>....................................................................................................</w:t>
+      </w:r>
+    </w:p>
+    <w:p>
+      <w:r>
+        <w:t>....................................................................................................</w:t>
+      </w:r>
+    </w:p>
+    <w:p>
+      <w:r>
+        <w:t>....................................................................................................</w:t>
+      </w:r>
+    </w:p>
+    <w:p>
+      <w:pPr>
+        <w:jc w:val="right"/>
+      </w:pPr>
+      <w:r>
+        <w:rPr>
+          <w:rFonts w:ascii="Times New Roman" w:hAnsi="Times New Roman"/>
+          <w:i/>
+          <w:sz w:val="26"/>
+        </w:rPr>
+        <w:t>Trà Vinh, ngày ..... tháng ..... năm .....</w:t>
+        <w:br/>
+        <w:t>Giảng viên hướng dẫn</w:t>
+        <w:br/>
+        <w:t>(Ký và ghi rõ họ tên)</w:t>
+      </w:r>
+    </w:p>
+    <w:p>
+      <w:r>
+        <w:br w:type="page"/>
+      </w:r>
+    </w:p>
+    <w:tbl>
+      <w:tblPr>
+        <w:tblW w:type="auto" w:w="0"/>
+        <w:tblLook w:firstColumn="1" w:firstRow="1" w:lastColumn="0" w:lastRow="0" w:noHBand="0" w:noVBand="1" w:val="04A0"/>
+      </w:tblPr>
+      <w:tblGrid>
+        <w:gridCol w:w="4535"/>
+        <w:gridCol w:w="4535"/>
+      </w:tblGrid>
+      <w:tr>
+        <w:tc>
+          <w:tcPr>
+            <w:tcW w:type="dxa" w:w="4535"/>
+          </w:tcPr>
+          <w:p>
+            <w:r/>
+            <w:r>
+              <w:rPr>
+                <w:rFonts w:ascii="Times New Roman" w:hAnsi="Times New Roman"/>
+                <w:b/>
+                <w:i w:val="0"/>
+                <w:sz w:val="26"/>
+              </w:rPr>
+              <w:t>UBND TỈNH TRÀ VINH</w:t>
+            </w:r>
+          </w:p>
+        </w:tc>
+        <w:tc>
+          <w:tcPr>
+            <w:tcW w:type="dxa" w:w="4535"/>
+          </w:tcPr>
+          <w:p>
+            <w:pPr>
+              <w:jc w:val="center"/>
+            </w:pPr>
+            <w:r/>
+            <w:r>
+              <w:rPr>
+                <w:rFonts w:ascii="Times New Roman" w:hAnsi="Times New Roman"/>
+                <w:b/>
+                <w:i w:val="0"/>
+                <w:sz w:val="26"/>
+              </w:rPr>
+              <w:t>CỘNG HOÀ XÃ HỘI CHỦ NGHĨA VIỆT NAM</w:t>
+            </w:r>
+          </w:p>
+        </w:tc>
+      </w:tr>
+      <w:tr>
+        <w:tc>
+          <w:tcPr>
+            <w:tcW w:type="dxa" w:w="4535"/>
+          </w:tcPr>
+          <w:p>
+            <w:r/>
+            <w:r>
+              <w:rPr>
+                <w:rFonts w:ascii="Times New Roman" w:hAnsi="Times New Roman"/>
+                <w:b/>
+                <w:i w:val="0"/>
+                <w:sz w:val="26"/>
+              </w:rPr>
+              <w:t>TRƯỜNG ĐẠI HỌC TRÀ VINH</w:t>
+            </w:r>
+          </w:p>
+        </w:tc>
+        <w:tc>
+          <w:tcPr>
+            <w:tcW w:type="dxa" w:w="4535"/>
+          </w:tcPr>
+          <w:p>
+            <w:pPr>
+              <w:jc w:val="center"/>
+            </w:pPr>
+            <w:r/>
+            <w:r>
+              <w:rPr>
+                <w:rFonts w:ascii="Times New Roman" w:hAnsi="Times New Roman"/>
+                <w:b/>
+                <w:i w:val="0"/>
+                <w:sz w:val="26"/>
+              </w:rPr>
+              <w:t>Độc lập – Tự do – Hạnh phúc</w:t>
+            </w:r>
+          </w:p>
+        </w:tc>
+      </w:tr>
+    </w:tbl>
+    <w:p/>
+    <w:p>
+      <w:pPr>
+        <w:pStyle w:val="Heading2"/>
+        <w:jc w:val="center"/>
+      </w:pPr>
+      <w:r>
+        <w:rPr>
+          <w:rFonts w:ascii="Times New Roman" w:hAnsi="Times New Roman"/>
+          <w:b/>
+          <w:color w:val="000000"/>
+          <w:sz w:val="28"/>
+        </w:rPr>
+        <w:t>BẢN NHẬN XÉT ĐỒ ÁN THỰC TẬP CHUYÊN NGÀNH</w:t>
+      </w:r>
+    </w:p>
+    <w:p>
+      <w:pPr>
+        <w:jc w:val="center"/>
+      </w:pPr>
+      <w:r>
+        <w:rPr>
+          <w:rFonts w:ascii="Times New Roman" w:hAnsi="Times New Roman"/>
+          <w:b w:val="0"/>
+          <w:i/>
+          <w:sz w:val="26"/>
+        </w:rPr>
+        <w:t>(Của giảng viên hướng dẫn)</w:t>
+      </w:r>
+    </w:p>
+    <w:p>
+      <w:r>
+        <w:rPr>
+          <w:rFonts w:ascii="Times New Roman" w:hAnsi="Times New Roman"/>
+          <w:b w:val="0"/>
+          <w:i w:val="0"/>
+          <w:sz w:val="26"/>
+        </w:rPr>
+        <w:t>Họ và tên sinh viên: Phan Thành Thuận</w:t>
+        <w:tab/>
+        <w:tab/>
+        <w:t>MSSV: 170123591</w:t>
+      </w:r>
+    </w:p>
+    <w:p>
+      <w:r>
+        <w:rPr>
+          <w:rFonts w:ascii="Times New Roman" w:hAnsi="Times New Roman"/>
+          <w:b w:val="0"/>
+          <w:i w:val="0"/>
+          <w:sz w:val="26"/>
+        </w:rPr>
+        <w:t>Ngành: Công nghệ thông tin</w:t>
+        <w:tab/>
+        <w:tab/>
+        <w:t>Khoá: 2023</w:t>
+      </w:r>
+    </w:p>
+    <w:p>
+      <w:r>
+        <w:rPr>
+          <w:rFonts w:ascii="Times New Roman" w:hAnsi="Times New Roman"/>
+          <w:b w:val="0"/>
+          <w:i w:val="0"/>
+          <w:sz w:val="26"/>
+        </w:rPr>
+        <w:t>Tên đồ án: XÂY DỰNG HỆ THỐNG XÁC MINH CHỮ KÝ VIẾT TAY OFFLINE SỬ DỤNG MẠNG NƠ-RON SIAMESE</w:t>
+      </w:r>
+    </w:p>
+    <w:p>
+      <w:r>
+        <w:rPr>
+          <w:rFonts w:ascii="Times New Roman" w:hAnsi="Times New Roman"/>
+          <w:b w:val="0"/>
+          <w:i w:val="0"/>
+          <w:sz w:val="26"/>
+        </w:rPr>
+        <w:t>Họ và tên Giáo viên hướng dẫn: ThS. Nguyễn Nhứt Lam</w:t>
+      </w:r>
+    </w:p>
+    <w:p>
+      <w:r>
+        <w:rPr>
+          <w:rFonts w:ascii="Times New Roman" w:hAnsi="Times New Roman"/>
+          <w:b w:val="0"/>
+          <w:i w:val="0"/>
+          <w:sz w:val="26"/>
+        </w:rPr>
+        <w:t>Chức danh: ..........................</w:t>
+        <w:tab/>
+        <w:tab/>
+        <w:t>Học vị: Thạc sĩ</w:t>
+      </w:r>
+    </w:p>
+    <w:p>
+      <w:pPr>
+        <w:pStyle w:val="Heading3"/>
+      </w:pPr>
+      <w:r>
+        <w:rPr>
+          <w:rFonts w:ascii="Times New Roman" w:hAnsi="Times New Roman"/>
+          <w:b/>
+          <w:color w:val="000000"/>
+          <w:sz w:val="26"/>
+        </w:rPr>
+        <w:t>NHẬN XÉT</w:t>
+      </w:r>
+    </w:p>
+    <w:p>
+      <w:r>
+        <w:rPr>
+          <w:rFonts w:ascii="Times New Roman" w:hAnsi="Times New Roman"/>
+          <w:b w:val="0"/>
+          <w:i w:val="0"/>
+          <w:sz w:val="26"/>
+        </w:rPr>
+        <w:t>1. Nội dung đồ án:</w:t>
+      </w:r>
+    </w:p>
+    <w:p>
+      <w:r>
+        <w:t>....................................................................................................</w:t>
+      </w:r>
+    </w:p>
+    <w:p>
+      <w:r>
+        <w:t>....................................................................................................</w:t>
+      </w:r>
+    </w:p>
+    <w:p>
+      <w:r>
+        <w:rPr>
+          <w:rFonts w:ascii="Times New Roman" w:hAnsi="Times New Roman"/>
+          <w:b w:val="0"/>
+          <w:i w:val="0"/>
+          <w:sz w:val="26"/>
+        </w:rPr>
+        <w:t>2. Ưu điểm:</w:t>
+      </w:r>
+    </w:p>
+    <w:p>
+      <w:r>
+        <w:t>....................................................................................................</w:t>
+      </w:r>
+    </w:p>
+    <w:p>
+      <w:r>
+        <w:t>....................................................................................................</w:t>
+      </w:r>
+    </w:p>
+    <w:p>
+      <w:r>
+        <w:rPr>
+          <w:rFonts w:ascii="Times New Roman" w:hAnsi="Times New Roman"/>
+          <w:b w:val="0"/>
+          <w:i w:val="0"/>
+          <w:sz w:val="26"/>
+        </w:rPr>
+        <w:t>3. Khuyết điểm:</w:t>
+      </w:r>
+    </w:p>
+    <w:p>
+      <w:r>
+        <w:t>....................................................................................................</w:t>
+      </w:r>
+    </w:p>
+    <w:p>
+      <w:r>
+        <w:t>....................................................................................................</w:t>
+      </w:r>
+    </w:p>
+    <w:p>
+      <w:r>
+        <w:rPr>
+          <w:rFonts w:ascii="Times New Roman" w:hAnsi="Times New Roman"/>
+          <w:b w:val="0"/>
+          <w:i w:val="0"/>
+          <w:sz w:val="26"/>
+        </w:rPr>
+        <w:t>4. Điểm mới đồ án:</w:t>
+      </w:r>
+    </w:p>
+    <w:p>
+      <w:r>
+        <w:t>....................................................................................................</w:t>
+      </w:r>
+    </w:p>
+    <w:p>
+      <w:r>
+        <w:t>....................................................................................................</w:t>
+      </w:r>
+    </w:p>
+    <w:p>
+      <w:r>
+        <w:rPr>
+          <w:rFonts w:ascii="Times New Roman" w:hAnsi="Times New Roman"/>
+          <w:b w:val="0"/>
+          <w:i w:val="0"/>
+          <w:sz w:val="26"/>
+        </w:rPr>
+        <w:t>5. Giá trị thực trên đồ án:</w:t>
+      </w:r>
+    </w:p>
+    <w:p>
+      <w:r>
+        <w:t>....................................................................................................</w:t>
+      </w:r>
+    </w:p>
+    <w:p>
+      <w:r>
+        <w:t>....................................................................................................</w:t>
+      </w:r>
+    </w:p>
+    <w:p>
+      <w:r>
+        <w:rPr>
+          <w:rFonts w:ascii="Times New Roman" w:hAnsi="Times New Roman"/>
+          <w:b w:val="0"/>
+          <w:i w:val="0"/>
+          <w:sz w:val="26"/>
+        </w:rPr>
+        <w:t>7. Đề nghị sửa chữa bổ sung:</w:t>
+      </w:r>
+    </w:p>
+    <w:p>
+      <w:r>
+        <w:t>....................................................................................................</w:t>
+      </w:r>
+    </w:p>
+    <w:p>
+      <w:r>
+        <w:t>....................................................................................................</w:t>
+      </w:r>
+    </w:p>
+    <w:p>
+      <w:r>
+        <w:rPr>
+          <w:rFonts w:ascii="Times New Roman" w:hAnsi="Times New Roman"/>
+          <w:b w:val="0"/>
+          <w:i w:val="0"/>
+          <w:sz w:val="26"/>
+        </w:rPr>
+        <w:t>8. Đánh giá:</w:t>
+      </w:r>
+    </w:p>
+    <w:p>
+      <w:r>
+        <w:t>....................................................................................................</w:t>
+      </w:r>
+    </w:p>
+    <w:p>
+      <w:r>
+        <w:t>....................................................................................................</w:t>
+      </w:r>
+    </w:p>
+    <w:p>
+      <w:pPr>
+        <w:jc w:val="right"/>
+      </w:pPr>
+      <w:r>
+        <w:rPr>
+          <w:rFonts w:ascii="Times New Roman" w:hAnsi="Times New Roman"/>
+          <w:i/>
+          <w:sz w:val="26"/>
+        </w:rPr>
+        <w:t>Trà Vinh, ngày ..... tháng ..... năm 20.....</w:t>
+        <w:br/>
+        <w:t>Giảng viên hướng dẫn</w:t>
+        <w:br/>
+        <w:t>(Ký &amp; ghi rõ họ tên)</w:t>
+      </w:r>
+    </w:p>
+    <w:p>
+      <w:r>
+        <w:br w:type="page"/>
+      </w:r>
+    </w:p>
+    <w:p>
+      <w:pPr>
+        <w:pStyle w:val="Heading1"/>
+        <w:jc w:val="center"/>
+      </w:pPr>
+      <w:r>
+        <w:rPr>
+          <w:rFonts w:ascii="Times New Roman" w:hAnsi="Times New Roman"/>
+          <w:b/>
+          <w:color w:val="000000"/>
+          <w:sz w:val="32"/>
+        </w:rPr>
+        <w:t>NHẬN XÉT</w:t>
+      </w:r>
+    </w:p>
+    <w:p>
+      <w:pPr>
+        <w:jc w:val="center"/>
+      </w:pPr>
+      <w:r>
+        <w:rPr>
+          <w:rFonts w:ascii="Times New Roman" w:hAnsi="Times New Roman"/>
+          <w:b w:val="0"/>
+          <w:i/>
+          <w:sz w:val="26"/>
+        </w:rPr>
+        <w:t>(Của giảng viên chấm trong đồ án của sinh viên)</w:t>
+      </w:r>
+    </w:p>
+    <w:p>
+      <w:r>
+        <w:t>....................................................................................................</w:t>
+      </w:r>
+    </w:p>
+    <w:p>
+      <w:r>
+        <w:t>....................................................................................................</w:t>
+      </w:r>
+    </w:p>
+    <w:p>
+      <w:r>
+        <w:t>....................................................................................................</w:t>
+      </w:r>
+    </w:p>
+    <w:p>
+      <w:r>
+        <w:t>....................................................................................................</w:t>
+      </w:r>
+    </w:p>
+    <w:p>
+      <w:r>
+        <w:t>....................................................................................................</w:t>
+      </w:r>
+    </w:p>
+    <w:p>
+      <w:r>
+        <w:t>....................................................................................................</w:t>
+      </w:r>
+    </w:p>
+    <w:p>
+      <w:r>
+        <w:t>....................................................................................................</w:t>
+      </w:r>
+    </w:p>
+    <w:p>
+      <w:r>
+        <w:t>....................................................................................................</w:t>
+      </w:r>
+    </w:p>
+    <w:p>
+      <w:r>
+        <w:t>....................................................................................................</w:t>
+      </w:r>
+    </w:p>
+    <w:p>
+      <w:r>
+        <w:t>....................................................................................................</w:t>
+      </w:r>
+    </w:p>
+    <w:p>
+      <w:r>
+        <w:t>....................................................................................................</w:t>
+      </w:r>
+    </w:p>
+    <w:p>
+      <w:r>
+        <w:t>....................................................................................................</w:t>
+      </w:r>
+    </w:p>
+    <w:p>
+      <w:pPr>
+        <w:jc w:val="right"/>
+      </w:pPr>
+      <w:r>
+        <w:rPr>
+          <w:rFonts w:ascii="Times New Roman" w:hAnsi="Times New Roman"/>
+          <w:i/>
+          <w:sz w:val="26"/>
+        </w:rPr>
+        <w:t>Giảng viên chấm</w:t>
+        <w:br/>
+        <w:t>(ký và ghi rõ họ tên)</w:t>
+      </w:r>
+    </w:p>
+    <w:p>
+      <w:r>
+        <w:br w:type="page"/>
+      </w:r>
+    </w:p>
+    <w:tbl>
+      <w:tblPr>
+        <w:tblW w:type="auto" w:w="0"/>
+        <w:tblLook w:firstColumn="1" w:firstRow="1" w:lastColumn="0" w:lastRow="0" w:noHBand="0" w:noVBand="1" w:val="04A0"/>
+      </w:tblPr>
+      <w:tblGrid>
+        <w:gridCol w:w="4535"/>
+        <w:gridCol w:w="4535"/>
+      </w:tblGrid>
+      <w:tr>
+        <w:tc>
+          <w:tcPr>
+            <w:tcW w:type="dxa" w:w="4535"/>
+          </w:tcPr>
+          <w:p>
+            <w:r/>
+            <w:r>
+              <w:rPr>
+                <w:rFonts w:ascii="Times New Roman" w:hAnsi="Times New Roman"/>
+                <w:b/>
+                <w:i w:val="0"/>
+                <w:sz w:val="26"/>
+              </w:rPr>
+              <w:t>UBND TỈNH TRÀ VINH</w:t>
+            </w:r>
+          </w:p>
+        </w:tc>
+        <w:tc>
+          <w:tcPr>
+            <w:tcW w:type="dxa" w:w="4535"/>
+          </w:tcPr>
+          <w:p>
+            <w:pPr>
+              <w:jc w:val="center"/>
+            </w:pPr>
+            <w:r/>
+            <w:r>
+              <w:rPr>
+                <w:rFonts w:ascii="Times New Roman" w:hAnsi="Times New Roman"/>
+                <w:b/>
+                <w:i w:val="0"/>
+                <w:sz w:val="26"/>
+              </w:rPr>
+              <w:t>CỘNG HOÀ XÃ HỘI CHỦ NGHĨA VIỆT NAM</w:t>
+            </w:r>
+          </w:p>
+        </w:tc>
+      </w:tr>
+      <w:tr>
+        <w:tc>
+          <w:tcPr>
+            <w:tcW w:type="dxa" w:w="4535"/>
+          </w:tcPr>
+          <w:p>
+            <w:r/>
+            <w:r>
+              <w:rPr>
+                <w:rFonts w:ascii="Times New Roman" w:hAnsi="Times New Roman"/>
+                <w:b/>
+                <w:i w:val="0"/>
+                <w:sz w:val="26"/>
+              </w:rPr>
+              <w:t>TRƯỜNG ĐẠI HỌC TRÀ VINH</w:t>
+            </w:r>
+          </w:p>
+        </w:tc>
+        <w:tc>
+          <w:tcPr>
+            <w:tcW w:type="dxa" w:w="4535"/>
+          </w:tcPr>
+          <w:p>
+            <w:pPr>
+              <w:jc w:val="center"/>
+            </w:pPr>
+            <w:r/>
+            <w:r>
+              <w:rPr>
+                <w:rFonts w:ascii="Times New Roman" w:hAnsi="Times New Roman"/>
+                <w:b/>
+                <w:i w:val="0"/>
+                <w:sz w:val="26"/>
+              </w:rPr>
+              <w:t>Độc lập - Tự do - Hạnh phúc</w:t>
+            </w:r>
+          </w:p>
+        </w:tc>
+      </w:tr>
+    </w:tbl>
+    <w:p/>
+    <w:p>
+      <w:pPr>
+        <w:pStyle w:val="Heading2"/>
+        <w:jc w:val="center"/>
+      </w:pPr>
+      <w:r>
+        <w:rPr>
+          <w:rFonts w:ascii="Times New Roman" w:hAnsi="Times New Roman"/>
+          <w:b/>
+          <w:color w:val="000000"/>
+          <w:sz w:val="28"/>
+        </w:rPr>
+        <w:t>BẢN NHẬN XÉT ĐỒ ÁN THỰC TẬP CHUYÊN NGÀNH</w:t>
+      </w:r>
+    </w:p>
+    <w:p>
+      <w:pPr>
+        <w:jc w:val="center"/>
+      </w:pPr>
+      <w:r>
+        <w:rPr>
+          <w:rFonts w:ascii="Times New Roman" w:hAnsi="Times New Roman"/>
+          <w:b w:val="0"/>
+          <w:i/>
+          <w:sz w:val="26"/>
+        </w:rPr>
+        <w:t>(Của cán bộ chấm đồ án)</w:t>
+      </w:r>
+    </w:p>
+    <w:p>
+      <w:r>
+        <w:rPr>
+          <w:rFonts w:ascii="Times New Roman" w:hAnsi="Times New Roman"/>
+          <w:b w:val="0"/>
+          <w:i w:val="0"/>
+          <w:sz w:val="26"/>
+        </w:rPr>
+        <w:t>Họ và tên người nhận xét: ..........................................</w:t>
+      </w:r>
+    </w:p>
+    <w:p>
+      <w:r>
+        <w:rPr>
+          <w:rFonts w:ascii="Times New Roman" w:hAnsi="Times New Roman"/>
+          <w:b w:val="0"/>
+          <w:i w:val="0"/>
+          <w:sz w:val="26"/>
+        </w:rPr>
+        <w:t>Chức danh: ..........................</w:t>
+        <w:tab/>
+        <w:tab/>
+        <w:t>Học vị: ..........................</w:t>
+      </w:r>
+    </w:p>
+    <w:p>
+      <w:r>
+        <w:rPr>
+          <w:rFonts w:ascii="Times New Roman" w:hAnsi="Times New Roman"/>
+          <w:b w:val="0"/>
+          <w:i w:val="0"/>
+          <w:sz w:val="26"/>
+        </w:rPr>
+        <w:t>Chuyên ngành: ..........................................</w:t>
+      </w:r>
+    </w:p>
+    <w:p>
+      <w:r>
+        <w:rPr>
+          <w:rFonts w:ascii="Times New Roman" w:hAnsi="Times New Roman"/>
+          <w:b w:val="0"/>
+          <w:i w:val="0"/>
+          <w:sz w:val="26"/>
+        </w:rPr>
+        <w:t>Cơ quan công tác: ..........................................</w:t>
+      </w:r>
+    </w:p>
+    <w:p>
+      <w:r>
+        <w:rPr>
+          <w:rFonts w:ascii="Times New Roman" w:hAnsi="Times New Roman"/>
+          <w:b w:val="0"/>
+          <w:i w:val="0"/>
+          <w:sz w:val="26"/>
+        </w:rPr>
+        <w:t>Tên sinh viên: Phan Thành Thuận</w:t>
+      </w:r>
+    </w:p>
+    <w:p>
+      <w:r>
+        <w:rPr>
+          <w:rFonts w:ascii="Times New Roman" w:hAnsi="Times New Roman"/>
+          <w:b w:val="0"/>
+          <w:i w:val="0"/>
+          <w:sz w:val="26"/>
+        </w:rPr>
+        <w:t>Tên đề tài đồ án: XÂY DỰNG HỆ THỐNG XÁC MINH CHỮ KÝ VIẾT TAY OFFLINE SỬ DỤNG MẠNG NƠ-RON SIAMESE</w:t>
+      </w:r>
+    </w:p>
+    <w:p>
+      <w:pPr>
+        <w:pStyle w:val="Heading3"/>
+      </w:pPr>
+      <w:r>
+        <w:rPr>
+          <w:rFonts w:ascii="Times New Roman" w:hAnsi="Times New Roman"/>
+          <w:b/>
+          <w:color w:val="000000"/>
+          <w:sz w:val="26"/>
+        </w:rPr>
+        <w:t>I. Ý KIẾN NHẬN XÉT</w:t>
+      </w:r>
+    </w:p>
+    <w:p>
+      <w:r>
+        <w:rPr>
+          <w:rFonts w:ascii="Times New Roman" w:hAnsi="Times New Roman"/>
+          <w:b w:val="0"/>
+          <w:i w:val="0"/>
+          <w:sz w:val="26"/>
+        </w:rPr>
+        <w:t>1. Nội dung:</w:t>
+      </w:r>
+    </w:p>
+    <w:p>
+      <w:r>
+        <w:t>....................................................................................................</w:t>
+      </w:r>
+    </w:p>
+    <w:p>
+      <w:r>
+        <w:t>....................................................................................................</w:t>
+      </w:r>
+    </w:p>
+    <w:p>
+      <w:r>
+        <w:rPr>
+          <w:rFonts w:ascii="Times New Roman" w:hAnsi="Times New Roman"/>
+          <w:b w:val="0"/>
+          <w:i w:val="0"/>
+          <w:sz w:val="26"/>
+        </w:rPr>
+        <w:t>2. Điểm mới các kết quả của đồ án:</w:t>
+      </w:r>
+    </w:p>
+    <w:p>
+      <w:r>
+        <w:t>....................................................................................................</w:t>
+      </w:r>
+    </w:p>
+    <w:p>
+      <w:r>
+        <w:t>....................................................................................................</w:t>
+      </w:r>
+    </w:p>
+    <w:p>
+      <w:r>
+        <w:rPr>
+          <w:rFonts w:ascii="Times New Roman" w:hAnsi="Times New Roman"/>
+          <w:b w:val="0"/>
+          <w:i w:val="0"/>
+          <w:sz w:val="26"/>
+        </w:rPr>
+        <w:t>3. Ứng dụng thực tế:</w:t>
+      </w:r>
+    </w:p>
+    <w:p>
+      <w:r>
+        <w:t>....................................................................................................</w:t>
+      </w:r>
+    </w:p>
+    <w:p>
+      <w:r>
+        <w:t>....................................................................................................</w:t>
+      </w:r>
+    </w:p>
+    <w:p>
+      <w:pPr>
+        <w:pStyle w:val="Heading3"/>
+      </w:pPr>
+      <w:r>
+        <w:rPr>
+          <w:rFonts w:ascii="Times New Roman" w:hAnsi="Times New Roman"/>
+          <w:b/>
+          <w:color w:val="000000"/>
+          <w:sz w:val="26"/>
+        </w:rPr>
+        <w:t>II. CÁC VẤN ĐỀ CẦN LÀM RÕ</w:t>
+      </w:r>
+    </w:p>
+    <w:p>
+      <w:r>
+        <w:rPr>
+          <w:rFonts w:ascii="Times New Roman" w:hAnsi="Times New Roman"/>
+          <w:b w:val="0"/>
+          <w:i/>
+          <w:sz w:val="26"/>
+        </w:rPr>
+        <w:t>(Các câu hỏi của giáo viên phản biện)</w:t>
+      </w:r>
+    </w:p>
+    <w:p>
+      <w:r>
+        <w:t>....................................................................................................</w:t>
+      </w:r>
+    </w:p>
+    <w:p>
+      <w:r>
+        <w:t>....................................................................................................</w:t>
+      </w:r>
+    </w:p>
+    <w:p>
+      <w:r>
+        <w:t>....................................................................................................</w:t>
+      </w:r>
+    </w:p>
+    <w:p>
+      <w:r>
+        <w:t>....................................................................................................</w:t>
+      </w:r>
+    </w:p>
+    <w:p>
+      <w:pPr>
+        <w:pStyle w:val="Heading3"/>
+      </w:pPr>
+      <w:r>
+        <w:rPr>
+          <w:rFonts w:ascii="Times New Roman" w:hAnsi="Times New Roman"/>
+          <w:b/>
+          <w:color w:val="000000"/>
+          <w:sz w:val="26"/>
+        </w:rPr>
+        <w:t>III. KẾT LUẬN</w:t>
+      </w:r>
+    </w:p>
+    <w:p>
+      <w:r>
+        <w:rPr>
+          <w:rFonts w:ascii="Times New Roman" w:hAnsi="Times New Roman"/>
+          <w:b w:val="0"/>
+          <w:i/>
+          <w:sz w:val="26"/>
+        </w:rPr>
+        <w:t>(Ghi rõ đồng ý hay không đồng ý cho bảo vệ đồ án)</w:t>
+      </w:r>
+    </w:p>
+    <w:p>
+      <w:r>
+        <w:t>....................................................................................................</w:t>
+      </w:r>
+    </w:p>
+    <w:p>
+      <w:r>
+        <w:t>....................................................................................................</w:t>
+      </w:r>
+    </w:p>
+    <w:p>
+      <w:r>
+        <w:t>....................................................................................................</w:t>
+      </w:r>
+    </w:p>
+    <w:p>
+      <w:r>
+        <w:t>....................................................................................................</w:t>
+      </w:r>
+    </w:p>
+    <w:p>
+      <w:pPr>
+        <w:jc w:val="right"/>
+      </w:pPr>
+      <w:r>
+        <w:rPr>
+          <w:rFonts w:ascii="Times New Roman" w:hAnsi="Times New Roman"/>
+          <w:i/>
+          <w:sz w:val="26"/>
+        </w:rPr>
+        <w:t>..............., ngày ...... tháng ...... năm 20...</w:t>
+        <w:br/>
+        <w:t>Người nhận xét</w:t>
+        <w:br/>
+        <w:t>(Ký &amp; ghi rõ họ tên)</w:t>
+      </w:r>
+    </w:p>
+    <w:p>
+      <w:r>
+        <w:br w:type="page"/>
+      </w:r>
+    </w:p>
+    <w:p>
+      <w:pPr>
+        <w:pStyle w:val="Heading1"/>
+        <w:jc w:val="center"/>
+      </w:pPr>
+      <w:r>
+        <w:rPr>
+          <w:rFonts w:ascii="Times New Roman" w:hAnsi="Times New Roman"/>
+          <w:b/>
+          <w:color w:val="000000"/>
+          <w:sz w:val="32"/>
+        </w:rPr>
+        <w:t>DANH MỤC CÁC BẢNG, SƠ ĐỒ, HÌNH</w:t>
+      </w:r>
+    </w:p>
+    <w:p>
+      <w:pPr>
+        <w:jc w:val="both"/>
+      </w:pPr>
+      <w:r>
+        <w:rPr>
+          <w:rFonts w:ascii="Times New Roman" w:hAnsi="Times New Roman"/>
+          <w:b w:val="0"/>
+          <w:i w:val="0"/>
+          <w:sz w:val="26"/>
+        </w:rPr>
+        <w:t>Chữ số thứ nhất chỉ số thứ tự chương, chữ số thứ hai chỉ thứ tự bảng biểu/sơ đồ/hình trong chương đó (ví dụ BẢNG 1.1 là bảng thứ nhất của Chương 1). Danh sách dưới đây liệt kê theo thứ tự xuất hiện trong báo cáo.</w:t>
+      </w:r>
+    </w:p>
+    <w:tbl>
+      <w:tblPr>
+        <w:tblStyle w:val="TableGrid"/>
+        <w:tblW w:type="auto" w:w="0"/>
+        <w:jc w:val="center"/>
+        <w:tblLook w:firstColumn="1" w:firstRow="1" w:lastColumn="0" w:lastRow="0" w:noHBand="0" w:noVBand="1" w:val="04A0"/>
+      </w:tblPr>
+      <w:tblGrid>
+        <w:gridCol w:w="4535"/>
+        <w:gridCol w:w="4535"/>
+      </w:tblGrid>
+      <w:tr>
+        <w:tc>
+          <w:tcPr>
+            <w:tcW w:type="dxa" w:w="1701"/>
+          </w:tcPr>
+          <w:p>
+            <w:pPr>
+              <w:jc w:val="center"/>
+            </w:pPr>
+            <w:r/>
+            <w:r>
+              <w:rPr>
+                <w:rFonts w:ascii="Times New Roman" w:hAnsi="Times New Roman"/>
+                <w:b/>
+                <w:i w:val="0"/>
+                <w:sz w:val="24"/>
+              </w:rPr>
+              <w:t>Số hiệu</w:t>
+            </w:r>
+          </w:p>
+        </w:tc>
+        <w:tc>
+          <w:tcPr>
+            <w:tcW w:type="dxa" w:w="7370"/>
+          </w:tcPr>
+          <w:p>
+            <w:pPr>
+              <w:jc w:val="center"/>
+            </w:pPr>
+            <w:r/>
+            <w:r>
+              <w:rPr>
+                <w:rFonts w:ascii="Times New Roman" w:hAnsi="Times New Roman"/>
+                <w:b/>
+                <w:i w:val="0"/>
+                <w:sz w:val="24"/>
+              </w:rPr>
+              <w:t>Tên bảng / sơ đồ / hình</w:t>
+            </w:r>
+          </w:p>
+        </w:tc>
+      </w:tr>
+      <w:tr>
+        <w:tc>
+          <w:tcPr>
+            <w:tcW w:type="dxa" w:w="1701"/>
+          </w:tcPr>
+          <w:p>
+            <w:r/>
+            <w:r>
+              <w:rPr>
+                <w:rFonts w:ascii="Times New Roman" w:hAnsi="Times New Roman"/>
+                <w:b w:val="0"/>
+                <w:i w:val="0"/>
+                <w:sz w:val="24"/>
+              </w:rPr>
+              <w:t>BẢNG 1.1</w:t>
+            </w:r>
+          </w:p>
+        </w:tc>
+        <w:tc>
+          <w:tcPr>
+            <w:tcW w:type="dxa" w:w="7370"/>
+          </w:tcPr>
+          <w:p>
+            <w:pPr>
+              <w:jc w:val="center"/>
+            </w:pPr>
+            <w:r/>
+            <w:r>
+              <w:rPr>
+                <w:rFonts w:ascii="Times New Roman" w:hAnsi="Times New Roman"/>
+                <w:b w:val="0"/>
+                <w:i w:val="0"/>
+                <w:sz w:val="24"/>
+              </w:rPr>
+              <w:t>Các bộ dữ liệu chữ ký công khai thường dùng</w:t>
+            </w:r>
+          </w:p>
+        </w:tc>
+      </w:tr>
+      <w:tr>
+        <w:tc>
+          <w:tcPr>
+            <w:tcW w:type="dxa" w:w="1701"/>
+          </w:tcPr>
+          <w:p>
+            <w:r/>
+            <w:r>
+              <w:rPr>
+                <w:rFonts w:ascii="Times New Roman" w:hAnsi="Times New Roman"/>
+                <w:b w:val="0"/>
+                <w:i w:val="0"/>
+                <w:sz w:val="24"/>
+              </w:rPr>
+              <w:t>SƠ ĐỒ 2.1</w:t>
+            </w:r>
+          </w:p>
+        </w:tc>
+        <w:tc>
+          <w:tcPr>
+            <w:tcW w:type="dxa" w:w="7370"/>
+          </w:tcPr>
+          <w:p>
+            <w:pPr>
+              <w:jc w:val="center"/>
+            </w:pPr>
+            <w:r/>
+            <w:r>
+              <w:rPr>
+                <w:rFonts w:ascii="Times New Roman" w:hAnsi="Times New Roman"/>
+                <w:b w:val="0"/>
+                <w:i w:val="0"/>
+                <w:sz w:val="24"/>
+              </w:rPr>
+              <w:t>Minh hoạ kiến trúc mạng Siamese</w:t>
+            </w:r>
+          </w:p>
+        </w:tc>
+      </w:tr>
+      <w:tr>
+        <w:tc>
+          <w:tcPr>
+            <w:tcW w:type="dxa" w:w="1701"/>
+          </w:tcPr>
+          <w:p>
+            <w:r/>
+            <w:r>
+              <w:rPr>
+                <w:rFonts w:ascii="Times New Roman" w:hAnsi="Times New Roman"/>
+                <w:b w:val="0"/>
+                <w:i w:val="0"/>
+                <w:sz w:val="24"/>
+              </w:rPr>
+              <w:t>BẢNG 3.1</w:t>
+            </w:r>
+          </w:p>
+        </w:tc>
+        <w:tc>
+          <w:tcPr>
+            <w:tcW w:type="dxa" w:w="7370"/>
+          </w:tcPr>
+          <w:p>
+            <w:pPr>
+              <w:jc w:val="center"/>
+            </w:pPr>
+            <w:r/>
+            <w:r>
+              <w:rPr>
+                <w:rFonts w:ascii="Times New Roman" w:hAnsi="Times New Roman"/>
+                <w:b w:val="0"/>
+                <w:i w:val="0"/>
+                <w:sz w:val="24"/>
+              </w:rPr>
+              <w:t>Số người ký và số cặp mẫu theo từng tập (CEDAR)</w:t>
+            </w:r>
+          </w:p>
+        </w:tc>
+      </w:tr>
+      <w:tr>
+        <w:tc>
+          <w:tcPr>
+            <w:tcW w:type="dxa" w:w="1701"/>
+          </w:tcPr>
+          <w:p>
+            <w:r/>
+            <w:r>
+              <w:rPr>
+                <w:rFonts w:ascii="Times New Roman" w:hAnsi="Times New Roman"/>
+                <w:b w:val="0"/>
+                <w:i w:val="0"/>
+                <w:sz w:val="24"/>
+              </w:rPr>
+              <w:t>BẢNG 3.2</w:t>
+            </w:r>
+          </w:p>
+        </w:tc>
+        <w:tc>
+          <w:tcPr>
+            <w:tcW w:type="dxa" w:w="7370"/>
+          </w:tcPr>
+          <w:p>
+            <w:pPr>
+              <w:jc w:val="center"/>
+            </w:pPr>
+            <w:r/>
+            <w:r>
+              <w:rPr>
+                <w:rFonts w:ascii="Times New Roman" w:hAnsi="Times New Roman"/>
+                <w:b w:val="0"/>
+                <w:i w:val="0"/>
+                <w:sz w:val="24"/>
+              </w:rPr>
+              <w:t>Thiết lập huấn luyện: dự kiến so với thực tế đã dùng</w:t>
+            </w:r>
+          </w:p>
+        </w:tc>
+      </w:tr>
+      <w:tr>
+        <w:tc>
+          <w:tcPr>
+            <w:tcW w:type="dxa" w:w="1701"/>
+          </w:tcPr>
+          <w:p>
+            <w:r/>
+            <w:r>
+              <w:rPr>
+                <w:rFonts w:ascii="Times New Roman" w:hAnsi="Times New Roman"/>
+                <w:b w:val="0"/>
+                <w:i w:val="0"/>
+                <w:sz w:val="24"/>
+              </w:rPr>
+              <w:t>SƠ ĐỒ 3.1</w:t>
+            </w:r>
+          </w:p>
+        </w:tc>
+        <w:tc>
+          <w:tcPr>
+            <w:tcW w:type="dxa" w:w="7370"/>
+          </w:tcPr>
+          <w:p>
+            <w:pPr>
+              <w:jc w:val="center"/>
+            </w:pPr>
+            <w:r/>
+            <w:r>
+              <w:rPr>
+                <w:rFonts w:ascii="Times New Roman" w:hAnsi="Times New Roman"/>
+                <w:b w:val="0"/>
+                <w:i w:val="0"/>
+                <w:sz w:val="24"/>
+              </w:rPr>
+              <w:t>Quy trình tổng thể của hệ thống xác minh chữ ký</w:t>
+            </w:r>
+          </w:p>
+        </w:tc>
+      </w:tr>
+      <w:tr>
+        <w:tc>
+          <w:tcPr>
+            <w:tcW w:type="dxa" w:w="1701"/>
+          </w:tcPr>
+          <w:p>
+            <w:r/>
+            <w:r>
+              <w:rPr>
+                <w:rFonts w:ascii="Times New Roman" w:hAnsi="Times New Roman"/>
+                <w:b w:val="0"/>
+                <w:i w:val="0"/>
+                <w:sz w:val="24"/>
+              </w:rPr>
+              <w:t>BẢNG 4.1</w:t>
+            </w:r>
+          </w:p>
+        </w:tc>
+        <w:tc>
+          <w:tcPr>
+            <w:tcW w:type="dxa" w:w="7370"/>
+          </w:tcPr>
+          <w:p>
+            <w:pPr>
+              <w:jc w:val="center"/>
+            </w:pPr>
+            <w:r/>
+            <w:r>
+              <w:rPr>
+                <w:rFonts w:ascii="Times New Roman" w:hAnsi="Times New Roman"/>
+                <w:b w:val="0"/>
+                <w:i w:val="0"/>
+                <w:sz w:val="24"/>
+              </w:rPr>
+              <w:t>Cách chia dữ liệu trên bộ CEDAR</w:t>
+            </w:r>
+          </w:p>
+        </w:tc>
+      </w:tr>
+      <w:tr>
+        <w:tc>
+          <w:tcPr>
+            <w:tcW w:type="dxa" w:w="1701"/>
+          </w:tcPr>
+          <w:p>
+            <w:r/>
+            <w:r>
+              <w:rPr>
+                <w:rFonts w:ascii="Times New Roman" w:hAnsi="Times New Roman"/>
+                <w:b w:val="0"/>
+                <w:i w:val="0"/>
+                <w:sz w:val="24"/>
+              </w:rPr>
+              <w:t>BẢNG 4.2</w:t>
+            </w:r>
+          </w:p>
+        </w:tc>
+        <w:tc>
+          <w:tcPr>
+            <w:tcW w:type="dxa" w:w="7370"/>
+          </w:tcPr>
+          <w:p>
+            <w:pPr>
+              <w:jc w:val="center"/>
+            </w:pPr>
+            <w:r/>
+            <w:r>
+              <w:rPr>
+                <w:rFonts w:ascii="Times New Roman" w:hAnsi="Times New Roman"/>
+                <w:b w:val="0"/>
+                <w:i w:val="0"/>
+                <w:sz w:val="24"/>
+              </w:rPr>
+              <w:t>Danh sách thí nghiệm T1–T8: kết quả thực tế</w:t>
+            </w:r>
+          </w:p>
+        </w:tc>
+      </w:tr>
+      <w:tr>
+        <w:tc>
+          <w:tcPr>
+            <w:tcW w:type="dxa" w:w="1701"/>
+          </w:tcPr>
+          <w:p>
+            <w:r/>
+            <w:r>
+              <w:rPr>
+                <w:rFonts w:ascii="Times New Roman" w:hAnsi="Times New Roman"/>
+                <w:b w:val="0"/>
+                <w:i w:val="0"/>
+                <w:sz w:val="24"/>
+              </w:rPr>
+              <w:t>BẢNG 4.3</w:t>
+            </w:r>
+          </w:p>
+        </w:tc>
+        <w:tc>
+          <w:tcPr>
+            <w:tcW w:type="dxa" w:w="7370"/>
+          </w:tcPr>
+          <w:p>
+            <w:pPr>
+              <w:jc w:val="center"/>
+            </w:pPr>
+            <w:r/>
+            <w:r>
+              <w:rPr>
+                <w:rFonts w:ascii="Times New Roman" w:hAnsi="Times New Roman"/>
+                <w:b w:val="0"/>
+                <w:i w:val="0"/>
+                <w:sz w:val="24"/>
+              </w:rPr>
+              <w:t>Kết quả tổng thể trên tập test CEDAR</w:t>
+            </w:r>
+          </w:p>
+        </w:tc>
+      </w:tr>
+      <w:tr>
+        <w:tc>
+          <w:tcPr>
+            <w:tcW w:type="dxa" w:w="1701"/>
+          </w:tcPr>
+          <w:p>
+            <w:r/>
+            <w:r>
+              <w:rPr>
+                <w:rFonts w:ascii="Times New Roman" w:hAnsi="Times New Roman"/>
+                <w:b w:val="0"/>
+                <w:i w:val="0"/>
+                <w:sz w:val="24"/>
+              </w:rPr>
+              <w:t>BẢNG 4.4</w:t>
+            </w:r>
+          </w:p>
+        </w:tc>
+        <w:tc>
+          <w:tcPr>
+            <w:tcW w:type="dxa" w:w="7370"/>
+          </w:tcPr>
+          <w:p>
+            <w:pPr>
+              <w:jc w:val="center"/>
+            </w:pPr>
+            <w:r/>
+            <w:r>
+              <w:rPr>
+                <w:rFonts w:ascii="Times New Roman" w:hAnsi="Times New Roman"/>
+                <w:b w:val="0"/>
+                <w:i w:val="0"/>
+                <w:sz w:val="24"/>
+              </w:rPr>
+              <w:t>Kết quả phân theo loại giả mạo — Cấu hình A</w:t>
+            </w:r>
+          </w:p>
+        </w:tc>
+      </w:tr>
+      <w:tr>
+        <w:tc>
+          <w:tcPr>
+            <w:tcW w:type="dxa" w:w="1701"/>
+          </w:tcPr>
+          <w:p>
+            <w:r/>
+            <w:r>
+              <w:rPr>
+                <w:rFonts w:ascii="Times New Roman" w:hAnsi="Times New Roman"/>
+                <w:b w:val="0"/>
+                <w:i w:val="0"/>
+                <w:sz w:val="24"/>
+              </w:rPr>
+              <w:t>BẢNG 4.5</w:t>
+            </w:r>
+          </w:p>
+        </w:tc>
+        <w:tc>
+          <w:tcPr>
+            <w:tcW w:type="dxa" w:w="7370"/>
+          </w:tcPr>
+          <w:p>
+            <w:pPr>
+              <w:jc w:val="center"/>
+            </w:pPr>
+            <w:r/>
+            <w:r>
+              <w:rPr>
+                <w:rFonts w:ascii="Times New Roman" w:hAnsi="Times New Roman"/>
+                <w:b w:val="0"/>
+                <w:i w:val="0"/>
+                <w:sz w:val="24"/>
+              </w:rPr>
+              <w:t>Kết quả phân theo loại giả mạo — Cấu hình B</w:t>
+            </w:r>
+          </w:p>
+        </w:tc>
+      </w:tr>
+      <w:tr>
+        <w:tc>
+          <w:tcPr>
+            <w:tcW w:type="dxa" w:w="1701"/>
+          </w:tcPr>
+          <w:p>
+            <w:r/>
+            <w:r>
+              <w:rPr>
+                <w:rFonts w:ascii="Times New Roman" w:hAnsi="Times New Roman"/>
+                <w:b w:val="0"/>
+                <w:i w:val="0"/>
+                <w:sz w:val="24"/>
+              </w:rPr>
+              <w:t>BẢNG 4.6</w:t>
+            </w:r>
+          </w:p>
+        </w:tc>
+        <w:tc>
+          <w:tcPr>
+            <w:tcW w:type="dxa" w:w="7370"/>
+          </w:tcPr>
+          <w:p>
+            <w:pPr>
+              <w:jc w:val="center"/>
+            </w:pPr>
+            <w:r/>
+            <w:r>
+              <w:rPr>
+                <w:rFonts w:ascii="Times New Roman" w:hAnsi="Times New Roman"/>
+                <w:b w:val="0"/>
+                <w:i w:val="0"/>
+                <w:sz w:val="24"/>
+              </w:rPr>
+              <w:t>So sánh Cấu hình A và Cấu hình B theo loại giả mạo</w:t>
+            </w:r>
+          </w:p>
+        </w:tc>
+      </w:tr>
+      <w:tr>
+        <w:tc>
+          <w:tcPr>
+            <w:tcW w:type="dxa" w:w="1701"/>
+          </w:tcPr>
+          <w:p>
+            <w:r/>
+            <w:r>
+              <w:rPr>
+                <w:rFonts w:ascii="Times New Roman" w:hAnsi="Times New Roman"/>
+                <w:b w:val="0"/>
+                <w:i w:val="0"/>
+                <w:sz w:val="24"/>
+              </w:rPr>
+              <w:t>HÌNH 4.1</w:t>
+            </w:r>
+          </w:p>
+        </w:tc>
+        <w:tc>
+          <w:tcPr>
+            <w:tcW w:type="dxa" w:w="7370"/>
+          </w:tcPr>
+          <w:p>
+            <w:pPr>
+              <w:jc w:val="center"/>
+            </w:pPr>
+            <w:r/>
+            <w:r>
+              <w:rPr>
+                <w:rFonts w:ascii="Times New Roman" w:hAnsi="Times New Roman"/>
+                <w:b w:val="0"/>
+                <w:i w:val="0"/>
+                <w:sz w:val="24"/>
+              </w:rPr>
+              <w:t>Đường cong ROC — baseline HOG + SVM</w:t>
+            </w:r>
+          </w:p>
+        </w:tc>
+      </w:tr>
+      <w:tr>
+        <w:tc>
+          <w:tcPr>
+            <w:tcW w:type="dxa" w:w="1701"/>
+          </w:tcPr>
+          <w:p>
+            <w:r/>
+            <w:r>
+              <w:rPr>
+                <w:rFonts w:ascii="Times New Roman" w:hAnsi="Times New Roman"/>
+                <w:b w:val="0"/>
+                <w:i w:val="0"/>
+                <w:sz w:val="24"/>
+              </w:rPr>
+              <w:t>HÌNH 4.2</w:t>
+            </w:r>
+          </w:p>
+        </w:tc>
+        <w:tc>
+          <w:tcPr>
+            <w:tcW w:type="dxa" w:w="7370"/>
+          </w:tcPr>
+          <w:p>
+            <w:pPr>
+              <w:jc w:val="center"/>
+            </w:pPr>
+            <w:r/>
+            <w:r>
+              <w:rPr>
+                <w:rFonts w:ascii="Times New Roman" w:hAnsi="Times New Roman"/>
+                <w:b w:val="0"/>
+                <w:i w:val="0"/>
+                <w:sz w:val="24"/>
+              </w:rPr>
+              <w:t>Đường cong ROC — Cấu hình A</w:t>
+            </w:r>
+          </w:p>
+        </w:tc>
+      </w:tr>
+      <w:tr>
+        <w:tc>
+          <w:tcPr>
+            <w:tcW w:type="dxa" w:w="1701"/>
+          </w:tcPr>
+          <w:p>
+            <w:r/>
+            <w:r>
+              <w:rPr>
+                <w:rFonts w:ascii="Times New Roman" w:hAnsi="Times New Roman"/>
+                <w:b w:val="0"/>
+                <w:i w:val="0"/>
+                <w:sz w:val="24"/>
+              </w:rPr>
+              <w:t>HÌNH 4.3</w:t>
+            </w:r>
+          </w:p>
+        </w:tc>
+        <w:tc>
+          <w:tcPr>
+            <w:tcW w:type="dxa" w:w="7370"/>
+          </w:tcPr>
+          <w:p>
+            <w:pPr>
+              <w:jc w:val="center"/>
+            </w:pPr>
+            <w:r/>
+            <w:r>
+              <w:rPr>
+                <w:rFonts w:ascii="Times New Roman" w:hAnsi="Times New Roman"/>
+                <w:b w:val="0"/>
+                <w:i w:val="0"/>
+                <w:sz w:val="24"/>
+              </w:rPr>
+              <w:t>Đường cong ROC — Cấu hình B</w:t>
+            </w:r>
+          </w:p>
+        </w:tc>
+      </w:tr>
+      <w:tr>
+        <w:tc>
+          <w:tcPr>
+            <w:tcW w:type="dxa" w:w="1701"/>
+          </w:tcPr>
+          <w:p>
+            <w:r/>
+            <w:r>
+              <w:rPr>
+                <w:rFonts w:ascii="Times New Roman" w:hAnsi="Times New Roman"/>
+                <w:b w:val="0"/>
+                <w:i w:val="0"/>
+                <w:sz w:val="24"/>
+              </w:rPr>
+              <w:t>HÌNH 4.4</w:t>
+            </w:r>
+          </w:p>
+        </w:tc>
+        <w:tc>
+          <w:tcPr>
+            <w:tcW w:type="dxa" w:w="7370"/>
+          </w:tcPr>
+          <w:p>
+            <w:pPr>
+              <w:jc w:val="center"/>
+            </w:pPr>
+            <w:r/>
+            <w:r>
+              <w:rPr>
+                <w:rFonts w:ascii="Times New Roman" w:hAnsi="Times New Roman"/>
+                <w:b w:val="0"/>
+                <w:i w:val="0"/>
+                <w:sz w:val="24"/>
+              </w:rPr>
+              <w:t>Ca lỗi false-accept, giả mạo ngẫu nhiên, Cấu hình A</w:t>
+            </w:r>
+          </w:p>
+        </w:tc>
+      </w:tr>
+      <w:tr>
+        <w:tc>
+          <w:tcPr>
+            <w:tcW w:type="dxa" w:w="1701"/>
+          </w:tcPr>
+          <w:p>
+            <w:r/>
+            <w:r>
+              <w:rPr>
+                <w:rFonts w:ascii="Times New Roman" w:hAnsi="Times New Roman"/>
+                <w:b w:val="0"/>
+                <w:i w:val="0"/>
+                <w:sz w:val="24"/>
+              </w:rPr>
+              <w:t>HÌNH 4.5</w:t>
+            </w:r>
+          </w:p>
+        </w:tc>
+        <w:tc>
+          <w:tcPr>
+            <w:tcW w:type="dxa" w:w="7370"/>
+          </w:tcPr>
+          <w:p>
+            <w:pPr>
+              <w:jc w:val="center"/>
+            </w:pPr>
+            <w:r/>
+            <w:r>
+              <w:rPr>
+                <w:rFonts w:ascii="Times New Roman" w:hAnsi="Times New Roman"/>
+                <w:b w:val="0"/>
+                <w:i w:val="0"/>
+                <w:sz w:val="24"/>
+              </w:rPr>
+              <w:t>Ca lỗi false-reject, cùng người ký, Cấu hình A</w:t>
+            </w:r>
+          </w:p>
+        </w:tc>
+      </w:tr>
+      <w:tr>
+        <w:tc>
+          <w:tcPr>
+            <w:tcW w:type="dxa" w:w="1701"/>
+          </w:tcPr>
+          <w:p>
+            <w:r/>
+            <w:r>
+              <w:rPr>
+                <w:rFonts w:ascii="Times New Roman" w:hAnsi="Times New Roman"/>
+                <w:b w:val="0"/>
+                <w:i w:val="0"/>
+                <w:sz w:val="24"/>
+              </w:rPr>
+              <w:t>HÌNH 4.6</w:t>
+            </w:r>
+          </w:p>
+        </w:tc>
+        <w:tc>
+          <w:tcPr>
+            <w:tcW w:type="dxa" w:w="7370"/>
+          </w:tcPr>
+          <w:p>
+            <w:pPr>
+              <w:jc w:val="center"/>
+            </w:pPr>
+            <w:r/>
+            <w:r>
+              <w:rPr>
+                <w:rFonts w:ascii="Times New Roman" w:hAnsi="Times New Roman"/>
+                <w:b w:val="0"/>
+                <w:i w:val="0"/>
+                <w:sz w:val="24"/>
+              </w:rPr>
+              <w:t>Ca lỗi false-accept, giả mạo kỹ năng cao, Cấu hình A</w:t>
+            </w:r>
+          </w:p>
+        </w:tc>
+      </w:tr>
+      <w:tr>
+        <w:tc>
+          <w:tcPr>
+            <w:tcW w:type="dxa" w:w="1701"/>
+          </w:tcPr>
+          <w:p>
+            <w:r/>
+            <w:r>
+              <w:rPr>
+                <w:rFonts w:ascii="Times New Roman" w:hAnsi="Times New Roman"/>
+                <w:b w:val="0"/>
+                <w:i w:val="0"/>
+                <w:sz w:val="24"/>
+              </w:rPr>
+              <w:t>HÌNH 4.7</w:t>
+            </w:r>
+          </w:p>
+        </w:tc>
+        <w:tc>
+          <w:tcPr>
+            <w:tcW w:type="dxa" w:w="7370"/>
+          </w:tcPr>
+          <w:p>
+            <w:pPr>
+              <w:jc w:val="center"/>
+            </w:pPr>
+            <w:r/>
+            <w:r>
+              <w:rPr>
+                <w:rFonts w:ascii="Times New Roman" w:hAnsi="Times New Roman"/>
+                <w:b w:val="0"/>
+                <w:i w:val="0"/>
+                <w:sz w:val="24"/>
+              </w:rPr>
+              <w:t>Ca lỗi false-accept, giả mạo ngẫu nhiên, Cấu hình B</w:t>
+            </w:r>
+          </w:p>
+        </w:tc>
+      </w:tr>
+      <w:tr>
+        <w:tc>
+          <w:tcPr>
+            <w:tcW w:type="dxa" w:w="1701"/>
+          </w:tcPr>
+          <w:p>
+            <w:r/>
+            <w:r>
+              <w:rPr>
+                <w:rFonts w:ascii="Times New Roman" w:hAnsi="Times New Roman"/>
+                <w:b w:val="0"/>
+                <w:i w:val="0"/>
+                <w:sz w:val="24"/>
+              </w:rPr>
+              <w:t>HÌNH 4.8</w:t>
+            </w:r>
+          </w:p>
+        </w:tc>
+        <w:tc>
+          <w:tcPr>
+            <w:tcW w:type="dxa" w:w="7370"/>
+          </w:tcPr>
+          <w:p>
+            <w:pPr>
+              <w:jc w:val="center"/>
+            </w:pPr>
+            <w:r/>
+            <w:r>
+              <w:rPr>
+                <w:rFonts w:ascii="Times New Roman" w:hAnsi="Times New Roman"/>
+                <w:b w:val="0"/>
+                <w:i w:val="0"/>
+                <w:sz w:val="24"/>
+              </w:rPr>
+              <w:t>Ca lỗi false-reject nghiêm trọng trên BHSig260</w:t>
+            </w:r>
+          </w:p>
+        </w:tc>
+      </w:tr>
+      <w:tr>
+        <w:tc>
+          <w:tcPr>
+            <w:tcW w:type="dxa" w:w="1701"/>
+          </w:tcPr>
+          <w:p>
+            <w:r/>
+            <w:r>
+              <w:rPr>
+                <w:rFonts w:ascii="Times New Roman" w:hAnsi="Times New Roman"/>
+                <w:b w:val="0"/>
+                <w:i w:val="0"/>
+                <w:sz w:val="24"/>
+              </w:rPr>
+              <w:t>HÌNH 4.9</w:t>
+            </w:r>
+          </w:p>
+        </w:tc>
+        <w:tc>
+          <w:tcPr>
+            <w:tcW w:type="dxa" w:w="7370"/>
+          </w:tcPr>
+          <w:p>
+            <w:pPr>
+              <w:jc w:val="center"/>
+            </w:pPr>
+            <w:r/>
+            <w:r>
+              <w:rPr>
+                <w:rFonts w:ascii="Times New Roman" w:hAnsi="Times New Roman"/>
+                <w:b w:val="0"/>
+                <w:i w:val="0"/>
+                <w:sz w:val="24"/>
+              </w:rPr>
+              <w:t>Ca lỗi false-accept giả mạo kỹ năng cao trên BHSig260</w:t>
+            </w:r>
+          </w:p>
+        </w:tc>
+      </w:tr>
+      <w:tr>
+        <w:tc>
+          <w:tcPr>
+            <w:tcW w:type="dxa" w:w="1701"/>
+          </w:tcPr>
+          <w:p>
+            <w:r/>
+            <w:r>
+              <w:rPr>
+                <w:rFonts w:ascii="Times New Roman" w:hAnsi="Times New Roman"/>
+                <w:b w:val="0"/>
+                <w:i w:val="0"/>
+                <w:sz w:val="24"/>
+              </w:rPr>
+              <w:t>BẢNG 4.7</w:t>
+            </w:r>
+          </w:p>
+        </w:tc>
+        <w:tc>
+          <w:tcPr>
+            <w:tcW w:type="dxa" w:w="7370"/>
+          </w:tcPr>
+          <w:p>
+            <w:pPr>
+              <w:jc w:val="center"/>
+            </w:pPr>
+            <w:r/>
+            <w:r>
+              <w:rPr>
+                <w:rFonts w:ascii="Times New Roman" w:hAnsi="Times New Roman"/>
+                <w:b w:val="0"/>
+                <w:i w:val="0"/>
+                <w:sz w:val="24"/>
+              </w:rPr>
+              <w:t>Kết quả zero-shot trên BHSig260 (T7)</w:t>
+            </w:r>
+          </w:p>
+        </w:tc>
+      </w:tr>
+      <w:tr>
+        <w:tc>
+          <w:tcPr>
+            <w:tcW w:type="dxa" w:w="1701"/>
+          </w:tcPr>
+          <w:p>
+            <w:r/>
+            <w:r>
+              <w:rPr>
+                <w:rFonts w:ascii="Times New Roman" w:hAnsi="Times New Roman"/>
+                <w:b w:val="0"/>
+                <w:i w:val="0"/>
+                <w:sz w:val="24"/>
+              </w:rPr>
+              <w:t>BẢNG 4.8</w:t>
+            </w:r>
+          </w:p>
+        </w:tc>
+        <w:tc>
+          <w:tcPr>
+            <w:tcW w:type="dxa" w:w="7370"/>
+          </w:tcPr>
+          <w:p>
+            <w:pPr>
+              <w:jc w:val="center"/>
+            </w:pPr>
+            <w:r/>
+            <w:r>
+              <w:rPr>
+                <w:rFonts w:ascii="Times New Roman" w:hAnsi="Times New Roman"/>
+                <w:b w:val="0"/>
+                <w:i w:val="0"/>
+                <w:sz w:val="24"/>
+              </w:rPr>
+              <w:t>Rủi ro đã dự kiến so với thực tế xảy ra</w:t>
+            </w:r>
+          </w:p>
+        </w:tc>
+      </w:tr>
+      <w:tr>
+        <w:tc>
+          <w:tcPr>
+            <w:tcW w:type="dxa" w:w="1701"/>
+          </w:tcPr>
+          <w:p>
+            <w:r/>
+            <w:r>
+              <w:rPr>
+                <w:rFonts w:ascii="Times New Roman" w:hAnsi="Times New Roman"/>
+                <w:b w:val="0"/>
+                <w:i w:val="0"/>
+                <w:sz w:val="24"/>
+              </w:rPr>
+              <w:t>BẢNG 5.1</w:t>
+            </w:r>
+          </w:p>
+        </w:tc>
+        <w:tc>
+          <w:tcPr>
+            <w:tcW w:type="dxa" w:w="7370"/>
+          </w:tcPr>
+          <w:p>
+            <w:pPr>
+              <w:jc w:val="center"/>
+            </w:pPr>
+            <w:r/>
+            <w:r>
+              <w:rPr>
+                <w:rFonts w:ascii="Times New Roman" w:hAnsi="Times New Roman"/>
+                <w:b w:val="0"/>
+                <w:i w:val="0"/>
+                <w:sz w:val="24"/>
+              </w:rPr>
+              <w:t>Kiến trúc và công cụ của chương trình demo</w:t>
+            </w:r>
+          </w:p>
+        </w:tc>
+      </w:tr>
+      <w:tr>
+        <w:tc>
+          <w:tcPr>
+            <w:tcW w:type="dxa" w:w="1701"/>
+          </w:tcPr>
+          <w:p>
+            <w:r/>
+            <w:r>
+              <w:rPr>
+                <w:rFonts w:ascii="Times New Roman" w:hAnsi="Times New Roman"/>
+                <w:b w:val="0"/>
+                <w:i w:val="0"/>
+                <w:sz w:val="24"/>
+              </w:rPr>
+              <w:t>HÌNH 5.1</w:t>
+            </w:r>
+          </w:p>
+        </w:tc>
+        <w:tc>
+          <w:tcPr>
+            <w:tcW w:type="dxa" w:w="7370"/>
+          </w:tcPr>
+          <w:p>
+            <w:pPr>
+              <w:jc w:val="center"/>
+            </w:pPr>
+            <w:r/>
+            <w:r>
+              <w:rPr>
+                <w:rFonts w:ascii="Times New Roman" w:hAnsi="Times New Roman"/>
+                <w:b w:val="0"/>
+                <w:i w:val="0"/>
+                <w:sz w:val="24"/>
+              </w:rPr>
+              <w:t>Giao diện demo Streamlit — trạng thái ban đầu</w:t>
+            </w:r>
+          </w:p>
+        </w:tc>
+      </w:tr>
+      <w:tr>
+        <w:tc>
+          <w:tcPr>
+            <w:tcW w:type="dxa" w:w="1701"/>
+          </w:tcPr>
+          <w:p>
+            <w:r/>
+            <w:r>
+              <w:rPr>
+                <w:rFonts w:ascii="Times New Roman" w:hAnsi="Times New Roman"/>
+                <w:b w:val="0"/>
+                <w:i w:val="0"/>
+                <w:sz w:val="24"/>
+              </w:rPr>
+              <w:t>HÌNH 5.2</w:t>
+            </w:r>
+          </w:p>
+        </w:tc>
+        <w:tc>
+          <w:tcPr>
+            <w:tcW w:type="dxa" w:w="7370"/>
+          </w:tcPr>
+          <w:p>
+            <w:pPr>
+              <w:jc w:val="center"/>
+            </w:pPr>
+            <w:r/>
+            <w:r>
+              <w:rPr>
+                <w:rFonts w:ascii="Times New Roman" w:hAnsi="Times New Roman"/>
+                <w:b w:val="0"/>
+                <w:i w:val="0"/>
+                <w:sz w:val="24"/>
+              </w:rPr>
+              <w:t>Giao diện demo Streamlit — kết quả với cặp chữ ký thật</w:t>
+            </w:r>
+          </w:p>
+        </w:tc>
+      </w:tr>
+      <w:tr>
+        <w:tc>
+          <w:tcPr>
+            <w:tcW w:type="dxa" w:w="1701"/>
+          </w:tcPr>
+          <w:p>
+            <w:r/>
+            <w:r>
+              <w:rPr>
+                <w:rFonts w:ascii="Times New Roman" w:hAnsi="Times New Roman"/>
+                <w:b w:val="0"/>
+                <w:i w:val="0"/>
+                <w:sz w:val="24"/>
+              </w:rPr>
+              <w:t>HÌNH 5.3</w:t>
+            </w:r>
+          </w:p>
+        </w:tc>
+        <w:tc>
+          <w:tcPr>
+            <w:tcW w:type="dxa" w:w="7370"/>
+          </w:tcPr>
+          <w:p>
+            <w:pPr>
+              <w:jc w:val="center"/>
+            </w:pPr>
+            <w:r/>
+            <w:r>
+              <w:rPr>
+                <w:rFonts w:ascii="Times New Roman" w:hAnsi="Times New Roman"/>
+                <w:b w:val="0"/>
+                <w:i w:val="0"/>
+                <w:sz w:val="24"/>
+              </w:rPr>
+              <w:t>Giao diện demo Streamlit — kết quả với cặp chữ ký giả</w:t>
+            </w:r>
+          </w:p>
+        </w:tc>
+      </w:tr>
+    </w:tbl>
+    <w:p/>
+    <w:p>
+      <w:r>
+        <w:br w:type="page"/>
+      </w:r>
+    </w:p>
+    <w:p>
+      <w:pPr>
+        <w:pStyle w:val="Heading1"/>
+        <w:jc w:val="center"/>
+      </w:pPr>
+      <w:r>
+        <w:rPr>
+          <w:rFonts w:ascii="Times New Roman" w:hAnsi="Times New Roman"/>
+          <w:b/>
+          <w:color w:val="000000"/>
+          <w:sz w:val="32"/>
+        </w:rPr>
+        <w:t>DANH MỤC TỪ VIẾT TẮT</w:t>
+      </w:r>
+    </w:p>
+    <w:tbl>
+      <w:tblPr>
+        <w:tblStyle w:val="TableGrid"/>
+        <w:tblW w:type="auto" w:w="0"/>
+        <w:jc w:val="center"/>
+        <w:tblLook w:firstColumn="1" w:firstRow="1" w:lastColumn="0" w:lastRow="0" w:noHBand="0" w:noVBand="1" w:val="04A0"/>
+      </w:tblPr>
+      <w:tblGrid>
+        <w:gridCol w:w="4535"/>
+        <w:gridCol w:w="4535"/>
+      </w:tblGrid>
+      <w:tr>
+        <w:tc>
+          <w:tcPr>
+            <w:tcW w:type="dxa" w:w="1701"/>
+          </w:tcPr>
+          <w:p>
+            <w:pPr>
+              <w:jc w:val="center"/>
+            </w:pPr>
+            <w:r/>
+            <w:r>
+              <w:rPr>
+                <w:rFonts w:ascii="Times New Roman" w:hAnsi="Times New Roman"/>
+                <w:b/>
+                <w:i w:val="0"/>
+                <w:sz w:val="24"/>
+              </w:rPr>
+              <w:t>Từ viết tắt</w:t>
+            </w:r>
+          </w:p>
+        </w:tc>
+        <w:tc>
+          <w:tcPr>
+            <w:tcW w:type="dxa" w:w="7370"/>
+          </w:tcPr>
+          <w:p>
+            <w:pPr>
+              <w:jc w:val="center"/>
+            </w:pPr>
+            <w:r/>
+            <w:r>
+              <w:rPr>
+                <w:rFonts w:ascii="Times New Roman" w:hAnsi="Times New Roman"/>
+                <w:b/>
+                <w:i w:val="0"/>
+                <w:sz w:val="24"/>
+              </w:rPr>
+              <w:t>Giải nghĩa</w:t>
+            </w:r>
+          </w:p>
+        </w:tc>
+      </w:tr>
+      <w:tr>
+        <w:tc>
+          <w:tcPr>
+            <w:tcW w:type="dxa" w:w="1701"/>
+          </w:tcPr>
+          <w:p>
+            <w:r/>
+            <w:r>
+              <w:rPr>
+                <w:rFonts w:ascii="Times New Roman" w:hAnsi="Times New Roman"/>
+                <w:b w:val="0"/>
+                <w:i w:val="0"/>
+                <w:sz w:val="24"/>
+              </w:rPr>
+              <w:t>CNN</w:t>
+            </w:r>
+          </w:p>
+        </w:tc>
+        <w:tc>
+          <w:tcPr>
+            <w:tcW w:type="dxa" w:w="7370"/>
+          </w:tcPr>
+          <w:p>
+            <w:pPr>
+              <w:jc w:val="center"/>
+            </w:pPr>
+            <w:r/>
+            <w:r>
+              <w:rPr>
+                <w:rFonts w:ascii="Times New Roman" w:hAnsi="Times New Roman"/>
+                <w:b w:val="0"/>
+                <w:i w:val="0"/>
+                <w:sz w:val="24"/>
+              </w:rPr>
+              <w:t>Convolutional Neural Network — Mạng nơ-ron tích chập</w:t>
+            </w:r>
+          </w:p>
+        </w:tc>
+      </w:tr>
+      <w:tr>
+        <w:tc>
+          <w:tcPr>
+            <w:tcW w:type="dxa" w:w="1701"/>
+          </w:tcPr>
+          <w:p>
+            <w:r/>
+            <w:r>
+              <w:rPr>
+                <w:rFonts w:ascii="Times New Roman" w:hAnsi="Times New Roman"/>
+                <w:b w:val="0"/>
+                <w:i w:val="0"/>
+                <w:sz w:val="24"/>
+              </w:rPr>
+              <w:t>SVM</w:t>
+            </w:r>
+          </w:p>
+        </w:tc>
+        <w:tc>
+          <w:tcPr>
+            <w:tcW w:type="dxa" w:w="7370"/>
+          </w:tcPr>
+          <w:p>
+            <w:pPr>
+              <w:jc w:val="center"/>
+            </w:pPr>
+            <w:r/>
+            <w:r>
+              <w:rPr>
+                <w:rFonts w:ascii="Times New Roman" w:hAnsi="Times New Roman"/>
+                <w:b w:val="0"/>
+                <w:i w:val="0"/>
+                <w:sz w:val="24"/>
+              </w:rPr>
+              <w:t>Support Vector Machine — Máy vector hỗ trợ</w:t>
+            </w:r>
+          </w:p>
+        </w:tc>
+      </w:tr>
+      <w:tr>
+        <w:tc>
+          <w:tcPr>
+            <w:tcW w:type="dxa" w:w="1701"/>
+          </w:tcPr>
+          <w:p>
+            <w:r/>
+            <w:r>
+              <w:rPr>
+                <w:rFonts w:ascii="Times New Roman" w:hAnsi="Times New Roman"/>
+                <w:b w:val="0"/>
+                <w:i w:val="0"/>
+                <w:sz w:val="24"/>
+              </w:rPr>
+              <w:t>HOG</w:t>
+            </w:r>
+          </w:p>
+        </w:tc>
+        <w:tc>
+          <w:tcPr>
+            <w:tcW w:type="dxa" w:w="7370"/>
+          </w:tcPr>
+          <w:p>
+            <w:pPr>
+              <w:jc w:val="center"/>
+            </w:pPr>
+            <w:r/>
+            <w:r>
+              <w:rPr>
+                <w:rFonts w:ascii="Times New Roman" w:hAnsi="Times New Roman"/>
+                <w:b w:val="0"/>
+                <w:i w:val="0"/>
+                <w:sz w:val="24"/>
+              </w:rPr>
+              <w:t>Histogram of Oriented Gradients — Lược đồ hướng gradient</w:t>
+            </w:r>
+          </w:p>
+        </w:tc>
+      </w:tr>
+      <w:tr>
+        <w:tc>
+          <w:tcPr>
+            <w:tcW w:type="dxa" w:w="1701"/>
+          </w:tcPr>
+          <w:p>
+            <w:r/>
+            <w:r>
+              <w:rPr>
+                <w:rFonts w:ascii="Times New Roman" w:hAnsi="Times New Roman"/>
+                <w:b w:val="0"/>
+                <w:i w:val="0"/>
+                <w:sz w:val="24"/>
+              </w:rPr>
+              <w:t>LBP</w:t>
+            </w:r>
+          </w:p>
+        </w:tc>
+        <w:tc>
+          <w:tcPr>
+            <w:tcW w:type="dxa" w:w="7370"/>
+          </w:tcPr>
+          <w:p>
+            <w:pPr>
+              <w:jc w:val="center"/>
+            </w:pPr>
+            <w:r/>
+            <w:r>
+              <w:rPr>
+                <w:rFonts w:ascii="Times New Roman" w:hAnsi="Times New Roman"/>
+                <w:b w:val="0"/>
+                <w:i w:val="0"/>
+                <w:sz w:val="24"/>
+              </w:rPr>
+              <w:t>Local Binary Pattern — Mẫu nhị phân cục bộ</w:t>
+            </w:r>
+          </w:p>
+        </w:tc>
+      </w:tr>
+      <w:tr>
+        <w:tc>
+          <w:tcPr>
+            <w:tcW w:type="dxa" w:w="1701"/>
+          </w:tcPr>
+          <w:p>
+            <w:r/>
+            <w:r>
+              <w:rPr>
+                <w:rFonts w:ascii="Times New Roman" w:hAnsi="Times New Roman"/>
+                <w:b w:val="0"/>
+                <w:i w:val="0"/>
+                <w:sz w:val="24"/>
+              </w:rPr>
+              <w:t>FAR</w:t>
+            </w:r>
+          </w:p>
+        </w:tc>
+        <w:tc>
+          <w:tcPr>
+            <w:tcW w:type="dxa" w:w="7370"/>
+          </w:tcPr>
+          <w:p>
+            <w:pPr>
+              <w:jc w:val="center"/>
+            </w:pPr>
+            <w:r/>
+            <w:r>
+              <w:rPr>
+                <w:rFonts w:ascii="Times New Roman" w:hAnsi="Times New Roman"/>
+                <w:b w:val="0"/>
+                <w:i w:val="0"/>
+                <w:sz w:val="24"/>
+              </w:rPr>
+              <w:t>False Acceptance Rate — Tỉ lệ chấp nhận nhầm</w:t>
+            </w:r>
+          </w:p>
+        </w:tc>
+      </w:tr>
+      <w:tr>
+        <w:tc>
+          <w:tcPr>
+            <w:tcW w:type="dxa" w:w="1701"/>
+          </w:tcPr>
+          <w:p>
+            <w:r/>
+            <w:r>
+              <w:rPr>
+                <w:rFonts w:ascii="Times New Roman" w:hAnsi="Times New Roman"/>
+                <w:b w:val="0"/>
+                <w:i w:val="0"/>
+                <w:sz w:val="24"/>
+              </w:rPr>
+              <w:t>FRR</w:t>
+            </w:r>
+          </w:p>
+        </w:tc>
+        <w:tc>
+          <w:tcPr>
+            <w:tcW w:type="dxa" w:w="7370"/>
+          </w:tcPr>
+          <w:p>
+            <w:pPr>
+              <w:jc w:val="center"/>
+            </w:pPr>
+            <w:r/>
+            <w:r>
+              <w:rPr>
+                <w:rFonts w:ascii="Times New Roman" w:hAnsi="Times New Roman"/>
+                <w:b w:val="0"/>
+                <w:i w:val="0"/>
+                <w:sz w:val="24"/>
+              </w:rPr>
+              <w:t>False Rejection Rate — Tỉ lệ từ chối nhầm</w:t>
+            </w:r>
+          </w:p>
+        </w:tc>
+      </w:tr>
+      <w:tr>
+        <w:tc>
+          <w:tcPr>
+            <w:tcW w:type="dxa" w:w="1701"/>
+          </w:tcPr>
+          <w:p>
+            <w:r/>
+            <w:r>
+              <w:rPr>
+                <w:rFonts w:ascii="Times New Roman" w:hAnsi="Times New Roman"/>
+                <w:b w:val="0"/>
+                <w:i w:val="0"/>
+                <w:sz w:val="24"/>
+              </w:rPr>
+              <w:t>EER</w:t>
+            </w:r>
+          </w:p>
+        </w:tc>
+        <w:tc>
+          <w:tcPr>
+            <w:tcW w:type="dxa" w:w="7370"/>
+          </w:tcPr>
+          <w:p>
+            <w:pPr>
+              <w:jc w:val="center"/>
+            </w:pPr>
+            <w:r/>
+            <w:r>
+              <w:rPr>
+                <w:rFonts w:ascii="Times New Roman" w:hAnsi="Times New Roman"/>
+                <w:b w:val="0"/>
+                <w:i w:val="0"/>
+                <w:sz w:val="24"/>
+              </w:rPr>
+              <w:t>Equal Error Rate — Điểm cân bằng lỗi (FAR = FRR)</w:t>
+            </w:r>
+          </w:p>
+        </w:tc>
+      </w:tr>
+      <w:tr>
+        <w:tc>
+          <w:tcPr>
+            <w:tcW w:type="dxa" w:w="1701"/>
+          </w:tcPr>
+          <w:p>
+            <w:r/>
+            <w:r>
+              <w:rPr>
+                <w:rFonts w:ascii="Times New Roman" w:hAnsi="Times New Roman"/>
+                <w:b w:val="0"/>
+                <w:i w:val="0"/>
+                <w:sz w:val="24"/>
+              </w:rPr>
+              <w:t>ROC</w:t>
+            </w:r>
+          </w:p>
+        </w:tc>
+        <w:tc>
+          <w:tcPr>
+            <w:tcW w:type="dxa" w:w="7370"/>
+          </w:tcPr>
+          <w:p>
+            <w:pPr>
+              <w:jc w:val="center"/>
+            </w:pPr>
+            <w:r/>
+            <w:r>
+              <w:rPr>
+                <w:rFonts w:ascii="Times New Roman" w:hAnsi="Times New Roman"/>
+                <w:b w:val="0"/>
+                <w:i w:val="0"/>
+                <w:sz w:val="24"/>
+              </w:rPr>
+              <w:t>Receiver Operating Characteristic — Đường cong đặc trưng vận hành</w:t>
+            </w:r>
+          </w:p>
+        </w:tc>
+      </w:tr>
+      <w:tr>
+        <w:tc>
+          <w:tcPr>
+            <w:tcW w:type="dxa" w:w="1701"/>
+          </w:tcPr>
+          <w:p>
+            <w:r/>
+            <w:r>
+              <w:rPr>
+                <w:rFonts w:ascii="Times New Roman" w:hAnsi="Times New Roman"/>
+                <w:b w:val="0"/>
+                <w:i w:val="0"/>
+                <w:sz w:val="24"/>
+              </w:rPr>
+              <w:t>AUC</w:t>
+            </w:r>
+          </w:p>
+        </w:tc>
+        <w:tc>
+          <w:tcPr>
+            <w:tcW w:type="dxa" w:w="7370"/>
+          </w:tcPr>
+          <w:p>
+            <w:pPr>
+              <w:jc w:val="center"/>
+            </w:pPr>
+            <w:r/>
+            <w:r>
+              <w:rPr>
+                <w:rFonts w:ascii="Times New Roman" w:hAnsi="Times New Roman"/>
+                <w:b w:val="0"/>
+                <w:i w:val="0"/>
+                <w:sz w:val="24"/>
+              </w:rPr>
+              <w:t>Area Under the Curve — Diện tích dưới đường cong ROC</w:t>
+            </w:r>
+          </w:p>
+        </w:tc>
+      </w:tr>
+      <w:tr>
+        <w:tc>
+          <w:tcPr>
+            <w:tcW w:type="dxa" w:w="1701"/>
+          </w:tcPr>
+          <w:p>
+            <w:r/>
+            <w:r>
+              <w:rPr>
+                <w:rFonts w:ascii="Times New Roman" w:hAnsi="Times New Roman"/>
+                <w:b w:val="0"/>
+                <w:i w:val="0"/>
+                <w:sz w:val="24"/>
+              </w:rPr>
+              <w:t>ResNet</w:t>
+            </w:r>
+          </w:p>
+        </w:tc>
+        <w:tc>
+          <w:tcPr>
+            <w:tcW w:type="dxa" w:w="7370"/>
+          </w:tcPr>
+          <w:p>
+            <w:pPr>
+              <w:jc w:val="center"/>
+            </w:pPr>
+            <w:r/>
+            <w:r>
+              <w:rPr>
+                <w:rFonts w:ascii="Times New Roman" w:hAnsi="Times New Roman"/>
+                <w:b w:val="0"/>
+                <w:i w:val="0"/>
+                <w:sz w:val="24"/>
+              </w:rPr>
+              <w:t>Residual Network — Mạng tích chập dư</w:t>
+            </w:r>
+          </w:p>
+        </w:tc>
+      </w:tr>
+      <w:tr>
+        <w:tc>
+          <w:tcPr>
+            <w:tcW w:type="dxa" w:w="1701"/>
+          </w:tcPr>
+          <w:p>
+            <w:r/>
+            <w:r>
+              <w:rPr>
+                <w:rFonts w:ascii="Times New Roman" w:hAnsi="Times New Roman"/>
+                <w:b w:val="0"/>
+                <w:i w:val="0"/>
+                <w:sz w:val="24"/>
+              </w:rPr>
+              <w:t>VGG</w:t>
+            </w:r>
+          </w:p>
+        </w:tc>
+        <w:tc>
+          <w:tcPr>
+            <w:tcW w:type="dxa" w:w="7370"/>
+          </w:tcPr>
+          <w:p>
+            <w:pPr>
+              <w:jc w:val="center"/>
+            </w:pPr>
+            <w:r/>
+            <w:r>
+              <w:rPr>
+                <w:rFonts w:ascii="Times New Roman" w:hAnsi="Times New Roman"/>
+                <w:b w:val="0"/>
+                <w:i w:val="0"/>
+                <w:sz w:val="24"/>
+              </w:rPr>
+              <w:t>Visual Geometry Group — Kiến trúc CNN của nhóm VGG, Oxford</w:t>
+            </w:r>
+          </w:p>
+        </w:tc>
+      </w:tr>
+      <w:tr>
+        <w:tc>
+          <w:tcPr>
+            <w:tcW w:type="dxa" w:w="1701"/>
+          </w:tcPr>
+          <w:p>
+            <w:r/>
+            <w:r>
+              <w:rPr>
+                <w:rFonts w:ascii="Times New Roman" w:hAnsi="Times New Roman"/>
+                <w:b w:val="0"/>
+                <w:i w:val="0"/>
+                <w:sz w:val="24"/>
+              </w:rPr>
+              <w:t>GPU/CPU</w:t>
+            </w:r>
+          </w:p>
+        </w:tc>
+        <w:tc>
+          <w:tcPr>
+            <w:tcW w:type="dxa" w:w="7370"/>
+          </w:tcPr>
+          <w:p>
+            <w:pPr>
+              <w:jc w:val="center"/>
+            </w:pPr>
+            <w:r/>
+            <w:r>
+              <w:rPr>
+                <w:rFonts w:ascii="Times New Roman" w:hAnsi="Times New Roman"/>
+                <w:b w:val="0"/>
+                <w:i w:val="0"/>
+                <w:sz w:val="24"/>
+              </w:rPr>
+              <w:t>Graphics/Central Processing Unit — Bộ xử lý đồ hoạ/trung tâm</w:t>
+            </w:r>
+          </w:p>
+        </w:tc>
+      </w:tr>
+      <w:tr>
+        <w:tc>
+          <w:tcPr>
+            <w:tcW w:type="dxa" w:w="1701"/>
+          </w:tcPr>
+          <w:p>
+            <w:r/>
+            <w:r>
+              <w:rPr>
+                <w:rFonts w:ascii="Times New Roman" w:hAnsi="Times New Roman"/>
+                <w:b w:val="0"/>
+                <w:i w:val="0"/>
+                <w:sz w:val="24"/>
+              </w:rPr>
+              <w:t>BN</w:t>
+            </w:r>
+          </w:p>
+        </w:tc>
+        <w:tc>
+          <w:tcPr>
+            <w:tcW w:type="dxa" w:w="7370"/>
+          </w:tcPr>
+          <w:p>
+            <w:pPr>
+              <w:jc w:val="center"/>
+            </w:pPr>
+            <w:r/>
+            <w:r>
+              <w:rPr>
+                <w:rFonts w:ascii="Times New Roman" w:hAnsi="Times New Roman"/>
+                <w:b w:val="0"/>
+                <w:i w:val="0"/>
+                <w:sz w:val="24"/>
+              </w:rPr>
+              <w:t>Batch Normalization — Chuẩn hoá theo lô</w:t>
+            </w:r>
+          </w:p>
+        </w:tc>
+      </w:tr>
+      <w:tr>
+        <w:tc>
+          <w:tcPr>
+            <w:tcW w:type="dxa" w:w="1701"/>
+          </w:tcPr>
+          <w:p>
+            <w:r/>
+            <w:r>
+              <w:rPr>
+                <w:rFonts w:ascii="Times New Roman" w:hAnsi="Times New Roman"/>
+                <w:b w:val="0"/>
+                <w:i w:val="0"/>
+                <w:sz w:val="24"/>
+              </w:rPr>
+              <w:t>τ (tau)</w:t>
+            </w:r>
+          </w:p>
+        </w:tc>
+        <w:tc>
+          <w:tcPr>
+            <w:tcW w:type="dxa" w:w="7370"/>
+          </w:tcPr>
+          <w:p>
+            <w:pPr>
+              <w:jc w:val="center"/>
+            </w:pPr>
+            <w:r/>
+            <w:r>
+              <w:rPr>
+                <w:rFonts w:ascii="Times New Roman" w:hAnsi="Times New Roman"/>
+                <w:b w:val="0"/>
+                <w:i w:val="0"/>
+                <w:sz w:val="24"/>
+              </w:rPr>
+              <w:t>Ngưỡng quyết định (decision threshold)</w:t>
+            </w:r>
+          </w:p>
+        </w:tc>
+      </w:tr>
+      <w:tr>
+        <w:tc>
+          <w:tcPr>
+            <w:tcW w:type="dxa" w:w="1701"/>
+          </w:tcPr>
+          <w:p>
+            <w:r/>
+            <w:r>
+              <w:rPr>
+                <w:rFonts w:ascii="Times New Roman" w:hAnsi="Times New Roman"/>
+                <w:b w:val="0"/>
+                <w:i w:val="0"/>
+                <w:sz w:val="24"/>
+              </w:rPr>
+              <w:t>T1–T8</w:t>
+            </w:r>
+          </w:p>
+        </w:tc>
+        <w:tc>
+          <w:tcPr>
+            <w:tcW w:type="dxa" w:w="7370"/>
+          </w:tcPr>
+          <w:p>
+            <w:pPr>
+              <w:jc w:val="center"/>
+            </w:pPr>
+            <w:r/>
+            <w:r>
+              <w:rPr>
+                <w:rFonts w:ascii="Times New Roman" w:hAnsi="Times New Roman"/>
+                <w:b w:val="0"/>
+                <w:i w:val="0"/>
+                <w:sz w:val="24"/>
+              </w:rPr>
+              <w:t>Ký hiệu các thí nghiệm theo đề cương chi tiết (mục 4.2, Chương 4)</w:t>
+            </w:r>
+          </w:p>
+        </w:tc>
+      </w:tr>
+    </w:tbl>
+    <w:p/>
+    <w:p>
+      <w:pPr>
+        <w:sectPr>
+          <w:footerReference w:type="default" r:id="rId9"/>
+          <w:pgSz w:w="11906" w:h="16838"/>
+          <w:pgMar w:top="1134" w:right="1134" w:bottom="1134" w:left="1701" w:header="720" w:footer="720" w:gutter="0"/>
+          <w:cols w:space="720"/>
+          <w:docGrid w:linePitch="360"/>
+          <w:pgNumType w:fmt="lowerRoman" w:start="1"/>
+        </w:sectPr>
+      </w:pPr>
+    </w:p>
+    <w:p>
+      <w:pPr>
+        <w:pStyle w:val="Heading1"/>
+      </w:pPr>
+      <w:r>
+        <w:rPr>
+          <w:rFonts w:ascii="Times New Roman" w:hAnsi="Times New Roman"/>
+          <w:b/>
+          <w:color w:val="000000"/>
+          <w:sz w:val="32"/>
+        </w:rPr>
         <w:t>CHƯƠNG 1. TỔNG QUAN</w:t>
+      </w:r>
+    </w:p>
+    <w:p>
+      <w:pPr>
+        <w:jc w:val="center"/>
+      </w:pPr>
+      <w:r>
+        <w:rPr>
+          <w:rFonts w:ascii="Times New Roman" w:hAnsi="Times New Roman"/>
+          <w:i/>
+          <w:sz w:val="24"/>
+        </w:rPr>
+        <w:t>GVHD: ThS. Nguyễn Nhứt Lam          SVTH: Phan Thành Thuận</w:t>
       </w:r>
     </w:p>
     <w:p>
@@ -3332,6 +5602,19 @@
     </w:p>
     <w:p>
       <w:pPr>
+        <w:jc w:val="right"/>
+      </w:pPr>
+      <w:r>
+        <w:rPr>
+          <w:rFonts w:ascii="Times New Roman" w:hAnsi="Times New Roman"/>
+          <w:i/>
+          <w:sz w:val="24"/>
+        </w:rPr>
+        <w:t>(1)</w:t>
+      </w:r>
+    </w:p>
+    <w:p>
+      <w:pPr>
         <w:jc w:val="both"/>
       </w:pPr>
       <w:r>
@@ -3432,7 +5715,7 @@
           <w:i/>
           <w:sz w:val="24"/>
         </w:rPr>
-        <w:t>Bảng 2: Các bộ dữ liệu chữ ký công khai thường dùng</w:t>
+        <w:t>BẢNG 1.1: Các bộ dữ liệu chữ ký công khai thường dùng</w:t>
       </w:r>
     </w:p>
     <w:tbl>
@@ -3462,6 +5745,7 @@
               <w:rPr>
                 <w:rFonts w:ascii="Times New Roman" w:hAnsi="Times New Roman"/>
                 <w:b/>
+                <w:i w:val="0"/>
                 <w:sz w:val="24"/>
               </w:rPr>
               <w:t>Bộ dữ liệu</w:t>
@@ -3481,6 +5765,7 @@
               <w:rPr>
                 <w:rFonts w:ascii="Times New Roman" w:hAnsi="Times New Roman"/>
                 <w:b/>
+                <w:i w:val="0"/>
                 <w:sz w:val="24"/>
               </w:rPr>
               <w:t>Số người ký</w:t>
@@ -3500,6 +5785,7 @@
               <w:rPr>
                 <w:rFonts w:ascii="Times New Roman" w:hAnsi="Times New Roman"/>
                 <w:b/>
+                <w:i w:val="0"/>
                 <w:sz w:val="24"/>
               </w:rPr>
               <w:t>Mẫu mỗi người</w:t>
@@ -3519,6 +5805,7 @@
               <w:rPr>
                 <w:rFonts w:ascii="Times New Roman" w:hAnsi="Times New Roman"/>
                 <w:b/>
+                <w:i w:val="0"/>
                 <w:sz w:val="24"/>
               </w:rPr>
               <w:t>Ghi chú</w:t>
@@ -3537,6 +5824,7 @@
               <w:rPr>
                 <w:rFonts w:ascii="Times New Roman" w:hAnsi="Times New Roman"/>
                 <w:b w:val="0"/>
+                <w:i w:val="0"/>
                 <w:sz w:val="24"/>
               </w:rPr>
               <w:t>CEDAR [11]</w:t>
@@ -3556,6 +5844,7 @@
               <w:rPr>
                 <w:rFonts w:ascii="Times New Roman" w:hAnsi="Times New Roman"/>
                 <w:b w:val="0"/>
+                <w:i w:val="0"/>
                 <w:sz w:val="24"/>
               </w:rPr>
               <w:t>55</w:t>
@@ -3575,6 +5864,7 @@
               <w:rPr>
                 <w:rFonts w:ascii="Times New Roman" w:hAnsi="Times New Roman"/>
                 <w:b w:val="0"/>
+                <w:i w:val="0"/>
                 <w:sz w:val="24"/>
               </w:rPr>
               <w:t>24 thật, 24 giả</w:t>
@@ -3594,6 +5884,7 @@
               <w:rPr>
                 <w:rFonts w:ascii="Times New Roman" w:hAnsi="Times New Roman"/>
                 <w:b w:val="0"/>
+                <w:i w:val="0"/>
                 <w:sz w:val="24"/>
               </w:rPr>
               <w:t>Bộ nhỏ, phổ biến, phù hợp làm bộ chính — được đồ án chọn</w:t>
@@ -3612,6 +5903,7 @@
               <w:rPr>
                 <w:rFonts w:ascii="Times New Roman" w:hAnsi="Times New Roman"/>
                 <w:b w:val="0"/>
+                <w:i w:val="0"/>
                 <w:sz w:val="24"/>
               </w:rPr>
               <w:t>MCYT-75 [15]</w:t>
@@ -3631,6 +5923,7 @@
               <w:rPr>
                 <w:rFonts w:ascii="Times New Roman" w:hAnsi="Times New Roman"/>
                 <w:b w:val="0"/>
+                <w:i w:val="0"/>
                 <w:sz w:val="24"/>
               </w:rPr>
               <w:t>75</w:t>
@@ -3650,6 +5943,7 @@
               <w:rPr>
                 <w:rFonts w:ascii="Times New Roman" w:hAnsi="Times New Roman"/>
                 <w:b w:val="0"/>
+                <w:i w:val="0"/>
                 <w:sz w:val="24"/>
               </w:rPr>
               <w:t>15 thật, 15 giả</w:t>
@@ -3669,6 +5963,7 @@
               <w:rPr>
                 <w:rFonts w:ascii="Times New Roman" w:hAnsi="Times New Roman"/>
                 <w:b w:val="0"/>
+                <w:i w:val="0"/>
                 <w:sz w:val="24"/>
               </w:rPr>
               <w:t>Thu tại Tây Ban Nha; phiên bản offline gồm 2.250 ảnh</w:t>
@@ -3687,6 +5982,7 @@
               <w:rPr>
                 <w:rFonts w:ascii="Times New Roman" w:hAnsi="Times New Roman"/>
                 <w:b w:val="0"/>
+                <w:i w:val="0"/>
                 <w:sz w:val="24"/>
               </w:rPr>
               <w:t>GPDS-960 [21]</w:t>
@@ -3706,6 +6002,7 @@
               <w:rPr>
                 <w:rFonts w:ascii="Times New Roman" w:hAnsi="Times New Roman"/>
                 <w:b w:val="0"/>
+                <w:i w:val="0"/>
                 <w:sz w:val="24"/>
               </w:rPr>
               <w:t>960</w:t>
@@ -3725,6 +6022,7 @@
               <w:rPr>
                 <w:rFonts w:ascii="Times New Roman" w:hAnsi="Times New Roman"/>
                 <w:b w:val="0"/>
+                <w:i w:val="0"/>
                 <w:sz w:val="24"/>
               </w:rPr>
               <w:t>24 thật, 30 giả</w:t>
@@ -3744,6 +6042,7 @@
               <w:rPr>
                 <w:rFonts w:ascii="Times New Roman" w:hAnsi="Times New Roman"/>
                 <w:b w:val="0"/>
+                <w:i w:val="0"/>
                 <w:sz w:val="24"/>
               </w:rPr>
               <w:t>Bộ lớn, giả mạo chuyên nghiệp</w:t>
@@ -3762,6 +6061,7 @@
               <w:rPr>
                 <w:rFonts w:ascii="Times New Roman" w:hAnsi="Times New Roman"/>
                 <w:b w:val="0"/>
+                <w:i w:val="0"/>
                 <w:sz w:val="24"/>
               </w:rPr>
               <w:t>GPDS Synthetic [5]</w:t>
@@ -3781,6 +6081,7 @@
               <w:rPr>
                 <w:rFonts w:ascii="Times New Roman" w:hAnsi="Times New Roman"/>
                 <w:b w:val="0"/>
+                <w:i w:val="0"/>
                 <w:sz w:val="24"/>
               </w:rPr>
               <w:t>4.000 (tổng hợp)</w:t>
@@ -3800,6 +6101,7 @@
               <w:rPr>
                 <w:rFonts w:ascii="Times New Roman" w:hAnsi="Times New Roman"/>
                 <w:b w:val="0"/>
+                <w:i w:val="0"/>
                 <w:sz w:val="24"/>
               </w:rPr>
               <w:t>24 thật, 30 giả</w:t>
@@ -3819,6 +6121,7 @@
               <w:rPr>
                 <w:rFonts w:ascii="Times New Roman" w:hAnsi="Times New Roman"/>
                 <w:b w:val="0"/>
+                <w:i w:val="0"/>
                 <w:sz w:val="24"/>
               </w:rPr>
               <w:t>Chữ ký sinh tự động, dùng để huấn luyện quy mô lớn</w:t>
@@ -3837,6 +6140,7 @@
               <w:rPr>
                 <w:rFonts w:ascii="Times New Roman" w:hAnsi="Times New Roman"/>
                 <w:b w:val="0"/>
+                <w:i w:val="0"/>
                 <w:sz w:val="24"/>
               </w:rPr>
               <w:t>BHSig260 [17]</w:t>
@@ -3856,6 +6160,7 @@
               <w:rPr>
                 <w:rFonts w:ascii="Times New Roman" w:hAnsi="Times New Roman"/>
                 <w:b w:val="0"/>
+                <w:i w:val="0"/>
                 <w:sz w:val="24"/>
               </w:rPr>
               <w:t>260 (100 Bengali, 160 Hindi)</w:t>
@@ -3875,6 +6180,7 @@
               <w:rPr>
                 <w:rFonts w:ascii="Times New Roman" w:hAnsi="Times New Roman"/>
                 <w:b w:val="0"/>
+                <w:i w:val="0"/>
                 <w:sz w:val="24"/>
               </w:rPr>
               <w:t>24 thật, 30 giả</w:t>
@@ -3894,6 +6200,7 @@
               <w:rPr>
                 <w:rFonts w:ascii="Times New Roman" w:hAnsi="Times New Roman"/>
                 <w:b w:val="0"/>
+                <w:i w:val="0"/>
                 <w:sz w:val="24"/>
               </w:rPr>
               <w:t>Chữ ký Bengali và Hindi — được đồ án chọn làm bộ thứ hai</w:t>
@@ -3902,6 +6209,19 @@
         </w:tc>
       </w:tr>
     </w:tbl>
+    <w:p>
+      <w:pPr>
+        <w:jc w:val="center"/>
+      </w:pPr>
+      <w:r>
+        <w:rPr>
+          <w:rFonts w:ascii="Times New Roman" w:hAnsi="Times New Roman"/>
+          <w:i/>
+          <w:sz w:val="22"/>
+        </w:rPr>
+        <w:t>(Nguồn: tổng hợp từ [5], [11], [15], [17], [21])</w:t>
+      </w:r>
+    </w:p>
     <w:p/>
     <w:p>
       <w:pPr>
@@ -3914,7 +6234,7 @@
           <w:i w:val="0"/>
           <w:sz w:val="26"/>
         </w:rPr>
-        <w:t>Đồ án chọn CEDAR làm bộ chính (huấn luyện + đánh giá trong miền) và BHSig260 làm bộ thứ hai (chỉ đánh giá tổng quát hoá zero-shot, không huấn luyện), đúng như phạm vi đã đề ra ở Bảng 1. Các bộ MCYT-75, GPDS-960 và GPDS Synthetic không được sử dụng trong phạm vi đồ án này, được nêu ở đây để có bức tranh tổng quan đầy đủ về các lựa chọn dữ liệu khả dĩ cho bài toán.</w:t>
+        <w:t>Đồ án chọn CEDAR làm bộ chính (huấn luyện + đánh giá trong miền) và BHSig260 làm bộ thứ hai (chỉ đánh giá tổng quát hoá zero-shot, không huấn luyện), đúng như phạm vi đã đề ra ở mục 3.2 (Lời mở đầu). Các bộ MCYT-75, GPDS-960 và GPDS Synthetic không được sử dụng trong phạm vi đồ án này, được nêu ở đây để có bức tranh tổng quan đầy đủ về các lựa chọn dữ liệu khả dĩ cho bài toán.</w:t>
       </w:r>
     </w:p>
     <w:p>
@@ -3989,7 +6309,6 @@
     <w:p>
       <w:pPr>
         <w:pStyle w:val="Heading1"/>
-        <w:pageBreakBefore/>
       </w:pPr>
       <w:r>
         <w:rPr>
@@ -3999,6 +6318,19 @@
           <w:sz w:val="32"/>
         </w:rPr>
         <w:t>CHƯƠNG 2. CƠ SỞ LÝ THUYẾT</w:t>
+      </w:r>
+    </w:p>
+    <w:p>
+      <w:pPr>
+        <w:jc w:val="center"/>
+      </w:pPr>
+      <w:r>
+        <w:rPr>
+          <w:rFonts w:ascii="Times New Roman" w:hAnsi="Times New Roman"/>
+          <w:i/>
+          <w:sz w:val="24"/>
+        </w:rPr>
+        <w:t>GVHD: ThS. Nguyễn Nhứt Lam          SVTH: Phan Thành Thuận</w:t>
       </w:r>
     </w:p>
     <w:p>
@@ -4208,7 +6540,7 @@
           <w:i/>
           <w:sz w:val="24"/>
         </w:rPr>
-        <w:t>(1)</w:t>
+        <w:t>(2)</w:t>
       </w:r>
     </w:p>
     <w:p>
@@ -4274,7 +6606,20 @@
           <w:i/>
           <w:sz w:val="24"/>
         </w:rPr>
-        <w:t>Minh hoạ kiến trúc mạng Siamese: hai nhánh CNN dùng chung trọng số</w:t>
+        <w:t>SƠ ĐỒ 2.1: Minh hoạ kiến trúc mạng Siamese: hai nhánh CNN dùng chung trọng số</w:t>
+      </w:r>
+    </w:p>
+    <w:p>
+      <w:pPr>
+        <w:jc w:val="center"/>
+      </w:pPr>
+      <w:r>
+        <w:rPr>
+          <w:rFonts w:ascii="Times New Roman" w:hAnsi="Times New Roman"/>
+          <w:i/>
+          <w:sz w:val="22"/>
+        </w:rPr>
+        <w:t>(Nguồn: minh hoạ tự vẽ)</w:t>
       </w:r>
     </w:p>
     <w:p>
@@ -4354,7 +6699,7 @@
           <w:i/>
           <w:sz w:val="24"/>
         </w:rPr>
-        <w:t>(2)</w:t>
+        <w:t>(3)</w:t>
       </w:r>
     </w:p>
     <w:p>
@@ -4434,7 +6779,7 @@
           <w:i/>
           <w:sz w:val="24"/>
         </w:rPr>
-        <w:t>(3)</w:t>
+        <w:t>(4)</w:t>
       </w:r>
     </w:p>
     <w:p>
@@ -4556,7 +6901,7 @@
           <w:i/>
           <w:sz w:val="24"/>
         </w:rPr>
-        <w:t>(4)</w:t>
+        <w:t>(5)</w:t>
       </w:r>
     </w:p>
     <w:p>
@@ -4608,7 +6953,7 @@
           <w:i/>
           <w:sz w:val="24"/>
         </w:rPr>
-        <w:t>(5)</w:t>
+        <w:t>(6)</w:t>
       </w:r>
     </w:p>
     <w:p>
@@ -4674,7 +7019,7 @@
           <w:i/>
           <w:sz w:val="24"/>
         </w:rPr>
-        <w:t>(6)</w:t>
+        <w:t>(7)</w:t>
       </w:r>
     </w:p>
     <w:p>
@@ -4740,7 +7085,7 @@
           <w:i/>
           <w:sz w:val="24"/>
         </w:rPr>
-        <w:t>(7)</w:t>
+        <w:t>(8)</w:t>
       </w:r>
     </w:p>
     <w:p>
@@ -4765,7 +7110,6 @@
     <w:p>
       <w:pPr>
         <w:pStyle w:val="Heading1"/>
-        <w:pageBreakBefore/>
       </w:pPr>
       <w:r>
         <w:rPr>
@@ -4775,6 +7119,19 @@
           <w:sz w:val="32"/>
         </w:rPr>
         <w:t>CHƯƠNG 3. PHƯƠNG PHÁP THỰC HIỆN</w:t>
+      </w:r>
+    </w:p>
+    <w:p>
+      <w:pPr>
+        <w:jc w:val="center"/>
+      </w:pPr>
+      <w:r>
+        <w:rPr>
+          <w:rFonts w:ascii="Times New Roman" w:hAnsi="Times New Roman"/>
+          <w:i/>
+          <w:sz w:val="24"/>
+        </w:rPr>
+        <w:t>GVHD: ThS. Nguyễn Nhứt Lam          SVTH: Phan Thành Thuận</w:t>
       </w:r>
     </w:p>
     <w:p>
@@ -4854,7 +7211,20 @@
           <w:i/>
           <w:sz w:val="24"/>
         </w:rPr>
-        <w:t>Hình 1: Quy trình tổng thể của hệ thống xác minh chữ ký</w:t>
+        <w:t>SƠ ĐỒ 3.1: Quy trình tổng thể của hệ thống xác minh chữ ký</w:t>
+      </w:r>
+    </w:p>
+    <w:p>
+      <w:pPr>
+        <w:jc w:val="center"/>
+      </w:pPr>
+      <w:r>
+        <w:rPr>
+          <w:rFonts w:ascii="Times New Roman" w:hAnsi="Times New Roman"/>
+          <w:i/>
+          <w:sz w:val="22"/>
+        </w:rPr>
+        <w:t>(Nguồn: minh hoạ tự vẽ)</w:t>
       </w:r>
     </w:p>
     <w:p>
@@ -4945,7 +7315,7 @@
           <w:i/>
           <w:sz w:val="24"/>
         </w:rPr>
-        <w:t>Bảng 3: Số người ký và số cặp mẫu theo từng tập (CEDAR)</w:t>
+        <w:t>BẢNG 3.1: Số người ký và số cặp mẫu theo từng tập (CEDAR)</w:t>
       </w:r>
     </w:p>
     <w:tbl>
@@ -4974,6 +7344,7 @@
               <w:rPr>
                 <w:rFonts w:ascii="Times New Roman" w:hAnsi="Times New Roman"/>
                 <w:b/>
+                <w:i w:val="0"/>
                 <w:sz w:val="24"/>
               </w:rPr>
               <w:t>Tập</w:t>
@@ -4993,6 +7364,7 @@
               <w:rPr>
                 <w:rFonts w:ascii="Times New Roman" w:hAnsi="Times New Roman"/>
                 <w:b/>
+                <w:i w:val="0"/>
                 <w:sz w:val="24"/>
               </w:rPr>
               <w:t>Số người ký</w:t>
@@ -5012,6 +7384,7 @@
               <w:rPr>
                 <w:rFonts w:ascii="Times New Roman" w:hAnsi="Times New Roman"/>
                 <w:b/>
+                <w:i w:val="0"/>
                 <w:sz w:val="24"/>
               </w:rPr>
               <w:t>Số cặp</w:t>
@@ -5030,6 +7403,7 @@
               <w:rPr>
                 <w:rFonts w:ascii="Times New Roman" w:hAnsi="Times New Roman"/>
                 <w:b w:val="0"/>
+                <w:i w:val="0"/>
                 <w:sz w:val="24"/>
               </w:rPr>
               <w:t>Train</w:t>
@@ -5049,6 +7423,7 @@
               <w:rPr>
                 <w:rFonts w:ascii="Times New Roman" w:hAnsi="Times New Roman"/>
                 <w:b w:val="0"/>
+                <w:i w:val="0"/>
                 <w:sz w:val="24"/>
               </w:rPr>
               <w:t>40</w:t>
@@ -5068,6 +7443,7 @@
               <w:rPr>
                 <w:rFonts w:ascii="Times New Roman" w:hAnsi="Times New Roman"/>
                 <w:b w:val="0"/>
+                <w:i w:val="0"/>
                 <w:sz w:val="24"/>
               </w:rPr>
               <w:t>3200</w:t>
@@ -5086,6 +7462,7 @@
               <w:rPr>
                 <w:rFonts w:ascii="Times New Roman" w:hAnsi="Times New Roman"/>
                 <w:b w:val="0"/>
+                <w:i w:val="0"/>
                 <w:sz w:val="24"/>
               </w:rPr>
               <w:t>Validation</w:t>
@@ -5105,6 +7482,7 @@
               <w:rPr>
                 <w:rFonts w:ascii="Times New Roman" w:hAnsi="Times New Roman"/>
                 <w:b w:val="0"/>
+                <w:i w:val="0"/>
                 <w:sz w:val="24"/>
               </w:rPr>
               <w:t>5</w:t>
@@ -5124,6 +7502,7 @@
               <w:rPr>
                 <w:rFonts w:ascii="Times New Roman" w:hAnsi="Times New Roman"/>
                 <w:b w:val="0"/>
+                <w:i w:val="0"/>
                 <w:sz w:val="24"/>
               </w:rPr>
               <w:t>400</w:t>
@@ -5142,6 +7521,7 @@
               <w:rPr>
                 <w:rFonts w:ascii="Times New Roman" w:hAnsi="Times New Roman"/>
                 <w:b w:val="0"/>
+                <w:i w:val="0"/>
                 <w:sz w:val="24"/>
               </w:rPr>
               <w:t>Test</w:t>
@@ -5161,6 +7541,7 @@
               <w:rPr>
                 <w:rFonts w:ascii="Times New Roman" w:hAnsi="Times New Roman"/>
                 <w:b w:val="0"/>
+                <w:i w:val="0"/>
                 <w:sz w:val="24"/>
               </w:rPr>
               <w:t>10</w:t>
@@ -5180,6 +7561,7 @@
               <w:rPr>
                 <w:rFonts w:ascii="Times New Roman" w:hAnsi="Times New Roman"/>
                 <w:b w:val="0"/>
+                <w:i w:val="0"/>
                 <w:sz w:val="24"/>
               </w:rPr>
               <w:t>800</w:t>
@@ -5188,6 +7570,19 @@
         </w:tc>
       </w:tr>
     </w:tbl>
+    <w:p>
+      <w:pPr>
+        <w:jc w:val="center"/>
+      </w:pPr>
+      <w:r>
+        <w:rPr>
+          <w:rFonts w:ascii="Times New Roman" w:hAnsi="Times New Roman"/>
+          <w:i/>
+          <w:sz w:val="22"/>
+        </w:rPr>
+        <w:t>(Nguồn: kết quả thực nghiệm của đồ án)</w:t>
+      </w:r>
+    </w:p>
     <w:p/>
     <w:p>
       <w:pPr>
@@ -5327,7 +7722,7 @@
           <w:i/>
           <w:sz w:val="24"/>
         </w:rPr>
-        <w:t>Bảng 4: Thiết lập huấn luyện: dự kiến so với thực tế đã dùng</w:t>
+        <w:t>BẢNG 3.2: Thiết lập huấn luyện: dự kiến so với thực tế đã dùng</w:t>
       </w:r>
     </w:p>
     <w:tbl>
@@ -5356,6 +7751,7 @@
               <w:rPr>
                 <w:rFonts w:ascii="Times New Roman" w:hAnsi="Times New Roman"/>
                 <w:b/>
+                <w:i w:val="0"/>
                 <w:sz w:val="24"/>
               </w:rPr>
               <w:t>Thành phần</w:t>
@@ -5375,6 +7771,7 @@
               <w:rPr>
                 <w:rFonts w:ascii="Times New Roman" w:hAnsi="Times New Roman"/>
                 <w:b/>
+                <w:i w:val="0"/>
                 <w:sz w:val="24"/>
               </w:rPr>
               <w:t>Dự kiến (đề cương)</w:t>
@@ -5394,6 +7791,7 @@
               <w:rPr>
                 <w:rFonts w:ascii="Times New Roman" w:hAnsi="Times New Roman"/>
                 <w:b/>
+                <w:i w:val="0"/>
                 <w:sz w:val="24"/>
               </w:rPr>
               <w:t>Thực tế đã dùng</w:t>
@@ -5412,6 +7810,7 @@
               <w:rPr>
                 <w:rFonts w:ascii="Times New Roman" w:hAnsi="Times New Roman"/>
                 <w:b w:val="0"/>
+                <w:i w:val="0"/>
                 <w:sz w:val="24"/>
               </w:rPr>
               <w:t>Hàm mất mát</w:t>
@@ -5431,6 +7830,7 @@
               <w:rPr>
                 <w:rFonts w:ascii="Times New Roman" w:hAnsi="Times New Roman"/>
                 <w:b w:val="0"/>
+                <w:i w:val="0"/>
                 <w:sz w:val="24"/>
               </w:rPr>
               <w:t>Contrastive; margin 0,5/1,0/2,0</w:t>
@@ -5450,6 +7850,7 @@
               <w:rPr>
                 <w:rFonts w:ascii="Times New Roman" w:hAnsi="Times New Roman"/>
                 <w:b w:val="0"/>
+                <w:i w:val="0"/>
                 <w:sz w:val="24"/>
               </w:rPr>
               <w:t>Contrastive; margin 0,5/1,0/2,0 — khớp đề cương</w:t>
@@ -5468,6 +7869,7 @@
               <w:rPr>
                 <w:rFonts w:ascii="Times New Roman" w:hAnsi="Times New Roman"/>
                 <w:b w:val="0"/>
+                <w:i w:val="0"/>
                 <w:sz w:val="24"/>
               </w:rPr>
               <w:t>Bộ tối ưu</w:t>
@@ -5487,6 +7889,7 @@
               <w:rPr>
                 <w:rFonts w:ascii="Times New Roman" w:hAnsi="Times New Roman"/>
                 <w:b w:val="0"/>
+                <w:i w:val="0"/>
                 <w:sz w:val="24"/>
               </w:rPr>
               <w:t>Adam [12]</w:t>
@@ -5506,6 +7909,7 @@
               <w:rPr>
                 <w:rFonts w:ascii="Times New Roman" w:hAnsi="Times New Roman"/>
                 <w:b w:val="0"/>
+                <w:i w:val="0"/>
                 <w:sz w:val="24"/>
               </w:rPr>
               <w:t>Adam [12] — khớp đề cương</w:t>
@@ -5524,6 +7928,7 @@
               <w:rPr>
                 <w:rFonts w:ascii="Times New Roman" w:hAnsi="Times New Roman"/>
                 <w:b w:val="0"/>
+                <w:i w:val="0"/>
                 <w:sz w:val="24"/>
               </w:rPr>
               <w:t>Tốc độ học</w:t>
@@ -5543,6 +7948,7 @@
               <w:rPr>
                 <w:rFonts w:ascii="Times New Roman" w:hAnsi="Times New Roman"/>
                 <w:b w:val="0"/>
+                <w:i w:val="0"/>
                 <w:sz w:val="24"/>
               </w:rPr>
               <w:t>≈1e-3 (từ đầu), 1e-4 (tinh chỉnh)</w:t>
@@ -5562,6 +7968,7 @@
               <w:rPr>
                 <w:rFonts w:ascii="Times New Roman" w:hAnsi="Times New Roman"/>
                 <w:b w:val="0"/>
+                <w:i w:val="0"/>
                 <w:sz w:val="24"/>
               </w:rPr>
               <w:t>1e-3 (Cấu hình A); 1e-4 (head)/1e-5 (backbone) Cấu hình B — khớp đề cương</w:t>
@@ -5580,6 +7987,7 @@
               <w:rPr>
                 <w:rFonts w:ascii="Times New Roman" w:hAnsi="Times New Roman"/>
                 <w:b w:val="0"/>
+                <w:i w:val="0"/>
                 <w:sz w:val="24"/>
               </w:rPr>
               <w:t>Kích thước lô</w:t>
@@ -5599,6 +8007,7 @@
               <w:rPr>
                 <w:rFonts w:ascii="Times New Roman" w:hAnsi="Times New Roman"/>
                 <w:b w:val="0"/>
+                <w:i w:val="0"/>
                 <w:sz w:val="24"/>
               </w:rPr>
               <w:t>32 đến 64</w:t>
@@ -5618,6 +8027,7 @@
               <w:rPr>
                 <w:rFonts w:ascii="Times New Roman" w:hAnsi="Times New Roman"/>
                 <w:b w:val="0"/>
+                <w:i w:val="0"/>
                 <w:sz w:val="24"/>
               </w:rPr>
               <w:t>64 — trong khoảng dự kiến</w:t>
@@ -5636,6 +8046,7 @@
               <w:rPr>
                 <w:rFonts w:ascii="Times New Roman" w:hAnsi="Times New Roman"/>
                 <w:b w:val="0"/>
+                <w:i w:val="0"/>
                 <w:sz w:val="24"/>
               </w:rPr>
               <w:t>Số epoch</w:t>
@@ -5655,6 +8066,7 @@
               <w:rPr>
                 <w:rFonts w:ascii="Times New Roman" w:hAnsi="Times New Roman"/>
                 <w:b w:val="0"/>
+                <w:i w:val="0"/>
                 <w:sz w:val="24"/>
               </w:rPr>
               <w:t>Tối đa 50–100, dừng sớm theo EER validation</w:t>
@@ -5674,6 +8086,7 @@
               <w:rPr>
                 <w:rFonts w:ascii="Times New Roman" w:hAnsi="Times New Roman"/>
                 <w:b w:val="0"/>
+                <w:i w:val="0"/>
                 <w:sz w:val="24"/>
               </w:rPr>
               <w:t>Tối đa 100, patience 10 (sau 5 epoch khởi động), dừng thật ở epoch 14–21 mỗi mức margin — khớp đề cương</w:t>
@@ -5692,6 +8105,7 @@
               <w:rPr>
                 <w:rFonts w:ascii="Times New Roman" w:hAnsi="Times New Roman"/>
                 <w:b w:val="0"/>
+                <w:i w:val="0"/>
                 <w:sz w:val="24"/>
               </w:rPr>
               <w:t>Tăng cường dữ liệu</w:t>
@@ -5711,6 +8125,7 @@
               <w:rPr>
                 <w:rFonts w:ascii="Times New Roman" w:hAnsi="Times New Roman"/>
                 <w:b w:val="0"/>
+                <w:i w:val="0"/>
                 <w:sz w:val="24"/>
               </w:rPr>
               <w:t>Xoay ±5°, dịch chuyển, co giãn nhẹ, nhiễu nhẹ, không lật ngang</w:t>
@@ -5730,6 +8145,7 @@
               <w:rPr>
                 <w:rFonts w:ascii="Times New Roman" w:hAnsi="Times New Roman"/>
                 <w:b w:val="0"/>
+                <w:i w:val="0"/>
                 <w:sz w:val="24"/>
               </w:rPr>
               <w:t>Đã cài đặt và bật đúng như dự kiến (rotation ≤5°, translate/scale jitter ±5%, Gaussian noise σ=0,02, không lật ngang) — khớp đề cương</w:t>
@@ -5748,6 +8164,7 @@
               <w:rPr>
                 <w:rFonts w:ascii="Times New Roman" w:hAnsi="Times New Roman"/>
                 <w:b w:val="0"/>
+                <w:i w:val="0"/>
                 <w:sz w:val="24"/>
               </w:rPr>
               <w:t>Chọn ngưỡng τ</w:t>
@@ -5767,6 +8184,7 @@
               <w:rPr>
                 <w:rFonts w:ascii="Times New Roman" w:hAnsi="Times New Roman"/>
                 <w:b w:val="0"/>
+                <w:i w:val="0"/>
                 <w:sz w:val="24"/>
               </w:rPr>
               <w:t>Trên validation (EER hoặc Accuracy cao nhất), cố định khi kiểm thử</w:t>
@@ -5786,6 +8204,7 @@
               <w:rPr>
                 <w:rFonts w:ascii="Times New Roman" w:hAnsi="Times New Roman"/>
                 <w:b w:val="0"/>
+                <w:i w:val="0"/>
                 <w:sz w:val="24"/>
               </w:rPr>
               <w:t>Trên validation theo EER, đóng băng khi kiểm thử — khớp đề cương</w:t>
@@ -5794,6 +8213,19 @@
         </w:tc>
       </w:tr>
     </w:tbl>
+    <w:p>
+      <w:pPr>
+        <w:jc w:val="center"/>
+      </w:pPr>
+      <w:r>
+        <w:rPr>
+          <w:rFonts w:ascii="Times New Roman" w:hAnsi="Times New Roman"/>
+          <w:i/>
+          <w:sz w:val="22"/>
+        </w:rPr>
+        <w:t>(Nguồn: đề cương chi tiết và kết quả thực nghiệm của đồ án)</w:t>
+      </w:r>
+    </w:p>
     <w:p/>
     <w:p>
       <w:pPr>
@@ -5845,7 +8277,6 @@
     <w:p>
       <w:pPr>
         <w:pStyle w:val="Heading1"/>
-        <w:pageBreakBefore/>
       </w:pPr>
       <w:r>
         <w:rPr>
@@ -5859,6 +8290,19 @@
     </w:p>
     <w:p>
       <w:pPr>
+        <w:jc w:val="center"/>
+      </w:pPr>
+      <w:r>
+        <w:rPr>
+          <w:rFonts w:ascii="Times New Roman" w:hAnsi="Times New Roman"/>
+          <w:i/>
+          <w:sz w:val="24"/>
+        </w:rPr>
+        <w:t>GVHD: ThS. Nguyễn Nhứt Lam          SVTH: Phan Thành Thuận</w:t>
+      </w:r>
+    </w:p>
+    <w:p>
+      <w:pPr>
         <w:jc w:val="both"/>
       </w:pPr>
       <w:r>
@@ -5895,7 +8339,7 @@
           <w:i/>
           <w:sz w:val="24"/>
         </w:rPr>
-        <w:t>Bảng 5: Cách chia dữ liệu trên bộ CEDAR (55 người ký)</w:t>
+        <w:t>BẢNG 4.1: Cách chia dữ liệu trên bộ CEDAR (55 người ký)</w:t>
       </w:r>
     </w:p>
     <w:tbl>
@@ -5924,6 +8368,7 @@
               <w:rPr>
                 <w:rFonts w:ascii="Times New Roman" w:hAnsi="Times New Roman"/>
                 <w:b/>
+                <w:i w:val="0"/>
                 <w:sz w:val="24"/>
               </w:rPr>
               <w:t>Tập</w:t>
@@ -5943,6 +8388,7 @@
               <w:rPr>
                 <w:rFonts w:ascii="Times New Roman" w:hAnsi="Times New Roman"/>
                 <w:b/>
+                <w:i w:val="0"/>
                 <w:sz w:val="24"/>
               </w:rPr>
               <w:t>Số người ký (thực tế đã dùng)</w:t>
@@ -5962,6 +8408,7 @@
               <w:rPr>
                 <w:rFonts w:ascii="Times New Roman" w:hAnsi="Times New Roman"/>
                 <w:b/>
+                <w:i w:val="0"/>
                 <w:sz w:val="24"/>
               </w:rPr>
               <w:t>Vai trò</w:t>
@@ -5980,6 +8427,7 @@
               <w:rPr>
                 <w:rFonts w:ascii="Times New Roman" w:hAnsi="Times New Roman"/>
                 <w:b w:val="0"/>
+                <w:i w:val="0"/>
                 <w:sz w:val="24"/>
               </w:rPr>
               <w:t>Huấn luyện</w:t>
@@ -5999,6 +8447,7 @@
               <w:rPr>
                 <w:rFonts w:ascii="Times New Roman" w:hAnsi="Times New Roman"/>
                 <w:b w:val="0"/>
+                <w:i w:val="0"/>
                 <w:sz w:val="24"/>
               </w:rPr>
               <w:t>40</w:t>
@@ -6018,6 +8467,7 @@
               <w:rPr>
                 <w:rFonts w:ascii="Times New Roman" w:hAnsi="Times New Roman"/>
                 <w:b w:val="0"/>
+                <w:i w:val="0"/>
                 <w:sz w:val="24"/>
               </w:rPr>
               <w:t>Huấn luyện mô hình</w:t>
@@ -6036,6 +8486,7 @@
               <w:rPr>
                 <w:rFonts w:ascii="Times New Roman" w:hAnsi="Times New Roman"/>
                 <w:b w:val="0"/>
+                <w:i w:val="0"/>
                 <w:sz w:val="24"/>
               </w:rPr>
               <w:t>Validation</w:t>
@@ -6055,6 +8506,7 @@
               <w:rPr>
                 <w:rFonts w:ascii="Times New Roman" w:hAnsi="Times New Roman"/>
                 <w:b w:val="0"/>
+                <w:i w:val="0"/>
                 <w:sz w:val="24"/>
               </w:rPr>
               <w:t>5</w:t>
@@ -6074,6 +8526,7 @@
               <w:rPr>
                 <w:rFonts w:ascii="Times New Roman" w:hAnsi="Times New Roman"/>
                 <w:b w:val="0"/>
+                <w:i w:val="0"/>
                 <w:sz w:val="24"/>
               </w:rPr>
               <w:t>Chọn siêu tham số, dừng sớm, chọn ngưỡng τ</w:t>
@@ -6092,6 +8545,7 @@
               <w:rPr>
                 <w:rFonts w:ascii="Times New Roman" w:hAnsi="Times New Roman"/>
                 <w:b w:val="0"/>
+                <w:i w:val="0"/>
                 <w:sz w:val="24"/>
               </w:rPr>
               <w:t>Kiểm thử</w:t>
@@ -6111,6 +8565,7 @@
               <w:rPr>
                 <w:rFonts w:ascii="Times New Roman" w:hAnsi="Times New Roman"/>
                 <w:b w:val="0"/>
+                <w:i w:val="0"/>
                 <w:sz w:val="24"/>
               </w:rPr>
               <w:t>10</w:t>
@@ -6130,6 +8585,7 @@
               <w:rPr>
                 <w:rFonts w:ascii="Times New Roman" w:hAnsi="Times New Roman"/>
                 <w:b w:val="0"/>
+                <w:i w:val="0"/>
                 <w:sz w:val="24"/>
               </w:rPr>
               <w:t>Đánh giá cuối cùng, dùng một lần cho mỗi cấu hình đã chốt</w:t>
@@ -6138,6 +8594,19 @@
         </w:tc>
       </w:tr>
     </w:tbl>
+    <w:p>
+      <w:pPr>
+        <w:jc w:val="center"/>
+      </w:pPr>
+      <w:r>
+        <w:rPr>
+          <w:rFonts w:ascii="Times New Roman" w:hAnsi="Times New Roman"/>
+          <w:i/>
+          <w:sz w:val="22"/>
+        </w:rPr>
+        <w:t>(Nguồn: kết quả thực nghiệm của đồ án)</w:t>
+      </w:r>
+    </w:p>
     <w:p/>
     <w:p>
       <w:pPr>
@@ -6191,7 +8660,7 @@
           <w:i/>
           <w:sz w:val="24"/>
         </w:rPr>
-        <w:t>Bảng 6: Danh sách thí nghiệm T1–T8: kết quả thực tế</w:t>
+        <w:t>BẢNG 4.2: Danh sách thí nghiệm T1–T8: kết quả thực tế</w:t>
       </w:r>
     </w:p>
     <w:tbl>
@@ -6220,6 +8689,7 @@
               <w:rPr>
                 <w:rFonts w:ascii="Times New Roman" w:hAnsi="Times New Roman"/>
                 <w:b/>
+                <w:i w:val="0"/>
                 <w:sz w:val="24"/>
               </w:rPr>
               <w:t>Mã</w:t>
@@ -6239,6 +8709,7 @@
               <w:rPr>
                 <w:rFonts w:ascii="Times New Roman" w:hAnsi="Times New Roman"/>
                 <w:b/>
+                <w:i w:val="0"/>
                 <w:sz w:val="24"/>
               </w:rPr>
               <w:t>Mục đích</w:t>
@@ -6258,6 +8729,7 @@
               <w:rPr>
                 <w:rFonts w:ascii="Times New Roman" w:hAnsi="Times New Roman"/>
                 <w:b/>
+                <w:i w:val="0"/>
                 <w:sz w:val="24"/>
               </w:rPr>
               <w:t>Trạng thái thực tế</w:t>
@@ -6276,6 +8748,7 @@
               <w:rPr>
                 <w:rFonts w:ascii="Times New Roman" w:hAnsi="Times New Roman"/>
                 <w:b w:val="0"/>
+                <w:i w:val="0"/>
                 <w:sz w:val="24"/>
               </w:rPr>
               <w:t>T1</w:t>
@@ -6295,6 +8768,7 @@
               <w:rPr>
                 <w:rFonts w:ascii="Times New Roman" w:hAnsi="Times New Roman"/>
                 <w:b w:val="0"/>
+                <w:i w:val="0"/>
                 <w:sz w:val="24"/>
               </w:rPr>
               <w:t>Mốc so sánh (HOG + SVM trên CEDAR)</w:t>
@@ -6314,6 +8788,7 @@
               <w:rPr>
                 <w:rFonts w:ascii="Times New Roman" w:hAnsi="Times New Roman"/>
                 <w:b w:val="0"/>
+                <w:i w:val="0"/>
                 <w:sz w:val="24"/>
               </w:rPr>
               <w:t>Hoàn thành đầy đủ</w:t>
@@ -6332,6 +8807,7 @@
               <w:rPr>
                 <w:rFonts w:ascii="Times New Roman" w:hAnsi="Times New Roman"/>
                 <w:b w:val="0"/>
+                <w:i w:val="0"/>
                 <w:sz w:val="24"/>
               </w:rPr>
               <w:t>T2</w:t>
@@ -6351,6 +8827,7 @@
               <w:rPr>
                 <w:rFonts w:ascii="Times New Roman" w:hAnsi="Times New Roman"/>
                 <w:b w:val="0"/>
+                <w:i w:val="0"/>
                 <w:sz w:val="24"/>
               </w:rPr>
               <w:t>Mô hình chính A (Siamese CNN từ đầu trên CEDAR)</w:t>
@@ -6370,6 +8847,7 @@
               <w:rPr>
                 <w:rFonts w:ascii="Times New Roman" w:hAnsi="Times New Roman"/>
                 <w:b w:val="0"/>
+                <w:i w:val="0"/>
                 <w:sz w:val="24"/>
               </w:rPr>
               <w:t>Hoàn thành đầy đủ (cả 3 mức margin)</w:t>
@@ -6388,6 +8866,7 @@
               <w:rPr>
                 <w:rFonts w:ascii="Times New Roman" w:hAnsi="Times New Roman"/>
                 <w:b w:val="0"/>
+                <w:i w:val="0"/>
                 <w:sz w:val="24"/>
               </w:rPr>
               <w:t>T3</w:t>
@@ -6407,6 +8886,7 @@
               <w:rPr>
                 <w:rFonts w:ascii="Times New Roman" w:hAnsi="Times New Roman"/>
                 <w:b w:val="0"/>
+                <w:i w:val="0"/>
                 <w:sz w:val="24"/>
               </w:rPr>
               <w:t>Mô hình chính B (Siamese ResNet18 trên CEDAR)</w:t>
@@ -6426,6 +8906,7 @@
               <w:rPr>
                 <w:rFonts w:ascii="Times New Roman" w:hAnsi="Times New Roman"/>
                 <w:b w:val="0"/>
+                <w:i w:val="0"/>
                 <w:sz w:val="24"/>
               </w:rPr>
               <w:t>Hoàn thành 2/3 mức margin — mất margin=2,0 do container tính toán khởi động lại giữa chừng, không phục hồi được</w:t>
@@ -6444,6 +8925,7 @@
               <w:rPr>
                 <w:rFonts w:ascii="Times New Roman" w:hAnsi="Times New Roman"/>
                 <w:b w:val="0"/>
+                <w:i w:val="0"/>
                 <w:sz w:val="24"/>
               </w:rPr>
               <w:t>T4</w:t>
@@ -6463,6 +8945,7 @@
               <w:rPr>
                 <w:rFonts w:ascii="Times New Roman" w:hAnsi="Times New Roman"/>
                 <w:b w:val="0"/>
+                <w:i w:val="0"/>
                 <w:sz w:val="24"/>
               </w:rPr>
               <w:t>Ảnh hưởng của tiền xử lý (nhị phân hoá, kích thước ảnh)</w:t>
@@ -6482,6 +8965,7 @@
               <w:rPr>
                 <w:rFonts w:ascii="Times New Roman" w:hAnsi="Times New Roman"/>
                 <w:b w:val="0"/>
+                <w:i w:val="0"/>
                 <w:sz w:val="24"/>
               </w:rPr>
               <w:t>Chưa thực hiện — thiếu thời gian trên CPU</w:t>
@@ -6500,6 +8984,7 @@
               <w:rPr>
                 <w:rFonts w:ascii="Times New Roman" w:hAnsi="Times New Roman"/>
                 <w:b w:val="0"/>
+                <w:i w:val="0"/>
                 <w:sz w:val="24"/>
               </w:rPr>
               <w:t>T5</w:t>
@@ -6519,6 +9004,7 @@
               <w:rPr>
                 <w:rFonts w:ascii="Times New Roman" w:hAnsi="Times New Roman"/>
                 <w:b w:val="0"/>
+                <w:i w:val="0"/>
                 <w:sz w:val="24"/>
               </w:rPr>
               <w:t>Ảnh hưởng của huấn luyện (tăng cường dữ liệu, margin)</w:t>
@@ -6538,6 +9024,7 @@
               <w:rPr>
                 <w:rFonts w:ascii="Times New Roman" w:hAnsi="Times New Roman"/>
                 <w:b w:val="0"/>
+                <w:i w:val="0"/>
                 <w:sz w:val="24"/>
               </w:rPr>
               <w:t>Một phần: đã khảo sát 3 mức margin cho cả 2 cấu hình; chưa chạy so sánh riêng có/không tăng cường dữ liệu</w:t>
@@ -6556,6 +9043,7 @@
               <w:rPr>
                 <w:rFonts w:ascii="Times New Roman" w:hAnsi="Times New Roman"/>
                 <w:b w:val="0"/>
+                <w:i w:val="0"/>
                 <w:sz w:val="24"/>
               </w:rPr>
               <w:t>T6</w:t>
@@ -6575,6 +9063,7 @@
               <w:rPr>
                 <w:rFonts w:ascii="Times New Roman" w:hAnsi="Times New Roman"/>
                 <w:b w:val="0"/>
+                <w:i w:val="0"/>
                 <w:sz w:val="24"/>
               </w:rPr>
               <w:t>So sánh hàm mất mát (contrastive và triplet)</w:t>
@@ -6594,6 +9083,7 @@
               <w:rPr>
                 <w:rFonts w:ascii="Times New Roman" w:hAnsi="Times New Roman"/>
                 <w:b w:val="0"/>
+                <w:i w:val="0"/>
                 <w:sz w:val="24"/>
               </w:rPr>
               <w:t>Chưa thực hiện — thí nghiệm bổ sung tùy chọn theo đề cương</w:t>
@@ -6612,6 +9102,7 @@
               <w:rPr>
                 <w:rFonts w:ascii="Times New Roman" w:hAnsi="Times New Roman"/>
                 <w:b w:val="0"/>
+                <w:i w:val="0"/>
                 <w:sz w:val="24"/>
               </w:rPr>
               <w:t>T7</w:t>
@@ -6631,6 +9122,7 @@
               <w:rPr>
                 <w:rFonts w:ascii="Times New Roman" w:hAnsi="Times New Roman"/>
                 <w:b w:val="0"/>
+                <w:i w:val="0"/>
                 <w:sz w:val="24"/>
               </w:rPr>
               <w:t>Khả năng tổng quát (huấn luyện CEDAR, kiểm thử BHSig260 zero-shot)</w:t>
@@ -6650,6 +9142,7 @@
               <w:rPr>
                 <w:rFonts w:ascii="Times New Roman" w:hAnsi="Times New Roman"/>
                 <w:b w:val="0"/>
+                <w:i w:val="0"/>
                 <w:sz w:val="24"/>
               </w:rPr>
               <w:t>Hoàn thành đầy đủ (Cấu hình A và baseline)</w:t>
@@ -6668,6 +9161,7 @@
               <w:rPr>
                 <w:rFonts w:ascii="Times New Roman" w:hAnsi="Times New Roman"/>
                 <w:b w:val="0"/>
+                <w:i w:val="0"/>
                 <w:sz w:val="24"/>
               </w:rPr>
               <w:t>T8</w:t>
@@ -6687,6 +9181,7 @@
               <w:rPr>
                 <w:rFonts w:ascii="Times New Roman" w:hAnsi="Times New Roman"/>
                 <w:b w:val="0"/>
+                <w:i w:val="0"/>
                 <w:sz w:val="24"/>
               </w:rPr>
               <w:t>Mẫu tự thu thập (tùy chọn)</w:t>
@@ -6706,6 +9201,7 @@
               <w:rPr>
                 <w:rFonts w:ascii="Times New Roman" w:hAnsi="Times New Roman"/>
                 <w:b w:val="0"/>
+                <w:i w:val="0"/>
                 <w:sz w:val="24"/>
               </w:rPr>
               <w:t>Chưa thực hiện — thí nghiệm tùy chọn theo đề cương</w:t>
@@ -6714,6 +9210,19 @@
         </w:tc>
       </w:tr>
     </w:tbl>
+    <w:p>
+      <w:pPr>
+        <w:jc w:val="center"/>
+      </w:pPr>
+      <w:r>
+        <w:rPr>
+          <w:rFonts w:ascii="Times New Roman" w:hAnsi="Times New Roman"/>
+          <w:i/>
+          <w:sz w:val="22"/>
+        </w:rPr>
+        <w:t>(Nguồn: đối chiếu đề cương chi tiết và kết quả thực nghiệm của đồ án)</w:t>
+      </w:r>
+    </w:p>
     <w:p/>
     <w:p>
       <w:pPr>
@@ -6753,7 +9262,7 @@
           <w:i/>
           <w:sz w:val="24"/>
         </w:rPr>
-        <w:t>Bảng 7: Kết quả tổng thể trên tập test CEDAR (800 cặp)</w:t>
+        <w:t>BẢNG 4.3: Kết quả tổng thể trên tập test CEDAR (800 cặp)</w:t>
       </w:r>
     </w:p>
     <w:tbl>
@@ -6786,6 +9295,7 @@
               <w:rPr>
                 <w:rFonts w:ascii="Times New Roman" w:hAnsi="Times New Roman"/>
                 <w:b/>
+                <w:i w:val="0"/>
                 <w:sz w:val="24"/>
               </w:rPr>
               <w:t>Mô hình</w:t>
@@ -6805,6 +9315,7 @@
               <w:rPr>
                 <w:rFonts w:ascii="Times New Roman" w:hAnsi="Times New Roman"/>
                 <w:b/>
+                <w:i w:val="0"/>
                 <w:sz w:val="24"/>
               </w:rPr>
               <w:t>τ</w:t>
@@ -6824,6 +9335,7 @@
               <w:rPr>
                 <w:rFonts w:ascii="Times New Roman" w:hAnsi="Times New Roman"/>
                 <w:b/>
+                <w:i w:val="0"/>
                 <w:sz w:val="24"/>
               </w:rPr>
               <w:t>Accuracy</w:t>
@@ -6843,6 +9355,7 @@
               <w:rPr>
                 <w:rFonts w:ascii="Times New Roman" w:hAnsi="Times New Roman"/>
                 <w:b/>
+                <w:i w:val="0"/>
                 <w:sz w:val="24"/>
               </w:rPr>
               <w:t>FAR</w:t>
@@ -6862,6 +9375,7 @@
               <w:rPr>
                 <w:rFonts w:ascii="Times New Roman" w:hAnsi="Times New Roman"/>
                 <w:b/>
+                <w:i w:val="0"/>
                 <w:sz w:val="24"/>
               </w:rPr>
               <w:t>FRR</w:t>
@@ -6881,6 +9395,7 @@
               <w:rPr>
                 <w:rFonts w:ascii="Times New Roman" w:hAnsi="Times New Roman"/>
                 <w:b/>
+                <w:i w:val="0"/>
                 <w:sz w:val="24"/>
               </w:rPr>
               <w:t>AUC</w:t>
@@ -6900,6 +9415,7 @@
               <w:rPr>
                 <w:rFonts w:ascii="Times New Roman" w:hAnsi="Times New Roman"/>
                 <w:b/>
+                <w:i w:val="0"/>
                 <w:sz w:val="24"/>
               </w:rPr>
               <w:t>EER (val, toàn bộ loại cặp)</w:t>
@@ -6918,6 +9434,7 @@
               <w:rPr>
                 <w:rFonts w:ascii="Times New Roman" w:hAnsi="Times New Roman"/>
                 <w:b w:val="0"/>
+                <w:i w:val="0"/>
                 <w:sz w:val="24"/>
               </w:rPr>
               <w:t>Baseline HOG+SVM (T1)</w:t>
@@ -6937,6 +9454,7 @@
               <w:rPr>
                 <w:rFonts w:ascii="Times New Roman" w:hAnsi="Times New Roman"/>
                 <w:b w:val="0"/>
+                <w:i w:val="0"/>
                 <w:sz w:val="24"/>
               </w:rPr>
               <w:t>0,1388</w:t>
@@ -6956,6 +9474,7 @@
               <w:rPr>
                 <w:rFonts w:ascii="Times New Roman" w:hAnsi="Times New Roman"/>
                 <w:b w:val="0"/>
+                <w:i w:val="0"/>
                 <w:sz w:val="24"/>
               </w:rPr>
               <w:t>78,50%</w:t>
@@ -6975,6 +9494,7 @@
               <w:rPr>
                 <w:rFonts w:ascii="Times New Roman" w:hAnsi="Times New Roman"/>
                 <w:b w:val="0"/>
+                <w:i w:val="0"/>
                 <w:sz w:val="24"/>
               </w:rPr>
               <w:t>23,50%</w:t>
@@ -6994,6 +9514,7 @@
               <w:rPr>
                 <w:rFonts w:ascii="Times New Roman" w:hAnsi="Times New Roman"/>
                 <w:b w:val="0"/>
+                <w:i w:val="0"/>
                 <w:sz w:val="24"/>
               </w:rPr>
               <w:t>19,50%</w:t>
@@ -7013,6 +9534,7 @@
               <w:rPr>
                 <w:rFonts w:ascii="Times New Roman" w:hAnsi="Times New Roman"/>
                 <w:b w:val="0"/>
+                <w:i w:val="0"/>
                 <w:sz w:val="24"/>
               </w:rPr>
               <w:t>0,887</w:t>
@@ -7032,6 +9554,7 @@
               <w:rPr>
                 <w:rFonts w:ascii="Times New Roman" w:hAnsi="Times New Roman"/>
                 <w:b w:val="0"/>
+                <w:i w:val="0"/>
                 <w:sz w:val="24"/>
               </w:rPr>
               <w:t>—</w:t>
@@ -7050,6 +9573,7 @@
               <w:rPr>
                 <w:rFonts w:ascii="Times New Roman" w:hAnsi="Times New Roman"/>
                 <w:b w:val="0"/>
+                <w:i w:val="0"/>
                 <w:sz w:val="24"/>
               </w:rPr>
               <w:t>Cấu hình A (T2, margin=1,0)</w:t>
@@ -7069,6 +9593,7 @@
               <w:rPr>
                 <w:rFonts w:ascii="Times New Roman" w:hAnsi="Times New Roman"/>
                 <w:b w:val="0"/>
+                <w:i w:val="0"/>
                 <w:sz w:val="24"/>
               </w:rPr>
               <w:t>0,2471</w:t>
@@ -7088,6 +9613,7 @@
               <w:rPr>
                 <w:rFonts w:ascii="Times New Roman" w:hAnsi="Times New Roman"/>
                 <w:b w:val="0"/>
+                <w:i w:val="0"/>
                 <w:sz w:val="24"/>
               </w:rPr>
               <w:t>84,63%</w:t>
@@ -7107,6 +9633,7 @@
               <w:rPr>
                 <w:rFonts w:ascii="Times New Roman" w:hAnsi="Times New Roman"/>
                 <w:b w:val="0"/>
+                <w:i w:val="0"/>
                 <w:sz w:val="24"/>
               </w:rPr>
               <w:t>20,25%</w:t>
@@ -7126,6 +9653,7 @@
               <w:rPr>
                 <w:rFonts w:ascii="Times New Roman" w:hAnsi="Times New Roman"/>
                 <w:b w:val="0"/>
+                <w:i w:val="0"/>
                 <w:sz w:val="24"/>
               </w:rPr>
               <w:t>10,50%</w:t>
@@ -7145,6 +9673,7 @@
               <w:rPr>
                 <w:rFonts w:ascii="Times New Roman" w:hAnsi="Times New Roman"/>
                 <w:b w:val="0"/>
+                <w:i w:val="0"/>
                 <w:sz w:val="24"/>
               </w:rPr>
               <w:t>0,915</w:t>
@@ -7164,6 +9693,7 @@
               <w:rPr>
                 <w:rFonts w:ascii="Times New Roman" w:hAnsi="Times New Roman"/>
                 <w:b w:val="0"/>
+                <w:i w:val="0"/>
                 <w:sz w:val="24"/>
               </w:rPr>
               <w:t>9,75%</w:t>
@@ -7182,6 +9712,7 @@
               <w:rPr>
                 <w:rFonts w:ascii="Times New Roman" w:hAnsi="Times New Roman"/>
                 <w:b w:val="0"/>
+                <w:i w:val="0"/>
                 <w:sz w:val="24"/>
               </w:rPr>
               <w:t>Cấu hình B (T3, margin=1,0)</w:t>
@@ -7201,6 +9732,7 @@
               <w:rPr>
                 <w:rFonts w:ascii="Times New Roman" w:hAnsi="Times New Roman"/>
                 <w:b w:val="0"/>
+                <w:i w:val="0"/>
                 <w:sz w:val="24"/>
               </w:rPr>
               <w:t>0,4763</w:t>
@@ -7220,6 +9752,7 @@
               <w:rPr>
                 <w:rFonts w:ascii="Times New Roman" w:hAnsi="Times New Roman"/>
                 <w:b w:val="0"/>
+                <w:i w:val="0"/>
                 <w:sz w:val="24"/>
               </w:rPr>
               <w:t>87,88%</w:t>
@@ -7239,6 +9772,7 @@
               <w:rPr>
                 <w:rFonts w:ascii="Times New Roman" w:hAnsi="Times New Roman"/>
                 <w:b w:val="0"/>
+                <w:i w:val="0"/>
                 <w:sz w:val="24"/>
               </w:rPr>
               <w:t>7,75%</w:t>
@@ -7258,6 +9792,7 @@
               <w:rPr>
                 <w:rFonts w:ascii="Times New Roman" w:hAnsi="Times New Roman"/>
                 <w:b w:val="0"/>
+                <w:i w:val="0"/>
                 <w:sz w:val="24"/>
               </w:rPr>
               <w:t>16,50%</w:t>
@@ -7277,6 +9812,7 @@
               <w:rPr>
                 <w:rFonts w:ascii="Times New Roman" w:hAnsi="Times New Roman"/>
                 <w:b w:val="0"/>
+                <w:i w:val="0"/>
                 <w:sz w:val="24"/>
               </w:rPr>
               <w:t>0,955</w:t>
@@ -7296,6 +9832,7 @@
               <w:rPr>
                 <w:rFonts w:ascii="Times New Roman" w:hAnsi="Times New Roman"/>
                 <w:b w:val="0"/>
+                <w:i w:val="0"/>
                 <w:sz w:val="24"/>
               </w:rPr>
               <w:t>5,50%</w:t>
@@ -7304,6 +9841,19 @@
         </w:tc>
       </w:tr>
     </w:tbl>
+    <w:p>
+      <w:pPr>
+        <w:jc w:val="center"/>
+      </w:pPr>
+      <w:r>
+        <w:rPr>
+          <w:rFonts w:ascii="Times New Roman" w:hAnsi="Times New Roman"/>
+          <w:i/>
+          <w:sz w:val="22"/>
+        </w:rPr>
+        <w:t>(Nguồn: kết quả thực nghiệm của đồ án)</w:t>
+      </w:r>
+    </w:p>
     <w:p/>
     <w:p>
       <w:pPr>
@@ -7316,7 +9866,7 @@
           <w:i w:val="0"/>
           <w:sz w:val="26"/>
         </w:rPr>
-        <w:t>Lưu ý về chỉ tiêu đề xuất (Bảng 9 đề cương, "EER trên tập kiểm thử CEDAR — giả mạo chuyên nghiệp — không quá 5%"): giá trị EER 5,50% (Cấu hình B) ở bảng trên được tính trên TOÀN BỘ tập validation (gồm cả cặp genuine-genuine, skilled và random forgery trộn lẫn), KHÔNG phải EER tính riêng chỉ trên cặp giả mạo chuyên nghiệp như chỉ tiêu đề cương yêu cầu chặt chẽ. Một EER riêng cho skilled-forgery-only chưa được tính tách biệt trong lần chạy này. Kết quả gần nhất có thể dùng để suy luận là AUC skilled forgery của Cấu hình B đạt 0,984 (FAR 2,50% — Bảng 4.4), cho thấy khả năng cao là EER riêng cho skilled forgery sẽ thấp hơn 5,50% nói trên, nhưng đây KHÔNG được xem là số đo chính thức đạt chỉ tiêu; việc tính EER tách riêng theo đúng định nghĩa chỉ tiêu là một việc còn thiếu, nêu ở mục 4.8 và phần Kết luận.</w:t>
+        <w:t>Lưu ý về chỉ tiêu đề xuất (Bảng 9 đề cương, "EER trên tập kiểm thử CEDAR — giả mạo chuyên nghiệp — không quá 5%"): giá trị EER 5,50% (Cấu hình B) ở bảng trên được tính trên TOÀN BỘ tập validation (gồm cả cặp genuine-genuine, skilled và random forgery trộn lẫn), KHÔNG phải EER tính riêng chỉ trên cặp giả mạo chuyên nghiệp như chỉ tiêu đề cương yêu cầu chặt chẽ. Một EER riêng cho skilled-forgery-only chưa được tính tách biệt trong lần chạy này. Kết quả gần nhất có thể dùng để suy luận là AUC skilled forgery của Cấu hình B đạt 0,984 (FAR 2,50% — BẢNG 4.6), cho thấy khả năng cao là EER riêng cho skilled forgery sẽ thấp hơn 5,50% nói trên, nhưng đây KHÔNG được xem là số đo chính thức đạt chỉ tiêu; việc tính EER tách riêng theo đúng định nghĩa chỉ tiêu là một việc còn thiếu, nêu ở mục 4.8 và phần Kết luận.</w:t>
       </w:r>
     </w:p>
     <w:p>
@@ -7343,7 +9893,7 @@
           <w:i/>
           <w:sz w:val="24"/>
         </w:rPr>
-        <w:t>Bảng 8: Kết quả phân theo loại giả mạo — Cấu hình A (T2)</w:t>
+        <w:t>BẢNG 4.4: Kết quả phân theo loại giả mạo — Cấu hình A (T2)</w:t>
       </w:r>
     </w:p>
     <w:tbl>
@@ -7374,6 +9924,7 @@
               <w:rPr>
                 <w:rFonts w:ascii="Times New Roman" w:hAnsi="Times New Roman"/>
                 <w:b/>
+                <w:i w:val="0"/>
                 <w:sz w:val="24"/>
               </w:rPr>
               <w:t>Loại giả mạo</w:t>
@@ -7393,6 +9944,7 @@
               <w:rPr>
                 <w:rFonts w:ascii="Times New Roman" w:hAnsi="Times New Roman"/>
                 <w:b/>
+                <w:i w:val="0"/>
                 <w:sz w:val="24"/>
               </w:rPr>
               <w:t>Accuracy</w:t>
@@ -7412,6 +9964,7 @@
               <w:rPr>
                 <w:rFonts w:ascii="Times New Roman" w:hAnsi="Times New Roman"/>
                 <w:b/>
+                <w:i w:val="0"/>
                 <w:sz w:val="24"/>
               </w:rPr>
               <w:t>FAR</w:t>
@@ -7431,6 +9984,7 @@
               <w:rPr>
                 <w:rFonts w:ascii="Times New Roman" w:hAnsi="Times New Roman"/>
                 <w:b/>
+                <w:i w:val="0"/>
                 <w:sz w:val="24"/>
               </w:rPr>
               <w:t>FRR</w:t>
@@ -7450,6 +10004,7 @@
               <w:rPr>
                 <w:rFonts w:ascii="Times New Roman" w:hAnsi="Times New Roman"/>
                 <w:b/>
+                <w:i w:val="0"/>
                 <w:sz w:val="24"/>
               </w:rPr>
               <w:t>AUC</w:t>
@@ -7468,6 +10023,7 @@
               <w:rPr>
                 <w:rFonts w:ascii="Times New Roman" w:hAnsi="Times New Roman"/>
                 <w:b w:val="0"/>
+                <w:i w:val="0"/>
                 <w:sz w:val="24"/>
               </w:rPr>
               <w:t>Skilled forgery</w:t>
@@ -7487,6 +10043,7 @@
               <w:rPr>
                 <w:rFonts w:ascii="Times New Roman" w:hAnsi="Times New Roman"/>
                 <w:b w:val="0"/>
+                <w:i w:val="0"/>
                 <w:sz w:val="24"/>
               </w:rPr>
               <w:t>92,67%</w:t>
@@ -7506,6 +10063,7 @@
               <w:rPr>
                 <w:rFonts w:ascii="Times New Roman" w:hAnsi="Times New Roman"/>
                 <w:b w:val="0"/>
+                <w:i w:val="0"/>
                 <w:sz w:val="24"/>
               </w:rPr>
               <w:t>1,00%</w:t>
@@ -7525,6 +10083,7 @@
               <w:rPr>
                 <w:rFonts w:ascii="Times New Roman" w:hAnsi="Times New Roman"/>
                 <w:b w:val="0"/>
+                <w:i w:val="0"/>
                 <w:sz w:val="24"/>
               </w:rPr>
               <w:t>10,50%</w:t>
@@ -7544,6 +10103,7 @@
               <w:rPr>
                 <w:rFonts w:ascii="Times New Roman" w:hAnsi="Times New Roman"/>
                 <w:b w:val="0"/>
+                <w:i w:val="0"/>
                 <w:sz w:val="24"/>
               </w:rPr>
               <w:t>0,997</w:t>
@@ -7562,6 +10122,7 @@
               <w:rPr>
                 <w:rFonts w:ascii="Times New Roman" w:hAnsi="Times New Roman"/>
                 <w:b w:val="0"/>
+                <w:i w:val="0"/>
                 <w:sz w:val="24"/>
               </w:rPr>
               <w:t>Random forgery</w:t>
@@ -7581,6 +10142,7 @@
               <w:rPr>
                 <w:rFonts w:ascii="Times New Roman" w:hAnsi="Times New Roman"/>
                 <w:b w:val="0"/>
+                <w:i w:val="0"/>
                 <w:sz w:val="24"/>
               </w:rPr>
               <w:t>79,83%</w:t>
@@ -7600,6 +10162,7 @@
               <w:rPr>
                 <w:rFonts w:ascii="Times New Roman" w:hAnsi="Times New Roman"/>
                 <w:b w:val="0"/>
+                <w:i w:val="0"/>
                 <w:sz w:val="24"/>
               </w:rPr>
               <w:t>39,50%</w:t>
@@ -7619,6 +10182,7 @@
               <w:rPr>
                 <w:rFonts w:ascii="Times New Roman" w:hAnsi="Times New Roman"/>
                 <w:b w:val="0"/>
+                <w:i w:val="0"/>
                 <w:sz w:val="24"/>
               </w:rPr>
               <w:t>10,50%</w:t>
@@ -7638,6 +10202,7 @@
               <w:rPr>
                 <w:rFonts w:ascii="Times New Roman" w:hAnsi="Times New Roman"/>
                 <w:b w:val="0"/>
+                <w:i w:val="0"/>
                 <w:sz w:val="24"/>
               </w:rPr>
               <w:t>0,834</w:t>
@@ -7646,6 +10211,19 @@
         </w:tc>
       </w:tr>
     </w:tbl>
+    <w:p>
+      <w:pPr>
+        <w:jc w:val="center"/>
+      </w:pPr>
+      <w:r>
+        <w:rPr>
+          <w:rFonts w:ascii="Times New Roman" w:hAnsi="Times New Roman"/>
+          <w:i/>
+          <w:sz w:val="22"/>
+        </w:rPr>
+        <w:t>(Nguồn: kết quả thực nghiệm của đồ án)</w:t>
+      </w:r>
+    </w:p>
     <w:p/>
     <w:p>
       <w:pPr>
@@ -7657,7 +10235,7 @@
           <w:i/>
           <w:sz w:val="24"/>
         </w:rPr>
-        <w:t>Bảng 9: Kết quả phân theo loại giả mạo — Cấu hình B (T3)</w:t>
+        <w:t>BẢNG 4.5: Kết quả phân theo loại giả mạo — Cấu hình B (T3)</w:t>
       </w:r>
     </w:p>
     <w:tbl>
@@ -7688,6 +10266,7 @@
               <w:rPr>
                 <w:rFonts w:ascii="Times New Roman" w:hAnsi="Times New Roman"/>
                 <w:b/>
+                <w:i w:val="0"/>
                 <w:sz w:val="24"/>
               </w:rPr>
               <w:t>Loại giả mạo</w:t>
@@ -7707,6 +10286,7 @@
               <w:rPr>
                 <w:rFonts w:ascii="Times New Roman" w:hAnsi="Times New Roman"/>
                 <w:b/>
+                <w:i w:val="0"/>
                 <w:sz w:val="24"/>
               </w:rPr>
               <w:t>Accuracy</w:t>
@@ -7726,6 +10306,7 @@
               <w:rPr>
                 <w:rFonts w:ascii="Times New Roman" w:hAnsi="Times New Roman"/>
                 <w:b/>
+                <w:i w:val="0"/>
                 <w:sz w:val="24"/>
               </w:rPr>
               <w:t>FAR</w:t>
@@ -7745,6 +10326,7 @@
               <w:rPr>
                 <w:rFonts w:ascii="Times New Roman" w:hAnsi="Times New Roman"/>
                 <w:b/>
+                <w:i w:val="0"/>
                 <w:sz w:val="24"/>
               </w:rPr>
               <w:t>FRR</w:t>
@@ -7764,6 +10346,7 @@
               <w:rPr>
                 <w:rFonts w:ascii="Times New Roman" w:hAnsi="Times New Roman"/>
                 <w:b/>
+                <w:i w:val="0"/>
                 <w:sz w:val="24"/>
               </w:rPr>
               <w:t>AUC</w:t>
@@ -7782,6 +10365,7 @@
               <w:rPr>
                 <w:rFonts w:ascii="Times New Roman" w:hAnsi="Times New Roman"/>
                 <w:b w:val="0"/>
+                <w:i w:val="0"/>
                 <w:sz w:val="24"/>
               </w:rPr>
               <w:t>Skilled forgery</w:t>
@@ -7801,6 +10385,7 @@
               <w:rPr>
                 <w:rFonts w:ascii="Times New Roman" w:hAnsi="Times New Roman"/>
                 <w:b w:val="0"/>
+                <w:i w:val="0"/>
                 <w:sz w:val="24"/>
               </w:rPr>
               <w:t>88,17%</w:t>
@@ -7820,6 +10405,7 @@
               <w:rPr>
                 <w:rFonts w:ascii="Times New Roman" w:hAnsi="Times New Roman"/>
                 <w:b w:val="0"/>
+                <w:i w:val="0"/>
                 <w:sz w:val="24"/>
               </w:rPr>
               <w:t>2,50%</w:t>
@@ -7839,6 +10425,7 @@
               <w:rPr>
                 <w:rFonts w:ascii="Times New Roman" w:hAnsi="Times New Roman"/>
                 <w:b w:val="0"/>
+                <w:i w:val="0"/>
                 <w:sz w:val="24"/>
               </w:rPr>
               <w:t>16,50%</w:t>
@@ -7858,6 +10445,7 @@
               <w:rPr>
                 <w:rFonts w:ascii="Times New Roman" w:hAnsi="Times New Roman"/>
                 <w:b w:val="0"/>
+                <w:i w:val="0"/>
                 <w:sz w:val="24"/>
               </w:rPr>
               <w:t>0,984</w:t>
@@ -7876,6 +10464,7 @@
               <w:rPr>
                 <w:rFonts w:ascii="Times New Roman" w:hAnsi="Times New Roman"/>
                 <w:b w:val="0"/>
+                <w:i w:val="0"/>
                 <w:sz w:val="24"/>
               </w:rPr>
               <w:t>Random forgery</w:t>
@@ -7895,6 +10484,7 @@
               <w:rPr>
                 <w:rFonts w:ascii="Times New Roman" w:hAnsi="Times New Roman"/>
                 <w:b w:val="0"/>
+                <w:i w:val="0"/>
                 <w:sz w:val="24"/>
               </w:rPr>
               <w:t>84,67%</w:t>
@@ -7914,6 +10504,7 @@
               <w:rPr>
                 <w:rFonts w:ascii="Times New Roman" w:hAnsi="Times New Roman"/>
                 <w:b w:val="0"/>
+                <w:i w:val="0"/>
                 <w:sz w:val="24"/>
               </w:rPr>
               <w:t>13,00%</w:t>
@@ -7933,6 +10524,7 @@
               <w:rPr>
                 <w:rFonts w:ascii="Times New Roman" w:hAnsi="Times New Roman"/>
                 <w:b w:val="0"/>
+                <w:i w:val="0"/>
                 <w:sz w:val="24"/>
               </w:rPr>
               <w:t>16,50%</w:t>
@@ -7952,6 +10544,7 @@
               <w:rPr>
                 <w:rFonts w:ascii="Times New Roman" w:hAnsi="Times New Roman"/>
                 <w:b w:val="0"/>
+                <w:i w:val="0"/>
                 <w:sz w:val="24"/>
               </w:rPr>
               <w:t>0,927</w:t>
@@ -7960,6 +10553,19 @@
         </w:tc>
       </w:tr>
     </w:tbl>
+    <w:p>
+      <w:pPr>
+        <w:jc w:val="center"/>
+      </w:pPr>
+      <w:r>
+        <w:rPr>
+          <w:rFonts w:ascii="Times New Roman" w:hAnsi="Times New Roman"/>
+          <w:i/>
+          <w:sz w:val="22"/>
+        </w:rPr>
+        <w:t>(Nguồn: kết quả thực nghiệm của đồ án)</w:t>
+      </w:r>
+    </w:p>
     <w:p/>
     <w:p>
       <w:pPr>
@@ -7985,7 +10591,7 @@
           <w:i/>
           <w:sz w:val="24"/>
         </w:rPr>
-        <w:t>Bảng 10: So sánh Cấu hình A và Cấu hình B theo loại giả mạo</w:t>
+        <w:t>BẢNG 4.6: So sánh Cấu hình A và Cấu hình B theo loại giả mạo</w:t>
       </w:r>
     </w:p>
     <w:tbl>
@@ -8015,6 +10621,7 @@
               <w:rPr>
                 <w:rFonts w:ascii="Times New Roman" w:hAnsi="Times New Roman"/>
                 <w:b/>
+                <w:i w:val="0"/>
                 <w:sz w:val="24"/>
               </w:rPr>
               <w:t>Chỉ số</w:t>
@@ -8034,6 +10641,7 @@
               <w:rPr>
                 <w:rFonts w:ascii="Times New Roman" w:hAnsi="Times New Roman"/>
                 <w:b/>
+                <w:i w:val="0"/>
                 <w:sz w:val="24"/>
               </w:rPr>
               <w:t>Cấu hình A</w:t>
@@ -8053,6 +10661,7 @@
               <w:rPr>
                 <w:rFonts w:ascii="Times New Roman" w:hAnsi="Times New Roman"/>
                 <w:b/>
+                <w:i w:val="0"/>
                 <w:sz w:val="24"/>
               </w:rPr>
               <w:t>Cấu hình B</w:t>
@@ -8072,6 +10681,7 @@
               <w:rPr>
                 <w:rFonts w:ascii="Times New Roman" w:hAnsi="Times New Roman"/>
                 <w:b/>
+                <w:i w:val="0"/>
                 <w:sz w:val="24"/>
               </w:rPr>
               <w:t>Chênh lệch</w:t>
@@ -8090,6 +10700,7 @@
               <w:rPr>
                 <w:rFonts w:ascii="Times New Roman" w:hAnsi="Times New Roman"/>
                 <w:b w:val="0"/>
+                <w:i w:val="0"/>
                 <w:sz w:val="24"/>
               </w:rPr>
               <w:t>AUC tổng thể</w:t>
@@ -8109,6 +10720,7 @@
               <w:rPr>
                 <w:rFonts w:ascii="Times New Roman" w:hAnsi="Times New Roman"/>
                 <w:b w:val="0"/>
+                <w:i w:val="0"/>
                 <w:sz w:val="24"/>
               </w:rPr>
               <w:t>0,915</w:t>
@@ -8128,6 +10740,7 @@
               <w:rPr>
                 <w:rFonts w:ascii="Times New Roman" w:hAnsi="Times New Roman"/>
                 <w:b w:val="0"/>
+                <w:i w:val="0"/>
                 <w:sz w:val="24"/>
               </w:rPr>
               <w:t>0,955</w:t>
@@ -8147,6 +10760,7 @@
               <w:rPr>
                 <w:rFonts w:ascii="Times New Roman" w:hAnsi="Times New Roman"/>
                 <w:b w:val="0"/>
+                <w:i w:val="0"/>
                 <w:sz w:val="24"/>
               </w:rPr>
               <w:t>+0,040</w:t>
@@ -8165,6 +10779,7 @@
               <w:rPr>
                 <w:rFonts w:ascii="Times New Roman" w:hAnsi="Times New Roman"/>
                 <w:b w:val="0"/>
+                <w:i w:val="0"/>
                 <w:sz w:val="24"/>
               </w:rPr>
               <w:t>FAR random forgery</w:t>
@@ -8184,6 +10799,7 @@
               <w:rPr>
                 <w:rFonts w:ascii="Times New Roman" w:hAnsi="Times New Roman"/>
                 <w:b w:val="0"/>
+                <w:i w:val="0"/>
                 <w:sz w:val="24"/>
               </w:rPr>
               <w:t>39,50%</w:t>
@@ -8203,6 +10819,7 @@
               <w:rPr>
                 <w:rFonts w:ascii="Times New Roman" w:hAnsi="Times New Roman"/>
                 <w:b w:val="0"/>
+                <w:i w:val="0"/>
                 <w:sz w:val="24"/>
               </w:rPr>
               <w:t>13,00%</w:t>
@@ -8222,6 +10839,7 @@
               <w:rPr>
                 <w:rFonts w:ascii="Times New Roman" w:hAnsi="Times New Roman"/>
                 <w:b w:val="0"/>
+                <w:i w:val="0"/>
                 <w:sz w:val="24"/>
               </w:rPr>
               <w:t>−26,50 điểm %</w:t>
@@ -8240,6 +10858,7 @@
               <w:rPr>
                 <w:rFonts w:ascii="Times New Roman" w:hAnsi="Times New Roman"/>
                 <w:b w:val="0"/>
+                <w:i w:val="0"/>
                 <w:sz w:val="24"/>
               </w:rPr>
               <w:t>AUC random forgery</w:t>
@@ -8259,6 +10878,7 @@
               <w:rPr>
                 <w:rFonts w:ascii="Times New Roman" w:hAnsi="Times New Roman"/>
                 <w:b w:val="0"/>
+                <w:i w:val="0"/>
                 <w:sz w:val="24"/>
               </w:rPr>
               <w:t>0,834</w:t>
@@ -8278,6 +10898,7 @@
               <w:rPr>
                 <w:rFonts w:ascii="Times New Roman" w:hAnsi="Times New Roman"/>
                 <w:b w:val="0"/>
+                <w:i w:val="0"/>
                 <w:sz w:val="24"/>
               </w:rPr>
               <w:t>0,927</w:t>
@@ -8297,6 +10918,7 @@
               <w:rPr>
                 <w:rFonts w:ascii="Times New Roman" w:hAnsi="Times New Roman"/>
                 <w:b w:val="0"/>
+                <w:i w:val="0"/>
                 <w:sz w:val="24"/>
               </w:rPr>
               <w:t>+0,093</w:t>
@@ -8315,6 +10937,7 @@
               <w:rPr>
                 <w:rFonts w:ascii="Times New Roman" w:hAnsi="Times New Roman"/>
                 <w:b w:val="0"/>
+                <w:i w:val="0"/>
                 <w:sz w:val="24"/>
               </w:rPr>
               <w:t>FAR skilled forgery</w:t>
@@ -8334,6 +10957,7 @@
               <w:rPr>
                 <w:rFonts w:ascii="Times New Roman" w:hAnsi="Times New Roman"/>
                 <w:b w:val="0"/>
+                <w:i w:val="0"/>
                 <w:sz w:val="24"/>
               </w:rPr>
               <w:t>1,00%</w:t>
@@ -8353,6 +10977,7 @@
               <w:rPr>
                 <w:rFonts w:ascii="Times New Roman" w:hAnsi="Times New Roman"/>
                 <w:b w:val="0"/>
+                <w:i w:val="0"/>
                 <w:sz w:val="24"/>
               </w:rPr>
               <w:t>2,50%</w:t>
@@ -8372,6 +10997,7 @@
               <w:rPr>
                 <w:rFonts w:ascii="Times New Roman" w:hAnsi="Times New Roman"/>
                 <w:b w:val="0"/>
+                <w:i w:val="0"/>
                 <w:sz w:val="24"/>
               </w:rPr>
               <w:t>+1,50 điểm %</w:t>
@@ -8390,6 +11016,7 @@
               <w:rPr>
                 <w:rFonts w:ascii="Times New Roman" w:hAnsi="Times New Roman"/>
                 <w:b w:val="0"/>
+                <w:i w:val="0"/>
                 <w:sz w:val="24"/>
               </w:rPr>
               <w:t>AUC skilled forgery</w:t>
@@ -8409,6 +11036,7 @@
               <w:rPr>
                 <w:rFonts w:ascii="Times New Roman" w:hAnsi="Times New Roman"/>
                 <w:b w:val="0"/>
+                <w:i w:val="0"/>
                 <w:sz w:val="24"/>
               </w:rPr>
               <w:t>0,997</w:t>
@@ -8428,6 +11056,7 @@
               <w:rPr>
                 <w:rFonts w:ascii="Times New Roman" w:hAnsi="Times New Roman"/>
                 <w:b w:val="0"/>
+                <w:i w:val="0"/>
                 <w:sz w:val="24"/>
               </w:rPr>
               <w:t>0,984</w:t>
@@ -8447,6 +11076,7 @@
               <w:rPr>
                 <w:rFonts w:ascii="Times New Roman" w:hAnsi="Times New Roman"/>
                 <w:b w:val="0"/>
+                <w:i w:val="0"/>
                 <w:sz w:val="24"/>
               </w:rPr>
               <w:t>−0,013</w:t>
@@ -8465,6 +11095,7 @@
               <w:rPr>
                 <w:rFonts w:ascii="Times New Roman" w:hAnsi="Times New Roman"/>
                 <w:b w:val="0"/>
+                <w:i w:val="0"/>
                 <w:sz w:val="24"/>
               </w:rPr>
               <w:t>EER validation (toàn bộ loại cặp)</w:t>
@@ -8484,6 +11115,7 @@
               <w:rPr>
                 <w:rFonts w:ascii="Times New Roman" w:hAnsi="Times New Roman"/>
                 <w:b w:val="0"/>
+                <w:i w:val="0"/>
                 <w:sz w:val="24"/>
               </w:rPr>
               <w:t>9,75%</w:t>
@@ -8503,6 +11135,7 @@
               <w:rPr>
                 <w:rFonts w:ascii="Times New Roman" w:hAnsi="Times New Roman"/>
                 <w:b w:val="0"/>
+                <w:i w:val="0"/>
                 <w:sz w:val="24"/>
               </w:rPr>
               <w:t>5,50%</w:t>
@@ -8522,6 +11155,7 @@
               <w:rPr>
                 <w:rFonts w:ascii="Times New Roman" w:hAnsi="Times New Roman"/>
                 <w:b w:val="0"/>
+                <w:i w:val="0"/>
                 <w:sz w:val="24"/>
               </w:rPr>
               <w:t>−4,25 điểm %</w:t>
@@ -8530,6 +11164,19 @@
         </w:tc>
       </w:tr>
     </w:tbl>
+    <w:p>
+      <w:pPr>
+        <w:jc w:val="center"/>
+      </w:pPr>
+      <w:r>
+        <w:rPr>
+          <w:rFonts w:ascii="Times New Roman" w:hAnsi="Times New Roman"/>
+          <w:i/>
+          <w:sz w:val="22"/>
+        </w:rPr>
+        <w:t>(Nguồn: kết quả thực nghiệm của đồ án)</w:t>
+      </w:r>
+    </w:p>
     <w:p/>
     <w:p>
       <w:pPr>
@@ -8594,7 +11241,20 @@
           <w:i/>
           <w:sz w:val="24"/>
         </w:rPr>
-        <w:t>Hình 2: Đường cong ROC — baseline HOG + SVM (T1)</w:t>
+        <w:t>HÌNH 4.1: Đường cong ROC — baseline HOG + SVM (T1)</w:t>
+      </w:r>
+    </w:p>
+    <w:p>
+      <w:pPr>
+        <w:jc w:val="center"/>
+      </w:pPr>
+      <w:r>
+        <w:rPr>
+          <w:rFonts w:ascii="Times New Roman" w:hAnsi="Times New Roman"/>
+          <w:i/>
+          <w:sz w:val="22"/>
+        </w:rPr>
+        <w:t>(Nguồn: kết quả thực nghiệm của đồ án)</w:t>
       </w:r>
     </w:p>
     <w:p>
@@ -8646,7 +11306,20 @@
           <w:i/>
           <w:sz w:val="24"/>
         </w:rPr>
-        <w:t>Hình 3: Đường cong ROC — Cấu hình A (T2)</w:t>
+        <w:t>HÌNH 4.2: Đường cong ROC — Cấu hình A (T2)</w:t>
+      </w:r>
+    </w:p>
+    <w:p>
+      <w:pPr>
+        <w:jc w:val="center"/>
+      </w:pPr>
+      <w:r>
+        <w:rPr>
+          <w:rFonts w:ascii="Times New Roman" w:hAnsi="Times New Roman"/>
+          <w:i/>
+          <w:sz w:val="22"/>
+        </w:rPr>
+        <w:t>(Nguồn: kết quả thực nghiệm của đồ án)</w:t>
       </w:r>
     </w:p>
     <w:p>
@@ -8698,7 +11371,20 @@
           <w:i/>
           <w:sz w:val="24"/>
         </w:rPr>
-        <w:t>Hình 4: Đường cong ROC — Cấu hình B (T3)</w:t>
+        <w:t>HÌNH 4.3: Đường cong ROC — Cấu hình B (T3)</w:t>
+      </w:r>
+    </w:p>
+    <w:p>
+      <w:pPr>
+        <w:jc w:val="center"/>
+      </w:pPr>
+      <w:r>
+        <w:rPr>
+          <w:rFonts w:ascii="Times New Roman" w:hAnsi="Times New Roman"/>
+          <w:i/>
+          <w:sz w:val="22"/>
+        </w:rPr>
+        <w:t>(Nguồn: kết quả thực nghiệm của đồ án)</w:t>
       </w:r>
     </w:p>
     <w:p>
@@ -8778,7 +11464,20 @@
           <w:i/>
           <w:sz w:val="24"/>
         </w:rPr>
-        <w:t>Hình 5: Ca lỗi false-accept, giả mạo ngẫu nhiên, Cấu hình A</w:t>
+        <w:t>HÌNH 4.4: Ca lỗi false-accept, giả mạo ngẫu nhiên, Cấu hình A</w:t>
+      </w:r>
+    </w:p>
+    <w:p>
+      <w:pPr>
+        <w:jc w:val="center"/>
+      </w:pPr>
+      <w:r>
+        <w:rPr>
+          <w:rFonts w:ascii="Times New Roman" w:hAnsi="Times New Roman"/>
+          <w:i/>
+          <w:sz w:val="22"/>
+        </w:rPr>
+        <w:t>(Nguồn: trích xuất từ predictions_test.csv của đồ án)</w:t>
       </w:r>
     </w:p>
     <w:p>
@@ -8844,7 +11543,20 @@
           <w:i/>
           <w:sz w:val="24"/>
         </w:rPr>
-        <w:t>Hình 6: Ca lỗi false-reject, cùng người ký, Cấu hình A</w:t>
+        <w:t>HÌNH 4.5: Ca lỗi false-reject, cùng người ký, Cấu hình A</w:t>
+      </w:r>
+    </w:p>
+    <w:p>
+      <w:pPr>
+        <w:jc w:val="center"/>
+      </w:pPr>
+      <w:r>
+        <w:rPr>
+          <w:rFonts w:ascii="Times New Roman" w:hAnsi="Times New Roman"/>
+          <w:i/>
+          <w:sz w:val="22"/>
+        </w:rPr>
+        <w:t>(Nguồn: trích xuất từ predictions_test.csv của đồ án)</w:t>
       </w:r>
     </w:p>
     <w:p>
@@ -8910,7 +11622,20 @@
           <w:i/>
           <w:sz w:val="24"/>
         </w:rPr>
-        <w:t>Hình 7: Ca lỗi false-accept, giả mạo kỹ năng cao, Cấu hình A</w:t>
+        <w:t>HÌNH 4.6: Ca lỗi false-accept, giả mạo kỹ năng cao, Cấu hình A</w:t>
+      </w:r>
+    </w:p>
+    <w:p>
+      <w:pPr>
+        <w:jc w:val="center"/>
+      </w:pPr>
+      <w:r>
+        <w:rPr>
+          <w:rFonts w:ascii="Times New Roman" w:hAnsi="Times New Roman"/>
+          <w:i/>
+          <w:sz w:val="22"/>
+        </w:rPr>
+        <w:t>(Nguồn: trích xuất từ predictions_test.csv của đồ án)</w:t>
       </w:r>
     </w:p>
     <w:p>
@@ -8976,7 +11701,20 @@
           <w:i/>
           <w:sz w:val="24"/>
         </w:rPr>
-        <w:t>Hình 8: Ca lỗi false-accept, giả mạo ngẫu nhiên, Cấu hình B (so sánh)</w:t>
+        <w:t>HÌNH 4.7: Ca lỗi false-accept, giả mạo ngẫu nhiên, Cấu hình B (so sánh)</w:t>
+      </w:r>
+    </w:p>
+    <w:p>
+      <w:pPr>
+        <w:jc w:val="center"/>
+      </w:pPr>
+      <w:r>
+        <w:rPr>
+          <w:rFonts w:ascii="Times New Roman" w:hAnsi="Times New Roman"/>
+          <w:i/>
+          <w:sz w:val="22"/>
+        </w:rPr>
+        <w:t>(Nguồn: trích xuất từ predictions_test.csv của đồ án)</w:t>
       </w:r>
     </w:p>
     <w:p>
@@ -9017,7 +11755,7 @@
           <w:i/>
           <w:sz w:val="24"/>
         </w:rPr>
-        <w:t>Bảng 11: Kết quả zero-shot trên BHSig260 (T7): Cấu hình A và baseline</w:t>
+        <w:t>BẢNG 4.7: Kết quả zero-shot trên BHSig260 (T7): Cấu hình A và baseline</w:t>
       </w:r>
     </w:p>
     <w:tbl>
@@ -9049,6 +11787,7 @@
               <w:rPr>
                 <w:rFonts w:ascii="Times New Roman" w:hAnsi="Times New Roman"/>
                 <w:b/>
+                <w:i w:val="0"/>
                 <w:sz w:val="24"/>
               </w:rPr>
               <w:t>Mô hình</w:t>
@@ -9068,6 +11807,7 @@
               <w:rPr>
                 <w:rFonts w:ascii="Times New Roman" w:hAnsi="Times New Roman"/>
                 <w:b/>
+                <w:i w:val="0"/>
                 <w:sz w:val="24"/>
               </w:rPr>
               <w:t>Loại giả mạo</w:t>
@@ -9087,6 +11827,7 @@
               <w:rPr>
                 <w:rFonts w:ascii="Times New Roman" w:hAnsi="Times New Roman"/>
                 <w:b/>
+                <w:i w:val="0"/>
                 <w:sz w:val="24"/>
               </w:rPr>
               <w:t>FAR</w:t>
@@ -9106,6 +11847,7 @@
               <w:rPr>
                 <w:rFonts w:ascii="Times New Roman" w:hAnsi="Times New Roman"/>
                 <w:b/>
+                <w:i w:val="0"/>
                 <w:sz w:val="24"/>
               </w:rPr>
               <w:t>FRR</w:t>
@@ -9125,6 +11867,7 @@
               <w:rPr>
                 <w:rFonts w:ascii="Times New Roman" w:hAnsi="Times New Roman"/>
                 <w:b/>
+                <w:i w:val="0"/>
                 <w:sz w:val="24"/>
               </w:rPr>
               <w:t>AUC</w:t>
@@ -9144,6 +11887,7 @@
               <w:rPr>
                 <w:rFonts w:ascii="Times New Roman" w:hAnsi="Times New Roman"/>
                 <w:b/>
+                <w:i w:val="0"/>
                 <w:sz w:val="24"/>
               </w:rPr>
               <w:t>Đạt chỉ tiêu EER≤20%?</w:t>
@@ -9162,6 +11906,7 @@
               <w:rPr>
                 <w:rFonts w:ascii="Times New Roman" w:hAnsi="Times New Roman"/>
                 <w:b w:val="0"/>
+                <w:i w:val="0"/>
                 <w:sz w:val="24"/>
               </w:rPr>
               <w:t>Cấu hình A (Siamese)</w:t>
@@ -9181,6 +11926,7 @@
               <w:rPr>
                 <w:rFonts w:ascii="Times New Roman" w:hAnsi="Times New Roman"/>
                 <w:b w:val="0"/>
+                <w:i w:val="0"/>
                 <w:sz w:val="24"/>
               </w:rPr>
               <w:t>Skilled forgery</w:t>
@@ -9200,6 +11946,7 @@
               <w:rPr>
                 <w:rFonts w:ascii="Times New Roman" w:hAnsi="Times New Roman"/>
                 <w:b w:val="0"/>
+                <w:i w:val="0"/>
                 <w:sz w:val="24"/>
               </w:rPr>
               <w:t>19,77%</w:t>
@@ -9219,6 +11966,7 @@
               <w:rPr>
                 <w:rFonts w:ascii="Times New Roman" w:hAnsi="Times New Roman"/>
                 <w:b w:val="0"/>
+                <w:i w:val="0"/>
                 <w:sz w:val="24"/>
               </w:rPr>
               <w:t>44,31%</w:t>
@@ -9238,6 +11986,7 @@
               <w:rPr>
                 <w:rFonts w:ascii="Times New Roman" w:hAnsi="Times New Roman"/>
                 <w:b w:val="0"/>
+                <w:i w:val="0"/>
                 <w:sz w:val="24"/>
               </w:rPr>
               <w:t>0,752</w:t>
@@ -9257,6 +12006,7 @@
               <w:rPr>
                 <w:rFonts w:ascii="Times New Roman" w:hAnsi="Times New Roman"/>
                 <w:b w:val="0"/>
+                <w:i w:val="0"/>
                 <w:sz w:val="24"/>
               </w:rPr>
               <w:t>Chưa đạt</w:t>
@@ -9275,6 +12025,7 @@
               <w:rPr>
                 <w:rFonts w:ascii="Times New Roman" w:hAnsi="Times New Roman"/>
                 <w:b w:val="0"/>
+                <w:i w:val="0"/>
                 <w:sz w:val="24"/>
               </w:rPr>
               <w:t>Cấu hình A (Siamese)</w:t>
@@ -9294,6 +12045,7 @@
               <w:rPr>
                 <w:rFonts w:ascii="Times New Roman" w:hAnsi="Times New Roman"/>
                 <w:b w:val="0"/>
+                <w:i w:val="0"/>
                 <w:sz w:val="24"/>
               </w:rPr>
               <w:t>Random forgery</w:t>
@@ -9313,6 +12065,7 @@
               <w:rPr>
                 <w:rFonts w:ascii="Times New Roman" w:hAnsi="Times New Roman"/>
                 <w:b w:val="0"/>
+                <w:i w:val="0"/>
                 <w:sz w:val="24"/>
               </w:rPr>
               <w:t>9,69%</w:t>
@@ -9332,6 +12085,7 @@
               <w:rPr>
                 <w:rFonts w:ascii="Times New Roman" w:hAnsi="Times New Roman"/>
                 <w:b w:val="0"/>
+                <w:i w:val="0"/>
                 <w:sz w:val="24"/>
               </w:rPr>
               <w:t>44,31%</w:t>
@@ -9351,6 +12105,7 @@
               <w:rPr>
                 <w:rFonts w:ascii="Times New Roman" w:hAnsi="Times New Roman"/>
                 <w:b w:val="0"/>
+                <w:i w:val="0"/>
                 <w:sz w:val="24"/>
               </w:rPr>
               <w:t>0,852</w:t>
@@ -9370,6 +12125,7 @@
               <w:rPr>
                 <w:rFonts w:ascii="Times New Roman" w:hAnsi="Times New Roman"/>
                 <w:b w:val="0"/>
+                <w:i w:val="0"/>
                 <w:sz w:val="24"/>
               </w:rPr>
               <w:t>—</w:t>
@@ -9388,6 +12144,7 @@
               <w:rPr>
                 <w:rFonts w:ascii="Times New Roman" w:hAnsi="Times New Roman"/>
                 <w:b w:val="0"/>
+                <w:i w:val="0"/>
                 <w:sz w:val="24"/>
               </w:rPr>
               <w:t>Baseline HOG+SVM</w:t>
@@ -9407,6 +12164,7 @@
               <w:rPr>
                 <w:rFonts w:ascii="Times New Roman" w:hAnsi="Times New Roman"/>
                 <w:b w:val="0"/>
+                <w:i w:val="0"/>
                 <w:sz w:val="24"/>
               </w:rPr>
               <w:t>Skilled forgery</w:t>
@@ -9426,6 +12184,7 @@
               <w:rPr>
                 <w:rFonts w:ascii="Times New Roman" w:hAnsi="Times New Roman"/>
                 <w:b w:val="0"/>
+                <w:i w:val="0"/>
                 <w:sz w:val="24"/>
               </w:rPr>
               <w:t>41,85%</w:t>
@@ -9445,6 +12204,7 @@
               <w:rPr>
                 <w:rFonts w:ascii="Times New Roman" w:hAnsi="Times New Roman"/>
                 <w:b w:val="0"/>
+                <w:i w:val="0"/>
                 <w:sz w:val="24"/>
               </w:rPr>
               <w:t>21,65%</w:t>
@@ -9464,6 +12224,7 @@
               <w:rPr>
                 <w:rFonts w:ascii="Times New Roman" w:hAnsi="Times New Roman"/>
                 <w:b w:val="0"/>
+                <w:i w:val="0"/>
                 <w:sz w:val="24"/>
               </w:rPr>
               <w:t>0,767</w:t>
@@ -9483,6 +12244,7 @@
               <w:rPr>
                 <w:rFonts w:ascii="Times New Roman" w:hAnsi="Times New Roman"/>
                 <w:b w:val="0"/>
+                <w:i w:val="0"/>
                 <w:sz w:val="24"/>
               </w:rPr>
               <w:t>Chưa đạt</w:t>
@@ -9501,6 +12263,7 @@
               <w:rPr>
                 <w:rFonts w:ascii="Times New Roman" w:hAnsi="Times New Roman"/>
                 <w:b w:val="0"/>
+                <w:i w:val="0"/>
                 <w:sz w:val="24"/>
               </w:rPr>
               <w:t>Baseline HOG+SVM</w:t>
@@ -9520,6 +12283,7 @@
               <w:rPr>
                 <w:rFonts w:ascii="Times New Roman" w:hAnsi="Times New Roman"/>
                 <w:b w:val="0"/>
+                <w:i w:val="0"/>
                 <w:sz w:val="24"/>
               </w:rPr>
               <w:t>Random forgery</w:t>
@@ -9539,6 +12303,7 @@
               <w:rPr>
                 <w:rFonts w:ascii="Times New Roman" w:hAnsi="Times New Roman"/>
                 <w:b w:val="0"/>
+                <w:i w:val="0"/>
                 <w:sz w:val="24"/>
               </w:rPr>
               <w:t>5,69%</w:t>
@@ -9558,6 +12323,7 @@
               <w:rPr>
                 <w:rFonts w:ascii="Times New Roman" w:hAnsi="Times New Roman"/>
                 <w:b w:val="0"/>
+                <w:i w:val="0"/>
                 <w:sz w:val="24"/>
               </w:rPr>
               <w:t>21,65%</w:t>
@@ -9577,6 +12343,7 @@
               <w:rPr>
                 <w:rFonts w:ascii="Times New Roman" w:hAnsi="Times New Roman"/>
                 <w:b w:val="0"/>
+                <w:i w:val="0"/>
                 <w:sz w:val="24"/>
               </w:rPr>
               <w:t>0,923</w:t>
@@ -9596,6 +12363,7 @@
               <w:rPr>
                 <w:rFonts w:ascii="Times New Roman" w:hAnsi="Times New Roman"/>
                 <w:b w:val="0"/>
+                <w:i w:val="0"/>
                 <w:sz w:val="24"/>
               </w:rPr>
               <w:t>—</w:t>
@@ -9604,6 +12372,19 @@
         </w:tc>
       </w:tr>
     </w:tbl>
+    <w:p>
+      <w:pPr>
+        <w:jc w:val="center"/>
+      </w:pPr>
+      <w:r>
+        <w:rPr>
+          <w:rFonts w:ascii="Times New Roman" w:hAnsi="Times New Roman"/>
+          <w:i/>
+          <w:sz w:val="22"/>
+        </w:rPr>
+        <w:t>(Nguồn: kết quả thực nghiệm của đồ án)</w:t>
+      </w:r>
+    </w:p>
     <w:p/>
     <w:p>
       <w:pPr>
@@ -9682,7 +12463,20 @@
           <w:i/>
           <w:sz w:val="24"/>
         </w:rPr>
-        <w:t>Hình 9: Ca lỗi false-reject nghiêm trọng trên BHSig260 (lệch miền tiền xử lý)</w:t>
+        <w:t>HÌNH 4.8: Ca lỗi false-reject nghiêm trọng trên BHSig260 (lệch miền tiền xử lý)</w:t>
+      </w:r>
+    </w:p>
+    <w:p>
+      <w:pPr>
+        <w:jc w:val="center"/>
+      </w:pPr>
+      <w:r>
+        <w:rPr>
+          <w:rFonts w:ascii="Times New Roman" w:hAnsi="Times New Roman"/>
+          <w:i/>
+          <w:sz w:val="22"/>
+        </w:rPr>
+        <w:t>(Nguồn: trích xuất từ predictions_bhsig260.csv của đồ án)</w:t>
       </w:r>
     </w:p>
     <w:p>
@@ -9734,7 +12528,20 @@
           <w:i/>
           <w:sz w:val="24"/>
         </w:rPr>
-        <w:t>Hình 10: Ca lỗi false-accept giả mạo kỹ năng cao trên BHSig260</w:t>
+        <w:t>HÌNH 4.9: Ca lỗi false-accept giả mạo kỹ năng cao trên BHSig260</w:t>
+      </w:r>
+    </w:p>
+    <w:p>
+      <w:pPr>
+        <w:jc w:val="center"/>
+      </w:pPr>
+      <w:r>
+        <w:rPr>
+          <w:rFonts w:ascii="Times New Roman" w:hAnsi="Times New Roman"/>
+          <w:i/>
+          <w:sz w:val="22"/>
+        </w:rPr>
+        <w:t>(Nguồn: trích xuất từ predictions_bhsig260.csv của đồ án)</w:t>
       </w:r>
     </w:p>
     <w:p>
@@ -9775,7 +12582,7 @@
           <w:i/>
           <w:sz w:val="24"/>
         </w:rPr>
-        <w:t>Bảng 12: Rủi ro đã dự kiến so với thực tế xảy ra</w:t>
+        <w:t>BẢNG 4.8: Rủi ro đã dự kiến so với thực tế xảy ra</w:t>
       </w:r>
     </w:p>
     <w:tbl>
@@ -9804,6 +12611,7 @@
               <w:rPr>
                 <w:rFonts w:ascii="Times New Roman" w:hAnsi="Times New Roman"/>
                 <w:b/>
+                <w:i w:val="0"/>
                 <w:sz w:val="24"/>
               </w:rPr>
               <w:t>Rủi ro đã dự kiến</w:t>
@@ -9823,6 +12631,7 @@
               <w:rPr>
                 <w:rFonts w:ascii="Times New Roman" w:hAnsi="Times New Roman"/>
                 <w:b/>
+                <w:i w:val="0"/>
                 <w:sz w:val="24"/>
               </w:rPr>
               <w:t>Có xảy ra không</w:t>
@@ -9842,6 +12651,7 @@
               <w:rPr>
                 <w:rFonts w:ascii="Times New Roman" w:hAnsi="Times New Roman"/>
                 <w:b/>
+                <w:i w:val="0"/>
                 <w:sz w:val="24"/>
               </w:rPr>
               <w:t>Xử lý thực tế</w:t>
@@ -9860,6 +12670,7 @@
               <w:rPr>
                 <w:rFonts w:ascii="Times New Roman" w:hAnsi="Times New Roman"/>
                 <w:b w:val="0"/>
+                <w:i w:val="0"/>
                 <w:sz w:val="24"/>
               </w:rPr>
               <w:t>Ít người ký nên mô hình dễ học vẹt</w:t>
@@ -9879,6 +12690,7 @@
               <w:rPr>
                 <w:rFonts w:ascii="Times New Roman" w:hAnsi="Times New Roman"/>
                 <w:b w:val="0"/>
+                <w:i w:val="0"/>
                 <w:sz w:val="24"/>
               </w:rPr>
               <w:t>Có, một phần — quan sát được ở lỗi random-forgery (mục 4.4, 4.6)</w:t>
@@ -9898,6 +12710,7 @@
               <w:rPr>
                 <w:rFonts w:ascii="Times New Roman" w:hAnsi="Times New Roman"/>
                 <w:b w:val="0"/>
+                <w:i w:val="0"/>
                 <w:sz w:val="24"/>
               </w:rPr>
               <w:t>Đã dùng tăng cường dữ liệu, dừng sớm, học chuyển giao (Cấu hình B cải thiện rõ rệt); kiểm tra thêm trên BHSig260 (T7)</w:t>
@@ -9916,6 +12729,7 @@
               <w:rPr>
                 <w:rFonts w:ascii="Times New Roman" w:hAnsi="Times New Roman"/>
                 <w:b w:val="0"/>
+                <w:i w:val="0"/>
                 <w:sz w:val="24"/>
               </w:rPr>
               <w:t>Không tải được bộ dữ liệu thứ hai đúng hạn</w:t>
@@ -9935,6 +12749,7 @@
               <w:rPr>
                 <w:rFonts w:ascii="Times New Roman" w:hAnsi="Times New Roman"/>
                 <w:b w:val="0"/>
+                <w:i w:val="0"/>
                 <w:sz w:val="24"/>
               </w:rPr>
               <w:t>Không xảy ra</w:t>
@@ -9954,6 +12769,7 @@
               <w:rPr>
                 <w:rFonts w:ascii="Times New Roman" w:hAnsi="Times New Roman"/>
                 <w:b w:val="0"/>
+                <w:i w:val="0"/>
                 <w:sz w:val="24"/>
               </w:rPr>
               <w:t>BHSig260 tải và dùng được đúng kế hoạch</w:t>
@@ -9972,6 +12788,7 @@
               <w:rPr>
                 <w:rFonts w:ascii="Times New Roman" w:hAnsi="Times New Roman"/>
                 <w:b w:val="0"/>
+                <w:i w:val="0"/>
                 <w:sz w:val="24"/>
               </w:rPr>
               <w:t>Thời gian huấn luyện lâu, giới hạn GPU miễn phí</w:t>
@@ -9991,6 +12808,7 @@
               <w:rPr>
                 <w:rFonts w:ascii="Times New Roman" w:hAnsi="Times New Roman"/>
                 <w:b w:val="0"/>
+                <w:i w:val="0"/>
                 <w:sz w:val="24"/>
               </w:rPr>
               <w:t>Có, nghiêm trọng hơn dự kiến — không có GPU khả dụng, phải chạy hoàn toàn trên CPU</w:t>
@@ -10010,6 +12828,7 @@
               <w:rPr>
                 <w:rFonts w:ascii="Times New Roman" w:hAnsi="Times New Roman"/>
                 <w:b w:val="0"/>
+                <w:i w:val="0"/>
                 <w:sz w:val="24"/>
               </w:rPr>
               <w:t>Dùng checkpoint theo từng mức margin (không có trong kế hoạch gốc, bổ sung sau khi thấy cần); vẫn không đủ thời gian cho T4, T6, T8</w:t>
@@ -10028,6 +12847,7 @@
               <w:rPr>
                 <w:rFonts w:ascii="Times New Roman" w:hAnsi="Times New Roman"/>
                 <w:b w:val="0"/>
+                <w:i w:val="0"/>
                 <w:sz w:val="24"/>
               </w:rPr>
               <w:t>Kết quả khó tái lập</w:t>
@@ -10047,6 +12867,7 @@
               <w:rPr>
                 <w:rFonts w:ascii="Times New Roman" w:hAnsi="Times New Roman"/>
                 <w:b w:val="0"/>
+                <w:i w:val="0"/>
                 <w:sz w:val="24"/>
               </w:rPr>
               <w:t>Một sự cố liên quan xảy ra: seed chỉ gieo một lần đầu script thay vì gieo lại mỗi mức margin ở lần chạy đầu tiên</w:t>
@@ -10066,6 +12887,7 @@
               <w:rPr>
                 <w:rFonts w:ascii="Times New Roman" w:hAnsi="Times New Roman"/>
                 <w:b w:val="0"/>
+                <w:i w:val="0"/>
                 <w:sz w:val="24"/>
               </w:rPr>
               <w:t>Phát hiện và sửa lỗi (gieo lại seed mỗi margin) cho các lần chạy sau; ghi nhận minh bạch trong Phụ lục</w:t>
@@ -10074,6 +12896,19 @@
         </w:tc>
       </w:tr>
     </w:tbl>
+    <w:p>
+      <w:pPr>
+        <w:jc w:val="center"/>
+      </w:pPr>
+      <w:r>
+        <w:rPr>
+          <w:rFonts w:ascii="Times New Roman" w:hAnsi="Times New Roman"/>
+          <w:i/>
+          <w:sz w:val="22"/>
+        </w:rPr>
+        <w:t>(Nguồn: đối chiếu đề cương chi tiết và thực tế thực hiện đồ án)</w:t>
+      </w:r>
+    </w:p>
     <w:p/>
     <w:p>
       <w:pPr>
@@ -10111,7 +12946,6 @@
     <w:p>
       <w:pPr>
         <w:pStyle w:val="Heading1"/>
-        <w:pageBreakBefore/>
       </w:pPr>
       <w:r>
         <w:rPr>
@@ -10125,6 +12959,19 @@
     </w:p>
     <w:p>
       <w:pPr>
+        <w:jc w:val="center"/>
+      </w:pPr>
+      <w:r>
+        <w:rPr>
+          <w:rFonts w:ascii="Times New Roman" w:hAnsi="Times New Roman"/>
+          <w:i/>
+          <w:sz w:val="24"/>
+        </w:rPr>
+        <w:t>GVHD: ThS. Nguyễn Nhứt Lam          SVTH: Phan Thành Thuận</w:t>
+      </w:r>
+    </w:p>
+    <w:p>
+      <w:pPr>
         <w:jc w:val="both"/>
       </w:pPr>
       <w:r>
@@ -10285,7 +13132,7 @@
           <w:i/>
           <w:sz w:val="24"/>
         </w:rPr>
-        <w:t>Bảng 13: Kiến trúc và công cụ của chương trình demo</w:t>
+        <w:t>BẢNG 5.1: Kiến trúc và công cụ của chương trình demo</w:t>
       </w:r>
     </w:p>
     <w:tbl>
@@ -10314,6 +13161,7 @@
               <w:rPr>
                 <w:rFonts w:ascii="Times New Roman" w:hAnsi="Times New Roman"/>
                 <w:b/>
+                <w:i w:val="0"/>
                 <w:sz w:val="24"/>
               </w:rPr>
               <w:t>Thành phần</w:t>
@@ -10333,6 +13181,7 @@
               <w:rPr>
                 <w:rFonts w:ascii="Times New Roman" w:hAnsi="Times New Roman"/>
                 <w:b/>
+                <w:i w:val="0"/>
                 <w:sz w:val="24"/>
               </w:rPr>
               <w:t>Nhiệm vụ</w:t>
@@ -10352,6 +13201,7 @@
               <w:rPr>
                 <w:rFonts w:ascii="Times New Roman" w:hAnsi="Times New Roman"/>
                 <w:b/>
+                <w:i w:val="0"/>
                 <w:sz w:val="24"/>
               </w:rPr>
               <w:t>Công cụ</w:t>
@@ -10370,6 +13220,7 @@
               <w:rPr>
                 <w:rFonts w:ascii="Times New Roman" w:hAnsi="Times New Roman"/>
                 <w:b w:val="0"/>
+                <w:i w:val="0"/>
                 <w:sz w:val="24"/>
               </w:rPr>
               <w:t>Giao diện</w:t>
@@ -10389,6 +13240,7 @@
               <w:rPr>
                 <w:rFonts w:ascii="Times New Roman" w:hAnsi="Times New Roman"/>
                 <w:b w:val="0"/>
+                <w:i w:val="0"/>
                 <w:sz w:val="24"/>
               </w:rPr>
               <w:t>Nhận ảnh, hiển thị kết quả, thanh trượt ngưỡng</w:t>
@@ -10408,6 +13260,7 @@
               <w:rPr>
                 <w:rFonts w:ascii="Times New Roman" w:hAnsi="Times New Roman"/>
                 <w:b w:val="0"/>
+                <w:i w:val="0"/>
                 <w:sz w:val="24"/>
               </w:rPr>
               <w:t>Streamlit</w:t>
@@ -10426,6 +13279,7 @@
               <w:rPr>
                 <w:rFonts w:ascii="Times New Roman" w:hAnsi="Times New Roman"/>
                 <w:b w:val="0"/>
+                <w:i w:val="0"/>
                 <w:sz w:val="24"/>
               </w:rPr>
               <w:t>Mô-đun tiền xử lý</w:t>
@@ -10445,6 +13299,7 @@
               <w:rPr>
                 <w:rFonts w:ascii="Times New Roman" w:hAnsi="Times New Roman"/>
                 <w:b w:val="0"/>
+                <w:i w:val="0"/>
                 <w:sz w:val="24"/>
               </w:rPr>
               <w:t>Dùng chung mã với lúc huấn luyện để tránh lệch (train-serving skew)</w:t>
@@ -10464,6 +13319,7 @@
               <w:rPr>
                 <w:rFonts w:ascii="Times New Roman" w:hAnsi="Times New Roman"/>
                 <w:b w:val="0"/>
+                <w:i w:val="0"/>
                 <w:sz w:val="24"/>
               </w:rPr>
               <w:t>OpenCV, NumPy</w:t>
@@ -10482,6 +13338,7 @@
               <w:rPr>
                 <w:rFonts w:ascii="Times New Roman" w:hAnsi="Times New Roman"/>
                 <w:b w:val="0"/>
+                <w:i w:val="0"/>
                 <w:sz w:val="24"/>
               </w:rPr>
               <w:t>Mô-đun mô hình</w:t>
@@ -10501,6 +13358,7 @@
               <w:rPr>
                 <w:rFonts w:ascii="Times New Roman" w:hAnsi="Times New Roman"/>
                 <w:b w:val="0"/>
+                <w:i w:val="0"/>
                 <w:sz w:val="24"/>
               </w:rPr>
               <w:t>Tải checkpoint tốt nhất, tính embedding và khoảng cách</w:t>
@@ -10520,6 +13378,7 @@
               <w:rPr>
                 <w:rFonts w:ascii="Times New Roman" w:hAnsi="Times New Roman"/>
                 <w:b w:val="0"/>
+                <w:i w:val="0"/>
                 <w:sz w:val="24"/>
               </w:rPr>
               <w:t>PyTorch</w:t>
@@ -10528,6 +13387,19 @@
         </w:tc>
       </w:tr>
     </w:tbl>
+    <w:p>
+      <w:pPr>
+        <w:jc w:val="center"/>
+      </w:pPr>
+      <w:r>
+        <w:rPr>
+          <w:rFonts w:ascii="Times New Roman" w:hAnsi="Times New Roman"/>
+          <w:i/>
+          <w:sz w:val="22"/>
+        </w:rPr>
+        <w:t>(Nguồn: tự tổng hợp từ mã nguồn app/ của đồ án)</w:t>
+      </w:r>
+    </w:p>
     <w:p/>
     <w:p>
       <w:pPr>
@@ -10620,7 +13492,20 @@
           <w:i/>
           <w:sz w:val="24"/>
         </w:rPr>
-        <w:t>Hình 11: Giao diện demo Streamlit — trạng thái ban đầu</w:t>
+        <w:t>HÌNH 5.1: Giao diện demo Streamlit — trạng thái ban đầu</w:t>
+      </w:r>
+    </w:p>
+    <w:p>
+      <w:pPr>
+        <w:jc w:val="center"/>
+      </w:pPr>
+      <w:r>
+        <w:rPr>
+          <w:rFonts w:ascii="Times New Roman" w:hAnsi="Times New Roman"/>
+          <w:i/>
+          <w:sz w:val="22"/>
+        </w:rPr>
+        <w:t>(Nguồn: ảnh chụp màn hình ứng dụng demo của đồ án)</w:t>
       </w:r>
     </w:p>
     <w:p>
@@ -10672,7 +13557,20 @@
           <w:i/>
           <w:sz w:val="24"/>
         </w:rPr>
-        <w:t>Hình 12: Giao diện demo Streamlit — kết quả với cặp chữ ký thật</w:t>
+        <w:t>HÌNH 5.2: Giao diện demo Streamlit — kết quả với cặp chữ ký thật</w:t>
+      </w:r>
+    </w:p>
+    <w:p>
+      <w:pPr>
+        <w:jc w:val="center"/>
+      </w:pPr>
+      <w:r>
+        <w:rPr>
+          <w:rFonts w:ascii="Times New Roman" w:hAnsi="Times New Roman"/>
+          <w:i/>
+          <w:sz w:val="22"/>
+        </w:rPr>
+        <w:t>(Nguồn: ảnh chụp màn hình ứng dụng demo của đồ án)</w:t>
       </w:r>
     </w:p>
     <w:p>
@@ -10724,7 +13622,20 @@
           <w:i/>
           <w:sz w:val="24"/>
         </w:rPr>
-        <w:t>Hình 13: Giao diện demo Streamlit — kết quả với cặp chữ ký giả</w:t>
+        <w:t>HÌNH 5.3: Giao diện demo Streamlit — kết quả với cặp chữ ký giả</w:t>
+      </w:r>
+    </w:p>
+    <w:p>
+      <w:pPr>
+        <w:jc w:val="center"/>
+      </w:pPr>
+      <w:r>
+        <w:rPr>
+          <w:rFonts w:ascii="Times New Roman" w:hAnsi="Times New Roman"/>
+          <w:i/>
+          <w:sz w:val="22"/>
+        </w:rPr>
+        <w:t>(Nguồn: ảnh chụp màn hình ứng dụng demo của đồ án)</w:t>
       </w:r>
     </w:p>
     <w:p>
@@ -11048,12 +13959,357 @@
           <w:color w:val="000000"/>
           <w:sz w:val="32"/>
         </w:rPr>
-        <w:t>TÀI LIỆU THAM KHẢO</w:t>
-      </w:r>
-    </w:p>
-    <w:p>
-      <w:pPr>
-        <w:spacing w:after="160"/>
+        <w:t>PHỤ LỤC</w:t>
+      </w:r>
+    </w:p>
+    <w:p>
+      <w:pPr>
+        <w:pStyle w:val="Heading2"/>
+      </w:pPr>
+      <w:r>
+        <w:rPr>
+          <w:rFonts w:ascii="Times New Roman" w:hAnsi="Times New Roman"/>
+          <w:b/>
+          <w:color w:val="000000"/>
+          <w:sz w:val="28"/>
+        </w:rPr>
+        <w:t>Phụ lục A. Cấu trúc mã nguồn</w:t>
+      </w:r>
+    </w:p>
+    <w:p>
+      <w:pPr>
+        <w:pStyle w:val="ListBullet"/>
+      </w:pPr>
+      <w:r>
+        <w:rPr>
+          <w:rFonts w:ascii="Times New Roman" w:hAnsi="Times New Roman"/>
+          <w:sz w:val="26"/>
+        </w:rPr>
+        <w:t>src/sigverify/preprocessing/ — pipeline.py (tiền xử lý), datasets.py (đọc CEDAR/BHSig260), augment.py (tăng cường dữ liệu: rotation ≤5°, translate/scale jitter, Gaussian noise, không lật ngang — khớp Bảng thiết lập huấn luyện trong đề cương).</w:t>
+      </w:r>
+    </w:p>
+    <w:p>
+      <w:pPr>
+        <w:pStyle w:val="ListBullet"/>
+      </w:pPr>
+      <w:r>
+        <w:rPr>
+          <w:rFonts w:ascii="Times New Roman" w:hAnsi="Times New Roman"/>
+          <w:sz w:val="26"/>
+        </w:rPr>
+        <w:t>src/sigverify/pairs/ — generator.py (sinh cặp genuine/skilled/random), splits.py (chia writer-disjoint).</w:t>
+      </w:r>
+    </w:p>
+    <w:p>
+      <w:pPr>
+        <w:pStyle w:val="ListBullet"/>
+      </w:pPr>
+      <w:r>
+        <w:rPr>
+          <w:rFonts w:ascii="Times New Roman" w:hAnsi="Times New Roman"/>
+          <w:sz w:val="26"/>
+        </w:rPr>
+        <w:t>src/sigverify/models/ — siamese_scratch.py (Cấu hình A), siamese_transfer.py (Cấu hình B), losses.py (contrastive loss).</w:t>
+      </w:r>
+    </w:p>
+    <w:p>
+      <w:pPr>
+        <w:pStyle w:val="ListBullet"/>
+      </w:pPr>
+      <w:r>
+        <w:rPr>
+          <w:rFonts w:ascii="Times New Roman" w:hAnsi="Times New Roman"/>
+          <w:sz w:val="26"/>
+        </w:rPr>
+        <w:t>src/sigverify/training/train_siamese.py — vòng lặp huấn luyện dùng chung cho cả hai cấu hình.</w:t>
+      </w:r>
+    </w:p>
+    <w:p>
+      <w:pPr>
+        <w:pStyle w:val="ListBullet"/>
+      </w:pPr>
+      <w:r>
+        <w:rPr>
+          <w:rFonts w:ascii="Times New Roman" w:hAnsi="Times New Roman"/>
+          <w:sz w:val="26"/>
+        </w:rPr>
+        <w:t>src/sigverify/evaluation/metrics.py — FAR/FRR/EER, chọn ngưỡng trên validation, đánh giá đóng băng trên test.</w:t>
+      </w:r>
+    </w:p>
+    <w:p>
+      <w:pPr>
+        <w:pStyle w:val="ListBullet"/>
+      </w:pPr>
+      <w:r>
+        <w:rPr>
+          <w:rFonts w:ascii="Times New Roman" w:hAnsi="Times New Roman"/>
+          <w:sz w:val="26"/>
+        </w:rPr>
+        <w:t>scripts/train_config_a.py, train_config_b.py — script huấn luyện đầy đủ, có checkpoint theo từng margin.</w:t>
+      </w:r>
+    </w:p>
+    <w:p>
+      <w:pPr>
+        <w:pStyle w:val="ListBullet"/>
+      </w:pPr>
+      <w:r>
+        <w:rPr>
+          <w:rFonts w:ascii="Times New Roman" w:hAnsi="Times New Roman"/>
+          <w:sz w:val="26"/>
+        </w:rPr>
+        <w:t>scripts/run_ablations.py, configs/ablation_variants/ — mã nguồn cho T4/T5 đã viết sẵn nhưng CHƯA chạy với dữ liệu thật (xem mục 4.2, Chương 4).</w:t>
+      </w:r>
+    </w:p>
+    <w:p>
+      <w:pPr>
+        <w:pStyle w:val="ListBullet"/>
+      </w:pPr>
+      <w:r>
+        <w:rPr>
+          <w:rFonts w:ascii="Times New Roman" w:hAnsi="Times New Roman"/>
+          <w:sz w:val="26"/>
+        </w:rPr>
+        <w:t>scripts/error_analysis.py — trích xuất và phân tích các ca lỗi định tính.</w:t>
+      </w:r>
+    </w:p>
+    <w:p>
+      <w:pPr>
+        <w:pStyle w:val="ListBullet"/>
+      </w:pPr>
+      <w:r>
+        <w:rPr>
+          <w:rFonts w:ascii="Times New Roman" w:hAnsi="Times New Roman"/>
+          <w:sz w:val="26"/>
+        </w:rPr>
+        <w:t>app/demo_app.py, app/inference.py — ứng dụng demo Streamlit (Chương 5).</w:t>
+      </w:r>
+    </w:p>
+    <w:p>
+      <w:pPr>
+        <w:pStyle w:val="Heading2"/>
+      </w:pPr>
+      <w:r>
+        <w:rPr>
+          <w:rFonts w:ascii="Times New Roman" w:hAnsi="Times New Roman"/>
+          <w:b/>
+          <w:color w:val="000000"/>
+          <w:sz w:val="28"/>
+        </w:rPr>
+        <w:t>Phụ lục B. Cấu hình siêu tham số đầy đủ (default.yaml)</w:t>
+      </w:r>
+    </w:p>
+    <w:p>
+      <w:pPr>
+        <w:jc w:val="both"/>
+      </w:pPr>
+      <w:r>
+        <w:rPr>
+          <w:rFonts w:ascii="Times New Roman" w:hAnsi="Times New Roman"/>
+          <w:b w:val="0"/>
+          <w:i w:val="0"/>
+          <w:sz w:val="24"/>
+        </w:rPr>
+        <w:t>seed: 42</w:t>
+      </w:r>
+    </w:p>
+    <w:p>
+      <w:pPr>
+        <w:jc w:val="both"/>
+      </w:pPr>
+      <w:r>
+        <w:rPr>
+          <w:rFonts w:ascii="Times New Roman" w:hAnsi="Times New Roman"/>
+          <w:b w:val="0"/>
+          <w:i w:val="0"/>
+          <w:sz w:val="24"/>
+        </w:rPr>
+        <w:t>image.size_scratch: [220, 150]   (Cấu hình A)</w:t>
+      </w:r>
+    </w:p>
+    <w:p>
+      <w:pPr>
+        <w:jc w:val="both"/>
+      </w:pPr>
+      <w:r>
+        <w:rPr>
+          <w:rFonts w:ascii="Times New Roman" w:hAnsi="Times New Roman"/>
+          <w:b w:val="0"/>
+          <w:i w:val="0"/>
+          <w:sz w:val="24"/>
+        </w:rPr>
+        <w:t>image.size_transfer: [224, 224]  (Cấu hình B)</w:t>
+      </w:r>
+    </w:p>
+    <w:p>
+      <w:pPr>
+        <w:jc w:val="both"/>
+      </w:pPr>
+      <w:r>
+        <w:rPr>
+          <w:rFonts w:ascii="Times New Roman" w:hAnsi="Times New Roman"/>
+          <w:b w:val="0"/>
+          <w:i w:val="0"/>
+          <w:sz w:val="24"/>
+        </w:rPr>
+        <w:t>preprocessing.denoise: gaussian</w:t>
+      </w:r>
+    </w:p>
+    <w:p>
+      <w:pPr>
+        <w:jc w:val="both"/>
+      </w:pPr>
+      <w:r>
+        <w:rPr>
+          <w:rFonts w:ascii="Times New Roman" w:hAnsi="Times New Roman"/>
+          <w:b w:val="0"/>
+          <w:i w:val="0"/>
+          <w:sz w:val="24"/>
+        </w:rPr>
+        <w:t>preprocessing.binarize_output: false</w:t>
+      </w:r>
+    </w:p>
+    <w:p>
+      <w:pPr>
+        <w:jc w:val="both"/>
+      </w:pPr>
+      <w:r>
+        <w:rPr>
+          <w:rFonts w:ascii="Times New Roman" w:hAnsi="Times New Roman"/>
+          <w:b w:val="0"/>
+          <w:i w:val="0"/>
+          <w:sz w:val="24"/>
+        </w:rPr>
+        <w:t>pairs.ratio_pos_hardneg_easyneg: [2, 1, 1]</w:t>
+      </w:r>
+    </w:p>
+    <w:p>
+      <w:pPr>
+        <w:jc w:val="both"/>
+      </w:pPr>
+      <w:r>
+        <w:rPr>
+          <w:rFonts w:ascii="Times New Roman" w:hAnsi="Times New Roman"/>
+          <w:b w:val="0"/>
+          <w:i w:val="0"/>
+          <w:sz w:val="24"/>
+        </w:rPr>
+        <w:t>pairs.pairs_per_writer: 40</w:t>
+      </w:r>
+    </w:p>
+    <w:p>
+      <w:pPr>
+        <w:jc w:val="both"/>
+      </w:pPr>
+      <w:r>
+        <w:rPr>
+          <w:rFonts w:ascii="Times New Roman" w:hAnsi="Times New Roman"/>
+          <w:b w:val="0"/>
+          <w:i w:val="0"/>
+          <w:sz w:val="24"/>
+        </w:rPr>
+        <w:t>split.train_writers / val_writers / test_writers: 40 / 5 / 10</w:t>
+      </w:r>
+    </w:p>
+    <w:p>
+      <w:pPr>
+        <w:jc w:val="both"/>
+      </w:pPr>
+      <w:r>
+        <w:rPr>
+          <w:rFonts w:ascii="Times New Roman" w:hAnsi="Times New Roman"/>
+          <w:b w:val="0"/>
+          <w:i w:val="0"/>
+          <w:sz w:val="24"/>
+        </w:rPr>
+        <w:t>train.batch_size: 64</w:t>
+      </w:r>
+    </w:p>
+    <w:p>
+      <w:pPr>
+        <w:jc w:val="both"/>
+      </w:pPr>
+      <w:r>
+        <w:rPr>
+          <w:rFonts w:ascii="Times New Roman" w:hAnsi="Times New Roman"/>
+          <w:b w:val="0"/>
+          <w:i w:val="0"/>
+          <w:sz w:val="24"/>
+        </w:rPr>
+        <w:t>train.max_epochs: 100</w:t>
+      </w:r>
+    </w:p>
+    <w:p>
+      <w:pPr>
+        <w:jc w:val="both"/>
+      </w:pPr>
+      <w:r>
+        <w:rPr>
+          <w:rFonts w:ascii="Times New Roman" w:hAnsi="Times New Roman"/>
+          <w:b w:val="0"/>
+          <w:i w:val="0"/>
+          <w:sz w:val="24"/>
+        </w:rPr>
+        <w:t>train.early_stop_patience: 10  (warmup 5 epoch)</w:t>
+      </w:r>
+    </w:p>
+    <w:p>
+      <w:pPr>
+        <w:jc w:val="both"/>
+      </w:pPr>
+      <w:r>
+        <w:rPr>
+          <w:rFonts w:ascii="Times New Roman" w:hAnsi="Times New Roman"/>
+          <w:b w:val="0"/>
+          <w:i w:val="0"/>
+          <w:sz w:val="24"/>
+        </w:rPr>
+        <w:t>train.margins: [0.5, 1.0, 2.0]</w:t>
+      </w:r>
+    </w:p>
+    <w:p>
+      <w:pPr>
+        <w:jc w:val="both"/>
+      </w:pPr>
+      <w:r>
+        <w:rPr>
+          <w:rFonts w:ascii="Times New Roman" w:hAnsi="Times New Roman"/>
+          <w:b w:val="0"/>
+          <w:i w:val="0"/>
+          <w:sz w:val="24"/>
+        </w:rPr>
+        <w:t>model.embedding_dim: 128</w:t>
+      </w:r>
+    </w:p>
+    <w:p>
+      <w:pPr>
+        <w:jc w:val="both"/>
+      </w:pPr>
+      <w:r>
+        <w:rPr>
+          <w:rFonts w:ascii="Times New Roman" w:hAnsi="Times New Roman"/>
+          <w:b w:val="0"/>
+          <w:i w:val="0"/>
+          <w:sz w:val="24"/>
+        </w:rPr>
+        <w:t>model.transfer_backbone: resnet18</w:t>
+      </w:r>
+    </w:p>
+    <w:p>
+      <w:pPr>
+        <w:pStyle w:val="Heading2"/>
+      </w:pPr>
+      <w:r>
+        <w:rPr>
+          <w:rFonts w:ascii="Times New Roman" w:hAnsi="Times New Roman"/>
+          <w:b/>
+          <w:color w:val="000000"/>
+          <w:sz w:val="28"/>
+        </w:rPr>
+        <w:t>Phụ lục C. Ghi chú minh bạch và các giả định cần xác nhận</w:t>
+      </w:r>
+    </w:p>
+    <w:p>
+      <w:pPr>
         <w:jc w:val="both"/>
       </w:pPr>
       <w:r>
@@ -11063,12 +14319,11 @@
           <w:i w:val="0"/>
           <w:sz w:val="26"/>
         </w:rPr>
-        <w:t>[1] J. Bromley, I. Guyon, Y. LeCun, E. Säckinger, and R. Shah, "Signature verification using a 'Siamese' time delay neural network," in Advances in Neural Information Processing Systems, 1994, pp. 737-744.</w:t>
-      </w:r>
-    </w:p>
-    <w:p>
-      <w:pPr>
-        <w:spacing w:after="160"/>
+        <w:t>Trong lần chạy huấn luyện đầy đủ đầu tiên, seed ngẫu nhiên chỉ được gieo một lần ở đầu script thay vì gieo lại cho từng mức margin, khiến các mức margin 1,0 và 2,0 kế thừa một phần trạng thái ngẫu nhiên còn lại từ mức margin trước đó. Lỗi này đã được phát hiện và sửa (gieo lại seed trước mỗi mức margin) trong scripts/train_config_a.py và scripts/train_config_b.py cho các lần chạy sau; số liệu trình bày trong Chương 4 vẫn là kết quả thật hợp lệ, chỉ nên đọc phần so sánh GIỮA CÁC MỨC MARGIN của cùng một cấu hình với mức thận trọng vừa phải — phép so sánh GIỮA HAI CẤU HÌNH A và B (ở mức margin=1,0, cả hai đều đã dùng quy trình seed đã sửa) không bị ảnh hưởng bởi hạn chế này.</w:t>
+      </w:r>
+    </w:p>
+    <w:p>
+      <w:pPr>
         <w:jc w:val="both"/>
       </w:pPr>
       <w:r>
@@ -11078,12 +14333,11 @@
           <w:i w:val="0"/>
           <w:sz w:val="26"/>
         </w:rPr>
-        <w:t>[2] S. Chopra, R. Hadsell, and Y. LeCun, "Learning a similarity metric discriminatively, with application to face verification," in Proc. CVPR, 2005, pp. 539-546.</w:t>
-      </w:r>
-    </w:p>
-    <w:p>
-      <w:pPr>
-        <w:spacing w:after="160"/>
+        <w:t>Mức margin=2,0 của Cấu hình B không hoàn thành huấn luyện do môi trường tính toán bị khởi động lại giữa chừng và không thể khôi phục lại từ điểm dừng — đây là hạn chế thực tế của hạ tầng thực nghiệm, không phải lựa chọn thiết kế, và được ghi nhận minh bạch thay vì thay thế bằng số liệu ước lượng hay giả định.</w:t>
+      </w:r>
+    </w:p>
+    <w:p>
+      <w:pPr>
         <w:jc w:val="both"/>
       </w:pPr>
       <w:r>
@@ -11093,12 +14347,11 @@
           <w:i w:val="0"/>
           <w:sz w:val="26"/>
         </w:rPr>
-        <w:t>[3] N. Dalal and B. Triggs, "Histograms of oriented gradients for human detection," in Proc. CVPR, 2005.</w:t>
-      </w:r>
-    </w:p>
-    <w:p>
-      <w:pPr>
-        <w:spacing w:after="160"/>
+        <w:t>Tiêu đề trên trang bìa của đề cương chi tiết gốc ghi "NHẬN DẠNG CHỮ SỐ VIẾT TAY" — không khớp với toàn bộ 12 mục nội dung của đề cương (đều nói về xác minh chữ ký viết tay). Đây được xem là lỗi đánh máy còn sót lại từ mẫu đề cương cũ (nhầm "chữ số" thành "chữ ký"); tiêu đề trên trang bìa báo cáo này đã được sửa lại cho khớp với nội dung thực tế.</w:t>
+      </w:r>
+    </w:p>
+    <w:p>
+      <w:pPr>
         <w:jc w:val="both"/>
       </w:pPr>
       <w:r>
@@ -11108,12 +14361,11 @@
           <w:i w:val="0"/>
           <w:sz w:val="26"/>
         </w:rPr>
-        <w:t>[4] S. Dey, A. Dutta, J. I. Toledo, S. K. Ghosh, J. Lladós, and U. Pal, "SigNet: Convolutional Siamese network for writer independent offline signature verification," arXiv:1707.02131, 2017.</w:t>
-      </w:r>
-    </w:p>
-    <w:p>
-      <w:pPr>
-        <w:spacing w:after="160"/>
+        <w:t>Tên loại đồ án trên trang bìa đã đổi từ "ĐỒ ÁN CHUYÊN NGÀNH" (dùng ở bản báo cáo trước) sang đúng cụm từ "ĐỒ ÁN THỰC TẬP CHUYÊN NGÀNH" theo biểu mẫu chính thức của trường; tương tự, tên trường trên bìa được bổ sung thêm dòng "TRƯỜNG ĐẠI HỌC TRÀ VINH" ở trên cùng (theo biểu mẫu), giữ nguyên hai dòng "TRƯỜNG KỸ THUẬT VÀ CÔNG NGHỆ" / "KHOA CÔNG NGHỆ THÔNG TIN" đã ghi trong đề cương chi tiết đã duyệt bên dưới, và địa danh/ngày tháng đổi từ "Vĩnh Long" (dùng ở bản trước) sang "Trà Vinh" theo đúng biểu mẫu.</w:t>
+      </w:r>
+    </w:p>
+    <w:p>
+      <w:pPr>
         <w:jc w:val="both"/>
       </w:pPr>
       <w:r>
@@ -11123,12 +14375,11 @@
           <w:i w:val="0"/>
           <w:sz w:val="26"/>
         </w:rPr>
-        <w:t>[5] M. A. Ferrer, M. Diaz-Cabrera, and A. Morales, "Static signature synthesis: a neuromotor inspired approach for biometrics," IEEE Trans. Pattern Anal. Mach. Intell., vol. 37, no. 3, 2015.</w:t>
-      </w:r>
-    </w:p>
-    <w:p>
-      <w:pPr>
-        <w:spacing w:after="160"/>
+        <w:t>"Khoá: 2023" và "Ngành: Công nghệ thông tin" trên bìa và trên hai bản nhận xét mẫu là suy luận hợp lý nhất từ mã lớp "DX23TT11" và tên khoa "KHOA CÔNG NGHỆ THÔNG TIN" — chưa có nguồn xác nhận trực tiếp, cần sinh viên xác nhận lại trước khi nộp chính thức.</w:t>
+      </w:r>
+    </w:p>
+    <w:p>
+      <w:pPr>
         <w:jc w:val="both"/>
       </w:pPr>
       <w:r>
@@ -11138,12 +14389,11 @@
           <w:i w:val="0"/>
           <w:sz w:val="26"/>
         </w:rPr>
-        <w:t>[6] R. Hadsell, S. Chopra, and Y. LeCun, "Dimensionality reduction by learning an invariant mapping," in Proc. CVPR, 2006.</w:t>
-      </w:r>
-    </w:p>
-    <w:p>
-      <w:pPr>
-        <w:spacing w:after="160"/>
+        <w:t>Biểu mẫu trình bày chính thức của trường quy định danh mục tài liệu tham khảo theo kiểu tác giả-năm (xếp theo abc họ/tên tác giả, tách "Tiếng Việt"/"Tiếng Anh"), khác với định dạng IEEE đánh số [1]-[21] mà đề cương chi tiết đã duyệt của đồ án này yêu cầu rõ ràng (mục 12 đề cương: "đánh số [1] đến [21]... theo định dạng IEEE"). Đây là hai nguồn tài liệu mâu thuẫn nhau về quy tắc này. Báo cáo GIỮ NGUYÊN định dạng IEEE theo đúng đề cương đã duyệt riêng cho đồ án này (phù hợp hơn với lĩnh vực công nghệ thông tin, và ví dụ tham khảo trong biểu mẫu chung của trường — về "lúa lai", kinh tế — cho thấy biểu mẫu đó vốn dùng chung cho nhiều ngành khác nhau, không chuyên biệt cho ngành công nghệ thông tin). Đề nghị sinh viên/giảng viên hướng dẫn xác nhận lại lựa chọn này trước khi nộp chính thức.</w:t>
+      </w:r>
+    </w:p>
+    <w:p>
+      <w:pPr>
         <w:jc w:val="both"/>
       </w:pPr>
       <w:r>
@@ -11153,7 +14403,27 @@
           <w:i w:val="0"/>
           <w:sz w:val="26"/>
         </w:rPr>
-        <w:t>[7] L. G. Hafemann, R. Sabourin, and L. S. Oliveira, "Offline handwritten signature verification: literature review," in Proc. IPTA, 2017. [arXiv:1507.07909]</w:t>
+        <w:t>Trang bìa cứng và bìa lót trong bản in cuối cùng thường không đánh số trang; bản .docx này đánh số La Mã liên tục bắt đầu từ trang bìa để đơn giản hoá việc dựng tài liệu tự động — khi in chính thức, sinh viên nên ẩn số trang thủ công trên hai trang bìa nếu muốn khớp tuyệt đối với quy ước thường thấy.</w:t>
+      </w:r>
+    </w:p>
+    <w:p>
+      <w:r>
+        <w:br w:type="page"/>
+      </w:r>
+    </w:p>
+    <w:p>
+      <w:pPr>
+        <w:pStyle w:val="Heading1"/>
+        <w:jc w:val="center"/>
+      </w:pPr>
+      <w:r>
+        <w:rPr>
+          <w:rFonts w:ascii="Times New Roman" w:hAnsi="Times New Roman"/>
+          <w:b/>
+          <w:color w:val="000000"/>
+          <w:sz w:val="32"/>
+        </w:rPr>
+        <w:t>TÀI LIỆU THAM KHẢO</w:t>
       </w:r>
     </w:p>
     <w:p>
@@ -11168,7 +14438,7 @@
           <w:i w:val="0"/>
           <w:sz w:val="26"/>
         </w:rPr>
-        <w:t>[8] L. G. Hafemann, R. Sabourin, and L. S. Oliveira, "Learning features for offline handwritten signature verification using deep convolutional neural networks," Pattern Recognition, vol. 70, pp. 163-176, 2017.</w:t>
+        <w:t>[1] J. Bromley, I. Guyon, Y. LeCun, E. Säckinger, and R. Shah, "Signature verification using a 'Siamese' time delay neural network," in Advances in Neural Information Processing Systems, 1994, pp. 737-744.</w:t>
       </w:r>
     </w:p>
     <w:p>
@@ -11183,7 +14453,7 @@
           <w:i w:val="0"/>
           <w:sz w:val="26"/>
         </w:rPr>
-        <w:t>[9] K. He, X. Zhang, S. Ren, and J. Sun, "Deep residual learning for image recognition," in Proc. CVPR, 2016.</w:t>
+        <w:t>[2] S. Chopra, R. Hadsell, and Y. LeCun, "Learning a similarity metric discriminatively, with application to face verification," in Proc. CVPR, 2005, pp. 539-546.</w:t>
       </w:r>
     </w:p>
     <w:p>
@@ -11198,7 +14468,7 @@
           <w:i w:val="0"/>
           <w:sz w:val="26"/>
         </w:rPr>
-        <w:t>[10] D. Impedovo and G. Pirlo, "Automatic signature verification: the state of the art," IEEE Trans. Syst., Man, Cybern., Part C, vol. 38, no. 5, pp. 609-635, 2008.</w:t>
+        <w:t>[3] N. Dalal and B. Triggs, "Histograms of oriented gradients for human detection," in Proc. CVPR, 2005.</w:t>
       </w:r>
     </w:p>
     <w:p>
@@ -11213,7 +14483,7 @@
           <w:i w:val="0"/>
           <w:sz w:val="26"/>
         </w:rPr>
-        <w:t>[11] M. K. Kalera, S. Srihari, and A. Xu, "Offline signature verification and identification using distance statistics," Int. J. Pattern Recognit. Artif. Intell., vol. 18, no. 7, 2004. (Bộ dữ liệu CEDAR)</w:t>
+        <w:t>[4] S. Dey, A. Dutta, J. I. Toledo, S. K. Ghosh, J. Lladós, and U. Pal, "SigNet: Convolutional Siamese network for writer independent offline signature verification," arXiv:1707.02131, 2017.</w:t>
       </w:r>
     </w:p>
     <w:p>
@@ -11228,7 +14498,7 @@
           <w:i w:val="0"/>
           <w:sz w:val="26"/>
         </w:rPr>
-        <w:t>[12] D. P. Kingma and J. Ba, "Adam: A method for stochastic optimization," in Proc. ICLR, 2015.</w:t>
+        <w:t>[5] M. A. Ferrer, M. Diaz-Cabrera, and A. Morales, "Static signature synthesis: a neuromotor inspired approach for biometrics," IEEE Trans. Pattern Anal. Mach. Intell., vol. 37, no. 3, 2015.</w:t>
       </w:r>
     </w:p>
     <w:p>
@@ -11243,7 +14513,7 @@
           <w:i w:val="0"/>
           <w:sz w:val="26"/>
         </w:rPr>
-        <w:t>[13] G. Koch, R. Zemel, and R. Salakhutdinov, "Siamese neural networks for one-shot image recognition," in ICML Deep Learning Workshop, 2015.</w:t>
+        <w:t>[6] R. Hadsell, S. Chopra, and Y. LeCun, "Dimensionality reduction by learning an invariant mapping," in Proc. CVPR, 2006.</w:t>
       </w:r>
     </w:p>
     <w:p>
@@ -11258,7 +14528,7 @@
           <w:i w:val="0"/>
           <w:sz w:val="26"/>
         </w:rPr>
-        <w:t>[14] T. Ojala, M. Pietikäinen, and T. Mäenpää, "Multiresolution gray-scale and rotation invariant texture classification with local binary patterns," IEEE Trans. Pattern Anal. Mach. Intell., vol. 24, no. 7, 2002.</w:t>
+        <w:t>[7] L. G. Hafemann, R. Sabourin, and L. S. Oliveira, "Offline handwritten signature verification: literature review," in Proc. IPTA, 2017. [arXiv:1507.07909]</w:t>
       </w:r>
     </w:p>
     <w:p>
@@ -11273,7 +14543,7 @@
           <w:i w:val="0"/>
           <w:sz w:val="26"/>
         </w:rPr>
-        <w:t>[15] J. Ortega-Garcia et al., "MCYT baseline corpus: a bimodal biometric database," IEE Proc. -- Vis., Image, Signal Process., vol. 150, no. 6, 2003. (Bộ dữ liệu MCYT)</w:t>
+        <w:t>[8] L. G. Hafemann, R. Sabourin, and L. S. Oliveira, "Learning features for offline handwritten signature verification using deep convolutional neural networks," Pattern Recognition, vol. 70, pp. 163-176, 2017.</w:t>
       </w:r>
     </w:p>
     <w:p>
@@ -11288,7 +14558,7 @@
           <w:i w:val="0"/>
           <w:sz w:val="26"/>
         </w:rPr>
-        <w:t>[16] N. Otsu, "A threshold selection method from gray-level histograms," IEEE Trans. Syst., Man, Cybern., vol. 9, no. 1, 1979.</w:t>
+        <w:t>[9] K. He, X. Zhang, S. Ren, and J. Sun, "Deep residual learning for image recognition," in Proc. CVPR, 2016.</w:t>
       </w:r>
     </w:p>
     <w:p>
@@ -11303,7 +14573,7 @@
           <w:i w:val="0"/>
           <w:sz w:val="26"/>
         </w:rPr>
-        <w:t>[17] S. Pal, A. Alaei, U. Pal, and M. Blumenstein, "Performance of an off-line signature verification method based on texture features on a large Indic-script signature dataset," in Proc. DAS, 2016. (Bộ dữ liệu BHSig260)</w:t>
+        <w:t>[10] D. Impedovo and G. Pirlo, "Automatic signature verification: the state of the art," IEEE Trans. Syst., Man, Cybern., Part C, vol. 38, no. 5, pp. 609-635, 2008.</w:t>
       </w:r>
     </w:p>
     <w:p>
@@ -11318,7 +14588,7 @@
           <w:i w:val="0"/>
           <w:sz w:val="26"/>
         </w:rPr>
-        <w:t>[18] R. Plamondon and S. N. Srihari, "Online and off-line handwriting recognition: a comprehensive survey," IEEE Trans. Pattern Anal. Mach. Intell., vol. 22, no. 1, pp. 63-84, 2000.</w:t>
+        <w:t>[11] M. K. Kalera, S. Srihari, and A. Xu, "Offline signature verification and identification using distance statistics," Int. J. Pattern Recognit. Artif. Intell., vol. 18, no. 7, 2004. (Bộ dữ liệu CEDAR)</w:t>
       </w:r>
     </w:p>
     <w:p>
@@ -11333,7 +14603,7 @@
           <w:i w:val="0"/>
           <w:sz w:val="26"/>
         </w:rPr>
-        <w:t>[19] F. Schroff, D. Kalenichenko, and J. Philbin, "FaceNet: A unified embedding for face recognition and clustering," in Proc. CVPR, 2015, pp. 815-823.</w:t>
+        <w:t>[12] D. P. Kingma and J. Ba, "Adam: A method for stochastic optimization," in Proc. ICLR, 2015.</w:t>
       </w:r>
     </w:p>
     <w:p>
@@ -11348,7 +14618,7 @@
           <w:i w:val="0"/>
           <w:sz w:val="26"/>
         </w:rPr>
-        <w:t>[20] K. Simonyan and A. Zisserman, "Very deep convolutional networks for large-scale image recognition," in Proc. ICLR, 2015.</w:t>
+        <w:t>[13] G. Koch, R. Zemel, and R. Salakhutdinov, "Siamese neural networks for one-shot image recognition," in ICML Deep Learning Workshop, 2015.</w:t>
       </w:r>
     </w:p>
     <w:p>
@@ -11363,377 +14633,12 @@
           <w:i w:val="0"/>
           <w:sz w:val="26"/>
         </w:rPr>
-        <w:t>[21] J. F. Vargas, M. A. Ferrer, C. M. Travieso, and J. B. Alonso, "Off-line handwritten signature GPDS-960 corpus," in Proc. ICDAR, 2007, pp. 764-768.</w:t>
-      </w:r>
-    </w:p>
-    <w:p>
-      <w:r>
-        <w:br w:type="page"/>
-      </w:r>
-    </w:p>
-    <w:p>
-      <w:pPr>
-        <w:pStyle w:val="Heading1"/>
-        <w:jc w:val="center"/>
-      </w:pPr>
-      <w:r>
-        <w:rPr>
-          <w:rFonts w:ascii="Times New Roman" w:hAnsi="Times New Roman"/>
-          <w:b/>
-          <w:color w:val="000000"/>
-          <w:sz w:val="32"/>
-        </w:rPr>
-        <w:t>PHỤ LỤC</w:t>
-      </w:r>
-    </w:p>
-    <w:p>
-      <w:pPr>
-        <w:pStyle w:val="Heading2"/>
-      </w:pPr>
-      <w:r>
-        <w:rPr>
-          <w:rFonts w:ascii="Times New Roman" w:hAnsi="Times New Roman"/>
-          <w:b/>
-          <w:color w:val="000000"/>
-          <w:sz w:val="28"/>
-        </w:rPr>
-        <w:t>Phụ lục A. Cấu trúc mã nguồn</w:t>
-      </w:r>
-    </w:p>
-    <w:p>
-      <w:pPr>
-        <w:pStyle w:val="ListBullet"/>
-      </w:pPr>
-      <w:r>
-        <w:rPr>
-          <w:rFonts w:ascii="Times New Roman" w:hAnsi="Times New Roman"/>
-          <w:sz w:val="26"/>
-        </w:rPr>
-        <w:t>src/sigverify/preprocessing/ — pipeline.py (tiền xử lý), datasets.py (đọc CEDAR/BHSig260), augment.py (tăng cường dữ liệu: rotation ≤5°, translate/scale jitter, Gaussian noise, không lật ngang — khớp Bảng thiết lập huấn luyện trong đề cương).</w:t>
-      </w:r>
-    </w:p>
-    <w:p>
-      <w:pPr>
-        <w:pStyle w:val="ListBullet"/>
-      </w:pPr>
-      <w:r>
-        <w:rPr>
-          <w:rFonts w:ascii="Times New Roman" w:hAnsi="Times New Roman"/>
-          <w:sz w:val="26"/>
-        </w:rPr>
-        <w:t>src/sigverify/pairs/ — generator.py (sinh cặp genuine/skilled/random), splits.py (chia writer-disjoint).</w:t>
-      </w:r>
-    </w:p>
-    <w:p>
-      <w:pPr>
-        <w:pStyle w:val="ListBullet"/>
-      </w:pPr>
-      <w:r>
-        <w:rPr>
-          <w:rFonts w:ascii="Times New Roman" w:hAnsi="Times New Roman"/>
-          <w:sz w:val="26"/>
-        </w:rPr>
-        <w:t>src/sigverify/models/ — siamese_scratch.py (Cấu hình A), siamese_transfer.py (Cấu hình B), losses.py (contrastive loss).</w:t>
-      </w:r>
-    </w:p>
-    <w:p>
-      <w:pPr>
-        <w:pStyle w:val="ListBullet"/>
-      </w:pPr>
-      <w:r>
-        <w:rPr>
-          <w:rFonts w:ascii="Times New Roman" w:hAnsi="Times New Roman"/>
-          <w:sz w:val="26"/>
-        </w:rPr>
-        <w:t>src/sigverify/training/train_siamese.py — vòng lặp huấn luyện dùng chung cho cả hai cấu hình.</w:t>
-      </w:r>
-    </w:p>
-    <w:p>
-      <w:pPr>
-        <w:pStyle w:val="ListBullet"/>
-      </w:pPr>
-      <w:r>
-        <w:rPr>
-          <w:rFonts w:ascii="Times New Roman" w:hAnsi="Times New Roman"/>
-          <w:sz w:val="26"/>
-        </w:rPr>
-        <w:t>src/sigverify/evaluation/metrics.py — FAR/FRR/EER, chọn ngưỡng trên validation, đánh giá đóng băng trên test.</w:t>
-      </w:r>
-    </w:p>
-    <w:p>
-      <w:pPr>
-        <w:pStyle w:val="ListBullet"/>
-      </w:pPr>
-      <w:r>
-        <w:rPr>
-          <w:rFonts w:ascii="Times New Roman" w:hAnsi="Times New Roman"/>
-          <w:sz w:val="26"/>
-        </w:rPr>
-        <w:t>scripts/train_config_a.py, train_config_b.py — script huấn luyện đầy đủ, có checkpoint theo từng margin.</w:t>
-      </w:r>
-    </w:p>
-    <w:p>
-      <w:pPr>
-        <w:pStyle w:val="ListBullet"/>
-      </w:pPr>
-      <w:r>
-        <w:rPr>
-          <w:rFonts w:ascii="Times New Roman" w:hAnsi="Times New Roman"/>
-          <w:sz w:val="26"/>
-        </w:rPr>
-        <w:t>scripts/run_ablations.py, configs/ablation_variants/ — mã nguồn cho T4/T5 đã viết sẵn nhưng CHƯA chạy với dữ liệu thật (xem mục 4.2, Chương 4).</w:t>
-      </w:r>
-    </w:p>
-    <w:p>
-      <w:pPr>
-        <w:pStyle w:val="ListBullet"/>
-      </w:pPr>
-      <w:r>
-        <w:rPr>
-          <w:rFonts w:ascii="Times New Roman" w:hAnsi="Times New Roman"/>
-          <w:sz w:val="26"/>
-        </w:rPr>
-        <w:t>scripts/error_analysis.py — trích xuất và phân tích các ca lỗi định tính.</w:t>
-      </w:r>
-    </w:p>
-    <w:p>
-      <w:pPr>
-        <w:pStyle w:val="ListBullet"/>
-      </w:pPr>
-      <w:r>
-        <w:rPr>
-          <w:rFonts w:ascii="Times New Roman" w:hAnsi="Times New Roman"/>
-          <w:sz w:val="26"/>
-        </w:rPr>
-        <w:t>app/demo_app.py, app/inference.py — ứng dụng demo Streamlit (Chương 5).</w:t>
-      </w:r>
-    </w:p>
-    <w:p>
-      <w:pPr>
-        <w:pStyle w:val="Heading2"/>
-      </w:pPr>
-      <w:r>
-        <w:rPr>
-          <w:rFonts w:ascii="Times New Roman" w:hAnsi="Times New Roman"/>
-          <w:b/>
-          <w:color w:val="000000"/>
-          <w:sz w:val="28"/>
-        </w:rPr>
-        <w:t>Phụ lục B. Cấu hình siêu tham số đầy đủ (default.yaml)</w:t>
-      </w:r>
-    </w:p>
-    <w:p>
-      <w:pPr>
-        <w:jc w:val="both"/>
-      </w:pPr>
-      <w:r>
-        <w:rPr>
-          <w:rFonts w:ascii="Times New Roman" w:hAnsi="Times New Roman"/>
-          <w:b w:val="0"/>
-          <w:i w:val="0"/>
-          <w:sz w:val="24"/>
-        </w:rPr>
-        <w:t>seed: 42</w:t>
-      </w:r>
-    </w:p>
-    <w:p>
-      <w:pPr>
-        <w:jc w:val="both"/>
-      </w:pPr>
-      <w:r>
-        <w:rPr>
-          <w:rFonts w:ascii="Times New Roman" w:hAnsi="Times New Roman"/>
-          <w:b w:val="0"/>
-          <w:i w:val="0"/>
-          <w:sz w:val="24"/>
-        </w:rPr>
-        <w:t>image.size_scratch: [220, 150]   (Cấu hình A)</w:t>
-      </w:r>
-    </w:p>
-    <w:p>
-      <w:pPr>
-        <w:jc w:val="both"/>
-      </w:pPr>
-      <w:r>
-        <w:rPr>
-          <w:rFonts w:ascii="Times New Roman" w:hAnsi="Times New Roman"/>
-          <w:b w:val="0"/>
-          <w:i w:val="0"/>
-          <w:sz w:val="24"/>
-        </w:rPr>
-        <w:t>image.size_transfer: [224, 224]  (Cấu hình B)</w:t>
-      </w:r>
-    </w:p>
-    <w:p>
-      <w:pPr>
-        <w:jc w:val="both"/>
-      </w:pPr>
-      <w:r>
-        <w:rPr>
-          <w:rFonts w:ascii="Times New Roman" w:hAnsi="Times New Roman"/>
-          <w:b w:val="0"/>
-          <w:i w:val="0"/>
-          <w:sz w:val="24"/>
-        </w:rPr>
-        <w:t>preprocessing.denoise: gaussian</w:t>
-      </w:r>
-    </w:p>
-    <w:p>
-      <w:pPr>
-        <w:jc w:val="both"/>
-      </w:pPr>
-      <w:r>
-        <w:rPr>
-          <w:rFonts w:ascii="Times New Roman" w:hAnsi="Times New Roman"/>
-          <w:b w:val="0"/>
-          <w:i w:val="0"/>
-          <w:sz w:val="24"/>
-        </w:rPr>
-        <w:t>preprocessing.binarize_output: false</w:t>
-      </w:r>
-    </w:p>
-    <w:p>
-      <w:pPr>
-        <w:jc w:val="both"/>
-      </w:pPr>
-      <w:r>
-        <w:rPr>
-          <w:rFonts w:ascii="Times New Roman" w:hAnsi="Times New Roman"/>
-          <w:b w:val="0"/>
-          <w:i w:val="0"/>
-          <w:sz w:val="24"/>
-        </w:rPr>
-        <w:t>pairs.ratio_pos_hardneg_easyneg: [2, 1, 1]</w:t>
-      </w:r>
-    </w:p>
-    <w:p>
-      <w:pPr>
-        <w:jc w:val="both"/>
-      </w:pPr>
-      <w:r>
-        <w:rPr>
-          <w:rFonts w:ascii="Times New Roman" w:hAnsi="Times New Roman"/>
-          <w:b w:val="0"/>
-          <w:i w:val="0"/>
-          <w:sz w:val="24"/>
-        </w:rPr>
-        <w:t>pairs.pairs_per_writer: 40</w:t>
-      </w:r>
-    </w:p>
-    <w:p>
-      <w:pPr>
-        <w:jc w:val="both"/>
-      </w:pPr>
-      <w:r>
-        <w:rPr>
-          <w:rFonts w:ascii="Times New Roman" w:hAnsi="Times New Roman"/>
-          <w:b w:val="0"/>
-          <w:i w:val="0"/>
-          <w:sz w:val="24"/>
-        </w:rPr>
-        <w:t>split.train_writers / val_writers / test_writers: 40 / 5 / 10</w:t>
-      </w:r>
-    </w:p>
-    <w:p>
-      <w:pPr>
-        <w:jc w:val="both"/>
-      </w:pPr>
-      <w:r>
-        <w:rPr>
-          <w:rFonts w:ascii="Times New Roman" w:hAnsi="Times New Roman"/>
-          <w:b w:val="0"/>
-          <w:i w:val="0"/>
-          <w:sz w:val="24"/>
-        </w:rPr>
-        <w:t>train.batch_size: 64</w:t>
-      </w:r>
-    </w:p>
-    <w:p>
-      <w:pPr>
-        <w:jc w:val="both"/>
-      </w:pPr>
-      <w:r>
-        <w:rPr>
-          <w:rFonts w:ascii="Times New Roman" w:hAnsi="Times New Roman"/>
-          <w:b w:val="0"/>
-          <w:i w:val="0"/>
-          <w:sz w:val="24"/>
-        </w:rPr>
-        <w:t>train.max_epochs: 100</w:t>
-      </w:r>
-    </w:p>
-    <w:p>
-      <w:pPr>
-        <w:jc w:val="both"/>
-      </w:pPr>
-      <w:r>
-        <w:rPr>
-          <w:rFonts w:ascii="Times New Roman" w:hAnsi="Times New Roman"/>
-          <w:b w:val="0"/>
-          <w:i w:val="0"/>
-          <w:sz w:val="24"/>
-        </w:rPr>
-        <w:t>train.early_stop_patience: 10  (warmup 5 epoch)</w:t>
-      </w:r>
-    </w:p>
-    <w:p>
-      <w:pPr>
-        <w:jc w:val="both"/>
-      </w:pPr>
-      <w:r>
-        <w:rPr>
-          <w:rFonts w:ascii="Times New Roman" w:hAnsi="Times New Roman"/>
-          <w:b w:val="0"/>
-          <w:i w:val="0"/>
-          <w:sz w:val="24"/>
-        </w:rPr>
-        <w:t>train.margins: [0.5, 1.0, 2.0]</w:t>
-      </w:r>
-    </w:p>
-    <w:p>
-      <w:pPr>
-        <w:jc w:val="both"/>
-      </w:pPr>
-      <w:r>
-        <w:rPr>
-          <w:rFonts w:ascii="Times New Roman" w:hAnsi="Times New Roman"/>
-          <w:b w:val="0"/>
-          <w:i w:val="0"/>
-          <w:sz w:val="24"/>
-        </w:rPr>
-        <w:t>model.embedding_dim: 128</w:t>
-      </w:r>
-    </w:p>
-    <w:p>
-      <w:pPr>
-        <w:jc w:val="both"/>
-      </w:pPr>
-      <w:r>
-        <w:rPr>
-          <w:rFonts w:ascii="Times New Roman" w:hAnsi="Times New Roman"/>
-          <w:b w:val="0"/>
-          <w:i w:val="0"/>
-          <w:sz w:val="24"/>
-        </w:rPr>
-        <w:t>model.transfer_backbone: resnet18</w:t>
-      </w:r>
-    </w:p>
-    <w:p>
-      <w:pPr>
-        <w:pStyle w:val="Heading2"/>
-      </w:pPr>
-      <w:r>
-        <w:rPr>
-          <w:rFonts w:ascii="Times New Roman" w:hAnsi="Times New Roman"/>
-          <w:b/>
-          <w:color w:val="000000"/>
-          <w:sz w:val="28"/>
-        </w:rPr>
-        <w:t>Phụ lục C. Ghi chú minh bạch về phương pháp luận</w:t>
-      </w:r>
-    </w:p>
-    <w:p>
-      <w:pPr>
+        <w:t>[14] T. Ojala, M. Pietikäinen, and T. Mäenpää, "Multiresolution gray-scale and rotation invariant texture classification with local binary patterns," IEEE Trans. Pattern Anal. Mach. Intell., vol. 24, no. 7, 2002.</w:t>
+      </w:r>
+    </w:p>
+    <w:p>
+      <w:pPr>
+        <w:spacing w:after="160"/>
         <w:jc w:val="both"/>
       </w:pPr>
       <w:r>
@@ -11743,11 +14648,12 @@
           <w:i w:val="0"/>
           <w:sz w:val="26"/>
         </w:rPr>
-        <w:t>Trong lần chạy huấn luyện đầy đủ đầu tiên, seed ngẫu nhiên chỉ được gieo một lần ở đầu script thay vì gieo lại cho từng mức margin, khiến các mức margin 1,0 và 2,0 kế thừa một phần trạng thái ngẫu nhiên còn lại từ mức margin trước đó. Lỗi này đã được phát hiện và sửa (gieo lại seed trước mỗi mức margin) trong scripts/train_config_a.py và scripts/train_config_b.py cho các lần chạy sau; số liệu trình bày trong Chương 4 vẫn là kết quả thật hợp lệ, chỉ nên đọc phần so sánh GIỮA CÁC MỨC MARGIN của cùng một cấu hình với mức thận trọng vừa phải — phép so sánh GIỮA HAI CẤU HÌNH A và B (ở mức margin=1,0, cả hai đều đã dùng quy trình seed đã sửa) không bị ảnh hưởng bởi hạn chế này.</w:t>
-      </w:r>
-    </w:p>
-    <w:p>
-      <w:pPr>
+        <w:t>[15] J. Ortega-Garcia et al., "MCYT baseline corpus: a bimodal biometric database," IEE Proc. -- Vis., Image, Signal Process., vol. 150, no. 6, 2003. (Bộ dữ liệu MCYT)</w:t>
+      </w:r>
+    </w:p>
+    <w:p>
+      <w:pPr>
+        <w:spacing w:after="160"/>
         <w:jc w:val="both"/>
       </w:pPr>
       <w:r>
@@ -11757,11 +14663,12 @@
           <w:i w:val="0"/>
           <w:sz w:val="26"/>
         </w:rPr>
-        <w:t>Mức margin=2,0 của Cấu hình B không hoàn thành huấn luyện do môi trường tính toán bị khởi động lại giữa chừng và không thể khôi phục lại từ điểm dừng — đây là hạn chế thực tế của hạ tầng thực nghiệm, không phải lựa chọn thiết kế, và được ghi nhận minh bạch thay vì thay thế bằng số liệu ước lượng hay giả định.</w:t>
-      </w:r>
-    </w:p>
-    <w:p>
-      <w:pPr>
+        <w:t>[16] N. Otsu, "A threshold selection method from gray-level histograms," IEEE Trans. Syst., Man, Cybern., vol. 9, no. 1, 1979.</w:t>
+      </w:r>
+    </w:p>
+    <w:p>
+      <w:pPr>
+        <w:spacing w:after="160"/>
         <w:jc w:val="both"/>
       </w:pPr>
       <w:r>
@@ -11771,15 +14678,75 @@
           <w:i w:val="0"/>
           <w:sz w:val="26"/>
         </w:rPr>
-        <w:t>Tiêu đề trên trang bìa của đề cương chi tiết gốc ghi "NHẬN DẠNG CHỮ SỐ VIẾT TAY" — không khớp với toàn bộ 12 mục nội dung của đề cương (đều nói về xác minh chữ ký viết tay, chữ ký, giả mạo, mạng Siamese...). Đây được xem là lỗi đánh máy còn sót lại từ mẫu đề cương cũ (nhầm "chữ số" thành "chữ ký"); tiêu đề trên trang bìa báo cáo này đã được sửa lại cho khớp với nội dung thực tế, cần sinh viên và giảng viên hướng dẫn xác nhận lại trước khi nộp chính thức.</w:t>
+        <w:t>[17] S. Pal, A. Alaei, U. Pal, and M. Blumenstein, "Performance of an off-line signature verification method based on texture features on a large Indic-script signature dataset," in Proc. DAS, 2016. (Bộ dữ liệu BHSig260)</w:t>
+      </w:r>
+    </w:p>
+    <w:p>
+      <w:pPr>
+        <w:spacing w:after="160"/>
+        <w:jc w:val="both"/>
+      </w:pPr>
+      <w:r>
+        <w:rPr>
+          <w:rFonts w:ascii="Times New Roman" w:hAnsi="Times New Roman"/>
+          <w:b w:val="0"/>
+          <w:i w:val="0"/>
+          <w:sz w:val="26"/>
+        </w:rPr>
+        <w:t>[18] R. Plamondon and S. N. Srihari, "Online and off-line handwriting recognition: a comprehensive survey," IEEE Trans. Pattern Anal. Mach. Intell., vol. 22, no. 1, pp. 63-84, 2000.</w:t>
+      </w:r>
+    </w:p>
+    <w:p>
+      <w:pPr>
+        <w:spacing w:after="160"/>
+        <w:jc w:val="both"/>
+      </w:pPr>
+      <w:r>
+        <w:rPr>
+          <w:rFonts w:ascii="Times New Roman" w:hAnsi="Times New Roman"/>
+          <w:b w:val="0"/>
+          <w:i w:val="0"/>
+          <w:sz w:val="26"/>
+        </w:rPr>
+        <w:t>[19] F. Schroff, D. Kalenichenko, and J. Philbin, "FaceNet: A unified embedding for face recognition and clustering," in Proc. CVPR, 2015, pp. 815-823.</w:t>
+      </w:r>
+    </w:p>
+    <w:p>
+      <w:pPr>
+        <w:spacing w:after="160"/>
+        <w:jc w:val="both"/>
+      </w:pPr>
+      <w:r>
+        <w:rPr>
+          <w:rFonts w:ascii="Times New Roman" w:hAnsi="Times New Roman"/>
+          <w:b w:val="0"/>
+          <w:i w:val="0"/>
+          <w:sz w:val="26"/>
+        </w:rPr>
+        <w:t>[20] K. Simonyan and A. Zisserman, "Very deep convolutional networks for large-scale image recognition," in Proc. ICLR, 2015.</w:t>
+      </w:r>
+    </w:p>
+    <w:p>
+      <w:pPr>
+        <w:spacing w:after="160"/>
+        <w:jc w:val="both"/>
+      </w:pPr>
+      <w:r>
+        <w:rPr>
+          <w:rFonts w:ascii="Times New Roman" w:hAnsi="Times New Roman"/>
+          <w:b w:val="0"/>
+          <w:i w:val="0"/>
+          <w:sz w:val="26"/>
+        </w:rPr>
+        <w:t>[21] J. F. Vargas, M. A. Ferrer, C. M. Travieso, and J. B. Alonso, "Off-line handwritten signature GPDS-960 corpus," in Proc. ICDAR, 2007, pp. 764-768.</w:t>
       </w:r>
     </w:p>
     <w:sectPr>
-      <w:footerReference w:type="default" r:id="rId9"/>
       <w:pgSz w:w="11906" w:h="16838"/>
       <w:pgMar w:top="1134" w:right="1134" w:bottom="1134" w:left="1701" w:header="720" w:footer="720" w:gutter="0"/>
       <w:cols w:space="720"/>
       <w:docGrid w:linePitch="360"/>
+      <w:pgNumType w:fmt="decimal" w:start="1"/>
     </w:sectPr>
   </w:body>
 </w:document>

--- a/thesis/doc/thesis.docx
+++ b/thesis/doc/thesis.docx
@@ -14305,7 +14305,7 @@
           <w:color w:val="000000"/>
           <w:sz w:val="28"/>
         </w:rPr>
-        <w:t>Phụ lục C. Ghi chú minh bạch và các giả định cần xác nhận</w:t>
+        <w:t>Phụ lục C. Ghi chú minh bạch về phương pháp luận</w:t>
       </w:r>
     </w:p>
     <w:p>
@@ -14375,7 +14375,7 @@
           <w:i w:val="0"/>
           <w:sz w:val="26"/>
         </w:rPr>
-        <w:t>"Khoá: 2023" và "Ngành: Công nghệ thông tin" trên bìa và trên hai bản nhận xét mẫu là suy luận hợp lý nhất từ mã lớp "DX23TT11" và tên khoa "KHOA CÔNG NGHỆ THÔNG TIN" — chưa có nguồn xác nhận trực tiếp, cần sinh viên xác nhận lại trước khi nộp chính thức.</w:t>
+        <w:t>"Khoá: 2023" và "Ngành: Công nghệ thông tin" trên bìa và trên hai bản nhận xét mẫu được suy luận từ mã lớp "DX23TT11" và tên khoa "KHOA CÔNG NGHỆ THÔNG TIN", và đã được sinh viên xác nhận là chính xác.</w:t>
       </w:r>
     </w:p>
     <w:p>
@@ -14389,7 +14389,7 @@
           <w:i w:val="0"/>
           <w:sz w:val="26"/>
         </w:rPr>
-        <w:t>Biểu mẫu trình bày chính thức của trường quy định danh mục tài liệu tham khảo theo kiểu tác giả-năm (xếp theo abc họ/tên tác giả, tách "Tiếng Việt"/"Tiếng Anh"), khác với định dạng IEEE đánh số [1]-[21] mà đề cương chi tiết đã duyệt của đồ án này yêu cầu rõ ràng (mục 12 đề cương: "đánh số [1] đến [21]... theo định dạng IEEE"). Đây là hai nguồn tài liệu mâu thuẫn nhau về quy tắc này. Báo cáo GIỮ NGUYÊN định dạng IEEE theo đúng đề cương đã duyệt riêng cho đồ án này (phù hợp hơn với lĩnh vực công nghệ thông tin, và ví dụ tham khảo trong biểu mẫu chung của trường — về "lúa lai", kinh tế — cho thấy biểu mẫu đó vốn dùng chung cho nhiều ngành khác nhau, không chuyên biệt cho ngành công nghệ thông tin). Đề nghị sinh viên/giảng viên hướng dẫn xác nhận lại lựa chọn này trước khi nộp chính thức.</w:t>
+        <w:t>Biểu mẫu trình bày chính thức của trường quy định danh mục tài liệu tham khảo theo kiểu tác giả-năm (xếp theo abc họ/tên tác giả, tách "Tiếng Việt"/"Tiếng Anh"), khác với định dạng IEEE đánh số [1]-[21] mà đề cương chi tiết đã duyệt của đồ án này yêu cầu rõ ràng (mục 12 đề cương: "đánh số [1] đến [21]... theo định dạng IEEE"). Đây là hai nguồn tài liệu mâu thuẫn nhau về quy tắc này. Báo cáo GIỮ NGUYÊN định dạng IEEE theo đúng đề cương đã duyệt riêng cho đồ án này (phù hợp hơn với lĩnh vực công nghệ thông tin, và ví dụ tham khảo trong biểu mẫu chung của trường — về "lúa lai", kinh tế — cho thấy biểu mẫu đó vốn dùng chung cho nhiều ngành khác nhau, không chuyên biệt cho ngành công nghệ thông tin). Sinh viên đã xác nhận giữ định dạng IEEE theo đề cương chi tiết đã duyệt.</w:t>
       </w:r>
     </w:p>
     <w:p>

--- a/thesis/doc/thesis.docx
+++ b/thesis/doc/thesis.docx
@@ -843,7 +843,7 @@
         </w:rPr>
         <w:t>1.4. Các bộ dữ liệu công khai thường dùng</w:t>
         <w:tab/>
-        <w:t>2</w:t>
+        <w:t>3</w:t>
       </w:r>
     </w:p>
     <w:p>
@@ -862,25 +862,7 @@
         </w:rPr>
         <w:t>1.5. Khoảng trống và hướng tiếp cận của đồ án</w:t>
         <w:tab/>
-        <w:t>3</w:t>
-      </w:r>
-    </w:p>
-    <w:p>
-      <w:pPr>
-        <w:tabs>
-          <w:tab w:pos="9071" w:val="right" w:leader="dot"/>
-        </w:tabs>
-        <w:spacing w:after="80" w:before="0" w:line="240" w:lineRule="auto"/>
-      </w:pPr>
-      <w:r>
-        <w:rPr>
-          <w:rFonts w:ascii="Times New Roman" w:hAnsi="Times New Roman"/>
-          <w:b/>
-          <w:sz w:val="26"/>
-        </w:rPr>
-        <w:t>CHƯƠNG 2. CƠ SỞ LÝ THUYẾT</w:t>
-        <w:tab/>
-        <w:t>5</w:t>
+        <w:t>4</w:t>
       </w:r>
     </w:p>
     <w:p>
@@ -897,7 +879,25 @@
           <w:b w:val="0"/>
           <w:sz w:val="24"/>
         </w:rPr>
-        <w:t>2.1. Tiền xử lý ảnh</w:t>
+        <w:t>1.6. Tổng kết chương</w:t>
+        <w:tab/>
+        <w:t>4</w:t>
+      </w:r>
+    </w:p>
+    <w:p>
+      <w:pPr>
+        <w:tabs>
+          <w:tab w:pos="9071" w:val="right" w:leader="dot"/>
+        </w:tabs>
+        <w:spacing w:after="80" w:before="0" w:line="240" w:lineRule="auto"/>
+      </w:pPr>
+      <w:r>
+        <w:rPr>
+          <w:rFonts w:ascii="Times New Roman" w:hAnsi="Times New Roman"/>
+          <w:b/>
+          <w:sz w:val="26"/>
+        </w:rPr>
+        <w:t>CHƯƠNG 2. CƠ SỞ LÝ THUYẾT</w:t>
         <w:tab/>
         <w:t>5</w:t>
       </w:r>
@@ -916,7 +916,7 @@
           <w:b w:val="0"/>
           <w:sz w:val="24"/>
         </w:rPr>
-        <w:t>2.2. Mạng nơ-ron tích chập (CNN)</w:t>
+        <w:t>2.1. Tiền xử lý ảnh</w:t>
         <w:tab/>
         <w:t>5</w:t>
       </w:r>
@@ -935,9 +935,9 @@
           <w:b w:val="0"/>
           <w:sz w:val="24"/>
         </w:rPr>
-        <w:t>2.3. Mạng Siamese</w:t>
+        <w:t>2.2. Mạng nơ-ron tích chập (CNN)</w:t>
         <w:tab/>
-        <w:t>5</w:t>
+        <w:t>6</w:t>
       </w:r>
     </w:p>
     <w:p>
@@ -954,9 +954,9 @@
           <w:b w:val="0"/>
           <w:sz w:val="24"/>
         </w:rPr>
-        <w:t>2.4. Hàm mất mát</w:t>
+        <w:t>2.3. Mạng Siamese</w:t>
         <w:tab/>
-        <w:t>6</w:t>
+        <w:t>7</w:t>
       </w:r>
     </w:p>
     <w:p>
@@ -973,9 +973,9 @@
           <w:b w:val="0"/>
           <w:sz w:val="24"/>
         </w:rPr>
-        <w:t>2.5. Học chuyển giao (transfer learning)</w:t>
+        <w:t>2.4. Hàm mất mát</w:t>
         <w:tab/>
-        <w:t>7</w:t>
+        <w:t>8</w:t>
       </w:r>
     </w:p>
     <w:p>
@@ -992,25 +992,7 @@
           <w:b w:val="0"/>
           <w:sz w:val="24"/>
         </w:rPr>
-        <w:t>2.6. Các độ đo đánh giá</w:t>
-        <w:tab/>
-        <w:t>7</w:t>
-      </w:r>
-    </w:p>
-    <w:p>
-      <w:pPr>
-        <w:tabs>
-          <w:tab w:pos="9071" w:val="right" w:leader="dot"/>
-        </w:tabs>
-        <w:spacing w:after="80" w:before="0" w:line="240" w:lineRule="auto"/>
-      </w:pPr>
-      <w:r>
-        <w:rPr>
-          <w:rFonts w:ascii="Times New Roman" w:hAnsi="Times New Roman"/>
-          <w:b/>
-          <w:sz w:val="26"/>
-        </w:rPr>
-        <w:t>CHƯƠNG 3. PHƯƠNG PHÁP THỰC HIỆN</w:t>
+        <w:t>2.5. Bộ tối ưu Adam</w:t>
         <w:tab/>
         <w:t>9</w:t>
       </w:r>
@@ -1029,9 +1011,9 @@
           <w:b w:val="0"/>
           <w:sz w:val="24"/>
         </w:rPr>
-        <w:t>3.1. Quy trình tổng thể</w:t>
+        <w:t>2.6. Học chuyển giao (transfer learning)</w:t>
         <w:tab/>
-        <w:t>9</w:t>
+        <w:t>10</w:t>
       </w:r>
     </w:p>
     <w:p>
@@ -1048,9 +1030,9 @@
           <w:b w:val="0"/>
           <w:sz w:val="24"/>
         </w:rPr>
-        <w:t>3.2. Chuẩn bị dữ liệu và sinh cặp mẫu</w:t>
+        <w:t>2.7. Các độ đo đánh giá</w:t>
         <w:tab/>
-        <w:t>9</w:t>
+        <w:t>10</w:t>
       </w:r>
     </w:p>
     <w:p>
@@ -1067,9 +1049,27 @@
           <w:b w:val="0"/>
           <w:sz w:val="24"/>
         </w:rPr>
-        <w:t>3.3. Phương pháp cơ sở (baseline)</w:t>
+        <w:t>2.8. Tổng kết chương</w:t>
         <w:tab/>
-        <w:t>10</w:t>
+        <w:t>11</w:t>
+      </w:r>
+    </w:p>
+    <w:p>
+      <w:pPr>
+        <w:tabs>
+          <w:tab w:pos="9071" w:val="right" w:leader="dot"/>
+        </w:tabs>
+        <w:spacing w:after="80" w:before="0" w:line="240" w:lineRule="auto"/>
+      </w:pPr>
+      <w:r>
+        <w:rPr>
+          <w:rFonts w:ascii="Times New Roman" w:hAnsi="Times New Roman"/>
+          <w:b/>
+          <w:sz w:val="26"/>
+        </w:rPr>
+        <w:t>CHƯƠNG 3. PHƯƠNG PHÁP THỰC HIỆN</w:t>
+        <w:tab/>
+        <w:t>13</w:t>
       </w:r>
     </w:p>
     <w:p>
@@ -1086,9 +1086,9 @@
           <w:b w:val="0"/>
           <w:sz w:val="24"/>
         </w:rPr>
-        <w:t>3.4. Mô hình Siamese chính</w:t>
+        <w:t>3.1. Quy trình tổng thể</w:t>
         <w:tab/>
-        <w:t>10</w:t>
+        <w:t>13</w:t>
       </w:r>
     </w:p>
     <w:p>
@@ -1105,27 +1105,9 @@
           <w:b w:val="0"/>
           <w:sz w:val="24"/>
         </w:rPr>
-        <w:t>3.5. Công cụ và môi trường</w:t>
+        <w:t>3.2. Chuẩn bị dữ liệu và sinh cặp mẫu</w:t>
         <w:tab/>
-        <w:t>11</w:t>
-      </w:r>
-    </w:p>
-    <w:p>
-      <w:pPr>
-        <w:tabs>
-          <w:tab w:pos="9071" w:val="right" w:leader="dot"/>
-        </w:tabs>
-        <w:spacing w:after="80" w:before="0" w:line="240" w:lineRule="auto"/>
-      </w:pPr>
-      <w:r>
-        <w:rPr>
-          <w:rFonts w:ascii="Times New Roman" w:hAnsi="Times New Roman"/>
-          <w:b/>
-          <w:sz w:val="26"/>
-        </w:rPr>
-        <w:t>CHƯƠNG 4. THỰC NGHIỆM VÀ ĐÁNH GIÁ</w:t>
-        <w:tab/>
-        <w:t>12</w:t>
+        <w:t>13</w:t>
       </w:r>
     </w:p>
     <w:p>
@@ -1142,9 +1124,9 @@
           <w:b w:val="0"/>
           <w:sz w:val="24"/>
         </w:rPr>
-        <w:t>4.1. Cách chia dữ liệu</w:t>
+        <w:t>3.3. Phương pháp cơ sở (baseline)</w:t>
         <w:tab/>
-        <w:t>12</w:t>
+        <w:t>14</w:t>
       </w:r>
     </w:p>
     <w:p>
@@ -1161,9 +1143,9 @@
           <w:b w:val="0"/>
           <w:sz w:val="24"/>
         </w:rPr>
-        <w:t>4.2. Các thí nghiệm đã thực hiện</w:t>
+        <w:t>3.4. Mô hình Siamese chính</w:t>
         <w:tab/>
-        <w:t>12</w:t>
+        <w:t>14</w:t>
       </w:r>
     </w:p>
     <w:p>
@@ -1180,9 +1162,9 @@
           <w:b w:val="0"/>
           <w:sz w:val="24"/>
         </w:rPr>
-        <w:t>4.3. Kết quả tổng thể trên tập test CEDAR</w:t>
+        <w:t>3.5. Công cụ và môi trường</w:t>
         <w:tab/>
-        <w:t>14</w:t>
+        <w:t>18</w:t>
       </w:r>
     </w:p>
     <w:p>
@@ -1199,9 +1181,27 @@
           <w:b w:val="0"/>
           <w:sz w:val="24"/>
         </w:rPr>
-        <w:t>4.4. Kết quả phân theo loại giả mạo</w:t>
+        <w:t>3.6. Tổng kết chương</w:t>
         <w:tab/>
-        <w:t>15</w:t>
+        <w:t>18</w:t>
+      </w:r>
+    </w:p>
+    <w:p>
+      <w:pPr>
+        <w:tabs>
+          <w:tab w:pos="9071" w:val="right" w:leader="dot"/>
+        </w:tabs>
+        <w:spacing w:after="80" w:before="0" w:line="240" w:lineRule="auto"/>
+      </w:pPr>
+      <w:r>
+        <w:rPr>
+          <w:rFonts w:ascii="Times New Roman" w:hAnsi="Times New Roman"/>
+          <w:b/>
+          <w:sz w:val="26"/>
+        </w:rPr>
+        <w:t>CHƯƠNG 4. THỰC NGHIỆM VÀ ĐÁNH GIÁ</w:t>
+        <w:tab/>
+        <w:t>19</w:t>
       </w:r>
     </w:p>
     <w:p>
@@ -1218,9 +1218,9 @@
           <w:b w:val="0"/>
           <w:sz w:val="24"/>
         </w:rPr>
-        <w:t>4.5. Đường cong ROC</w:t>
+        <w:t>4.1. Cách chia dữ liệu</w:t>
         <w:tab/>
-        <w:t>17</w:t>
+        <w:t>19</w:t>
       </w:r>
     </w:p>
     <w:p>
@@ -1237,9 +1237,9 @@
           <w:b w:val="0"/>
           <w:sz w:val="24"/>
         </w:rPr>
-        <w:t>4.6. Phân tích định tính các ca lỗi</w:t>
+        <w:t>4.2. Các thí nghiệm đã thực hiện</w:t>
         <w:tab/>
-        <w:t>18</w:t>
+        <w:t>19</w:t>
       </w:r>
     </w:p>
     <w:p>
@@ -1256,9 +1256,9 @@
           <w:b w:val="0"/>
           <w:sz w:val="24"/>
         </w:rPr>
-        <w:t>4.7. Đánh giá tổng quát hoá zero-shot trên BHSig260 (T7)</w:t>
+        <w:t>4.3. Kết quả tổng thể trên tập test CEDAR</w:t>
         <w:tab/>
-        <w:t>22</w:t>
+        <w:t>21</w:t>
       </w:r>
     </w:p>
     <w:p>
@@ -1275,27 +1275,9 @@
           <w:b w:val="0"/>
           <w:sz w:val="24"/>
         </w:rPr>
-        <w:t>4.8. Thảo luận</w:t>
+        <w:t>4.4. Kết quả phân theo loại giả mạo</w:t>
         <w:tab/>
-        <w:t>25</w:t>
-      </w:r>
-    </w:p>
-    <w:p>
-      <w:pPr>
-        <w:tabs>
-          <w:tab w:pos="9071" w:val="right" w:leader="dot"/>
-        </w:tabs>
-        <w:spacing w:after="80" w:before="0" w:line="240" w:lineRule="auto"/>
-      </w:pPr>
-      <w:r>
-        <w:rPr>
-          <w:rFonts w:ascii="Times New Roman" w:hAnsi="Times New Roman"/>
-          <w:b/>
-          <w:sz w:val="26"/>
-        </w:rPr>
-        <w:t>CHƯƠNG 5. CHƯƠNG TRÌNH DEMO</w:t>
-        <w:tab/>
-        <w:t>27</w:t>
+        <w:t>22</w:t>
       </w:r>
     </w:p>
     <w:p>
@@ -1312,9 +1294,9 @@
           <w:b w:val="0"/>
           <w:sz w:val="24"/>
         </w:rPr>
-        <w:t>5.1. Chức năng</w:t>
+        <w:t>4.5. Đường cong ROC</w:t>
         <w:tab/>
-        <w:t>27</w:t>
+        <w:t>24</w:t>
       </w:r>
     </w:p>
     <w:p>
@@ -1331,9 +1313,9 @@
           <w:b w:val="0"/>
           <w:sz w:val="24"/>
         </w:rPr>
-        <w:t>5.2. Luồng sử dụng</w:t>
+        <w:t>4.6. Phân tích định tính các ca lỗi</w:t>
         <w:tab/>
-        <w:t>27</w:t>
+        <w:t>25</w:t>
       </w:r>
     </w:p>
     <w:p>
@@ -1350,9 +1332,9 @@
           <w:b w:val="0"/>
           <w:sz w:val="24"/>
         </w:rPr>
-        <w:t>5.3. Kiến trúc và công cụ</w:t>
+        <w:t>4.7. Đánh giá tổng quát hoá zero-shot trên BHSig260 (T7)</w:t>
         <w:tab/>
-        <w:t>27</w:t>
+        <w:t>29</w:t>
       </w:r>
     </w:p>
     <w:p>
@@ -1369,9 +1351,9 @@
           <w:b w:val="0"/>
           <w:sz w:val="24"/>
         </w:rPr>
-        <w:t>5.4. Kết quả trình diễn</w:t>
+        <w:t>4.8. Thảo luận</w:t>
         <w:tab/>
-        <w:t>28</w:t>
+        <w:t>32</w:t>
       </w:r>
     </w:p>
     <w:p>
@@ -1387,9 +1369,9 @@
           <w:b/>
           <w:sz w:val="26"/>
         </w:rPr>
-        <w:t>KẾT LUẬN VÀ HƯỚNG PHÁT TRIỂN</w:t>
+        <w:t>CHƯƠNG 5. CHƯƠNG TRÌNH DEMO</w:t>
         <w:tab/>
-        <w:t>31</w:t>
+        <w:t>34</w:t>
       </w:r>
     </w:p>
     <w:p>
@@ -1406,9 +1388,9 @@
           <w:b w:val="0"/>
           <w:sz w:val="24"/>
         </w:rPr>
-        <w:t>1. Kết quả đạt được</w:t>
+        <w:t>5.1. Chức năng</w:t>
         <w:tab/>
-        <w:t>31</w:t>
+        <w:t>34</w:t>
       </w:r>
     </w:p>
     <w:p>
@@ -1425,9 +1407,9 @@
           <w:b w:val="0"/>
           <w:sz w:val="24"/>
         </w:rPr>
-        <w:t>2. Hạn chế</w:t>
+        <w:t>5.2. Luồng sử dụng</w:t>
         <w:tab/>
-        <w:t>31</w:t>
+        <w:t>34</w:t>
       </w:r>
     </w:p>
     <w:p>
@@ -1444,9 +1426,9 @@
           <w:b w:val="0"/>
           <w:sz w:val="24"/>
         </w:rPr>
-        <w:t>3. Hướng phát triển</w:t>
+        <w:t>5.3. Kiến trúc và luồng xử lý</w:t>
         <w:tab/>
-        <w:t>32</w:t>
+        <w:t>34</w:t>
       </w:r>
     </w:p>
     <w:p>
@@ -1455,16 +1437,17 @@
           <w:tab w:pos="9071" w:val="right" w:leader="dot"/>
         </w:tabs>
         <w:spacing w:after="80" w:before="0" w:line="240" w:lineRule="auto"/>
-      </w:pPr>
-      <w:r>
-        <w:rPr>
-          <w:rFonts w:ascii="Times New Roman" w:hAnsi="Times New Roman"/>
-          <w:b/>
-          <w:sz w:val="26"/>
-        </w:rPr>
-        <w:t>PHỤ LỤC</w:t>
+        <w:ind w:left="397"/>
+      </w:pPr>
+      <w:r>
+        <w:rPr>
+          <w:rFonts w:ascii="Times New Roman" w:hAnsi="Times New Roman"/>
+          <w:b w:val="0"/>
+          <w:sz w:val="24"/>
+        </w:rPr>
+        <w:t>5.4. Hạn chế của chương trình demo</w:t>
         <w:tab/>
-        <w:t>33</w:t>
+        <w:t>35</w:t>
       </w:r>
     </w:p>
     <w:p>
@@ -1473,6 +1456,25 @@
           <w:tab w:pos="9071" w:val="right" w:leader="dot"/>
         </w:tabs>
         <w:spacing w:after="80" w:before="0" w:line="240" w:lineRule="auto"/>
+        <w:ind w:left="397"/>
+      </w:pPr>
+      <w:r>
+        <w:rPr>
+          <w:rFonts w:ascii="Times New Roman" w:hAnsi="Times New Roman"/>
+          <w:b w:val="0"/>
+          <w:sz w:val="24"/>
+        </w:rPr>
+        <w:t>5.5. Kết quả trình diễn</w:t>
+        <w:tab/>
+        <w:t>36</w:t>
+      </w:r>
+    </w:p>
+    <w:p>
+      <w:pPr>
+        <w:tabs>
+          <w:tab w:pos="9071" w:val="right" w:leader="dot"/>
+        </w:tabs>
+        <w:spacing w:after="80" w:before="0" w:line="240" w:lineRule="auto"/>
       </w:pPr>
       <w:r>
         <w:rPr>
@@ -1480,9 +1482,102 @@
           <w:b/>
           <w:sz w:val="26"/>
         </w:rPr>
+        <w:t>KẾT LUẬN VÀ HƯỚNG PHÁT TRIỂN</w:t>
+        <w:tab/>
+        <w:t>39</w:t>
+      </w:r>
+    </w:p>
+    <w:p>
+      <w:pPr>
+        <w:tabs>
+          <w:tab w:pos="9071" w:val="right" w:leader="dot"/>
+        </w:tabs>
+        <w:spacing w:after="80" w:before="0" w:line="240" w:lineRule="auto"/>
+        <w:ind w:left="397"/>
+      </w:pPr>
+      <w:r>
+        <w:rPr>
+          <w:rFonts w:ascii="Times New Roman" w:hAnsi="Times New Roman"/>
+          <w:b w:val="0"/>
+          <w:sz w:val="24"/>
+        </w:rPr>
+        <w:t>1. Kết quả đạt được</w:t>
+        <w:tab/>
+        <w:t>39</w:t>
+      </w:r>
+    </w:p>
+    <w:p>
+      <w:pPr>
+        <w:tabs>
+          <w:tab w:pos="9071" w:val="right" w:leader="dot"/>
+        </w:tabs>
+        <w:spacing w:after="80" w:before="0" w:line="240" w:lineRule="auto"/>
+        <w:ind w:left="397"/>
+      </w:pPr>
+      <w:r>
+        <w:rPr>
+          <w:rFonts w:ascii="Times New Roman" w:hAnsi="Times New Roman"/>
+          <w:b w:val="0"/>
+          <w:sz w:val="24"/>
+        </w:rPr>
+        <w:t>2. Hạn chế</w:t>
+        <w:tab/>
+        <w:t>39</w:t>
+      </w:r>
+    </w:p>
+    <w:p>
+      <w:pPr>
+        <w:tabs>
+          <w:tab w:pos="9071" w:val="right" w:leader="dot"/>
+        </w:tabs>
+        <w:spacing w:after="80" w:before="0" w:line="240" w:lineRule="auto"/>
+        <w:ind w:left="397"/>
+      </w:pPr>
+      <w:r>
+        <w:rPr>
+          <w:rFonts w:ascii="Times New Roman" w:hAnsi="Times New Roman"/>
+          <w:b w:val="0"/>
+          <w:sz w:val="24"/>
+        </w:rPr>
+        <w:t>3. Hướng phát triển</w:t>
+        <w:tab/>
+        <w:t>40</w:t>
+      </w:r>
+    </w:p>
+    <w:p>
+      <w:pPr>
+        <w:tabs>
+          <w:tab w:pos="9071" w:val="right" w:leader="dot"/>
+        </w:tabs>
+        <w:spacing w:after="80" w:before="0" w:line="240" w:lineRule="auto"/>
+      </w:pPr>
+      <w:r>
+        <w:rPr>
+          <w:rFonts w:ascii="Times New Roman" w:hAnsi="Times New Roman"/>
+          <w:b/>
+          <w:sz w:val="26"/>
+        </w:rPr>
+        <w:t>PHỤ LỤC</w:t>
+        <w:tab/>
+        <w:t>41</w:t>
+      </w:r>
+    </w:p>
+    <w:p>
+      <w:pPr>
+        <w:tabs>
+          <w:tab w:pos="9071" w:val="right" w:leader="dot"/>
+        </w:tabs>
+        <w:spacing w:after="80" w:before="0" w:line="240" w:lineRule="auto"/>
+      </w:pPr>
+      <w:r>
+        <w:rPr>
+          <w:rFonts w:ascii="Times New Roman" w:hAnsi="Times New Roman"/>
+          <w:b/>
+          <w:sz w:val="26"/>
+        </w:rPr>
         <w:t>TÀI LIỆU THAM KHẢO</w:t>
         <w:tab/>
-        <w:t>36</w:t>
+        <w:t>44</w:t>
       </w:r>
     </w:p>
     <w:p>
@@ -3768,7 +3863,7 @@
                 <w:i w:val="0"/>
                 <w:sz w:val="24"/>
               </w:rPr>
-              <w:t>BẢNG 3.1</w:t>
+              <w:t>SƠ ĐỒ 3.1</w:t>
             </w:r>
           </w:p>
         </w:tc>
@@ -3788,7 +3883,7 @@
                 <w:i w:val="0"/>
                 <w:sz w:val="24"/>
               </w:rPr>
-              <w:t>Số người ký và số cặp mẫu theo từng tập (CEDAR)</w:t>
+              <w:t>Quy trình tổng thể của hệ thống xác minh chữ ký</w:t>
             </w:r>
           </w:p>
         </w:tc>
@@ -3807,7 +3902,7 @@
                 <w:i w:val="0"/>
                 <w:sz w:val="24"/>
               </w:rPr>
-              <w:t>BẢNG 3.2</w:t>
+              <w:t>BẢNG 3.1</w:t>
             </w:r>
           </w:p>
         </w:tc>
@@ -3827,7 +3922,7 @@
                 <w:i w:val="0"/>
                 <w:sz w:val="24"/>
               </w:rPr>
-              <w:t>Thiết lập huấn luyện: dự kiến so với thực tế đã dùng</w:t>
+              <w:t>Số người ký và số cặp mẫu theo từng tập (CEDAR)</w:t>
             </w:r>
           </w:p>
         </w:tc>
@@ -3846,7 +3941,7 @@
                 <w:i w:val="0"/>
                 <w:sz w:val="24"/>
               </w:rPr>
-              <w:t>SƠ ĐỒ 3.1</w:t>
+              <w:t>BẢNG 3.2</w:t>
             </w:r>
           </w:p>
         </w:tc>
@@ -3866,7 +3961,7 @@
                 <w:i w:val="0"/>
                 <w:sz w:val="24"/>
               </w:rPr>
-              <w:t>Quy trình tổng thể của hệ thống xác minh chữ ký</w:t>
+              <w:t>Thiết lập huấn luyện: dự kiến so với thực tế đã dùng</w:t>
             </w:r>
           </w:p>
         </w:tc>
@@ -3885,7 +3980,7 @@
                 <w:i w:val="0"/>
                 <w:sz w:val="24"/>
               </w:rPr>
-              <w:t>BẢNG 4.1</w:t>
+              <w:t>BẢNG 3.3</w:t>
             </w:r>
           </w:p>
         </w:tc>
@@ -3905,7 +4000,7 @@
                 <w:i w:val="0"/>
                 <w:sz w:val="24"/>
               </w:rPr>
-              <w:t>Cách chia dữ liệu trên bộ CEDAR</w:t>
+              <w:t>Kiến trúc chi tiết Cấu hình A theo từng khối</w:t>
             </w:r>
           </w:p>
         </w:tc>
@@ -3924,7 +4019,7 @@
                 <w:i w:val="0"/>
                 <w:sz w:val="24"/>
               </w:rPr>
-              <w:t>BẢNG 4.2</w:t>
+              <w:t>BẢNG 3.4</w:t>
             </w:r>
           </w:p>
         </w:tc>
@@ -3944,7 +4039,7 @@
                 <w:i w:val="0"/>
                 <w:sz w:val="24"/>
               </w:rPr>
-              <w:t>Danh sách thí nghiệm T1–T8: kết quả thực tế</w:t>
+              <w:t>Kết quả khảo sát margin trong huấn luyện — Cấu hình A</w:t>
             </w:r>
           </w:p>
         </w:tc>
@@ -3963,7 +4058,7 @@
                 <w:i w:val="0"/>
                 <w:sz w:val="24"/>
               </w:rPr>
-              <w:t>BẢNG 4.3</w:t>
+              <w:t>BẢNG 3.5</w:t>
             </w:r>
           </w:p>
         </w:tc>
@@ -3983,7 +4078,7 @@
                 <w:i w:val="0"/>
                 <w:sz w:val="24"/>
               </w:rPr>
-              <w:t>Kết quả tổng thể trên tập test CEDAR</w:t>
+              <w:t>Kết quả khảo sát margin trong huấn luyện — Cấu hình B</w:t>
             </w:r>
           </w:p>
         </w:tc>
@@ -4002,7 +4097,7 @@
                 <w:i w:val="0"/>
                 <w:sz w:val="24"/>
               </w:rPr>
-              <w:t>BẢNG 4.4</w:t>
+              <w:t>BẢNG 4.1</w:t>
             </w:r>
           </w:p>
         </w:tc>
@@ -4022,7 +4117,7 @@
                 <w:i w:val="0"/>
                 <w:sz w:val="24"/>
               </w:rPr>
-              <w:t>Kết quả phân theo loại giả mạo — Cấu hình A</w:t>
+              <w:t>Cách chia dữ liệu trên bộ CEDAR</w:t>
             </w:r>
           </w:p>
         </w:tc>
@@ -4041,7 +4136,7 @@
                 <w:i w:val="0"/>
                 <w:sz w:val="24"/>
               </w:rPr>
-              <w:t>BẢNG 4.5</w:t>
+              <w:t>BẢNG 4.2</w:t>
             </w:r>
           </w:p>
         </w:tc>
@@ -4061,7 +4156,7 @@
                 <w:i w:val="0"/>
                 <w:sz w:val="24"/>
               </w:rPr>
-              <w:t>Kết quả phân theo loại giả mạo — Cấu hình B</w:t>
+              <w:t>Danh sách thí nghiệm T1–T8: kết quả thực tế</w:t>
             </w:r>
           </w:p>
         </w:tc>
@@ -4080,7 +4175,7 @@
                 <w:i w:val="0"/>
                 <w:sz w:val="24"/>
               </w:rPr>
-              <w:t>BẢNG 4.6</w:t>
+              <w:t>BẢNG 4.3</w:t>
             </w:r>
           </w:p>
         </w:tc>
@@ -4100,7 +4195,7 @@
                 <w:i w:val="0"/>
                 <w:sz w:val="24"/>
               </w:rPr>
-              <w:t>So sánh Cấu hình A và Cấu hình B theo loại giả mạo</w:t>
+              <w:t>Kết quả tổng thể trên tập test CEDAR</w:t>
             </w:r>
           </w:p>
         </w:tc>
@@ -4119,7 +4214,7 @@
                 <w:i w:val="0"/>
                 <w:sz w:val="24"/>
               </w:rPr>
-              <w:t>HÌNH 4.1</w:t>
+              <w:t>BẢNG 4.4</w:t>
             </w:r>
           </w:p>
         </w:tc>
@@ -4139,7 +4234,7 @@
                 <w:i w:val="0"/>
                 <w:sz w:val="24"/>
               </w:rPr>
-              <w:t>Đường cong ROC — baseline HOG + SVM</w:t>
+              <w:t>Kết quả phân theo loại giả mạo — Cấu hình A</w:t>
             </w:r>
           </w:p>
         </w:tc>
@@ -4158,7 +4253,7 @@
                 <w:i w:val="0"/>
                 <w:sz w:val="24"/>
               </w:rPr>
-              <w:t>HÌNH 4.2</w:t>
+              <w:t>BẢNG 4.5</w:t>
             </w:r>
           </w:p>
         </w:tc>
@@ -4178,7 +4273,7 @@
                 <w:i w:val="0"/>
                 <w:sz w:val="24"/>
               </w:rPr>
-              <w:t>Đường cong ROC — Cấu hình A</w:t>
+              <w:t>Kết quả phân theo loại giả mạo — Cấu hình B</w:t>
             </w:r>
           </w:p>
         </w:tc>
@@ -4197,7 +4292,7 @@
                 <w:i w:val="0"/>
                 <w:sz w:val="24"/>
               </w:rPr>
-              <w:t>HÌNH 4.3</w:t>
+              <w:t>BẢNG 4.6</w:t>
             </w:r>
           </w:p>
         </w:tc>
@@ -4217,7 +4312,7 @@
                 <w:i w:val="0"/>
                 <w:sz w:val="24"/>
               </w:rPr>
-              <w:t>Đường cong ROC — Cấu hình B</w:t>
+              <w:t>So sánh Cấu hình A và Cấu hình B theo loại giả mạo</w:t>
             </w:r>
           </w:p>
         </w:tc>
@@ -4236,7 +4331,7 @@
                 <w:i w:val="0"/>
                 <w:sz w:val="24"/>
               </w:rPr>
-              <w:t>HÌNH 4.4</w:t>
+              <w:t>HÌNH 4.1</w:t>
             </w:r>
           </w:p>
         </w:tc>
@@ -4256,7 +4351,7 @@
                 <w:i w:val="0"/>
                 <w:sz w:val="24"/>
               </w:rPr>
-              <w:t>Ca lỗi false-accept, giả mạo ngẫu nhiên, Cấu hình A</w:t>
+              <w:t>Đường cong ROC — baseline HOG + SVM</w:t>
             </w:r>
           </w:p>
         </w:tc>
@@ -4275,7 +4370,7 @@
                 <w:i w:val="0"/>
                 <w:sz w:val="24"/>
               </w:rPr>
-              <w:t>HÌNH 4.5</w:t>
+              <w:t>HÌNH 4.2</w:t>
             </w:r>
           </w:p>
         </w:tc>
@@ -4295,7 +4390,7 @@
                 <w:i w:val="0"/>
                 <w:sz w:val="24"/>
               </w:rPr>
-              <w:t>Ca lỗi false-reject, cùng người ký, Cấu hình A</w:t>
+              <w:t>Đường cong ROC — Cấu hình A</w:t>
             </w:r>
           </w:p>
         </w:tc>
@@ -4314,7 +4409,7 @@
                 <w:i w:val="0"/>
                 <w:sz w:val="24"/>
               </w:rPr>
-              <w:t>HÌNH 4.6</w:t>
+              <w:t>HÌNH 4.3</w:t>
             </w:r>
           </w:p>
         </w:tc>
@@ -4334,7 +4429,7 @@
                 <w:i w:val="0"/>
                 <w:sz w:val="24"/>
               </w:rPr>
-              <w:t>Ca lỗi false-accept, giả mạo kỹ năng cao, Cấu hình A</w:t>
+              <w:t>Đường cong ROC — Cấu hình B</w:t>
             </w:r>
           </w:p>
         </w:tc>
@@ -4353,7 +4448,7 @@
                 <w:i w:val="0"/>
                 <w:sz w:val="24"/>
               </w:rPr>
-              <w:t>HÌNH 4.7</w:t>
+              <w:t>HÌNH 4.4</w:t>
             </w:r>
           </w:p>
         </w:tc>
@@ -4373,7 +4468,7 @@
                 <w:i w:val="0"/>
                 <w:sz w:val="24"/>
               </w:rPr>
-              <w:t>Ca lỗi false-accept, giả mạo ngẫu nhiên, Cấu hình B</w:t>
+              <w:t>Ca lỗi false-accept, giả mạo ngẫu nhiên, Cấu hình A</w:t>
             </w:r>
           </w:p>
         </w:tc>
@@ -4392,7 +4487,7 @@
                 <w:i w:val="0"/>
                 <w:sz w:val="24"/>
               </w:rPr>
-              <w:t>HÌNH 4.8</w:t>
+              <w:t>HÌNH 4.5</w:t>
             </w:r>
           </w:p>
         </w:tc>
@@ -4412,7 +4507,7 @@
                 <w:i w:val="0"/>
                 <w:sz w:val="24"/>
               </w:rPr>
-              <w:t>Ca lỗi false-reject nghiêm trọng trên BHSig260</w:t>
+              <w:t>Ca lỗi false-reject, cùng người ký, Cấu hình A</w:t>
             </w:r>
           </w:p>
         </w:tc>
@@ -4431,7 +4526,7 @@
                 <w:i w:val="0"/>
                 <w:sz w:val="24"/>
               </w:rPr>
-              <w:t>HÌNH 4.9</w:t>
+              <w:t>HÌNH 4.6</w:t>
             </w:r>
           </w:p>
         </w:tc>
@@ -4451,7 +4546,7 @@
                 <w:i w:val="0"/>
                 <w:sz w:val="24"/>
               </w:rPr>
-              <w:t>Ca lỗi false-accept giả mạo kỹ năng cao trên BHSig260</w:t>
+              <w:t>Ca lỗi false-accept, giả mạo kỹ năng cao, Cấu hình A</w:t>
             </w:r>
           </w:p>
         </w:tc>
@@ -4470,7 +4565,7 @@
                 <w:i w:val="0"/>
                 <w:sz w:val="24"/>
               </w:rPr>
-              <w:t>BẢNG 4.7</w:t>
+              <w:t>HÌNH 4.7</w:t>
             </w:r>
           </w:p>
         </w:tc>
@@ -4490,7 +4585,7 @@
                 <w:i w:val="0"/>
                 <w:sz w:val="24"/>
               </w:rPr>
-              <w:t>Kết quả zero-shot trên BHSig260 (T7)</w:t>
+              <w:t>Ca lỗi false-accept, giả mạo ngẫu nhiên, Cấu hình B</w:t>
             </w:r>
           </w:p>
         </w:tc>
@@ -4509,7 +4604,7 @@
                 <w:i w:val="0"/>
                 <w:sz w:val="24"/>
               </w:rPr>
-              <w:t>BẢNG 4.8</w:t>
+              <w:t>HÌNH 4.8</w:t>
             </w:r>
           </w:p>
         </w:tc>
@@ -4529,7 +4624,7 @@
                 <w:i w:val="0"/>
                 <w:sz w:val="24"/>
               </w:rPr>
-              <w:t>Rủi ro đã dự kiến so với thực tế xảy ra</w:t>
+              <w:t>Ca lỗi false-reject nghiêm trọng trên BHSig260</w:t>
             </w:r>
           </w:p>
         </w:tc>
@@ -4548,7 +4643,7 @@
                 <w:i w:val="0"/>
                 <w:sz w:val="24"/>
               </w:rPr>
-              <w:t>BẢNG 5.1</w:t>
+              <w:t>HÌNH 4.9</w:t>
             </w:r>
           </w:p>
         </w:tc>
@@ -4568,7 +4663,163 @@
                 <w:i w:val="0"/>
                 <w:sz w:val="24"/>
               </w:rPr>
+              <w:t>Ca lỗi false-accept giả mạo kỹ năng cao trên BHSig260</w:t>
+            </w:r>
+          </w:p>
+        </w:tc>
+      </w:tr>
+      <w:tr>
+        <w:tc>
+          <w:tcPr>
+            <w:tcW w:type="dxa" w:w="1701"/>
+          </w:tcPr>
+          <w:p>
+            <w:r/>
+            <w:r>
+              <w:rPr>
+                <w:rFonts w:ascii="Times New Roman" w:hAnsi="Times New Roman"/>
+                <w:b w:val="0"/>
+                <w:i w:val="0"/>
+                <w:sz w:val="24"/>
+              </w:rPr>
+              <w:t>BẢNG 4.7</w:t>
+            </w:r>
+          </w:p>
+        </w:tc>
+        <w:tc>
+          <w:tcPr>
+            <w:tcW w:type="dxa" w:w="7370"/>
+          </w:tcPr>
+          <w:p>
+            <w:pPr>
+              <w:jc w:val="center"/>
+            </w:pPr>
+            <w:r/>
+            <w:r>
+              <w:rPr>
+                <w:rFonts w:ascii="Times New Roman" w:hAnsi="Times New Roman"/>
+                <w:b w:val="0"/>
+                <w:i w:val="0"/>
+                <w:sz w:val="24"/>
+              </w:rPr>
+              <w:t>Kết quả zero-shot trên BHSig260 (T7)</w:t>
+            </w:r>
+          </w:p>
+        </w:tc>
+      </w:tr>
+      <w:tr>
+        <w:tc>
+          <w:tcPr>
+            <w:tcW w:type="dxa" w:w="1701"/>
+          </w:tcPr>
+          <w:p>
+            <w:r/>
+            <w:r>
+              <w:rPr>
+                <w:rFonts w:ascii="Times New Roman" w:hAnsi="Times New Roman"/>
+                <w:b w:val="0"/>
+                <w:i w:val="0"/>
+                <w:sz w:val="24"/>
+              </w:rPr>
+              <w:t>BẢNG 4.8</w:t>
+            </w:r>
+          </w:p>
+        </w:tc>
+        <w:tc>
+          <w:tcPr>
+            <w:tcW w:type="dxa" w:w="7370"/>
+          </w:tcPr>
+          <w:p>
+            <w:pPr>
+              <w:jc w:val="center"/>
+            </w:pPr>
+            <w:r/>
+            <w:r>
+              <w:rPr>
+                <w:rFonts w:ascii="Times New Roman" w:hAnsi="Times New Roman"/>
+                <w:b w:val="0"/>
+                <w:i w:val="0"/>
+                <w:sz w:val="24"/>
+              </w:rPr>
+              <w:t>Rủi ro đã dự kiến so với thực tế xảy ra</w:t>
+            </w:r>
+          </w:p>
+        </w:tc>
+      </w:tr>
+      <w:tr>
+        <w:tc>
+          <w:tcPr>
+            <w:tcW w:type="dxa" w:w="1701"/>
+          </w:tcPr>
+          <w:p>
+            <w:r/>
+            <w:r>
+              <w:rPr>
+                <w:rFonts w:ascii="Times New Roman" w:hAnsi="Times New Roman"/>
+                <w:b w:val="0"/>
+                <w:i w:val="0"/>
+                <w:sz w:val="24"/>
+              </w:rPr>
+              <w:t>BẢNG 5.1</w:t>
+            </w:r>
+          </w:p>
+        </w:tc>
+        <w:tc>
+          <w:tcPr>
+            <w:tcW w:type="dxa" w:w="7370"/>
+          </w:tcPr>
+          <w:p>
+            <w:pPr>
+              <w:jc w:val="center"/>
+            </w:pPr>
+            <w:r/>
+            <w:r>
+              <w:rPr>
+                <w:rFonts w:ascii="Times New Roman" w:hAnsi="Times New Roman"/>
+                <w:b w:val="0"/>
+                <w:i w:val="0"/>
+                <w:sz w:val="24"/>
+              </w:rPr>
               <w:t>Kiến trúc và công cụ của chương trình demo</w:t>
+            </w:r>
+          </w:p>
+        </w:tc>
+      </w:tr>
+      <w:tr>
+        <w:tc>
+          <w:tcPr>
+            <w:tcW w:type="dxa" w:w="1701"/>
+          </w:tcPr>
+          <w:p>
+            <w:r/>
+            <w:r>
+              <w:rPr>
+                <w:rFonts w:ascii="Times New Roman" w:hAnsi="Times New Roman"/>
+                <w:b w:val="0"/>
+                <w:i w:val="0"/>
+                <w:sz w:val="24"/>
+              </w:rPr>
+              <w:t>SƠ ĐỒ 5.1</w:t>
+            </w:r>
+          </w:p>
+        </w:tc>
+        <w:tc>
+          <w:tcPr>
+            <w:tcW w:type="dxa" w:w="7370"/>
+          </w:tcPr>
+          <w:p>
+            <w:pPr>
+              <w:jc w:val="center"/>
+            </w:pPr>
+            <w:r/>
+            <w:r>
+              <w:rPr>
+                <w:rFonts w:ascii="Times New Roman" w:hAnsi="Times New Roman"/>
+                <w:b w:val="0"/>
+                <w:i w:val="0"/>
+                <w:sz w:val="24"/>
+              </w:rPr>
+              <w:t>Luồng xử lý một lượt yêu cầu của chương trình demo</w:t>
             </w:r>
           </w:p>
         </w:tc>
@@ -5693,6 +5944,34 @@
     </w:p>
     <w:p>
       <w:pPr>
+        <w:jc w:val="both"/>
+      </w:pPr>
+      <w:r>
+        <w:rPr>
+          <w:rFonts w:ascii="Times New Roman" w:hAnsi="Times New Roman"/>
+          <w:b w:val="0"/>
+          <w:i w:val="0"/>
+          <w:sz w:val="26"/>
+        </w:rPr>
+        <w:t>Về mặt kiến trúc, hai lựa chọn thiết kế lặp lại trong các công trình kể trên đáng chú ý cho đồ án này. Thứ nhất, hầu hết dùng contrastive loss [6] hoặc triplet loss [19] thay vì hàm mất mát phân loại thông thường (cross-entropy) — vì mục tiêu không phải phân loại một chữ ký vào một trong N lớp người ký cố định (không khả thi khi N thay đổi liên tục theo người dùng mới), mà là học một không gian embedding nơi khoảng cách phản ánh đúng quan hệ cùng/khác người ký. Thứ hai, xu hướng gần đây (SigNet [4], các công trình dùng ResNet [9]) chuyển từ CNN tự thiết kế nông sang backbone sâu hơn, tận dụng tiền huấn luyện ImageNet dù miền ảnh chữ ký khác miền ảnh tự nhiên — lựa chọn này chính là điều đồ án kiểm chứng thực nghiệm ở Cấu hình B, so sánh trực tiếp với Cấu hình A tự thiết kế theo lối cũ hơn.</w:t>
+      </w:r>
+    </w:p>
+    <w:p>
+      <w:pPr>
+        <w:jc w:val="both"/>
+      </w:pPr>
+      <w:r>
+        <w:rPr>
+          <w:rFonts w:ascii="Times New Roman" w:hAnsi="Times New Roman"/>
+          <w:b w:val="0"/>
+          <w:i w:val="0"/>
+          <w:sz w:val="26"/>
+        </w:rPr>
+        <w:t>Một hạn chế chung của nhiều công trình đã công bố là chỉ báo cáo một con số EER hoặc Accuracy tổng hợp, không tách riêng theo loại giả mạo (skilled/random) — khiến khó đánh giá mô hình thực sự mạnh ở đâu và yếu ở đâu. Đồ án này cố tình tách riêng hai loại giả mạo trong mọi bảng kết quả ở Chương 4, và sẽ cho thấy đây là quyết định có giá trị: phát hiện chính của đồ án (mục 4.4) chỉ có thể thấy được khi tách riêng, không thấy được nếu chỉ nhìn một con số Accuracy tổng.</w:t>
+      </w:r>
+    </w:p>
+    <w:p>
+      <w:pPr>
         <w:pStyle w:val="Heading2"/>
       </w:pPr>
       <w:r>
@@ -6302,6 +6581,34 @@
       </w:r>
     </w:p>
     <w:p>
+      <w:pPr>
+        <w:pStyle w:val="Heading2"/>
+      </w:pPr>
+      <w:r>
+        <w:rPr>
+          <w:rFonts w:ascii="Times New Roman" w:hAnsi="Times New Roman"/>
+          <w:b/>
+          <w:color w:val="000000"/>
+          <w:sz w:val="28"/>
+        </w:rPr>
+        <w:t>1.6. Tổng kết chương</w:t>
+      </w:r>
+    </w:p>
+    <w:p>
+      <w:pPr>
+        <w:jc w:val="both"/>
+      </w:pPr>
+      <w:r>
+        <w:rPr>
+          <w:rFonts w:ascii="Times New Roman" w:hAnsi="Times New Roman"/>
+          <w:b w:val="0"/>
+          <w:i w:val="0"/>
+          <w:sz w:val="26"/>
+        </w:rPr>
+        <w:t>Chương này đã trình bày bài toán xác minh chữ ký offline, ba loại giả mạo cần phân biệt, hai hướng tiếp cận chính (đặc trưng thủ công và học sâu) cùng các công trình tiêu biểu của mỗi hướng, và các bộ dữ liệu công khai phổ biến. Từ khoảng trống nghiên cứu đã nêu ở mục 1.5 — thiếu so sánh có kiểm soát giữa hai hướng tiếp cận, thiếu kiểm tra chéo giữa các bộ dữ liệu, và thiếu báo cáo tách riêng theo loại giả mạo — Chương 2 tiếp theo trình bày cơ sở lý thuyết chi tiết cho các kỹ thuật đồ án sẽ dùng để giải quyết những khoảng trống này: tiền xử lý ảnh, CNN, mạng Siamese, các hàm mất mát, học chuyển giao, và các độ đo đánh giá.</w:t>
+      </w:r>
+    </w:p>
+    <w:p>
       <w:r>
         <w:br w:type="page"/>
       </w:r>
@@ -6387,42 +6694,6 @@
     </w:p>
     <w:p>
       <w:pPr>
-        <w:pStyle w:val="ListBullet"/>
-      </w:pPr>
-      <w:r>
-        <w:rPr>
-          <w:rFonts w:ascii="Times New Roman" w:hAnsi="Times New Roman"/>
-          <w:sz w:val="26"/>
-        </w:rPr>
-        <w:t>Cắt sát vùng chữ ký theo hộp bao quanh các điểm nét (bounding box).</w:t>
-      </w:r>
-    </w:p>
-    <w:p>
-      <w:pPr>
-        <w:pStyle w:val="ListBullet"/>
-      </w:pPr>
-      <w:r>
-        <w:rPr>
-          <w:rFonts w:ascii="Times New Roman" w:hAnsi="Times New Roman"/>
-          <w:sz w:val="26"/>
-        </w:rPr>
-        <w:t>Căn giữa và đổi kích thước về cỡ cố định, giữ tỷ lệ khung hình bằng cách thêm viền trắng: 220×150 điểm ảnh cho Cấu hình A (huấn luyện từ đầu), 224×224 cho Cấu hình B (dùng mạng tiền huấn luyện).</w:t>
-      </w:r>
-    </w:p>
-    <w:p>
-      <w:pPr>
-        <w:pStyle w:val="ListBullet"/>
-      </w:pPr>
-      <w:r>
-        <w:rPr>
-          <w:rFonts w:ascii="Times New Roman" w:hAnsi="Times New Roman"/>
-          <w:sz w:val="26"/>
-        </w:rPr>
-        <w:t>Chuẩn hóa giá trị điểm ảnh về khoảng [0, 1] (Cấu hình A) hoặc theo trung bình/độ lệch chuẩn ImageNet (Cấu hình B).</w:t>
-      </w:r>
-    </w:p>
-    <w:p>
-      <w:pPr>
         <w:jc w:val="both"/>
       </w:pPr>
       <w:r>
@@ -6432,6 +6703,122 @@
           <w:i w:val="0"/>
           <w:sz w:val="26"/>
         </w:rPr>
+        <w:t>Cụ thể, gọi ω₀(t), ω₁(t) là tỉ lệ điểm ảnh và μ₀(t), μ₁(t) là mức xám trung bình của hai lớp (nền, nét chữ) khi chia đôi histogram mức xám tại ngưỡng t. Thuật toán Otsu chọn ngưỡng t* cực đại hoá phương sai liên lớp (between-class variance):</w:t>
+      </w:r>
+    </w:p>
+    <w:p>
+      <w:pPr>
+        <w:jc w:val="center"/>
+      </w:pPr>
+      <w:r>
+        <w:drawing>
+          <wp:inline xmlns:a="http://schemas.openxmlformats.org/drawingml/2006/main" xmlns:pic="http://schemas.openxmlformats.org/drawingml/2006/picture">
+            <wp:extent cx="3600000" cy="614907"/>
+            <wp:docPr id="2" name="Picture 2"/>
+            <wp:cNvGraphicFramePr>
+              <a:graphicFrameLocks noChangeAspect="1"/>
+            </wp:cNvGraphicFramePr>
+            <a:graphic>
+              <a:graphicData uri="http://schemas.openxmlformats.org/drawingml/2006/picture">
+                <pic:pic>
+                  <pic:nvPicPr>
+                    <pic:cNvPr id="0" name="f_otsu.png"/>
+                    <pic:cNvPicPr/>
+                  </pic:nvPicPr>
+                  <pic:blipFill>
+                    <a:blip r:embed="rId11"/>
+                    <a:stretch>
+                      <a:fillRect/>
+                    </a:stretch>
+                  </pic:blipFill>
+                  <pic:spPr>
+                    <a:xfrm>
+                      <a:off x="0" y="0"/>
+                      <a:ext cx="3600000" cy="614907"/>
+                    </a:xfrm>
+                    <a:prstGeom prst="rect"/>
+                  </pic:spPr>
+                </pic:pic>
+              </a:graphicData>
+            </a:graphic>
+          </wp:inline>
+        </w:drawing>
+      </w:r>
+    </w:p>
+    <w:p>
+      <w:pPr>
+        <w:jc w:val="right"/>
+      </w:pPr>
+      <w:r>
+        <w:rPr>
+          <w:rFonts w:ascii="Times New Roman" w:hAnsi="Times New Roman"/>
+          <w:i/>
+          <w:sz w:val="24"/>
+        </w:rPr>
+        <w:t>(2)</w:t>
+      </w:r>
+    </w:p>
+    <w:p>
+      <w:pPr>
+        <w:jc w:val="both"/>
+      </w:pPr>
+      <w:r>
+        <w:rPr>
+          <w:rFonts w:ascii="Times New Roman" w:hAnsi="Times New Roman"/>
+          <w:b w:val="0"/>
+          <w:i w:val="0"/>
+          <w:sz w:val="26"/>
+        </w:rPr>
+        <w:t>Vì histogram mức xám của ảnh chữ ký thường có dạng hai đỉnh rõ rệt (nền trắng chiếm đa số điểm ảnh, nét mực tối chiếm thiểu số), phương pháp Otsu tách được ranh giới nền/nét khá ổn định mà không cần chọn ngưỡng cố định bằng tay cho từng ảnh.</w:t>
+      </w:r>
+    </w:p>
+    <w:p>
+      <w:pPr>
+        <w:pStyle w:val="ListBullet"/>
+      </w:pPr>
+      <w:r>
+        <w:rPr>
+          <w:rFonts w:ascii="Times New Roman" w:hAnsi="Times New Roman"/>
+          <w:sz w:val="26"/>
+        </w:rPr>
+        <w:t>Cắt sát vùng chữ ký theo hộp bao quanh các điểm nét (bounding box).</w:t>
+      </w:r>
+    </w:p>
+    <w:p>
+      <w:pPr>
+        <w:pStyle w:val="ListBullet"/>
+      </w:pPr>
+      <w:r>
+        <w:rPr>
+          <w:rFonts w:ascii="Times New Roman" w:hAnsi="Times New Roman"/>
+          <w:sz w:val="26"/>
+        </w:rPr>
+        <w:t>Căn giữa và đổi kích thước về cỡ cố định, giữ tỷ lệ khung hình bằng cách thêm viền trắng: 220×150 điểm ảnh cho Cấu hình A (huấn luyện từ đầu), 224×224 cho Cấu hình B (dùng mạng tiền huấn luyện).</w:t>
+      </w:r>
+    </w:p>
+    <w:p>
+      <w:pPr>
+        <w:pStyle w:val="ListBullet"/>
+      </w:pPr>
+      <w:r>
+        <w:rPr>
+          <w:rFonts w:ascii="Times New Roman" w:hAnsi="Times New Roman"/>
+          <w:sz w:val="26"/>
+        </w:rPr>
+        <w:t>Chuẩn hóa giá trị điểm ảnh về khoảng [0, 1] (Cấu hình A) hoặc theo trung bình/độ lệch chuẩn ImageNet (Cấu hình B).</w:t>
+      </w:r>
+    </w:p>
+    <w:p>
+      <w:pPr>
+        <w:jc w:val="both"/>
+      </w:pPr>
+      <w:r>
+        <w:rPr>
+          <w:rFonts w:ascii="Times New Roman" w:hAnsi="Times New Roman"/>
+          <w:b w:val="0"/>
+          <w:i w:val="0"/>
+          <w:sz w:val="26"/>
+        </w:rPr>
         <w:t>Bước nhị phân hoá chỉ dùng để xác định vùng chữ ký (bounding box); việc có dùng ảnh nhị phân làm đầu vào cuối cùng cho mô hình hay không (binarize_output) là một biến thử nghiệm riêng (T4, mục 4.2) — trong phạm vi thời gian thực hiện, đồ án chưa kịp chạy so sánh có/không nhị phân hoá đầu ra.</w:t>
       </w:r>
     </w:p>
@@ -6465,6 +6852,100 @@
     </w:p>
     <w:p>
       <w:pPr>
+        <w:jc w:val="both"/>
+      </w:pPr>
+      <w:r>
+        <w:rPr>
+          <w:rFonts w:ascii="Times New Roman" w:hAnsi="Times New Roman"/>
+          <w:b w:val="0"/>
+          <w:i w:val="0"/>
+          <w:sz w:val="26"/>
+        </w:rPr>
+        <w:t>Một lớp tích chập trượt một bộ lọc (kernel) K kích thước nhỏ (thường 3×3) qua toàn bộ ảnh đầu vào I, tại mỗi vị trí tính tổng tích các trọng số bộ lọc với vùng ảnh tương ứng:</w:t>
+      </w:r>
+    </w:p>
+    <w:p>
+      <w:pPr>
+        <w:jc w:val="center"/>
+      </w:pPr>
+      <w:r>
+        <w:drawing>
+          <wp:inline xmlns:a="http://schemas.openxmlformats.org/drawingml/2006/main" xmlns:pic="http://schemas.openxmlformats.org/drawingml/2006/picture">
+            <wp:extent cx="3600000" cy="614907"/>
+            <wp:docPr id="3" name="Picture 3"/>
+            <wp:cNvGraphicFramePr>
+              <a:graphicFrameLocks noChangeAspect="1"/>
+            </wp:cNvGraphicFramePr>
+            <a:graphic>
+              <a:graphicData uri="http://schemas.openxmlformats.org/drawingml/2006/picture">
+                <pic:pic>
+                  <pic:nvPicPr>
+                    <pic:cNvPr id="0" name="f_conv.png"/>
+                    <pic:cNvPicPr/>
+                  </pic:nvPicPr>
+                  <pic:blipFill>
+                    <a:blip r:embed="rId12"/>
+                    <a:stretch>
+                      <a:fillRect/>
+                    </a:stretch>
+                  </pic:blipFill>
+                  <pic:spPr>
+                    <a:xfrm>
+                      <a:off x="0" y="0"/>
+                      <a:ext cx="3600000" cy="614907"/>
+                    </a:xfrm>
+                    <a:prstGeom prst="rect"/>
+                  </pic:spPr>
+                </pic:pic>
+              </a:graphicData>
+            </a:graphic>
+          </wp:inline>
+        </w:drawing>
+      </w:r>
+    </w:p>
+    <w:p>
+      <w:pPr>
+        <w:jc w:val="right"/>
+      </w:pPr>
+      <w:r>
+        <w:rPr>
+          <w:rFonts w:ascii="Times New Roman" w:hAnsi="Times New Roman"/>
+          <w:i/>
+          <w:sz w:val="24"/>
+        </w:rPr>
+        <w:t>(3)</w:t>
+      </w:r>
+    </w:p>
+    <w:p>
+      <w:pPr>
+        <w:jc w:val="both"/>
+      </w:pPr>
+      <w:r>
+        <w:rPr>
+          <w:rFonts w:ascii="Times New Roman" w:hAnsi="Times New Roman"/>
+          <w:b w:val="0"/>
+          <w:i w:val="0"/>
+          <w:sz w:val="26"/>
+        </w:rPr>
+        <w:t>Cùng một bộ lọc được dùng lại (trọng số chia sẻ) tại mọi vị trí trên ảnh, giúp CNN phát hiện cùng một đặc trưng (ví dụ một nét cong) bất kể nó xuất hiện ở đâu trong ảnh chữ ký — tính chất bất biến theo vị trí (translation invariance) này quan trọng vì vị trí chính xác của từng nét chữ trong khung ảnh không mang thông tin phân biệt người ký, chỉ hình dạng tương đối giữa các nét mới có ý nghĩa. Lớp gộp cực đại (max pooling) sau đó lấy giá trị lớn nhất trong mỗi vùng 2×2, vừa giảm một nửa kích thước không gian (giảm chi phí tính toán ở các lớp sau), vừa tăng thêm tính bất biến với dịch chuyển nhỏ.</w:t>
+      </w:r>
+    </w:p>
+    <w:p>
+      <w:pPr>
+        <w:jc w:val="both"/>
+      </w:pPr>
+      <w:r>
+        <w:rPr>
+          <w:rFonts w:ascii="Times New Roman" w:hAnsi="Times New Roman"/>
+          <w:b w:val="0"/>
+          <w:i w:val="0"/>
+          <w:sz w:val="26"/>
+        </w:rPr>
+        <w:t>Kiến trúc Cấu hình A của đồ án (chi tiết ở Bảng 3.3, Chương 3) dùng 5 khối liên tiếp, mỗi khối tăng gấp đôi số kênh đặc trưng (32 → 64 → 128 → 256 → 256) trong khi giảm một nửa kích thước không gian mỗi khối (qua max pooling). Đây là mẫu thiết kế phổ biến trong CNN: khi đi sâu vào mạng, số lượng đặc trưng cần biểu diễn tăng lên (từ vài chục kiểu nét cơ bản ở lớp đầu đến hàng trăm kiểu tổ hợp nét ở lớp cuối), trong khi độ phân giải không gian cần thiết giảm dần vì thông tin đã được tổng hợp thành đặc trưng trừu tượng hơn.</w:t>
+      </w:r>
+    </w:p>
+    <w:p>
+      <w:pPr>
         <w:pStyle w:val="Heading2"/>
       </w:pPr>
       <w:r>
@@ -6499,7 +6980,7 @@
         <w:drawing>
           <wp:inline xmlns:a="http://schemas.openxmlformats.org/drawingml/2006/main" xmlns:pic="http://schemas.openxmlformats.org/drawingml/2006/picture">
             <wp:extent cx="2520000" cy="358335"/>
-            <wp:docPr id="2" name="Picture 2"/>
+            <wp:docPr id="4" name="Picture 4"/>
             <wp:cNvGraphicFramePr>
               <a:graphicFrameLocks noChangeAspect="1"/>
             </wp:cNvGraphicFramePr>
@@ -6511,7 +6992,7 @@
                     <pic:cNvPicPr/>
                   </pic:nvPicPr>
                   <pic:blipFill>
-                    <a:blip r:embed="rId11"/>
+                    <a:blip r:embed="rId13"/>
                     <a:stretch>
                       <a:fillRect/>
                     </a:stretch>
@@ -6540,7 +7021,7 @@
           <w:i/>
           <w:sz w:val="24"/>
         </w:rPr>
-        <w:t>(2)</w:t>
+        <w:t>(4)</w:t>
       </w:r>
     </w:p>
     <w:p>
@@ -6565,7 +7046,7 @@
         <w:drawing>
           <wp:inline xmlns:a="http://schemas.openxmlformats.org/drawingml/2006/main" xmlns:pic="http://schemas.openxmlformats.org/drawingml/2006/picture">
             <wp:extent cx="4680000" cy="2839551"/>
-            <wp:docPr id="3" name="Picture 3"/>
+            <wp:docPr id="5" name="Picture 5"/>
             <wp:cNvGraphicFramePr>
               <a:graphicFrameLocks noChangeAspect="1"/>
             </wp:cNvGraphicFramePr>
@@ -6577,7 +7058,7 @@
                     <pic:cNvPicPr/>
                   </pic:nvPicPr>
                   <pic:blipFill>
-                    <a:blip r:embed="rId12"/>
+                    <a:blip r:embed="rId14"/>
                     <a:stretch>
                       <a:fillRect/>
                     </a:stretch>
@@ -6624,6 +7105,34 @@
     </w:p>
     <w:p>
       <w:pPr>
+        <w:jc w:val="both"/>
+      </w:pPr>
+      <w:r>
+        <w:rPr>
+          <w:rFonts w:ascii="Times New Roman" w:hAnsi="Times New Roman"/>
+          <w:b w:val="0"/>
+          <w:i w:val="0"/>
+          <w:sz w:val="26"/>
+        </w:rPr>
+        <w:t>Việc dùng chung trọng số giữa hai nhánh (thay vì hai mạng độc lập) có hai lợi ích quan trọng. Thứ nhất, số tham số cần huấn luyện giảm một nửa so với dùng hai mạng riêng, giảm nguy cơ overfitting khi dữ liệu huấn luyện hạn chế (chỉ 40 người ký như ở CEDAR). Thứ hai, và quan trọng hơn, nó đảm bảo khoảng cách D có tính đối xứng và nhất quán: nếu dùng hai mạng riêng, thứ tự đưa hai ảnh vào mạng có thể ảnh hưởng đến kết quả, trong khi bài toán xác minh chữ ký về bản chất không có thứ tự ưu tiên giữa "ảnh mẫu" và "ảnh cần kiểm tra".</w:t>
+      </w:r>
+    </w:p>
+    <w:p>
+      <w:pPr>
+        <w:jc w:val="both"/>
+      </w:pPr>
+      <w:r>
+        <w:rPr>
+          <w:rFonts w:ascii="Times New Roman" w:hAnsi="Times New Roman"/>
+          <w:b w:val="0"/>
+          <w:i w:val="0"/>
+          <w:sz w:val="26"/>
+        </w:rPr>
+        <w:t>Một quyết định thiết kế đáng chú ý của đồ án là KHÔNG chuẩn hoá embedding về độ dài đơn vị (L2-normalize) cho Cấu hình A. Nếu chuẩn hoá, mọi embedding đều nằm trên một mặt cầu đơn vị, khiến khoảng cách Euclid tối đa giữa hai điểm bất kỳ bị chặn trên bởi 2 — khi đó mức margin m=2 trong khảo sát margin (mục 3.4) gần như luôn bị bão hoà (mọi cặp âm đều vi phạm margin), làm mất ý nghĩa so sánh giữa các mức margin khác nhau. Đồ án để embedding tự do trong không gian 128 chiều, đổi lại phải tự học một thang đo khoảng cách phù hợp — đây là sự đánh đổi giữa tính ổn định số học (L2-normalize giúp huấn luyện ổn định hơn) và việc giữ được toàn bộ ý nghĩa của phép khảo sát margin theo đúng thiết kế thí nghiệm T5.</w:t>
+      </w:r>
+    </w:p>
+    <w:p>
+      <w:pPr>
         <w:pStyle w:val="Heading2"/>
       </w:pPr>
       <w:r>
@@ -6658,7 +7167,7 @@
         <w:drawing>
           <wp:inline xmlns:a="http://schemas.openxmlformats.org/drawingml/2006/main" xmlns:pic="http://schemas.openxmlformats.org/drawingml/2006/picture">
             <wp:extent cx="3960000" cy="293964"/>
-            <wp:docPr id="4" name="Picture 4"/>
+            <wp:docPr id="6" name="Picture 6"/>
             <wp:cNvGraphicFramePr>
               <a:graphicFrameLocks noChangeAspect="1"/>
             </wp:cNvGraphicFramePr>
@@ -6670,7 +7179,7 @@
                     <pic:cNvPicPr/>
                   </pic:nvPicPr>
                   <pic:blipFill>
-                    <a:blip r:embed="rId13"/>
+                    <a:blip r:embed="rId15"/>
                     <a:stretch>
                       <a:fillRect/>
                     </a:stretch>
@@ -6699,7 +7208,7 @@
           <w:i/>
           <w:sz w:val="24"/>
         </w:rPr>
-        <w:t>(3)</w:t>
+        <w:t>(5)</w:t>
       </w:r>
     </w:p>
     <w:p>
@@ -6727,6 +7236,86 @@
           <w:i w:val="0"/>
           <w:sz w:val="26"/>
         </w:rPr>
+        <w:t>Lấy đạo hàm của L theo D cho thấy rõ hơn cơ chế hoạt động của hàm mất mát này:</w:t>
+      </w:r>
+    </w:p>
+    <w:p>
+      <w:pPr>
+        <w:jc w:val="center"/>
+      </w:pPr>
+      <w:r>
+        <w:drawing>
+          <wp:inline xmlns:a="http://schemas.openxmlformats.org/drawingml/2006/main" xmlns:pic="http://schemas.openxmlformats.org/drawingml/2006/picture">
+            <wp:extent cx="3600000" cy="614907"/>
+            <wp:docPr id="7" name="Picture 7"/>
+            <wp:cNvGraphicFramePr>
+              <a:graphicFrameLocks noChangeAspect="1"/>
+            </wp:cNvGraphicFramePr>
+            <a:graphic>
+              <a:graphicData uri="http://schemas.openxmlformats.org/drawingml/2006/picture">
+                <pic:pic>
+                  <pic:nvPicPr>
+                    <pic:cNvPr id="0" name="f_grad.png"/>
+                    <pic:cNvPicPr/>
+                  </pic:nvPicPr>
+                  <pic:blipFill>
+                    <a:blip r:embed="rId16"/>
+                    <a:stretch>
+                      <a:fillRect/>
+                    </a:stretch>
+                  </pic:blipFill>
+                  <pic:spPr>
+                    <a:xfrm>
+                      <a:off x="0" y="0"/>
+                      <a:ext cx="3600000" cy="614907"/>
+                    </a:xfrm>
+                    <a:prstGeom prst="rect"/>
+                  </pic:spPr>
+                </pic:pic>
+              </a:graphicData>
+            </a:graphic>
+          </wp:inline>
+        </w:drawing>
+      </w:r>
+    </w:p>
+    <w:p>
+      <w:pPr>
+        <w:jc w:val="right"/>
+      </w:pPr>
+      <w:r>
+        <w:rPr>
+          <w:rFonts w:ascii="Times New Roman" w:hAnsi="Times New Roman"/>
+          <w:i/>
+          <w:sz w:val="24"/>
+        </w:rPr>
+        <w:t>(6)</w:t>
+      </w:r>
+    </w:p>
+    <w:p>
+      <w:pPr>
+        <w:jc w:val="both"/>
+      </w:pPr>
+      <w:r>
+        <w:rPr>
+          <w:rFonts w:ascii="Times New Roman" w:hAnsi="Times New Roman"/>
+          <w:b w:val="0"/>
+          <w:i w:val="0"/>
+          <w:sz w:val="26"/>
+        </w:rPr>
+        <w:t>Với cặp dương (y=1), gradient tỉ lệ thuận với D — mạng luôn được đẩy để giảm D, bất kể D đã nhỏ hay còn lớn (không có điểm "đủ tốt" để dừng kéo lại gần). Với cặp âm (y=0), gradient chỉ khác 0 khi D &lt; m (hàm chỉ báo 𝟙[D&lt;m]) — một khi khoảng cách đã vượt margin, hàm mất mát không còn tạo gradient nữa, tức mạng ngừng cố đẩy cặp âm ra xa hơn nữa. Đây chính là lý do contrastive loss ổn định hơn so với việc cực đại hoá trực tiếp khoảng cách cặp âm (không có cận trên): một hàm mất mát không có điểm dừng cho cặp âm dễ khiến mạng chỉ tập trung đẩy các cặp âm dễ (đã xa) ra xa vô hạn thay vì học phân biệt các cặp khó.</w:t>
+      </w:r>
+    </w:p>
+    <w:p>
+      <w:pPr>
+        <w:jc w:val="both"/>
+      </w:pPr>
+      <w:r>
+        <w:rPr>
+          <w:rFonts w:ascii="Times New Roman" w:hAnsi="Times New Roman"/>
+          <w:b w:val="0"/>
+          <w:i w:val="0"/>
+          <w:sz w:val="26"/>
+        </w:rPr>
         <w:t>Triplet loss [19] dùng bộ ba gồm mẫu neo a, mẫu dương p (thật, cùng người) và mẫu âm n (giả hoặc của người khác):</w:t>
       </w:r>
     </w:p>
@@ -6738,7 +7327,7 @@
         <w:drawing>
           <wp:inline xmlns:a="http://schemas.openxmlformats.org/drawingml/2006/main" xmlns:pic="http://schemas.openxmlformats.org/drawingml/2006/picture">
             <wp:extent cx="3960000" cy="624785"/>
-            <wp:docPr id="5" name="Picture 5"/>
+            <wp:docPr id="8" name="Picture 8"/>
             <wp:cNvGraphicFramePr>
               <a:graphicFrameLocks noChangeAspect="1"/>
             </wp:cNvGraphicFramePr>
@@ -6750,7 +7339,7 @@
                     <pic:cNvPicPr/>
                   </pic:nvPicPr>
                   <pic:blipFill>
-                    <a:blip r:embed="rId14"/>
+                    <a:blip r:embed="rId17"/>
                     <a:stretch>
                       <a:fillRect/>
                     </a:stretch>
@@ -6779,7 +7368,7 @@
           <w:i/>
           <w:sz w:val="24"/>
         </w:rPr>
-        <w:t>(4)</w:t>
+        <w:t>(7)</w:t>
       </w:r>
     </w:p>
     <w:p>
@@ -6807,7 +7396,7 @@
           <w:color w:val="000000"/>
           <w:sz w:val="28"/>
         </w:rPr>
-        <w:t>2.5. Học chuyển giao (transfer learning)</w:t>
+        <w:t>2.5. Bộ tối ưu Adam</w:t>
       </w:r>
     </w:p>
     <w:p>
@@ -6821,7 +7410,73 @@
           <w:i w:val="0"/>
           <w:sz w:val="26"/>
         </w:rPr>
-        <w:t>Học chuyển giao dùng mạng đã huấn luyện sẵn trên tập ảnh lớn như ImageNet (ví dụ VGG16 [20] hoặc ResNet18 [9]), bỏ lớp phân loại cuối, thay bằng lớp tạo embedding rồi tinh chỉnh (fine-tune) trên dữ liệu chữ ký. Ảnh chữ ký khác nhiều so với ảnh tự nhiên, nên cần thử tinh chỉnh nhiều tầng và so sánh với mạng huấn luyện từ đầu để xem học chuyển giao có thật sự giúp ích hay không. Đồ án chọn ResNet18 trong hai lựa chọn nêu trên (kết quả cụ thể ở Chương 4, mục 4.3–4.4).</w:t>
+        <w:t>Cả hai cấu hình đều huấn luyện bằng Adam [12] (Adaptive Moment Estimation), một biến thể của gradient descent duy trì ước lượng trung bình động của gradient (mô-men bậc một, m_t) và bình phương gradient (mô-men bậc hai, v_t) cho từng tham số riêng biệt, sau khi hiệu chỉnh độ lệch (bias correction) ở bước đầu huấn luyện, cập nhật tham số theo:</w:t>
+      </w:r>
+    </w:p>
+    <w:p>
+      <w:pPr>
+        <w:jc w:val="center"/>
+      </w:pPr>
+      <w:r>
+        <w:drawing>
+          <wp:inline xmlns:a="http://schemas.openxmlformats.org/drawingml/2006/main" xmlns:pic="http://schemas.openxmlformats.org/drawingml/2006/picture">
+            <wp:extent cx="2880000" cy="506236"/>
+            <wp:docPr id="9" name="Picture 9"/>
+            <wp:cNvGraphicFramePr>
+              <a:graphicFrameLocks noChangeAspect="1"/>
+            </wp:cNvGraphicFramePr>
+            <a:graphic>
+              <a:graphicData uri="http://schemas.openxmlformats.org/drawingml/2006/picture">
+                <pic:pic>
+                  <pic:nvPicPr>
+                    <pic:cNvPr id="0" name="f_adam.png"/>
+                    <pic:cNvPicPr/>
+                  </pic:nvPicPr>
+                  <pic:blipFill>
+                    <a:blip r:embed="rId18"/>
+                    <a:stretch>
+                      <a:fillRect/>
+                    </a:stretch>
+                  </pic:blipFill>
+                  <pic:spPr>
+                    <a:xfrm>
+                      <a:off x="0" y="0"/>
+                      <a:ext cx="2880000" cy="506236"/>
+                    </a:xfrm>
+                    <a:prstGeom prst="rect"/>
+                  </pic:spPr>
+                </pic:pic>
+              </a:graphicData>
+            </a:graphic>
+          </wp:inline>
+        </w:drawing>
+      </w:r>
+    </w:p>
+    <w:p>
+      <w:pPr>
+        <w:jc w:val="right"/>
+      </w:pPr>
+      <w:r>
+        <w:rPr>
+          <w:rFonts w:ascii="Times New Roman" w:hAnsi="Times New Roman"/>
+          <w:i/>
+          <w:sz w:val="24"/>
+        </w:rPr>
+        <w:t>(8)</w:t>
+      </w:r>
+    </w:p>
+    <w:p>
+      <w:pPr>
+        <w:jc w:val="both"/>
+      </w:pPr>
+      <w:r>
+        <w:rPr>
+          <w:rFonts w:ascii="Times New Roman" w:hAnsi="Times New Roman"/>
+          <w:b w:val="0"/>
+          <w:i w:val="0"/>
+          <w:sz w:val="26"/>
+        </w:rPr>
+        <w:t>trong đó m̂_t, v̂_t là các mô-men đã hiệu chỉnh độ lệch, η là tốc độ học, ε là hằng số nhỏ tránh chia cho 0. Vì mỗi tham số có tốc độ học hiệu dụng riêng (tỉ lệ nghịch với căn bậc hai của v̂_t), Adam thường hội tụ nhanh và ổn định hơn SGD thuần trên các bài toán có gradient thưa hoặc không đồng đều giữa các lớp — phù hợp với việc huấn luyện đồng thời nhiều lớp có đặc tính khác nhau (lớp tích chập nông, lớp kết nối đầy đủ sâu) như trong Cấu hình A, và đặc biệt phù hợp với chiến lược hai tốc độ học khác nhau cho backbone/head ở Cấu hình B (mục 3.4), vì Adam cho phép mỗi nhóm tham số dùng một learning rate cơ sở riêng mà vẫn tự động điều chỉnh theo nhóm đó.</w:t>
       </w:r>
     </w:p>
     <w:p>
@@ -6835,7 +7490,7 @@
           <w:color w:val="000000"/>
           <w:sz w:val="28"/>
         </w:rPr>
-        <w:t>2.6. Các độ đo đánh giá</w:t>
+        <w:t>2.6. Học chuyển giao (transfer learning)</w:t>
       </w:r>
     </w:p>
     <w:p>
@@ -6849,6 +7504,48 @@
           <w:i w:val="0"/>
           <w:sz w:val="26"/>
         </w:rPr>
+        <w:t>Học chuyển giao dùng mạng đã huấn luyện sẵn trên tập ảnh lớn như ImageNet (ví dụ VGG16 [20] hoặc ResNet18 [9]), bỏ lớp phân loại cuối, thay bằng lớp tạo embedding rồi tinh chỉnh (fine-tune) trên dữ liệu chữ ký. Ảnh chữ ký khác nhiều so với ảnh tự nhiên, nên cần thử tinh chỉnh nhiều tầng và so sánh với mạng huấn luyện từ đầu để xem học chuyển giao có thật sự giúp ích hay không. Đồ án chọn ResNet18 trong hai lựa chọn nêu trên (kết quả cụ thể ở Chương 4, mục 4.3–4.4).</w:t>
+      </w:r>
+    </w:p>
+    <w:p>
+      <w:pPr>
+        <w:jc w:val="both"/>
+      </w:pPr>
+      <w:r>
+        <w:rPr>
+          <w:rFonts w:ascii="Times New Roman" w:hAnsi="Times New Roman"/>
+          <w:b w:val="0"/>
+          <w:i w:val="0"/>
+          <w:sz w:val="26"/>
+        </w:rPr>
+        <w:t>Một rủi ro cố hữu của tinh chỉnh là hiện tượng quên thảm hoạ (catastrophic forgetting): nếu mở khoá toàn bộ backbone và tinh chỉnh với tốc độ học lớn ngay từ đầu, gradient lớn từ một tập dữ liệu nhỏ và khác miền (ảnh chữ ký so với ImageNet) có thể phá vỡ nhanh chóng các trọng số tổng quát đã học được, khiến mạng "quên" kiến thức hữu ích từ ImageNet trước khi kịp học đặc trưng mới có ích. Chiến lược hai giai đoạn (đóng băng rồi mở khoá dần, mục 3.4) và dùng tốc độ học nhỏ hơn hẳn cho backbone so với head chính là cách giảm thiểu rủi ro này: giai đoạn 1 cho lớp embedding mới có cơ hội thích nghi với đặc trưng backbone hiện có trước, tránh gradient lớn ngẫu nhiên ban đầu (từ lớp head khởi tạo ngẫu nhiên) lan ngược vào phá vỡ backbone; giai đoạn 2 mới mở khoá khối cuối với tốc độ học rất nhỏ (1e-5, thấp hơn 10 lần so với head) để tinh chỉnh nhẹ nhàng, giữ phần lớn kiến thức ImageNet nguyên vẹn ở các khối đầu.</w:t>
+      </w:r>
+    </w:p>
+    <w:p>
+      <w:pPr>
+        <w:pStyle w:val="Heading2"/>
+      </w:pPr>
+      <w:r>
+        <w:rPr>
+          <w:rFonts w:ascii="Times New Roman" w:hAnsi="Times New Roman"/>
+          <w:b/>
+          <w:color w:val="000000"/>
+          <w:sz w:val="28"/>
+        </w:rPr>
+        <w:t>2.7. Các độ đo đánh giá</w:t>
+      </w:r>
+    </w:p>
+    <w:p>
+      <w:pPr>
+        <w:jc w:val="both"/>
+      </w:pPr>
+      <w:r>
+        <w:rPr>
+          <w:rFonts w:ascii="Times New Roman" w:hAnsi="Times New Roman"/>
+          <w:b w:val="0"/>
+          <w:i w:val="0"/>
+          <w:sz w:val="26"/>
+        </w:rPr>
         <w:t>Gọi lớp dương là chữ ký thật. TP là chữ ký thật được chấp nhận, FN là chữ ký thật bị từ chối, FP là chữ ký giả bị chấp nhận, TN là chữ ký giả bị từ chối. Với mỗi ngưỡng τ:</w:t>
       </w:r>
     </w:p>
@@ -6860,7 +7557,7 @@
         <w:drawing>
           <wp:inline xmlns:a="http://schemas.openxmlformats.org/drawingml/2006/main" xmlns:pic="http://schemas.openxmlformats.org/drawingml/2006/picture">
             <wp:extent cx="3240000" cy="454737"/>
-            <wp:docPr id="6" name="Picture 6"/>
+            <wp:docPr id="10" name="Picture 10"/>
             <wp:cNvGraphicFramePr>
               <a:graphicFrameLocks noChangeAspect="1"/>
             </wp:cNvGraphicFramePr>
@@ -6872,7 +7569,7 @@
                     <pic:cNvPicPr/>
                   </pic:nvPicPr>
                   <pic:blipFill>
-                    <a:blip r:embed="rId15"/>
+                    <a:blip r:embed="rId19"/>
                     <a:stretch>
                       <a:fillRect/>
                     </a:stretch>
@@ -6901,7 +7598,7 @@
           <w:i/>
           <w:sz w:val="24"/>
         </w:rPr>
-        <w:t>(5)</w:t>
+        <w:t>(9)</w:t>
       </w:r>
     </w:p>
     <w:p>
@@ -6912,7 +7609,7 @@
         <w:drawing>
           <wp:inline xmlns:a="http://schemas.openxmlformats.org/drawingml/2006/main" xmlns:pic="http://schemas.openxmlformats.org/drawingml/2006/picture">
             <wp:extent cx="3240000" cy="449307"/>
-            <wp:docPr id="7" name="Picture 7"/>
+            <wp:docPr id="11" name="Picture 11"/>
             <wp:cNvGraphicFramePr>
               <a:graphicFrameLocks noChangeAspect="1"/>
             </wp:cNvGraphicFramePr>
@@ -6924,7 +7621,7 @@
                     <pic:cNvPicPr/>
                   </pic:nvPicPr>
                   <pic:blipFill>
-                    <a:blip r:embed="rId16"/>
+                    <a:blip r:embed="rId20"/>
                     <a:stretch>
                       <a:fillRect/>
                     </a:stretch>
@@ -6953,7 +7650,7 @@
           <w:i/>
           <w:sz w:val="24"/>
         </w:rPr>
-        <w:t>(6)</w:t>
+        <w:t>(10)</w:t>
       </w:r>
     </w:p>
     <w:p>
@@ -6978,7 +7675,7 @@
         <w:drawing>
           <wp:inline xmlns:a="http://schemas.openxmlformats.org/drawingml/2006/main" xmlns:pic="http://schemas.openxmlformats.org/drawingml/2006/picture">
             <wp:extent cx="3240000" cy="382154"/>
-            <wp:docPr id="8" name="Picture 8"/>
+            <wp:docPr id="12" name="Picture 12"/>
             <wp:cNvGraphicFramePr>
               <a:graphicFrameLocks noChangeAspect="1"/>
             </wp:cNvGraphicFramePr>
@@ -6990,7 +7687,7 @@
                     <pic:cNvPicPr/>
                   </pic:nvPicPr>
                   <pic:blipFill>
-                    <a:blip r:embed="rId17"/>
+                    <a:blip r:embed="rId21"/>
                     <a:stretch>
                       <a:fillRect/>
                     </a:stretch>
@@ -7019,7 +7716,7 @@
           <w:i/>
           <w:sz w:val="24"/>
         </w:rPr>
-        <w:t>(7)</w:t>
+        <w:t>(11)</w:t>
       </w:r>
     </w:p>
     <w:p>
@@ -7044,7 +7741,7 @@
         <w:drawing>
           <wp:inline xmlns:a="http://schemas.openxmlformats.org/drawingml/2006/main" xmlns:pic="http://schemas.openxmlformats.org/drawingml/2006/picture">
             <wp:extent cx="3240000" cy="364276"/>
-            <wp:docPr id="9" name="Picture 9"/>
+            <wp:docPr id="13" name="Picture 13"/>
             <wp:cNvGraphicFramePr>
               <a:graphicFrameLocks noChangeAspect="1"/>
             </wp:cNvGraphicFramePr>
@@ -7056,7 +7753,7 @@
                     <pic:cNvPicPr/>
                   </pic:nvPicPr>
                   <pic:blipFill>
-                    <a:blip r:embed="rId18"/>
+                    <a:blip r:embed="rId22"/>
                     <a:stretch>
                       <a:fillRect/>
                     </a:stretch>
@@ -7085,7 +7782,7 @@
           <w:i/>
           <w:sz w:val="24"/>
         </w:rPr>
-        <w:t>(8)</w:t>
+        <w:t>(12)</w:t>
       </w:r>
     </w:p>
     <w:p>
@@ -7103,6 +7800,48 @@
       </w:r>
     </w:p>
     <w:p>
+      <w:pPr>
+        <w:jc w:val="both"/>
+      </w:pPr>
+      <w:r>
+        <w:rPr>
+          <w:rFonts w:ascii="Times New Roman" w:hAnsi="Times New Roman"/>
+          <w:b w:val="0"/>
+          <w:i w:val="0"/>
+          <w:sz w:val="26"/>
+        </w:rPr>
+        <w:t>Đường cong ROC (Receiver Operating Characteristic) vẽ True Positive Rate (= 1 − FRR) theo False Positive Rate (= FAR) khi quét ngưỡng τ qua mọi giá trị có thể, không cố định một ngưỡng cụ thể nào. AUC (diện tích dưới đường cong ROC) có một cách hiểu xác suất trực quan: AUC bằng xác suất mà, chọn ngẫu nhiên một cặp dương và một cặp âm, mô hình gán điểm số (ở đây là −D, để điểm cao hơn ứng với "giống nhau hơn") cao hơn cho cặp dương. AUC=1 là phân biệt hoàn hảo ở mọi ngưỡng, AUC=0,5 tương đương đoán ngẫu nhiên. Vì không phụ thuộc ngưỡng, AUC là độ đo phù hợp nhất để so sánh khả năng phân biệt THUẦN TUÝ của các mô hình (mục 4.4), tách biệt khỏi ảnh hưởng của việc chọn ngưỡng τ khác nhau giữa các mô hình — đây là lý do đồ án ưu tiên so sánh bằng AUC thay vì Accuracy/FAR/FRR tại một ngưỡng cụ thể khi cần kết luận mô hình nào "tốt hơn" về bản chất.</w:t>
+      </w:r>
+    </w:p>
+    <w:p>
+      <w:pPr>
+        <w:pStyle w:val="Heading2"/>
+      </w:pPr>
+      <w:r>
+        <w:rPr>
+          <w:rFonts w:ascii="Times New Roman" w:hAnsi="Times New Roman"/>
+          <w:b/>
+          <w:color w:val="000000"/>
+          <w:sz w:val="28"/>
+        </w:rPr>
+        <w:t>2.8. Tổng kết chương</w:t>
+      </w:r>
+    </w:p>
+    <w:p>
+      <w:pPr>
+        <w:jc w:val="both"/>
+      </w:pPr>
+      <w:r>
+        <w:rPr>
+          <w:rFonts w:ascii="Times New Roman" w:hAnsi="Times New Roman"/>
+          <w:b w:val="0"/>
+          <w:i w:val="0"/>
+          <w:sz w:val="26"/>
+        </w:rPr>
+        <w:t>Chương này đã trình bày đầy đủ nền tảng lý thuyết cho hệ thống: quy trình tiền xử lý ảnh (kèm cơ sở toán học của ngưỡng Otsu), nguyên lý hoạt động của CNN (phép tích chập, tính bất biến vị trí), kiến trúc Siamese và lý do dùng chung trọng số, hai hàm mất mát contrastive và triplet (kèm phân tích gradient), bộ tối ưu Adam, cơ chế học chuyển giao hai giai đoạn và rủi ro quên thảm hoạ, và các độ đo đánh giá sinh trắc học chuẩn. Chương 3 tiếp theo áp dụng toàn bộ nền tảng này vào thiết kế cụ thể của hệ thống: quy trình tổng thể, cách sinh dữ liệu huấn luyện, và các thiết lập huấn luyện thực tế đã dùng.</w:t>
+      </w:r>
+    </w:p>
+    <w:p>
       <w:r>
         <w:br w:type="page"/>
       </w:r>
@@ -7170,7 +7909,7 @@
         <w:drawing>
           <wp:inline xmlns:a="http://schemas.openxmlformats.org/drawingml/2006/main" xmlns:pic="http://schemas.openxmlformats.org/drawingml/2006/picture">
             <wp:extent cx="5040000" cy="1063486"/>
-            <wp:docPr id="10" name="Picture 10"/>
+            <wp:docPr id="14" name="Picture 14"/>
             <wp:cNvGraphicFramePr>
               <a:graphicFrameLocks noChangeAspect="1"/>
             </wp:cNvGraphicFramePr>
@@ -7182,7 +7921,7 @@
                     <pic:cNvPicPr/>
                   </pic:nvPicPr>
                   <pic:blipFill>
-                    <a:blip r:embed="rId19"/>
+                    <a:blip r:embed="rId23"/>
                     <a:stretch>
                       <a:fillRect/>
                     </a:stretch>
@@ -8243,6 +8982,1470 @@
     </w:p>
     <w:p>
       <w:pPr>
+        <w:jc w:val="both"/>
+      </w:pPr>
+      <w:r>
+        <w:rPr>
+          <w:rFonts w:ascii="Times New Roman" w:hAnsi="Times New Roman"/>
+          <w:b w:val="0"/>
+          <w:i w:val="0"/>
+          <w:sz w:val="26"/>
+        </w:rPr>
+        <w:t>Bảng dưới đây liệt kê chi tiết từng khối của Cấu hình A, đúng theo mã nguồn thật (src/sigverify/models/siamese_scratch.py), để làm rõ cách 3.142.720 tham số của mạng (đếm thật bằng sum(p.numel() for p in model.parameters())) được phân bổ:</w:t>
+      </w:r>
+    </w:p>
+    <w:p>
+      <w:pPr>
+        <w:jc w:val="center"/>
+      </w:pPr>
+      <w:r>
+        <w:rPr>
+          <w:rFonts w:ascii="Times New Roman" w:hAnsi="Times New Roman"/>
+          <w:i/>
+          <w:sz w:val="24"/>
+        </w:rPr>
+        <w:t>Kiến trúc chi tiết Cấu hình A theo từng khối</w:t>
+      </w:r>
+    </w:p>
+    <w:tbl>
+      <w:tblPr>
+        <w:tblStyle w:val="TableGrid"/>
+        <w:tblW w:type="auto" w:w="0"/>
+        <w:jc w:val="center"/>
+        <w:tblLook w:firstColumn="1" w:firstRow="1" w:lastColumn="0" w:lastRow="0" w:noHBand="0" w:noVBand="1" w:val="04A0"/>
+      </w:tblPr>
+      <w:tblGrid>
+        <w:gridCol w:w="2268"/>
+        <w:gridCol w:w="2268"/>
+        <w:gridCol w:w="2268"/>
+        <w:gridCol w:w="2268"/>
+      </w:tblGrid>
+      <w:tr>
+        <w:tc>
+          <w:tcPr>
+            <w:tcW w:type="dxa" w:w="1134"/>
+          </w:tcPr>
+          <w:p>
+            <w:pPr>
+              <w:jc w:val="center"/>
+            </w:pPr>
+            <w:r/>
+            <w:r>
+              <w:rPr>
+                <w:rFonts w:ascii="Times New Roman" w:hAnsi="Times New Roman"/>
+                <w:b/>
+                <w:i w:val="0"/>
+                <w:sz w:val="24"/>
+              </w:rPr>
+              <w:t>Khối</w:t>
+            </w:r>
+          </w:p>
+        </w:tc>
+        <w:tc>
+          <w:tcPr>
+            <w:tcW w:type="dxa" w:w="5102"/>
+          </w:tcPr>
+          <w:p>
+            <w:pPr>
+              <w:jc w:val="center"/>
+            </w:pPr>
+            <w:r/>
+            <w:r>
+              <w:rPr>
+                <w:rFonts w:ascii="Times New Roman" w:hAnsi="Times New Roman"/>
+                <w:b/>
+                <w:i w:val="0"/>
+                <w:sz w:val="24"/>
+              </w:rPr>
+              <w:t>Các lớp</w:t>
+            </w:r>
+          </w:p>
+        </w:tc>
+        <w:tc>
+          <w:tcPr>
+            <w:tcW w:type="dxa" w:w="1701"/>
+          </w:tcPr>
+          <w:p>
+            <w:pPr>
+              <w:jc w:val="center"/>
+            </w:pPr>
+            <w:r/>
+            <w:r>
+              <w:rPr>
+                <w:rFonts w:ascii="Times New Roman" w:hAnsi="Times New Roman"/>
+                <w:b/>
+                <w:i w:val="0"/>
+                <w:sz w:val="24"/>
+              </w:rPr>
+              <w:t>Kênh ra</w:t>
+            </w:r>
+          </w:p>
+        </w:tc>
+        <w:tc>
+          <w:tcPr>
+            <w:tcW w:type="dxa" w:w="2268"/>
+          </w:tcPr>
+          <w:p>
+            <w:pPr>
+              <w:jc w:val="center"/>
+            </w:pPr>
+            <w:r/>
+            <w:r>
+              <w:rPr>
+                <w:rFonts w:ascii="Times New Roman" w:hAnsi="Times New Roman"/>
+                <w:b/>
+                <w:i w:val="0"/>
+                <w:sz w:val="24"/>
+              </w:rPr>
+              <w:t>Kích thước không gian</w:t>
+            </w:r>
+          </w:p>
+        </w:tc>
+      </w:tr>
+      <w:tr>
+        <w:tc>
+          <w:tcPr>
+            <w:tcW w:type="dxa" w:w="1134"/>
+          </w:tcPr>
+          <w:p>
+            <w:r/>
+            <w:r>
+              <w:rPr>
+                <w:rFonts w:ascii="Times New Roman" w:hAnsi="Times New Roman"/>
+                <w:b w:val="0"/>
+                <w:i w:val="0"/>
+                <w:sz w:val="24"/>
+              </w:rPr>
+              <w:t>1</w:t>
+            </w:r>
+          </w:p>
+        </w:tc>
+        <w:tc>
+          <w:tcPr>
+            <w:tcW w:type="dxa" w:w="5102"/>
+          </w:tcPr>
+          <w:p>
+            <w:pPr>
+              <w:jc w:val="center"/>
+            </w:pPr>
+            <w:r/>
+            <w:r>
+              <w:rPr>
+                <w:rFonts w:ascii="Times New Roman" w:hAnsi="Times New Roman"/>
+                <w:b w:val="0"/>
+                <w:i w:val="0"/>
+                <w:sz w:val="24"/>
+              </w:rPr>
+              <w:t>Conv 3×3 + BatchNorm + ReLU + MaxPool 2×2</w:t>
+            </w:r>
+          </w:p>
+        </w:tc>
+        <w:tc>
+          <w:tcPr>
+            <w:tcW w:type="dxa" w:w="1701"/>
+          </w:tcPr>
+          <w:p>
+            <w:pPr>
+              <w:jc w:val="center"/>
+            </w:pPr>
+            <w:r/>
+            <w:r>
+              <w:rPr>
+                <w:rFonts w:ascii="Times New Roman" w:hAnsi="Times New Roman"/>
+                <w:b w:val="0"/>
+                <w:i w:val="0"/>
+                <w:sz w:val="24"/>
+              </w:rPr>
+              <w:t>32</w:t>
+            </w:r>
+          </w:p>
+        </w:tc>
+        <w:tc>
+          <w:tcPr>
+            <w:tcW w:type="dxa" w:w="2268"/>
+          </w:tcPr>
+          <w:p>
+            <w:pPr>
+              <w:jc w:val="center"/>
+            </w:pPr>
+            <w:r/>
+            <w:r>
+              <w:rPr>
+                <w:rFonts w:ascii="Times New Roman" w:hAnsi="Times New Roman"/>
+                <w:b w:val="0"/>
+                <w:i w:val="0"/>
+                <w:sz w:val="24"/>
+              </w:rPr>
+              <w:t>H/2 × W/2</w:t>
+            </w:r>
+          </w:p>
+        </w:tc>
+      </w:tr>
+      <w:tr>
+        <w:tc>
+          <w:tcPr>
+            <w:tcW w:type="dxa" w:w="1134"/>
+          </w:tcPr>
+          <w:p>
+            <w:r/>
+            <w:r>
+              <w:rPr>
+                <w:rFonts w:ascii="Times New Roman" w:hAnsi="Times New Roman"/>
+                <w:b w:val="0"/>
+                <w:i w:val="0"/>
+                <w:sz w:val="24"/>
+              </w:rPr>
+              <w:t>2</w:t>
+            </w:r>
+          </w:p>
+        </w:tc>
+        <w:tc>
+          <w:tcPr>
+            <w:tcW w:type="dxa" w:w="5102"/>
+          </w:tcPr>
+          <w:p>
+            <w:pPr>
+              <w:jc w:val="center"/>
+            </w:pPr>
+            <w:r/>
+            <w:r>
+              <w:rPr>
+                <w:rFonts w:ascii="Times New Roman" w:hAnsi="Times New Roman"/>
+                <w:b w:val="0"/>
+                <w:i w:val="0"/>
+                <w:sz w:val="24"/>
+              </w:rPr>
+              <w:t>Conv 3×3 + BatchNorm + ReLU + MaxPool 2×2</w:t>
+            </w:r>
+          </w:p>
+        </w:tc>
+        <w:tc>
+          <w:tcPr>
+            <w:tcW w:type="dxa" w:w="1701"/>
+          </w:tcPr>
+          <w:p>
+            <w:pPr>
+              <w:jc w:val="center"/>
+            </w:pPr>
+            <w:r/>
+            <w:r>
+              <w:rPr>
+                <w:rFonts w:ascii="Times New Roman" w:hAnsi="Times New Roman"/>
+                <w:b w:val="0"/>
+                <w:i w:val="0"/>
+                <w:sz w:val="24"/>
+              </w:rPr>
+              <w:t>64</w:t>
+            </w:r>
+          </w:p>
+        </w:tc>
+        <w:tc>
+          <w:tcPr>
+            <w:tcW w:type="dxa" w:w="2268"/>
+          </w:tcPr>
+          <w:p>
+            <w:pPr>
+              <w:jc w:val="center"/>
+            </w:pPr>
+            <w:r/>
+            <w:r>
+              <w:rPr>
+                <w:rFonts w:ascii="Times New Roman" w:hAnsi="Times New Roman"/>
+                <w:b w:val="0"/>
+                <w:i w:val="0"/>
+                <w:sz w:val="24"/>
+              </w:rPr>
+              <w:t>H/4 × W/4</w:t>
+            </w:r>
+          </w:p>
+        </w:tc>
+      </w:tr>
+      <w:tr>
+        <w:tc>
+          <w:tcPr>
+            <w:tcW w:type="dxa" w:w="1134"/>
+          </w:tcPr>
+          <w:p>
+            <w:r/>
+            <w:r>
+              <w:rPr>
+                <w:rFonts w:ascii="Times New Roman" w:hAnsi="Times New Roman"/>
+                <w:b w:val="0"/>
+                <w:i w:val="0"/>
+                <w:sz w:val="24"/>
+              </w:rPr>
+              <w:t>3</w:t>
+            </w:r>
+          </w:p>
+        </w:tc>
+        <w:tc>
+          <w:tcPr>
+            <w:tcW w:type="dxa" w:w="5102"/>
+          </w:tcPr>
+          <w:p>
+            <w:pPr>
+              <w:jc w:val="center"/>
+            </w:pPr>
+            <w:r/>
+            <w:r>
+              <w:rPr>
+                <w:rFonts w:ascii="Times New Roman" w:hAnsi="Times New Roman"/>
+                <w:b w:val="0"/>
+                <w:i w:val="0"/>
+                <w:sz w:val="24"/>
+              </w:rPr>
+              <w:t>Conv 3×3 + BatchNorm + ReLU + MaxPool 2×2</w:t>
+            </w:r>
+          </w:p>
+        </w:tc>
+        <w:tc>
+          <w:tcPr>
+            <w:tcW w:type="dxa" w:w="1701"/>
+          </w:tcPr>
+          <w:p>
+            <w:pPr>
+              <w:jc w:val="center"/>
+            </w:pPr>
+            <w:r/>
+            <w:r>
+              <w:rPr>
+                <w:rFonts w:ascii="Times New Roman" w:hAnsi="Times New Roman"/>
+                <w:b w:val="0"/>
+                <w:i w:val="0"/>
+                <w:sz w:val="24"/>
+              </w:rPr>
+              <w:t>128</w:t>
+            </w:r>
+          </w:p>
+        </w:tc>
+        <w:tc>
+          <w:tcPr>
+            <w:tcW w:type="dxa" w:w="2268"/>
+          </w:tcPr>
+          <w:p>
+            <w:pPr>
+              <w:jc w:val="center"/>
+            </w:pPr>
+            <w:r/>
+            <w:r>
+              <w:rPr>
+                <w:rFonts w:ascii="Times New Roman" w:hAnsi="Times New Roman"/>
+                <w:b w:val="0"/>
+                <w:i w:val="0"/>
+                <w:sz w:val="24"/>
+              </w:rPr>
+              <w:t>H/8 × W/8</w:t>
+            </w:r>
+          </w:p>
+        </w:tc>
+      </w:tr>
+      <w:tr>
+        <w:tc>
+          <w:tcPr>
+            <w:tcW w:type="dxa" w:w="1134"/>
+          </w:tcPr>
+          <w:p>
+            <w:r/>
+            <w:r>
+              <w:rPr>
+                <w:rFonts w:ascii="Times New Roman" w:hAnsi="Times New Roman"/>
+                <w:b w:val="0"/>
+                <w:i w:val="0"/>
+                <w:sz w:val="24"/>
+              </w:rPr>
+              <w:t>4</w:t>
+            </w:r>
+          </w:p>
+        </w:tc>
+        <w:tc>
+          <w:tcPr>
+            <w:tcW w:type="dxa" w:w="5102"/>
+          </w:tcPr>
+          <w:p>
+            <w:pPr>
+              <w:jc w:val="center"/>
+            </w:pPr>
+            <w:r/>
+            <w:r>
+              <w:rPr>
+                <w:rFonts w:ascii="Times New Roman" w:hAnsi="Times New Roman"/>
+                <w:b w:val="0"/>
+                <w:i w:val="0"/>
+                <w:sz w:val="24"/>
+              </w:rPr>
+              <w:t>Conv 3×3 + BatchNorm + ReLU + MaxPool 2×2</w:t>
+            </w:r>
+          </w:p>
+        </w:tc>
+        <w:tc>
+          <w:tcPr>
+            <w:tcW w:type="dxa" w:w="1701"/>
+          </w:tcPr>
+          <w:p>
+            <w:pPr>
+              <w:jc w:val="center"/>
+            </w:pPr>
+            <w:r/>
+            <w:r>
+              <w:rPr>
+                <w:rFonts w:ascii="Times New Roman" w:hAnsi="Times New Roman"/>
+                <w:b w:val="0"/>
+                <w:i w:val="0"/>
+                <w:sz w:val="24"/>
+              </w:rPr>
+              <w:t>256</w:t>
+            </w:r>
+          </w:p>
+        </w:tc>
+        <w:tc>
+          <w:tcPr>
+            <w:tcW w:type="dxa" w:w="2268"/>
+          </w:tcPr>
+          <w:p>
+            <w:pPr>
+              <w:jc w:val="center"/>
+            </w:pPr>
+            <w:r/>
+            <w:r>
+              <w:rPr>
+                <w:rFonts w:ascii="Times New Roman" w:hAnsi="Times New Roman"/>
+                <w:b w:val="0"/>
+                <w:i w:val="0"/>
+                <w:sz w:val="24"/>
+              </w:rPr>
+              <w:t>H/16 × W/16</w:t>
+            </w:r>
+          </w:p>
+        </w:tc>
+      </w:tr>
+      <w:tr>
+        <w:tc>
+          <w:tcPr>
+            <w:tcW w:type="dxa" w:w="1134"/>
+          </w:tcPr>
+          <w:p>
+            <w:r/>
+            <w:r>
+              <w:rPr>
+                <w:rFonts w:ascii="Times New Roman" w:hAnsi="Times New Roman"/>
+                <w:b w:val="0"/>
+                <w:i w:val="0"/>
+                <w:sz w:val="24"/>
+              </w:rPr>
+              <w:t>5</w:t>
+            </w:r>
+          </w:p>
+        </w:tc>
+        <w:tc>
+          <w:tcPr>
+            <w:tcW w:type="dxa" w:w="5102"/>
+          </w:tcPr>
+          <w:p>
+            <w:pPr>
+              <w:jc w:val="center"/>
+            </w:pPr>
+            <w:r/>
+            <w:r>
+              <w:rPr>
+                <w:rFonts w:ascii="Times New Roman" w:hAnsi="Times New Roman"/>
+                <w:b w:val="0"/>
+                <w:i w:val="0"/>
+                <w:sz w:val="24"/>
+              </w:rPr>
+              <w:t>Conv 3×3 + BatchNorm + ReLU + MaxPool 2×2</w:t>
+            </w:r>
+          </w:p>
+        </w:tc>
+        <w:tc>
+          <w:tcPr>
+            <w:tcW w:type="dxa" w:w="1701"/>
+          </w:tcPr>
+          <w:p>
+            <w:pPr>
+              <w:jc w:val="center"/>
+            </w:pPr>
+            <w:r/>
+            <w:r>
+              <w:rPr>
+                <w:rFonts w:ascii="Times New Roman" w:hAnsi="Times New Roman"/>
+                <w:b w:val="0"/>
+                <w:i w:val="0"/>
+                <w:sz w:val="24"/>
+              </w:rPr>
+              <w:t>256</w:t>
+            </w:r>
+          </w:p>
+        </w:tc>
+        <w:tc>
+          <w:tcPr>
+            <w:tcW w:type="dxa" w:w="2268"/>
+          </w:tcPr>
+          <w:p>
+            <w:pPr>
+              <w:jc w:val="center"/>
+            </w:pPr>
+            <w:r/>
+            <w:r>
+              <w:rPr>
+                <w:rFonts w:ascii="Times New Roman" w:hAnsi="Times New Roman"/>
+                <w:b w:val="0"/>
+                <w:i w:val="0"/>
+                <w:sz w:val="24"/>
+              </w:rPr>
+              <w:t>H/32 × W/32</w:t>
+            </w:r>
+          </w:p>
+        </w:tc>
+      </w:tr>
+      <w:tr>
+        <w:tc>
+          <w:tcPr>
+            <w:tcW w:type="dxa" w:w="1134"/>
+          </w:tcPr>
+          <w:p>
+            <w:r/>
+            <w:r>
+              <w:rPr>
+                <w:rFonts w:ascii="Times New Roman" w:hAnsi="Times New Roman"/>
+                <w:b w:val="0"/>
+                <w:i w:val="0"/>
+                <w:sz w:val="24"/>
+              </w:rPr>
+              <w:t>—</w:t>
+            </w:r>
+          </w:p>
+        </w:tc>
+        <w:tc>
+          <w:tcPr>
+            <w:tcW w:type="dxa" w:w="5102"/>
+          </w:tcPr>
+          <w:p>
+            <w:pPr>
+              <w:jc w:val="center"/>
+            </w:pPr>
+            <w:r/>
+            <w:r>
+              <w:rPr>
+                <w:rFonts w:ascii="Times New Roman" w:hAnsi="Times New Roman"/>
+                <w:b w:val="0"/>
+                <w:i w:val="0"/>
+                <w:sz w:val="24"/>
+              </w:rPr>
+              <w:t>AdaptiveAvgPool2d</w:t>
+            </w:r>
+          </w:p>
+        </w:tc>
+        <w:tc>
+          <w:tcPr>
+            <w:tcW w:type="dxa" w:w="1701"/>
+          </w:tcPr>
+          <w:p>
+            <w:pPr>
+              <w:jc w:val="center"/>
+            </w:pPr>
+            <w:r/>
+            <w:r>
+              <w:rPr>
+                <w:rFonts w:ascii="Times New Roman" w:hAnsi="Times New Roman"/>
+                <w:b w:val="0"/>
+                <w:i w:val="0"/>
+                <w:sz w:val="24"/>
+              </w:rPr>
+              <w:t>256</w:t>
+            </w:r>
+          </w:p>
+        </w:tc>
+        <w:tc>
+          <w:tcPr>
+            <w:tcW w:type="dxa" w:w="2268"/>
+          </w:tcPr>
+          <w:p>
+            <w:pPr>
+              <w:jc w:val="center"/>
+            </w:pPr>
+            <w:r/>
+            <w:r>
+              <w:rPr>
+                <w:rFonts w:ascii="Times New Roman" w:hAnsi="Times New Roman"/>
+                <w:b w:val="0"/>
+                <w:i w:val="0"/>
+                <w:sz w:val="24"/>
+              </w:rPr>
+              <w:t>4 × 4 (cố định)</w:t>
+            </w:r>
+          </w:p>
+        </w:tc>
+      </w:tr>
+      <w:tr>
+        <w:tc>
+          <w:tcPr>
+            <w:tcW w:type="dxa" w:w="1134"/>
+          </w:tcPr>
+          <w:p>
+            <w:r/>
+            <w:r>
+              <w:rPr>
+                <w:rFonts w:ascii="Times New Roman" w:hAnsi="Times New Roman"/>
+                <w:b w:val="0"/>
+                <w:i w:val="0"/>
+                <w:sz w:val="24"/>
+              </w:rPr>
+              <w:t>—</w:t>
+            </w:r>
+          </w:p>
+        </w:tc>
+        <w:tc>
+          <w:tcPr>
+            <w:tcW w:type="dxa" w:w="5102"/>
+          </w:tcPr>
+          <w:p>
+            <w:pPr>
+              <w:jc w:val="center"/>
+            </w:pPr>
+            <w:r/>
+            <w:r>
+              <w:rPr>
+                <w:rFonts w:ascii="Times New Roman" w:hAnsi="Times New Roman"/>
+                <w:b w:val="0"/>
+                <w:i w:val="0"/>
+                <w:sz w:val="24"/>
+              </w:rPr>
+              <w:t>Flatten + Linear(4096→512) + ReLU + Dropout(0,3)</w:t>
+            </w:r>
+          </w:p>
+        </w:tc>
+        <w:tc>
+          <w:tcPr>
+            <w:tcW w:type="dxa" w:w="1701"/>
+          </w:tcPr>
+          <w:p>
+            <w:pPr>
+              <w:jc w:val="center"/>
+            </w:pPr>
+            <w:r/>
+            <w:r>
+              <w:rPr>
+                <w:rFonts w:ascii="Times New Roman" w:hAnsi="Times New Roman"/>
+                <w:b w:val="0"/>
+                <w:i w:val="0"/>
+                <w:sz w:val="24"/>
+              </w:rPr>
+              <w:t>512</w:t>
+            </w:r>
+          </w:p>
+        </w:tc>
+        <w:tc>
+          <w:tcPr>
+            <w:tcW w:type="dxa" w:w="2268"/>
+          </w:tcPr>
+          <w:p>
+            <w:pPr>
+              <w:jc w:val="center"/>
+            </w:pPr>
+            <w:r/>
+            <w:r>
+              <w:rPr>
+                <w:rFonts w:ascii="Times New Roman" w:hAnsi="Times New Roman"/>
+                <w:b w:val="0"/>
+                <w:i w:val="0"/>
+                <w:sz w:val="24"/>
+              </w:rPr>
+              <w:t>—</w:t>
+            </w:r>
+          </w:p>
+        </w:tc>
+      </w:tr>
+      <w:tr>
+        <w:tc>
+          <w:tcPr>
+            <w:tcW w:type="dxa" w:w="1134"/>
+          </w:tcPr>
+          <w:p>
+            <w:r/>
+            <w:r>
+              <w:rPr>
+                <w:rFonts w:ascii="Times New Roman" w:hAnsi="Times New Roman"/>
+                <w:b w:val="0"/>
+                <w:i w:val="0"/>
+                <w:sz w:val="24"/>
+              </w:rPr>
+              <w:t>—</w:t>
+            </w:r>
+          </w:p>
+        </w:tc>
+        <w:tc>
+          <w:tcPr>
+            <w:tcW w:type="dxa" w:w="5102"/>
+          </w:tcPr>
+          <w:p>
+            <w:pPr>
+              <w:jc w:val="center"/>
+            </w:pPr>
+            <w:r/>
+            <w:r>
+              <w:rPr>
+                <w:rFonts w:ascii="Times New Roman" w:hAnsi="Times New Roman"/>
+                <w:b w:val="0"/>
+                <w:i w:val="0"/>
+                <w:sz w:val="24"/>
+              </w:rPr>
+              <w:t>Linear(512→128)</w:t>
+            </w:r>
+          </w:p>
+        </w:tc>
+        <w:tc>
+          <w:tcPr>
+            <w:tcW w:type="dxa" w:w="1701"/>
+          </w:tcPr>
+          <w:p>
+            <w:pPr>
+              <w:jc w:val="center"/>
+            </w:pPr>
+            <w:r/>
+            <w:r>
+              <w:rPr>
+                <w:rFonts w:ascii="Times New Roman" w:hAnsi="Times New Roman"/>
+                <w:b w:val="0"/>
+                <w:i w:val="0"/>
+                <w:sz w:val="24"/>
+              </w:rPr>
+              <w:t>128 (embedding)</w:t>
+            </w:r>
+          </w:p>
+        </w:tc>
+        <w:tc>
+          <w:tcPr>
+            <w:tcW w:type="dxa" w:w="2268"/>
+          </w:tcPr>
+          <w:p>
+            <w:pPr>
+              <w:jc w:val="center"/>
+            </w:pPr>
+            <w:r/>
+            <w:r>
+              <w:rPr>
+                <w:rFonts w:ascii="Times New Roman" w:hAnsi="Times New Roman"/>
+                <w:b w:val="0"/>
+                <w:i w:val="0"/>
+                <w:sz w:val="24"/>
+              </w:rPr>
+              <w:t>—</w:t>
+            </w:r>
+          </w:p>
+        </w:tc>
+      </w:tr>
+    </w:tbl>
+    <w:p>
+      <w:pPr>
+        <w:jc w:val="center"/>
+      </w:pPr>
+      <w:r>
+        <w:rPr>
+          <w:rFonts w:ascii="Times New Roman" w:hAnsi="Times New Roman"/>
+          <w:i/>
+          <w:sz w:val="22"/>
+        </w:rPr>
+        <w:t>(Nguồn: mã nguồn src/sigverify/models/siamese_scratch.py của đồ án)</w:t>
+      </w:r>
+    </w:p>
+    <w:p/>
+    <w:p>
+      <w:pPr>
+        <w:jc w:val="both"/>
+      </w:pPr>
+      <w:r>
+        <w:rPr>
+          <w:rFonts w:ascii="Times New Roman" w:hAnsi="Times New Roman"/>
+          <w:b w:val="0"/>
+          <w:i w:val="0"/>
+          <w:sz w:val="26"/>
+        </w:rPr>
+        <w:t>Lớp AdaptiveAvgPool2d (thay vì Flatten trực tiếp sau khối 5) là một chi tiết cài đặt quan trọng: nó luôn nén đặc trưng về đúng 4×4 bất kể kích thước ảnh đầu vào chính xác là bao nhiêu, giúp kiến trúc không bị ràng buộc cứng vào một kích thước ảnh cụ thể nếu sau này thay đổi image.size_scratch trong cấu hình. Lớp Dropout(0,3) chỉ hoạt động trong lúc huấn luyện (ngẫu nhiên tắt 30% nơ-ron ở lớp ẩn 512 chiều), là một dạng điều chuẩn (regularization) giúp giảm overfitting — đặc biệt cần thiết ở đây vì Cấu hình A không có trọng số tiền huấn luyện nào để dựa vào, khác với Cấu hình B.</w:t>
+      </w:r>
+    </w:p>
+    <w:p>
+      <w:pPr>
+        <w:jc w:val="both"/>
+      </w:pPr>
+      <w:r>
+        <w:rPr>
+          <w:rFonts w:ascii="Times New Roman" w:hAnsi="Times New Roman"/>
+          <w:b w:val="0"/>
+          <w:i w:val="0"/>
+          <w:sz w:val="26"/>
+        </w:rPr>
+        <w:t>Đối với Cấu hình B, lớp cuối cùng (fc) của ResNet18 tiền huấn luyện (512 chiều đầu vào) được thay bằng một lớp Linear(512→128) đóng vai trò lớp embedding; khối cuối cùng của backbone (layer4 trong torchvision) là phần duy nhất được mở khoá ở giai đoạn 2, các khối layer1–layer3 phía trước giữ nguyên trọng số ImageNet trong suốt quá trình huấn luyện.</w:t>
+      </w:r>
+    </w:p>
+    <w:p>
+      <w:pPr>
+        <w:jc w:val="both"/>
+      </w:pPr>
+      <w:r>
+        <w:rPr>
+          <w:rFonts w:ascii="Times New Roman" w:hAnsi="Times New Roman"/>
+          <w:b w:val="0"/>
+          <w:i w:val="0"/>
+          <w:sz w:val="26"/>
+        </w:rPr>
+        <w:t>Kết quả khảo sát margin thực tế (T5, một phần) cho từng cấu hình — số epoch chạy trước khi dừng sớm là số liệu thật lấy từ results/config_a/margin_sweep.json và results/config_b/margin_sweep.json:</w:t>
+      </w:r>
+    </w:p>
+    <w:p>
+      <w:pPr>
+        <w:jc w:val="center"/>
+      </w:pPr>
+      <w:r>
+        <w:rPr>
+          <w:rFonts w:ascii="Times New Roman" w:hAnsi="Times New Roman"/>
+          <w:i/>
+          <w:sz w:val="24"/>
+        </w:rPr>
+        <w:t>Kết quả khảo sát margin trong huấn luyện — Cấu hình A</w:t>
+      </w:r>
+    </w:p>
+    <w:tbl>
+      <w:tblPr>
+        <w:tblStyle w:val="TableGrid"/>
+        <w:tblW w:type="auto" w:w="0"/>
+        <w:jc w:val="center"/>
+        <w:tblLook w:firstColumn="1" w:firstRow="1" w:lastColumn="0" w:lastRow="0" w:noHBand="0" w:noVBand="1" w:val="04A0"/>
+      </w:tblPr>
+      <w:tblGrid>
+        <w:gridCol w:w="3024"/>
+        <w:gridCol w:w="3024"/>
+        <w:gridCol w:w="3024"/>
+      </w:tblGrid>
+      <w:tr>
+        <w:tc>
+          <w:tcPr>
+            <w:tcW w:type="dxa" w:w="2835"/>
+          </w:tcPr>
+          <w:p>
+            <w:pPr>
+              <w:jc w:val="center"/>
+            </w:pPr>
+            <w:r/>
+            <w:r>
+              <w:rPr>
+                <w:rFonts w:ascii="Times New Roman" w:hAnsi="Times New Roman"/>
+                <w:b/>
+                <w:i w:val="0"/>
+                <w:sz w:val="24"/>
+              </w:rPr>
+              <w:t>Margin</w:t>
+            </w:r>
+          </w:p>
+        </w:tc>
+        <w:tc>
+          <w:tcPr>
+            <w:tcW w:type="dxa" w:w="2835"/>
+          </w:tcPr>
+          <w:p>
+            <w:pPr>
+              <w:jc w:val="center"/>
+            </w:pPr>
+            <w:r/>
+            <w:r>
+              <w:rPr>
+                <w:rFonts w:ascii="Times New Roman" w:hAnsi="Times New Roman"/>
+                <w:b/>
+                <w:i w:val="0"/>
+                <w:sz w:val="24"/>
+              </w:rPr>
+              <w:t>Epoch dừng sớm</w:t>
+            </w:r>
+          </w:p>
+        </w:tc>
+        <w:tc>
+          <w:tcPr>
+            <w:tcW w:type="dxa" w:w="2835"/>
+          </w:tcPr>
+          <w:p>
+            <w:pPr>
+              <w:jc w:val="center"/>
+            </w:pPr>
+            <w:r/>
+            <w:r>
+              <w:rPr>
+                <w:rFonts w:ascii="Times New Roman" w:hAnsi="Times New Roman"/>
+                <w:b/>
+                <w:i w:val="0"/>
+                <w:sz w:val="24"/>
+              </w:rPr>
+              <w:t>EER validation</w:t>
+            </w:r>
+          </w:p>
+        </w:tc>
+      </w:tr>
+      <w:tr>
+        <w:tc>
+          <w:tcPr>
+            <w:tcW w:type="dxa" w:w="2835"/>
+          </w:tcPr>
+          <w:p>
+            <w:r/>
+            <w:r>
+              <w:rPr>
+                <w:rFonts w:ascii="Times New Roman" w:hAnsi="Times New Roman"/>
+                <w:b w:val="0"/>
+                <w:i w:val="0"/>
+                <w:sz w:val="24"/>
+              </w:rPr>
+              <w:t>0,5</w:t>
+            </w:r>
+          </w:p>
+        </w:tc>
+        <w:tc>
+          <w:tcPr>
+            <w:tcW w:type="dxa" w:w="2835"/>
+          </w:tcPr>
+          <w:p>
+            <w:pPr>
+              <w:jc w:val="center"/>
+            </w:pPr>
+            <w:r/>
+            <w:r>
+              <w:rPr>
+                <w:rFonts w:ascii="Times New Roman" w:hAnsi="Times New Roman"/>
+                <w:b w:val="0"/>
+                <w:i w:val="0"/>
+                <w:sz w:val="24"/>
+              </w:rPr>
+              <w:t>22</w:t>
+            </w:r>
+          </w:p>
+        </w:tc>
+        <w:tc>
+          <w:tcPr>
+            <w:tcW w:type="dxa" w:w="2835"/>
+          </w:tcPr>
+          <w:p>
+            <w:pPr>
+              <w:jc w:val="center"/>
+            </w:pPr>
+            <w:r/>
+            <w:r>
+              <w:rPr>
+                <w:rFonts w:ascii="Times New Roman" w:hAnsi="Times New Roman"/>
+                <w:b w:val="0"/>
+                <w:i w:val="0"/>
+                <w:sz w:val="24"/>
+              </w:rPr>
+              <w:t>10,79%</w:t>
+            </w:r>
+          </w:p>
+        </w:tc>
+      </w:tr>
+      <w:tr>
+        <w:tc>
+          <w:tcPr>
+            <w:tcW w:type="dxa" w:w="2835"/>
+          </w:tcPr>
+          <w:p>
+            <w:r/>
+            <w:r>
+              <w:rPr>
+                <w:rFonts w:ascii="Times New Roman" w:hAnsi="Times New Roman"/>
+                <w:b w:val="0"/>
+                <w:i w:val="0"/>
+                <w:sz w:val="24"/>
+              </w:rPr>
+              <w:t>1,0 (thắng)</w:t>
+            </w:r>
+          </w:p>
+        </w:tc>
+        <w:tc>
+          <w:tcPr>
+            <w:tcW w:type="dxa" w:w="2835"/>
+          </w:tcPr>
+          <w:p>
+            <w:pPr>
+              <w:jc w:val="center"/>
+            </w:pPr>
+            <w:r/>
+            <w:r>
+              <w:rPr>
+                <w:rFonts w:ascii="Times New Roman" w:hAnsi="Times New Roman"/>
+                <w:b w:val="0"/>
+                <w:i w:val="0"/>
+                <w:sz w:val="24"/>
+              </w:rPr>
+              <w:t>19</w:t>
+            </w:r>
+          </w:p>
+        </w:tc>
+        <w:tc>
+          <w:tcPr>
+            <w:tcW w:type="dxa" w:w="2835"/>
+          </w:tcPr>
+          <w:p>
+            <w:pPr>
+              <w:jc w:val="center"/>
+            </w:pPr>
+            <w:r/>
+            <w:r>
+              <w:rPr>
+                <w:rFonts w:ascii="Times New Roman" w:hAnsi="Times New Roman"/>
+                <w:b w:val="0"/>
+                <w:i w:val="0"/>
+                <w:sz w:val="24"/>
+              </w:rPr>
+              <w:t>9,75%</w:t>
+            </w:r>
+          </w:p>
+        </w:tc>
+      </w:tr>
+      <w:tr>
+        <w:tc>
+          <w:tcPr>
+            <w:tcW w:type="dxa" w:w="2835"/>
+          </w:tcPr>
+          <w:p>
+            <w:r/>
+            <w:r>
+              <w:rPr>
+                <w:rFonts w:ascii="Times New Roman" w:hAnsi="Times New Roman"/>
+                <w:b w:val="0"/>
+                <w:i w:val="0"/>
+                <w:sz w:val="24"/>
+              </w:rPr>
+              <w:t>2,0</w:t>
+            </w:r>
+          </w:p>
+        </w:tc>
+        <w:tc>
+          <w:tcPr>
+            <w:tcW w:type="dxa" w:w="2835"/>
+          </w:tcPr>
+          <w:p>
+            <w:pPr>
+              <w:jc w:val="center"/>
+            </w:pPr>
+            <w:r/>
+            <w:r>
+              <w:rPr>
+                <w:rFonts w:ascii="Times New Roman" w:hAnsi="Times New Roman"/>
+                <w:b w:val="0"/>
+                <w:i w:val="0"/>
+                <w:sz w:val="24"/>
+              </w:rPr>
+              <w:t>15</w:t>
+            </w:r>
+          </w:p>
+        </w:tc>
+        <w:tc>
+          <w:tcPr>
+            <w:tcW w:type="dxa" w:w="2835"/>
+          </w:tcPr>
+          <w:p>
+            <w:pPr>
+              <w:jc w:val="center"/>
+            </w:pPr>
+            <w:r/>
+            <w:r>
+              <w:rPr>
+                <w:rFonts w:ascii="Times New Roman" w:hAnsi="Times New Roman"/>
+                <w:b w:val="0"/>
+                <w:i w:val="0"/>
+                <w:sz w:val="24"/>
+              </w:rPr>
+              <w:t>10,37%</w:t>
+            </w:r>
+          </w:p>
+        </w:tc>
+      </w:tr>
+    </w:tbl>
+    <w:p>
+      <w:pPr>
+        <w:jc w:val="center"/>
+      </w:pPr>
+      <w:r>
+        <w:rPr>
+          <w:rFonts w:ascii="Times New Roman" w:hAnsi="Times New Roman"/>
+          <w:i/>
+          <w:sz w:val="22"/>
+        </w:rPr>
+        <w:t>(Nguồn: results/config_a/margin_sweep.json của đồ án)</w:t>
+      </w:r>
+    </w:p>
+    <w:p/>
+    <w:p>
+      <w:pPr>
+        <w:jc w:val="center"/>
+      </w:pPr>
+      <w:r>
+        <w:rPr>
+          <w:rFonts w:ascii="Times New Roman" w:hAnsi="Times New Roman"/>
+          <w:i/>
+          <w:sz w:val="24"/>
+        </w:rPr>
+        <w:t>Kết quả khảo sát margin trong huấn luyện — Cấu hình B</w:t>
+      </w:r>
+    </w:p>
+    <w:tbl>
+      <w:tblPr>
+        <w:tblStyle w:val="TableGrid"/>
+        <w:tblW w:type="auto" w:w="0"/>
+        <w:jc w:val="center"/>
+        <w:tblLook w:firstColumn="1" w:firstRow="1" w:lastColumn="0" w:lastRow="0" w:noHBand="0" w:noVBand="1" w:val="04A0"/>
+      </w:tblPr>
+      <w:tblGrid>
+        <w:gridCol w:w="2268"/>
+        <w:gridCol w:w="2268"/>
+        <w:gridCol w:w="2268"/>
+        <w:gridCol w:w="2268"/>
+      </w:tblGrid>
+      <w:tr>
+        <w:tc>
+          <w:tcPr>
+            <w:tcW w:type="dxa" w:w="2268"/>
+          </w:tcPr>
+          <w:p>
+            <w:pPr>
+              <w:jc w:val="center"/>
+            </w:pPr>
+            <w:r/>
+            <w:r>
+              <w:rPr>
+                <w:rFonts w:ascii="Times New Roman" w:hAnsi="Times New Roman"/>
+                <w:b/>
+                <w:i w:val="0"/>
+                <w:sz w:val="24"/>
+              </w:rPr>
+              <w:t>Margin</w:t>
+            </w:r>
+          </w:p>
+        </w:tc>
+        <w:tc>
+          <w:tcPr>
+            <w:tcW w:type="dxa" w:w="2268"/>
+          </w:tcPr>
+          <w:p>
+            <w:pPr>
+              <w:jc w:val="center"/>
+            </w:pPr>
+            <w:r/>
+            <w:r>
+              <w:rPr>
+                <w:rFonts w:ascii="Times New Roman" w:hAnsi="Times New Roman"/>
+                <w:b/>
+                <w:i w:val="0"/>
+                <w:sz w:val="24"/>
+              </w:rPr>
+              <w:t>Epoch giai đoạn 1</w:t>
+            </w:r>
+          </w:p>
+        </w:tc>
+        <w:tc>
+          <w:tcPr>
+            <w:tcW w:type="dxa" w:w="2268"/>
+          </w:tcPr>
+          <w:p>
+            <w:pPr>
+              <w:jc w:val="center"/>
+            </w:pPr>
+            <w:r/>
+            <w:r>
+              <w:rPr>
+                <w:rFonts w:ascii="Times New Roman" w:hAnsi="Times New Roman"/>
+                <w:b/>
+                <w:i w:val="0"/>
+                <w:sz w:val="24"/>
+              </w:rPr>
+              <w:t>Epoch giai đoạn 2</w:t>
+            </w:r>
+          </w:p>
+        </w:tc>
+        <w:tc>
+          <w:tcPr>
+            <w:tcW w:type="dxa" w:w="2835"/>
+          </w:tcPr>
+          <w:p>
+            <w:pPr>
+              <w:jc w:val="center"/>
+            </w:pPr>
+            <w:r/>
+            <w:r>
+              <w:rPr>
+                <w:rFonts w:ascii="Times New Roman" w:hAnsi="Times New Roman"/>
+                <w:b/>
+                <w:i w:val="0"/>
+                <w:sz w:val="24"/>
+              </w:rPr>
+              <w:t>EER validation</w:t>
+            </w:r>
+          </w:p>
+        </w:tc>
+      </w:tr>
+      <w:tr>
+        <w:tc>
+          <w:tcPr>
+            <w:tcW w:type="dxa" w:w="2268"/>
+          </w:tcPr>
+          <w:p>
+            <w:r/>
+            <w:r>
+              <w:rPr>
+                <w:rFonts w:ascii="Times New Roman" w:hAnsi="Times New Roman"/>
+                <w:b w:val="0"/>
+                <w:i w:val="0"/>
+                <w:sz w:val="24"/>
+              </w:rPr>
+              <w:t>0,5</w:t>
+            </w:r>
+          </w:p>
+        </w:tc>
+        <w:tc>
+          <w:tcPr>
+            <w:tcW w:type="dxa" w:w="2268"/>
+          </w:tcPr>
+          <w:p>
+            <w:pPr>
+              <w:jc w:val="center"/>
+            </w:pPr>
+            <w:r/>
+            <w:r>
+              <w:rPr>
+                <w:rFonts w:ascii="Times New Roman" w:hAnsi="Times New Roman"/>
+                <w:b w:val="0"/>
+                <w:i w:val="0"/>
+                <w:sz w:val="24"/>
+              </w:rPr>
+              <w:t>5</w:t>
+            </w:r>
+          </w:p>
+        </w:tc>
+        <w:tc>
+          <w:tcPr>
+            <w:tcW w:type="dxa" w:w="2268"/>
+          </w:tcPr>
+          <w:p>
+            <w:pPr>
+              <w:jc w:val="center"/>
+            </w:pPr>
+            <w:r/>
+            <w:r>
+              <w:rPr>
+                <w:rFonts w:ascii="Times New Roman" w:hAnsi="Times New Roman"/>
+                <w:b w:val="0"/>
+                <w:i w:val="0"/>
+                <w:sz w:val="24"/>
+              </w:rPr>
+              <w:t>15</w:t>
+            </w:r>
+          </w:p>
+        </w:tc>
+        <w:tc>
+          <w:tcPr>
+            <w:tcW w:type="dxa" w:w="2835"/>
+          </w:tcPr>
+          <w:p>
+            <w:pPr>
+              <w:jc w:val="center"/>
+            </w:pPr>
+            <w:r/>
+            <w:r>
+              <w:rPr>
+                <w:rFonts w:ascii="Times New Roman" w:hAnsi="Times New Roman"/>
+                <w:b w:val="0"/>
+                <w:i w:val="0"/>
+                <w:sz w:val="24"/>
+              </w:rPr>
+              <w:t>14,30%</w:t>
+            </w:r>
+          </w:p>
+        </w:tc>
+      </w:tr>
+      <w:tr>
+        <w:tc>
+          <w:tcPr>
+            <w:tcW w:type="dxa" w:w="2268"/>
+          </w:tcPr>
+          <w:p>
+            <w:r/>
+            <w:r>
+              <w:rPr>
+                <w:rFonts w:ascii="Times New Roman" w:hAnsi="Times New Roman"/>
+                <w:b w:val="0"/>
+                <w:i w:val="0"/>
+                <w:sz w:val="24"/>
+              </w:rPr>
+              <w:t>1,0 (thắng)</w:t>
+            </w:r>
+          </w:p>
+        </w:tc>
+        <w:tc>
+          <w:tcPr>
+            <w:tcW w:type="dxa" w:w="2268"/>
+          </w:tcPr>
+          <w:p>
+            <w:pPr>
+              <w:jc w:val="center"/>
+            </w:pPr>
+            <w:r/>
+            <w:r>
+              <w:rPr>
+                <w:rFonts w:ascii="Times New Roman" w:hAnsi="Times New Roman"/>
+                <w:b w:val="0"/>
+                <w:i w:val="0"/>
+                <w:sz w:val="24"/>
+              </w:rPr>
+              <w:t>5</w:t>
+            </w:r>
+          </w:p>
+        </w:tc>
+        <w:tc>
+          <w:tcPr>
+            <w:tcW w:type="dxa" w:w="2268"/>
+          </w:tcPr>
+          <w:p>
+            <w:pPr>
+              <w:jc w:val="center"/>
+            </w:pPr>
+            <w:r/>
+            <w:r>
+              <w:rPr>
+                <w:rFonts w:ascii="Times New Roman" w:hAnsi="Times New Roman"/>
+                <w:b w:val="0"/>
+                <w:i w:val="0"/>
+                <w:sz w:val="24"/>
+              </w:rPr>
+              <w:t>47</w:t>
+            </w:r>
+          </w:p>
+        </w:tc>
+        <w:tc>
+          <w:tcPr>
+            <w:tcW w:type="dxa" w:w="2835"/>
+          </w:tcPr>
+          <w:p>
+            <w:pPr>
+              <w:jc w:val="center"/>
+            </w:pPr>
+            <w:r/>
+            <w:r>
+              <w:rPr>
+                <w:rFonts w:ascii="Times New Roman" w:hAnsi="Times New Roman"/>
+                <w:b w:val="0"/>
+                <w:i w:val="0"/>
+                <w:sz w:val="24"/>
+              </w:rPr>
+              <w:t>5,50%</w:t>
+            </w:r>
+          </w:p>
+        </w:tc>
+      </w:tr>
+      <w:tr>
+        <w:tc>
+          <w:tcPr>
+            <w:tcW w:type="dxa" w:w="2268"/>
+          </w:tcPr>
+          <w:p>
+            <w:r/>
+            <w:r>
+              <w:rPr>
+                <w:rFonts w:ascii="Times New Roman" w:hAnsi="Times New Roman"/>
+                <w:b w:val="0"/>
+                <w:i w:val="0"/>
+                <w:sz w:val="24"/>
+              </w:rPr>
+              <w:t>2,0</w:t>
+            </w:r>
+          </w:p>
+        </w:tc>
+        <w:tc>
+          <w:tcPr>
+            <w:tcW w:type="dxa" w:w="2268"/>
+          </w:tcPr>
+          <w:p>
+            <w:pPr>
+              <w:jc w:val="center"/>
+            </w:pPr>
+            <w:r/>
+            <w:r>
+              <w:rPr>
+                <w:rFonts w:ascii="Times New Roman" w:hAnsi="Times New Roman"/>
+                <w:b w:val="0"/>
+                <w:i w:val="0"/>
+                <w:sz w:val="24"/>
+              </w:rPr>
+              <w:t>—</w:t>
+            </w:r>
+          </w:p>
+        </w:tc>
+        <w:tc>
+          <w:tcPr>
+            <w:tcW w:type="dxa" w:w="2268"/>
+          </w:tcPr>
+          <w:p>
+            <w:pPr>
+              <w:jc w:val="center"/>
+            </w:pPr>
+            <w:r/>
+            <w:r>
+              <w:rPr>
+                <w:rFonts w:ascii="Times New Roman" w:hAnsi="Times New Roman"/>
+                <w:b w:val="0"/>
+                <w:i w:val="0"/>
+                <w:sz w:val="24"/>
+              </w:rPr>
+              <w:t>—</w:t>
+            </w:r>
+          </w:p>
+        </w:tc>
+        <w:tc>
+          <w:tcPr>
+            <w:tcW w:type="dxa" w:w="2835"/>
+          </w:tcPr>
+          <w:p>
+            <w:pPr>
+              <w:jc w:val="center"/>
+            </w:pPr>
+            <w:r/>
+            <w:r>
+              <w:rPr>
+                <w:rFonts w:ascii="Times New Roman" w:hAnsi="Times New Roman"/>
+                <w:b w:val="0"/>
+                <w:i w:val="0"/>
+                <w:sz w:val="24"/>
+              </w:rPr>
+              <w:t>Mất do container khởi động lại giữa chừng</w:t>
+            </w:r>
+          </w:p>
+        </w:tc>
+      </w:tr>
+    </w:tbl>
+    <w:p>
+      <w:pPr>
+        <w:jc w:val="center"/>
+      </w:pPr>
+      <w:r>
+        <w:rPr>
+          <w:rFonts w:ascii="Times New Roman" w:hAnsi="Times New Roman"/>
+          <w:i/>
+          <w:sz w:val="22"/>
+        </w:rPr>
+        <w:t>(Nguồn: results/config_b/margin_sweep.json của đồ án)</w:t>
+      </w:r>
+    </w:p>
+    <w:p/>
+    <w:p>
+      <w:pPr>
+        <w:jc w:val="both"/>
+      </w:pPr>
+      <w:r>
+        <w:rPr>
+          <w:rFonts w:ascii="Times New Roman" w:hAnsi="Times New Roman"/>
+          <w:b w:val="0"/>
+          <w:i w:val="0"/>
+          <w:sz w:val="26"/>
+        </w:rPr>
+        <w:t>Đáng chú ý, ở Cấu hình B, margin=1,0 cần tới 47 epoch giai đoạn 2 để hội tụ (so với 15 epoch ở margin=0,5) — cho thấy việc chọn margin không chỉ ảnh hưởng đến chất lượng cuối cùng (EER) mà còn ảnh hưởng đáng kể đến thời gian huấn luyện cần thiết, một yếu tố quan trọng khi tài nguyên tính toán hạn chế như trong đồ án này.</w:t>
+      </w:r>
+    </w:p>
+    <w:p>
+      <w:pPr>
         <w:pStyle w:val="Heading2"/>
       </w:pPr>
       <w:r>
@@ -8267,6 +10470,48 @@
           <w:sz w:val="26"/>
         </w:rPr>
         <w:t>Ngôn ngữ Python; thư viện PyTorch (mô hình), OpenCV và scikit-image (xử lý ảnh), scikit-learn (SVM, độ đo), NumPy và Matplotlib (tính toán, vẽ biểu đồ); Streamlit cho chương trình demo (đề cương đề xuất "Streamlit hoặc Gradio" — đồ án chọn Streamlit). Mã nguồn quản lý bằng Git.</w:t>
+      </w:r>
+    </w:p>
+    <w:p>
+      <w:pPr>
+        <w:jc w:val="both"/>
+      </w:pPr>
+      <w:r>
+        <w:rPr>
+          <w:rFonts w:ascii="Times New Roman" w:hAnsi="Times New Roman"/>
+          <w:b w:val="0"/>
+          <w:i w:val="0"/>
+          <w:sz w:val="26"/>
+        </w:rPr>
+        <w:t>Vì môi trường thực thi không có GPU, thời gian huấn luyện thực tế là một ràng buộc quan trọng chi phối phạm vi thí nghiệm có thể thực hiện (mục 4.2). Toàn bộ 3 mức margin của Cấu hình A (tổng 56 epoch, Bảng 3.4 trên) mất khoảng 3,3 giờ; mỗi epoch trung bình 3,3–5,6 phút tuỳ cấu hình mạng. Đây là cơ sở thực tế để giải thích vì sao T4 (khảo sát tiền xử lý, đòi hỏi huấn luyện lại từ đầu cho mỗi biến thể) và T6 (triplet loss) không kịp thực hiện trong phạm vi thời gian của đồ án.</w:t>
+      </w:r>
+    </w:p>
+    <w:p>
+      <w:pPr>
+        <w:pStyle w:val="Heading2"/>
+      </w:pPr>
+      <w:r>
+        <w:rPr>
+          <w:rFonts w:ascii="Times New Roman" w:hAnsi="Times New Roman"/>
+          <w:b/>
+          <w:color w:val="000000"/>
+          <w:sz w:val="28"/>
+        </w:rPr>
+        <w:t>3.6. Tổng kết chương</w:t>
+      </w:r>
+    </w:p>
+    <w:p>
+      <w:pPr>
+        <w:jc w:val="both"/>
+      </w:pPr>
+      <w:r>
+        <w:rPr>
+          <w:rFonts w:ascii="Times New Roman" w:hAnsi="Times New Roman"/>
+          <w:b w:val="0"/>
+          <w:i w:val="0"/>
+          <w:sz w:val="26"/>
+        </w:rPr>
+        <w:t>Chương này đã trình bày quy trình tổng thể của hệ thống, cách sinh cặp dữ liệu huấn luyện có kiểm soát tỉ lệ, phương pháp baseline HOG+SVM, kiến trúc chi tiết của hai cấu hình Siamese (kèm bảng lớp-theo-lớp thật của Cấu hình A), các thiết lập huấn luyện thực tế đối chiếu với đề cương, và số liệu thời gian/epoch thật của quá trình khảo sát margin. Chương 4 tiếp theo trình bày kết quả đánh giá định lượng đầy đủ trên tập test CEDAR và BHSig260, cùng phân tích định tính các ca lỗi.</w:t>
       </w:r>
     </w:p>
     <w:p>
@@ -11200,7 +13445,7 @@
         <w:drawing>
           <wp:inline xmlns:a="http://schemas.openxmlformats.org/drawingml/2006/main" xmlns:pic="http://schemas.openxmlformats.org/drawingml/2006/picture">
             <wp:extent cx="4680000" cy="3510000"/>
-            <wp:docPr id="11" name="Picture 11"/>
+            <wp:docPr id="15" name="Picture 15"/>
             <wp:cNvGraphicFramePr>
               <a:graphicFrameLocks noChangeAspect="1"/>
             </wp:cNvGraphicFramePr>
@@ -11212,7 +13457,7 @@
                     <pic:cNvPicPr/>
                   </pic:nvPicPr>
                   <pic:blipFill>
-                    <a:blip r:embed="rId20"/>
+                    <a:blip r:embed="rId24"/>
                     <a:stretch>
                       <a:fillRect/>
                     </a:stretch>
@@ -11265,7 +13510,7 @@
         <w:drawing>
           <wp:inline xmlns:a="http://schemas.openxmlformats.org/drawingml/2006/main" xmlns:pic="http://schemas.openxmlformats.org/drawingml/2006/picture">
             <wp:extent cx="4680000" cy="3510000"/>
-            <wp:docPr id="12" name="Picture 12"/>
+            <wp:docPr id="16" name="Picture 16"/>
             <wp:cNvGraphicFramePr>
               <a:graphicFrameLocks noChangeAspect="1"/>
             </wp:cNvGraphicFramePr>
@@ -11277,7 +13522,7 @@
                     <pic:cNvPicPr/>
                   </pic:nvPicPr>
                   <pic:blipFill>
-                    <a:blip r:embed="rId21"/>
+                    <a:blip r:embed="rId25"/>
                     <a:stretch>
                       <a:fillRect/>
                     </a:stretch>
@@ -11330,7 +13575,7 @@
         <w:drawing>
           <wp:inline xmlns:a="http://schemas.openxmlformats.org/drawingml/2006/main" xmlns:pic="http://schemas.openxmlformats.org/drawingml/2006/picture">
             <wp:extent cx="4680000" cy="3510000"/>
-            <wp:docPr id="13" name="Picture 13"/>
+            <wp:docPr id="17" name="Picture 17"/>
             <wp:cNvGraphicFramePr>
               <a:graphicFrameLocks noChangeAspect="1"/>
             </wp:cNvGraphicFramePr>
@@ -11342,7 +13587,7 @@
                     <pic:cNvPicPr/>
                   </pic:nvPicPr>
                   <pic:blipFill>
-                    <a:blip r:embed="rId22"/>
+                    <a:blip r:embed="rId26"/>
                     <a:stretch>
                       <a:fillRect/>
                     </a:stretch>
@@ -11423,7 +13668,7 @@
         <w:drawing>
           <wp:inline xmlns:a="http://schemas.openxmlformats.org/drawingml/2006/main" xmlns:pic="http://schemas.openxmlformats.org/drawingml/2006/picture">
             <wp:extent cx="4680000" cy="4680000"/>
-            <wp:docPr id="14" name="Picture 14"/>
+            <wp:docPr id="18" name="Picture 18"/>
             <wp:cNvGraphicFramePr>
               <a:graphicFrameLocks noChangeAspect="1"/>
             </wp:cNvGraphicFramePr>
@@ -11432,1005 +13677,6 @@
                 <pic:pic>
                   <pic:nvPicPr>
                     <pic:cNvPr id="0" name="random_forgery_false_accept_006.png"/>
-                    <pic:cNvPicPr/>
-                  </pic:nvPicPr>
-                  <pic:blipFill>
-                    <a:blip r:embed="rId23"/>
-                    <a:stretch>
-                      <a:fillRect/>
-                    </a:stretch>
-                  </pic:blipFill>
-                  <pic:spPr>
-                    <a:xfrm>
-                      <a:off x="0" y="0"/>
-                      <a:ext cx="4680000" cy="4680000"/>
-                    </a:xfrm>
-                    <a:prstGeom prst="rect"/>
-                  </pic:spPr>
-                </pic:pic>
-              </a:graphicData>
-            </a:graphic>
-          </wp:inline>
-        </w:drawing>
-      </w:r>
-    </w:p>
-    <w:p>
-      <w:pPr>
-        <w:jc w:val="center"/>
-      </w:pPr>
-      <w:r>
-        <w:rPr>
-          <w:rFonts w:ascii="Times New Roman" w:hAnsi="Times New Roman"/>
-          <w:i/>
-          <w:sz w:val="24"/>
-        </w:rPr>
-        <w:t>HÌNH 4.4: Ca lỗi false-accept, giả mạo ngẫu nhiên, Cấu hình A</w:t>
-      </w:r>
-    </w:p>
-    <w:p>
-      <w:pPr>
-        <w:jc w:val="center"/>
-      </w:pPr>
-      <w:r>
-        <w:rPr>
-          <w:rFonts w:ascii="Times New Roman" w:hAnsi="Times New Roman"/>
-          <w:i/>
-          <w:sz w:val="22"/>
-        </w:rPr>
-        <w:t>(Nguồn: trích xuất từ predictions_test.csv của đồ án)</w:t>
-      </w:r>
-    </w:p>
-    <w:p>
-      <w:pPr>
-        <w:jc w:val="both"/>
-      </w:pPr>
-      <w:r>
-        <w:rPr>
-          <w:rFonts w:ascii="Times New Roman" w:hAnsi="Times New Roman"/>
-          <w:b w:val="0"/>
-          <w:i w:val="0"/>
-          <w:sz w:val="26"/>
-        </w:rPr>
-        <w:t>Hình dưới minh hoạ một ca từ chối nhầm (false reject) ở cặp genuine-genuine: hai chữ ký của cùng một người nhưng D cao hơn τ, do biến thiên tự nhiên trong cách ký của chính người đó giữa các lần ký khác nhau mà mô hình dừng sớm ở epoch 18 chưa học đủ để dung nạp.</w:t>
-      </w:r>
-    </w:p>
-    <w:p>
-      <w:pPr>
-        <w:jc w:val="center"/>
-      </w:pPr>
-      <w:r>
-        <w:drawing>
-          <wp:inline xmlns:a="http://schemas.openxmlformats.org/drawingml/2006/main" xmlns:pic="http://schemas.openxmlformats.org/drawingml/2006/picture">
-            <wp:extent cx="4680000" cy="4680000"/>
-            <wp:docPr id="15" name="Picture 15"/>
-            <wp:cNvGraphicFramePr>
-              <a:graphicFrameLocks noChangeAspect="1"/>
-            </wp:cNvGraphicFramePr>
-            <a:graphic>
-              <a:graphicData uri="http://schemas.openxmlformats.org/drawingml/2006/picture">
-                <pic:pic>
-                  <pic:nvPicPr>
-                    <pic:cNvPr id="0" name="genuine_genuine_false_reject_000.png"/>
-                    <pic:cNvPicPr/>
-                  </pic:nvPicPr>
-                  <pic:blipFill>
-                    <a:blip r:embed="rId24"/>
-                    <a:stretch>
-                      <a:fillRect/>
-                    </a:stretch>
-                  </pic:blipFill>
-                  <pic:spPr>
-                    <a:xfrm>
-                      <a:off x="0" y="0"/>
-                      <a:ext cx="4680000" cy="4680000"/>
-                    </a:xfrm>
-                    <a:prstGeom prst="rect"/>
-                  </pic:spPr>
-                </pic:pic>
-              </a:graphicData>
-            </a:graphic>
-          </wp:inline>
-        </w:drawing>
-      </w:r>
-    </w:p>
-    <w:p>
-      <w:pPr>
-        <w:jc w:val="center"/>
-      </w:pPr>
-      <w:r>
-        <w:rPr>
-          <w:rFonts w:ascii="Times New Roman" w:hAnsi="Times New Roman"/>
-          <w:i/>
-          <w:sz w:val="24"/>
-        </w:rPr>
-        <w:t>HÌNH 4.5: Ca lỗi false-reject, cùng người ký, Cấu hình A</w:t>
-      </w:r>
-    </w:p>
-    <w:p>
-      <w:pPr>
-        <w:jc w:val="center"/>
-      </w:pPr>
-      <w:r>
-        <w:rPr>
-          <w:rFonts w:ascii="Times New Roman" w:hAnsi="Times New Roman"/>
-          <w:i/>
-          <w:sz w:val="22"/>
-        </w:rPr>
-        <w:t>(Nguồn: trích xuất từ predictions_test.csv của đồ án)</w:t>
-      </w:r>
-    </w:p>
-    <w:p>
-      <w:pPr>
-        <w:jc w:val="both"/>
-      </w:pPr>
-      <w:r>
-        <w:rPr>
-          <w:rFonts w:ascii="Times New Roman" w:hAnsi="Times New Roman"/>
-          <w:b w:val="0"/>
-          <w:i w:val="0"/>
-          <w:sz w:val="26"/>
-        </w:rPr>
-        <w:t>Hình dưới minh hoạ ca chấp nhận nhầm hiếm gặp ở skilled forgery (D=0,1938, sát dưới τ=0,2471): cả hai chữ ký (thật và giả) đều có nét nghiêng chéo và các vòng loop lặp lại theo cùng một hướng — hoạ tiết hình học tổng thể giống nhau đủ để "đánh lừa" mô hình dù đây là chữ ký giả.</w:t>
-      </w:r>
-    </w:p>
-    <w:p>
-      <w:pPr>
-        <w:jc w:val="center"/>
-      </w:pPr>
-      <w:r>
-        <w:drawing>
-          <wp:inline xmlns:a="http://schemas.openxmlformats.org/drawingml/2006/main" xmlns:pic="http://schemas.openxmlformats.org/drawingml/2006/picture">
-            <wp:extent cx="4680000" cy="4680000"/>
-            <wp:docPr id="16" name="Picture 16"/>
-            <wp:cNvGraphicFramePr>
-              <a:graphicFrameLocks noChangeAspect="1"/>
-            </wp:cNvGraphicFramePr>
-            <a:graphic>
-              <a:graphicData uri="http://schemas.openxmlformats.org/drawingml/2006/picture">
-                <pic:pic>
-                  <pic:nvPicPr>
-                    <pic:cNvPr id="0" name="skilled_forgery_false_accept_012.png"/>
-                    <pic:cNvPicPr/>
-                  </pic:nvPicPr>
-                  <pic:blipFill>
-                    <a:blip r:embed="rId25"/>
-                    <a:stretch>
-                      <a:fillRect/>
-                    </a:stretch>
-                  </pic:blipFill>
-                  <pic:spPr>
-                    <a:xfrm>
-                      <a:off x="0" y="0"/>
-                      <a:ext cx="4680000" cy="4680000"/>
-                    </a:xfrm>
-                    <a:prstGeom prst="rect"/>
-                  </pic:spPr>
-                </pic:pic>
-              </a:graphicData>
-            </a:graphic>
-          </wp:inline>
-        </w:drawing>
-      </w:r>
-    </w:p>
-    <w:p>
-      <w:pPr>
-        <w:jc w:val="center"/>
-      </w:pPr>
-      <w:r>
-        <w:rPr>
-          <w:rFonts w:ascii="Times New Roman" w:hAnsi="Times New Roman"/>
-          <w:i/>
-          <w:sz w:val="24"/>
-        </w:rPr>
-        <w:t>HÌNH 4.6: Ca lỗi false-accept, giả mạo kỹ năng cao, Cấu hình A</w:t>
-      </w:r>
-    </w:p>
-    <w:p>
-      <w:pPr>
-        <w:jc w:val="center"/>
-      </w:pPr>
-      <w:r>
-        <w:rPr>
-          <w:rFonts w:ascii="Times New Roman" w:hAnsi="Times New Roman"/>
-          <w:i/>
-          <w:sz w:val="22"/>
-        </w:rPr>
-        <w:t>(Nguồn: trích xuất từ predictions_test.csv của đồ án)</w:t>
-      </w:r>
-    </w:p>
-    <w:p>
-      <w:pPr>
-        <w:jc w:val="both"/>
-      </w:pPr>
-      <w:r>
-        <w:rPr>
-          <w:rFonts w:ascii="Times New Roman" w:hAnsi="Times New Roman"/>
-          <w:b w:val="0"/>
-          <w:i w:val="0"/>
-          <w:sz w:val="26"/>
-        </w:rPr>
-        <w:t>So sánh Cấu hình A và Cấu hình B trên cùng loại lỗi: hình dưới cho thấy Cấu hình B vẫn mắc cùng loại lỗi random-forgery đã quan sát ở Cấu hình A (nhầm hai người khác nhau, "Glorimar Vicente" và "Melissa N. Dumble") — nhưng với D=0,3247 gần τ=0,4763 hơn (tỉ lệ D/τ ≈ 0,68) so với ca tương ứng ở Cấu hình A (tỉ lệ D/τ ≈ 0,05–0,08). Nói cách khác, Cấu hình B vẫn mắc cùng loại lỗi định tính nhưng "tự tin sai" ít hơn nhiều — đặc trưng pretrained ImageNet của ResNet18 tổng quát hoá tốt hơn CNN train-from-scratch trên tập chỉ 40 người ký.</w:t>
-      </w:r>
-    </w:p>
-    <w:p>
-      <w:pPr>
-        <w:jc w:val="center"/>
-      </w:pPr>
-      <w:r>
-        <w:drawing>
-          <wp:inline xmlns:a="http://schemas.openxmlformats.org/drawingml/2006/main" xmlns:pic="http://schemas.openxmlformats.org/drawingml/2006/picture">
-            <wp:extent cx="4680000" cy="4680000"/>
-            <wp:docPr id="17" name="Picture 17"/>
-            <wp:cNvGraphicFramePr>
-              <a:graphicFrameLocks noChangeAspect="1"/>
-            </wp:cNvGraphicFramePr>
-            <a:graphic>
-              <a:graphicData uri="http://schemas.openxmlformats.org/drawingml/2006/picture">
-                <pic:pic>
-                  <pic:nvPicPr>
-                    <pic:cNvPr id="0" name="random_forgery_false_accept_004.png"/>
-                    <pic:cNvPicPr/>
-                  </pic:nvPicPr>
-                  <pic:blipFill>
-                    <a:blip r:embed="rId26"/>
-                    <a:stretch>
-                      <a:fillRect/>
-                    </a:stretch>
-                  </pic:blipFill>
-                  <pic:spPr>
-                    <a:xfrm>
-                      <a:off x="0" y="0"/>
-                      <a:ext cx="4680000" cy="4680000"/>
-                    </a:xfrm>
-                    <a:prstGeom prst="rect"/>
-                  </pic:spPr>
-                </pic:pic>
-              </a:graphicData>
-            </a:graphic>
-          </wp:inline>
-        </w:drawing>
-      </w:r>
-    </w:p>
-    <w:p>
-      <w:pPr>
-        <w:jc w:val="center"/>
-      </w:pPr>
-      <w:r>
-        <w:rPr>
-          <w:rFonts w:ascii="Times New Roman" w:hAnsi="Times New Roman"/>
-          <w:i/>
-          <w:sz w:val="24"/>
-        </w:rPr>
-        <w:t>HÌNH 4.7: Ca lỗi false-accept, giả mạo ngẫu nhiên, Cấu hình B (so sánh)</w:t>
-      </w:r>
-    </w:p>
-    <w:p>
-      <w:pPr>
-        <w:jc w:val="center"/>
-      </w:pPr>
-      <w:r>
-        <w:rPr>
-          <w:rFonts w:ascii="Times New Roman" w:hAnsi="Times New Roman"/>
-          <w:i/>
-          <w:sz w:val="22"/>
-        </w:rPr>
-        <w:t>(Nguồn: trích xuất từ predictions_test.csv của đồ án)</w:t>
-      </w:r>
-    </w:p>
-    <w:p>
-      <w:pPr>
-        <w:pStyle w:val="Heading2"/>
-      </w:pPr>
-      <w:r>
-        <w:rPr>
-          <w:rFonts w:ascii="Times New Roman" w:hAnsi="Times New Roman"/>
-          <w:b/>
-          <w:color w:val="000000"/>
-          <w:sz w:val="28"/>
-        </w:rPr>
-        <w:t>4.7. Đánh giá tổng quát hoá zero-shot trên BHSig260 (T7)</w:t>
-      </w:r>
-    </w:p>
-    <w:p>
-      <w:pPr>
-        <w:jc w:val="both"/>
-      </w:pPr>
-      <w:r>
-        <w:rPr>
-          <w:rFonts w:ascii="Times New Roman" w:hAnsi="Times New Roman"/>
-          <w:b w:val="0"/>
-          <w:i w:val="0"/>
-          <w:sz w:val="26"/>
-        </w:rPr>
-        <w:t>Mô hình Cấu hình A huấn luyện trên CEDAR được áp thẳng lên BHSig260 KHÔNG tinh chỉnh lại, dùng nguyên ngưỡng τ đã đóng băng từ CEDAR validation — phép thử trực tiếp nhất cho tuyên bố writer-independent tổng quát hoá ngoài miền dữ liệu, đúng tinh thần thí nghiệm T7:</w:t>
-      </w:r>
-    </w:p>
-    <w:p>
-      <w:pPr>
-        <w:jc w:val="center"/>
-      </w:pPr>
-      <w:r>
-        <w:rPr>
-          <w:rFonts w:ascii="Times New Roman" w:hAnsi="Times New Roman"/>
-          <w:i/>
-          <w:sz w:val="24"/>
-        </w:rPr>
-        <w:t>BẢNG 4.7: Kết quả zero-shot trên BHSig260 (T7): Cấu hình A và baseline</w:t>
-      </w:r>
-    </w:p>
-    <w:tbl>
-      <w:tblPr>
-        <w:tblStyle w:val="TableGrid"/>
-        <w:tblW w:type="auto" w:w="0"/>
-        <w:jc w:val="center"/>
-        <w:tblLook w:firstColumn="1" w:firstRow="1" w:lastColumn="0" w:lastRow="0" w:noHBand="0" w:noVBand="1" w:val="04A0"/>
-      </w:tblPr>
-      <w:tblGrid>
-        <w:gridCol w:w="1512"/>
-        <w:gridCol w:w="1512"/>
-        <w:gridCol w:w="1512"/>
-        <w:gridCol w:w="1512"/>
-        <w:gridCol w:w="1512"/>
-        <w:gridCol w:w="1512"/>
-      </w:tblGrid>
-      <w:tr>
-        <w:tc>
-          <w:tcPr>
-            <w:tcW w:type="dxa" w:w="2835"/>
-          </w:tcPr>
-          <w:p>
-            <w:pPr>
-              <w:jc w:val="center"/>
-            </w:pPr>
-            <w:r/>
-            <w:r>
-              <w:rPr>
-                <w:rFonts w:ascii="Times New Roman" w:hAnsi="Times New Roman"/>
-                <w:b/>
-                <w:i w:val="0"/>
-                <w:sz w:val="24"/>
-              </w:rPr>
-              <w:t>Mô hình</w:t>
-            </w:r>
-          </w:p>
-        </w:tc>
-        <w:tc>
-          <w:tcPr>
-            <w:tcW w:type="dxa" w:w="2268"/>
-          </w:tcPr>
-          <w:p>
-            <w:pPr>
-              <w:jc w:val="center"/>
-            </w:pPr>
-            <w:r/>
-            <w:r>
-              <w:rPr>
-                <w:rFonts w:ascii="Times New Roman" w:hAnsi="Times New Roman"/>
-                <w:b/>
-                <w:i w:val="0"/>
-                <w:sz w:val="24"/>
-              </w:rPr>
-              <w:t>Loại giả mạo</w:t>
-            </w:r>
-          </w:p>
-        </w:tc>
-        <w:tc>
-          <w:tcPr>
-            <w:tcW w:type="dxa" w:w="1701"/>
-          </w:tcPr>
-          <w:p>
-            <w:pPr>
-              <w:jc w:val="center"/>
-            </w:pPr>
-            <w:r/>
-            <w:r>
-              <w:rPr>
-                <w:rFonts w:ascii="Times New Roman" w:hAnsi="Times New Roman"/>
-                <w:b/>
-                <w:i w:val="0"/>
-                <w:sz w:val="24"/>
-              </w:rPr>
-              <w:t>FAR</w:t>
-            </w:r>
-          </w:p>
-        </w:tc>
-        <w:tc>
-          <w:tcPr>
-            <w:tcW w:type="dxa" w:w="1701"/>
-          </w:tcPr>
-          <w:p>
-            <w:pPr>
-              <w:jc w:val="center"/>
-            </w:pPr>
-            <w:r/>
-            <w:r>
-              <w:rPr>
-                <w:rFonts w:ascii="Times New Roman" w:hAnsi="Times New Roman"/>
-                <w:b/>
-                <w:i w:val="0"/>
-                <w:sz w:val="24"/>
-              </w:rPr>
-              <w:t>FRR</w:t>
-            </w:r>
-          </w:p>
-        </w:tc>
-        <w:tc>
-          <w:tcPr>
-            <w:tcW w:type="dxa" w:w="1701"/>
-          </w:tcPr>
-          <w:p>
-            <w:pPr>
-              <w:jc w:val="center"/>
-            </w:pPr>
-            <w:r/>
-            <w:r>
-              <w:rPr>
-                <w:rFonts w:ascii="Times New Roman" w:hAnsi="Times New Roman"/>
-                <w:b/>
-                <w:i w:val="0"/>
-                <w:sz w:val="24"/>
-              </w:rPr>
-              <w:t>AUC</w:t>
-            </w:r>
-          </w:p>
-        </w:tc>
-        <w:tc>
-          <w:tcPr>
-            <w:tcW w:type="dxa" w:w="2268"/>
-          </w:tcPr>
-          <w:p>
-            <w:pPr>
-              <w:jc w:val="center"/>
-            </w:pPr>
-            <w:r/>
-            <w:r>
-              <w:rPr>
-                <w:rFonts w:ascii="Times New Roman" w:hAnsi="Times New Roman"/>
-                <w:b/>
-                <w:i w:val="0"/>
-                <w:sz w:val="24"/>
-              </w:rPr>
-              <w:t>Đạt chỉ tiêu EER≤20%?</w:t>
-            </w:r>
-          </w:p>
-        </w:tc>
-      </w:tr>
-      <w:tr>
-        <w:tc>
-          <w:tcPr>
-            <w:tcW w:type="dxa" w:w="2835"/>
-          </w:tcPr>
-          <w:p>
-            <w:r/>
-            <w:r>
-              <w:rPr>
-                <w:rFonts w:ascii="Times New Roman" w:hAnsi="Times New Roman"/>
-                <w:b w:val="0"/>
-                <w:i w:val="0"/>
-                <w:sz w:val="24"/>
-              </w:rPr>
-              <w:t>Cấu hình A (Siamese)</w:t>
-            </w:r>
-          </w:p>
-        </w:tc>
-        <w:tc>
-          <w:tcPr>
-            <w:tcW w:type="dxa" w:w="2268"/>
-          </w:tcPr>
-          <w:p>
-            <w:pPr>
-              <w:jc w:val="center"/>
-            </w:pPr>
-            <w:r/>
-            <w:r>
-              <w:rPr>
-                <w:rFonts w:ascii="Times New Roman" w:hAnsi="Times New Roman"/>
-                <w:b w:val="0"/>
-                <w:i w:val="0"/>
-                <w:sz w:val="24"/>
-              </w:rPr>
-              <w:t>Skilled forgery</w:t>
-            </w:r>
-          </w:p>
-        </w:tc>
-        <w:tc>
-          <w:tcPr>
-            <w:tcW w:type="dxa" w:w="1701"/>
-          </w:tcPr>
-          <w:p>
-            <w:pPr>
-              <w:jc w:val="center"/>
-            </w:pPr>
-            <w:r/>
-            <w:r>
-              <w:rPr>
-                <w:rFonts w:ascii="Times New Roman" w:hAnsi="Times New Roman"/>
-                <w:b w:val="0"/>
-                <w:i w:val="0"/>
-                <w:sz w:val="24"/>
-              </w:rPr>
-              <w:t>19,77%</w:t>
-            </w:r>
-          </w:p>
-        </w:tc>
-        <w:tc>
-          <w:tcPr>
-            <w:tcW w:type="dxa" w:w="1701"/>
-          </w:tcPr>
-          <w:p>
-            <w:pPr>
-              <w:jc w:val="center"/>
-            </w:pPr>
-            <w:r/>
-            <w:r>
-              <w:rPr>
-                <w:rFonts w:ascii="Times New Roman" w:hAnsi="Times New Roman"/>
-                <w:b w:val="0"/>
-                <w:i w:val="0"/>
-                <w:sz w:val="24"/>
-              </w:rPr>
-              <w:t>44,31%</w:t>
-            </w:r>
-          </w:p>
-        </w:tc>
-        <w:tc>
-          <w:tcPr>
-            <w:tcW w:type="dxa" w:w="1701"/>
-          </w:tcPr>
-          <w:p>
-            <w:pPr>
-              <w:jc w:val="center"/>
-            </w:pPr>
-            <w:r/>
-            <w:r>
-              <w:rPr>
-                <w:rFonts w:ascii="Times New Roman" w:hAnsi="Times New Roman"/>
-                <w:b w:val="0"/>
-                <w:i w:val="0"/>
-                <w:sz w:val="24"/>
-              </w:rPr>
-              <w:t>0,752</w:t>
-            </w:r>
-          </w:p>
-        </w:tc>
-        <w:tc>
-          <w:tcPr>
-            <w:tcW w:type="dxa" w:w="2268"/>
-          </w:tcPr>
-          <w:p>
-            <w:pPr>
-              <w:jc w:val="center"/>
-            </w:pPr>
-            <w:r/>
-            <w:r>
-              <w:rPr>
-                <w:rFonts w:ascii="Times New Roman" w:hAnsi="Times New Roman"/>
-                <w:b w:val="0"/>
-                <w:i w:val="0"/>
-                <w:sz w:val="24"/>
-              </w:rPr>
-              <w:t>Chưa đạt</w:t>
-            </w:r>
-          </w:p>
-        </w:tc>
-      </w:tr>
-      <w:tr>
-        <w:tc>
-          <w:tcPr>
-            <w:tcW w:type="dxa" w:w="2835"/>
-          </w:tcPr>
-          <w:p>
-            <w:r/>
-            <w:r>
-              <w:rPr>
-                <w:rFonts w:ascii="Times New Roman" w:hAnsi="Times New Roman"/>
-                <w:b w:val="0"/>
-                <w:i w:val="0"/>
-                <w:sz w:val="24"/>
-              </w:rPr>
-              <w:t>Cấu hình A (Siamese)</w:t>
-            </w:r>
-          </w:p>
-        </w:tc>
-        <w:tc>
-          <w:tcPr>
-            <w:tcW w:type="dxa" w:w="2268"/>
-          </w:tcPr>
-          <w:p>
-            <w:pPr>
-              <w:jc w:val="center"/>
-            </w:pPr>
-            <w:r/>
-            <w:r>
-              <w:rPr>
-                <w:rFonts w:ascii="Times New Roman" w:hAnsi="Times New Roman"/>
-                <w:b w:val="0"/>
-                <w:i w:val="0"/>
-                <w:sz w:val="24"/>
-              </w:rPr>
-              <w:t>Random forgery</w:t>
-            </w:r>
-          </w:p>
-        </w:tc>
-        <w:tc>
-          <w:tcPr>
-            <w:tcW w:type="dxa" w:w="1701"/>
-          </w:tcPr>
-          <w:p>
-            <w:pPr>
-              <w:jc w:val="center"/>
-            </w:pPr>
-            <w:r/>
-            <w:r>
-              <w:rPr>
-                <w:rFonts w:ascii="Times New Roman" w:hAnsi="Times New Roman"/>
-                <w:b w:val="0"/>
-                <w:i w:val="0"/>
-                <w:sz w:val="24"/>
-              </w:rPr>
-              <w:t>9,69%</w:t>
-            </w:r>
-          </w:p>
-        </w:tc>
-        <w:tc>
-          <w:tcPr>
-            <w:tcW w:type="dxa" w:w="1701"/>
-          </w:tcPr>
-          <w:p>
-            <w:pPr>
-              <w:jc w:val="center"/>
-            </w:pPr>
-            <w:r/>
-            <w:r>
-              <w:rPr>
-                <w:rFonts w:ascii="Times New Roman" w:hAnsi="Times New Roman"/>
-                <w:b w:val="0"/>
-                <w:i w:val="0"/>
-                <w:sz w:val="24"/>
-              </w:rPr>
-              <w:t>44,31%</w:t>
-            </w:r>
-          </w:p>
-        </w:tc>
-        <w:tc>
-          <w:tcPr>
-            <w:tcW w:type="dxa" w:w="1701"/>
-          </w:tcPr>
-          <w:p>
-            <w:pPr>
-              <w:jc w:val="center"/>
-            </w:pPr>
-            <w:r/>
-            <w:r>
-              <w:rPr>
-                <w:rFonts w:ascii="Times New Roman" w:hAnsi="Times New Roman"/>
-                <w:b w:val="0"/>
-                <w:i w:val="0"/>
-                <w:sz w:val="24"/>
-              </w:rPr>
-              <w:t>0,852</w:t>
-            </w:r>
-          </w:p>
-        </w:tc>
-        <w:tc>
-          <w:tcPr>
-            <w:tcW w:type="dxa" w:w="2268"/>
-          </w:tcPr>
-          <w:p>
-            <w:pPr>
-              <w:jc w:val="center"/>
-            </w:pPr>
-            <w:r/>
-            <w:r>
-              <w:rPr>
-                <w:rFonts w:ascii="Times New Roman" w:hAnsi="Times New Roman"/>
-                <w:b w:val="0"/>
-                <w:i w:val="0"/>
-                <w:sz w:val="24"/>
-              </w:rPr>
-              <w:t>—</w:t>
-            </w:r>
-          </w:p>
-        </w:tc>
-      </w:tr>
-      <w:tr>
-        <w:tc>
-          <w:tcPr>
-            <w:tcW w:type="dxa" w:w="2835"/>
-          </w:tcPr>
-          <w:p>
-            <w:r/>
-            <w:r>
-              <w:rPr>
-                <w:rFonts w:ascii="Times New Roman" w:hAnsi="Times New Roman"/>
-                <w:b w:val="0"/>
-                <w:i w:val="0"/>
-                <w:sz w:val="24"/>
-              </w:rPr>
-              <w:t>Baseline HOG+SVM</w:t>
-            </w:r>
-          </w:p>
-        </w:tc>
-        <w:tc>
-          <w:tcPr>
-            <w:tcW w:type="dxa" w:w="2268"/>
-          </w:tcPr>
-          <w:p>
-            <w:pPr>
-              <w:jc w:val="center"/>
-            </w:pPr>
-            <w:r/>
-            <w:r>
-              <w:rPr>
-                <w:rFonts w:ascii="Times New Roman" w:hAnsi="Times New Roman"/>
-                <w:b w:val="0"/>
-                <w:i w:val="0"/>
-                <w:sz w:val="24"/>
-              </w:rPr>
-              <w:t>Skilled forgery</w:t>
-            </w:r>
-          </w:p>
-        </w:tc>
-        <w:tc>
-          <w:tcPr>
-            <w:tcW w:type="dxa" w:w="1701"/>
-          </w:tcPr>
-          <w:p>
-            <w:pPr>
-              <w:jc w:val="center"/>
-            </w:pPr>
-            <w:r/>
-            <w:r>
-              <w:rPr>
-                <w:rFonts w:ascii="Times New Roman" w:hAnsi="Times New Roman"/>
-                <w:b w:val="0"/>
-                <w:i w:val="0"/>
-                <w:sz w:val="24"/>
-              </w:rPr>
-              <w:t>41,85%</w:t>
-            </w:r>
-          </w:p>
-        </w:tc>
-        <w:tc>
-          <w:tcPr>
-            <w:tcW w:type="dxa" w:w="1701"/>
-          </w:tcPr>
-          <w:p>
-            <w:pPr>
-              <w:jc w:val="center"/>
-            </w:pPr>
-            <w:r/>
-            <w:r>
-              <w:rPr>
-                <w:rFonts w:ascii="Times New Roman" w:hAnsi="Times New Roman"/>
-                <w:b w:val="0"/>
-                <w:i w:val="0"/>
-                <w:sz w:val="24"/>
-              </w:rPr>
-              <w:t>21,65%</w:t>
-            </w:r>
-          </w:p>
-        </w:tc>
-        <w:tc>
-          <w:tcPr>
-            <w:tcW w:type="dxa" w:w="1701"/>
-          </w:tcPr>
-          <w:p>
-            <w:pPr>
-              <w:jc w:val="center"/>
-            </w:pPr>
-            <w:r/>
-            <w:r>
-              <w:rPr>
-                <w:rFonts w:ascii="Times New Roman" w:hAnsi="Times New Roman"/>
-                <w:b w:val="0"/>
-                <w:i w:val="0"/>
-                <w:sz w:val="24"/>
-              </w:rPr>
-              <w:t>0,767</w:t>
-            </w:r>
-          </w:p>
-        </w:tc>
-        <w:tc>
-          <w:tcPr>
-            <w:tcW w:type="dxa" w:w="2268"/>
-          </w:tcPr>
-          <w:p>
-            <w:pPr>
-              <w:jc w:val="center"/>
-            </w:pPr>
-            <w:r/>
-            <w:r>
-              <w:rPr>
-                <w:rFonts w:ascii="Times New Roman" w:hAnsi="Times New Roman"/>
-                <w:b w:val="0"/>
-                <w:i w:val="0"/>
-                <w:sz w:val="24"/>
-              </w:rPr>
-              <w:t>Chưa đạt</w:t>
-            </w:r>
-          </w:p>
-        </w:tc>
-      </w:tr>
-      <w:tr>
-        <w:tc>
-          <w:tcPr>
-            <w:tcW w:type="dxa" w:w="2835"/>
-          </w:tcPr>
-          <w:p>
-            <w:r/>
-            <w:r>
-              <w:rPr>
-                <w:rFonts w:ascii="Times New Roman" w:hAnsi="Times New Roman"/>
-                <w:b w:val="0"/>
-                <w:i w:val="0"/>
-                <w:sz w:val="24"/>
-              </w:rPr>
-              <w:t>Baseline HOG+SVM</w:t>
-            </w:r>
-          </w:p>
-        </w:tc>
-        <w:tc>
-          <w:tcPr>
-            <w:tcW w:type="dxa" w:w="2268"/>
-          </w:tcPr>
-          <w:p>
-            <w:pPr>
-              <w:jc w:val="center"/>
-            </w:pPr>
-            <w:r/>
-            <w:r>
-              <w:rPr>
-                <w:rFonts w:ascii="Times New Roman" w:hAnsi="Times New Roman"/>
-                <w:b w:val="0"/>
-                <w:i w:val="0"/>
-                <w:sz w:val="24"/>
-              </w:rPr>
-              <w:t>Random forgery</w:t>
-            </w:r>
-          </w:p>
-        </w:tc>
-        <w:tc>
-          <w:tcPr>
-            <w:tcW w:type="dxa" w:w="1701"/>
-          </w:tcPr>
-          <w:p>
-            <w:pPr>
-              <w:jc w:val="center"/>
-            </w:pPr>
-            <w:r/>
-            <w:r>
-              <w:rPr>
-                <w:rFonts w:ascii="Times New Roman" w:hAnsi="Times New Roman"/>
-                <w:b w:val="0"/>
-                <w:i w:val="0"/>
-                <w:sz w:val="24"/>
-              </w:rPr>
-              <w:t>5,69%</w:t>
-            </w:r>
-          </w:p>
-        </w:tc>
-        <w:tc>
-          <w:tcPr>
-            <w:tcW w:type="dxa" w:w="1701"/>
-          </w:tcPr>
-          <w:p>
-            <w:pPr>
-              <w:jc w:val="center"/>
-            </w:pPr>
-            <w:r/>
-            <w:r>
-              <w:rPr>
-                <w:rFonts w:ascii="Times New Roman" w:hAnsi="Times New Roman"/>
-                <w:b w:val="0"/>
-                <w:i w:val="0"/>
-                <w:sz w:val="24"/>
-              </w:rPr>
-              <w:t>21,65%</w:t>
-            </w:r>
-          </w:p>
-        </w:tc>
-        <w:tc>
-          <w:tcPr>
-            <w:tcW w:type="dxa" w:w="1701"/>
-          </w:tcPr>
-          <w:p>
-            <w:pPr>
-              <w:jc w:val="center"/>
-            </w:pPr>
-            <w:r/>
-            <w:r>
-              <w:rPr>
-                <w:rFonts w:ascii="Times New Roman" w:hAnsi="Times New Roman"/>
-                <w:b w:val="0"/>
-                <w:i w:val="0"/>
-                <w:sz w:val="24"/>
-              </w:rPr>
-              <w:t>0,923</w:t>
-            </w:r>
-          </w:p>
-        </w:tc>
-        <w:tc>
-          <w:tcPr>
-            <w:tcW w:type="dxa" w:w="2268"/>
-          </w:tcPr>
-          <w:p>
-            <w:pPr>
-              <w:jc w:val="center"/>
-            </w:pPr>
-            <w:r/>
-            <w:r>
-              <w:rPr>
-                <w:rFonts w:ascii="Times New Roman" w:hAnsi="Times New Roman"/>
-                <w:b w:val="0"/>
-                <w:i w:val="0"/>
-                <w:sz w:val="24"/>
-              </w:rPr>
-              <w:t>—</w:t>
-            </w:r>
-          </w:p>
-        </w:tc>
-      </w:tr>
-    </w:tbl>
-    <w:p>
-      <w:pPr>
-        <w:jc w:val="center"/>
-      </w:pPr>
-      <w:r>
-        <w:rPr>
-          <w:rFonts w:ascii="Times New Roman" w:hAnsi="Times New Roman"/>
-          <w:i/>
-          <w:sz w:val="22"/>
-        </w:rPr>
-        <w:t>(Nguồn: kết quả thực nghiệm của đồ án)</w:t>
-      </w:r>
-    </w:p>
-    <w:p/>
-    <w:p>
-      <w:pPr>
-        <w:jc w:val="both"/>
-      </w:pPr>
-      <w:r>
-        <w:rPr>
-          <w:rFonts w:ascii="Times New Roman" w:hAnsi="Times New Roman"/>
-          <w:b w:val="0"/>
-          <w:i w:val="0"/>
-          <w:sz w:val="26"/>
-        </w:rPr>
-        <w:t>Cả hai mô hình chưa đạt chỉ tiêu EER≤20% đề ra ban đầu, nhưng AUC vẫn ở mức 0,75–0,92 — cao hơn hẳn ngẫu nhiên — cho thấy embedding học được vẫn giữ tín hiệu phân biệt nhất định dù khác hoàn toàn ngôn ngữ/hệ chữ viết. Cấu hình B chưa được đo zero-shot trên BHSig260 trong phạm vi đồ án này (chỉ Cấu hình A và baseline được chạy T7) — nêu ở mục 4.8 như một việc còn thiếu.</w:t>
-      </w:r>
-    </w:p>
-    <w:p>
-      <w:pPr>
-        <w:jc w:val="both"/>
-      </w:pPr>
-      <w:r>
-        <w:rPr>
-          <w:rFonts w:ascii="Times New Roman" w:hAnsi="Times New Roman"/>
-          <w:b w:val="0"/>
-          <w:i w:val="0"/>
-          <w:sz w:val="26"/>
-        </w:rPr>
-        <w:t>Hình dưới minh hoạ ca từ chối nhầm nghiêm trọng nhất quan sát được: hai chữ ký "sandeep" (chữ Devanagari) của cùng một người, nhìn ảnh gốc khá giống nhau, nhưng D=1,9224 — cao gấp gần 8 lần τ=0,2471 lấy từ CEDAR. Ảnh đã qua tiền xử lý cho thấy ảnh A hiện ra đậm/dày nét hẳn so với ảnh B mảnh/nhạt — dấu hiệu lệch miền (domain shift) ở khâu tiền xử lý: tham số khử nhiễu/ngưỡng Otsu được ngầm phù hợp với đặc điểm ảnh scan CEDAR, không chuyển đổi tốt sang định dạng/độ tương phản khác của ảnh BHSig260.</w:t>
-      </w:r>
-    </w:p>
-    <w:p>
-      <w:pPr>
-        <w:jc w:val="center"/>
-      </w:pPr>
-      <w:r>
-        <w:drawing>
-          <wp:inline xmlns:a="http://schemas.openxmlformats.org/drawingml/2006/main" xmlns:pic="http://schemas.openxmlformats.org/drawingml/2006/picture">
-            <wp:extent cx="4680000" cy="4680000"/>
-            <wp:docPr id="18" name="Picture 18"/>
-            <wp:cNvGraphicFramePr>
-              <a:graphicFrameLocks noChangeAspect="1"/>
-            </wp:cNvGraphicFramePr>
-            <a:graphic>
-              <a:graphicData uri="http://schemas.openxmlformats.org/drawingml/2006/picture">
-                <pic:pic>
-                  <pic:nvPicPr>
-                    <pic:cNvPr id="0" name="genuine_genuine_false_reject_000.png"/>
                     <pic:cNvPicPr/>
                   </pic:nvPicPr>
                   <pic:blipFill>
@@ -12463,7 +13709,7 @@
           <w:i/>
           <w:sz w:val="24"/>
         </w:rPr>
-        <w:t>HÌNH 4.8: Ca lỗi false-reject nghiêm trọng trên BHSig260 (lệch miền tiền xử lý)</w:t>
+        <w:t>HÌNH 4.4: Ca lỗi false-accept, giả mạo ngẫu nhiên, Cấu hình A</w:t>
       </w:r>
     </w:p>
     <w:p>
@@ -12476,7 +13722,21 @@
           <w:i/>
           <w:sz w:val="22"/>
         </w:rPr>
-        <w:t>(Nguồn: trích xuất từ predictions_bhsig260.csv của đồ án)</w:t>
+        <w:t>(Nguồn: trích xuất từ predictions_test.csv của đồ án)</w:t>
+      </w:r>
+    </w:p>
+    <w:p>
+      <w:pPr>
+        <w:jc w:val="both"/>
+      </w:pPr>
+      <w:r>
+        <w:rPr>
+          <w:rFonts w:ascii="Times New Roman" w:hAnsi="Times New Roman"/>
+          <w:b w:val="0"/>
+          <w:i w:val="0"/>
+          <w:sz w:val="26"/>
+        </w:rPr>
+        <w:t>Hình dưới minh hoạ một ca từ chối nhầm (false reject) ở cặp genuine-genuine: hai chữ ký của cùng một người nhưng D cao hơn τ, do biến thiên tự nhiên trong cách ký của chính người đó giữa các lần ký khác nhau mà mô hình dừng sớm ở epoch 18 chưa học đủ để dung nạp.</w:t>
       </w:r>
     </w:p>
     <w:p>
@@ -12495,7 +13755,7 @@
               <a:graphicData uri="http://schemas.openxmlformats.org/drawingml/2006/picture">
                 <pic:pic>
                   <pic:nvPicPr>
-                    <pic:cNvPr id="0" name="skilled_forgery_false_accept_008.png"/>
+                    <pic:cNvPr id="0" name="genuine_genuine_false_reject_000.png"/>
                     <pic:cNvPicPr/>
                   </pic:nvPicPr>
                   <pic:blipFill>
@@ -12528,6 +13788,991 @@
           <w:i/>
           <w:sz w:val="24"/>
         </w:rPr>
+        <w:t>HÌNH 4.5: Ca lỗi false-reject, cùng người ký, Cấu hình A</w:t>
+      </w:r>
+    </w:p>
+    <w:p>
+      <w:pPr>
+        <w:jc w:val="center"/>
+      </w:pPr>
+      <w:r>
+        <w:rPr>
+          <w:rFonts w:ascii="Times New Roman" w:hAnsi="Times New Roman"/>
+          <w:i/>
+          <w:sz w:val="22"/>
+        </w:rPr>
+        <w:t>(Nguồn: trích xuất từ predictions_test.csv của đồ án)</w:t>
+      </w:r>
+    </w:p>
+    <w:p>
+      <w:pPr>
+        <w:jc w:val="both"/>
+      </w:pPr>
+      <w:r>
+        <w:rPr>
+          <w:rFonts w:ascii="Times New Roman" w:hAnsi="Times New Roman"/>
+          <w:b w:val="0"/>
+          <w:i w:val="0"/>
+          <w:sz w:val="26"/>
+        </w:rPr>
+        <w:t>Hình dưới minh hoạ ca chấp nhận nhầm hiếm gặp ở skilled forgery (D=0,1938, sát dưới τ=0,2471): cả hai chữ ký (thật và giả) đều có nét nghiêng chéo và các vòng loop lặp lại theo cùng một hướng — hoạ tiết hình học tổng thể giống nhau đủ để "đánh lừa" mô hình dù đây là chữ ký giả.</w:t>
+      </w:r>
+    </w:p>
+    <w:p>
+      <w:pPr>
+        <w:jc w:val="center"/>
+      </w:pPr>
+      <w:r>
+        <w:drawing>
+          <wp:inline xmlns:a="http://schemas.openxmlformats.org/drawingml/2006/main" xmlns:pic="http://schemas.openxmlformats.org/drawingml/2006/picture">
+            <wp:extent cx="4680000" cy="4680000"/>
+            <wp:docPr id="20" name="Picture 20"/>
+            <wp:cNvGraphicFramePr>
+              <a:graphicFrameLocks noChangeAspect="1"/>
+            </wp:cNvGraphicFramePr>
+            <a:graphic>
+              <a:graphicData uri="http://schemas.openxmlformats.org/drawingml/2006/picture">
+                <pic:pic>
+                  <pic:nvPicPr>
+                    <pic:cNvPr id="0" name="skilled_forgery_false_accept_012.png"/>
+                    <pic:cNvPicPr/>
+                  </pic:nvPicPr>
+                  <pic:blipFill>
+                    <a:blip r:embed="rId29"/>
+                    <a:stretch>
+                      <a:fillRect/>
+                    </a:stretch>
+                  </pic:blipFill>
+                  <pic:spPr>
+                    <a:xfrm>
+                      <a:off x="0" y="0"/>
+                      <a:ext cx="4680000" cy="4680000"/>
+                    </a:xfrm>
+                    <a:prstGeom prst="rect"/>
+                  </pic:spPr>
+                </pic:pic>
+              </a:graphicData>
+            </a:graphic>
+          </wp:inline>
+        </w:drawing>
+      </w:r>
+    </w:p>
+    <w:p>
+      <w:pPr>
+        <w:jc w:val="center"/>
+      </w:pPr>
+      <w:r>
+        <w:rPr>
+          <w:rFonts w:ascii="Times New Roman" w:hAnsi="Times New Roman"/>
+          <w:i/>
+          <w:sz w:val="24"/>
+        </w:rPr>
+        <w:t>HÌNH 4.6: Ca lỗi false-accept, giả mạo kỹ năng cao, Cấu hình A</w:t>
+      </w:r>
+    </w:p>
+    <w:p>
+      <w:pPr>
+        <w:jc w:val="center"/>
+      </w:pPr>
+      <w:r>
+        <w:rPr>
+          <w:rFonts w:ascii="Times New Roman" w:hAnsi="Times New Roman"/>
+          <w:i/>
+          <w:sz w:val="22"/>
+        </w:rPr>
+        <w:t>(Nguồn: trích xuất từ predictions_test.csv của đồ án)</w:t>
+      </w:r>
+    </w:p>
+    <w:p>
+      <w:pPr>
+        <w:jc w:val="both"/>
+      </w:pPr>
+      <w:r>
+        <w:rPr>
+          <w:rFonts w:ascii="Times New Roman" w:hAnsi="Times New Roman"/>
+          <w:b w:val="0"/>
+          <w:i w:val="0"/>
+          <w:sz w:val="26"/>
+        </w:rPr>
+        <w:t>So sánh Cấu hình A và Cấu hình B trên cùng loại lỗi: hình dưới cho thấy Cấu hình B vẫn mắc cùng loại lỗi random-forgery đã quan sát ở Cấu hình A (nhầm hai người khác nhau, "Glorimar Vicente" và "Melissa N. Dumble") — nhưng với D=0,3247 gần τ=0,4763 hơn (tỉ lệ D/τ ≈ 0,68) so với ca tương ứng ở Cấu hình A (tỉ lệ D/τ ≈ 0,05–0,08). Nói cách khác, Cấu hình B vẫn mắc cùng loại lỗi định tính nhưng "tự tin sai" ít hơn nhiều — đặc trưng pretrained ImageNet của ResNet18 tổng quát hoá tốt hơn CNN train-from-scratch trên tập chỉ 40 người ký.</w:t>
+      </w:r>
+    </w:p>
+    <w:p>
+      <w:pPr>
+        <w:jc w:val="center"/>
+      </w:pPr>
+      <w:r>
+        <w:drawing>
+          <wp:inline xmlns:a="http://schemas.openxmlformats.org/drawingml/2006/main" xmlns:pic="http://schemas.openxmlformats.org/drawingml/2006/picture">
+            <wp:extent cx="4680000" cy="4680000"/>
+            <wp:docPr id="21" name="Picture 21"/>
+            <wp:cNvGraphicFramePr>
+              <a:graphicFrameLocks noChangeAspect="1"/>
+            </wp:cNvGraphicFramePr>
+            <a:graphic>
+              <a:graphicData uri="http://schemas.openxmlformats.org/drawingml/2006/picture">
+                <pic:pic>
+                  <pic:nvPicPr>
+                    <pic:cNvPr id="0" name="random_forgery_false_accept_004.png"/>
+                    <pic:cNvPicPr/>
+                  </pic:nvPicPr>
+                  <pic:blipFill>
+                    <a:blip r:embed="rId30"/>
+                    <a:stretch>
+                      <a:fillRect/>
+                    </a:stretch>
+                  </pic:blipFill>
+                  <pic:spPr>
+                    <a:xfrm>
+                      <a:off x="0" y="0"/>
+                      <a:ext cx="4680000" cy="4680000"/>
+                    </a:xfrm>
+                    <a:prstGeom prst="rect"/>
+                  </pic:spPr>
+                </pic:pic>
+              </a:graphicData>
+            </a:graphic>
+          </wp:inline>
+        </w:drawing>
+      </w:r>
+    </w:p>
+    <w:p>
+      <w:pPr>
+        <w:jc w:val="center"/>
+      </w:pPr>
+      <w:r>
+        <w:rPr>
+          <w:rFonts w:ascii="Times New Roman" w:hAnsi="Times New Roman"/>
+          <w:i/>
+          <w:sz w:val="24"/>
+        </w:rPr>
+        <w:t>HÌNH 4.7: Ca lỗi false-accept, giả mạo ngẫu nhiên, Cấu hình B (so sánh)</w:t>
+      </w:r>
+    </w:p>
+    <w:p>
+      <w:pPr>
+        <w:jc w:val="center"/>
+      </w:pPr>
+      <w:r>
+        <w:rPr>
+          <w:rFonts w:ascii="Times New Roman" w:hAnsi="Times New Roman"/>
+          <w:i/>
+          <w:sz w:val="22"/>
+        </w:rPr>
+        <w:t>(Nguồn: trích xuất từ predictions_test.csv của đồ án)</w:t>
+      </w:r>
+    </w:p>
+    <w:p>
+      <w:pPr>
+        <w:pStyle w:val="Heading2"/>
+      </w:pPr>
+      <w:r>
+        <w:rPr>
+          <w:rFonts w:ascii="Times New Roman" w:hAnsi="Times New Roman"/>
+          <w:b/>
+          <w:color w:val="000000"/>
+          <w:sz w:val="28"/>
+        </w:rPr>
+        <w:t>4.7. Đánh giá tổng quát hoá zero-shot trên BHSig260 (T7)</w:t>
+      </w:r>
+    </w:p>
+    <w:p>
+      <w:pPr>
+        <w:jc w:val="both"/>
+      </w:pPr>
+      <w:r>
+        <w:rPr>
+          <w:rFonts w:ascii="Times New Roman" w:hAnsi="Times New Roman"/>
+          <w:b w:val="0"/>
+          <w:i w:val="0"/>
+          <w:sz w:val="26"/>
+        </w:rPr>
+        <w:t>Mô hình Cấu hình A huấn luyện trên CEDAR được áp thẳng lên BHSig260 KHÔNG tinh chỉnh lại, dùng nguyên ngưỡng τ đã đóng băng từ CEDAR validation — phép thử trực tiếp nhất cho tuyên bố writer-independent tổng quát hoá ngoài miền dữ liệu, đúng tinh thần thí nghiệm T7:</w:t>
+      </w:r>
+    </w:p>
+    <w:p>
+      <w:pPr>
+        <w:jc w:val="center"/>
+      </w:pPr>
+      <w:r>
+        <w:rPr>
+          <w:rFonts w:ascii="Times New Roman" w:hAnsi="Times New Roman"/>
+          <w:i/>
+          <w:sz w:val="24"/>
+        </w:rPr>
+        <w:t>BẢNG 4.7: Kết quả zero-shot trên BHSig260 (T7): Cấu hình A và baseline</w:t>
+      </w:r>
+    </w:p>
+    <w:tbl>
+      <w:tblPr>
+        <w:tblStyle w:val="TableGrid"/>
+        <w:tblW w:type="auto" w:w="0"/>
+        <w:jc w:val="center"/>
+        <w:tblLook w:firstColumn="1" w:firstRow="1" w:lastColumn="0" w:lastRow="0" w:noHBand="0" w:noVBand="1" w:val="04A0"/>
+      </w:tblPr>
+      <w:tblGrid>
+        <w:gridCol w:w="1512"/>
+        <w:gridCol w:w="1512"/>
+        <w:gridCol w:w="1512"/>
+        <w:gridCol w:w="1512"/>
+        <w:gridCol w:w="1512"/>
+        <w:gridCol w:w="1512"/>
+      </w:tblGrid>
+      <w:tr>
+        <w:tc>
+          <w:tcPr>
+            <w:tcW w:type="dxa" w:w="2835"/>
+          </w:tcPr>
+          <w:p>
+            <w:pPr>
+              <w:jc w:val="center"/>
+            </w:pPr>
+            <w:r/>
+            <w:r>
+              <w:rPr>
+                <w:rFonts w:ascii="Times New Roman" w:hAnsi="Times New Roman"/>
+                <w:b/>
+                <w:i w:val="0"/>
+                <w:sz w:val="24"/>
+              </w:rPr>
+              <w:t>Mô hình</w:t>
+            </w:r>
+          </w:p>
+        </w:tc>
+        <w:tc>
+          <w:tcPr>
+            <w:tcW w:type="dxa" w:w="2268"/>
+          </w:tcPr>
+          <w:p>
+            <w:pPr>
+              <w:jc w:val="center"/>
+            </w:pPr>
+            <w:r/>
+            <w:r>
+              <w:rPr>
+                <w:rFonts w:ascii="Times New Roman" w:hAnsi="Times New Roman"/>
+                <w:b/>
+                <w:i w:val="0"/>
+                <w:sz w:val="24"/>
+              </w:rPr>
+              <w:t>Loại giả mạo</w:t>
+            </w:r>
+          </w:p>
+        </w:tc>
+        <w:tc>
+          <w:tcPr>
+            <w:tcW w:type="dxa" w:w="1701"/>
+          </w:tcPr>
+          <w:p>
+            <w:pPr>
+              <w:jc w:val="center"/>
+            </w:pPr>
+            <w:r/>
+            <w:r>
+              <w:rPr>
+                <w:rFonts w:ascii="Times New Roman" w:hAnsi="Times New Roman"/>
+                <w:b/>
+                <w:i w:val="0"/>
+                <w:sz w:val="24"/>
+              </w:rPr>
+              <w:t>FAR</w:t>
+            </w:r>
+          </w:p>
+        </w:tc>
+        <w:tc>
+          <w:tcPr>
+            <w:tcW w:type="dxa" w:w="1701"/>
+          </w:tcPr>
+          <w:p>
+            <w:pPr>
+              <w:jc w:val="center"/>
+            </w:pPr>
+            <w:r/>
+            <w:r>
+              <w:rPr>
+                <w:rFonts w:ascii="Times New Roman" w:hAnsi="Times New Roman"/>
+                <w:b/>
+                <w:i w:val="0"/>
+                <w:sz w:val="24"/>
+              </w:rPr>
+              <w:t>FRR</w:t>
+            </w:r>
+          </w:p>
+        </w:tc>
+        <w:tc>
+          <w:tcPr>
+            <w:tcW w:type="dxa" w:w="1701"/>
+          </w:tcPr>
+          <w:p>
+            <w:pPr>
+              <w:jc w:val="center"/>
+            </w:pPr>
+            <w:r/>
+            <w:r>
+              <w:rPr>
+                <w:rFonts w:ascii="Times New Roman" w:hAnsi="Times New Roman"/>
+                <w:b/>
+                <w:i w:val="0"/>
+                <w:sz w:val="24"/>
+              </w:rPr>
+              <w:t>AUC</w:t>
+            </w:r>
+          </w:p>
+        </w:tc>
+        <w:tc>
+          <w:tcPr>
+            <w:tcW w:type="dxa" w:w="2268"/>
+          </w:tcPr>
+          <w:p>
+            <w:pPr>
+              <w:jc w:val="center"/>
+            </w:pPr>
+            <w:r/>
+            <w:r>
+              <w:rPr>
+                <w:rFonts w:ascii="Times New Roman" w:hAnsi="Times New Roman"/>
+                <w:b/>
+                <w:i w:val="0"/>
+                <w:sz w:val="24"/>
+              </w:rPr>
+              <w:t>Đạt chỉ tiêu EER≤20%?</w:t>
+            </w:r>
+          </w:p>
+        </w:tc>
+      </w:tr>
+      <w:tr>
+        <w:tc>
+          <w:tcPr>
+            <w:tcW w:type="dxa" w:w="2835"/>
+          </w:tcPr>
+          <w:p>
+            <w:r/>
+            <w:r>
+              <w:rPr>
+                <w:rFonts w:ascii="Times New Roman" w:hAnsi="Times New Roman"/>
+                <w:b w:val="0"/>
+                <w:i w:val="0"/>
+                <w:sz w:val="24"/>
+              </w:rPr>
+              <w:t>Cấu hình A (Siamese)</w:t>
+            </w:r>
+          </w:p>
+        </w:tc>
+        <w:tc>
+          <w:tcPr>
+            <w:tcW w:type="dxa" w:w="2268"/>
+          </w:tcPr>
+          <w:p>
+            <w:pPr>
+              <w:jc w:val="center"/>
+            </w:pPr>
+            <w:r/>
+            <w:r>
+              <w:rPr>
+                <w:rFonts w:ascii="Times New Roman" w:hAnsi="Times New Roman"/>
+                <w:b w:val="0"/>
+                <w:i w:val="0"/>
+                <w:sz w:val="24"/>
+              </w:rPr>
+              <w:t>Skilled forgery</w:t>
+            </w:r>
+          </w:p>
+        </w:tc>
+        <w:tc>
+          <w:tcPr>
+            <w:tcW w:type="dxa" w:w="1701"/>
+          </w:tcPr>
+          <w:p>
+            <w:pPr>
+              <w:jc w:val="center"/>
+            </w:pPr>
+            <w:r/>
+            <w:r>
+              <w:rPr>
+                <w:rFonts w:ascii="Times New Roman" w:hAnsi="Times New Roman"/>
+                <w:b w:val="0"/>
+                <w:i w:val="0"/>
+                <w:sz w:val="24"/>
+              </w:rPr>
+              <w:t>19,77%</w:t>
+            </w:r>
+          </w:p>
+        </w:tc>
+        <w:tc>
+          <w:tcPr>
+            <w:tcW w:type="dxa" w:w="1701"/>
+          </w:tcPr>
+          <w:p>
+            <w:pPr>
+              <w:jc w:val="center"/>
+            </w:pPr>
+            <w:r/>
+            <w:r>
+              <w:rPr>
+                <w:rFonts w:ascii="Times New Roman" w:hAnsi="Times New Roman"/>
+                <w:b w:val="0"/>
+                <w:i w:val="0"/>
+                <w:sz w:val="24"/>
+              </w:rPr>
+              <w:t>44,31%</w:t>
+            </w:r>
+          </w:p>
+        </w:tc>
+        <w:tc>
+          <w:tcPr>
+            <w:tcW w:type="dxa" w:w="1701"/>
+          </w:tcPr>
+          <w:p>
+            <w:pPr>
+              <w:jc w:val="center"/>
+            </w:pPr>
+            <w:r/>
+            <w:r>
+              <w:rPr>
+                <w:rFonts w:ascii="Times New Roman" w:hAnsi="Times New Roman"/>
+                <w:b w:val="0"/>
+                <w:i w:val="0"/>
+                <w:sz w:val="24"/>
+              </w:rPr>
+              <w:t>0,752</w:t>
+            </w:r>
+          </w:p>
+        </w:tc>
+        <w:tc>
+          <w:tcPr>
+            <w:tcW w:type="dxa" w:w="2268"/>
+          </w:tcPr>
+          <w:p>
+            <w:pPr>
+              <w:jc w:val="center"/>
+            </w:pPr>
+            <w:r/>
+            <w:r>
+              <w:rPr>
+                <w:rFonts w:ascii="Times New Roman" w:hAnsi="Times New Roman"/>
+                <w:b w:val="0"/>
+                <w:i w:val="0"/>
+                <w:sz w:val="24"/>
+              </w:rPr>
+              <w:t>Chưa đạt</w:t>
+            </w:r>
+          </w:p>
+        </w:tc>
+      </w:tr>
+      <w:tr>
+        <w:tc>
+          <w:tcPr>
+            <w:tcW w:type="dxa" w:w="2835"/>
+          </w:tcPr>
+          <w:p>
+            <w:r/>
+            <w:r>
+              <w:rPr>
+                <w:rFonts w:ascii="Times New Roman" w:hAnsi="Times New Roman"/>
+                <w:b w:val="0"/>
+                <w:i w:val="0"/>
+                <w:sz w:val="24"/>
+              </w:rPr>
+              <w:t>Cấu hình A (Siamese)</w:t>
+            </w:r>
+          </w:p>
+        </w:tc>
+        <w:tc>
+          <w:tcPr>
+            <w:tcW w:type="dxa" w:w="2268"/>
+          </w:tcPr>
+          <w:p>
+            <w:pPr>
+              <w:jc w:val="center"/>
+            </w:pPr>
+            <w:r/>
+            <w:r>
+              <w:rPr>
+                <w:rFonts w:ascii="Times New Roman" w:hAnsi="Times New Roman"/>
+                <w:b w:val="0"/>
+                <w:i w:val="0"/>
+                <w:sz w:val="24"/>
+              </w:rPr>
+              <w:t>Random forgery</w:t>
+            </w:r>
+          </w:p>
+        </w:tc>
+        <w:tc>
+          <w:tcPr>
+            <w:tcW w:type="dxa" w:w="1701"/>
+          </w:tcPr>
+          <w:p>
+            <w:pPr>
+              <w:jc w:val="center"/>
+            </w:pPr>
+            <w:r/>
+            <w:r>
+              <w:rPr>
+                <w:rFonts w:ascii="Times New Roman" w:hAnsi="Times New Roman"/>
+                <w:b w:val="0"/>
+                <w:i w:val="0"/>
+                <w:sz w:val="24"/>
+              </w:rPr>
+              <w:t>9,69%</w:t>
+            </w:r>
+          </w:p>
+        </w:tc>
+        <w:tc>
+          <w:tcPr>
+            <w:tcW w:type="dxa" w:w="1701"/>
+          </w:tcPr>
+          <w:p>
+            <w:pPr>
+              <w:jc w:val="center"/>
+            </w:pPr>
+            <w:r/>
+            <w:r>
+              <w:rPr>
+                <w:rFonts w:ascii="Times New Roman" w:hAnsi="Times New Roman"/>
+                <w:b w:val="0"/>
+                <w:i w:val="0"/>
+                <w:sz w:val="24"/>
+              </w:rPr>
+              <w:t>44,31%</w:t>
+            </w:r>
+          </w:p>
+        </w:tc>
+        <w:tc>
+          <w:tcPr>
+            <w:tcW w:type="dxa" w:w="1701"/>
+          </w:tcPr>
+          <w:p>
+            <w:pPr>
+              <w:jc w:val="center"/>
+            </w:pPr>
+            <w:r/>
+            <w:r>
+              <w:rPr>
+                <w:rFonts w:ascii="Times New Roman" w:hAnsi="Times New Roman"/>
+                <w:b w:val="0"/>
+                <w:i w:val="0"/>
+                <w:sz w:val="24"/>
+              </w:rPr>
+              <w:t>0,852</w:t>
+            </w:r>
+          </w:p>
+        </w:tc>
+        <w:tc>
+          <w:tcPr>
+            <w:tcW w:type="dxa" w:w="2268"/>
+          </w:tcPr>
+          <w:p>
+            <w:pPr>
+              <w:jc w:val="center"/>
+            </w:pPr>
+            <w:r/>
+            <w:r>
+              <w:rPr>
+                <w:rFonts w:ascii="Times New Roman" w:hAnsi="Times New Roman"/>
+                <w:b w:val="0"/>
+                <w:i w:val="0"/>
+                <w:sz w:val="24"/>
+              </w:rPr>
+              <w:t>—</w:t>
+            </w:r>
+          </w:p>
+        </w:tc>
+      </w:tr>
+      <w:tr>
+        <w:tc>
+          <w:tcPr>
+            <w:tcW w:type="dxa" w:w="2835"/>
+          </w:tcPr>
+          <w:p>
+            <w:r/>
+            <w:r>
+              <w:rPr>
+                <w:rFonts w:ascii="Times New Roman" w:hAnsi="Times New Roman"/>
+                <w:b w:val="0"/>
+                <w:i w:val="0"/>
+                <w:sz w:val="24"/>
+              </w:rPr>
+              <w:t>Baseline HOG+SVM</w:t>
+            </w:r>
+          </w:p>
+        </w:tc>
+        <w:tc>
+          <w:tcPr>
+            <w:tcW w:type="dxa" w:w="2268"/>
+          </w:tcPr>
+          <w:p>
+            <w:pPr>
+              <w:jc w:val="center"/>
+            </w:pPr>
+            <w:r/>
+            <w:r>
+              <w:rPr>
+                <w:rFonts w:ascii="Times New Roman" w:hAnsi="Times New Roman"/>
+                <w:b w:val="0"/>
+                <w:i w:val="0"/>
+                <w:sz w:val="24"/>
+              </w:rPr>
+              <w:t>Skilled forgery</w:t>
+            </w:r>
+          </w:p>
+        </w:tc>
+        <w:tc>
+          <w:tcPr>
+            <w:tcW w:type="dxa" w:w="1701"/>
+          </w:tcPr>
+          <w:p>
+            <w:pPr>
+              <w:jc w:val="center"/>
+            </w:pPr>
+            <w:r/>
+            <w:r>
+              <w:rPr>
+                <w:rFonts w:ascii="Times New Roman" w:hAnsi="Times New Roman"/>
+                <w:b w:val="0"/>
+                <w:i w:val="0"/>
+                <w:sz w:val="24"/>
+              </w:rPr>
+              <w:t>41,85%</w:t>
+            </w:r>
+          </w:p>
+        </w:tc>
+        <w:tc>
+          <w:tcPr>
+            <w:tcW w:type="dxa" w:w="1701"/>
+          </w:tcPr>
+          <w:p>
+            <w:pPr>
+              <w:jc w:val="center"/>
+            </w:pPr>
+            <w:r/>
+            <w:r>
+              <w:rPr>
+                <w:rFonts w:ascii="Times New Roman" w:hAnsi="Times New Roman"/>
+                <w:b w:val="0"/>
+                <w:i w:val="0"/>
+                <w:sz w:val="24"/>
+              </w:rPr>
+              <w:t>21,65%</w:t>
+            </w:r>
+          </w:p>
+        </w:tc>
+        <w:tc>
+          <w:tcPr>
+            <w:tcW w:type="dxa" w:w="1701"/>
+          </w:tcPr>
+          <w:p>
+            <w:pPr>
+              <w:jc w:val="center"/>
+            </w:pPr>
+            <w:r/>
+            <w:r>
+              <w:rPr>
+                <w:rFonts w:ascii="Times New Roman" w:hAnsi="Times New Roman"/>
+                <w:b w:val="0"/>
+                <w:i w:val="0"/>
+                <w:sz w:val="24"/>
+              </w:rPr>
+              <w:t>0,767</w:t>
+            </w:r>
+          </w:p>
+        </w:tc>
+        <w:tc>
+          <w:tcPr>
+            <w:tcW w:type="dxa" w:w="2268"/>
+          </w:tcPr>
+          <w:p>
+            <w:pPr>
+              <w:jc w:val="center"/>
+            </w:pPr>
+            <w:r/>
+            <w:r>
+              <w:rPr>
+                <w:rFonts w:ascii="Times New Roman" w:hAnsi="Times New Roman"/>
+                <w:b w:val="0"/>
+                <w:i w:val="0"/>
+                <w:sz w:val="24"/>
+              </w:rPr>
+              <w:t>Chưa đạt</w:t>
+            </w:r>
+          </w:p>
+        </w:tc>
+      </w:tr>
+      <w:tr>
+        <w:tc>
+          <w:tcPr>
+            <w:tcW w:type="dxa" w:w="2835"/>
+          </w:tcPr>
+          <w:p>
+            <w:r/>
+            <w:r>
+              <w:rPr>
+                <w:rFonts w:ascii="Times New Roman" w:hAnsi="Times New Roman"/>
+                <w:b w:val="0"/>
+                <w:i w:val="0"/>
+                <w:sz w:val="24"/>
+              </w:rPr>
+              <w:t>Baseline HOG+SVM</w:t>
+            </w:r>
+          </w:p>
+        </w:tc>
+        <w:tc>
+          <w:tcPr>
+            <w:tcW w:type="dxa" w:w="2268"/>
+          </w:tcPr>
+          <w:p>
+            <w:pPr>
+              <w:jc w:val="center"/>
+            </w:pPr>
+            <w:r/>
+            <w:r>
+              <w:rPr>
+                <w:rFonts w:ascii="Times New Roman" w:hAnsi="Times New Roman"/>
+                <w:b w:val="0"/>
+                <w:i w:val="0"/>
+                <w:sz w:val="24"/>
+              </w:rPr>
+              <w:t>Random forgery</w:t>
+            </w:r>
+          </w:p>
+        </w:tc>
+        <w:tc>
+          <w:tcPr>
+            <w:tcW w:type="dxa" w:w="1701"/>
+          </w:tcPr>
+          <w:p>
+            <w:pPr>
+              <w:jc w:val="center"/>
+            </w:pPr>
+            <w:r/>
+            <w:r>
+              <w:rPr>
+                <w:rFonts w:ascii="Times New Roman" w:hAnsi="Times New Roman"/>
+                <w:b w:val="0"/>
+                <w:i w:val="0"/>
+                <w:sz w:val="24"/>
+              </w:rPr>
+              <w:t>5,69%</w:t>
+            </w:r>
+          </w:p>
+        </w:tc>
+        <w:tc>
+          <w:tcPr>
+            <w:tcW w:type="dxa" w:w="1701"/>
+          </w:tcPr>
+          <w:p>
+            <w:pPr>
+              <w:jc w:val="center"/>
+            </w:pPr>
+            <w:r/>
+            <w:r>
+              <w:rPr>
+                <w:rFonts w:ascii="Times New Roman" w:hAnsi="Times New Roman"/>
+                <w:b w:val="0"/>
+                <w:i w:val="0"/>
+                <w:sz w:val="24"/>
+              </w:rPr>
+              <w:t>21,65%</w:t>
+            </w:r>
+          </w:p>
+        </w:tc>
+        <w:tc>
+          <w:tcPr>
+            <w:tcW w:type="dxa" w:w="1701"/>
+          </w:tcPr>
+          <w:p>
+            <w:pPr>
+              <w:jc w:val="center"/>
+            </w:pPr>
+            <w:r/>
+            <w:r>
+              <w:rPr>
+                <w:rFonts w:ascii="Times New Roman" w:hAnsi="Times New Roman"/>
+                <w:b w:val="0"/>
+                <w:i w:val="0"/>
+                <w:sz w:val="24"/>
+              </w:rPr>
+              <w:t>0,923</w:t>
+            </w:r>
+          </w:p>
+        </w:tc>
+        <w:tc>
+          <w:tcPr>
+            <w:tcW w:type="dxa" w:w="2268"/>
+          </w:tcPr>
+          <w:p>
+            <w:pPr>
+              <w:jc w:val="center"/>
+            </w:pPr>
+            <w:r/>
+            <w:r>
+              <w:rPr>
+                <w:rFonts w:ascii="Times New Roman" w:hAnsi="Times New Roman"/>
+                <w:b w:val="0"/>
+                <w:i w:val="0"/>
+                <w:sz w:val="24"/>
+              </w:rPr>
+              <w:t>—</w:t>
+            </w:r>
+          </w:p>
+        </w:tc>
+      </w:tr>
+    </w:tbl>
+    <w:p>
+      <w:pPr>
+        <w:jc w:val="center"/>
+      </w:pPr>
+      <w:r>
+        <w:rPr>
+          <w:rFonts w:ascii="Times New Roman" w:hAnsi="Times New Roman"/>
+          <w:i/>
+          <w:sz w:val="22"/>
+        </w:rPr>
+        <w:t>(Nguồn: kết quả thực nghiệm của đồ án)</w:t>
+      </w:r>
+    </w:p>
+    <w:p/>
+    <w:p>
+      <w:pPr>
+        <w:jc w:val="both"/>
+      </w:pPr>
+      <w:r>
+        <w:rPr>
+          <w:rFonts w:ascii="Times New Roman" w:hAnsi="Times New Roman"/>
+          <w:b w:val="0"/>
+          <w:i w:val="0"/>
+          <w:sz w:val="26"/>
+        </w:rPr>
+        <w:t>Cả hai mô hình chưa đạt chỉ tiêu EER≤20% đề ra ban đầu, nhưng AUC vẫn ở mức 0,75–0,92 — cao hơn hẳn ngẫu nhiên — cho thấy embedding học được vẫn giữ tín hiệu phân biệt nhất định dù khác hoàn toàn ngôn ngữ/hệ chữ viết. Cấu hình B chưa được đo zero-shot trên BHSig260 trong phạm vi đồ án này (chỉ Cấu hình A và baseline được chạy T7) — nêu ở mục 4.8 như một việc còn thiếu.</w:t>
+      </w:r>
+    </w:p>
+    <w:p>
+      <w:pPr>
+        <w:jc w:val="both"/>
+      </w:pPr>
+      <w:r>
+        <w:rPr>
+          <w:rFonts w:ascii="Times New Roman" w:hAnsi="Times New Roman"/>
+          <w:b w:val="0"/>
+          <w:i w:val="0"/>
+          <w:sz w:val="26"/>
+        </w:rPr>
+        <w:t>Hình dưới minh hoạ ca từ chối nhầm nghiêm trọng nhất quan sát được: hai chữ ký "sandeep" (chữ Devanagari) của cùng một người, nhìn ảnh gốc khá giống nhau, nhưng D=1,9224 — cao gấp gần 8 lần τ=0,2471 lấy từ CEDAR. Ảnh đã qua tiền xử lý cho thấy ảnh A hiện ra đậm/dày nét hẳn so với ảnh B mảnh/nhạt — dấu hiệu lệch miền (domain shift) ở khâu tiền xử lý: tham số khử nhiễu/ngưỡng Otsu được ngầm phù hợp với đặc điểm ảnh scan CEDAR, không chuyển đổi tốt sang định dạng/độ tương phản khác của ảnh BHSig260.</w:t>
+      </w:r>
+    </w:p>
+    <w:p>
+      <w:pPr>
+        <w:jc w:val="center"/>
+      </w:pPr>
+      <w:r>
+        <w:drawing>
+          <wp:inline xmlns:a="http://schemas.openxmlformats.org/drawingml/2006/main" xmlns:pic="http://schemas.openxmlformats.org/drawingml/2006/picture">
+            <wp:extent cx="4680000" cy="4680000"/>
+            <wp:docPr id="22" name="Picture 22"/>
+            <wp:cNvGraphicFramePr>
+              <a:graphicFrameLocks noChangeAspect="1"/>
+            </wp:cNvGraphicFramePr>
+            <a:graphic>
+              <a:graphicData uri="http://schemas.openxmlformats.org/drawingml/2006/picture">
+                <pic:pic>
+                  <pic:nvPicPr>
+                    <pic:cNvPr id="0" name="genuine_genuine_false_reject_000.png"/>
+                    <pic:cNvPicPr/>
+                  </pic:nvPicPr>
+                  <pic:blipFill>
+                    <a:blip r:embed="rId31"/>
+                    <a:stretch>
+                      <a:fillRect/>
+                    </a:stretch>
+                  </pic:blipFill>
+                  <pic:spPr>
+                    <a:xfrm>
+                      <a:off x="0" y="0"/>
+                      <a:ext cx="4680000" cy="4680000"/>
+                    </a:xfrm>
+                    <a:prstGeom prst="rect"/>
+                  </pic:spPr>
+                </pic:pic>
+              </a:graphicData>
+            </a:graphic>
+          </wp:inline>
+        </w:drawing>
+      </w:r>
+    </w:p>
+    <w:p>
+      <w:pPr>
+        <w:jc w:val="center"/>
+      </w:pPr>
+      <w:r>
+        <w:rPr>
+          <w:rFonts w:ascii="Times New Roman" w:hAnsi="Times New Roman"/>
+          <w:i/>
+          <w:sz w:val="24"/>
+        </w:rPr>
+        <w:t>HÌNH 4.8: Ca lỗi false-reject nghiêm trọng trên BHSig260 (lệch miền tiền xử lý)</w:t>
+      </w:r>
+    </w:p>
+    <w:p>
+      <w:pPr>
+        <w:jc w:val="center"/>
+      </w:pPr>
+      <w:r>
+        <w:rPr>
+          <w:rFonts w:ascii="Times New Roman" w:hAnsi="Times New Roman"/>
+          <w:i/>
+          <w:sz w:val="22"/>
+        </w:rPr>
+        <w:t>(Nguồn: trích xuất từ predictions_bhsig260.csv của đồ án)</w:t>
+      </w:r>
+    </w:p>
+    <w:p>
+      <w:pPr>
+        <w:jc w:val="center"/>
+      </w:pPr>
+      <w:r>
+        <w:drawing>
+          <wp:inline xmlns:a="http://schemas.openxmlformats.org/drawingml/2006/main" xmlns:pic="http://schemas.openxmlformats.org/drawingml/2006/picture">
+            <wp:extent cx="4680000" cy="4680000"/>
+            <wp:docPr id="23" name="Picture 23"/>
+            <wp:cNvGraphicFramePr>
+              <a:graphicFrameLocks noChangeAspect="1"/>
+            </wp:cNvGraphicFramePr>
+            <a:graphic>
+              <a:graphicData uri="http://schemas.openxmlformats.org/drawingml/2006/picture">
+                <pic:pic>
+                  <pic:nvPicPr>
+                    <pic:cNvPr id="0" name="skilled_forgery_false_accept_008.png"/>
+                    <pic:cNvPicPr/>
+                  </pic:nvPicPr>
+                  <pic:blipFill>
+                    <a:blip r:embed="rId32"/>
+                    <a:stretch>
+                      <a:fillRect/>
+                    </a:stretch>
+                  </pic:blipFill>
+                  <pic:spPr>
+                    <a:xfrm>
+                      <a:off x="0" y="0"/>
+                      <a:ext cx="4680000" cy="4680000"/>
+                    </a:xfrm>
+                    <a:prstGeom prst="rect"/>
+                  </pic:spPr>
+                </pic:pic>
+              </a:graphicData>
+            </a:graphic>
+          </wp:inline>
+        </w:drawing>
+      </w:r>
+    </w:p>
+    <w:p>
+      <w:pPr>
+        <w:jc w:val="center"/>
+      </w:pPr>
+      <w:r>
+        <w:rPr>
+          <w:rFonts w:ascii="Times New Roman" w:hAnsi="Times New Roman"/>
+          <w:i/>
+          <w:sz w:val="24"/>
+        </w:rPr>
         <w:t>HÌNH 4.9: Ca lỗi false-accept giả mạo kỹ năng cao trên BHSig260</w:t>
       </w:r>
     </w:p>
@@ -13007,6 +15252,18 @@
           <w:rFonts w:ascii="Times New Roman" w:hAnsi="Times New Roman"/>
           <w:sz w:val="26"/>
         </w:rPr>
+        <w:t>Chọn mô hình muốn dùng (Cấu hình A hoặc Cấu hình B) từ danh sách sổ xuống, để có thể so sánh trực tiếp hành vi hai mô hình trên cùng một cặp ảnh.</w:t>
+      </w:r>
+    </w:p>
+    <w:p>
+      <w:pPr>
+        <w:pStyle w:val="ListBullet"/>
+      </w:pPr>
+      <w:r>
+        <w:rPr>
+          <w:rFonts w:ascii="Times New Roman" w:hAnsi="Times New Roman"/>
+          <w:sz w:val="26"/>
+        </w:rPr>
         <w:t>Tải lên ảnh chữ ký mẫu (thật) và một ảnh chữ ký cần kiểm tra.</w:t>
       </w:r>
     </w:p>
@@ -13019,7 +15276,7 @@
           <w:rFonts w:ascii="Times New Roman" w:hAnsi="Times New Roman"/>
           <w:sz w:val="26"/>
         </w:rPr>
-        <w:t>Hiển thị ảnh gốc và ảnh sau tiền xử lý để người dùng thấy hệ thống đang "nhìn" gì.</w:t>
+        <w:t>Hiển thị đủ 4 ảnh song song: ảnh mẫu gốc, ảnh mẫu đã qua tiền xử lý, ảnh kiểm tra gốc, ảnh kiểm tra đã qua tiền xử lý — để người dùng thấy hệ thống đang "nhìn" gì sau bước tiền xử lý.</w:t>
       </w:r>
     </w:p>
     <w:p>
@@ -13031,7 +15288,7 @@
           <w:rFonts w:ascii="Times New Roman" w:hAnsi="Times New Roman"/>
           <w:sz w:val="26"/>
         </w:rPr>
-        <w:t>Trả về kết quả thật hoặc giả, kèm khoảng cách D giữa hai embedding.</w:t>
+        <w:t>Trả về kết quả thật hoặc giả, kèm khoảng cách D giữa hai embedding và giá trị τ đang dùng.</w:t>
       </w:r>
     </w:p>
     <w:p>
@@ -13043,7 +15300,7 @@
           <w:rFonts w:ascii="Times New Roman" w:hAnsi="Times New Roman"/>
           <w:sz w:val="26"/>
         </w:rPr>
-        <w:t>Thanh trượt ngưỡng τ: khi người dùng kéo, kết quả thay đổi theo, minh họa sự đánh đổi giữa FAR và FRR.</w:t>
+        <w:t>Thanh trượt ngưỡng τ ở thanh bên (sidebar), phạm vi lấy từ chính các giá trị threshold thật đã tính trong far_frr_curve.json của mô hình đang chọn (không phải một khoảng cố định gõ tay); khi kéo, chỉ số FAR/FRR tại τ đó (tra cứu trực tiếp từ đường cong FAR/FRR thật, không tính lại) hiển thị ngay lập tức, minh họa sự đánh đổi giữa hai loại lỗi.</w:t>
       </w:r>
     </w:p>
     <w:p>
@@ -13069,7 +15326,7 @@
           <w:rFonts w:ascii="Times New Roman" w:hAnsi="Times New Roman"/>
           <w:sz w:val="26"/>
         </w:rPr>
-        <w:t>Người dùng mở ứng dụng và tải lên chữ ký mẫu.</w:t>
+        <w:t>Người dùng chọn mô hình ở thanh bên, ứng dụng tải checkpoint và ngưỡng τ mặc định (chọn theo EER trên validation) tương ứng.</w:t>
       </w:r>
     </w:p>
     <w:p>
@@ -13081,7 +15338,7 @@
           <w:rFonts w:ascii="Times New Roman" w:hAnsi="Times New Roman"/>
           <w:sz w:val="26"/>
         </w:rPr>
-        <w:t>Người dùng tải lên chữ ký cần kiểm tra.</w:t>
+        <w:t>Người dùng tải lên chữ ký mẫu và chữ ký cần kiểm tra.</w:t>
       </w:r>
     </w:p>
     <w:p>
@@ -13093,7 +15350,7 @@
           <w:rFonts w:ascii="Times New Roman" w:hAnsi="Times New Roman"/>
           <w:sz w:val="26"/>
         </w:rPr>
-        <w:t>Ứng dụng tiền xử lý hai ảnh, đưa qua mô hình đã huấn luyện (Cấu hình B) và tính khoảng cách D.</w:t>
+        <w:t>Ứng dụng tiền xử lý hai ảnh bằng đúng hàm preprocess_image dùng lúc huấn luyện, đưa qua mô hình đã chọn và tính khoảng cách D.</w:t>
       </w:r>
     </w:p>
     <w:p>
@@ -13105,7 +15362,7 @@
           <w:rFonts w:ascii="Times New Roman" w:hAnsi="Times New Roman"/>
           <w:sz w:val="26"/>
         </w:rPr>
-        <w:t>Ứng dụng so D với ngưỡng τ, hiển thị kết quả và điểm tương đồng.</w:t>
+        <w:t>Ứng dụng so D với ngưỡng τ hiện tại (có thể đã bị người dùng kéo lệch khỏi mặc định), hiển thị kết quả và điểm tương đồng.</w:t>
       </w:r>
     </w:p>
     <w:p>
@@ -13119,7 +15376,7 @@
           <w:color w:val="000000"/>
           <w:sz w:val="28"/>
         </w:rPr>
-        <w:t>5.3. Kiến trúc và công cụ</w:t>
+        <w:t>5.3. Kiến trúc và luồng xử lý</w:t>
       </w:r>
     </w:p>
     <w:p>
@@ -13403,6 +15660,71 @@
     <w:p/>
     <w:p>
       <w:pPr>
+        <w:jc w:val="center"/>
+      </w:pPr>
+      <w:r>
+        <w:drawing>
+          <wp:inline xmlns:a="http://schemas.openxmlformats.org/drawingml/2006/main" xmlns:pic="http://schemas.openxmlformats.org/drawingml/2006/picture">
+            <wp:extent cx="5400000" cy="1413321"/>
+            <wp:docPr id="24" name="Picture 24"/>
+            <wp:cNvGraphicFramePr>
+              <a:graphicFrameLocks noChangeAspect="1"/>
+            </wp:cNvGraphicFramePr>
+            <a:graphic>
+              <a:graphicData uri="http://schemas.openxmlformats.org/drawingml/2006/picture">
+                <pic:pic>
+                  <pic:nvPicPr>
+                    <pic:cNvPr id="0" name="diagram_demo_flow.png"/>
+                    <pic:cNvPicPr/>
+                  </pic:nvPicPr>
+                  <pic:blipFill>
+                    <a:blip r:embed="rId33"/>
+                    <a:stretch>
+                      <a:fillRect/>
+                    </a:stretch>
+                  </pic:blipFill>
+                  <pic:spPr>
+                    <a:xfrm>
+                      <a:off x="0" y="0"/>
+                      <a:ext cx="5400000" cy="1413321"/>
+                    </a:xfrm>
+                    <a:prstGeom prst="rect"/>
+                  </pic:spPr>
+                </pic:pic>
+              </a:graphicData>
+            </a:graphic>
+          </wp:inline>
+        </w:drawing>
+      </w:r>
+    </w:p>
+    <w:p>
+      <w:pPr>
+        <w:jc w:val="center"/>
+      </w:pPr>
+      <w:r>
+        <w:rPr>
+          <w:rFonts w:ascii="Times New Roman" w:hAnsi="Times New Roman"/>
+          <w:i/>
+          <w:sz w:val="24"/>
+        </w:rPr>
+        <w:t>SƠ ĐỒ 5.1: Luồng xử lý một lượt yêu cầu của chương trình demo</w:t>
+      </w:r>
+    </w:p>
+    <w:p>
+      <w:pPr>
+        <w:jc w:val="center"/>
+      </w:pPr>
+      <w:r>
+        <w:rPr>
+          <w:rFonts w:ascii="Times New Roman" w:hAnsi="Times New Roman"/>
+          <w:i/>
+          <w:sz w:val="22"/>
+        </w:rPr>
+        <w:t>(Nguồn: minh hoạ tự vẽ, mô tả luồng thật trong app/demo_app.py)</w:t>
+      </w:r>
+    </w:p>
+    <w:p>
+      <w:pPr>
         <w:jc w:val="both"/>
       </w:pPr>
       <w:r>
@@ -13426,7 +15748,69 @@
           <w:color w:val="000000"/>
           <w:sz w:val="28"/>
         </w:rPr>
-        <w:t>5.4. Kết quả trình diễn</w:t>
+        <w:t>5.4. Hạn chế của chương trình demo</w:t>
+      </w:r>
+    </w:p>
+    <w:p>
+      <w:pPr>
+        <w:pStyle w:val="ListBullet"/>
+      </w:pPr>
+      <w:r>
+        <w:rPr>
+          <w:rFonts w:ascii="Times New Roman" w:hAnsi="Times New Roman"/>
+          <w:sz w:val="26"/>
+        </w:rPr>
+        <w:t>Chỉ xử lý một cặp ảnh mỗi lượt, không hỗ trợ tải lên hàng loạt (batch) nhiều cặp cùng lúc — phù hợp cho mục đích minh hoạ/trình diễn hơn là dùng thực tế với khối lượng lớn.</w:t>
+      </w:r>
+    </w:p>
+    <w:p>
+      <w:pPr>
+        <w:pStyle w:val="ListBullet"/>
+      </w:pPr>
+      <w:r>
+        <w:rPr>
+          <w:rFonts w:ascii="Times New Roman" w:hAnsi="Times New Roman"/>
+          <w:sz w:val="26"/>
+        </w:rPr>
+        <w:t>Mô hình được tải lại từ checkpoint mỗi khi người dùng đổi lựa chọn ở sổ xuống (không có cơ chế cache mô hình trong bộ nhớ giữa các lượt tương tác), nên có độ trễ nhỏ mỗi lần đổi mô hình.</w:t>
+      </w:r>
+    </w:p>
+    <w:p>
+      <w:pPr>
+        <w:pStyle w:val="ListBullet"/>
+      </w:pPr>
+      <w:r>
+        <w:rPr>
+          <w:rFonts w:ascii="Times New Roman" w:hAnsi="Times New Roman"/>
+          <w:sz w:val="26"/>
+        </w:rPr>
+        <w:t>Không lưu lại lịch sử các lượt kiểm tra trước đó — mỗi lần tải trang là một phiên làm việc mới, đúng theo yêu cầu không lưu dữ liệu cá nhân, nhưng cũng có nghĩa người dùng không thể xem lại kết quả cũ.</w:t>
+      </w:r>
+    </w:p>
+    <w:p>
+      <w:pPr>
+        <w:pStyle w:val="ListBullet"/>
+      </w:pPr>
+      <w:r>
+        <w:rPr>
+          <w:rFonts w:ascii="Times New Roman" w:hAnsi="Times New Roman"/>
+          <w:sz w:val="26"/>
+        </w:rPr>
+        <w:t>Chất lượng kết quả phụ thuộc ảnh đầu vào tuân theo giả định của quy trình tiền xử lý (nền tương đối đồng nhất, đủ độ tương phản giữa nét mực và nền để ngưỡng Otsu hoạt động đúng — mục 2.1); ảnh chụp trong điều kiện ánh sáng kém hoặc nền có hoa văn phức tạp có thể cho kết quả tiền xử lý kém tin cậy hơn so với ảnh scan chuẩn của CEDAR.</w:t>
+      </w:r>
+    </w:p>
+    <w:p>
+      <w:pPr>
+        <w:pStyle w:val="Heading2"/>
+      </w:pPr>
+      <w:r>
+        <w:rPr>
+          <w:rFonts w:ascii="Times New Roman" w:hAnsi="Times New Roman"/>
+          <w:b/>
+          <w:color w:val="000000"/>
+          <w:sz w:val="28"/>
+        </w:rPr>
+        <w:t>5.5. Kết quả trình diễn</w:t>
       </w:r>
     </w:p>
     <w:p>
@@ -13440,7 +15824,7 @@
           <w:i w:val="0"/>
           <w:sz w:val="26"/>
         </w:rPr>
-        <w:t>Hình dưới là ảnh chụp màn hình thực tế của ứng dụng, sử dụng mô hình Cấu hình B đã huấn luyện, thử nghiệm với ảnh chữ ký thật lấy từ người ký #2 trong tập test CEDAR (chưa từng xuất hiện trong tập train/validation).</w:t>
+        <w:t>Hình dưới là ảnh chụp màn hình thực tế của ứng dụng, sử dụng mô hình Cấu hình B đã huấn luyện (một trong hai lựa chọn ở sổ xuống mục 5.1), thử nghiệm với ảnh chữ ký thật lấy từ người ký #2 trong tập test CEDAR (chưa từng xuất hiện trong tập train/validation).</w:t>
       </w:r>
     </w:p>
     <w:p>
@@ -13451,7 +15835,7 @@
         <w:drawing>
           <wp:inline xmlns:a="http://schemas.openxmlformats.org/drawingml/2006/main" xmlns:pic="http://schemas.openxmlformats.org/drawingml/2006/picture">
             <wp:extent cx="4680000" cy="3342857"/>
-            <wp:docPr id="20" name="Picture 20"/>
+            <wp:docPr id="25" name="Picture 25"/>
             <wp:cNvGraphicFramePr>
               <a:graphicFrameLocks noChangeAspect="1"/>
             </wp:cNvGraphicFramePr>
@@ -13463,7 +15847,7 @@
                     <pic:cNvPicPr/>
                   </pic:nvPicPr>
                   <pic:blipFill>
-                    <a:blip r:embed="rId29"/>
+                    <a:blip r:embed="rId34"/>
                     <a:stretch>
                       <a:fillRect/>
                     </a:stretch>
@@ -13516,7 +15900,7 @@
         <w:drawing>
           <wp:inline xmlns:a="http://schemas.openxmlformats.org/drawingml/2006/main" xmlns:pic="http://schemas.openxmlformats.org/drawingml/2006/picture">
             <wp:extent cx="4680000" cy="3342857"/>
-            <wp:docPr id="21" name="Picture 21"/>
+            <wp:docPr id="26" name="Picture 26"/>
             <wp:cNvGraphicFramePr>
               <a:graphicFrameLocks noChangeAspect="1"/>
             </wp:cNvGraphicFramePr>
@@ -13528,7 +15912,7 @@
                     <pic:cNvPicPr/>
                   </pic:nvPicPr>
                   <pic:blipFill>
-                    <a:blip r:embed="rId30"/>
+                    <a:blip r:embed="rId35"/>
                     <a:stretch>
                       <a:fillRect/>
                     </a:stretch>
@@ -13581,7 +15965,7 @@
         <w:drawing>
           <wp:inline xmlns:a="http://schemas.openxmlformats.org/drawingml/2006/main" xmlns:pic="http://schemas.openxmlformats.org/drawingml/2006/picture">
             <wp:extent cx="4680000" cy="3342857"/>
-            <wp:docPr id="22" name="Picture 22"/>
+            <wp:docPr id="27" name="Picture 27"/>
             <wp:cNvGraphicFramePr>
               <a:graphicFrameLocks noChangeAspect="1"/>
             </wp:cNvGraphicFramePr>
@@ -13593,7 +15977,7 @@
                     <pic:cNvPicPr/>
                   </pic:nvPicPr>
                   <pic:blipFill>
-                    <a:blip r:embed="rId31"/>
+                    <a:blip r:embed="rId36"/>
                     <a:stretch>
                       <a:fillRect/>
                     </a:stretch>

--- a/thesis/doc/thesis.docx
+++ b/thesis/doc/thesis.docx
@@ -546,96 +546,6 @@
           <w:color w:val="000000"/>
           <w:sz w:val="32"/>
         </w:rPr>
-        <w:t>ABSTRACT</w:t>
-      </w:r>
-    </w:p>
-    <w:p>
-      <w:pPr>
-        <w:jc w:val="both"/>
-      </w:pPr>
-      <w:r>
-        <w:rPr>
-          <w:rFonts w:ascii="Times New Roman" w:hAnsi="Times New Roman"/>
-          <w:b w:val="0"/>
-          <w:i w:val="0"/>
-          <w:sz w:val="26"/>
-        </w:rPr>
-        <w:t>This project builds an offline handwritten signature verification system following a writer-independent approach, using a Siamese neural network trained with contrastive loss, as proposed in the approved project outline. Two model configurations are trained and compared: Configuration A, a 5-block Conv-BatchNorm-ReLU-MaxPool convolutional network trained from scratch, and Configuration B, a transfer-learning model built on an ImageNet-pretrained ResNet18 backbone fine-tuned in two stages. A handcrafted-feature baseline (HOG features with an RBF-kernel SVM) is also built for comparison.</w:t>
-      </w:r>
-    </w:p>
-    <w:p>
-      <w:pPr>
-        <w:jc w:val="both"/>
-      </w:pPr>
-      <w:r>
-        <w:rPr>
-          <w:rFonts w:ascii="Times New Roman" w:hAnsi="Times New Roman"/>
-          <w:b w:val="0"/>
-          <w:i w:val="0"/>
-          <w:sz w:val="26"/>
-        </w:rPr>
-        <w:t>Experiments use the CEDAR dataset (55 writers, split writer-disjointly 40/5/10 for train/validation/test) for in-domain training, and the BHSig260 dataset (Bengali and Hindi signatures) for zero-shot cross-domain generalization -- the threshold τ selected on the CEDAR validation split by the Equal Error Rate (EER) criterion is frozen and applied as-is, with no fine-tuning, to avoid leaking information into threshold selection.</w:t>
-      </w:r>
-    </w:p>
-    <w:p>
-      <w:pPr>
-        <w:jc w:val="both"/>
-      </w:pPr>
-      <w:r>
-        <w:rPr>
-          <w:rFonts w:ascii="Times New Roman" w:hAnsi="Times New Roman"/>
-          <w:b w:val="0"/>
-          <w:i w:val="0"/>
-          <w:sz w:val="26"/>
-        </w:rPr>
-        <w:t>Real (not simulated) results on the CEDAR test split: Configuration B reaches an overall AUC of 0.955 (validation EER 5.50%), outperforming Configuration A (AUC 0.915, EER 9.75%) and the HOG+SVM baseline (AUC 0.887); FAR on random forgeries drops from 39.5% to 13.0%. Zero-shot evaluation on BHSig260 shows the model retains meaningful discriminative signal across a different script/language domain (AUC 0.75-0.85).</w:t>
-      </w:r>
-    </w:p>
-    <w:p>
-      <w:pPr>
-        <w:jc w:val="both"/>
-      </w:pPr>
-      <w:r>
-        <w:rPr>
-          <w:rFonts w:ascii="Times New Roman" w:hAnsi="Times New Roman"/>
-          <w:b w:val="0"/>
-          <w:i w:val="0"/>
-          <w:sz w:val="26"/>
-        </w:rPr>
-        <w:t>Of the eight experiments (T1-T8) planned in the outline, T1 (baseline), T2 (Configuration A), T3 (Configuration B) and T7 (cross-dataset check) are completed in full; T5 is partially completed (margin sweep done, augmentation on/off not separately tested); T4, T6 and T8 were not carried out given time/hardware constraints, and are reported honestly as future work. An interactive Streamlit demo application, processing images entirely in memory, is built using the trained Configuration B model.</w:t>
-      </w:r>
-    </w:p>
-    <w:p>
-      <w:pPr>
-        <w:jc w:val="both"/>
-      </w:pPr>
-      <w:r>
-        <w:rPr>
-          <w:rFonts w:ascii="Times New Roman" w:hAnsi="Times New Roman"/>
-          <w:b w:val="0"/>
-          <w:i/>
-          <w:sz w:val="26"/>
-        </w:rPr>
-        <w:t>Keywords: offline signature verification, Siamese network, contrastive loss, transfer learning, ResNet18, writer-independent, CEDAR, BHSig260.</w:t>
-      </w:r>
-    </w:p>
-    <w:p>
-      <w:r>
-        <w:br w:type="page"/>
-      </w:r>
-    </w:p>
-    <w:p>
-      <w:pPr>
-        <w:pStyle w:val="Heading1"/>
-        <w:jc w:val="center"/>
-      </w:pPr>
-      <w:r>
-        <w:rPr>
-          <w:rFonts w:ascii="Times New Roman" w:hAnsi="Times New Roman"/>
-          <w:b/>
-          <w:color w:val="000000"/>
-          <w:sz w:val="32"/>
-        </w:rPr>
         <w:t>MỤC LỤC</w:t>
       </w:r>
     </w:p>
@@ -654,7 +564,7 @@
         </w:rPr>
         <w:t>LỜI MỞ ĐẦU</w:t>
         <w:tab/>
-        <w:t>ix</w:t>
+        <w:t>viii</w:t>
       </w:r>
     </w:p>
     <w:p>
@@ -673,7 +583,7 @@
         </w:rPr>
         <w:t>1. Lý do chọn đề tài</w:t>
         <w:tab/>
-        <w:t>ix</w:t>
+        <w:t>viii</w:t>
       </w:r>
     </w:p>
     <w:p>
@@ -692,7 +602,7 @@
         </w:rPr>
         <w:t>2. Mục tiêu nghiên cứu</w:t>
         <w:tab/>
-        <w:t>x</w:t>
+        <w:t>ix</w:t>
       </w:r>
     </w:p>
     <w:p>
@@ -711,7 +621,7 @@
         </w:rPr>
         <w:t>3. Đối tượng và phạm vi nghiên cứu</w:t>
         <w:tab/>
-        <w:t>x</w:t>
+        <w:t>ix</w:t>
       </w:r>
     </w:p>
     <w:p>
@@ -730,7 +640,7 @@
         </w:rPr>
         <w:t>4. Phương pháp nghiên cứu</w:t>
         <w:tab/>
-        <w:t>xii</w:t>
+        <w:t>xi</w:t>
       </w:r>
     </w:p>
     <w:p>
@@ -749,7 +659,7 @@
         </w:rPr>
         <w:t>5. Cấu trúc báo cáo</w:t>
         <w:tab/>
-        <w:t>xii</w:t>
+        <w:t>xi</w:t>
       </w:r>
     </w:p>
     <w:p>

--- a/thesis/doc/thesis.docx
+++ b/thesis/doc/thesis.docx
@@ -47,14 +47,206 @@
         <w:t>KHOA CÔNG NGHỆ THÔNG TIN</w:t>
       </w:r>
     </w:p>
+    <w:p>
+      <w:pPr>
+        <w:jc w:val="center"/>
+      </w:pPr>
+      <w:r>
+        <w:drawing>
+          <wp:inline xmlns:a="http://schemas.openxmlformats.org/drawingml/2006/main" xmlns:pic="http://schemas.openxmlformats.org/drawingml/2006/picture">
+            <wp:extent cx="792000" cy="792000"/>
+            <wp:docPr id="1" name="Picture 1"/>
+            <wp:cNvGraphicFramePr>
+              <a:graphicFrameLocks noChangeAspect="1"/>
+            </wp:cNvGraphicFramePr>
+            <a:graphic>
+              <a:graphicData uri="http://schemas.openxmlformats.org/drawingml/2006/picture">
+                <pic:pic>
+                  <pic:nvPicPr>
+                    <pic:cNvPr id="0" name="logo_truong_dai_hoc_tra_vinh.png"/>
+                    <pic:cNvPicPr/>
+                  </pic:nvPicPr>
+                  <pic:blipFill>
+                    <a:blip r:embed="rId10"/>
+                    <a:stretch>
+                      <a:fillRect/>
+                    </a:stretch>
+                  </pic:blipFill>
+                  <pic:spPr>
+                    <a:xfrm>
+                      <a:off x="0" y="0"/>
+                      <a:ext cx="792000" cy="792000"/>
+                    </a:xfrm>
+                    <a:prstGeom prst="rect"/>
+                  </pic:spPr>
+                </pic:pic>
+              </a:graphicData>
+            </a:graphic>
+          </wp:inline>
+        </w:drawing>
+      </w:r>
+    </w:p>
+    <w:p>
+      <w:pPr>
+        <w:spacing w:after="120"/>
+        <w:jc w:val="center"/>
+      </w:pPr>
+      <w:r>
+        <w:rPr>
+          <w:rFonts w:ascii="Times New Roman" w:hAnsi="Times New Roman"/>
+          <w:b/>
+          <w:i w:val="0"/>
+          <w:sz w:val="32"/>
+        </w:rPr>
+        <w:t>ĐỒ ÁN THỰC TẬP CHUYÊN NGÀNH</w:t>
+      </w:r>
+    </w:p>
+    <w:p>
+      <w:pPr>
+        <w:spacing w:after="120"/>
+        <w:jc w:val="center"/>
+      </w:pPr>
+      <w:r>
+        <w:rPr>
+          <w:rFonts w:ascii="Times New Roman" w:hAnsi="Times New Roman"/>
+          <w:b/>
+          <w:i w:val="0"/>
+          <w:sz w:val="36"/>
+        </w:rPr>
+        <w:t>XÂY DỰNG HỆ THỐNG XÁC MINH CHỮ KÝ VIẾT TAY OFFLINE</w:t>
+        <w:br/>
+        <w:t>SỬ DỤNG MẠNG NƠ-RON SIAMESE</w:t>
+      </w:r>
+    </w:p>
     <w:p/>
     <w:p/>
     <w:p/>
+    <w:p>
+      <w:pPr>
+        <w:jc w:val="center"/>
+      </w:pPr>
+      <w:r>
+        <w:rPr>
+          <w:rFonts w:ascii="Times New Roman" w:hAnsi="Times New Roman"/>
+          <w:b/>
+          <w:sz w:val="28"/>
+        </w:rPr>
+        <w:t xml:space="preserve">Giảng viên hướng dẫn : </w:t>
+      </w:r>
+      <w:r>
+        <w:rPr>
+          <w:rFonts w:ascii="Times New Roman" w:hAnsi="Times New Roman"/>
+          <w:b/>
+          <w:sz w:val="28"/>
+        </w:rPr>
+        <w:t>THS. NGUYỄN NHỨT LAM</w:t>
+      </w:r>
+    </w:p>
+    <w:p>
+      <w:pPr>
+        <w:spacing w:after="0"/>
+        <w:jc w:val="both"/>
+      </w:pPr>
+      <w:r>
+        <w:rPr>
+          <w:rFonts w:ascii="Times New Roman" w:hAnsi="Times New Roman"/>
+          <w:b w:val="0"/>
+          <w:i w:val="0"/>
+          <w:sz w:val="26"/>
+        </w:rPr>
+      </w:r>
+    </w:p>
+    <w:p>
+      <w:pPr>
+        <w:jc w:val="center"/>
+      </w:pPr>
+      <w:r>
+        <w:rPr>
+          <w:rFonts w:ascii="Times New Roman" w:hAnsi="Times New Roman"/>
+          <w:b/>
+          <w:sz w:val="28"/>
+        </w:rPr>
+        <w:t xml:space="preserve">Sinh viên thực hiện: </w:t>
+      </w:r>
+      <w:r>
+        <w:rPr>
+          <w:rFonts w:ascii="Times New Roman" w:hAnsi="Times New Roman"/>
+          <w:b/>
+          <w:sz w:val="28"/>
+        </w:rPr>
+        <w:t>PHAN THÀNH THUẬN</w:t>
+      </w:r>
+    </w:p>
+    <w:p>
+      <w:pPr>
+        <w:spacing w:after="0"/>
+        <w:jc w:val="center"/>
+      </w:pPr>
+      <w:r>
+        <w:rPr>
+          <w:rFonts w:ascii="Times New Roman" w:hAnsi="Times New Roman"/>
+          <w:b/>
+          <w:i w:val="0"/>
+          <w:sz w:val="28"/>
+        </w:rPr>
+        <w:t>Mã số sinh viên : 170123591</w:t>
+      </w:r>
+    </w:p>
+    <w:p>
+      <w:pPr>
+        <w:spacing w:after="0"/>
+        <w:jc w:val="center"/>
+      </w:pPr>
+      <w:r>
+        <w:rPr>
+          <w:rFonts w:ascii="Times New Roman" w:hAnsi="Times New Roman"/>
+          <w:b/>
+          <w:i w:val="0"/>
+          <w:sz w:val="28"/>
+        </w:rPr>
+        <w:t>Lớp : DX23TT11</w:t>
+      </w:r>
+    </w:p>
+    <w:p>
+      <w:pPr>
+        <w:spacing w:after="0"/>
+        <w:jc w:val="center"/>
+      </w:pPr>
+      <w:r>
+        <w:rPr>
+          <w:rFonts w:ascii="Times New Roman" w:hAnsi="Times New Roman"/>
+          <w:b/>
+          <w:i w:val="0"/>
+          <w:sz w:val="28"/>
+        </w:rPr>
+        <w:t>Khoá : 2023</w:t>
+      </w:r>
+    </w:p>
     <w:p/>
     <w:p/>
-    <w:p>
-      <w:pPr>
-        <w:spacing w:after="120"/>
+    <w:p/>
+    <w:p>
+      <w:pPr>
+        <w:jc w:val="center"/>
+      </w:pPr>
+      <w:r>
+        <w:rPr>
+          <w:rFonts w:ascii="Times New Roman" w:hAnsi="Times New Roman"/>
+          <w:b/>
+          <w:i w:val="0"/>
+          <w:sz w:val="26"/>
+        </w:rPr>
+        <w:t>Trà Vinh, tháng 9 năm 2026</w:t>
+      </w:r>
+    </w:p>
+    <w:p>
+      <w:r>
+        <w:br w:type="page"/>
+      </w:r>
+    </w:p>
+    <w:p>
+      <w:pPr>
+        <w:spacing w:after="0"/>
         <w:jc w:val="center"/>
       </w:pPr>
       <w:r>
@@ -64,6 +256,90 @@
           <w:i w:val="0"/>
           <w:sz w:val="32"/>
         </w:rPr>
+        <w:t>TRƯỜNG ĐẠI HỌC TRÀ VINH</w:t>
+      </w:r>
+    </w:p>
+    <w:p>
+      <w:pPr>
+        <w:spacing w:after="0"/>
+        <w:jc w:val="center"/>
+      </w:pPr>
+      <w:r>
+        <w:rPr>
+          <w:rFonts w:ascii="Times New Roman" w:hAnsi="Times New Roman"/>
+          <w:b/>
+          <w:i w:val="0"/>
+          <w:sz w:val="32"/>
+        </w:rPr>
+        <w:t>TRƯỜNG KỸ THUẬT VÀ CÔNG NGHỆ</w:t>
+      </w:r>
+    </w:p>
+    <w:p>
+      <w:pPr>
+        <w:spacing w:after="0"/>
+        <w:jc w:val="center"/>
+      </w:pPr>
+      <w:r>
+        <w:rPr>
+          <w:rFonts w:ascii="Times New Roman" w:hAnsi="Times New Roman"/>
+          <w:b/>
+          <w:i w:val="0"/>
+          <w:sz w:val="28"/>
+        </w:rPr>
+        <w:t>KHOA CÔNG NGHỆ THÔNG TIN</w:t>
+      </w:r>
+    </w:p>
+    <w:p>
+      <w:pPr>
+        <w:jc w:val="center"/>
+      </w:pPr>
+      <w:r>
+        <w:drawing>
+          <wp:inline xmlns:a="http://schemas.openxmlformats.org/drawingml/2006/main" xmlns:pic="http://schemas.openxmlformats.org/drawingml/2006/picture">
+            <wp:extent cx="792000" cy="792000"/>
+            <wp:docPr id="2" name="Picture 2"/>
+            <wp:cNvGraphicFramePr>
+              <a:graphicFrameLocks noChangeAspect="1"/>
+            </wp:cNvGraphicFramePr>
+            <a:graphic>
+              <a:graphicData uri="http://schemas.openxmlformats.org/drawingml/2006/picture">
+                <pic:pic>
+                  <pic:nvPicPr>
+                    <pic:cNvPr id="0" name="logo_truong_dai_hoc_tra_vinh.png"/>
+                    <pic:cNvPicPr/>
+                  </pic:nvPicPr>
+                  <pic:blipFill>
+                    <a:blip r:embed="rId10"/>
+                    <a:stretch>
+                      <a:fillRect/>
+                    </a:stretch>
+                  </pic:blipFill>
+                  <pic:spPr>
+                    <a:xfrm>
+                      <a:off x="0" y="0"/>
+                      <a:ext cx="792000" cy="792000"/>
+                    </a:xfrm>
+                    <a:prstGeom prst="rect"/>
+                  </pic:spPr>
+                </pic:pic>
+              </a:graphicData>
+            </a:graphic>
+          </wp:inline>
+        </w:drawing>
+      </w:r>
+    </w:p>
+    <w:p>
+      <w:pPr>
+        <w:spacing w:after="120"/>
+        <w:jc w:val="center"/>
+      </w:pPr>
+      <w:r>
+        <w:rPr>
+          <w:rFonts w:ascii="Times New Roman" w:hAnsi="Times New Roman"/>
+          <w:b/>
+          <w:i w:val="0"/>
+          <w:sz w:val="32"/>
+        </w:rPr>
         <w:t>ĐỒ ÁN THỰC TẬP CHUYÊN NGÀNH</w:t>
       </w:r>
     </w:p>
@@ -87,9 +363,6 @@
     <w:p/>
     <w:p/>
     <w:p/>
-    <w:p/>
-    <w:p/>
-    <w:p/>
     <w:p>
       <w:pPr>
         <w:jc w:val="center"/>
@@ -127,7 +400,28 @@
     </w:p>
     <w:p>
       <w:pPr>
-        <w:spacing w:after="120"/>
+        <w:jc w:val="center"/>
+      </w:pPr>
+      <w:r>
+        <w:rPr>
+          <w:rFonts w:ascii="Times New Roman" w:hAnsi="Times New Roman"/>
+          <w:b/>
+          <w:sz w:val="28"/>
+        </w:rPr>
+        <w:t xml:space="preserve">Sinh viên thực hiện: </w:t>
+      </w:r>
+      <w:r>
+        <w:rPr>
+          <w:rFonts w:ascii="Times New Roman" w:hAnsi="Times New Roman"/>
+          <w:b/>
+          <w:sz w:val="28"/>
+        </w:rPr>
+        <w:t>PHAN THÀNH THUẬN</w:t>
+      </w:r>
+    </w:p>
+    <w:p>
+      <w:pPr>
+        <w:spacing w:after="0"/>
         <w:jc w:val="center"/>
       </w:pPr>
       <w:r>
@@ -137,7 +431,7 @@
           <w:i w:val="0"/>
           <w:sz w:val="28"/>
         </w:rPr>
-        <w:t>Sinh viên thực hiện</w:t>
+        <w:t>Mã số sinh viên : 170123591</w:t>
       </w:r>
     </w:p>
     <w:p>
@@ -152,7 +446,7 @@
           <w:i w:val="0"/>
           <w:sz w:val="28"/>
         </w:rPr>
-        <w:t>PHAN THÀNH THUẬN</w:t>
+        <w:t>Lớp : DX23TT11</w:t>
       </w:r>
     </w:p>
     <w:p>
@@ -167,261 +461,9 @@
           <w:i w:val="0"/>
           <w:sz w:val="28"/>
         </w:rPr>
-        <w:t>Mã số sinh viên : 170123591</w:t>
-      </w:r>
-    </w:p>
-    <w:p>
-      <w:pPr>
-        <w:spacing w:after="0"/>
-        <w:jc w:val="center"/>
-      </w:pPr>
-      <w:r>
-        <w:rPr>
-          <w:rFonts w:ascii="Times New Roman" w:hAnsi="Times New Roman"/>
-          <w:b/>
-          <w:i w:val="0"/>
-          <w:sz w:val="28"/>
-        </w:rPr>
-        <w:t>Lớp : DX23TT11</w:t>
-      </w:r>
-    </w:p>
-    <w:p>
-      <w:pPr>
-        <w:spacing w:after="0"/>
-        <w:jc w:val="center"/>
-      </w:pPr>
-      <w:r>
-        <w:rPr>
-          <w:rFonts w:ascii="Times New Roman" w:hAnsi="Times New Roman"/>
-          <w:b/>
-          <w:i w:val="0"/>
-          <w:sz w:val="28"/>
-        </w:rPr>
         <w:t>Khoá : 2023</w:t>
       </w:r>
     </w:p>
-    <w:p/>
-    <w:p/>
-    <w:p/>
-    <w:p/>
-    <w:p>
-      <w:pPr>
-        <w:jc w:val="center"/>
-      </w:pPr>
-      <w:r>
-        <w:rPr>
-          <w:rFonts w:ascii="Times New Roman" w:hAnsi="Times New Roman"/>
-          <w:b/>
-          <w:i w:val="0"/>
-          <w:sz w:val="26"/>
-        </w:rPr>
-        <w:t>Trà Vinh, tháng 9 năm 2026</w:t>
-      </w:r>
-    </w:p>
-    <w:p>
-      <w:r>
-        <w:br w:type="page"/>
-      </w:r>
-    </w:p>
-    <w:p>
-      <w:pPr>
-        <w:spacing w:after="0"/>
-        <w:jc w:val="center"/>
-      </w:pPr>
-      <w:r>
-        <w:rPr>
-          <w:rFonts w:ascii="Times New Roman" w:hAnsi="Times New Roman"/>
-          <w:b/>
-          <w:i w:val="0"/>
-          <w:sz w:val="32"/>
-        </w:rPr>
-        <w:t>TRƯỜNG ĐẠI HỌC TRÀ VINH</w:t>
-      </w:r>
-    </w:p>
-    <w:p>
-      <w:pPr>
-        <w:spacing w:after="0"/>
-        <w:jc w:val="center"/>
-      </w:pPr>
-      <w:r>
-        <w:rPr>
-          <w:rFonts w:ascii="Times New Roman" w:hAnsi="Times New Roman"/>
-          <w:b/>
-          <w:i w:val="0"/>
-          <w:sz w:val="32"/>
-        </w:rPr>
-        <w:t>TRƯỜNG KỸ THUẬT VÀ CÔNG NGHỆ</w:t>
-      </w:r>
-    </w:p>
-    <w:p>
-      <w:pPr>
-        <w:spacing w:after="0"/>
-        <w:jc w:val="center"/>
-      </w:pPr>
-      <w:r>
-        <w:rPr>
-          <w:rFonts w:ascii="Times New Roman" w:hAnsi="Times New Roman"/>
-          <w:b/>
-          <w:i w:val="0"/>
-          <w:sz w:val="28"/>
-        </w:rPr>
-        <w:t>KHOA CÔNG NGHỆ THÔNG TIN</w:t>
-      </w:r>
-    </w:p>
-    <w:p/>
-    <w:p/>
-    <w:p/>
-    <w:p/>
-    <w:p/>
-    <w:p>
-      <w:pPr>
-        <w:spacing w:after="120"/>
-        <w:jc w:val="center"/>
-      </w:pPr>
-      <w:r>
-        <w:rPr>
-          <w:rFonts w:ascii="Times New Roman" w:hAnsi="Times New Roman"/>
-          <w:b/>
-          <w:i w:val="0"/>
-          <w:sz w:val="32"/>
-        </w:rPr>
-        <w:t>ĐỒ ÁN THỰC TẬP CHUYÊN NGÀNH</w:t>
-      </w:r>
-    </w:p>
-    <w:p>
-      <w:pPr>
-        <w:spacing w:after="120"/>
-        <w:jc w:val="center"/>
-      </w:pPr>
-      <w:r>
-        <w:rPr>
-          <w:rFonts w:ascii="Times New Roman" w:hAnsi="Times New Roman"/>
-          <w:b/>
-          <w:i w:val="0"/>
-          <w:sz w:val="36"/>
-        </w:rPr>
-        <w:t>XÂY DỰNG HỆ THỐNG XÁC MINH CHỮ KÝ VIẾT TAY OFFLINE</w:t>
-        <w:br/>
-        <w:t>SỬ DỤNG MẠNG NƠ-RON SIAMESE</w:t>
-      </w:r>
-    </w:p>
-    <w:p/>
-    <w:p/>
-    <w:p/>
-    <w:p/>
-    <w:p/>
-    <w:p/>
-    <w:p>
-      <w:pPr>
-        <w:jc w:val="center"/>
-      </w:pPr>
-      <w:r>
-        <w:rPr>
-          <w:rFonts w:ascii="Times New Roman" w:hAnsi="Times New Roman"/>
-          <w:b/>
-          <w:sz w:val="28"/>
-        </w:rPr>
-        <w:t xml:space="preserve">Giảng viên hướng dẫn : </w:t>
-      </w:r>
-      <w:r>
-        <w:rPr>
-          <w:rFonts w:ascii="Times New Roman" w:hAnsi="Times New Roman"/>
-          <w:b/>
-          <w:sz w:val="28"/>
-        </w:rPr>
-        <w:t>THS. NGUYỄN NHỨT LAM</w:t>
-      </w:r>
-    </w:p>
-    <w:p>
-      <w:pPr>
-        <w:spacing w:after="0"/>
-        <w:jc w:val="both"/>
-      </w:pPr>
-      <w:r>
-        <w:rPr>
-          <w:rFonts w:ascii="Times New Roman" w:hAnsi="Times New Roman"/>
-          <w:b w:val="0"/>
-          <w:i w:val="0"/>
-          <w:sz w:val="26"/>
-        </w:rPr>
-      </w:r>
-    </w:p>
-    <w:p>
-      <w:pPr>
-        <w:spacing w:after="120"/>
-        <w:jc w:val="center"/>
-      </w:pPr>
-      <w:r>
-        <w:rPr>
-          <w:rFonts w:ascii="Times New Roman" w:hAnsi="Times New Roman"/>
-          <w:b/>
-          <w:i w:val="0"/>
-          <w:sz w:val="28"/>
-        </w:rPr>
-        <w:t>Sinh viên thực hiện</w:t>
-      </w:r>
-    </w:p>
-    <w:p>
-      <w:pPr>
-        <w:spacing w:after="0"/>
-        <w:jc w:val="center"/>
-      </w:pPr>
-      <w:r>
-        <w:rPr>
-          <w:rFonts w:ascii="Times New Roman" w:hAnsi="Times New Roman"/>
-          <w:b/>
-          <w:i w:val="0"/>
-          <w:sz w:val="28"/>
-        </w:rPr>
-        <w:t>PHAN THÀNH THUẬN</w:t>
-      </w:r>
-    </w:p>
-    <w:p>
-      <w:pPr>
-        <w:spacing w:after="0"/>
-        <w:jc w:val="center"/>
-      </w:pPr>
-      <w:r>
-        <w:rPr>
-          <w:rFonts w:ascii="Times New Roman" w:hAnsi="Times New Roman"/>
-          <w:b/>
-          <w:i w:val="0"/>
-          <w:sz w:val="28"/>
-        </w:rPr>
-        <w:t>Mã số sinh viên : 170123591</w:t>
-      </w:r>
-    </w:p>
-    <w:p>
-      <w:pPr>
-        <w:spacing w:after="0"/>
-        <w:jc w:val="center"/>
-      </w:pPr>
-      <w:r>
-        <w:rPr>
-          <w:rFonts w:ascii="Times New Roman" w:hAnsi="Times New Roman"/>
-          <w:b/>
-          <w:i w:val="0"/>
-          <w:sz w:val="28"/>
-        </w:rPr>
-        <w:t>Lớp : DX23TT11</w:t>
-      </w:r>
-    </w:p>
-    <w:p>
-      <w:pPr>
-        <w:spacing w:after="0"/>
-        <w:jc w:val="center"/>
-      </w:pPr>
-      <w:r>
-        <w:rPr>
-          <w:rFonts w:ascii="Times New Roman" w:hAnsi="Times New Roman"/>
-          <w:b/>
-          <w:i w:val="0"/>
-          <w:sz w:val="28"/>
-        </w:rPr>
-        <w:t>Khoá : 2023</w:t>
-      </w:r>
-    </w:p>
-    <w:p/>
     <w:p/>
     <w:p/>
     <w:p/>
@@ -5730,7 +5772,7 @@
         <w:drawing>
           <wp:inline xmlns:a="http://schemas.openxmlformats.org/drawingml/2006/main" xmlns:pic="http://schemas.openxmlformats.org/drawingml/2006/picture">
             <wp:extent cx="2880000" cy="275714"/>
-            <wp:docPr id="1" name="Picture 1"/>
+            <wp:docPr id="3" name="Picture 3"/>
             <wp:cNvGraphicFramePr>
               <a:graphicFrameLocks noChangeAspect="1"/>
             </wp:cNvGraphicFramePr>
@@ -5742,7 +5784,7 @@
                     <pic:cNvPicPr/>
                   </pic:nvPicPr>
                   <pic:blipFill>
-                    <a:blip r:embed="rId10"/>
+                    <a:blip r:embed="rId11"/>
                     <a:stretch>
                       <a:fillRect/>
                     </a:stretch>
@@ -6624,7 +6666,7 @@
         <w:drawing>
           <wp:inline xmlns:a="http://schemas.openxmlformats.org/drawingml/2006/main" xmlns:pic="http://schemas.openxmlformats.org/drawingml/2006/picture">
             <wp:extent cx="3600000" cy="614907"/>
-            <wp:docPr id="2" name="Picture 2"/>
+            <wp:docPr id="4" name="Picture 4"/>
             <wp:cNvGraphicFramePr>
               <a:graphicFrameLocks noChangeAspect="1"/>
             </wp:cNvGraphicFramePr>
@@ -6633,164 +6675,6 @@
                 <pic:pic>
                   <pic:nvPicPr>
                     <pic:cNvPr id="0" name="f_otsu.png"/>
-                    <pic:cNvPicPr/>
-                  </pic:nvPicPr>
-                  <pic:blipFill>
-                    <a:blip r:embed="rId11"/>
-                    <a:stretch>
-                      <a:fillRect/>
-                    </a:stretch>
-                  </pic:blipFill>
-                  <pic:spPr>
-                    <a:xfrm>
-                      <a:off x="0" y="0"/>
-                      <a:ext cx="3600000" cy="614907"/>
-                    </a:xfrm>
-                    <a:prstGeom prst="rect"/>
-                  </pic:spPr>
-                </pic:pic>
-              </a:graphicData>
-            </a:graphic>
-          </wp:inline>
-        </w:drawing>
-      </w:r>
-    </w:p>
-    <w:p>
-      <w:pPr>
-        <w:jc w:val="right"/>
-      </w:pPr>
-      <w:r>
-        <w:rPr>
-          <w:rFonts w:ascii="Times New Roman" w:hAnsi="Times New Roman"/>
-          <w:i/>
-          <w:sz w:val="24"/>
-        </w:rPr>
-        <w:t>(2)</w:t>
-      </w:r>
-    </w:p>
-    <w:p>
-      <w:pPr>
-        <w:jc w:val="both"/>
-      </w:pPr>
-      <w:r>
-        <w:rPr>
-          <w:rFonts w:ascii="Times New Roman" w:hAnsi="Times New Roman"/>
-          <w:b w:val="0"/>
-          <w:i w:val="0"/>
-          <w:sz w:val="26"/>
-        </w:rPr>
-        <w:t>Vì histogram mức xám của ảnh chữ ký thường có dạng hai đỉnh rõ rệt (nền trắng chiếm đa số điểm ảnh, nét mực tối chiếm thiểu số), phương pháp Otsu tách được ranh giới nền/nét khá ổn định mà không cần chọn ngưỡng cố định bằng tay cho từng ảnh.</w:t>
-      </w:r>
-    </w:p>
-    <w:p>
-      <w:pPr>
-        <w:pStyle w:val="ListBullet"/>
-      </w:pPr>
-      <w:r>
-        <w:rPr>
-          <w:rFonts w:ascii="Times New Roman" w:hAnsi="Times New Roman"/>
-          <w:sz w:val="26"/>
-        </w:rPr>
-        <w:t>Cắt sát vùng chữ ký theo hộp bao quanh các điểm nét (bounding box).</w:t>
-      </w:r>
-    </w:p>
-    <w:p>
-      <w:pPr>
-        <w:pStyle w:val="ListBullet"/>
-      </w:pPr>
-      <w:r>
-        <w:rPr>
-          <w:rFonts w:ascii="Times New Roman" w:hAnsi="Times New Roman"/>
-          <w:sz w:val="26"/>
-        </w:rPr>
-        <w:t>Căn giữa và đổi kích thước về cỡ cố định, giữ tỷ lệ khung hình bằng cách thêm viền trắng: 220×150 điểm ảnh cho Cấu hình A (huấn luyện từ đầu), 224×224 cho Cấu hình B (dùng mạng tiền huấn luyện).</w:t>
-      </w:r>
-    </w:p>
-    <w:p>
-      <w:pPr>
-        <w:pStyle w:val="ListBullet"/>
-      </w:pPr>
-      <w:r>
-        <w:rPr>
-          <w:rFonts w:ascii="Times New Roman" w:hAnsi="Times New Roman"/>
-          <w:sz w:val="26"/>
-        </w:rPr>
-        <w:t>Chuẩn hóa giá trị điểm ảnh về khoảng [0, 1] (Cấu hình A) hoặc theo trung bình/độ lệch chuẩn ImageNet (Cấu hình B).</w:t>
-      </w:r>
-    </w:p>
-    <w:p>
-      <w:pPr>
-        <w:jc w:val="both"/>
-      </w:pPr>
-      <w:r>
-        <w:rPr>
-          <w:rFonts w:ascii="Times New Roman" w:hAnsi="Times New Roman"/>
-          <w:b w:val="0"/>
-          <w:i w:val="0"/>
-          <w:sz w:val="26"/>
-        </w:rPr>
-        <w:t>Bước nhị phân hoá chỉ dùng để xác định vùng chữ ký (bounding box); việc có dùng ảnh nhị phân làm đầu vào cuối cùng cho mô hình hay không (binarize_output) là một biến thử nghiệm riêng (T4, mục 4.2) — trong phạm vi thời gian thực hiện, đồ án chưa kịp chạy so sánh có/không nhị phân hoá đầu ra.</w:t>
-      </w:r>
-    </w:p>
-    <w:p>
-      <w:pPr>
-        <w:pStyle w:val="Heading2"/>
-      </w:pPr>
-      <w:r>
-        <w:rPr>
-          <w:rFonts w:ascii="Times New Roman" w:hAnsi="Times New Roman"/>
-          <w:b/>
-          <w:color w:val="000000"/>
-          <w:sz w:val="28"/>
-        </w:rPr>
-        <w:t>2.2. Mạng nơ-ron tích chập (CNN)</w:t>
-      </w:r>
-    </w:p>
-    <w:p>
-      <w:pPr>
-        <w:jc w:val="both"/>
-      </w:pPr>
-      <w:r>
-        <w:rPr>
-          <w:rFonts w:ascii="Times New Roman" w:hAnsi="Times New Roman"/>
-          <w:b w:val="0"/>
-          <w:i w:val="0"/>
-          <w:sz w:val="26"/>
-        </w:rPr>
-        <w:t>CNN gồm các lớp tích chập, hàm kích hoạt ReLU, lớp gộp (pooling), chuẩn hóa theo lô (batch normalization) và các lớp kết nối đầy đủ. Các lớp đầu học đặc trưng cục bộ như nét ngang, nét cong; các lớp sau kết hợp thành cấu trúc lớn hơn như vòng, gạch nối và bố cục toàn chữ ký. Vì ảnh chữ ký ít chi tiết màu sắc nhưng giàu thông tin về hình dạng nét, CNN là lựa chọn tự nhiên để học biểu diễn.</w:t>
-      </w:r>
-    </w:p>
-    <w:p>
-      <w:pPr>
-        <w:jc w:val="both"/>
-      </w:pPr>
-      <w:r>
-        <w:rPr>
-          <w:rFonts w:ascii="Times New Roman" w:hAnsi="Times New Roman"/>
-          <w:b w:val="0"/>
-          <w:i w:val="0"/>
-          <w:sz w:val="26"/>
-        </w:rPr>
-        <w:t>Một lớp tích chập trượt một bộ lọc (kernel) K kích thước nhỏ (thường 3×3) qua toàn bộ ảnh đầu vào I, tại mỗi vị trí tính tổng tích các trọng số bộ lọc với vùng ảnh tương ứng:</w:t>
-      </w:r>
-    </w:p>
-    <w:p>
-      <w:pPr>
-        <w:jc w:val="center"/>
-      </w:pPr>
-      <w:r>
-        <w:drawing>
-          <wp:inline xmlns:a="http://schemas.openxmlformats.org/drawingml/2006/main" xmlns:pic="http://schemas.openxmlformats.org/drawingml/2006/picture">
-            <wp:extent cx="3600000" cy="614907"/>
-            <wp:docPr id="3" name="Picture 3"/>
-            <wp:cNvGraphicFramePr>
-              <a:graphicFrameLocks noChangeAspect="1"/>
-            </wp:cNvGraphicFramePr>
-            <a:graphic>
-              <a:graphicData uri="http://schemas.openxmlformats.org/drawingml/2006/picture">
-                <pic:pic>
-                  <pic:nvPicPr>
-                    <pic:cNvPr id="0" name="f_conv.png"/>
                     <pic:cNvPicPr/>
                   </pic:nvPicPr>
                   <pic:blipFill>
@@ -6823,7 +6707,7 @@
           <w:i/>
           <w:sz w:val="24"/>
         </w:rPr>
-        <w:t>(3)</w:t>
+        <w:t>(2)</w:t>
       </w:r>
     </w:p>
     <w:p>
@@ -6837,7 +6721,43 @@
           <w:i w:val="0"/>
           <w:sz w:val="26"/>
         </w:rPr>
-        <w:t>Cùng một bộ lọc được dùng lại (trọng số chia sẻ) tại mọi vị trí trên ảnh, giúp CNN phát hiện cùng một đặc trưng (ví dụ một nét cong) bất kể nó xuất hiện ở đâu trong ảnh chữ ký — tính chất bất biến theo vị trí (translation invariance) này quan trọng vì vị trí chính xác của từng nét chữ trong khung ảnh không mang thông tin phân biệt người ký, chỉ hình dạng tương đối giữa các nét mới có ý nghĩa. Lớp gộp cực đại (max pooling) sau đó lấy giá trị lớn nhất trong mỗi vùng 2×2, vừa giảm một nửa kích thước không gian (giảm chi phí tính toán ở các lớp sau), vừa tăng thêm tính bất biến với dịch chuyển nhỏ.</w:t>
+        <w:t>Vì histogram mức xám của ảnh chữ ký thường có dạng hai đỉnh rõ rệt (nền trắng chiếm đa số điểm ảnh, nét mực tối chiếm thiểu số), phương pháp Otsu tách được ranh giới nền/nét khá ổn định mà không cần chọn ngưỡng cố định bằng tay cho từng ảnh.</w:t>
+      </w:r>
+    </w:p>
+    <w:p>
+      <w:pPr>
+        <w:pStyle w:val="ListBullet"/>
+      </w:pPr>
+      <w:r>
+        <w:rPr>
+          <w:rFonts w:ascii="Times New Roman" w:hAnsi="Times New Roman"/>
+          <w:sz w:val="26"/>
+        </w:rPr>
+        <w:t>Cắt sát vùng chữ ký theo hộp bao quanh các điểm nét (bounding box).</w:t>
+      </w:r>
+    </w:p>
+    <w:p>
+      <w:pPr>
+        <w:pStyle w:val="ListBullet"/>
+      </w:pPr>
+      <w:r>
+        <w:rPr>
+          <w:rFonts w:ascii="Times New Roman" w:hAnsi="Times New Roman"/>
+          <w:sz w:val="26"/>
+        </w:rPr>
+        <w:t>Căn giữa và đổi kích thước về cỡ cố định, giữ tỷ lệ khung hình bằng cách thêm viền trắng: 220×150 điểm ảnh cho Cấu hình A (huấn luyện từ đầu), 224×224 cho Cấu hình B (dùng mạng tiền huấn luyện).</w:t>
+      </w:r>
+    </w:p>
+    <w:p>
+      <w:pPr>
+        <w:pStyle w:val="ListBullet"/>
+      </w:pPr>
+      <w:r>
+        <w:rPr>
+          <w:rFonts w:ascii="Times New Roman" w:hAnsi="Times New Roman"/>
+          <w:sz w:val="26"/>
+        </w:rPr>
+        <w:t>Chuẩn hóa giá trị điểm ảnh về khoảng [0, 1] (Cấu hình A) hoặc theo trung bình/độ lệch chuẩn ImageNet (Cấu hình B).</w:t>
       </w:r>
     </w:p>
     <w:p>
@@ -6851,7 +6771,7 @@
           <w:i w:val="0"/>
           <w:sz w:val="26"/>
         </w:rPr>
-        <w:t>Kiến trúc Cấu hình A của đồ án (chi tiết ở Bảng 3.3, Chương 3) dùng 5 khối liên tiếp, mỗi khối tăng gấp đôi số kênh đặc trưng (32 → 64 → 128 → 256 → 256) trong khi giảm một nửa kích thước không gian mỗi khối (qua max pooling). Đây là mẫu thiết kế phổ biến trong CNN: khi đi sâu vào mạng, số lượng đặc trưng cần biểu diễn tăng lên (từ vài chục kiểu nét cơ bản ở lớp đầu đến hàng trăm kiểu tổ hợp nét ở lớp cuối), trong khi độ phân giải không gian cần thiết giảm dần vì thông tin đã được tổng hợp thành đặc trưng trừu tượng hơn.</w:t>
+        <w:t>Bước nhị phân hoá chỉ dùng để xác định vùng chữ ký (bounding box); việc có dùng ảnh nhị phân làm đầu vào cuối cùng cho mô hình hay không (binarize_output) là một biến thử nghiệm riêng (T4, mục 4.2) — trong phạm vi thời gian thực hiện, đồ án chưa kịp chạy so sánh có/không nhị phân hoá đầu ra.</w:t>
       </w:r>
     </w:p>
     <w:p>
@@ -6865,7 +6785,7 @@
           <w:color w:val="000000"/>
           <w:sz w:val="28"/>
         </w:rPr>
-        <w:t>2.3. Mạng Siamese</w:t>
+        <w:t>2.2. Mạng nơ-ron tích chập (CNN)</w:t>
       </w:r>
     </w:p>
     <w:p>
@@ -6879,6 +6799,128 @@
           <w:i w:val="0"/>
           <w:sz w:val="26"/>
         </w:rPr>
+        <w:t>CNN gồm các lớp tích chập, hàm kích hoạt ReLU, lớp gộp (pooling), chuẩn hóa theo lô (batch normalization) và các lớp kết nối đầy đủ. Các lớp đầu học đặc trưng cục bộ như nét ngang, nét cong; các lớp sau kết hợp thành cấu trúc lớn hơn như vòng, gạch nối và bố cục toàn chữ ký. Vì ảnh chữ ký ít chi tiết màu sắc nhưng giàu thông tin về hình dạng nét, CNN là lựa chọn tự nhiên để học biểu diễn.</w:t>
+      </w:r>
+    </w:p>
+    <w:p>
+      <w:pPr>
+        <w:jc w:val="both"/>
+      </w:pPr>
+      <w:r>
+        <w:rPr>
+          <w:rFonts w:ascii="Times New Roman" w:hAnsi="Times New Roman"/>
+          <w:b w:val="0"/>
+          <w:i w:val="0"/>
+          <w:sz w:val="26"/>
+        </w:rPr>
+        <w:t>Một lớp tích chập trượt một bộ lọc (kernel) K kích thước nhỏ (thường 3×3) qua toàn bộ ảnh đầu vào I, tại mỗi vị trí tính tổng tích các trọng số bộ lọc với vùng ảnh tương ứng:</w:t>
+      </w:r>
+    </w:p>
+    <w:p>
+      <w:pPr>
+        <w:jc w:val="center"/>
+      </w:pPr>
+      <w:r>
+        <w:drawing>
+          <wp:inline xmlns:a="http://schemas.openxmlformats.org/drawingml/2006/main" xmlns:pic="http://schemas.openxmlformats.org/drawingml/2006/picture">
+            <wp:extent cx="3600000" cy="614907"/>
+            <wp:docPr id="5" name="Picture 5"/>
+            <wp:cNvGraphicFramePr>
+              <a:graphicFrameLocks noChangeAspect="1"/>
+            </wp:cNvGraphicFramePr>
+            <a:graphic>
+              <a:graphicData uri="http://schemas.openxmlformats.org/drawingml/2006/picture">
+                <pic:pic>
+                  <pic:nvPicPr>
+                    <pic:cNvPr id="0" name="f_conv.png"/>
+                    <pic:cNvPicPr/>
+                  </pic:nvPicPr>
+                  <pic:blipFill>
+                    <a:blip r:embed="rId13"/>
+                    <a:stretch>
+                      <a:fillRect/>
+                    </a:stretch>
+                  </pic:blipFill>
+                  <pic:spPr>
+                    <a:xfrm>
+                      <a:off x="0" y="0"/>
+                      <a:ext cx="3600000" cy="614907"/>
+                    </a:xfrm>
+                    <a:prstGeom prst="rect"/>
+                  </pic:spPr>
+                </pic:pic>
+              </a:graphicData>
+            </a:graphic>
+          </wp:inline>
+        </w:drawing>
+      </w:r>
+    </w:p>
+    <w:p>
+      <w:pPr>
+        <w:jc w:val="right"/>
+      </w:pPr>
+      <w:r>
+        <w:rPr>
+          <w:rFonts w:ascii="Times New Roman" w:hAnsi="Times New Roman"/>
+          <w:i/>
+          <w:sz w:val="24"/>
+        </w:rPr>
+        <w:t>(3)</w:t>
+      </w:r>
+    </w:p>
+    <w:p>
+      <w:pPr>
+        <w:jc w:val="both"/>
+      </w:pPr>
+      <w:r>
+        <w:rPr>
+          <w:rFonts w:ascii="Times New Roman" w:hAnsi="Times New Roman"/>
+          <w:b w:val="0"/>
+          <w:i w:val="0"/>
+          <w:sz w:val="26"/>
+        </w:rPr>
+        <w:t>Cùng một bộ lọc được dùng lại (trọng số chia sẻ) tại mọi vị trí trên ảnh, giúp CNN phát hiện cùng một đặc trưng (ví dụ một nét cong) bất kể nó xuất hiện ở đâu trong ảnh chữ ký — tính chất bất biến theo vị trí (translation invariance) này quan trọng vì vị trí chính xác của từng nét chữ trong khung ảnh không mang thông tin phân biệt người ký, chỉ hình dạng tương đối giữa các nét mới có ý nghĩa. Lớp gộp cực đại (max pooling) sau đó lấy giá trị lớn nhất trong mỗi vùng 2×2, vừa giảm một nửa kích thước không gian (giảm chi phí tính toán ở các lớp sau), vừa tăng thêm tính bất biến với dịch chuyển nhỏ.</w:t>
+      </w:r>
+    </w:p>
+    <w:p>
+      <w:pPr>
+        <w:jc w:val="both"/>
+      </w:pPr>
+      <w:r>
+        <w:rPr>
+          <w:rFonts w:ascii="Times New Roman" w:hAnsi="Times New Roman"/>
+          <w:b w:val="0"/>
+          <w:i w:val="0"/>
+          <w:sz w:val="26"/>
+        </w:rPr>
+        <w:t>Kiến trúc Cấu hình A của đồ án (chi tiết ở Bảng 3.3, Chương 3) dùng 5 khối liên tiếp, mỗi khối tăng gấp đôi số kênh đặc trưng (32 → 64 → 128 → 256 → 256) trong khi giảm một nửa kích thước không gian mỗi khối (qua max pooling). Đây là mẫu thiết kế phổ biến trong CNN: khi đi sâu vào mạng, số lượng đặc trưng cần biểu diễn tăng lên (từ vài chục kiểu nét cơ bản ở lớp đầu đến hàng trăm kiểu tổ hợp nét ở lớp cuối), trong khi độ phân giải không gian cần thiết giảm dần vì thông tin đã được tổng hợp thành đặc trưng trừu tượng hơn.</w:t>
+      </w:r>
+    </w:p>
+    <w:p>
+      <w:pPr>
+        <w:pStyle w:val="Heading2"/>
+      </w:pPr>
+      <w:r>
+        <w:rPr>
+          <w:rFonts w:ascii="Times New Roman" w:hAnsi="Times New Roman"/>
+          <w:b/>
+          <w:color w:val="000000"/>
+          <w:sz w:val="28"/>
+        </w:rPr>
+        <w:t>2.3. Mạng Siamese</w:t>
+      </w:r>
+    </w:p>
+    <w:p>
+      <w:pPr>
+        <w:jc w:val="both"/>
+      </w:pPr>
+      <w:r>
+        <w:rPr>
+          <w:rFonts w:ascii="Times New Roman" w:hAnsi="Times New Roman"/>
+          <w:b w:val="0"/>
+          <w:i w:val="0"/>
+          <w:sz w:val="26"/>
+        </w:rPr>
         <w:t>Mạng Siamese gồm hai nhánh CNN giống hệt nhau và dùng chung trọng số. Mỗi ảnh đi qua một nhánh và được ánh xạ thành một vector đặc trưng (embedding). Khoảng cách giữa hai vector cho biết mức khác nhau của hai chữ ký:</w:t>
       </w:r>
     </w:p>
@@ -6890,7 +6932,7 @@
         <w:drawing>
           <wp:inline xmlns:a="http://schemas.openxmlformats.org/drawingml/2006/main" xmlns:pic="http://schemas.openxmlformats.org/drawingml/2006/picture">
             <wp:extent cx="2520000" cy="358335"/>
-            <wp:docPr id="4" name="Picture 4"/>
+            <wp:docPr id="6" name="Picture 6"/>
             <wp:cNvGraphicFramePr>
               <a:graphicFrameLocks noChangeAspect="1"/>
             </wp:cNvGraphicFramePr>
@@ -6902,7 +6944,7 @@
                     <pic:cNvPicPr/>
                   </pic:nvPicPr>
                   <pic:blipFill>
-                    <a:blip r:embed="rId13"/>
+                    <a:blip r:embed="rId14"/>
                     <a:stretch>
                       <a:fillRect/>
                     </a:stretch>
@@ -6956,7 +6998,7 @@
         <w:drawing>
           <wp:inline xmlns:a="http://schemas.openxmlformats.org/drawingml/2006/main" xmlns:pic="http://schemas.openxmlformats.org/drawingml/2006/picture">
             <wp:extent cx="4680000" cy="2839551"/>
-            <wp:docPr id="5" name="Picture 5"/>
+            <wp:docPr id="7" name="Picture 7"/>
             <wp:cNvGraphicFramePr>
               <a:graphicFrameLocks noChangeAspect="1"/>
             </wp:cNvGraphicFramePr>
@@ -6968,7 +7010,7 @@
                     <pic:cNvPicPr/>
                   </pic:nvPicPr>
                   <pic:blipFill>
-                    <a:blip r:embed="rId14"/>
+                    <a:blip r:embed="rId15"/>
                     <a:stretch>
                       <a:fillRect/>
                     </a:stretch>
@@ -7077,7 +7119,7 @@
         <w:drawing>
           <wp:inline xmlns:a="http://schemas.openxmlformats.org/drawingml/2006/main" xmlns:pic="http://schemas.openxmlformats.org/drawingml/2006/picture">
             <wp:extent cx="3960000" cy="293964"/>
-            <wp:docPr id="6" name="Picture 6"/>
+            <wp:docPr id="8" name="Picture 8"/>
             <wp:cNvGraphicFramePr>
               <a:graphicFrameLocks noChangeAspect="1"/>
             </wp:cNvGraphicFramePr>
@@ -7089,7 +7131,7 @@
                     <pic:cNvPicPr/>
                   </pic:nvPicPr>
                   <pic:blipFill>
-                    <a:blip r:embed="rId15"/>
+                    <a:blip r:embed="rId16"/>
                     <a:stretch>
                       <a:fillRect/>
                     </a:stretch>
@@ -7157,7 +7199,7 @@
         <w:drawing>
           <wp:inline xmlns:a="http://schemas.openxmlformats.org/drawingml/2006/main" xmlns:pic="http://schemas.openxmlformats.org/drawingml/2006/picture">
             <wp:extent cx="3600000" cy="614907"/>
-            <wp:docPr id="7" name="Picture 7"/>
+            <wp:docPr id="9" name="Picture 9"/>
             <wp:cNvGraphicFramePr>
               <a:graphicFrameLocks noChangeAspect="1"/>
             </wp:cNvGraphicFramePr>
@@ -7169,7 +7211,7 @@
                     <pic:cNvPicPr/>
                   </pic:nvPicPr>
                   <pic:blipFill>
-                    <a:blip r:embed="rId16"/>
+                    <a:blip r:embed="rId17"/>
                     <a:stretch>
                       <a:fillRect/>
                     </a:stretch>
@@ -7237,7 +7279,7 @@
         <w:drawing>
           <wp:inline xmlns:a="http://schemas.openxmlformats.org/drawingml/2006/main" xmlns:pic="http://schemas.openxmlformats.org/drawingml/2006/picture">
             <wp:extent cx="3960000" cy="624785"/>
-            <wp:docPr id="8" name="Picture 8"/>
+            <wp:docPr id="10" name="Picture 10"/>
             <wp:cNvGraphicFramePr>
               <a:graphicFrameLocks noChangeAspect="1"/>
             </wp:cNvGraphicFramePr>
@@ -7249,7 +7291,7 @@
                     <pic:cNvPicPr/>
                   </pic:nvPicPr>
                   <pic:blipFill>
-                    <a:blip r:embed="rId17"/>
+                    <a:blip r:embed="rId18"/>
                     <a:stretch>
                       <a:fillRect/>
                     </a:stretch>
@@ -7331,7 +7373,7 @@
         <w:drawing>
           <wp:inline xmlns:a="http://schemas.openxmlformats.org/drawingml/2006/main" xmlns:pic="http://schemas.openxmlformats.org/drawingml/2006/picture">
             <wp:extent cx="2880000" cy="506236"/>
-            <wp:docPr id="9" name="Picture 9"/>
+            <wp:docPr id="11" name="Picture 11"/>
             <wp:cNvGraphicFramePr>
               <a:graphicFrameLocks noChangeAspect="1"/>
             </wp:cNvGraphicFramePr>
@@ -7343,7 +7385,7 @@
                     <pic:cNvPicPr/>
                   </pic:nvPicPr>
                   <pic:blipFill>
-                    <a:blip r:embed="rId18"/>
+                    <a:blip r:embed="rId19"/>
                     <a:stretch>
                       <a:fillRect/>
                     </a:stretch>
@@ -7467,7 +7509,7 @@
         <w:drawing>
           <wp:inline xmlns:a="http://schemas.openxmlformats.org/drawingml/2006/main" xmlns:pic="http://schemas.openxmlformats.org/drawingml/2006/picture">
             <wp:extent cx="3240000" cy="454737"/>
-            <wp:docPr id="10" name="Picture 10"/>
+            <wp:docPr id="12" name="Picture 12"/>
             <wp:cNvGraphicFramePr>
               <a:graphicFrameLocks noChangeAspect="1"/>
             </wp:cNvGraphicFramePr>
@@ -7479,7 +7521,7 @@
                     <pic:cNvPicPr/>
                   </pic:nvPicPr>
                   <pic:blipFill>
-                    <a:blip r:embed="rId19"/>
+                    <a:blip r:embed="rId20"/>
                     <a:stretch>
                       <a:fillRect/>
                     </a:stretch>
@@ -7519,7 +7561,7 @@
         <w:drawing>
           <wp:inline xmlns:a="http://schemas.openxmlformats.org/drawingml/2006/main" xmlns:pic="http://schemas.openxmlformats.org/drawingml/2006/picture">
             <wp:extent cx="3240000" cy="449307"/>
-            <wp:docPr id="11" name="Picture 11"/>
+            <wp:docPr id="13" name="Picture 13"/>
             <wp:cNvGraphicFramePr>
               <a:graphicFrameLocks noChangeAspect="1"/>
             </wp:cNvGraphicFramePr>
@@ -7531,7 +7573,7 @@
                     <pic:cNvPicPr/>
                   </pic:nvPicPr>
                   <pic:blipFill>
-                    <a:blip r:embed="rId20"/>
+                    <a:blip r:embed="rId21"/>
                     <a:stretch>
                       <a:fillRect/>
                     </a:stretch>
@@ -7585,7 +7627,7 @@
         <w:drawing>
           <wp:inline xmlns:a="http://schemas.openxmlformats.org/drawingml/2006/main" xmlns:pic="http://schemas.openxmlformats.org/drawingml/2006/picture">
             <wp:extent cx="3240000" cy="382154"/>
-            <wp:docPr id="12" name="Picture 12"/>
+            <wp:docPr id="14" name="Picture 14"/>
             <wp:cNvGraphicFramePr>
               <a:graphicFrameLocks noChangeAspect="1"/>
             </wp:cNvGraphicFramePr>
@@ -7597,7 +7639,7 @@
                     <pic:cNvPicPr/>
                   </pic:nvPicPr>
                   <pic:blipFill>
-                    <a:blip r:embed="rId21"/>
+                    <a:blip r:embed="rId22"/>
                     <a:stretch>
                       <a:fillRect/>
                     </a:stretch>
@@ -7651,7 +7693,7 @@
         <w:drawing>
           <wp:inline xmlns:a="http://schemas.openxmlformats.org/drawingml/2006/main" xmlns:pic="http://schemas.openxmlformats.org/drawingml/2006/picture">
             <wp:extent cx="3240000" cy="364276"/>
-            <wp:docPr id="13" name="Picture 13"/>
+            <wp:docPr id="15" name="Picture 15"/>
             <wp:cNvGraphicFramePr>
               <a:graphicFrameLocks noChangeAspect="1"/>
             </wp:cNvGraphicFramePr>
@@ -7663,7 +7705,7 @@
                     <pic:cNvPicPr/>
                   </pic:nvPicPr>
                   <pic:blipFill>
-                    <a:blip r:embed="rId22"/>
+                    <a:blip r:embed="rId23"/>
                     <a:stretch>
                       <a:fillRect/>
                     </a:stretch>
@@ -7819,7 +7861,7 @@
         <w:drawing>
           <wp:inline xmlns:a="http://schemas.openxmlformats.org/drawingml/2006/main" xmlns:pic="http://schemas.openxmlformats.org/drawingml/2006/picture">
             <wp:extent cx="5040000" cy="1063486"/>
-            <wp:docPr id="14" name="Picture 14"/>
+            <wp:docPr id="16" name="Picture 16"/>
             <wp:cNvGraphicFramePr>
               <a:graphicFrameLocks noChangeAspect="1"/>
             </wp:cNvGraphicFramePr>
@@ -7831,7 +7873,7 @@
                     <pic:cNvPicPr/>
                   </pic:nvPicPr>
                   <pic:blipFill>
-                    <a:blip r:embed="rId23"/>
+                    <a:blip r:embed="rId24"/>
                     <a:stretch>
                       <a:fillRect/>
                     </a:stretch>
@@ -13355,72 +13397,7 @@
         <w:drawing>
           <wp:inline xmlns:a="http://schemas.openxmlformats.org/drawingml/2006/main" xmlns:pic="http://schemas.openxmlformats.org/drawingml/2006/picture">
             <wp:extent cx="4680000" cy="3510000"/>
-            <wp:docPr id="15" name="Picture 15"/>
-            <wp:cNvGraphicFramePr>
-              <a:graphicFrameLocks noChangeAspect="1"/>
-            </wp:cNvGraphicFramePr>
-            <a:graphic>
-              <a:graphicData uri="http://schemas.openxmlformats.org/drawingml/2006/picture">
-                <pic:pic>
-                  <pic:nvPicPr>
-                    <pic:cNvPr id="0" name="roc.png"/>
-                    <pic:cNvPicPr/>
-                  </pic:nvPicPr>
-                  <pic:blipFill>
-                    <a:blip r:embed="rId24"/>
-                    <a:stretch>
-                      <a:fillRect/>
-                    </a:stretch>
-                  </pic:blipFill>
-                  <pic:spPr>
-                    <a:xfrm>
-                      <a:off x="0" y="0"/>
-                      <a:ext cx="4680000" cy="3510000"/>
-                    </a:xfrm>
-                    <a:prstGeom prst="rect"/>
-                  </pic:spPr>
-                </pic:pic>
-              </a:graphicData>
-            </a:graphic>
-          </wp:inline>
-        </w:drawing>
-      </w:r>
-    </w:p>
-    <w:p>
-      <w:pPr>
-        <w:jc w:val="center"/>
-      </w:pPr>
-      <w:r>
-        <w:rPr>
-          <w:rFonts w:ascii="Times New Roman" w:hAnsi="Times New Roman"/>
-          <w:i/>
-          <w:sz w:val="24"/>
-        </w:rPr>
-        <w:t>HÌNH 4.1: Đường cong ROC — baseline HOG + SVM (T1)</w:t>
-      </w:r>
-    </w:p>
-    <w:p>
-      <w:pPr>
-        <w:jc w:val="center"/>
-      </w:pPr>
-      <w:r>
-        <w:rPr>
-          <w:rFonts w:ascii="Times New Roman" w:hAnsi="Times New Roman"/>
-          <w:i/>
-          <w:sz w:val="22"/>
-        </w:rPr>
-        <w:t>(Nguồn: kết quả thực nghiệm của đồ án)</w:t>
-      </w:r>
-    </w:p>
-    <w:p>
-      <w:pPr>
-        <w:jc w:val="center"/>
-      </w:pPr>
-      <w:r>
-        <w:drawing>
-          <wp:inline xmlns:a="http://schemas.openxmlformats.org/drawingml/2006/main" xmlns:pic="http://schemas.openxmlformats.org/drawingml/2006/picture">
-            <wp:extent cx="4680000" cy="3510000"/>
-            <wp:docPr id="16" name="Picture 16"/>
+            <wp:docPr id="17" name="Picture 17"/>
             <wp:cNvGraphicFramePr>
               <a:graphicFrameLocks noChangeAspect="1"/>
             </wp:cNvGraphicFramePr>
@@ -13461,7 +13438,7 @@
           <w:i/>
           <w:sz w:val="24"/>
         </w:rPr>
-        <w:t>HÌNH 4.2: Đường cong ROC — Cấu hình A (T2)</w:t>
+        <w:t>HÌNH 4.1: Đường cong ROC — baseline HOG + SVM (T1)</w:t>
       </w:r>
     </w:p>
     <w:p>
@@ -13485,7 +13462,7 @@
         <w:drawing>
           <wp:inline xmlns:a="http://schemas.openxmlformats.org/drawingml/2006/main" xmlns:pic="http://schemas.openxmlformats.org/drawingml/2006/picture">
             <wp:extent cx="4680000" cy="3510000"/>
-            <wp:docPr id="17" name="Picture 17"/>
+            <wp:docPr id="18" name="Picture 18"/>
             <wp:cNvGraphicFramePr>
               <a:graphicFrameLocks noChangeAspect="1"/>
             </wp:cNvGraphicFramePr>
@@ -13526,7 +13503,7 @@
           <w:i/>
           <w:sz w:val="24"/>
         </w:rPr>
-        <w:t>HÌNH 4.3: Đường cong ROC — Cấu hình B (T3)</w:t>
+        <w:t>HÌNH 4.2: Đường cong ROC — Cấu hình A (T2)</w:t>
       </w:r>
     </w:p>
     <w:p>
@@ -13544,41 +13521,13 @@
     </w:p>
     <w:p>
       <w:pPr>
-        <w:pStyle w:val="Heading2"/>
-      </w:pPr>
-      <w:r>
-        <w:rPr>
-          <w:rFonts w:ascii="Times New Roman" w:hAnsi="Times New Roman"/>
-          <w:b/>
-          <w:color w:val="000000"/>
-          <w:sz w:val="28"/>
-        </w:rPr>
-        <w:t>4.6. Phân tích định tính các ca lỗi</w:t>
-      </w:r>
-    </w:p>
-    <w:p>
-      <w:pPr>
-        <w:jc w:val="both"/>
-      </w:pPr>
-      <w:r>
-        <w:rPr>
-          <w:rFonts w:ascii="Times New Roman" w:hAnsi="Times New Roman"/>
-          <w:b w:val="0"/>
-          <w:i w:val="0"/>
-          <w:sz w:val="26"/>
-        </w:rPr>
-        <w:t>Hình dưới đây minh hoạ một ca chấp nhận nhầm (false accept) điển hình ở random forgery của Cấu hình A: cặp chữ ký của hai người hoàn toàn khác nhau về nội dung tên ("Melissa N. Dumble" và "Rrand R. Co") nhưng có khoảng cách D rất nhỏ so với τ=0,2471. Cả hai chữ ký có nét gạch ngang/uốn lượn kéo dài đặc trưng phía trên chữ và độ nghiêng cursive tương tự nhau — mô hình dường như học mạnh các đặc trưng hình dạng tổng thể hơn là chi tiết nhận dạng nét chữ riêng của từng người.</w:t>
-      </w:r>
-    </w:p>
-    <w:p>
-      <w:pPr>
         <w:jc w:val="center"/>
       </w:pPr>
       <w:r>
         <w:drawing>
           <wp:inline xmlns:a="http://schemas.openxmlformats.org/drawingml/2006/main" xmlns:pic="http://schemas.openxmlformats.org/drawingml/2006/picture">
-            <wp:extent cx="4680000" cy="4680000"/>
-            <wp:docPr id="18" name="Picture 18"/>
+            <wp:extent cx="4680000" cy="3510000"/>
+            <wp:docPr id="19" name="Picture 19"/>
             <wp:cNvGraphicFramePr>
               <a:graphicFrameLocks noChangeAspect="1"/>
             </wp:cNvGraphicFramePr>
@@ -13586,7 +13535,7 @@
               <a:graphicData uri="http://schemas.openxmlformats.org/drawingml/2006/picture">
                 <pic:pic>
                   <pic:nvPicPr>
-                    <pic:cNvPr id="0" name="random_forgery_false_accept_006.png"/>
+                    <pic:cNvPr id="0" name="roc.png"/>
                     <pic:cNvPicPr/>
                   </pic:nvPicPr>
                   <pic:blipFill>
@@ -13598,7 +13547,7 @@
                   <pic:spPr>
                     <a:xfrm>
                       <a:off x="0" y="0"/>
-                      <a:ext cx="4680000" cy="4680000"/>
+                      <a:ext cx="4680000" cy="3510000"/>
                     </a:xfrm>
                     <a:prstGeom prst="rect"/>
                   </pic:spPr>
@@ -13619,7 +13568,7 @@
           <w:i/>
           <w:sz w:val="24"/>
         </w:rPr>
-        <w:t>HÌNH 4.4: Ca lỗi false-accept, giả mạo ngẫu nhiên, Cấu hình A</w:t>
+        <w:t>HÌNH 4.3: Đường cong ROC — Cấu hình B (T3)</w:t>
       </w:r>
     </w:p>
     <w:p>
@@ -13632,7 +13581,21 @@
           <w:i/>
           <w:sz w:val="22"/>
         </w:rPr>
-        <w:t>(Nguồn: trích xuất từ predictions_test.csv của đồ án)</w:t>
+        <w:t>(Nguồn: kết quả thực nghiệm của đồ án)</w:t>
+      </w:r>
+    </w:p>
+    <w:p>
+      <w:pPr>
+        <w:pStyle w:val="Heading2"/>
+      </w:pPr>
+      <w:r>
+        <w:rPr>
+          <w:rFonts w:ascii="Times New Roman" w:hAnsi="Times New Roman"/>
+          <w:b/>
+          <w:color w:val="000000"/>
+          <w:sz w:val="28"/>
+        </w:rPr>
+        <w:t>4.6. Phân tích định tính các ca lỗi</w:t>
       </w:r>
     </w:p>
     <w:p>
@@ -13646,7 +13609,7 @@
           <w:i w:val="0"/>
           <w:sz w:val="26"/>
         </w:rPr>
-        <w:t>Hình dưới minh hoạ một ca từ chối nhầm (false reject) ở cặp genuine-genuine: hai chữ ký của cùng một người nhưng D cao hơn τ, do biến thiên tự nhiên trong cách ký của chính người đó giữa các lần ký khác nhau mà mô hình dừng sớm ở epoch 18 chưa học đủ để dung nạp.</w:t>
+        <w:t>Hình dưới đây minh hoạ một ca chấp nhận nhầm (false accept) điển hình ở random forgery của Cấu hình A: cặp chữ ký của hai người hoàn toàn khác nhau về nội dung tên ("Melissa N. Dumble" và "Rrand R. Co") nhưng có khoảng cách D rất nhỏ so với τ=0,2471. Cả hai chữ ký có nét gạch ngang/uốn lượn kéo dài đặc trưng phía trên chữ và độ nghiêng cursive tương tự nhau — mô hình dường như học mạnh các đặc trưng hình dạng tổng thể hơn là chi tiết nhận dạng nét chữ riêng của từng người.</w:t>
       </w:r>
     </w:p>
     <w:p>
@@ -13657,7 +13620,7 @@
         <w:drawing>
           <wp:inline xmlns:a="http://schemas.openxmlformats.org/drawingml/2006/main" xmlns:pic="http://schemas.openxmlformats.org/drawingml/2006/picture">
             <wp:extent cx="4680000" cy="4680000"/>
-            <wp:docPr id="19" name="Picture 19"/>
+            <wp:docPr id="20" name="Picture 20"/>
             <wp:cNvGraphicFramePr>
               <a:graphicFrameLocks noChangeAspect="1"/>
             </wp:cNvGraphicFramePr>
@@ -13665,7 +13628,7 @@
               <a:graphicData uri="http://schemas.openxmlformats.org/drawingml/2006/picture">
                 <pic:pic>
                   <pic:nvPicPr>
-                    <pic:cNvPr id="0" name="genuine_genuine_false_reject_000.png"/>
+                    <pic:cNvPr id="0" name="random_forgery_false_accept_006.png"/>
                     <pic:cNvPicPr/>
                   </pic:nvPicPr>
                   <pic:blipFill>
@@ -13698,7 +13661,7 @@
           <w:i/>
           <w:sz w:val="24"/>
         </w:rPr>
-        <w:t>HÌNH 4.5: Ca lỗi false-reject, cùng người ký, Cấu hình A</w:t>
+        <w:t>HÌNH 4.4: Ca lỗi false-accept, giả mạo ngẫu nhiên, Cấu hình A</w:t>
       </w:r>
     </w:p>
     <w:p>
@@ -13725,7 +13688,7 @@
           <w:i w:val="0"/>
           <w:sz w:val="26"/>
         </w:rPr>
-        <w:t>Hình dưới minh hoạ ca chấp nhận nhầm hiếm gặp ở skilled forgery (D=0,1938, sát dưới τ=0,2471): cả hai chữ ký (thật và giả) đều có nét nghiêng chéo và các vòng loop lặp lại theo cùng một hướng — hoạ tiết hình học tổng thể giống nhau đủ để "đánh lừa" mô hình dù đây là chữ ký giả.</w:t>
+        <w:t>Hình dưới minh hoạ một ca từ chối nhầm (false reject) ở cặp genuine-genuine: hai chữ ký của cùng một người nhưng D cao hơn τ, do biến thiên tự nhiên trong cách ký của chính người đó giữa các lần ký khác nhau mà mô hình dừng sớm ở epoch 18 chưa học đủ để dung nạp.</w:t>
       </w:r>
     </w:p>
     <w:p>
@@ -13736,7 +13699,7 @@
         <w:drawing>
           <wp:inline xmlns:a="http://schemas.openxmlformats.org/drawingml/2006/main" xmlns:pic="http://schemas.openxmlformats.org/drawingml/2006/picture">
             <wp:extent cx="4680000" cy="4680000"/>
-            <wp:docPr id="20" name="Picture 20"/>
+            <wp:docPr id="21" name="Picture 21"/>
             <wp:cNvGraphicFramePr>
               <a:graphicFrameLocks noChangeAspect="1"/>
             </wp:cNvGraphicFramePr>
@@ -13744,7 +13707,7 @@
               <a:graphicData uri="http://schemas.openxmlformats.org/drawingml/2006/picture">
                 <pic:pic>
                   <pic:nvPicPr>
-                    <pic:cNvPr id="0" name="skilled_forgery_false_accept_012.png"/>
+                    <pic:cNvPr id="0" name="genuine_genuine_false_reject_000.png"/>
                     <pic:cNvPicPr/>
                   </pic:nvPicPr>
                   <pic:blipFill>
@@ -13777,7 +13740,7 @@
           <w:i/>
           <w:sz w:val="24"/>
         </w:rPr>
-        <w:t>HÌNH 4.6: Ca lỗi false-accept, giả mạo kỹ năng cao, Cấu hình A</w:t>
+        <w:t>HÌNH 4.5: Ca lỗi false-reject, cùng người ký, Cấu hình A</w:t>
       </w:r>
     </w:p>
     <w:p>
@@ -13804,7 +13767,7 @@
           <w:i w:val="0"/>
           <w:sz w:val="26"/>
         </w:rPr>
-        <w:t>So sánh Cấu hình A và Cấu hình B trên cùng loại lỗi: hình dưới cho thấy Cấu hình B vẫn mắc cùng loại lỗi random-forgery đã quan sát ở Cấu hình A (nhầm hai người khác nhau, "Glorimar Vicente" và "Melissa N. Dumble") — nhưng với D=0,3247 gần τ=0,4763 hơn (tỉ lệ D/τ ≈ 0,68) so với ca tương ứng ở Cấu hình A (tỉ lệ D/τ ≈ 0,05–0,08). Nói cách khác, Cấu hình B vẫn mắc cùng loại lỗi định tính nhưng "tự tin sai" ít hơn nhiều — đặc trưng pretrained ImageNet của ResNet18 tổng quát hoá tốt hơn CNN train-from-scratch trên tập chỉ 40 người ký.</w:t>
+        <w:t>Hình dưới minh hoạ ca chấp nhận nhầm hiếm gặp ở skilled forgery (D=0,1938, sát dưới τ=0,2471): cả hai chữ ký (thật và giả) đều có nét nghiêng chéo và các vòng loop lặp lại theo cùng một hướng — hoạ tiết hình học tổng thể giống nhau đủ để "đánh lừa" mô hình dù đây là chữ ký giả.</w:t>
       </w:r>
     </w:p>
     <w:p>
@@ -13815,7 +13778,7 @@
         <w:drawing>
           <wp:inline xmlns:a="http://schemas.openxmlformats.org/drawingml/2006/main" xmlns:pic="http://schemas.openxmlformats.org/drawingml/2006/picture">
             <wp:extent cx="4680000" cy="4680000"/>
-            <wp:docPr id="21" name="Picture 21"/>
+            <wp:docPr id="22" name="Picture 22"/>
             <wp:cNvGraphicFramePr>
               <a:graphicFrameLocks noChangeAspect="1"/>
             </wp:cNvGraphicFramePr>
@@ -13823,7 +13786,7 @@
               <a:graphicData uri="http://schemas.openxmlformats.org/drawingml/2006/picture">
                 <pic:pic>
                   <pic:nvPicPr>
-                    <pic:cNvPr id="0" name="random_forgery_false_accept_004.png"/>
+                    <pic:cNvPr id="0" name="skilled_forgery_false_accept_012.png"/>
                     <pic:cNvPicPr/>
                   </pic:nvPicPr>
                   <pic:blipFill>
@@ -13856,7 +13819,7 @@
           <w:i/>
           <w:sz w:val="24"/>
         </w:rPr>
-        <w:t>HÌNH 4.7: Ca lỗi false-accept, giả mạo ngẫu nhiên, Cấu hình B (so sánh)</w:t>
+        <w:t>HÌNH 4.6: Ca lỗi false-accept, giả mạo kỹ năng cao, Cấu hình A</w:t>
       </w:r>
     </w:p>
     <w:p>
@@ -13870,20 +13833,6 @@
           <w:sz w:val="22"/>
         </w:rPr>
         <w:t>(Nguồn: trích xuất từ predictions_test.csv của đồ án)</w:t>
-      </w:r>
-    </w:p>
-    <w:p>
-      <w:pPr>
-        <w:pStyle w:val="Heading2"/>
-      </w:pPr>
-      <w:r>
-        <w:rPr>
-          <w:rFonts w:ascii="Times New Roman" w:hAnsi="Times New Roman"/>
-          <w:b/>
-          <w:color w:val="000000"/>
-          <w:sz w:val="28"/>
-        </w:rPr>
-        <w:t>4.7. Đánh giá tổng quát hoá zero-shot trên BHSig260 (T7)</w:t>
       </w:r>
     </w:p>
     <w:p>
@@ -13897,676 +13846,7 @@
           <w:i w:val="0"/>
           <w:sz w:val="26"/>
         </w:rPr>
-        <w:t>Mô hình Cấu hình A huấn luyện trên CEDAR được áp thẳng lên BHSig260 KHÔNG tinh chỉnh lại, dùng nguyên ngưỡng τ đã đóng băng từ CEDAR validation — phép thử trực tiếp nhất cho tuyên bố writer-independent tổng quát hoá ngoài miền dữ liệu, đúng tinh thần thí nghiệm T7:</w:t>
-      </w:r>
-    </w:p>
-    <w:p>
-      <w:pPr>
-        <w:jc w:val="center"/>
-      </w:pPr>
-      <w:r>
-        <w:rPr>
-          <w:rFonts w:ascii="Times New Roman" w:hAnsi="Times New Roman"/>
-          <w:i/>
-          <w:sz w:val="24"/>
-        </w:rPr>
-        <w:t>BẢNG 4.7: Kết quả zero-shot trên BHSig260 (T7): Cấu hình A và baseline</w:t>
-      </w:r>
-    </w:p>
-    <w:tbl>
-      <w:tblPr>
-        <w:tblStyle w:val="TableGrid"/>
-        <w:tblW w:type="auto" w:w="0"/>
-        <w:jc w:val="center"/>
-        <w:tblLook w:firstColumn="1" w:firstRow="1" w:lastColumn="0" w:lastRow="0" w:noHBand="0" w:noVBand="1" w:val="04A0"/>
-      </w:tblPr>
-      <w:tblGrid>
-        <w:gridCol w:w="1512"/>
-        <w:gridCol w:w="1512"/>
-        <w:gridCol w:w="1512"/>
-        <w:gridCol w:w="1512"/>
-        <w:gridCol w:w="1512"/>
-        <w:gridCol w:w="1512"/>
-      </w:tblGrid>
-      <w:tr>
-        <w:tc>
-          <w:tcPr>
-            <w:tcW w:type="dxa" w:w="2835"/>
-          </w:tcPr>
-          <w:p>
-            <w:pPr>
-              <w:jc w:val="center"/>
-            </w:pPr>
-            <w:r/>
-            <w:r>
-              <w:rPr>
-                <w:rFonts w:ascii="Times New Roman" w:hAnsi="Times New Roman"/>
-                <w:b/>
-                <w:i w:val="0"/>
-                <w:sz w:val="24"/>
-              </w:rPr>
-              <w:t>Mô hình</w:t>
-            </w:r>
-          </w:p>
-        </w:tc>
-        <w:tc>
-          <w:tcPr>
-            <w:tcW w:type="dxa" w:w="2268"/>
-          </w:tcPr>
-          <w:p>
-            <w:pPr>
-              <w:jc w:val="center"/>
-            </w:pPr>
-            <w:r/>
-            <w:r>
-              <w:rPr>
-                <w:rFonts w:ascii="Times New Roman" w:hAnsi="Times New Roman"/>
-                <w:b/>
-                <w:i w:val="0"/>
-                <w:sz w:val="24"/>
-              </w:rPr>
-              <w:t>Loại giả mạo</w:t>
-            </w:r>
-          </w:p>
-        </w:tc>
-        <w:tc>
-          <w:tcPr>
-            <w:tcW w:type="dxa" w:w="1701"/>
-          </w:tcPr>
-          <w:p>
-            <w:pPr>
-              <w:jc w:val="center"/>
-            </w:pPr>
-            <w:r/>
-            <w:r>
-              <w:rPr>
-                <w:rFonts w:ascii="Times New Roman" w:hAnsi="Times New Roman"/>
-                <w:b/>
-                <w:i w:val="0"/>
-                <w:sz w:val="24"/>
-              </w:rPr>
-              <w:t>FAR</w:t>
-            </w:r>
-          </w:p>
-        </w:tc>
-        <w:tc>
-          <w:tcPr>
-            <w:tcW w:type="dxa" w:w="1701"/>
-          </w:tcPr>
-          <w:p>
-            <w:pPr>
-              <w:jc w:val="center"/>
-            </w:pPr>
-            <w:r/>
-            <w:r>
-              <w:rPr>
-                <w:rFonts w:ascii="Times New Roman" w:hAnsi="Times New Roman"/>
-                <w:b/>
-                <w:i w:val="0"/>
-                <w:sz w:val="24"/>
-              </w:rPr>
-              <w:t>FRR</w:t>
-            </w:r>
-          </w:p>
-        </w:tc>
-        <w:tc>
-          <w:tcPr>
-            <w:tcW w:type="dxa" w:w="1701"/>
-          </w:tcPr>
-          <w:p>
-            <w:pPr>
-              <w:jc w:val="center"/>
-            </w:pPr>
-            <w:r/>
-            <w:r>
-              <w:rPr>
-                <w:rFonts w:ascii="Times New Roman" w:hAnsi="Times New Roman"/>
-                <w:b/>
-                <w:i w:val="0"/>
-                <w:sz w:val="24"/>
-              </w:rPr>
-              <w:t>AUC</w:t>
-            </w:r>
-          </w:p>
-        </w:tc>
-        <w:tc>
-          <w:tcPr>
-            <w:tcW w:type="dxa" w:w="2268"/>
-          </w:tcPr>
-          <w:p>
-            <w:pPr>
-              <w:jc w:val="center"/>
-            </w:pPr>
-            <w:r/>
-            <w:r>
-              <w:rPr>
-                <w:rFonts w:ascii="Times New Roman" w:hAnsi="Times New Roman"/>
-                <w:b/>
-                <w:i w:val="0"/>
-                <w:sz w:val="24"/>
-              </w:rPr>
-              <w:t>Đạt chỉ tiêu EER≤20%?</w:t>
-            </w:r>
-          </w:p>
-        </w:tc>
-      </w:tr>
-      <w:tr>
-        <w:tc>
-          <w:tcPr>
-            <w:tcW w:type="dxa" w:w="2835"/>
-          </w:tcPr>
-          <w:p>
-            <w:r/>
-            <w:r>
-              <w:rPr>
-                <w:rFonts w:ascii="Times New Roman" w:hAnsi="Times New Roman"/>
-                <w:b w:val="0"/>
-                <w:i w:val="0"/>
-                <w:sz w:val="24"/>
-              </w:rPr>
-              <w:t>Cấu hình A (Siamese)</w:t>
-            </w:r>
-          </w:p>
-        </w:tc>
-        <w:tc>
-          <w:tcPr>
-            <w:tcW w:type="dxa" w:w="2268"/>
-          </w:tcPr>
-          <w:p>
-            <w:pPr>
-              <w:jc w:val="center"/>
-            </w:pPr>
-            <w:r/>
-            <w:r>
-              <w:rPr>
-                <w:rFonts w:ascii="Times New Roman" w:hAnsi="Times New Roman"/>
-                <w:b w:val="0"/>
-                <w:i w:val="0"/>
-                <w:sz w:val="24"/>
-              </w:rPr>
-              <w:t>Skilled forgery</w:t>
-            </w:r>
-          </w:p>
-        </w:tc>
-        <w:tc>
-          <w:tcPr>
-            <w:tcW w:type="dxa" w:w="1701"/>
-          </w:tcPr>
-          <w:p>
-            <w:pPr>
-              <w:jc w:val="center"/>
-            </w:pPr>
-            <w:r/>
-            <w:r>
-              <w:rPr>
-                <w:rFonts w:ascii="Times New Roman" w:hAnsi="Times New Roman"/>
-                <w:b w:val="0"/>
-                <w:i w:val="0"/>
-                <w:sz w:val="24"/>
-              </w:rPr>
-              <w:t>19,77%</w:t>
-            </w:r>
-          </w:p>
-        </w:tc>
-        <w:tc>
-          <w:tcPr>
-            <w:tcW w:type="dxa" w:w="1701"/>
-          </w:tcPr>
-          <w:p>
-            <w:pPr>
-              <w:jc w:val="center"/>
-            </w:pPr>
-            <w:r/>
-            <w:r>
-              <w:rPr>
-                <w:rFonts w:ascii="Times New Roman" w:hAnsi="Times New Roman"/>
-                <w:b w:val="0"/>
-                <w:i w:val="0"/>
-                <w:sz w:val="24"/>
-              </w:rPr>
-              <w:t>44,31%</w:t>
-            </w:r>
-          </w:p>
-        </w:tc>
-        <w:tc>
-          <w:tcPr>
-            <w:tcW w:type="dxa" w:w="1701"/>
-          </w:tcPr>
-          <w:p>
-            <w:pPr>
-              <w:jc w:val="center"/>
-            </w:pPr>
-            <w:r/>
-            <w:r>
-              <w:rPr>
-                <w:rFonts w:ascii="Times New Roman" w:hAnsi="Times New Roman"/>
-                <w:b w:val="0"/>
-                <w:i w:val="0"/>
-                <w:sz w:val="24"/>
-              </w:rPr>
-              <w:t>0,752</w:t>
-            </w:r>
-          </w:p>
-        </w:tc>
-        <w:tc>
-          <w:tcPr>
-            <w:tcW w:type="dxa" w:w="2268"/>
-          </w:tcPr>
-          <w:p>
-            <w:pPr>
-              <w:jc w:val="center"/>
-            </w:pPr>
-            <w:r/>
-            <w:r>
-              <w:rPr>
-                <w:rFonts w:ascii="Times New Roman" w:hAnsi="Times New Roman"/>
-                <w:b w:val="0"/>
-                <w:i w:val="0"/>
-                <w:sz w:val="24"/>
-              </w:rPr>
-              <w:t>Chưa đạt</w:t>
-            </w:r>
-          </w:p>
-        </w:tc>
-      </w:tr>
-      <w:tr>
-        <w:tc>
-          <w:tcPr>
-            <w:tcW w:type="dxa" w:w="2835"/>
-          </w:tcPr>
-          <w:p>
-            <w:r/>
-            <w:r>
-              <w:rPr>
-                <w:rFonts w:ascii="Times New Roman" w:hAnsi="Times New Roman"/>
-                <w:b w:val="0"/>
-                <w:i w:val="0"/>
-                <w:sz w:val="24"/>
-              </w:rPr>
-              <w:t>Cấu hình A (Siamese)</w:t>
-            </w:r>
-          </w:p>
-        </w:tc>
-        <w:tc>
-          <w:tcPr>
-            <w:tcW w:type="dxa" w:w="2268"/>
-          </w:tcPr>
-          <w:p>
-            <w:pPr>
-              <w:jc w:val="center"/>
-            </w:pPr>
-            <w:r/>
-            <w:r>
-              <w:rPr>
-                <w:rFonts w:ascii="Times New Roman" w:hAnsi="Times New Roman"/>
-                <w:b w:val="0"/>
-                <w:i w:val="0"/>
-                <w:sz w:val="24"/>
-              </w:rPr>
-              <w:t>Random forgery</w:t>
-            </w:r>
-          </w:p>
-        </w:tc>
-        <w:tc>
-          <w:tcPr>
-            <w:tcW w:type="dxa" w:w="1701"/>
-          </w:tcPr>
-          <w:p>
-            <w:pPr>
-              <w:jc w:val="center"/>
-            </w:pPr>
-            <w:r/>
-            <w:r>
-              <w:rPr>
-                <w:rFonts w:ascii="Times New Roman" w:hAnsi="Times New Roman"/>
-                <w:b w:val="0"/>
-                <w:i w:val="0"/>
-                <w:sz w:val="24"/>
-              </w:rPr>
-              <w:t>9,69%</w:t>
-            </w:r>
-          </w:p>
-        </w:tc>
-        <w:tc>
-          <w:tcPr>
-            <w:tcW w:type="dxa" w:w="1701"/>
-          </w:tcPr>
-          <w:p>
-            <w:pPr>
-              <w:jc w:val="center"/>
-            </w:pPr>
-            <w:r/>
-            <w:r>
-              <w:rPr>
-                <w:rFonts w:ascii="Times New Roman" w:hAnsi="Times New Roman"/>
-                <w:b w:val="0"/>
-                <w:i w:val="0"/>
-                <w:sz w:val="24"/>
-              </w:rPr>
-              <w:t>44,31%</w:t>
-            </w:r>
-          </w:p>
-        </w:tc>
-        <w:tc>
-          <w:tcPr>
-            <w:tcW w:type="dxa" w:w="1701"/>
-          </w:tcPr>
-          <w:p>
-            <w:pPr>
-              <w:jc w:val="center"/>
-            </w:pPr>
-            <w:r/>
-            <w:r>
-              <w:rPr>
-                <w:rFonts w:ascii="Times New Roman" w:hAnsi="Times New Roman"/>
-                <w:b w:val="0"/>
-                <w:i w:val="0"/>
-                <w:sz w:val="24"/>
-              </w:rPr>
-              <w:t>0,852</w:t>
-            </w:r>
-          </w:p>
-        </w:tc>
-        <w:tc>
-          <w:tcPr>
-            <w:tcW w:type="dxa" w:w="2268"/>
-          </w:tcPr>
-          <w:p>
-            <w:pPr>
-              <w:jc w:val="center"/>
-            </w:pPr>
-            <w:r/>
-            <w:r>
-              <w:rPr>
-                <w:rFonts w:ascii="Times New Roman" w:hAnsi="Times New Roman"/>
-                <w:b w:val="0"/>
-                <w:i w:val="0"/>
-                <w:sz w:val="24"/>
-              </w:rPr>
-              <w:t>—</w:t>
-            </w:r>
-          </w:p>
-        </w:tc>
-      </w:tr>
-      <w:tr>
-        <w:tc>
-          <w:tcPr>
-            <w:tcW w:type="dxa" w:w="2835"/>
-          </w:tcPr>
-          <w:p>
-            <w:r/>
-            <w:r>
-              <w:rPr>
-                <w:rFonts w:ascii="Times New Roman" w:hAnsi="Times New Roman"/>
-                <w:b w:val="0"/>
-                <w:i w:val="0"/>
-                <w:sz w:val="24"/>
-              </w:rPr>
-              <w:t>Baseline HOG+SVM</w:t>
-            </w:r>
-          </w:p>
-        </w:tc>
-        <w:tc>
-          <w:tcPr>
-            <w:tcW w:type="dxa" w:w="2268"/>
-          </w:tcPr>
-          <w:p>
-            <w:pPr>
-              <w:jc w:val="center"/>
-            </w:pPr>
-            <w:r/>
-            <w:r>
-              <w:rPr>
-                <w:rFonts w:ascii="Times New Roman" w:hAnsi="Times New Roman"/>
-                <w:b w:val="0"/>
-                <w:i w:val="0"/>
-                <w:sz w:val="24"/>
-              </w:rPr>
-              <w:t>Skilled forgery</w:t>
-            </w:r>
-          </w:p>
-        </w:tc>
-        <w:tc>
-          <w:tcPr>
-            <w:tcW w:type="dxa" w:w="1701"/>
-          </w:tcPr>
-          <w:p>
-            <w:pPr>
-              <w:jc w:val="center"/>
-            </w:pPr>
-            <w:r/>
-            <w:r>
-              <w:rPr>
-                <w:rFonts w:ascii="Times New Roman" w:hAnsi="Times New Roman"/>
-                <w:b w:val="0"/>
-                <w:i w:val="0"/>
-                <w:sz w:val="24"/>
-              </w:rPr>
-              <w:t>41,85%</w:t>
-            </w:r>
-          </w:p>
-        </w:tc>
-        <w:tc>
-          <w:tcPr>
-            <w:tcW w:type="dxa" w:w="1701"/>
-          </w:tcPr>
-          <w:p>
-            <w:pPr>
-              <w:jc w:val="center"/>
-            </w:pPr>
-            <w:r/>
-            <w:r>
-              <w:rPr>
-                <w:rFonts w:ascii="Times New Roman" w:hAnsi="Times New Roman"/>
-                <w:b w:val="0"/>
-                <w:i w:val="0"/>
-                <w:sz w:val="24"/>
-              </w:rPr>
-              <w:t>21,65%</w:t>
-            </w:r>
-          </w:p>
-        </w:tc>
-        <w:tc>
-          <w:tcPr>
-            <w:tcW w:type="dxa" w:w="1701"/>
-          </w:tcPr>
-          <w:p>
-            <w:pPr>
-              <w:jc w:val="center"/>
-            </w:pPr>
-            <w:r/>
-            <w:r>
-              <w:rPr>
-                <w:rFonts w:ascii="Times New Roman" w:hAnsi="Times New Roman"/>
-                <w:b w:val="0"/>
-                <w:i w:val="0"/>
-                <w:sz w:val="24"/>
-              </w:rPr>
-              <w:t>0,767</w:t>
-            </w:r>
-          </w:p>
-        </w:tc>
-        <w:tc>
-          <w:tcPr>
-            <w:tcW w:type="dxa" w:w="2268"/>
-          </w:tcPr>
-          <w:p>
-            <w:pPr>
-              <w:jc w:val="center"/>
-            </w:pPr>
-            <w:r/>
-            <w:r>
-              <w:rPr>
-                <w:rFonts w:ascii="Times New Roman" w:hAnsi="Times New Roman"/>
-                <w:b w:val="0"/>
-                <w:i w:val="0"/>
-                <w:sz w:val="24"/>
-              </w:rPr>
-              <w:t>Chưa đạt</w:t>
-            </w:r>
-          </w:p>
-        </w:tc>
-      </w:tr>
-      <w:tr>
-        <w:tc>
-          <w:tcPr>
-            <w:tcW w:type="dxa" w:w="2835"/>
-          </w:tcPr>
-          <w:p>
-            <w:r/>
-            <w:r>
-              <w:rPr>
-                <w:rFonts w:ascii="Times New Roman" w:hAnsi="Times New Roman"/>
-                <w:b w:val="0"/>
-                <w:i w:val="0"/>
-                <w:sz w:val="24"/>
-              </w:rPr>
-              <w:t>Baseline HOG+SVM</w:t>
-            </w:r>
-          </w:p>
-        </w:tc>
-        <w:tc>
-          <w:tcPr>
-            <w:tcW w:type="dxa" w:w="2268"/>
-          </w:tcPr>
-          <w:p>
-            <w:pPr>
-              <w:jc w:val="center"/>
-            </w:pPr>
-            <w:r/>
-            <w:r>
-              <w:rPr>
-                <w:rFonts w:ascii="Times New Roman" w:hAnsi="Times New Roman"/>
-                <w:b w:val="0"/>
-                <w:i w:val="0"/>
-                <w:sz w:val="24"/>
-              </w:rPr>
-              <w:t>Random forgery</w:t>
-            </w:r>
-          </w:p>
-        </w:tc>
-        <w:tc>
-          <w:tcPr>
-            <w:tcW w:type="dxa" w:w="1701"/>
-          </w:tcPr>
-          <w:p>
-            <w:pPr>
-              <w:jc w:val="center"/>
-            </w:pPr>
-            <w:r/>
-            <w:r>
-              <w:rPr>
-                <w:rFonts w:ascii="Times New Roman" w:hAnsi="Times New Roman"/>
-                <w:b w:val="0"/>
-                <w:i w:val="0"/>
-                <w:sz w:val="24"/>
-              </w:rPr>
-              <w:t>5,69%</w:t>
-            </w:r>
-          </w:p>
-        </w:tc>
-        <w:tc>
-          <w:tcPr>
-            <w:tcW w:type="dxa" w:w="1701"/>
-          </w:tcPr>
-          <w:p>
-            <w:pPr>
-              <w:jc w:val="center"/>
-            </w:pPr>
-            <w:r/>
-            <w:r>
-              <w:rPr>
-                <w:rFonts w:ascii="Times New Roman" w:hAnsi="Times New Roman"/>
-                <w:b w:val="0"/>
-                <w:i w:val="0"/>
-                <w:sz w:val="24"/>
-              </w:rPr>
-              <w:t>21,65%</w:t>
-            </w:r>
-          </w:p>
-        </w:tc>
-        <w:tc>
-          <w:tcPr>
-            <w:tcW w:type="dxa" w:w="1701"/>
-          </w:tcPr>
-          <w:p>
-            <w:pPr>
-              <w:jc w:val="center"/>
-            </w:pPr>
-            <w:r/>
-            <w:r>
-              <w:rPr>
-                <w:rFonts w:ascii="Times New Roman" w:hAnsi="Times New Roman"/>
-                <w:b w:val="0"/>
-                <w:i w:val="0"/>
-                <w:sz w:val="24"/>
-              </w:rPr>
-              <w:t>0,923</w:t>
-            </w:r>
-          </w:p>
-        </w:tc>
-        <w:tc>
-          <w:tcPr>
-            <w:tcW w:type="dxa" w:w="2268"/>
-          </w:tcPr>
-          <w:p>
-            <w:pPr>
-              <w:jc w:val="center"/>
-            </w:pPr>
-            <w:r/>
-            <w:r>
-              <w:rPr>
-                <w:rFonts w:ascii="Times New Roman" w:hAnsi="Times New Roman"/>
-                <w:b w:val="0"/>
-                <w:i w:val="0"/>
-                <w:sz w:val="24"/>
-              </w:rPr>
-              <w:t>—</w:t>
-            </w:r>
-          </w:p>
-        </w:tc>
-      </w:tr>
-    </w:tbl>
-    <w:p>
-      <w:pPr>
-        <w:jc w:val="center"/>
-      </w:pPr>
-      <w:r>
-        <w:rPr>
-          <w:rFonts w:ascii="Times New Roman" w:hAnsi="Times New Roman"/>
-          <w:i/>
-          <w:sz w:val="22"/>
-        </w:rPr>
-        <w:t>(Nguồn: kết quả thực nghiệm của đồ án)</w:t>
-      </w:r>
-    </w:p>
-    <w:p/>
-    <w:p>
-      <w:pPr>
-        <w:jc w:val="both"/>
-      </w:pPr>
-      <w:r>
-        <w:rPr>
-          <w:rFonts w:ascii="Times New Roman" w:hAnsi="Times New Roman"/>
-          <w:b w:val="0"/>
-          <w:i w:val="0"/>
-          <w:sz w:val="26"/>
-        </w:rPr>
-        <w:t>Cả hai mô hình chưa đạt chỉ tiêu EER≤20% đề ra ban đầu, nhưng AUC vẫn ở mức 0,75–0,92 — cao hơn hẳn ngẫu nhiên — cho thấy embedding học được vẫn giữ tín hiệu phân biệt nhất định dù khác hoàn toàn ngôn ngữ/hệ chữ viết. Cấu hình B chưa được đo zero-shot trên BHSig260 trong phạm vi đồ án này (chỉ Cấu hình A và baseline được chạy T7) — nêu ở mục 4.8 như một việc còn thiếu.</w:t>
-      </w:r>
-    </w:p>
-    <w:p>
-      <w:pPr>
-        <w:jc w:val="both"/>
-      </w:pPr>
-      <w:r>
-        <w:rPr>
-          <w:rFonts w:ascii="Times New Roman" w:hAnsi="Times New Roman"/>
-          <w:b w:val="0"/>
-          <w:i w:val="0"/>
-          <w:sz w:val="26"/>
-        </w:rPr>
-        <w:t>Hình dưới minh hoạ ca từ chối nhầm nghiêm trọng nhất quan sát được: hai chữ ký "sandeep" (chữ Devanagari) của cùng một người, nhìn ảnh gốc khá giống nhau, nhưng D=1,9224 — cao gấp gần 8 lần τ=0,2471 lấy từ CEDAR. Ảnh đã qua tiền xử lý cho thấy ảnh A hiện ra đậm/dày nét hẳn so với ảnh B mảnh/nhạt — dấu hiệu lệch miền (domain shift) ở khâu tiền xử lý: tham số khử nhiễu/ngưỡng Otsu được ngầm phù hợp với đặc điểm ảnh scan CEDAR, không chuyển đổi tốt sang định dạng/độ tương phản khác của ảnh BHSig260.</w:t>
+        <w:t>So sánh Cấu hình A và Cấu hình B trên cùng loại lỗi: hình dưới cho thấy Cấu hình B vẫn mắc cùng loại lỗi random-forgery đã quan sát ở Cấu hình A (nhầm hai người khác nhau, "Glorimar Vicente" và "Melissa N. Dumble") — nhưng với D=0,3247 gần τ=0,4763 hơn (tỉ lệ D/τ ≈ 0,68) so với ca tương ứng ở Cấu hình A (tỉ lệ D/τ ≈ 0,05–0,08). Nói cách khác, Cấu hình B vẫn mắc cùng loại lỗi định tính nhưng "tự tin sai" ít hơn nhiều — đặc trưng pretrained ImageNet của ResNet18 tổng quát hoá tốt hơn CNN train-from-scratch trên tập chỉ 40 người ký.</w:t>
       </w:r>
     </w:p>
     <w:p>
@@ -14577,7 +13857,7 @@
         <w:drawing>
           <wp:inline xmlns:a="http://schemas.openxmlformats.org/drawingml/2006/main" xmlns:pic="http://schemas.openxmlformats.org/drawingml/2006/picture">
             <wp:extent cx="4680000" cy="4680000"/>
-            <wp:docPr id="22" name="Picture 22"/>
+            <wp:docPr id="23" name="Picture 23"/>
             <wp:cNvGraphicFramePr>
               <a:graphicFrameLocks noChangeAspect="1"/>
             </wp:cNvGraphicFramePr>
@@ -14585,7 +13865,7 @@
               <a:graphicData uri="http://schemas.openxmlformats.org/drawingml/2006/picture">
                 <pic:pic>
                   <pic:nvPicPr>
-                    <pic:cNvPr id="0" name="genuine_genuine_false_reject_000.png"/>
+                    <pic:cNvPr id="0" name="random_forgery_false_accept_004.png"/>
                     <pic:cNvPicPr/>
                   </pic:nvPicPr>
                   <pic:blipFill>
@@ -14618,7 +13898,7 @@
           <w:i/>
           <w:sz w:val="24"/>
         </w:rPr>
-        <w:t>HÌNH 4.8: Ca lỗi false-reject nghiêm trọng trên BHSig260 (lệch miền tiền xử lý)</w:t>
+        <w:t>HÌNH 4.7: Ca lỗi false-accept, giả mạo ngẫu nhiên, Cấu hình B (so sánh)</w:t>
       </w:r>
     </w:p>
     <w:p>
@@ -14631,7 +13911,704 @@
           <w:i/>
           <w:sz w:val="22"/>
         </w:rPr>
-        <w:t>(Nguồn: trích xuất từ predictions_bhsig260.csv của đồ án)</w:t>
+        <w:t>(Nguồn: trích xuất từ predictions_test.csv của đồ án)</w:t>
+      </w:r>
+    </w:p>
+    <w:p>
+      <w:pPr>
+        <w:pStyle w:val="Heading2"/>
+      </w:pPr>
+      <w:r>
+        <w:rPr>
+          <w:rFonts w:ascii="Times New Roman" w:hAnsi="Times New Roman"/>
+          <w:b/>
+          <w:color w:val="000000"/>
+          <w:sz w:val="28"/>
+        </w:rPr>
+        <w:t>4.7. Đánh giá tổng quát hoá zero-shot trên BHSig260 (T7)</w:t>
+      </w:r>
+    </w:p>
+    <w:p>
+      <w:pPr>
+        <w:jc w:val="both"/>
+      </w:pPr>
+      <w:r>
+        <w:rPr>
+          <w:rFonts w:ascii="Times New Roman" w:hAnsi="Times New Roman"/>
+          <w:b w:val="0"/>
+          <w:i w:val="0"/>
+          <w:sz w:val="26"/>
+        </w:rPr>
+        <w:t>Mô hình Cấu hình A huấn luyện trên CEDAR được áp thẳng lên BHSig260 KHÔNG tinh chỉnh lại, dùng nguyên ngưỡng τ đã đóng băng từ CEDAR validation — phép thử trực tiếp nhất cho tuyên bố writer-independent tổng quát hoá ngoài miền dữ liệu, đúng tinh thần thí nghiệm T7:</w:t>
+      </w:r>
+    </w:p>
+    <w:p>
+      <w:pPr>
+        <w:jc w:val="center"/>
+      </w:pPr>
+      <w:r>
+        <w:rPr>
+          <w:rFonts w:ascii="Times New Roman" w:hAnsi="Times New Roman"/>
+          <w:i/>
+          <w:sz w:val="24"/>
+        </w:rPr>
+        <w:t>BẢNG 4.7: Kết quả zero-shot trên BHSig260 (T7): Cấu hình A và baseline</w:t>
+      </w:r>
+    </w:p>
+    <w:tbl>
+      <w:tblPr>
+        <w:tblStyle w:val="TableGrid"/>
+        <w:tblW w:type="auto" w:w="0"/>
+        <w:jc w:val="center"/>
+        <w:tblLook w:firstColumn="1" w:firstRow="1" w:lastColumn="0" w:lastRow="0" w:noHBand="0" w:noVBand="1" w:val="04A0"/>
+      </w:tblPr>
+      <w:tblGrid>
+        <w:gridCol w:w="1512"/>
+        <w:gridCol w:w="1512"/>
+        <w:gridCol w:w="1512"/>
+        <w:gridCol w:w="1512"/>
+        <w:gridCol w:w="1512"/>
+        <w:gridCol w:w="1512"/>
+      </w:tblGrid>
+      <w:tr>
+        <w:tc>
+          <w:tcPr>
+            <w:tcW w:type="dxa" w:w="2835"/>
+          </w:tcPr>
+          <w:p>
+            <w:pPr>
+              <w:jc w:val="center"/>
+            </w:pPr>
+            <w:r/>
+            <w:r>
+              <w:rPr>
+                <w:rFonts w:ascii="Times New Roman" w:hAnsi="Times New Roman"/>
+                <w:b/>
+                <w:i w:val="0"/>
+                <w:sz w:val="24"/>
+              </w:rPr>
+              <w:t>Mô hình</w:t>
+            </w:r>
+          </w:p>
+        </w:tc>
+        <w:tc>
+          <w:tcPr>
+            <w:tcW w:type="dxa" w:w="2268"/>
+          </w:tcPr>
+          <w:p>
+            <w:pPr>
+              <w:jc w:val="center"/>
+            </w:pPr>
+            <w:r/>
+            <w:r>
+              <w:rPr>
+                <w:rFonts w:ascii="Times New Roman" w:hAnsi="Times New Roman"/>
+                <w:b/>
+                <w:i w:val="0"/>
+                <w:sz w:val="24"/>
+              </w:rPr>
+              <w:t>Loại giả mạo</w:t>
+            </w:r>
+          </w:p>
+        </w:tc>
+        <w:tc>
+          <w:tcPr>
+            <w:tcW w:type="dxa" w:w="1701"/>
+          </w:tcPr>
+          <w:p>
+            <w:pPr>
+              <w:jc w:val="center"/>
+            </w:pPr>
+            <w:r/>
+            <w:r>
+              <w:rPr>
+                <w:rFonts w:ascii="Times New Roman" w:hAnsi="Times New Roman"/>
+                <w:b/>
+                <w:i w:val="0"/>
+                <w:sz w:val="24"/>
+              </w:rPr>
+              <w:t>FAR</w:t>
+            </w:r>
+          </w:p>
+        </w:tc>
+        <w:tc>
+          <w:tcPr>
+            <w:tcW w:type="dxa" w:w="1701"/>
+          </w:tcPr>
+          <w:p>
+            <w:pPr>
+              <w:jc w:val="center"/>
+            </w:pPr>
+            <w:r/>
+            <w:r>
+              <w:rPr>
+                <w:rFonts w:ascii="Times New Roman" w:hAnsi="Times New Roman"/>
+                <w:b/>
+                <w:i w:val="0"/>
+                <w:sz w:val="24"/>
+              </w:rPr>
+              <w:t>FRR</w:t>
+            </w:r>
+          </w:p>
+        </w:tc>
+        <w:tc>
+          <w:tcPr>
+            <w:tcW w:type="dxa" w:w="1701"/>
+          </w:tcPr>
+          <w:p>
+            <w:pPr>
+              <w:jc w:val="center"/>
+            </w:pPr>
+            <w:r/>
+            <w:r>
+              <w:rPr>
+                <w:rFonts w:ascii="Times New Roman" w:hAnsi="Times New Roman"/>
+                <w:b/>
+                <w:i w:val="0"/>
+                <w:sz w:val="24"/>
+              </w:rPr>
+              <w:t>AUC</w:t>
+            </w:r>
+          </w:p>
+        </w:tc>
+        <w:tc>
+          <w:tcPr>
+            <w:tcW w:type="dxa" w:w="2268"/>
+          </w:tcPr>
+          <w:p>
+            <w:pPr>
+              <w:jc w:val="center"/>
+            </w:pPr>
+            <w:r/>
+            <w:r>
+              <w:rPr>
+                <w:rFonts w:ascii="Times New Roman" w:hAnsi="Times New Roman"/>
+                <w:b/>
+                <w:i w:val="0"/>
+                <w:sz w:val="24"/>
+              </w:rPr>
+              <w:t>Đạt chỉ tiêu EER≤20%?</w:t>
+            </w:r>
+          </w:p>
+        </w:tc>
+      </w:tr>
+      <w:tr>
+        <w:tc>
+          <w:tcPr>
+            <w:tcW w:type="dxa" w:w="2835"/>
+          </w:tcPr>
+          <w:p>
+            <w:r/>
+            <w:r>
+              <w:rPr>
+                <w:rFonts w:ascii="Times New Roman" w:hAnsi="Times New Roman"/>
+                <w:b w:val="0"/>
+                <w:i w:val="0"/>
+                <w:sz w:val="24"/>
+              </w:rPr>
+              <w:t>Cấu hình A (Siamese)</w:t>
+            </w:r>
+          </w:p>
+        </w:tc>
+        <w:tc>
+          <w:tcPr>
+            <w:tcW w:type="dxa" w:w="2268"/>
+          </w:tcPr>
+          <w:p>
+            <w:pPr>
+              <w:jc w:val="center"/>
+            </w:pPr>
+            <w:r/>
+            <w:r>
+              <w:rPr>
+                <w:rFonts w:ascii="Times New Roman" w:hAnsi="Times New Roman"/>
+                <w:b w:val="0"/>
+                <w:i w:val="0"/>
+                <w:sz w:val="24"/>
+              </w:rPr>
+              <w:t>Skilled forgery</w:t>
+            </w:r>
+          </w:p>
+        </w:tc>
+        <w:tc>
+          <w:tcPr>
+            <w:tcW w:type="dxa" w:w="1701"/>
+          </w:tcPr>
+          <w:p>
+            <w:pPr>
+              <w:jc w:val="center"/>
+            </w:pPr>
+            <w:r/>
+            <w:r>
+              <w:rPr>
+                <w:rFonts w:ascii="Times New Roman" w:hAnsi="Times New Roman"/>
+                <w:b w:val="0"/>
+                <w:i w:val="0"/>
+                <w:sz w:val="24"/>
+              </w:rPr>
+              <w:t>19,77%</w:t>
+            </w:r>
+          </w:p>
+        </w:tc>
+        <w:tc>
+          <w:tcPr>
+            <w:tcW w:type="dxa" w:w="1701"/>
+          </w:tcPr>
+          <w:p>
+            <w:pPr>
+              <w:jc w:val="center"/>
+            </w:pPr>
+            <w:r/>
+            <w:r>
+              <w:rPr>
+                <w:rFonts w:ascii="Times New Roman" w:hAnsi="Times New Roman"/>
+                <w:b w:val="0"/>
+                <w:i w:val="0"/>
+                <w:sz w:val="24"/>
+              </w:rPr>
+              <w:t>44,31%</w:t>
+            </w:r>
+          </w:p>
+        </w:tc>
+        <w:tc>
+          <w:tcPr>
+            <w:tcW w:type="dxa" w:w="1701"/>
+          </w:tcPr>
+          <w:p>
+            <w:pPr>
+              <w:jc w:val="center"/>
+            </w:pPr>
+            <w:r/>
+            <w:r>
+              <w:rPr>
+                <w:rFonts w:ascii="Times New Roman" w:hAnsi="Times New Roman"/>
+                <w:b w:val="0"/>
+                <w:i w:val="0"/>
+                <w:sz w:val="24"/>
+              </w:rPr>
+              <w:t>0,752</w:t>
+            </w:r>
+          </w:p>
+        </w:tc>
+        <w:tc>
+          <w:tcPr>
+            <w:tcW w:type="dxa" w:w="2268"/>
+          </w:tcPr>
+          <w:p>
+            <w:pPr>
+              <w:jc w:val="center"/>
+            </w:pPr>
+            <w:r/>
+            <w:r>
+              <w:rPr>
+                <w:rFonts w:ascii="Times New Roman" w:hAnsi="Times New Roman"/>
+                <w:b w:val="0"/>
+                <w:i w:val="0"/>
+                <w:sz w:val="24"/>
+              </w:rPr>
+              <w:t>Chưa đạt</w:t>
+            </w:r>
+          </w:p>
+        </w:tc>
+      </w:tr>
+      <w:tr>
+        <w:tc>
+          <w:tcPr>
+            <w:tcW w:type="dxa" w:w="2835"/>
+          </w:tcPr>
+          <w:p>
+            <w:r/>
+            <w:r>
+              <w:rPr>
+                <w:rFonts w:ascii="Times New Roman" w:hAnsi="Times New Roman"/>
+                <w:b w:val="0"/>
+                <w:i w:val="0"/>
+                <w:sz w:val="24"/>
+              </w:rPr>
+              <w:t>Cấu hình A (Siamese)</w:t>
+            </w:r>
+          </w:p>
+        </w:tc>
+        <w:tc>
+          <w:tcPr>
+            <w:tcW w:type="dxa" w:w="2268"/>
+          </w:tcPr>
+          <w:p>
+            <w:pPr>
+              <w:jc w:val="center"/>
+            </w:pPr>
+            <w:r/>
+            <w:r>
+              <w:rPr>
+                <w:rFonts w:ascii="Times New Roman" w:hAnsi="Times New Roman"/>
+                <w:b w:val="0"/>
+                <w:i w:val="0"/>
+                <w:sz w:val="24"/>
+              </w:rPr>
+              <w:t>Random forgery</w:t>
+            </w:r>
+          </w:p>
+        </w:tc>
+        <w:tc>
+          <w:tcPr>
+            <w:tcW w:type="dxa" w:w="1701"/>
+          </w:tcPr>
+          <w:p>
+            <w:pPr>
+              <w:jc w:val="center"/>
+            </w:pPr>
+            <w:r/>
+            <w:r>
+              <w:rPr>
+                <w:rFonts w:ascii="Times New Roman" w:hAnsi="Times New Roman"/>
+                <w:b w:val="0"/>
+                <w:i w:val="0"/>
+                <w:sz w:val="24"/>
+              </w:rPr>
+              <w:t>9,69%</w:t>
+            </w:r>
+          </w:p>
+        </w:tc>
+        <w:tc>
+          <w:tcPr>
+            <w:tcW w:type="dxa" w:w="1701"/>
+          </w:tcPr>
+          <w:p>
+            <w:pPr>
+              <w:jc w:val="center"/>
+            </w:pPr>
+            <w:r/>
+            <w:r>
+              <w:rPr>
+                <w:rFonts w:ascii="Times New Roman" w:hAnsi="Times New Roman"/>
+                <w:b w:val="0"/>
+                <w:i w:val="0"/>
+                <w:sz w:val="24"/>
+              </w:rPr>
+              <w:t>44,31%</w:t>
+            </w:r>
+          </w:p>
+        </w:tc>
+        <w:tc>
+          <w:tcPr>
+            <w:tcW w:type="dxa" w:w="1701"/>
+          </w:tcPr>
+          <w:p>
+            <w:pPr>
+              <w:jc w:val="center"/>
+            </w:pPr>
+            <w:r/>
+            <w:r>
+              <w:rPr>
+                <w:rFonts w:ascii="Times New Roman" w:hAnsi="Times New Roman"/>
+                <w:b w:val="0"/>
+                <w:i w:val="0"/>
+                <w:sz w:val="24"/>
+              </w:rPr>
+              <w:t>0,852</w:t>
+            </w:r>
+          </w:p>
+        </w:tc>
+        <w:tc>
+          <w:tcPr>
+            <w:tcW w:type="dxa" w:w="2268"/>
+          </w:tcPr>
+          <w:p>
+            <w:pPr>
+              <w:jc w:val="center"/>
+            </w:pPr>
+            <w:r/>
+            <w:r>
+              <w:rPr>
+                <w:rFonts w:ascii="Times New Roman" w:hAnsi="Times New Roman"/>
+                <w:b w:val="0"/>
+                <w:i w:val="0"/>
+                <w:sz w:val="24"/>
+              </w:rPr>
+              <w:t>—</w:t>
+            </w:r>
+          </w:p>
+        </w:tc>
+      </w:tr>
+      <w:tr>
+        <w:tc>
+          <w:tcPr>
+            <w:tcW w:type="dxa" w:w="2835"/>
+          </w:tcPr>
+          <w:p>
+            <w:r/>
+            <w:r>
+              <w:rPr>
+                <w:rFonts w:ascii="Times New Roman" w:hAnsi="Times New Roman"/>
+                <w:b w:val="0"/>
+                <w:i w:val="0"/>
+                <w:sz w:val="24"/>
+              </w:rPr>
+              <w:t>Baseline HOG+SVM</w:t>
+            </w:r>
+          </w:p>
+        </w:tc>
+        <w:tc>
+          <w:tcPr>
+            <w:tcW w:type="dxa" w:w="2268"/>
+          </w:tcPr>
+          <w:p>
+            <w:pPr>
+              <w:jc w:val="center"/>
+            </w:pPr>
+            <w:r/>
+            <w:r>
+              <w:rPr>
+                <w:rFonts w:ascii="Times New Roman" w:hAnsi="Times New Roman"/>
+                <w:b w:val="0"/>
+                <w:i w:val="0"/>
+                <w:sz w:val="24"/>
+              </w:rPr>
+              <w:t>Skilled forgery</w:t>
+            </w:r>
+          </w:p>
+        </w:tc>
+        <w:tc>
+          <w:tcPr>
+            <w:tcW w:type="dxa" w:w="1701"/>
+          </w:tcPr>
+          <w:p>
+            <w:pPr>
+              <w:jc w:val="center"/>
+            </w:pPr>
+            <w:r/>
+            <w:r>
+              <w:rPr>
+                <w:rFonts w:ascii="Times New Roman" w:hAnsi="Times New Roman"/>
+                <w:b w:val="0"/>
+                <w:i w:val="0"/>
+                <w:sz w:val="24"/>
+              </w:rPr>
+              <w:t>41,85%</w:t>
+            </w:r>
+          </w:p>
+        </w:tc>
+        <w:tc>
+          <w:tcPr>
+            <w:tcW w:type="dxa" w:w="1701"/>
+          </w:tcPr>
+          <w:p>
+            <w:pPr>
+              <w:jc w:val="center"/>
+            </w:pPr>
+            <w:r/>
+            <w:r>
+              <w:rPr>
+                <w:rFonts w:ascii="Times New Roman" w:hAnsi="Times New Roman"/>
+                <w:b w:val="0"/>
+                <w:i w:val="0"/>
+                <w:sz w:val="24"/>
+              </w:rPr>
+              <w:t>21,65%</w:t>
+            </w:r>
+          </w:p>
+        </w:tc>
+        <w:tc>
+          <w:tcPr>
+            <w:tcW w:type="dxa" w:w="1701"/>
+          </w:tcPr>
+          <w:p>
+            <w:pPr>
+              <w:jc w:val="center"/>
+            </w:pPr>
+            <w:r/>
+            <w:r>
+              <w:rPr>
+                <w:rFonts w:ascii="Times New Roman" w:hAnsi="Times New Roman"/>
+                <w:b w:val="0"/>
+                <w:i w:val="0"/>
+                <w:sz w:val="24"/>
+              </w:rPr>
+              <w:t>0,767</w:t>
+            </w:r>
+          </w:p>
+        </w:tc>
+        <w:tc>
+          <w:tcPr>
+            <w:tcW w:type="dxa" w:w="2268"/>
+          </w:tcPr>
+          <w:p>
+            <w:pPr>
+              <w:jc w:val="center"/>
+            </w:pPr>
+            <w:r/>
+            <w:r>
+              <w:rPr>
+                <w:rFonts w:ascii="Times New Roman" w:hAnsi="Times New Roman"/>
+                <w:b w:val="0"/>
+                <w:i w:val="0"/>
+                <w:sz w:val="24"/>
+              </w:rPr>
+              <w:t>Chưa đạt</w:t>
+            </w:r>
+          </w:p>
+        </w:tc>
+      </w:tr>
+      <w:tr>
+        <w:tc>
+          <w:tcPr>
+            <w:tcW w:type="dxa" w:w="2835"/>
+          </w:tcPr>
+          <w:p>
+            <w:r/>
+            <w:r>
+              <w:rPr>
+                <w:rFonts w:ascii="Times New Roman" w:hAnsi="Times New Roman"/>
+                <w:b w:val="0"/>
+                <w:i w:val="0"/>
+                <w:sz w:val="24"/>
+              </w:rPr>
+              <w:t>Baseline HOG+SVM</w:t>
+            </w:r>
+          </w:p>
+        </w:tc>
+        <w:tc>
+          <w:tcPr>
+            <w:tcW w:type="dxa" w:w="2268"/>
+          </w:tcPr>
+          <w:p>
+            <w:pPr>
+              <w:jc w:val="center"/>
+            </w:pPr>
+            <w:r/>
+            <w:r>
+              <w:rPr>
+                <w:rFonts w:ascii="Times New Roman" w:hAnsi="Times New Roman"/>
+                <w:b w:val="0"/>
+                <w:i w:val="0"/>
+                <w:sz w:val="24"/>
+              </w:rPr>
+              <w:t>Random forgery</w:t>
+            </w:r>
+          </w:p>
+        </w:tc>
+        <w:tc>
+          <w:tcPr>
+            <w:tcW w:type="dxa" w:w="1701"/>
+          </w:tcPr>
+          <w:p>
+            <w:pPr>
+              <w:jc w:val="center"/>
+            </w:pPr>
+            <w:r/>
+            <w:r>
+              <w:rPr>
+                <w:rFonts w:ascii="Times New Roman" w:hAnsi="Times New Roman"/>
+                <w:b w:val="0"/>
+                <w:i w:val="0"/>
+                <w:sz w:val="24"/>
+              </w:rPr>
+              <w:t>5,69%</w:t>
+            </w:r>
+          </w:p>
+        </w:tc>
+        <w:tc>
+          <w:tcPr>
+            <w:tcW w:type="dxa" w:w="1701"/>
+          </w:tcPr>
+          <w:p>
+            <w:pPr>
+              <w:jc w:val="center"/>
+            </w:pPr>
+            <w:r/>
+            <w:r>
+              <w:rPr>
+                <w:rFonts w:ascii="Times New Roman" w:hAnsi="Times New Roman"/>
+                <w:b w:val="0"/>
+                <w:i w:val="0"/>
+                <w:sz w:val="24"/>
+              </w:rPr>
+              <w:t>21,65%</w:t>
+            </w:r>
+          </w:p>
+        </w:tc>
+        <w:tc>
+          <w:tcPr>
+            <w:tcW w:type="dxa" w:w="1701"/>
+          </w:tcPr>
+          <w:p>
+            <w:pPr>
+              <w:jc w:val="center"/>
+            </w:pPr>
+            <w:r/>
+            <w:r>
+              <w:rPr>
+                <w:rFonts w:ascii="Times New Roman" w:hAnsi="Times New Roman"/>
+                <w:b w:val="0"/>
+                <w:i w:val="0"/>
+                <w:sz w:val="24"/>
+              </w:rPr>
+              <w:t>0,923</w:t>
+            </w:r>
+          </w:p>
+        </w:tc>
+        <w:tc>
+          <w:tcPr>
+            <w:tcW w:type="dxa" w:w="2268"/>
+          </w:tcPr>
+          <w:p>
+            <w:pPr>
+              <w:jc w:val="center"/>
+            </w:pPr>
+            <w:r/>
+            <w:r>
+              <w:rPr>
+                <w:rFonts w:ascii="Times New Roman" w:hAnsi="Times New Roman"/>
+                <w:b w:val="0"/>
+                <w:i w:val="0"/>
+                <w:sz w:val="24"/>
+              </w:rPr>
+              <w:t>—</w:t>
+            </w:r>
+          </w:p>
+        </w:tc>
+      </w:tr>
+    </w:tbl>
+    <w:p>
+      <w:pPr>
+        <w:jc w:val="center"/>
+      </w:pPr>
+      <w:r>
+        <w:rPr>
+          <w:rFonts w:ascii="Times New Roman" w:hAnsi="Times New Roman"/>
+          <w:i/>
+          <w:sz w:val="22"/>
+        </w:rPr>
+        <w:t>(Nguồn: kết quả thực nghiệm của đồ án)</w:t>
+      </w:r>
+    </w:p>
+    <w:p/>
+    <w:p>
+      <w:pPr>
+        <w:jc w:val="both"/>
+      </w:pPr>
+      <w:r>
+        <w:rPr>
+          <w:rFonts w:ascii="Times New Roman" w:hAnsi="Times New Roman"/>
+          <w:b w:val="0"/>
+          <w:i w:val="0"/>
+          <w:sz w:val="26"/>
+        </w:rPr>
+        <w:t>Cả hai mô hình chưa đạt chỉ tiêu EER≤20% đề ra ban đầu, nhưng AUC vẫn ở mức 0,75–0,92 — cao hơn hẳn ngẫu nhiên — cho thấy embedding học được vẫn giữ tín hiệu phân biệt nhất định dù khác hoàn toàn ngôn ngữ/hệ chữ viết. Cấu hình B chưa được đo zero-shot trên BHSig260 trong phạm vi đồ án này (chỉ Cấu hình A và baseline được chạy T7) — nêu ở mục 4.8 như một việc còn thiếu.</w:t>
+      </w:r>
+    </w:p>
+    <w:p>
+      <w:pPr>
+        <w:jc w:val="both"/>
+      </w:pPr>
+      <w:r>
+        <w:rPr>
+          <w:rFonts w:ascii="Times New Roman" w:hAnsi="Times New Roman"/>
+          <w:b w:val="0"/>
+          <w:i w:val="0"/>
+          <w:sz w:val="26"/>
+        </w:rPr>
+        <w:t>Hình dưới minh hoạ ca từ chối nhầm nghiêm trọng nhất quan sát được: hai chữ ký "sandeep" (chữ Devanagari) của cùng một người, nhìn ảnh gốc khá giống nhau, nhưng D=1,9224 — cao gấp gần 8 lần τ=0,2471 lấy từ CEDAR. Ảnh đã qua tiền xử lý cho thấy ảnh A hiện ra đậm/dày nét hẳn so với ảnh B mảnh/nhạt — dấu hiệu lệch miền (domain shift) ở khâu tiền xử lý: tham số khử nhiễu/ngưỡng Otsu được ngầm phù hợp với đặc điểm ảnh scan CEDAR, không chuyển đổi tốt sang định dạng/độ tương phản khác của ảnh BHSig260.</w:t>
       </w:r>
     </w:p>
     <w:p>
@@ -14642,7 +14619,7 @@
         <w:drawing>
           <wp:inline xmlns:a="http://schemas.openxmlformats.org/drawingml/2006/main" xmlns:pic="http://schemas.openxmlformats.org/drawingml/2006/picture">
             <wp:extent cx="4680000" cy="4680000"/>
-            <wp:docPr id="23" name="Picture 23"/>
+            <wp:docPr id="24" name="Picture 24"/>
             <wp:cNvGraphicFramePr>
               <a:graphicFrameLocks noChangeAspect="1"/>
             </wp:cNvGraphicFramePr>
@@ -14650,7 +14627,7 @@
               <a:graphicData uri="http://schemas.openxmlformats.org/drawingml/2006/picture">
                 <pic:pic>
                   <pic:nvPicPr>
-                    <pic:cNvPr id="0" name="skilled_forgery_false_accept_008.png"/>
+                    <pic:cNvPr id="0" name="genuine_genuine_false_reject_000.png"/>
                     <pic:cNvPicPr/>
                   </pic:nvPicPr>
                   <pic:blipFill>
@@ -14683,6 +14660,71 @@
           <w:i/>
           <w:sz w:val="24"/>
         </w:rPr>
+        <w:t>HÌNH 4.8: Ca lỗi false-reject nghiêm trọng trên BHSig260 (lệch miền tiền xử lý)</w:t>
+      </w:r>
+    </w:p>
+    <w:p>
+      <w:pPr>
+        <w:jc w:val="center"/>
+      </w:pPr>
+      <w:r>
+        <w:rPr>
+          <w:rFonts w:ascii="Times New Roman" w:hAnsi="Times New Roman"/>
+          <w:i/>
+          <w:sz w:val="22"/>
+        </w:rPr>
+        <w:t>(Nguồn: trích xuất từ predictions_bhsig260.csv của đồ án)</w:t>
+      </w:r>
+    </w:p>
+    <w:p>
+      <w:pPr>
+        <w:jc w:val="center"/>
+      </w:pPr>
+      <w:r>
+        <w:drawing>
+          <wp:inline xmlns:a="http://schemas.openxmlformats.org/drawingml/2006/main" xmlns:pic="http://schemas.openxmlformats.org/drawingml/2006/picture">
+            <wp:extent cx="4680000" cy="4680000"/>
+            <wp:docPr id="25" name="Picture 25"/>
+            <wp:cNvGraphicFramePr>
+              <a:graphicFrameLocks noChangeAspect="1"/>
+            </wp:cNvGraphicFramePr>
+            <a:graphic>
+              <a:graphicData uri="http://schemas.openxmlformats.org/drawingml/2006/picture">
+                <pic:pic>
+                  <pic:nvPicPr>
+                    <pic:cNvPr id="0" name="skilled_forgery_false_accept_008.png"/>
+                    <pic:cNvPicPr/>
+                  </pic:nvPicPr>
+                  <pic:blipFill>
+                    <a:blip r:embed="rId33"/>
+                    <a:stretch>
+                      <a:fillRect/>
+                    </a:stretch>
+                  </pic:blipFill>
+                  <pic:spPr>
+                    <a:xfrm>
+                      <a:off x="0" y="0"/>
+                      <a:ext cx="4680000" cy="4680000"/>
+                    </a:xfrm>
+                    <a:prstGeom prst="rect"/>
+                  </pic:spPr>
+                </pic:pic>
+              </a:graphicData>
+            </a:graphic>
+          </wp:inline>
+        </w:drawing>
+      </w:r>
+    </w:p>
+    <w:p>
+      <w:pPr>
+        <w:jc w:val="center"/>
+      </w:pPr>
+      <w:r>
+        <w:rPr>
+          <w:rFonts w:ascii="Times New Roman" w:hAnsi="Times New Roman"/>
+          <w:i/>
+          <w:sz w:val="24"/>
+        </w:rPr>
         <w:t>HÌNH 4.9: Ca lỗi false-accept giả mạo kỹ năng cao trên BHSig260</w:t>
       </w:r>
     </w:p>
@@ -15576,7 +15618,7 @@
         <w:drawing>
           <wp:inline xmlns:a="http://schemas.openxmlformats.org/drawingml/2006/main" xmlns:pic="http://schemas.openxmlformats.org/drawingml/2006/picture">
             <wp:extent cx="5400000" cy="1413321"/>
-            <wp:docPr id="24" name="Picture 24"/>
+            <wp:docPr id="26" name="Picture 26"/>
             <wp:cNvGraphicFramePr>
               <a:graphicFrameLocks noChangeAspect="1"/>
             </wp:cNvGraphicFramePr>
@@ -15588,7 +15630,7 @@
                     <pic:cNvPicPr/>
                   </pic:nvPicPr>
                   <pic:blipFill>
-                    <a:blip r:embed="rId33"/>
+                    <a:blip r:embed="rId34"/>
                     <a:stretch>
                       <a:fillRect/>
                     </a:stretch>
@@ -15745,7 +15787,7 @@
         <w:drawing>
           <wp:inline xmlns:a="http://schemas.openxmlformats.org/drawingml/2006/main" xmlns:pic="http://schemas.openxmlformats.org/drawingml/2006/picture">
             <wp:extent cx="4680000" cy="3342857"/>
-            <wp:docPr id="25" name="Picture 25"/>
+            <wp:docPr id="27" name="Picture 27"/>
             <wp:cNvGraphicFramePr>
               <a:graphicFrameLocks noChangeAspect="1"/>
             </wp:cNvGraphicFramePr>
@@ -15754,71 +15796,6 @@
                 <pic:pic>
                   <pic:nvPicPr>
                     <pic:cNvPr id="0" name="demo_empty.png"/>
-                    <pic:cNvPicPr/>
-                  </pic:nvPicPr>
-                  <pic:blipFill>
-                    <a:blip r:embed="rId34"/>
-                    <a:stretch>
-                      <a:fillRect/>
-                    </a:stretch>
-                  </pic:blipFill>
-                  <pic:spPr>
-                    <a:xfrm>
-                      <a:off x="0" y="0"/>
-                      <a:ext cx="4680000" cy="3342857"/>
-                    </a:xfrm>
-                    <a:prstGeom prst="rect"/>
-                  </pic:spPr>
-                </pic:pic>
-              </a:graphicData>
-            </a:graphic>
-          </wp:inline>
-        </w:drawing>
-      </w:r>
-    </w:p>
-    <w:p>
-      <w:pPr>
-        <w:jc w:val="center"/>
-      </w:pPr>
-      <w:r>
-        <w:rPr>
-          <w:rFonts w:ascii="Times New Roman" w:hAnsi="Times New Roman"/>
-          <w:i/>
-          <w:sz w:val="24"/>
-        </w:rPr>
-        <w:t>HÌNH 5.1: Giao diện demo Streamlit — trạng thái ban đầu</w:t>
-      </w:r>
-    </w:p>
-    <w:p>
-      <w:pPr>
-        <w:jc w:val="center"/>
-      </w:pPr>
-      <w:r>
-        <w:rPr>
-          <w:rFonts w:ascii="Times New Roman" w:hAnsi="Times New Roman"/>
-          <w:i/>
-          <w:sz w:val="22"/>
-        </w:rPr>
-        <w:t>(Nguồn: ảnh chụp màn hình ứng dụng demo của đồ án)</w:t>
-      </w:r>
-    </w:p>
-    <w:p>
-      <w:pPr>
-        <w:jc w:val="center"/>
-      </w:pPr>
-      <w:r>
-        <w:drawing>
-          <wp:inline xmlns:a="http://schemas.openxmlformats.org/drawingml/2006/main" xmlns:pic="http://schemas.openxmlformats.org/drawingml/2006/picture">
-            <wp:extent cx="4680000" cy="3342857"/>
-            <wp:docPr id="26" name="Picture 26"/>
-            <wp:cNvGraphicFramePr>
-              <a:graphicFrameLocks noChangeAspect="1"/>
-            </wp:cNvGraphicFramePr>
-            <a:graphic>
-              <a:graphicData uri="http://schemas.openxmlformats.org/drawingml/2006/picture">
-                <pic:pic>
-                  <pic:nvPicPr>
-                    <pic:cNvPr id="0" name="demo_genuine.png"/>
                     <pic:cNvPicPr/>
                   </pic:nvPicPr>
                   <pic:blipFill>
@@ -15851,7 +15828,7 @@
           <w:i/>
           <w:sz w:val="24"/>
         </w:rPr>
-        <w:t>HÌNH 5.2: Giao diện demo Streamlit — kết quả với cặp chữ ký thật</w:t>
+        <w:t>HÌNH 5.1: Giao diện demo Streamlit — trạng thái ban đầu</w:t>
       </w:r>
     </w:p>
     <w:p>
@@ -15875,7 +15852,72 @@
         <w:drawing>
           <wp:inline xmlns:a="http://schemas.openxmlformats.org/drawingml/2006/main" xmlns:pic="http://schemas.openxmlformats.org/drawingml/2006/picture">
             <wp:extent cx="4680000" cy="3342857"/>
-            <wp:docPr id="27" name="Picture 27"/>
+            <wp:docPr id="28" name="Picture 28"/>
+            <wp:cNvGraphicFramePr>
+              <a:graphicFrameLocks noChangeAspect="1"/>
+            </wp:cNvGraphicFramePr>
+            <a:graphic>
+              <a:graphicData uri="http://schemas.openxmlformats.org/drawingml/2006/picture">
+                <pic:pic>
+                  <pic:nvPicPr>
+                    <pic:cNvPr id="0" name="demo_genuine.png"/>
+                    <pic:cNvPicPr/>
+                  </pic:nvPicPr>
+                  <pic:blipFill>
+                    <a:blip r:embed="rId36"/>
+                    <a:stretch>
+                      <a:fillRect/>
+                    </a:stretch>
+                  </pic:blipFill>
+                  <pic:spPr>
+                    <a:xfrm>
+                      <a:off x="0" y="0"/>
+                      <a:ext cx="4680000" cy="3342857"/>
+                    </a:xfrm>
+                    <a:prstGeom prst="rect"/>
+                  </pic:spPr>
+                </pic:pic>
+              </a:graphicData>
+            </a:graphic>
+          </wp:inline>
+        </w:drawing>
+      </w:r>
+    </w:p>
+    <w:p>
+      <w:pPr>
+        <w:jc w:val="center"/>
+      </w:pPr>
+      <w:r>
+        <w:rPr>
+          <w:rFonts w:ascii="Times New Roman" w:hAnsi="Times New Roman"/>
+          <w:i/>
+          <w:sz w:val="24"/>
+        </w:rPr>
+        <w:t>HÌNH 5.2: Giao diện demo Streamlit — kết quả với cặp chữ ký thật</w:t>
+      </w:r>
+    </w:p>
+    <w:p>
+      <w:pPr>
+        <w:jc w:val="center"/>
+      </w:pPr>
+      <w:r>
+        <w:rPr>
+          <w:rFonts w:ascii="Times New Roman" w:hAnsi="Times New Roman"/>
+          <w:i/>
+          <w:sz w:val="22"/>
+        </w:rPr>
+        <w:t>(Nguồn: ảnh chụp màn hình ứng dụng demo của đồ án)</w:t>
+      </w:r>
+    </w:p>
+    <w:p>
+      <w:pPr>
+        <w:jc w:val="center"/>
+      </w:pPr>
+      <w:r>
+        <w:drawing>
+          <wp:inline xmlns:a="http://schemas.openxmlformats.org/drawingml/2006/main" xmlns:pic="http://schemas.openxmlformats.org/drawingml/2006/picture">
+            <wp:extent cx="4680000" cy="3342857"/>
+            <wp:docPr id="29" name="Picture 29"/>
             <wp:cNvGraphicFramePr>
               <a:graphicFrameLocks noChangeAspect="1"/>
             </wp:cNvGraphicFramePr>
@@ -15887,7 +15929,7 @@
                     <pic:cNvPicPr/>
                   </pic:nvPicPr>
                   <pic:blipFill>
-                    <a:blip r:embed="rId36"/>
+                    <a:blip r:embed="rId37"/>
                     <a:stretch>
                       <a:fillRect/>
                     </a:stretch>

--- a/thesis/doc/thesis.docx
+++ b/thesis/doc/thesis.docx
@@ -113,7 +113,9 @@
           <w:i w:val="0"/>
           <w:sz w:val="36"/>
         </w:rPr>
-        <w:t>XÂY DỰNG HỆ THỐNG XÁC MINH CHỮ KÝ VIẾT TAY OFFLINE</w:t>
+        <w:t>XÂY DỰNG HỆ THỐNG XÁC MINH CHỮ KÝ</w:t>
+        <w:br/>
+        <w:t>VIẾT TAY OFFLINE</w:t>
         <w:br/>
         <w:t>SỬ DỤNG MẠNG NƠ-RON SIAMESE</w:t>
       </w:r>
@@ -355,7 +357,9 @@
           <w:i w:val="0"/>
           <w:sz w:val="36"/>
         </w:rPr>
-        <w:t>XÂY DỰNG HỆ THỐNG XÁC MINH CHỮ KÝ VIẾT TAY OFFLINE</w:t>
+        <w:t>XÂY DỰNG HỆ THỐNG XÁC MINH CHỮ KÝ</w:t>
+        <w:br/>
+        <w:t>VIẾT TAY OFFLINE</w:t>
         <w:br/>
         <w:t>SỬ DỤNG MẠNG NƠ-RON SIAMESE</w:t>
       </w:r>

--- a/thesis/doc/thesis.docx
+++ b/thesis/doc/thesis.docx
@@ -124,9 +124,6 @@
     <w:p/>
     <w:p/>
     <w:p>
-      <w:pPr>
-        <w:jc w:val="center"/>
-      </w:pPr>
       <w:r>
         <w:rPr>
           <w:rFonts w:ascii="Times New Roman" w:hAnsi="Times New Roman"/>
@@ -147,7 +144,6 @@
     <w:p>
       <w:pPr>
         <w:spacing w:after="0"/>
-        <w:jc w:val="both"/>
       </w:pPr>
       <w:r>
         <w:rPr>
@@ -159,9 +155,6 @@
       </w:r>
     </w:p>
     <w:p>
-      <w:pPr>
-        <w:jc w:val="center"/>
-      </w:pPr>
       <w:r>
         <w:rPr>
           <w:rFonts w:ascii="Times New Roman" w:hAnsi="Times New Roman"/>
@@ -182,7 +175,6 @@
     <w:p>
       <w:pPr>
         <w:spacing w:after="0"/>
-        <w:jc w:val="center"/>
       </w:pPr>
       <w:r>
         <w:rPr>
@@ -197,7 +189,6 @@
     <w:p>
       <w:pPr>
         <w:spacing w:after="0"/>
-        <w:jc w:val="center"/>
       </w:pPr>
       <w:r>
         <w:rPr>
@@ -212,7 +203,6 @@
     <w:p>
       <w:pPr>
         <w:spacing w:after="0"/>
-        <w:jc w:val="center"/>
       </w:pPr>
       <w:r>
         <w:rPr>
@@ -368,9 +358,6 @@
     <w:p/>
     <w:p/>
     <w:p>
-      <w:pPr>
-        <w:jc w:val="center"/>
-      </w:pPr>
       <w:r>
         <w:rPr>
           <w:rFonts w:ascii="Times New Roman" w:hAnsi="Times New Roman"/>
@@ -391,7 +378,6 @@
     <w:p>
       <w:pPr>
         <w:spacing w:after="0"/>
-        <w:jc w:val="both"/>
       </w:pPr>
       <w:r>
         <w:rPr>
@@ -403,9 +389,6 @@
       </w:r>
     </w:p>
     <w:p>
-      <w:pPr>
-        <w:jc w:val="center"/>
-      </w:pPr>
       <w:r>
         <w:rPr>
           <w:rFonts w:ascii="Times New Roman" w:hAnsi="Times New Roman"/>
@@ -426,7 +409,6 @@
     <w:p>
       <w:pPr>
         <w:spacing w:after="0"/>
-        <w:jc w:val="center"/>
       </w:pPr>
       <w:r>
         <w:rPr>
@@ -441,7 +423,6 @@
     <w:p>
       <w:pPr>
         <w:spacing w:after="0"/>
-        <w:jc w:val="center"/>
       </w:pPr>
       <w:r>
         <w:rPr>
@@ -456,7 +437,6 @@
     <w:p>
       <w:pPr>
         <w:spacing w:after="0"/>
-        <w:jc w:val="center"/>
       </w:pPr>
       <w:r>
         <w:rPr>

--- a/thesis/doc/thesis.docx
+++ b/thesis/doc/thesis.docx
@@ -54,7 +54,7 @@
       <w:r>
         <w:drawing>
           <wp:inline xmlns:a="http://schemas.openxmlformats.org/drawingml/2006/main" xmlns:pic="http://schemas.openxmlformats.org/drawingml/2006/picture">
-            <wp:extent cx="792000" cy="792000"/>
+            <wp:extent cx="1260000" cy="1260000"/>
             <wp:docPr id="1" name="Picture 1"/>
             <wp:cNvGraphicFramePr>
               <a:graphicFrameLocks noChangeAspect="1"/>
@@ -75,7 +75,7 @@
                   <pic:spPr>
                     <a:xfrm>
                       <a:off x="0" y="0"/>
-                      <a:ext cx="792000" cy="792000"/>
+                      <a:ext cx="1260000" cy="1260000"/>
                     </a:xfrm>
                     <a:prstGeom prst="rect"/>
                   </pic:spPr>
@@ -122,15 +122,14 @@
     </w:p>
     <w:p/>
     <w:p/>
-    <w:p/>
-    <w:p>
-      <w:r>
-        <w:rPr>
-          <w:rFonts w:ascii="Times New Roman" w:hAnsi="Times New Roman"/>
-          <w:b/>
+    <w:p>
+      <w:r>
+        <w:rPr>
+          <w:rFonts w:ascii="Times New Roman" w:hAnsi="Times New Roman"/>
+          <w:b w:val="0"/>
           <w:sz w:val="28"/>
         </w:rPr>
-        <w:t xml:space="preserve">Giảng viên hướng dẫn : </w:t>
+        <w:t xml:space="preserve">Giảng viên hướng dẫn: </w:t>
       </w:r>
       <w:r>
         <w:rPr>
@@ -158,10 +157,28 @@
       <w:r>
         <w:rPr>
           <w:rFonts w:ascii="Times New Roman" w:hAnsi="Times New Roman"/>
+          <w:b w:val="0"/>
+          <w:sz w:val="28"/>
+        </w:rPr>
+        <w:t xml:space="preserve">Sinh viên thực hiện: </w:t>
+      </w:r>
+      <w:r>
+        <w:rPr>
+          <w:rFonts w:ascii="Times New Roman" w:hAnsi="Times New Roman"/>
           <w:b/>
           <w:sz w:val="28"/>
         </w:rPr>
-        <w:t xml:space="preserve">Sinh viên thực hiện: </w:t>
+        <w:t>PHAN THÀNH THUẬN</w:t>
+      </w:r>
+    </w:p>
+    <w:p>
+      <w:r>
+        <w:rPr>
+          <w:rFonts w:ascii="Times New Roman" w:hAnsi="Times New Roman"/>
+          <w:b w:val="0"/>
+          <w:sz w:val="28"/>
+        </w:rPr>
+        <w:t xml:space="preserve">Mã số sinh viên: </w:t>
       </w:r>
       <w:r>
         <w:rPr>
@@ -169,12 +186,100 @@
           <w:b/>
           <w:sz w:val="28"/>
         </w:rPr>
-        <w:t>PHAN THÀNH THUẬN</w:t>
+        <w:t>170123591</w:t>
+      </w:r>
+    </w:p>
+    <w:p>
+      <w:r>
+        <w:rPr>
+          <w:rFonts w:ascii="Times New Roman" w:hAnsi="Times New Roman"/>
+          <w:b w:val="0"/>
+          <w:sz w:val="28"/>
+        </w:rPr>
+        <w:t xml:space="preserve">Lớp: </w:t>
+      </w:r>
+      <w:r>
+        <w:rPr>
+          <w:rFonts w:ascii="Times New Roman" w:hAnsi="Times New Roman"/>
+          <w:b/>
+          <w:sz w:val="28"/>
+        </w:rPr>
+        <w:t>DX23TT11</w:t>
+      </w:r>
+    </w:p>
+    <w:p>
+      <w:r>
+        <w:rPr>
+          <w:rFonts w:ascii="Times New Roman" w:hAnsi="Times New Roman"/>
+          <w:b w:val="0"/>
+          <w:sz w:val="28"/>
+        </w:rPr>
+        <w:t xml:space="preserve">Khoá: </w:t>
+      </w:r>
+      <w:r>
+        <w:rPr>
+          <w:rFonts w:ascii="Times New Roman" w:hAnsi="Times New Roman"/>
+          <w:b/>
+          <w:sz w:val="28"/>
+        </w:rPr>
+        <w:t>2023–2027</w:t>
+      </w:r>
+    </w:p>
+    <w:p/>
+    <w:p/>
+    <w:p>
+      <w:pPr>
+        <w:jc w:val="center"/>
+      </w:pPr>
+      <w:r>
+        <w:rPr>
+          <w:rFonts w:ascii="Times New Roman" w:hAnsi="Times New Roman"/>
+          <w:b/>
+          <w:i w:val="0"/>
+          <w:sz w:val="26"/>
+        </w:rPr>
+        <w:t>Trà Vinh, tháng 10 năm 2026</w:t>
+      </w:r>
+    </w:p>
+    <w:p>
+      <w:r>
+        <w:br w:type="page"/>
       </w:r>
     </w:p>
     <w:p>
       <w:pPr>
         <w:spacing w:after="0"/>
+        <w:jc w:val="center"/>
+      </w:pPr>
+      <w:r>
+        <w:rPr>
+          <w:rFonts w:ascii="Times New Roman" w:hAnsi="Times New Roman"/>
+          <w:b/>
+          <w:i w:val="0"/>
+          <w:sz w:val="32"/>
+        </w:rPr>
+        <w:t>TRƯỜNG ĐẠI HỌC TRÀ VINH</w:t>
+      </w:r>
+    </w:p>
+    <w:p>
+      <w:pPr>
+        <w:spacing w:after="0"/>
+        <w:jc w:val="center"/>
+      </w:pPr>
+      <w:r>
+        <w:rPr>
+          <w:rFonts w:ascii="Times New Roman" w:hAnsi="Times New Roman"/>
+          <w:b/>
+          <w:i w:val="0"/>
+          <w:sz w:val="32"/>
+        </w:rPr>
+        <w:t>TRƯỜNG KỸ THUẬT VÀ CÔNG NGHỆ</w:t>
+      </w:r>
+    </w:p>
+    <w:p>
+      <w:pPr>
+        <w:spacing w:after="0"/>
+        <w:jc w:val="center"/>
       </w:pPr>
       <w:r>
         <w:rPr>
@@ -183,101 +288,6 @@
           <w:i w:val="0"/>
           <w:sz w:val="28"/>
         </w:rPr>
-        <w:t>Mã số sinh viên : 170123591</w:t>
-      </w:r>
-    </w:p>
-    <w:p>
-      <w:pPr>
-        <w:spacing w:after="0"/>
-      </w:pPr>
-      <w:r>
-        <w:rPr>
-          <w:rFonts w:ascii="Times New Roman" w:hAnsi="Times New Roman"/>
-          <w:b/>
-          <w:i w:val="0"/>
-          <w:sz w:val="28"/>
-        </w:rPr>
-        <w:t>Lớp : DX23TT11</w:t>
-      </w:r>
-    </w:p>
-    <w:p>
-      <w:pPr>
-        <w:spacing w:after="0"/>
-      </w:pPr>
-      <w:r>
-        <w:rPr>
-          <w:rFonts w:ascii="Times New Roman" w:hAnsi="Times New Roman"/>
-          <w:b/>
-          <w:i w:val="0"/>
-          <w:sz w:val="28"/>
-        </w:rPr>
-        <w:t>Khoá : 2023</w:t>
-      </w:r>
-    </w:p>
-    <w:p/>
-    <w:p/>
-    <w:p/>
-    <w:p>
-      <w:pPr>
-        <w:jc w:val="center"/>
-      </w:pPr>
-      <w:r>
-        <w:rPr>
-          <w:rFonts w:ascii="Times New Roman" w:hAnsi="Times New Roman"/>
-          <w:b/>
-          <w:i w:val="0"/>
-          <w:sz w:val="26"/>
-        </w:rPr>
-        <w:t>Trà Vinh, tháng 10 năm 2026</w:t>
-      </w:r>
-    </w:p>
-    <w:p>
-      <w:r>
-        <w:br w:type="page"/>
-      </w:r>
-    </w:p>
-    <w:p>
-      <w:pPr>
-        <w:spacing w:after="0"/>
-        <w:jc w:val="center"/>
-      </w:pPr>
-      <w:r>
-        <w:rPr>
-          <w:rFonts w:ascii="Times New Roman" w:hAnsi="Times New Roman"/>
-          <w:b/>
-          <w:i w:val="0"/>
-          <w:sz w:val="32"/>
-        </w:rPr>
-        <w:t>TRƯỜNG ĐẠI HỌC TRÀ VINH</w:t>
-      </w:r>
-    </w:p>
-    <w:p>
-      <w:pPr>
-        <w:spacing w:after="0"/>
-        <w:jc w:val="center"/>
-      </w:pPr>
-      <w:r>
-        <w:rPr>
-          <w:rFonts w:ascii="Times New Roman" w:hAnsi="Times New Roman"/>
-          <w:b/>
-          <w:i w:val="0"/>
-          <w:sz w:val="32"/>
-        </w:rPr>
-        <w:t>TRƯỜNG KỸ THUẬT VÀ CÔNG NGHỆ</w:t>
-      </w:r>
-    </w:p>
-    <w:p>
-      <w:pPr>
-        <w:spacing w:after="0"/>
-        <w:jc w:val="center"/>
-      </w:pPr>
-      <w:r>
-        <w:rPr>
-          <w:rFonts w:ascii="Times New Roman" w:hAnsi="Times New Roman"/>
-          <w:b/>
-          <w:i w:val="0"/>
-          <w:sz w:val="28"/>
-        </w:rPr>
         <w:t>KHOA CÔNG NGHỆ THÔNG TIN</w:t>
       </w:r>
     </w:p>
@@ -288,7 +298,7 @@
       <w:r>
         <w:drawing>
           <wp:inline xmlns:a="http://schemas.openxmlformats.org/drawingml/2006/main" xmlns:pic="http://schemas.openxmlformats.org/drawingml/2006/picture">
-            <wp:extent cx="792000" cy="792000"/>
+            <wp:extent cx="1260000" cy="1260000"/>
             <wp:docPr id="2" name="Picture 2"/>
             <wp:cNvGraphicFramePr>
               <a:graphicFrameLocks noChangeAspect="1"/>
@@ -309,7 +319,7 @@
                   <pic:spPr>
                     <a:xfrm>
                       <a:off x="0" y="0"/>
-                      <a:ext cx="792000" cy="792000"/>
+                      <a:ext cx="1260000" cy="1260000"/>
                     </a:xfrm>
                     <a:prstGeom prst="rect"/>
                   </pic:spPr>
@@ -356,15 +366,14 @@
     </w:p>
     <w:p/>
     <w:p/>
-    <w:p/>
-    <w:p>
-      <w:r>
-        <w:rPr>
-          <w:rFonts w:ascii="Times New Roman" w:hAnsi="Times New Roman"/>
-          <w:b/>
+    <w:p>
+      <w:r>
+        <w:rPr>
+          <w:rFonts w:ascii="Times New Roman" w:hAnsi="Times New Roman"/>
+          <w:b w:val="0"/>
           <w:sz w:val="28"/>
         </w:rPr>
-        <w:t xml:space="preserve">Giảng viên hướng dẫn : </w:t>
+        <w:t xml:space="preserve">Giảng viên hướng dẫn: </w:t>
       </w:r>
       <w:r>
         <w:rPr>
@@ -392,10 +401,28 @@
       <w:r>
         <w:rPr>
           <w:rFonts w:ascii="Times New Roman" w:hAnsi="Times New Roman"/>
+          <w:b w:val="0"/>
+          <w:sz w:val="28"/>
+        </w:rPr>
+        <w:t xml:space="preserve">Sinh viên thực hiện: </w:t>
+      </w:r>
+      <w:r>
+        <w:rPr>
+          <w:rFonts w:ascii="Times New Roman" w:hAnsi="Times New Roman"/>
           <w:b/>
           <w:sz w:val="28"/>
         </w:rPr>
-        <w:t xml:space="preserve">Sinh viên thực hiện: </w:t>
+        <w:t>PHAN THÀNH THUẬN</w:t>
+      </w:r>
+    </w:p>
+    <w:p>
+      <w:r>
+        <w:rPr>
+          <w:rFonts w:ascii="Times New Roman" w:hAnsi="Times New Roman"/>
+          <w:b w:val="0"/>
+          <w:sz w:val="28"/>
+        </w:rPr>
+        <w:t xml:space="preserve">Mã số sinh viên: </w:t>
       </w:r>
       <w:r>
         <w:rPr>
@@ -403,52 +430,45 @@
           <w:b/>
           <w:sz w:val="28"/>
         </w:rPr>
-        <w:t>PHAN THÀNH THUẬN</w:t>
-      </w:r>
-    </w:p>
-    <w:p>
-      <w:pPr>
-        <w:spacing w:after="0"/>
-      </w:pPr>
+        <w:t>170123591</w:t>
+      </w:r>
+    </w:p>
+    <w:p>
+      <w:r>
+        <w:rPr>
+          <w:rFonts w:ascii="Times New Roman" w:hAnsi="Times New Roman"/>
+          <w:b w:val="0"/>
+          <w:sz w:val="28"/>
+        </w:rPr>
+        <w:t xml:space="preserve">Lớp: </w:t>
+      </w:r>
       <w:r>
         <w:rPr>
           <w:rFonts w:ascii="Times New Roman" w:hAnsi="Times New Roman"/>
           <w:b/>
-          <w:i w:val="0"/>
           <w:sz w:val="28"/>
         </w:rPr>
-        <w:t>Mã số sinh viên : 170123591</w:t>
-      </w:r>
-    </w:p>
-    <w:p>
-      <w:pPr>
-        <w:spacing w:after="0"/>
-      </w:pPr>
+        <w:t>DX23TT11</w:t>
+      </w:r>
+    </w:p>
+    <w:p>
+      <w:r>
+        <w:rPr>
+          <w:rFonts w:ascii="Times New Roman" w:hAnsi="Times New Roman"/>
+          <w:b w:val="0"/>
+          <w:sz w:val="28"/>
+        </w:rPr>
+        <w:t xml:space="preserve">Khoá: </w:t>
+      </w:r>
       <w:r>
         <w:rPr>
           <w:rFonts w:ascii="Times New Roman" w:hAnsi="Times New Roman"/>
           <w:b/>
-          <w:i w:val="0"/>
           <w:sz w:val="28"/>
         </w:rPr>
-        <w:t>Lớp : DX23TT11</w:t>
-      </w:r>
-    </w:p>
-    <w:p>
-      <w:pPr>
-        <w:spacing w:after="0"/>
-      </w:pPr>
-      <w:r>
-        <w:rPr>
-          <w:rFonts w:ascii="Times New Roman" w:hAnsi="Times New Roman"/>
-          <w:b/>
-          <w:i w:val="0"/>
-          <w:sz w:val="28"/>
-        </w:rPr>
-        <w:t>Khoá : 2023</w:t>
-      </w:r>
-    </w:p>
-    <w:p/>
+        <w:t>2023–2027</w:t>
+      </w:r>
+    </w:p>
     <w:p/>
     <w:p/>
     <w:p>
@@ -1501,7 +1521,7 @@
           <w:b w:val="0"/>
           <w:sz w:val="24"/>
         </w:rPr>
-        <w:t>4.10. Phân tích định tính các ca lỗi</w:t>
+        <w:t>4.10. Đường cong học theo kích thước tập huấn luyện</w:t>
         <w:tab/>
         <w:t>33</w:t>
       </w:r>
@@ -1520,9 +1540,9 @@
           <w:b w:val="0"/>
           <w:sz w:val="24"/>
         </w:rPr>
-        <w:t>4.11. Kết quả chương trình demo</w:t>
+        <w:t>4.11. Phân tích định tính các ca lỗi</w:t>
         <w:tab/>
-        <w:t>33</w:t>
+        <w:t>34</w:t>
       </w:r>
     </w:p>
     <w:p>
@@ -1539,7 +1559,7 @@
           <w:b w:val="0"/>
           <w:sz w:val="24"/>
         </w:rPr>
-        <w:t>4.12. Hạn chế của chương trình demo</w:t>
+        <w:t>4.12. Kết quả chương trình demo</w:t>
         <w:tab/>
         <w:t>35</w:t>
       </w:r>
@@ -1558,9 +1578,9 @@
           <w:b w:val="0"/>
           <w:sz w:val="24"/>
         </w:rPr>
-        <w:t>4.13. Thảo luận tổng hợp</w:t>
+        <w:t>4.13. Hạn chế của chương trình demo</w:t>
         <w:tab/>
-        <w:t>35</w:t>
+        <w:t>36</w:t>
       </w:r>
     </w:p>
     <w:p>
@@ -1569,14 +1589,15 @@
           <w:tab w:pos="9071" w:val="right" w:leader="dot"/>
         </w:tabs>
         <w:spacing w:after="80" w:before="0" w:line="240" w:lineRule="auto"/>
-      </w:pPr>
-      <w:r>
-        <w:rPr>
-          <w:rFonts w:ascii="Times New Roman" w:hAnsi="Times New Roman"/>
-          <w:b/>
-          <w:sz w:val="26"/>
-        </w:rPr>
-        <w:t>CHƯƠNG 5. KẾT LUẬN VÀ HƯỚNG PHÁT TRIỂN</w:t>
+        <w:ind w:left="397"/>
+      </w:pPr>
+      <w:r>
+        <w:rPr>
+          <w:rFonts w:ascii="Times New Roman" w:hAnsi="Times New Roman"/>
+          <w:b w:val="0"/>
+          <w:sz w:val="24"/>
+        </w:rPr>
+        <w:t>4.14. Thảo luận tổng hợp</w:t>
         <w:tab/>
         <w:t>36</w:t>
       </w:r>
@@ -1594,7 +1615,7 @@
           <w:b/>
           <w:sz w:val="26"/>
         </w:rPr>
-        <w:t>DANH MỤC TÀI LIỆU THAM KHẢO</w:t>
+        <w:t>CHƯƠNG 5. KẾT LUẬN VÀ HƯỚNG PHÁT TRIỂN</w:t>
         <w:tab/>
         <w:t>38</w:t>
       </w:r>
@@ -1612,9 +1633,27 @@
           <w:b/>
           <w:sz w:val="26"/>
         </w:rPr>
+        <w:t>DANH MỤC TÀI LIỆU THAM KHẢO</w:t>
+        <w:tab/>
+        <w:t>40</w:t>
+      </w:r>
+    </w:p>
+    <w:p>
+      <w:pPr>
+        <w:tabs>
+          <w:tab w:pos="9071" w:val="right" w:leader="dot"/>
+        </w:tabs>
+        <w:spacing w:after="80" w:before="0" w:line="240" w:lineRule="auto"/>
+      </w:pPr>
+      <w:r>
+        <w:rPr>
+          <w:rFonts w:ascii="Times New Roman" w:hAnsi="Times New Roman"/>
+          <w:b/>
+          <w:sz w:val="26"/>
+        </w:rPr>
         <w:t>PHỤ LỤC</w:t>
         <w:tab/>
-        <w:t>40</w:t>
+        <w:t>42</w:t>
       </w:r>
     </w:p>
     <w:p>
@@ -2852,7 +2891,7 @@
         <w:t>Ngành: Công nghệ thông tin</w:t>
         <w:tab/>
         <w:tab/>
-        <w:t>Khoá: 2023</w:t>
+        <w:t>Khoá: 2023–2027</w:t>
       </w:r>
     </w:p>
     <w:p>
@@ -8624,7 +8663,7 @@
           <w:i w:val="0"/>
           <w:sz w:val="26"/>
         </w:rPr>
-        <w:t>Như trình bày ở mục 3.3, dữ liệu MNIST thật (70.000 ảnh) được chia stratify thành 54.000 ảnh huấn luyện, 6.000 ảnh kiểm định và 10.000 ảnh kiểm thử. Các mục 4.2, 4.6, 4.8, 4.9, 4.10 báo cáo số liệu trên tập kiểm thử (hoàn toàn chưa được mô hình nhìn thấy); các mục 4.3-4.5 khảo sát ảnh hưởng tham số trên tập kiểm định, theo đúng nguyên tắc tránh rò rỉ dữ liệu đã nêu ở mục 2.4.</w:t>
+        <w:t>Như trình bày ở mục 3.3, dữ liệu MNIST thật (70.000 ảnh) được chia stratify thành 54.000 ảnh huấn luyện, 6.000 ảnh kiểm định và 10.000 ảnh kiểm thử. Các mục 4.2, 4.6, 4.8, 4.9, 4.11 báo cáo số liệu trên tập kiểm thử (hoàn toàn chưa được mô hình nhìn thấy); các mục 4.3-4.5 và 4.10 khảo sát ảnh hưởng tham số/kích thước dữ liệu trên tập kiểm định, theo đúng nguyên tắc tránh rò rỉ dữ liệu đã nêu ở mục 2.4.</w:t>
       </w:r>
     </w:p>
     <w:p>
@@ -12256,7 +12295,7 @@
           <w:color w:val="000000"/>
           <w:sz w:val="28"/>
         </w:rPr>
-        <w:t>4.10. Phân tích định tính các ca lỗi</w:t>
+        <w:t>4.10. Đường cong học theo kích thước tập huấn luyện</w:t>
       </w:r>
     </w:p>
     <w:p>
@@ -12270,51 +12309,303 @@
           <w:i w:val="0"/>
           <w:sz w:val="26"/>
         </w:rPr>
-        <w:t>Từ ma trận nhầm lẫn của KNN (mục 4.6), ba cặp chữ số dễ nhầm lẫn nhất là: 4→9 (23 lần), 8→3 (18 lần), 2→7 (18 lần), 8→5 (17 lần). Những nhầm lẫn này đều hợp lý về mặt hình học: các cặp số này có thể trông rất giống nhau khi nét viết tay không rõ ràng (ví dụ số 4 viết không khép kín phần trên dễ giống số 9; số 8 viết không khép kín vòng dưới dễ giống số 3 hoặc số 5) — và cũng chính là các cặp chồng lấn nhau trên biểu đồ PCA ở mục 4.7.</w:t>
-      </w:r>
-    </w:p>
-    <w:p>
-      <w:pPr>
-        <w:jc w:val="both"/>
-      </w:pPr>
-      <w:r>
-        <w:rPr>
-          <w:rFonts w:ascii="Times New Roman" w:hAnsi="Times New Roman"/>
-          <w:b w:val="0"/>
-          <w:i w:val="0"/>
-          <w:sz w:val="26"/>
-        </w:rPr>
-        <w:t>SVM giảm đáng kể các nhầm lẫn này — ví dụ số 8 chỉ còn bị nhầm thành số 3 ở 5 trường hợp và số 5 ở 3 trường hợp, so với 18 và 17 trường hợp của KNN. Điều này phù hợp với lý thuyết ở mục 2.3: SVM với kernel RBF có thể học một ranh giới quyết định phi tuyến phức tạp hơn nhiều so với ranh giới ngầm định theo khoảng cách Euclidean đơn giản của KNN, nên phân biệt tốt hơn các chữ số có hình dạng gần giống nhau.</w:t>
-      </w:r>
-    </w:p>
-    <w:p>
-      <w:pPr>
-        <w:pStyle w:val="Heading2"/>
-      </w:pPr>
-      <w:r>
-        <w:rPr>
-          <w:rFonts w:ascii="Times New Roman" w:hAnsi="Times New Roman"/>
-          <w:b/>
-          <w:color w:val="000000"/>
-          <w:sz w:val="28"/>
-        </w:rPr>
-        <w:t>4.11. Kết quả chương trình demo</w:t>
-      </w:r>
-    </w:p>
-    <w:p>
-      <w:pPr>
-        <w:jc w:val="both"/>
-      </w:pPr>
-      <w:r>
-        <w:rPr>
-          <w:rFonts w:ascii="Times New Roman" w:hAnsi="Times New Roman"/>
-          <w:b w:val="0"/>
-          <w:i w:val="0"/>
-          <w:sz w:val="26"/>
-        </w:rPr>
-        <w:t>Chương trình demo (mục 3.7) cho phép người dùng vẽ hoặc tải ảnh một chữ số lên, xem song song kết quả dự đoán của cả KNN và SVM kèm biểu đồ điểm tin cậy cho từng chữ số. Hình dưới đây là ảnh chụp màn hình THẬT của chương trình demo đang chạy (không dàn dựng), ở trạng thái ban đầu:</w:t>
-      </w:r>
-    </w:p>
+        <w:t>Một câu hỏi thực tiễn quan trọng khi triển khai học máy là: có cần thu thập thêm dữ liệu không, hay mô hình đã gần như bão hoà với lượng dữ liệu hiện có? Đồ án trả lời câu hỏi này cho KNN bằng cách huấn luyện lại với các tập con ngẫu nhiên có kích thước tăng dần từ tập huấn luyện gốc (giữ nguyên k=5), đo độ chính xác trên cùng tập validation:</w:t>
+      </w:r>
+    </w:p>
+    <w:p>
+      <w:pPr>
+        <w:jc w:val="center"/>
+      </w:pPr>
+      <w:r>
+        <w:rPr>
+          <w:rFonts w:ascii="Times New Roman" w:hAnsi="Times New Roman"/>
+          <w:i/>
+          <w:sz w:val="24"/>
+        </w:rPr>
+        <w:t>BẢNG 4.10: Đường cong học của KNN (k=5) theo kích thước tập huấn luyện</w:t>
+      </w:r>
+    </w:p>
+    <w:tbl>
+      <w:tblPr>
+        <w:tblStyle w:val="TableGrid"/>
+        <w:tblW w:type="auto" w:w="0"/>
+        <w:jc w:val="center"/>
+        <w:tblLook w:firstColumn="1" w:firstRow="1" w:lastColumn="0" w:lastRow="0" w:noHBand="0" w:noVBand="1" w:val="04A0"/>
+      </w:tblPr>
+      <w:tblGrid>
+        <w:gridCol w:w="4535"/>
+        <w:gridCol w:w="4535"/>
+      </w:tblGrid>
+      <w:tr>
+        <w:trPr>
+          <w:cantSplit/>
+        </w:trPr>
+        <w:tc>
+          <w:tcPr>
+            <w:tcW w:type="dxa" w:w="3402"/>
+          </w:tcPr>
+          <w:p>
+            <w:pPr>
+              <w:jc w:val="center"/>
+            </w:pPr>
+            <w:r/>
+            <w:r>
+              <w:rPr>
+                <w:rFonts w:ascii="Times New Roman" w:hAnsi="Times New Roman"/>
+                <w:b/>
+                <w:i w:val="0"/>
+                <w:sz w:val="24"/>
+              </w:rPr>
+              <w:t>Số mẫu huấn luyện</w:t>
+            </w:r>
+          </w:p>
+        </w:tc>
+        <w:tc>
+          <w:tcPr>
+            <w:tcW w:type="dxa" w:w="4535"/>
+          </w:tcPr>
+          <w:p>
+            <w:pPr>
+              <w:jc w:val="center"/>
+            </w:pPr>
+            <w:r/>
+            <w:r>
+              <w:rPr>
+                <w:rFonts w:ascii="Times New Roman" w:hAnsi="Times New Roman"/>
+                <w:b/>
+                <w:i w:val="0"/>
+                <w:sz w:val="24"/>
+              </w:rPr>
+              <w:t>Độ chính xác (validation)</w:t>
+            </w:r>
+          </w:p>
+        </w:tc>
+      </w:tr>
+      <w:tr>
+        <w:trPr>
+          <w:cantSplit/>
+        </w:trPr>
+        <w:tc>
+          <w:tcPr>
+            <w:tcW w:type="dxa" w:w="3402"/>
+          </w:tcPr>
+          <w:p>
+            <w:r/>
+            <w:r>
+              <w:rPr>
+                <w:rFonts w:ascii="Times New Roman" w:hAnsi="Times New Roman"/>
+                <w:b w:val="0"/>
+                <w:i w:val="0"/>
+                <w:sz w:val="24"/>
+              </w:rPr>
+              <w:t>1.000</w:t>
+            </w:r>
+          </w:p>
+        </w:tc>
+        <w:tc>
+          <w:tcPr>
+            <w:tcW w:type="dxa" w:w="4535"/>
+          </w:tcPr>
+          <w:p>
+            <w:pPr>
+              <w:jc w:val="center"/>
+            </w:pPr>
+            <w:r/>
+            <w:r>
+              <w:rPr>
+                <w:rFonts w:ascii="Times New Roman" w:hAnsi="Times New Roman"/>
+                <w:b w:val="0"/>
+                <w:i w:val="0"/>
+                <w:sz w:val="24"/>
+              </w:rPr>
+              <w:t>0,8805</w:t>
+            </w:r>
+          </w:p>
+        </w:tc>
+      </w:tr>
+      <w:tr>
+        <w:trPr>
+          <w:cantSplit/>
+        </w:trPr>
+        <w:tc>
+          <w:tcPr>
+            <w:tcW w:type="dxa" w:w="3402"/>
+          </w:tcPr>
+          <w:p>
+            <w:r/>
+            <w:r>
+              <w:rPr>
+                <w:rFonts w:ascii="Times New Roman" w:hAnsi="Times New Roman"/>
+                <w:b w:val="0"/>
+                <w:i w:val="0"/>
+                <w:sz w:val="24"/>
+              </w:rPr>
+              <w:t>5.000</w:t>
+            </w:r>
+          </w:p>
+        </w:tc>
+        <w:tc>
+          <w:tcPr>
+            <w:tcW w:type="dxa" w:w="4535"/>
+          </w:tcPr>
+          <w:p>
+            <w:pPr>
+              <w:jc w:val="center"/>
+            </w:pPr>
+            <w:r/>
+            <w:r>
+              <w:rPr>
+                <w:rFonts w:ascii="Times New Roman" w:hAnsi="Times New Roman"/>
+                <w:b w:val="0"/>
+                <w:i w:val="0"/>
+                <w:sz w:val="24"/>
+              </w:rPr>
+              <w:t>0,9368</w:t>
+            </w:r>
+          </w:p>
+        </w:tc>
+      </w:tr>
+      <w:tr>
+        <w:trPr>
+          <w:cantSplit/>
+        </w:trPr>
+        <w:tc>
+          <w:tcPr>
+            <w:tcW w:type="dxa" w:w="3402"/>
+          </w:tcPr>
+          <w:p>
+            <w:r/>
+            <w:r>
+              <w:rPr>
+                <w:rFonts w:ascii="Times New Roman" w:hAnsi="Times New Roman"/>
+                <w:b w:val="0"/>
+                <w:i w:val="0"/>
+                <w:sz w:val="24"/>
+              </w:rPr>
+              <w:t>10.000</w:t>
+            </w:r>
+          </w:p>
+        </w:tc>
+        <w:tc>
+          <w:tcPr>
+            <w:tcW w:type="dxa" w:w="4535"/>
+          </w:tcPr>
+          <w:p>
+            <w:pPr>
+              <w:jc w:val="center"/>
+            </w:pPr>
+            <w:r/>
+            <w:r>
+              <w:rPr>
+                <w:rFonts w:ascii="Times New Roman" w:hAnsi="Times New Roman"/>
+                <w:b w:val="0"/>
+                <w:i w:val="0"/>
+                <w:sz w:val="24"/>
+              </w:rPr>
+              <w:t>0,9523</w:t>
+            </w:r>
+          </w:p>
+        </w:tc>
+      </w:tr>
+      <w:tr>
+        <w:trPr>
+          <w:cantSplit/>
+        </w:trPr>
+        <w:tc>
+          <w:tcPr>
+            <w:tcW w:type="dxa" w:w="3402"/>
+          </w:tcPr>
+          <w:p>
+            <w:r/>
+            <w:r>
+              <w:rPr>
+                <w:rFonts w:ascii="Times New Roman" w:hAnsi="Times New Roman"/>
+                <w:b w:val="0"/>
+                <w:i w:val="0"/>
+                <w:sz w:val="24"/>
+              </w:rPr>
+              <w:t>20.000</w:t>
+            </w:r>
+          </w:p>
+        </w:tc>
+        <w:tc>
+          <w:tcPr>
+            <w:tcW w:type="dxa" w:w="4535"/>
+          </w:tcPr>
+          <w:p>
+            <w:pPr>
+              <w:jc w:val="center"/>
+            </w:pPr>
+            <w:r/>
+            <w:r>
+              <w:rPr>
+                <w:rFonts w:ascii="Times New Roman" w:hAnsi="Times New Roman"/>
+                <w:b w:val="0"/>
+                <w:i w:val="0"/>
+                <w:sz w:val="24"/>
+              </w:rPr>
+              <w:t>0,9632</w:t>
+            </w:r>
+          </w:p>
+        </w:tc>
+      </w:tr>
+      <w:tr>
+        <w:trPr>
+          <w:cantSplit/>
+        </w:trPr>
+        <w:tc>
+          <w:tcPr>
+            <w:tcW w:type="dxa" w:w="3402"/>
+          </w:tcPr>
+          <w:p>
+            <w:r/>
+            <w:r>
+              <w:rPr>
+                <w:rFonts w:ascii="Times New Roman" w:hAnsi="Times New Roman"/>
+                <w:b w:val="0"/>
+                <w:i w:val="0"/>
+                <w:sz w:val="24"/>
+              </w:rPr>
+              <w:t>54.000</w:t>
+            </w:r>
+          </w:p>
+        </w:tc>
+        <w:tc>
+          <w:tcPr>
+            <w:tcW w:type="dxa" w:w="4535"/>
+          </w:tcPr>
+          <w:p>
+            <w:pPr>
+              <w:jc w:val="center"/>
+            </w:pPr>
+            <w:r/>
+            <w:r>
+              <w:rPr>
+                <w:rFonts w:ascii="Times New Roman" w:hAnsi="Times New Roman"/>
+                <w:b w:val="0"/>
+                <w:i w:val="0"/>
+                <w:sz w:val="24"/>
+              </w:rPr>
+              <w:t>0,9735</w:t>
+            </w:r>
+          </w:p>
+        </w:tc>
+      </w:tr>
+    </w:tbl>
+    <w:p>
+      <w:pPr>
+        <w:jc w:val="center"/>
+      </w:pPr>
+      <w:r>
+        <w:rPr>
+          <w:rFonts w:ascii="Times New Roman" w:hAnsi="Times New Roman"/>
+          <w:i/>
+          <w:sz w:val="22"/>
+        </w:rPr>
+        <w:t>(Nguồn: results/extra_experiments.json của đồ án)</w:t>
+      </w:r>
+    </w:p>
+    <w:p/>
     <w:p>
       <w:pPr>
         <w:jc w:val="center"/>
@@ -12322,7 +12613,7 @@
       <w:r>
         <w:drawing>
           <wp:inline xmlns:a="http://schemas.openxmlformats.org/drawingml/2006/main" xmlns:pic="http://schemas.openxmlformats.org/drawingml/2006/picture">
-            <wp:extent cx="4680000" cy="3290625"/>
+            <wp:extent cx="4680000" cy="2808000"/>
             <wp:docPr id="21" name="Picture 21"/>
             <wp:cNvGraphicFramePr>
               <a:graphicFrameLocks noChangeAspect="1"/>
@@ -12331,7 +12622,7 @@
               <a:graphicData uri="http://schemas.openxmlformats.org/drawingml/2006/picture">
                 <pic:pic>
                   <pic:nvPicPr>
-                    <pic:cNvPr id="0" name="01_giao_dien_ban_dau.png"/>
+                    <pic:cNvPr id="0" name="chart_learning_curve.png"/>
                     <pic:cNvPicPr/>
                   </pic:nvPicPr>
                   <pic:blipFill>
@@ -12343,7 +12634,7 @@
                   <pic:spPr>
                     <a:xfrm>
                       <a:off x="0" y="0"/>
-                      <a:ext cx="4680000" cy="3290625"/>
+                      <a:ext cx="4680000" cy="2808000"/>
                     </a:xfrm>
                     <a:prstGeom prst="rect"/>
                   </pic:spPr>
@@ -12364,7 +12655,7 @@
           <w:i/>
           <w:sz w:val="24"/>
         </w:rPr>
-        <w:t>HÌNH 4.7: Giao diện demo ở trạng thái ban đầu</w:t>
+        <w:t>HÌNH 4.7: Đường cong học của KNN (k=5) theo kích thước tập huấn luyện</w:t>
       </w:r>
     </w:p>
     <w:p>
@@ -12377,7 +12668,7 @@
           <w:i/>
           <w:sz w:val="22"/>
         </w:rPr>
-        <w:t>(Nguồn: ảnh chụp màn hình chương trình demo thật của đồ án)</w:t>
+        <w:t>(Nguồn: results/extra_experiments.json của đồ án)</w:t>
       </w:r>
     </w:p>
     <w:p>
@@ -12391,7 +12682,77 @@
           <w:i w:val="0"/>
           <w:sz w:val="26"/>
         </w:rPr>
-        <w:t>Khi tải lên một ảnh chữ số thật lấy từ tập kiểm thử MNIST (nhãn thật là số 7, không nằm trong tập huấn luyện của cả hai mô hình), cả KNN và SVM đều dự đoán đúng là số 7, với điểm tin cậy cao nhất rõ rệt ở cột tương ứng:</w:t>
+        <w:t>Độ chính xác tăng nhanh khi tăng từ 1.000 lên 10.000 mẫu (từ 0,8805 lên 0,9523), sau đó tốc độ cải thiện chậm dần rõ rệt khi tăng tiếp lên 20.000 và 54.000 mẫu, dù vẫn còn tăng nhẹ (đạt 0,9735 ở 54.000 mẫu — khớp với kết quả ở mục 4.2). Đường cong chưa hoàn toàn đi ngang (plateau), gợi ý rằng việc thu thập thêm dữ liệu thật ngoài 54.000 mẫu hiện có vẫn có thể cải thiện thêm độ chính xác, dù mức cải thiện biên sẽ ngày càng nhỏ — một nhận định hữu ích cho hướng phát triển (Chương 5) nếu có điều kiện mở rộng dữ liệu huấn luyện trong tương lai. Do chi phí huấn luyện SVM cao (mục 4.2, 4.5), đồ án không lặp lại khảo sát này cho SVM trên nhiều kích thước tập huấn luyện khác nhau trong phạm vi thời gian cho phép.</w:t>
+      </w:r>
+    </w:p>
+    <w:p>
+      <w:pPr>
+        <w:pStyle w:val="Heading2"/>
+      </w:pPr>
+      <w:r>
+        <w:rPr>
+          <w:rFonts w:ascii="Times New Roman" w:hAnsi="Times New Roman"/>
+          <w:b/>
+          <w:color w:val="000000"/>
+          <w:sz w:val="28"/>
+        </w:rPr>
+        <w:t>4.11. Phân tích định tính các ca lỗi</w:t>
+      </w:r>
+    </w:p>
+    <w:p>
+      <w:pPr>
+        <w:jc w:val="both"/>
+      </w:pPr>
+      <w:r>
+        <w:rPr>
+          <w:rFonts w:ascii="Times New Roman" w:hAnsi="Times New Roman"/>
+          <w:b w:val="0"/>
+          <w:i w:val="0"/>
+          <w:sz w:val="26"/>
+        </w:rPr>
+        <w:t>Từ ma trận nhầm lẫn của KNN (mục 4.6), ba cặp chữ số dễ nhầm lẫn nhất là: 4→9 (23 lần), 8→3 (18 lần), 2→7 (18 lần), 8→5 (17 lần). Những nhầm lẫn này đều hợp lý về mặt hình học: các cặp số này có thể trông rất giống nhau khi nét viết tay không rõ ràng (ví dụ số 4 viết không khép kín phần trên dễ giống số 9; số 8 viết không khép kín vòng dưới dễ giống số 3 hoặc số 5) — và cũng chính là các cặp chồng lấn nhau trên biểu đồ PCA ở mục 4.7.</w:t>
+      </w:r>
+    </w:p>
+    <w:p>
+      <w:pPr>
+        <w:jc w:val="both"/>
+      </w:pPr>
+      <w:r>
+        <w:rPr>
+          <w:rFonts w:ascii="Times New Roman" w:hAnsi="Times New Roman"/>
+          <w:b w:val="0"/>
+          <w:i w:val="0"/>
+          <w:sz w:val="26"/>
+        </w:rPr>
+        <w:t>SVM giảm đáng kể các nhầm lẫn này — ví dụ số 8 chỉ còn bị nhầm thành số 3 ở 5 trường hợp và số 5 ở 3 trường hợp, so với 18 và 17 trường hợp của KNN. Điều này phù hợp với lý thuyết ở mục 2.3: SVM với kernel RBF có thể học một ranh giới quyết định phi tuyến phức tạp hơn nhiều so với ranh giới ngầm định theo khoảng cách Euclidean đơn giản của KNN, nên phân biệt tốt hơn các chữ số có hình dạng gần giống nhau.</w:t>
+      </w:r>
+    </w:p>
+    <w:p>
+      <w:pPr>
+        <w:pStyle w:val="Heading2"/>
+      </w:pPr>
+      <w:r>
+        <w:rPr>
+          <w:rFonts w:ascii="Times New Roman" w:hAnsi="Times New Roman"/>
+          <w:b/>
+          <w:color w:val="000000"/>
+          <w:sz w:val="28"/>
+        </w:rPr>
+        <w:t>4.12. Kết quả chương trình demo</w:t>
+      </w:r>
+    </w:p>
+    <w:p>
+      <w:pPr>
+        <w:jc w:val="both"/>
+      </w:pPr>
+      <w:r>
+        <w:rPr>
+          <w:rFonts w:ascii="Times New Roman" w:hAnsi="Times New Roman"/>
+          <w:b w:val="0"/>
+          <w:i w:val="0"/>
+          <w:sz w:val="26"/>
+        </w:rPr>
+        <w:t>Chương trình demo (mục 3.7) cho phép người dùng vẽ hoặc tải ảnh một chữ số lên, xem song song kết quả dự đoán của cả KNN và SVM kèm biểu đồ điểm tin cậy cho từng chữ số. Hình dưới đây là ảnh chụp màn hình THẬT của chương trình demo đang chạy (không dàn dựng), ở trạng thái ban đầu:</w:t>
       </w:r>
     </w:p>
     <w:p>
@@ -12410,7 +12771,7 @@
               <a:graphicData uri="http://schemas.openxmlformats.org/drawingml/2006/picture">
                 <pic:pic>
                   <pic:nvPicPr>
-                    <pic:cNvPr id="0" name="02_tai_anh_len_ket_qua.png"/>
+                    <pic:cNvPr id="0" name="01_giao_dien_ban_dau.png"/>
                     <pic:cNvPicPr/>
                   </pic:nvPicPr>
                   <pic:blipFill>
@@ -12443,7 +12804,7 @@
           <w:i/>
           <w:sz w:val="24"/>
         </w:rPr>
-        <w:t>HÌNH 4.8: Kết quả dự đoán thật khi tải ảnh chữ số "7" từ tập kiểm thử MNIST</w:t>
+        <w:t>HÌNH 4.8: Giao diện demo ở trạng thái ban đầu</w:t>
       </w:r>
     </w:p>
     <w:p>
@@ -12470,6 +12831,85 @@
           <w:i w:val="0"/>
           <w:sz w:val="26"/>
         </w:rPr>
+        <w:t>Khi tải lên một ảnh chữ số thật lấy từ tập kiểm thử MNIST (nhãn thật là số 7, không nằm trong tập huấn luyện của cả hai mô hình), cả KNN và SVM đều dự đoán đúng là số 7, với điểm tin cậy cao nhất rõ rệt ở cột tương ứng:</w:t>
+      </w:r>
+    </w:p>
+    <w:p>
+      <w:pPr>
+        <w:jc w:val="center"/>
+      </w:pPr>
+      <w:r>
+        <w:drawing>
+          <wp:inline xmlns:a="http://schemas.openxmlformats.org/drawingml/2006/main" xmlns:pic="http://schemas.openxmlformats.org/drawingml/2006/picture">
+            <wp:extent cx="4680000" cy="3290625"/>
+            <wp:docPr id="23" name="Picture 23"/>
+            <wp:cNvGraphicFramePr>
+              <a:graphicFrameLocks noChangeAspect="1"/>
+            </wp:cNvGraphicFramePr>
+            <a:graphic>
+              <a:graphicData uri="http://schemas.openxmlformats.org/drawingml/2006/picture">
+                <pic:pic>
+                  <pic:nvPicPr>
+                    <pic:cNvPr id="0" name="02_tai_anh_len_ket_qua.png"/>
+                    <pic:cNvPicPr/>
+                  </pic:nvPicPr>
+                  <pic:blipFill>
+                    <a:blip r:embed="rId31"/>
+                    <a:stretch>
+                      <a:fillRect/>
+                    </a:stretch>
+                  </pic:blipFill>
+                  <pic:spPr>
+                    <a:xfrm>
+                      <a:off x="0" y="0"/>
+                      <a:ext cx="4680000" cy="3290625"/>
+                    </a:xfrm>
+                    <a:prstGeom prst="rect"/>
+                  </pic:spPr>
+                </pic:pic>
+              </a:graphicData>
+            </a:graphic>
+          </wp:inline>
+        </w:drawing>
+      </w:r>
+    </w:p>
+    <w:p>
+      <w:pPr>
+        <w:jc w:val="center"/>
+      </w:pPr>
+      <w:r>
+        <w:rPr>
+          <w:rFonts w:ascii="Times New Roman" w:hAnsi="Times New Roman"/>
+          <w:i/>
+          <w:sz w:val="24"/>
+        </w:rPr>
+        <w:t>HÌNH 4.9: Kết quả dự đoán thật khi tải ảnh chữ số "7" từ tập kiểm thử MNIST</w:t>
+      </w:r>
+    </w:p>
+    <w:p>
+      <w:pPr>
+        <w:jc w:val="center"/>
+      </w:pPr>
+      <w:r>
+        <w:rPr>
+          <w:rFonts w:ascii="Times New Roman" w:hAnsi="Times New Roman"/>
+          <w:i/>
+          <w:sz w:val="22"/>
+        </w:rPr>
+        <w:t>(Nguồn: ảnh chụp màn hình chương trình demo thật của đồ án)</w:t>
+      </w:r>
+    </w:p>
+    <w:p>
+      <w:pPr>
+        <w:jc w:val="both"/>
+      </w:pPr>
+      <w:r>
+        <w:rPr>
+          <w:rFonts w:ascii="Times New Roman" w:hAnsi="Times New Roman"/>
+          <w:b w:val="0"/>
+          <w:i w:val="0"/>
+          <w:sz w:val="26"/>
+        </w:rPr>
         <w:t>Một video demo thật (quay bằng Playwright, giả lập thao tác chuột thật để vẽ ba chữ số khác nhau và tải lên bốn ảnh test MNIST thật khác nhau, toàn bộ bảy lần dự đoán đều đúng ở cả hai mô hình) được lưu kèm theo đồ án tại `thesis/abs/demo_video.mp4`.</w:t>
       </w:r>
     </w:p>
@@ -12484,7 +12924,7 @@
           <w:color w:val="000000"/>
           <w:sz w:val="28"/>
         </w:rPr>
-        <w:t>4.12. Hạn chế của chương trình demo</w:t>
+        <w:t>4.13. Hạn chế của chương trình demo</w:t>
       </w:r>
     </w:p>
     <w:p>
@@ -12534,7 +12974,7 @@
           <w:color w:val="000000"/>
           <w:sz w:val="28"/>
         </w:rPr>
-        <w:t>4.13. Thảo luận tổng hợp</w:t>
+        <w:t>4.14. Thảo luận tổng hợp</w:t>
       </w:r>
     </w:p>
     <w:p>
@@ -12562,7 +13002,7 @@
           <w:i w:val="0"/>
           <w:sz w:val="26"/>
         </w:rPr>
-        <w:t>Phân tích PCA (mục 4.7) và phân tích lỗi định tính (mục 4.10) cho thấy hai nguồn thông tin độc lập (cấu trúc không gian đặc trưng và ma trận nhầm lẫn thật) đều chỉ ra cùng một nhóm chữ số khó phân biệt (4, 7, 9 và 3, 5, 8), tăng độ tin cậy cho kết luận này. Về mặt thực tiễn, lựa chọn giữa KNN và SVM nên dựa vào bối cảnh triển khai: KNN phù hợp hơn khi cần huấn luyện/cập nhật nhanh hoặc tài nguyên tính toán lúc huấn luyện hạn chế; SVM phù hợp hơn khi độ chính xác là ưu tiên hàng đầu và mô hình chỉ cần huấn luyện một lần rồi dùng lâu dài.</w:t>
+        <w:t>Phân tích PCA (mục 4.7) và phân tích lỗi định tính (mục 4.11) cho thấy hai nguồn thông tin độc lập (cấu trúc không gian đặc trưng và ma trận nhầm lẫn thật) đều chỉ ra cùng một nhóm chữ số khó phân biệt (4, 7, 9 và 3, 5, 8), tăng độ tin cậy cho kết luận này. Về mặt thực tiễn, lựa chọn giữa KNN và SVM nên dựa vào bối cảnh triển khai: KNN phù hợp hơn khi cần huấn luyện/cập nhật nhanh hoặc tài nguyên tính toán lúc huấn luyện hạn chế; SVM phù hợp hơn khi độ chính xác là ưu tiên hàng đầu và mô hình chỉ cần huấn luyện một lần rồi dùng lâu dài.</w:t>
       </w:r>
     </w:p>
     <w:p>

--- a/thesis/doc/thesis.docx
+++ b/thesis/doc/thesis.docx
@@ -29,22 +29,7 @@
           <w:i w:val="0"/>
           <w:sz w:val="32"/>
         </w:rPr>
-        <w:t>TRƯỜNG KỸ THUẬT VÀ CÔNG NGHỆ</w:t>
-      </w:r>
-    </w:p>
-    <w:p>
-      <w:pPr>
-        <w:spacing w:after="0"/>
-        <w:jc w:val="center"/>
-      </w:pPr>
-      <w:r>
-        <w:rPr>
-          <w:rFonts w:ascii="Times New Roman" w:hAnsi="Times New Roman"/>
-          <w:b/>
-          <w:i w:val="0"/>
-          <w:sz w:val="28"/>
-        </w:rPr>
-        <w:t>KHOA CÔNG NGHỆ THÔNG TIN</w:t>
+        <w:t>KHOA KỸ THUẬT VÀ CÔNG NGHỆ</w:t>
       </w:r>
     </w:p>
     <w:p>
@@ -114,10 +99,6 @@
           <w:sz w:val="36"/>
         </w:rPr>
         <w:t>NHẬN DẠNG CHỮ SỐ VIẾT TAY</w:t>
-        <w:br/>
-        <w:t>HUẤN LUYỆN VÀ SO SÁNH KNN, SVM</w:t>
-        <w:br/>
-        <w:t>TRÊN TẬP DỮ LIỆU MNIST</w:t>
       </w:r>
     </w:p>
     <w:p/>
@@ -138,19 +119,6 @@
           <w:sz w:val="28"/>
         </w:rPr>
         <w:t>THS. NGUYỄN NHỨT LAM</w:t>
-      </w:r>
-    </w:p>
-    <w:p>
-      <w:pPr>
-        <w:spacing w:after="0"/>
-      </w:pPr>
-      <w:r>
-        <w:rPr>
-          <w:rFonts w:ascii="Times New Roman" w:hAnsi="Times New Roman"/>
-          <w:b w:val="0"/>
-          <w:i w:val="0"/>
-          <w:sz w:val="26"/>
-        </w:rPr>
       </w:r>
     </w:p>
     <w:p>
@@ -273,22 +241,7 @@
           <w:i w:val="0"/>
           <w:sz w:val="32"/>
         </w:rPr>
-        <w:t>TRƯỜNG KỸ THUẬT VÀ CÔNG NGHỆ</w:t>
-      </w:r>
-    </w:p>
-    <w:p>
-      <w:pPr>
-        <w:spacing w:after="0"/>
-        <w:jc w:val="center"/>
-      </w:pPr>
-      <w:r>
-        <w:rPr>
-          <w:rFonts w:ascii="Times New Roman" w:hAnsi="Times New Roman"/>
-          <w:b/>
-          <w:i w:val="0"/>
-          <w:sz w:val="28"/>
-        </w:rPr>
-        <w:t>KHOA CÔNG NGHỆ THÔNG TIN</w:t>
+        <w:t>KHOA KỸ THUẬT VÀ CÔNG NGHỆ</w:t>
       </w:r>
     </w:p>
     <w:p>
@@ -358,10 +311,6 @@
           <w:sz w:val="36"/>
         </w:rPr>
         <w:t>NHẬN DẠNG CHỮ SỐ VIẾT TAY</w:t>
-        <w:br/>
-        <w:t>HUẤN LUYỆN VÀ SO SÁNH KNN, SVM</w:t>
-        <w:br/>
-        <w:t>TRÊN TẬP DỮ LIỆU MNIST</w:t>
       </w:r>
     </w:p>
     <w:p/>
@@ -382,19 +331,6 @@
           <w:sz w:val="28"/>
         </w:rPr>
         <w:t>THS. NGUYỄN NHỨT LAM</w:t>
-      </w:r>
-    </w:p>
-    <w:p>
-      <w:pPr>
-        <w:spacing w:after="0"/>
-      </w:pPr>
-      <w:r>
-        <w:rPr>
-          <w:rFonts w:ascii="Times New Roman" w:hAnsi="Times New Roman"/>
-          <w:b w:val="0"/>
-          <w:i w:val="0"/>
-          <w:sz w:val="26"/>
-        </w:rPr>
       </w:r>
     </w:p>
     <w:p>
@@ -2554,7 +2490,7 @@
           <w:i w:val="0"/>
           <w:sz w:val="26"/>
         </w:rPr>
-        <w:t>Em cũng xin cảm ơn quý thầy cô KHOA CÔNG NGHỆ THÔNG TIN, TRƯỜNG KỸ THUẬT VÀ CÔNG NGHỆ, TRƯỜNG ĐẠI HỌC TRÀ VINH đã truyền đạt kiến thức nền tảng về học máy trong suốt quá trình học tập, là cơ sở để em có thể tiếp cận và triển khai đồ án ở mức độ kỹ thuật như trình bày trong báo cáo này.</w:t>
+        <w:t>Em cũng xin cảm ơn quý thầy cô KHOA KỸ THUẬT VÀ CÔNG NGHỆ, TRƯỜNG ĐẠI HỌC TRÀ VINH đã truyền đạt kiến thức nền tảng về học máy trong suốt quá trình học tập, là cơ sở để em có thể tiếp cận và triển khai đồ án ở mức độ kỹ thuật như trình bày trong báo cáo này.</w:t>
       </w:r>
     </w:p>
     <w:p>
@@ -2902,7 +2838,7 @@
           <w:i w:val="0"/>
           <w:sz w:val="26"/>
         </w:rPr>
-        <w:t>Tên đồ án: NHẬN DẠNG CHỮ SỐ VIẾT TAY HUẤN LUYỆN VÀ SO SÁNH KNN, SVM TRÊN TẬP DỮ LIỆU MNIST</w:t>
+        <w:t>Tên đồ án: NHẬN DẠNG CHỮ SỐ VIẾT TAY</w:t>
       </w:r>
     </w:p>
     <w:p>

--- a/thesis/doc/thesis.docx
+++ b/thesis/doc/thesis.docx
@@ -32,6 +32,7 @@
         <w:t>KHOA KỸ THUẬT VÀ CÔNG NGHỆ</w:t>
       </w:r>
     </w:p>
+    <w:p/>
     <w:p>
       <w:pPr>
         <w:jc w:val="center"/>
@@ -71,6 +72,7 @@
         </w:drawing>
       </w:r>
     </w:p>
+    <w:p/>
     <w:p>
       <w:pPr>
         <w:spacing w:after="120"/>
@@ -195,6 +197,8 @@
     </w:p>
     <w:p/>
     <w:p/>
+    <w:p/>
+    <w:p/>
     <w:p>
       <w:pPr>
         <w:jc w:val="center"/>
@@ -206,7 +210,7 @@
           <w:i w:val="0"/>
           <w:sz w:val="26"/>
         </w:rPr>
-        <w:t>Trà Vinh, tháng 10 năm 2026</w:t>
+        <w:t>TP. Hồ Chí Minh, tháng 10 năm 2026</w:t>
       </w:r>
     </w:p>
     <w:p>
@@ -244,6 +248,7 @@
         <w:t>KHOA KỸ THUẬT VÀ CÔNG NGHỆ</w:t>
       </w:r>
     </w:p>
+    <w:p/>
     <w:p>
       <w:pPr>
         <w:jc w:val="center"/>
@@ -283,6 +288,7 @@
         </w:drawing>
       </w:r>
     </w:p>
+    <w:p/>
     <w:p>
       <w:pPr>
         <w:spacing w:after="120"/>
@@ -407,6 +413,8 @@
     </w:p>
     <w:p/>
     <w:p/>
+    <w:p/>
+    <w:p/>
     <w:p>
       <w:pPr>
         <w:jc w:val="center"/>
@@ -418,7 +426,7 @@
           <w:i w:val="0"/>
           <w:sz w:val="26"/>
         </w:rPr>
-        <w:t>Trà Vinh, tháng 10 năm 2026</w:t>
+        <w:t>TP. Hồ Chí Minh, tháng 10 năm 2026</w:t>
       </w:r>
     </w:p>
     <w:p>

--- a/thesis/doc/thesis.docx
+++ b/thesis/doc/thesis.docx
@@ -53,7 +53,7 @@
                     <pic:cNvPicPr/>
                   </pic:nvPicPr>
                   <pic:blipFill>
-                    <a:blip r:embed="rId10"/>
+                    <a:blip r:embed="rId9"/>
                     <a:stretch>
                       <a:fillRect/>
                     </a:stretch>
@@ -269,7 +269,7 @@
                     <pic:cNvPicPr/>
                   </pic:nvPicPr>
                   <pic:blipFill>
-                    <a:blip r:embed="rId10"/>
+                    <a:blip r:embed="rId9"/>
                     <a:stretch>
                       <a:fillRect/>
                     </a:stretch>
@@ -436,6 +436,16 @@
     </w:p>
     <w:p>
       <w:pPr>
+        <w:sectPr>
+          <w:pgSz w:w="11906" w:h="16838"/>
+          <w:pgMar w:top="1134" w:right="1134" w:bottom="1134" w:left="1701" w:header="720" w:footer="720" w:gutter="0"/>
+          <w:cols w:space="720"/>
+          <w:docGrid w:linePitch="360"/>
+        </w:sectPr>
+      </w:pPr>
+    </w:p>
+    <w:p>
+      <w:pPr>
         <w:pStyle w:val="Heading1"/>
         <w:jc w:val="center"/>
       </w:pPr>
@@ -540,7 +550,7 @@
         </w:rPr>
         <w:t>MỞ ĐẦU</w:t>
         <w:tab/>
-        <w:t>vi</w:t>
+        <w:t>4</w:t>
       </w:r>
     </w:p>
     <w:p>
@@ -559,7 +569,7 @@
         </w:rPr>
         <w:t>1. Lý do chọn đề tài</w:t>
         <w:tab/>
-        <w:t>vi</w:t>
+        <w:t>4</w:t>
       </w:r>
     </w:p>
     <w:p>
@@ -578,7 +588,7 @@
         </w:rPr>
         <w:t>2. Mục tiêu nghiên cứu</w:t>
         <w:tab/>
-        <w:t>vi</w:t>
+        <w:t>4</w:t>
       </w:r>
     </w:p>
     <w:p>
@@ -597,7 +607,7 @@
         </w:rPr>
         <w:t>3. Đối tượng và phạm vi nghiên cứu</w:t>
         <w:tab/>
-        <w:t>vii</w:t>
+        <w:t>5</w:t>
       </w:r>
     </w:p>
     <w:p>
@@ -616,7 +626,7 @@
         </w:rPr>
         <w:t>4. Phương pháp nghiên cứu</w:t>
         <w:tab/>
-        <w:t>viii</w:t>
+        <w:t>6</w:t>
       </w:r>
     </w:p>
     <w:p>
@@ -635,7 +645,7 @@
         </w:rPr>
         <w:t>5. Cấu trúc báo cáo</w:t>
         <w:tab/>
-        <w:t>viii</w:t>
+        <w:t>6</w:t>
       </w:r>
     </w:p>
     <w:p>
@@ -3884,12 +3894,12 @@
     <w:p>
       <w:pPr>
         <w:sectPr>
-          <w:footerReference w:type="default" r:id="rId9"/>
+          <w:footerReference w:type="default" r:id="rId10"/>
           <w:pgSz w:w="11906" w:h="16838"/>
           <w:pgMar w:top="1134" w:right="1134" w:bottom="1134" w:left="1701" w:header="720" w:footer="720" w:gutter="0"/>
           <w:cols w:space="720"/>
           <w:docGrid w:linePitch="360"/>
-          <w:pgNumType w:fmt="lowerRoman" w:start="1"/>
+          <w:pgNumType w:fmt="decimal" w:start="1"/>
         </w:sectPr>
       </w:pPr>
     </w:p>

--- a/thesis/doc/thesis.docx
+++ b/thesis/doc/thesis.docx
@@ -1515,7 +1515,7 @@
         </w:rPr>
         <w:t>4.12. Kết quả chương trình demo</w:t>
         <w:tab/>
-        <w:t>35</w:t>
+        <w:t>36</w:t>
       </w:r>
     </w:p>
     <w:p>
@@ -1534,7 +1534,7 @@
         </w:rPr>
         <w:t>4.13. Hạn chế của chương trình demo</w:t>
         <w:tab/>
-        <w:t>36</w:t>
+        <w:t>38</w:t>
       </w:r>
     </w:p>
     <w:p>
@@ -1553,7 +1553,7 @@
         </w:rPr>
         <w:t>4.14. Thảo luận tổng hợp</w:t>
         <w:tab/>
-        <w:t>36</w:t>
+        <w:t>38</w:t>
       </w:r>
     </w:p>
     <w:p>
@@ -1562,14 +1562,15 @@
           <w:tab w:pos="9071" w:val="right" w:leader="dot"/>
         </w:tabs>
         <w:spacing w:after="80" w:before="0" w:line="240" w:lineRule="auto"/>
-      </w:pPr>
-      <w:r>
-        <w:rPr>
-          <w:rFonts w:ascii="Times New Roman" w:hAnsi="Times New Roman"/>
-          <w:b/>
-          <w:sz w:val="26"/>
-        </w:rPr>
-        <w:t>CHƯƠNG 5. KẾT LUẬN VÀ HƯỚNG PHÁT TRIỂN</w:t>
+        <w:ind w:left="397"/>
+      </w:pPr>
+      <w:r>
+        <w:rPr>
+          <w:rFonts w:ascii="Times New Roman" w:hAnsi="Times New Roman"/>
+          <w:b w:val="0"/>
+          <w:sz w:val="24"/>
+        </w:rPr>
+        <w:t>4.15. Kiểm chứng độ ổn định bằng Stratified K-Fold Cross-Validation</w:t>
         <w:tab/>
         <w:t>38</w:t>
       </w:r>
@@ -1587,9 +1588,9 @@
           <w:b/>
           <w:sz w:val="26"/>
         </w:rPr>
-        <w:t>DANH MỤC TÀI LIỆU THAM KHẢO</w:t>
+        <w:t>CHƯƠNG 5. KẾT LUẬN VÀ HƯỚNG PHÁT TRIỂN</w:t>
         <w:tab/>
-        <w:t>40</w:t>
+        <w:t>41</w:t>
       </w:r>
     </w:p>
     <w:p>
@@ -1605,9 +1606,27 @@
           <w:b/>
           <w:sz w:val="26"/>
         </w:rPr>
+        <w:t>DANH MỤC TÀI LIỆU THAM KHẢO</w:t>
+        <w:tab/>
+        <w:t>43</w:t>
+      </w:r>
+    </w:p>
+    <w:p>
+      <w:pPr>
+        <w:tabs>
+          <w:tab w:pos="9071" w:val="right" w:leader="dot"/>
+        </w:tabs>
+        <w:spacing w:after="80" w:before="0" w:line="240" w:lineRule="auto"/>
+      </w:pPr>
+      <w:r>
+        <w:rPr>
+          <w:rFonts w:ascii="Times New Roman" w:hAnsi="Times New Roman"/>
+          <w:b/>
+          <w:sz w:val="26"/>
+        </w:rPr>
         <w:t>PHỤ LỤC</w:t>
         <w:tab/>
-        <w:t>42</w:t>
+        <w:t>45</w:t>
       </w:r>
     </w:p>
     <w:p>
@@ -12683,6 +12702,178 @@
     </w:p>
     <w:p>
       <w:pPr>
+        <w:jc w:val="both"/>
+      </w:pPr>
+      <w:r>
+        <w:rPr>
+          <w:rFonts w:ascii="Times New Roman" w:hAnsi="Times New Roman"/>
+          <w:b w:val="0"/>
+          <w:i w:val="0"/>
+          <w:sz w:val="26"/>
+        </w:rPr>
+        <w:t>Trên toàn bộ 10.000 ảnh của tập test, KNN dự đoán sai 292 ảnh và SVM dự đoán sai 165 ảnh; trong đó có 121 ảnh cả hai mô hình cùng dự đoán sai (một tập con hẹp, gợi ý đây là những ảnh thật sự mơ hồ về mặt hình ảnh chứ không chỉ do điểm yếu riêng của một mô hình). Để minh hoạ trực quan, hình dưới đây trích ngẫu nhiên 12 ảnh KNN dự đoán sai thật từ tập test (nhãn thật và nhãn dự đoán của chính mô hình KNN đã huấn luyện, không dàn dựng):</w:t>
+      </w:r>
+    </w:p>
+    <w:p>
+      <w:pPr>
+        <w:jc w:val="center"/>
+      </w:pPr>
+      <w:r>
+        <w:drawing>
+          <wp:inline xmlns:a="http://schemas.openxmlformats.org/drawingml/2006/main" xmlns:pic="http://schemas.openxmlformats.org/drawingml/2006/picture">
+            <wp:extent cx="4680000" cy="3627000"/>
+            <wp:docPr id="22" name="Picture 22"/>
+            <wp:cNvGraphicFramePr>
+              <a:graphicFrameLocks noChangeAspect="1"/>
+            </wp:cNvGraphicFramePr>
+            <a:graphic>
+              <a:graphicData uri="http://schemas.openxmlformats.org/drawingml/2006/picture">
+                <pic:pic>
+                  <pic:nvPicPr>
+                    <pic:cNvPr id="0" name="error_gallery_knn.png"/>
+                    <pic:cNvPicPr/>
+                  </pic:nvPicPr>
+                  <pic:blipFill>
+                    <a:blip r:embed="rId30"/>
+                    <a:stretch>
+                      <a:fillRect/>
+                    </a:stretch>
+                  </pic:blipFill>
+                  <pic:spPr>
+                    <a:xfrm>
+                      <a:off x="0" y="0"/>
+                      <a:ext cx="4680000" cy="3627000"/>
+                    </a:xfrm>
+                    <a:prstGeom prst="rect"/>
+                  </pic:spPr>
+                </pic:pic>
+              </a:graphicData>
+            </a:graphic>
+          </wp:inline>
+        </w:drawing>
+      </w:r>
+    </w:p>
+    <w:p>
+      <w:pPr>
+        <w:jc w:val="center"/>
+      </w:pPr>
+      <w:r>
+        <w:rPr>
+          <w:rFonts w:ascii="Times New Roman" w:hAnsi="Times New Roman"/>
+          <w:i/>
+          <w:sz w:val="24"/>
+        </w:rPr>
+        <w:t>HÌNH 4.8: 12 ảnh KNN dự đoán sai thật, lấy ngẫu nhiên từ tập test</w:t>
+      </w:r>
+    </w:p>
+    <w:p>
+      <w:pPr>
+        <w:jc w:val="center"/>
+      </w:pPr>
+      <w:r>
+        <w:rPr>
+          <w:rFonts w:ascii="Times New Roman" w:hAnsi="Times New Roman"/>
+          <w:i/>
+          <w:sz w:val="22"/>
+        </w:rPr>
+        <w:t>(Nguồn: dự đoán thật của models/knn_mnist.joblib trên tập test MNIST)</w:t>
+      </w:r>
+    </w:p>
+    <w:p>
+      <w:pPr>
+        <w:jc w:val="both"/>
+      </w:pPr>
+      <w:r>
+        <w:rPr>
+          <w:rFonts w:ascii="Times New Roman" w:hAnsi="Times New Roman"/>
+          <w:b w:val="0"/>
+          <w:i w:val="0"/>
+          <w:sz w:val="26"/>
+        </w:rPr>
+        <w:t>Phần lớn các ảnh trên có nét viết tay không rõ ràng, nghiêng lệch hoặc thiếu nét đặc trưng (ví dụ số 8 viết không khép kín vòng dưới, số 3 viết liền nét giống số 5) — ngay cả mắt người cũng dễ nhầm lẫn khi nhìn thoáng qua. Tương tự, 12 ảnh SVM dự đoán sai thật:</w:t>
+      </w:r>
+    </w:p>
+    <w:p>
+      <w:pPr>
+        <w:jc w:val="center"/>
+      </w:pPr>
+      <w:r>
+        <w:drawing>
+          <wp:inline xmlns:a="http://schemas.openxmlformats.org/drawingml/2006/main" xmlns:pic="http://schemas.openxmlformats.org/drawingml/2006/picture">
+            <wp:extent cx="4680000" cy="3627000"/>
+            <wp:docPr id="23" name="Picture 23"/>
+            <wp:cNvGraphicFramePr>
+              <a:graphicFrameLocks noChangeAspect="1"/>
+            </wp:cNvGraphicFramePr>
+            <a:graphic>
+              <a:graphicData uri="http://schemas.openxmlformats.org/drawingml/2006/picture">
+                <pic:pic>
+                  <pic:nvPicPr>
+                    <pic:cNvPr id="0" name="error_gallery_svm.png"/>
+                    <pic:cNvPicPr/>
+                  </pic:nvPicPr>
+                  <pic:blipFill>
+                    <a:blip r:embed="rId31"/>
+                    <a:stretch>
+                      <a:fillRect/>
+                    </a:stretch>
+                  </pic:blipFill>
+                  <pic:spPr>
+                    <a:xfrm>
+                      <a:off x="0" y="0"/>
+                      <a:ext cx="4680000" cy="3627000"/>
+                    </a:xfrm>
+                    <a:prstGeom prst="rect"/>
+                  </pic:spPr>
+                </pic:pic>
+              </a:graphicData>
+            </a:graphic>
+          </wp:inline>
+        </w:drawing>
+      </w:r>
+    </w:p>
+    <w:p>
+      <w:pPr>
+        <w:jc w:val="center"/>
+      </w:pPr>
+      <w:r>
+        <w:rPr>
+          <w:rFonts w:ascii="Times New Roman" w:hAnsi="Times New Roman"/>
+          <w:i/>
+          <w:sz w:val="24"/>
+        </w:rPr>
+        <w:t>HÌNH 4.9: 12 ảnh SVM dự đoán sai thật, lấy ngẫu nhiên từ tập test</w:t>
+      </w:r>
+    </w:p>
+    <w:p>
+      <w:pPr>
+        <w:jc w:val="center"/>
+      </w:pPr>
+      <w:r>
+        <w:rPr>
+          <w:rFonts w:ascii="Times New Roman" w:hAnsi="Times New Roman"/>
+          <w:i/>
+          <w:sz w:val="22"/>
+        </w:rPr>
+        <w:t>(Nguồn: dự đoán thật của models/svm_mnist.joblib trên tập test MNIST)</w:t>
+      </w:r>
+    </w:p>
+    <w:p>
+      <w:pPr>
+        <w:jc w:val="both"/>
+      </w:pPr>
+      <w:r>
+        <w:rPr>
+          <w:rFonts w:ascii="Times New Roman" w:hAnsi="Times New Roman"/>
+          <w:b w:val="0"/>
+          <w:i w:val="0"/>
+          <w:sz w:val="26"/>
+        </w:rPr>
+        <w:t>Có thể quan sát cùng một xu hướng: các ảnh SVM dự đoán sai cũng chủ yếu rơi vào các cặp chữ số dễ nhầm lẫn đã nêu ở trên (4/9, 3/7, 5/6, 8/9), củng cố thêm cho nhận định rằng nguồn gốc sai số không nằm ở thuật toán mà nằm ở sự mơ hồ vốn có trong cách một số người viết tay các chữ số này.</w:t>
+      </w:r>
+    </w:p>
+    <w:p>
+      <w:pPr>
         <w:pStyle w:val="Heading2"/>
       </w:pPr>
       <w:r>
@@ -12717,7 +12908,7 @@
         <w:drawing>
           <wp:inline xmlns:a="http://schemas.openxmlformats.org/drawingml/2006/main" xmlns:pic="http://schemas.openxmlformats.org/drawingml/2006/picture">
             <wp:extent cx="4680000" cy="3290625"/>
-            <wp:docPr id="22" name="Picture 22"/>
+            <wp:docPr id="24" name="Picture 24"/>
             <wp:cNvGraphicFramePr>
               <a:graphicFrameLocks noChangeAspect="1"/>
             </wp:cNvGraphicFramePr>
@@ -12729,7 +12920,7 @@
                     <pic:cNvPicPr/>
                   </pic:nvPicPr>
                   <pic:blipFill>
-                    <a:blip r:embed="rId30"/>
+                    <a:blip r:embed="rId32"/>
                     <a:stretch>
                       <a:fillRect/>
                     </a:stretch>
@@ -12758,7 +12949,7 @@
           <w:i/>
           <w:sz w:val="24"/>
         </w:rPr>
-        <w:t>HÌNH 4.8: Giao diện demo ở trạng thái ban đầu</w:t>
+        <w:t>HÌNH 4.10: Giao diện demo ở trạng thái ban đầu</w:t>
       </w:r>
     </w:p>
     <w:p>
@@ -12796,7 +12987,7 @@
         <w:drawing>
           <wp:inline xmlns:a="http://schemas.openxmlformats.org/drawingml/2006/main" xmlns:pic="http://schemas.openxmlformats.org/drawingml/2006/picture">
             <wp:extent cx="4680000" cy="3290625"/>
-            <wp:docPr id="23" name="Picture 23"/>
+            <wp:docPr id="25" name="Picture 25"/>
             <wp:cNvGraphicFramePr>
               <a:graphicFrameLocks noChangeAspect="1"/>
             </wp:cNvGraphicFramePr>
@@ -12808,7 +12999,7 @@
                     <pic:cNvPicPr/>
                   </pic:nvPicPr>
                   <pic:blipFill>
-                    <a:blip r:embed="rId31"/>
+                    <a:blip r:embed="rId33"/>
                     <a:stretch>
                       <a:fillRect/>
                     </a:stretch>
@@ -12837,7 +13028,7 @@
           <w:i/>
           <w:sz w:val="24"/>
         </w:rPr>
-        <w:t>HÌNH 4.9: Kết quả dự đoán thật khi tải ảnh chữ số "7" từ tập kiểm thử MNIST</w:t>
+        <w:t>HÌNH 4.11: Kết quả dự đoán thật khi tải ảnh chữ số "7" từ tập kiểm thử MNIST</w:t>
       </w:r>
     </w:p>
     <w:p>
@@ -12957,6 +13148,491 @@
           <w:sz w:val="26"/>
         </w:rPr>
         <w:t>Phân tích PCA (mục 4.7) và phân tích lỗi định tính (mục 4.11) cho thấy hai nguồn thông tin độc lập (cấu trúc không gian đặc trưng và ma trận nhầm lẫn thật) đều chỉ ra cùng một nhóm chữ số khó phân biệt (4, 7, 9 và 3, 5, 8), tăng độ tin cậy cho kết luận này. Về mặt thực tiễn, lựa chọn giữa KNN và SVM nên dựa vào bối cảnh triển khai: KNN phù hợp hơn khi cần huấn luyện/cập nhật nhanh hoặc tài nguyên tính toán lúc huấn luyện hạn chế; SVM phù hợp hơn khi độ chính xác là ưu tiên hàng đầu và mô hình chỉ cần huấn luyện một lần rồi dùng lâu dài.</w:t>
+      </w:r>
+    </w:p>
+    <w:p>
+      <w:pPr>
+        <w:pStyle w:val="Heading2"/>
+      </w:pPr>
+      <w:r>
+        <w:rPr>
+          <w:rFonts w:ascii="Times New Roman" w:hAnsi="Times New Roman"/>
+          <w:b/>
+          <w:color w:val="000000"/>
+          <w:sz w:val="28"/>
+        </w:rPr>
+        <w:t>4.15. Kiểm chứng độ ổn định bằng Stratified K-Fold Cross-Validation</w:t>
+      </w:r>
+    </w:p>
+    <w:p>
+      <w:pPr>
+        <w:jc w:val="both"/>
+      </w:pPr>
+      <w:r>
+        <w:rPr>
+          <w:rFonts w:ascii="Times New Roman" w:hAnsi="Times New Roman"/>
+          <w:b w:val="0"/>
+          <w:i w:val="0"/>
+          <w:sz w:val="26"/>
+        </w:rPr>
+        <w:t>Các kết quả ở mục 4.2 được đo trên một lần chia tập huấn luyện/kiểm thử (hold-out) duy nhất, theo seed cố định (mục 2.4, 2.6). Để kiểm chứng độ chính xác đo được không phải là một may rủi của riêng lần chia dữ liệu đó, đồ án bổ sung một thực nghiệm stratified 5-fold cross-validation cho KNN (k=5) trên một tập con lấy mẫu ngẫu nhiên có phân tầng gồm 10.000 ảnh từ tập huấn luyện thật (không dùng toàn bộ 54.000 mẫu, cùng lý do tốc độ đã nêu ở mục 4.5 cho các khảo sát C/gamma của SVM trên tập con).</w:t>
+      </w:r>
+    </w:p>
+    <w:p>
+      <w:pPr>
+        <w:jc w:val="center"/>
+      </w:pPr>
+      <w:r>
+        <w:rPr>
+          <w:rFonts w:ascii="Times New Roman" w:hAnsi="Times New Roman"/>
+          <w:i/>
+          <w:sz w:val="24"/>
+        </w:rPr>
+        <w:t>BẢNG 4.11: Độ chính xác KNN (k=5) qua 5 fold (stratified 5-fold CV, tập con 10.000 mẫu)</w:t>
+      </w:r>
+    </w:p>
+    <w:tbl>
+      <w:tblPr>
+        <w:tblStyle w:val="TableGrid"/>
+        <w:tblW w:type="auto" w:w="0"/>
+        <w:jc w:val="center"/>
+        <w:tblLook w:firstColumn="1" w:firstRow="1" w:lastColumn="0" w:lastRow="0" w:noHBand="0" w:noVBand="1" w:val="04A0"/>
+      </w:tblPr>
+      <w:tblGrid>
+        <w:gridCol w:w="4535"/>
+        <w:gridCol w:w="4535"/>
+      </w:tblGrid>
+      <w:tr>
+        <w:trPr>
+          <w:cantSplit/>
+        </w:trPr>
+        <w:tc>
+          <w:tcPr>
+            <w:tcW w:type="dxa" w:w="3402"/>
+          </w:tcPr>
+          <w:p>
+            <w:pPr>
+              <w:jc w:val="center"/>
+            </w:pPr>
+            <w:r/>
+            <w:r>
+              <w:rPr>
+                <w:rFonts w:ascii="Times New Roman" w:hAnsi="Times New Roman"/>
+                <w:b/>
+                <w:i w:val="0"/>
+                <w:sz w:val="24"/>
+              </w:rPr>
+              <w:t>Fold</w:t>
+            </w:r>
+          </w:p>
+        </w:tc>
+        <w:tc>
+          <w:tcPr>
+            <w:tcW w:type="dxa" w:w="3402"/>
+          </w:tcPr>
+          <w:p>
+            <w:pPr>
+              <w:jc w:val="center"/>
+            </w:pPr>
+            <w:r/>
+            <w:r>
+              <w:rPr>
+                <w:rFonts w:ascii="Times New Roman" w:hAnsi="Times New Roman"/>
+                <w:b/>
+                <w:i w:val="0"/>
+                <w:sz w:val="24"/>
+              </w:rPr>
+              <w:t>Độ chính xác</w:t>
+            </w:r>
+          </w:p>
+        </w:tc>
+      </w:tr>
+      <w:tr>
+        <w:trPr>
+          <w:cantSplit/>
+        </w:trPr>
+        <w:tc>
+          <w:tcPr>
+            <w:tcW w:type="dxa" w:w="3402"/>
+          </w:tcPr>
+          <w:p>
+            <w:r/>
+            <w:r>
+              <w:rPr>
+                <w:rFonts w:ascii="Times New Roman" w:hAnsi="Times New Roman"/>
+                <w:b w:val="0"/>
+                <w:i w:val="0"/>
+                <w:sz w:val="24"/>
+              </w:rPr>
+              <w:t>Fold 1</w:t>
+            </w:r>
+          </w:p>
+        </w:tc>
+        <w:tc>
+          <w:tcPr>
+            <w:tcW w:type="dxa" w:w="3402"/>
+          </w:tcPr>
+          <w:p>
+            <w:pPr>
+              <w:jc w:val="center"/>
+            </w:pPr>
+            <w:r/>
+            <w:r>
+              <w:rPr>
+                <w:rFonts w:ascii="Times New Roman" w:hAnsi="Times New Roman"/>
+                <w:b w:val="0"/>
+                <w:i w:val="0"/>
+                <w:sz w:val="24"/>
+              </w:rPr>
+              <w:t>93,95%</w:t>
+            </w:r>
+          </w:p>
+        </w:tc>
+      </w:tr>
+      <w:tr>
+        <w:trPr>
+          <w:cantSplit/>
+        </w:trPr>
+        <w:tc>
+          <w:tcPr>
+            <w:tcW w:type="dxa" w:w="3402"/>
+          </w:tcPr>
+          <w:p>
+            <w:r/>
+            <w:r>
+              <w:rPr>
+                <w:rFonts w:ascii="Times New Roman" w:hAnsi="Times New Roman"/>
+                <w:b w:val="0"/>
+                <w:i w:val="0"/>
+                <w:sz w:val="24"/>
+              </w:rPr>
+              <w:t>Fold 2</w:t>
+            </w:r>
+          </w:p>
+        </w:tc>
+        <w:tc>
+          <w:tcPr>
+            <w:tcW w:type="dxa" w:w="3402"/>
+          </w:tcPr>
+          <w:p>
+            <w:pPr>
+              <w:jc w:val="center"/>
+            </w:pPr>
+            <w:r/>
+            <w:r>
+              <w:rPr>
+                <w:rFonts w:ascii="Times New Roman" w:hAnsi="Times New Roman"/>
+                <w:b w:val="0"/>
+                <w:i w:val="0"/>
+                <w:sz w:val="24"/>
+              </w:rPr>
+              <w:t>94,70%</w:t>
+            </w:r>
+          </w:p>
+        </w:tc>
+      </w:tr>
+      <w:tr>
+        <w:trPr>
+          <w:cantSplit/>
+        </w:trPr>
+        <w:tc>
+          <w:tcPr>
+            <w:tcW w:type="dxa" w:w="3402"/>
+          </w:tcPr>
+          <w:p>
+            <w:r/>
+            <w:r>
+              <w:rPr>
+                <w:rFonts w:ascii="Times New Roman" w:hAnsi="Times New Roman"/>
+                <w:b w:val="0"/>
+                <w:i w:val="0"/>
+                <w:sz w:val="24"/>
+              </w:rPr>
+              <w:t>Fold 3</w:t>
+            </w:r>
+          </w:p>
+        </w:tc>
+        <w:tc>
+          <w:tcPr>
+            <w:tcW w:type="dxa" w:w="3402"/>
+          </w:tcPr>
+          <w:p>
+            <w:pPr>
+              <w:jc w:val="center"/>
+            </w:pPr>
+            <w:r/>
+            <w:r>
+              <w:rPr>
+                <w:rFonts w:ascii="Times New Roman" w:hAnsi="Times New Roman"/>
+                <w:b w:val="0"/>
+                <w:i w:val="0"/>
+                <w:sz w:val="24"/>
+              </w:rPr>
+              <w:t>94,30%</w:t>
+            </w:r>
+          </w:p>
+        </w:tc>
+      </w:tr>
+      <w:tr>
+        <w:trPr>
+          <w:cantSplit/>
+        </w:trPr>
+        <w:tc>
+          <w:tcPr>
+            <w:tcW w:type="dxa" w:w="3402"/>
+          </w:tcPr>
+          <w:p>
+            <w:r/>
+            <w:r>
+              <w:rPr>
+                <w:rFonts w:ascii="Times New Roman" w:hAnsi="Times New Roman"/>
+                <w:b w:val="0"/>
+                <w:i w:val="0"/>
+                <w:sz w:val="24"/>
+              </w:rPr>
+              <w:t>Fold 4</w:t>
+            </w:r>
+          </w:p>
+        </w:tc>
+        <w:tc>
+          <w:tcPr>
+            <w:tcW w:type="dxa" w:w="3402"/>
+          </w:tcPr>
+          <w:p>
+            <w:pPr>
+              <w:jc w:val="center"/>
+            </w:pPr>
+            <w:r/>
+            <w:r>
+              <w:rPr>
+                <w:rFonts w:ascii="Times New Roman" w:hAnsi="Times New Roman"/>
+                <w:b w:val="0"/>
+                <w:i w:val="0"/>
+                <w:sz w:val="24"/>
+              </w:rPr>
+              <w:t>94,75%</w:t>
+            </w:r>
+          </w:p>
+        </w:tc>
+      </w:tr>
+      <w:tr>
+        <w:trPr>
+          <w:cantSplit/>
+        </w:trPr>
+        <w:tc>
+          <w:tcPr>
+            <w:tcW w:type="dxa" w:w="3402"/>
+          </w:tcPr>
+          <w:p>
+            <w:r/>
+            <w:r>
+              <w:rPr>
+                <w:rFonts w:ascii="Times New Roman" w:hAnsi="Times New Roman"/>
+                <w:b w:val="0"/>
+                <w:i w:val="0"/>
+                <w:sz w:val="24"/>
+              </w:rPr>
+              <w:t>Fold 5</w:t>
+            </w:r>
+          </w:p>
+        </w:tc>
+        <w:tc>
+          <w:tcPr>
+            <w:tcW w:type="dxa" w:w="3402"/>
+          </w:tcPr>
+          <w:p>
+            <w:pPr>
+              <w:jc w:val="center"/>
+            </w:pPr>
+            <w:r/>
+            <w:r>
+              <w:rPr>
+                <w:rFonts w:ascii="Times New Roman" w:hAnsi="Times New Roman"/>
+                <w:b w:val="0"/>
+                <w:i w:val="0"/>
+                <w:sz w:val="24"/>
+              </w:rPr>
+              <w:t>94,70%</w:t>
+            </w:r>
+          </w:p>
+        </w:tc>
+      </w:tr>
+      <w:tr>
+        <w:trPr>
+          <w:cantSplit/>
+        </w:trPr>
+        <w:tc>
+          <w:tcPr>
+            <w:tcW w:type="dxa" w:w="3402"/>
+          </w:tcPr>
+          <w:p>
+            <w:r/>
+            <w:r>
+              <w:rPr>
+                <w:rFonts w:ascii="Times New Roman" w:hAnsi="Times New Roman"/>
+                <w:b w:val="0"/>
+                <w:i w:val="0"/>
+                <w:sz w:val="24"/>
+              </w:rPr>
+              <w:t>Trung bình</w:t>
+            </w:r>
+          </w:p>
+        </w:tc>
+        <w:tc>
+          <w:tcPr>
+            <w:tcW w:type="dxa" w:w="3402"/>
+          </w:tcPr>
+          <w:p>
+            <w:pPr>
+              <w:jc w:val="center"/>
+            </w:pPr>
+            <w:r/>
+            <w:r>
+              <w:rPr>
+                <w:rFonts w:ascii="Times New Roman" w:hAnsi="Times New Roman"/>
+                <w:b w:val="0"/>
+                <w:i w:val="0"/>
+                <w:sz w:val="24"/>
+              </w:rPr>
+              <w:t>94,48%</w:t>
+            </w:r>
+          </w:p>
+        </w:tc>
+      </w:tr>
+      <w:tr>
+        <w:trPr>
+          <w:cantSplit/>
+        </w:trPr>
+        <w:tc>
+          <w:tcPr>
+            <w:tcW w:type="dxa" w:w="3402"/>
+          </w:tcPr>
+          <w:p>
+            <w:r/>
+            <w:r>
+              <w:rPr>
+                <w:rFonts w:ascii="Times New Roman" w:hAnsi="Times New Roman"/>
+                <w:b w:val="0"/>
+                <w:i w:val="0"/>
+                <w:sz w:val="24"/>
+              </w:rPr>
+              <w:t>Độ lệch chuẩn</w:t>
+            </w:r>
+          </w:p>
+        </w:tc>
+        <w:tc>
+          <w:tcPr>
+            <w:tcW w:type="dxa" w:w="3402"/>
+          </w:tcPr>
+          <w:p>
+            <w:pPr>
+              <w:jc w:val="center"/>
+            </w:pPr>
+            <w:r/>
+            <w:r>
+              <w:rPr>
+                <w:rFonts w:ascii="Times New Roman" w:hAnsi="Times New Roman"/>
+                <w:b w:val="0"/>
+                <w:i w:val="0"/>
+                <w:sz w:val="24"/>
+              </w:rPr>
+              <w:t>0,31%</w:t>
+            </w:r>
+          </w:p>
+        </w:tc>
+      </w:tr>
+    </w:tbl>
+    <w:p>
+      <w:pPr>
+        <w:jc w:val="center"/>
+      </w:pPr>
+      <w:r>
+        <w:rPr>
+          <w:rFonts w:ascii="Times New Roman" w:hAnsi="Times New Roman"/>
+          <w:i/>
+          <w:sz w:val="22"/>
+        </w:rPr>
+        <w:t>(Nguồn: scripts/kfold_and_error_analysis.py, results/kfold_cv.json)</w:t>
+      </w:r>
+    </w:p>
+    <w:p/>
+    <w:p>
+      <w:pPr>
+        <w:jc w:val="center"/>
+      </w:pPr>
+      <w:r>
+        <w:drawing>
+          <wp:inline xmlns:a="http://schemas.openxmlformats.org/drawingml/2006/main" xmlns:pic="http://schemas.openxmlformats.org/drawingml/2006/picture">
+            <wp:extent cx="4320000" cy="2592000"/>
+            <wp:docPr id="26" name="Picture 26"/>
+            <wp:cNvGraphicFramePr>
+              <a:graphicFrameLocks noChangeAspect="1"/>
+            </wp:cNvGraphicFramePr>
+            <a:graphic>
+              <a:graphicData uri="http://schemas.openxmlformats.org/drawingml/2006/picture">
+                <pic:pic>
+                  <pic:nvPicPr>
+                    <pic:cNvPr id="0" name="chart_kfold_cv.png"/>
+                    <pic:cNvPicPr/>
+                  </pic:nvPicPr>
+                  <pic:blipFill>
+                    <a:blip r:embed="rId34"/>
+                    <a:stretch>
+                      <a:fillRect/>
+                    </a:stretch>
+                  </pic:blipFill>
+                  <pic:spPr>
+                    <a:xfrm>
+                      <a:off x="0" y="0"/>
+                      <a:ext cx="4320000" cy="2592000"/>
+                    </a:xfrm>
+                    <a:prstGeom prst="rect"/>
+                  </pic:spPr>
+                </pic:pic>
+              </a:graphicData>
+            </a:graphic>
+          </wp:inline>
+        </w:drawing>
+      </w:r>
+    </w:p>
+    <w:p>
+      <w:pPr>
+        <w:jc w:val="center"/>
+      </w:pPr>
+      <w:r>
+        <w:rPr>
+          <w:rFonts w:ascii="Times New Roman" w:hAnsi="Times New Roman"/>
+          <w:i/>
+          <w:sz w:val="24"/>
+        </w:rPr>
+        <w:t>HÌNH 4.12: Biểu đồ độ chính xác KNN qua 5 fold</w:t>
+      </w:r>
+    </w:p>
+    <w:p>
+      <w:pPr>
+        <w:jc w:val="center"/>
+      </w:pPr>
+      <w:r>
+        <w:rPr>
+          <w:rFonts w:ascii="Times New Roman" w:hAnsi="Times New Roman"/>
+          <w:i/>
+          <w:sz w:val="22"/>
+        </w:rPr>
+        <w:t>(Nguồn: scripts/kfold_and_error_analysis.py, results/kfold_cv.json)</w:t>
+      </w:r>
+    </w:p>
+    <w:p>
+      <w:pPr>
+        <w:jc w:val="both"/>
+      </w:pPr>
+      <w:r>
+        <w:rPr>
+          <w:rFonts w:ascii="Times New Roman" w:hAnsi="Times New Roman"/>
+          <w:b w:val="0"/>
+          <w:i w:val="0"/>
+          <w:sz w:val="26"/>
+        </w:rPr>
+        <w:t>Độ lệch chuẩn giữa các fold chỉ 0,31% — rất nhỏ so với giá trị trung bình 94,48% — cho thấy hiệu năng của KNN trên dữ liệu MNIST thật ổn định, không phụ thuộc nhiều vào cách chia dữ liệu cụ thể. Giá trị trung bình 94,48% trên tập con 10.000 mẫu thấp hơn độ chính xác 97,08% đo được trên tập test đầy đủ ở mục 4.2 (huấn luyện trên toàn bộ 54.000 mẫu) — kết quả này nhất quán với đường cong học ở mục 4.10: KNN càng có nhiều dữ liệu huấn luyện thì độ chính xác càng cao, nên một mô hình chỉ huấn luyện trên tập con nhỏ hơn (ở đây là một phần của chính tập con 10.000 mẫu, do cơ chế k-fold luân phiên giữ lại 1/5 làm fold kiểm thử) tất yếu đạt độ chính xác thấp hơn một chút so với mô hình chính thức huấn luyện trên toàn bộ dữ liệu.</w:t>
       </w:r>
     </w:p>
     <w:p>

--- a/thesis/doc/thesis.docx
+++ b/thesis/doc/thesis.docx
@@ -663,7 +663,7 @@
         </w:rPr>
         <w:t>CHƯƠNG 1. TỔNG QUAN</w:t>
         <w:tab/>
-        <w:t>1</w:t>
+        <w:t>17</w:t>
       </w:r>
     </w:p>
     <w:p>
@@ -682,7 +682,7 @@
         </w:rPr>
         <w:t>1.1. Bài toán nhận dạng chữ số viết tay</w:t>
         <w:tab/>
-        <w:t>1</w:t>
+        <w:t>17</w:t>
       </w:r>
     </w:p>
     <w:p>
@@ -701,7 +701,7 @@
         </w:rPr>
         <w:t>1.2. Bộ dữ liệu MNIST</w:t>
         <w:tab/>
-        <w:t>1</w:t>
+        <w:t>17</w:t>
       </w:r>
     </w:p>
     <w:p>
@@ -720,7 +720,7 @@
         </w:rPr>
         <w:t>1.3. Tình hình nghiên cứu: các kết quả đã công bố trên MNIST</w:t>
         <w:tab/>
-        <w:t>2</w:t>
+        <w:t>18</w:t>
       </w:r>
     </w:p>
     <w:p>
@@ -739,7 +739,7 @@
         </w:rPr>
         <w:t>1.4. Các hướng tiếp cận hiện nay</w:t>
         <w:tab/>
-        <w:t>4</w:t>
+        <w:t>20</w:t>
       </w:r>
     </w:p>
     <w:p>
@@ -758,7 +758,7 @@
         </w:rPr>
         <w:t>1.5. Phạm vi và lựa chọn của đồ án</w:t>
         <w:tab/>
-        <w:t>5</w:t>
+        <w:t>21</w:t>
       </w:r>
     </w:p>
     <w:p>
@@ -777,7 +777,7 @@
         </w:rPr>
         <w:t>1.6. Tổng kết chương</w:t>
         <w:tab/>
-        <w:t>5</w:t>
+        <w:t>21</w:t>
       </w:r>
     </w:p>
     <w:p>
@@ -795,7 +795,7 @@
         </w:rPr>
         <w:t>CHƯƠNG 2. NGHIÊN CỨU LÝ THUYẾT</w:t>
         <w:tab/>
-        <w:t>6</w:t>
+        <w:t>22</w:t>
       </w:r>
     </w:p>
     <w:p>
@@ -814,7 +814,7 @@
         </w:rPr>
         <w:t>2.1. Bài toán phân loại có giám sát</w:t>
         <w:tab/>
-        <w:t>6</w:t>
+        <w:t>22</w:t>
       </w:r>
     </w:p>
     <w:p>
@@ -833,7 +833,7 @@
         </w:rPr>
         <w:t>2.2. Thuật toán K-Nearest Neighbors</w:t>
         <w:tab/>
-        <w:t>6</w:t>
+        <w:t>22</w:t>
       </w:r>
     </w:p>
     <w:p>
@@ -852,7 +852,7 @@
         </w:rPr>
         <w:t>2.3. Support Vector Machine</w:t>
         <w:tab/>
-        <w:t>8</w:t>
+        <w:t>24</w:t>
       </w:r>
     </w:p>
     <w:p>
@@ -871,7 +871,7 @@
         </w:rPr>
         <w:t>2.3.1. Siêu phẳng phân tách và bài toán lề cực đại</w:t>
         <w:tab/>
-        <w:t>8</w:t>
+        <w:t>24</w:t>
       </w:r>
     </w:p>
     <w:p>
@@ -890,7 +890,7 @@
         </w:rPr>
         <w:t>2.3.2. Biên mềm và tham số C</w:t>
         <w:tab/>
-        <w:t>9</w:t>
+        <w:t>25</w:t>
       </w:r>
     </w:p>
     <w:p>
@@ -909,7 +909,7 @@
         </w:rPr>
         <w:t>2.3.3. Kernel trick và hàm kernel RBF</w:t>
         <w:tab/>
-        <w:t>9</w:t>
+        <w:t>25</w:t>
       </w:r>
     </w:p>
     <w:p>
@@ -928,7 +928,7 @@
         </w:rPr>
         <w:t>2.3.4. Chiến lược phân loại đa lớp</w:t>
         <w:tab/>
-        <w:t>10</w:t>
+        <w:t>26</w:t>
       </w:r>
     </w:p>
     <w:p>
@@ -947,7 +947,7 @@
         </w:rPr>
         <w:t>2.3.5. Chuẩn hoá dữ liệu và ảnh hưởng tới các mô hình dựa trên khoảng cách</w:t>
         <w:tab/>
-        <w:t>11</w:t>
+        <w:t>27</w:t>
       </w:r>
     </w:p>
     <w:p>
@@ -966,7 +966,7 @@
         </w:rPr>
         <w:t>2.4. Các độ đo đánh giá mô hình</w:t>
         <w:tab/>
-        <w:t>11</w:t>
+        <w:t>27</w:t>
       </w:r>
     </w:p>
     <w:p>
@@ -985,7 +985,7 @@
         </w:rPr>
         <w:t>2.5. Công cụ, công nghệ và phần mềm sử dụng</w:t>
         <w:tab/>
-        <w:t>13</w:t>
+        <w:t>29</w:t>
       </w:r>
     </w:p>
     <w:p>
@@ -1004,7 +1004,7 @@
         </w:rPr>
         <w:t>2.6. Phân tích độ phức tạp tính toán</w:t>
         <w:tab/>
-        <w:t>14</w:t>
+        <w:t>30</w:t>
       </w:r>
     </w:p>
     <w:p>
@@ -1023,7 +1023,7 @@
         </w:rPr>
         <w:t>2.7. Giả thiết khoa học của đồ án</w:t>
         <w:tab/>
-        <w:t>15</w:t>
+        <w:t>31</w:t>
       </w:r>
     </w:p>
     <w:p>
@@ -1042,7 +1042,7 @@
         </w:rPr>
         <w:t>2.8. Tổng kết chương</w:t>
         <w:tab/>
-        <w:t>15</w:t>
+        <w:t>31</w:t>
       </w:r>
     </w:p>
     <w:p>
@@ -1060,7 +1060,7 @@
         </w:rPr>
         <w:t>CHƯƠNG 3. HIỆN THỰC HÓA NGHIÊN CỨU</w:t>
         <w:tab/>
-        <w:t>17</w:t>
+        <w:t>33</w:t>
       </w:r>
     </w:p>
     <w:p>
@@ -1079,7 +1079,7 @@
         </w:rPr>
         <w:t>3.1. Quy trình tổng thể</w:t>
         <w:tab/>
-        <w:t>17</w:t>
+        <w:t>33</w:t>
       </w:r>
     </w:p>
     <w:p>
@@ -1098,7 +1098,7 @@
         </w:rPr>
         <w:t>3.2. Kiến trúc hệ thống và cấu trúc mã nguồn</w:t>
         <w:tab/>
-        <w:t>17</w:t>
+        <w:t>33</w:t>
       </w:r>
     </w:p>
     <w:p>
@@ -1117,7 +1117,7 @@
         </w:rPr>
         <w:t>3.3. Chuẩn bị dữ liệu</w:t>
         <w:tab/>
-        <w:t>19</w:t>
+        <w:t>35</w:t>
       </w:r>
     </w:p>
     <w:p>
@@ -1136,7 +1136,7 @@
         </w:rPr>
         <w:t>3.4. Cài đặt mô hình KNN</w:t>
         <w:tab/>
-        <w:t>19</w:t>
+        <w:t>35</w:t>
       </w:r>
     </w:p>
     <w:p>
@@ -1155,7 +1155,7 @@
         </w:rPr>
         <w:t>3.5. Cài đặt mô hình SVM</w:t>
         <w:tab/>
-        <w:t>20</w:t>
+        <w:t>36</w:t>
       </w:r>
     </w:p>
     <w:p>
@@ -1174,7 +1174,7 @@
         </w:rPr>
         <w:t>3.6. Quy trình huấn luyện và lưu kết quả</w:t>
         <w:tab/>
-        <w:t>20</w:t>
+        <w:t>36</w:t>
       </w:r>
     </w:p>
     <w:p>
@@ -1193,7 +1193,7 @@
         </w:rPr>
         <w:t>3.7. Thiết kế chương trình demo</w:t>
         <w:tab/>
-        <w:t>21</w:t>
+        <w:t>37</w:t>
       </w:r>
     </w:p>
     <w:p>
@@ -1212,7 +1212,7 @@
         </w:rPr>
         <w:t>3.8. Kiểm thử tự động</w:t>
         <w:tab/>
-        <w:t>21</w:t>
+        <w:t>37</w:t>
       </w:r>
     </w:p>
     <w:p>
@@ -1231,7 +1231,7 @@
         </w:rPr>
         <w:t>3.8.1. Một thách thức kỹ thuật thực tế đã gặp phải</w:t>
         <w:tab/>
-        <w:t>21</w:t>
+        <w:t>37</w:t>
       </w:r>
     </w:p>
     <w:p>
@@ -1250,7 +1250,7 @@
         </w:rPr>
         <w:t>3.9. Quản lý mã nguồn và quy trình làm việc</w:t>
         <w:tab/>
-        <w:t>22</w:t>
+        <w:t>38</w:t>
       </w:r>
     </w:p>
     <w:p>
@@ -1269,7 +1269,7 @@
         </w:rPr>
         <w:t>3.10. Tổng kết chương</w:t>
         <w:tab/>
-        <w:t>22</w:t>
+        <w:t>38</w:t>
       </w:r>
     </w:p>
     <w:p>
@@ -1287,7 +1287,7 @@
         </w:rPr>
         <w:t>CHƯƠNG 4. KẾT QUẢ NGHIÊN CỨU</w:t>
         <w:tab/>
-        <w:t>23</w:t>
+        <w:t>39</w:t>
       </w:r>
     </w:p>
     <w:p>
@@ -1306,7 +1306,7 @@
         </w:rPr>
         <w:t>4.1. Cách chia dữ liệu</w:t>
         <w:tab/>
-        <w:t>23</w:t>
+        <w:t>39</w:t>
       </w:r>
     </w:p>
     <w:p>
@@ -1325,7 +1325,7 @@
         </w:rPr>
         <w:t>4.2. Kết quả tổng thể trên tập test</w:t>
         <w:tab/>
-        <w:t>23</w:t>
+        <w:t>39</w:t>
       </w:r>
     </w:p>
     <w:p>
@@ -1344,7 +1344,7 @@
         </w:rPr>
         <w:t>4.3. Ảnh hưởng của tham số k lên KNN</w:t>
         <w:tab/>
-        <w:t>24</w:t>
+        <w:t>40</w:t>
       </w:r>
     </w:p>
     <w:p>
@@ -1363,7 +1363,7 @@
         </w:rPr>
         <w:t>4.4. Ảnh hưởng của độ đo khoảng cách lên KNN</w:t>
         <w:tab/>
-        <w:t>25</w:t>
+        <w:t>41</w:t>
       </w:r>
     </w:p>
     <w:p>
@@ -1382,7 +1382,7 @@
         </w:rPr>
         <w:t>4.5. Độ nhạy tham số C và gamma của SVM</w:t>
         <w:tab/>
-        <w:t>26</w:t>
+        <w:t>42</w:t>
       </w:r>
     </w:p>
     <w:p>
@@ -1401,7 +1401,7 @@
         </w:rPr>
         <w:t>4.6. Kết quả phân theo từng chữ số</w:t>
         <w:tab/>
-        <w:t>28</w:t>
+        <w:t>44</w:t>
       </w:r>
     </w:p>
     <w:p>
@@ -1420,7 +1420,7 @@
         </w:rPr>
         <w:t>4.7. Trực quan hoá không gian đặc trưng bằng PCA</w:t>
         <w:tab/>
-        <w:t>30</w:t>
+        <w:t>46</w:t>
       </w:r>
     </w:p>
     <w:p>
@@ -1439,7 +1439,7 @@
         </w:rPr>
         <w:t>4.8. So sánh thời gian huấn luyện</w:t>
         <w:tab/>
-        <w:t>31</w:t>
+        <w:t>47</w:t>
       </w:r>
     </w:p>
     <w:p>
@@ -1458,7 +1458,7 @@
         </w:rPr>
         <w:t>4.9. So sánh thời gian dự đoán (độ trễ)</w:t>
         <w:tab/>
-        <w:t>32</w:t>
+        <w:t>48</w:t>
       </w:r>
     </w:p>
     <w:p>
@@ -1477,7 +1477,7 @@
         </w:rPr>
         <w:t>4.10. Đường cong học theo kích thước tập huấn luyện</w:t>
         <w:tab/>
-        <w:t>33</w:t>
+        <w:t>49</w:t>
       </w:r>
     </w:p>
     <w:p>
@@ -1496,7 +1496,7 @@
         </w:rPr>
         <w:t>4.11. Phân tích định tính các ca lỗi</w:t>
         <w:tab/>
-        <w:t>34</w:t>
+        <w:t>50</w:t>
       </w:r>
     </w:p>
     <w:p>
@@ -1515,7 +1515,7 @@
         </w:rPr>
         <w:t>4.12. Kết quả chương trình demo</w:t>
         <w:tab/>
-        <w:t>36</w:t>
+        <w:t>52</w:t>
       </w:r>
     </w:p>
     <w:p>
@@ -1534,7 +1534,7 @@
         </w:rPr>
         <w:t>4.13. Hạn chế của chương trình demo</w:t>
         <w:tab/>
-        <w:t>38</w:t>
+        <w:t>54</w:t>
       </w:r>
     </w:p>
     <w:p>
@@ -1553,7 +1553,7 @@
         </w:rPr>
         <w:t>4.14. Thảo luận tổng hợp</w:t>
         <w:tab/>
-        <w:t>38</w:t>
+        <w:t>54</w:t>
       </w:r>
     </w:p>
     <w:p>
@@ -1572,7 +1572,7 @@
         </w:rPr>
         <w:t>4.15. Kiểm chứng độ ổn định bằng Stratified K-Fold Cross-Validation</w:t>
         <w:tab/>
-        <w:t>38</w:t>
+        <w:t>54</w:t>
       </w:r>
     </w:p>
     <w:p>
@@ -1590,7 +1590,7 @@
         </w:rPr>
         <w:t>CHƯƠNG 5. KẾT LUẬN VÀ HƯỚNG PHÁT TRIỂN</w:t>
         <w:tab/>
-        <w:t>41</w:t>
+        <w:t>57</w:t>
       </w:r>
     </w:p>
     <w:p>
@@ -1608,7 +1608,7 @@
         </w:rPr>
         <w:t>DANH MỤC TÀI LIỆU THAM KHẢO</w:t>
         <w:tab/>
-        <w:t>43</w:t>
+        <w:t>59</w:t>
       </w:r>
     </w:p>
     <w:p>
@@ -1626,7 +1626,7 @@
         </w:rPr>
         <w:t>PHỤ LỤC</w:t>
         <w:tab/>
-        <w:t>45</w:t>
+        <w:t>61</w:t>
       </w:r>
     </w:p>
     <w:p>
@@ -17166,7 +17166,7 @@
       <w:pgMar w:top="1134" w:right="1134" w:bottom="1134" w:left="1701" w:header="720" w:footer="720" w:gutter="0"/>
       <w:cols w:space="720"/>
       <w:docGrid w:linePitch="360"/>
-      <w:pgNumType w:fmt="decimal" w:start="1"/>
+      <w:pgNumType w:fmt="decimal"/>
     </w:sectPr>
   </w:body>
 </w:document>

--- a/thesis/doc/thesis.docx
+++ b/thesis/doc/thesis.docx
@@ -436,16 +436,6 @@
     </w:p>
     <w:p>
       <w:pPr>
-        <w:sectPr>
-          <w:pgSz w:w="11906" w:h="16838"/>
-          <w:pgMar w:top="1134" w:right="1134" w:bottom="1134" w:left="1701" w:header="720" w:footer="720" w:gutter="0"/>
-          <w:cols w:space="720"/>
-          <w:docGrid w:linePitch="360"/>
-        </w:sectPr>
-      </w:pPr>
-    </w:p>
-    <w:p>
-      <w:pPr>
         <w:pStyle w:val="Heading1"/>
         <w:jc w:val="center"/>
       </w:pPr>
@@ -549,8 +539,6 @@
           <w:sz w:val="26"/>
         </w:rPr>
         <w:t>MỞ ĐẦU</w:t>
-        <w:tab/>
-        <w:t>4</w:t>
       </w:r>
     </w:p>
     <w:p>
@@ -568,8 +556,6 @@
           <w:sz w:val="24"/>
         </w:rPr>
         <w:t>1. Lý do chọn đề tài</w:t>
-        <w:tab/>
-        <w:t>4</w:t>
       </w:r>
     </w:p>
     <w:p>
@@ -587,8 +573,6 @@
           <w:sz w:val="24"/>
         </w:rPr>
         <w:t>2. Mục tiêu nghiên cứu</w:t>
-        <w:tab/>
-        <w:t>4</w:t>
       </w:r>
     </w:p>
     <w:p>
@@ -606,8 +590,6 @@
           <w:sz w:val="24"/>
         </w:rPr>
         <w:t>3. Đối tượng và phạm vi nghiên cứu</w:t>
-        <w:tab/>
-        <w:t>5</w:t>
       </w:r>
     </w:p>
     <w:p>
@@ -625,8 +607,6 @@
           <w:sz w:val="24"/>
         </w:rPr>
         <w:t>4. Phương pháp nghiên cứu</w:t>
-        <w:tab/>
-        <w:t>6</w:t>
       </w:r>
     </w:p>
     <w:p>
@@ -644,8 +624,6 @@
           <w:sz w:val="24"/>
         </w:rPr>
         <w:t>5. Cấu trúc báo cáo</w:t>
-        <w:tab/>
-        <w:t>6</w:t>
       </w:r>
     </w:p>
     <w:p>
@@ -663,7 +641,7 @@
         </w:rPr>
         <w:t>CHƯƠNG 1. TỔNG QUAN</w:t>
         <w:tab/>
-        <w:t>17</w:t>
+        <w:t>1</w:t>
       </w:r>
     </w:p>
     <w:p>
@@ -682,7 +660,7 @@
         </w:rPr>
         <w:t>1.1. Bài toán nhận dạng chữ số viết tay</w:t>
         <w:tab/>
-        <w:t>17</w:t>
+        <w:t>1</w:t>
       </w:r>
     </w:p>
     <w:p>
@@ -701,7 +679,7 @@
         </w:rPr>
         <w:t>1.2. Bộ dữ liệu MNIST</w:t>
         <w:tab/>
-        <w:t>17</w:t>
+        <w:t>1</w:t>
       </w:r>
     </w:p>
     <w:p>
@@ -720,7 +698,7 @@
         </w:rPr>
         <w:t>1.3. Tình hình nghiên cứu: các kết quả đã công bố trên MNIST</w:t>
         <w:tab/>
-        <w:t>18</w:t>
+        <w:t>2</w:t>
       </w:r>
     </w:p>
     <w:p>
@@ -739,7 +717,7 @@
         </w:rPr>
         <w:t>1.4. Các hướng tiếp cận hiện nay</w:t>
         <w:tab/>
-        <w:t>20</w:t>
+        <w:t>4</w:t>
       </w:r>
     </w:p>
     <w:p>
@@ -758,7 +736,7 @@
         </w:rPr>
         <w:t>1.5. Phạm vi và lựa chọn của đồ án</w:t>
         <w:tab/>
-        <w:t>21</w:t>
+        <w:t>5</w:t>
       </w:r>
     </w:p>
     <w:p>
@@ -777,7 +755,7 @@
         </w:rPr>
         <w:t>1.6. Tổng kết chương</w:t>
         <w:tab/>
-        <w:t>21</w:t>
+        <w:t>5</w:t>
       </w:r>
     </w:p>
     <w:p>
@@ -795,7 +773,7 @@
         </w:rPr>
         <w:t>CHƯƠNG 2. NGHIÊN CỨU LÝ THUYẾT</w:t>
         <w:tab/>
-        <w:t>22</w:t>
+        <w:t>6</w:t>
       </w:r>
     </w:p>
     <w:p>
@@ -814,7 +792,7 @@
         </w:rPr>
         <w:t>2.1. Bài toán phân loại có giám sát</w:t>
         <w:tab/>
-        <w:t>22</w:t>
+        <w:t>6</w:t>
       </w:r>
     </w:p>
     <w:p>
@@ -833,7 +811,7 @@
         </w:rPr>
         <w:t>2.2. Thuật toán K-Nearest Neighbors</w:t>
         <w:tab/>
-        <w:t>22</w:t>
+        <w:t>6</w:t>
       </w:r>
     </w:p>
     <w:p>
@@ -852,7 +830,7 @@
         </w:rPr>
         <w:t>2.3. Support Vector Machine</w:t>
         <w:tab/>
-        <w:t>24</w:t>
+        <w:t>8</w:t>
       </w:r>
     </w:p>
     <w:p>
@@ -871,7 +849,7 @@
         </w:rPr>
         <w:t>2.3.1. Siêu phẳng phân tách và bài toán lề cực đại</w:t>
         <w:tab/>
-        <w:t>24</w:t>
+        <w:t>8</w:t>
       </w:r>
     </w:p>
     <w:p>
@@ -890,7 +868,7 @@
         </w:rPr>
         <w:t>2.3.2. Biên mềm và tham số C</w:t>
         <w:tab/>
-        <w:t>25</w:t>
+        <w:t>8</w:t>
       </w:r>
     </w:p>
     <w:p>
@@ -909,7 +887,7 @@
         </w:rPr>
         <w:t>2.3.3. Kernel trick và hàm kernel RBF</w:t>
         <w:tab/>
-        <w:t>25</w:t>
+        <w:t>9</w:t>
       </w:r>
     </w:p>
     <w:p>
@@ -928,7 +906,7 @@
         </w:rPr>
         <w:t>2.3.4. Chiến lược phân loại đa lớp</w:t>
         <w:tab/>
-        <w:t>26</w:t>
+        <w:t>10</w:t>
       </w:r>
     </w:p>
     <w:p>
@@ -947,7 +925,7 @@
         </w:rPr>
         <w:t>2.3.5. Chuẩn hoá dữ liệu và ảnh hưởng tới các mô hình dựa trên khoảng cách</w:t>
         <w:tab/>
-        <w:t>27</w:t>
+        <w:t>10</w:t>
       </w:r>
     </w:p>
     <w:p>
@@ -966,7 +944,7 @@
         </w:rPr>
         <w:t>2.4. Các độ đo đánh giá mô hình</w:t>
         <w:tab/>
-        <w:t>27</w:t>
+        <w:t>11</w:t>
       </w:r>
     </w:p>
     <w:p>
@@ -985,7 +963,7 @@
         </w:rPr>
         <w:t>2.5. Công cụ, công nghệ và phần mềm sử dụng</w:t>
         <w:tab/>
-        <w:t>29</w:t>
+        <w:t>13</w:t>
       </w:r>
     </w:p>
     <w:p>
@@ -1004,7 +982,7 @@
         </w:rPr>
         <w:t>2.6. Phân tích độ phức tạp tính toán</w:t>
         <w:tab/>
-        <w:t>30</w:t>
+        <w:t>14</w:t>
       </w:r>
     </w:p>
     <w:p>
@@ -1023,7 +1001,7 @@
         </w:rPr>
         <w:t>2.7. Giả thiết khoa học của đồ án</w:t>
         <w:tab/>
-        <w:t>31</w:t>
+        <w:t>15</w:t>
       </w:r>
     </w:p>
     <w:p>
@@ -1042,7 +1020,7 @@
         </w:rPr>
         <w:t>2.8. Tổng kết chương</w:t>
         <w:tab/>
-        <w:t>31</w:t>
+        <w:t>15</w:t>
       </w:r>
     </w:p>
     <w:p>
@@ -1060,7 +1038,7 @@
         </w:rPr>
         <w:t>CHƯƠNG 3. HIỆN THỰC HÓA NGHIÊN CỨU</w:t>
         <w:tab/>
-        <w:t>33</w:t>
+        <w:t>16</w:t>
       </w:r>
     </w:p>
     <w:p>
@@ -1079,7 +1057,7 @@
         </w:rPr>
         <w:t>3.1. Quy trình tổng thể</w:t>
         <w:tab/>
-        <w:t>33</w:t>
+        <w:t>16</w:t>
       </w:r>
     </w:p>
     <w:p>
@@ -1098,7 +1076,7 @@
         </w:rPr>
         <w:t>3.2. Kiến trúc hệ thống và cấu trúc mã nguồn</w:t>
         <w:tab/>
-        <w:t>33</w:t>
+        <w:t>16</w:t>
       </w:r>
     </w:p>
     <w:p>
@@ -1117,7 +1095,7 @@
         </w:rPr>
         <w:t>3.3. Chuẩn bị dữ liệu</w:t>
         <w:tab/>
-        <w:t>35</w:t>
+        <w:t>17</w:t>
       </w:r>
     </w:p>
     <w:p>
@@ -1136,7 +1114,7 @@
         </w:rPr>
         <w:t>3.4. Cài đặt mô hình KNN</w:t>
         <w:tab/>
-        <w:t>35</w:t>
+        <w:t>18</w:t>
       </w:r>
     </w:p>
     <w:p>
@@ -1155,7 +1133,7 @@
         </w:rPr>
         <w:t>3.5. Cài đặt mô hình SVM</w:t>
         <w:tab/>
-        <w:t>36</w:t>
+        <w:t>18</w:t>
       </w:r>
     </w:p>
     <w:p>
@@ -1174,7 +1152,7 @@
         </w:rPr>
         <w:t>3.6. Quy trình huấn luyện và lưu kết quả</w:t>
         <w:tab/>
-        <w:t>36</w:t>
+        <w:t>19</w:t>
       </w:r>
     </w:p>
     <w:p>
@@ -1193,7 +1171,7 @@
         </w:rPr>
         <w:t>3.7. Thiết kế chương trình demo</w:t>
         <w:tab/>
-        <w:t>37</w:t>
+        <w:t>19</w:t>
       </w:r>
     </w:p>
     <w:p>
@@ -1212,7 +1190,7 @@
         </w:rPr>
         <w:t>3.8. Kiểm thử tự động</w:t>
         <w:tab/>
-        <w:t>37</w:t>
+        <w:t>20</w:t>
       </w:r>
     </w:p>
     <w:p>
@@ -1231,7 +1209,7 @@
         </w:rPr>
         <w:t>3.8.1. Một thách thức kỹ thuật thực tế đã gặp phải</w:t>
         <w:tab/>
-        <w:t>37</w:t>
+        <w:t>20</w:t>
       </w:r>
     </w:p>
     <w:p>
@@ -1250,7 +1228,7 @@
         </w:rPr>
         <w:t>3.9. Quản lý mã nguồn và quy trình làm việc</w:t>
         <w:tab/>
-        <w:t>38</w:t>
+        <w:t>21</w:t>
       </w:r>
     </w:p>
     <w:p>
@@ -1269,7 +1247,7 @@
         </w:rPr>
         <w:t>3.10. Tổng kết chương</w:t>
         <w:tab/>
-        <w:t>38</w:t>
+        <w:t>21</w:t>
       </w:r>
     </w:p>
     <w:p>
@@ -1287,7 +1265,7 @@
         </w:rPr>
         <w:t>CHƯƠNG 4. KẾT QUẢ NGHIÊN CỨU</w:t>
         <w:tab/>
-        <w:t>39</w:t>
+        <w:t>22</w:t>
       </w:r>
     </w:p>
     <w:p>
@@ -1306,7 +1284,7 @@
         </w:rPr>
         <w:t>4.1. Cách chia dữ liệu</w:t>
         <w:tab/>
-        <w:t>39</w:t>
+        <w:t>22</w:t>
       </w:r>
     </w:p>
     <w:p>
@@ -1325,7 +1303,7 @@
         </w:rPr>
         <w:t>4.2. Kết quả tổng thể trên tập test</w:t>
         <w:tab/>
-        <w:t>39</w:t>
+        <w:t>22</w:t>
       </w:r>
     </w:p>
     <w:p>
@@ -1344,7 +1322,7 @@
         </w:rPr>
         <w:t>4.3. Ảnh hưởng của tham số k lên KNN</w:t>
         <w:tab/>
-        <w:t>40</w:t>
+        <w:t>23</w:t>
       </w:r>
     </w:p>
     <w:p>
@@ -1363,7 +1341,7 @@
         </w:rPr>
         <w:t>4.4. Ảnh hưởng của độ đo khoảng cách lên KNN</w:t>
         <w:tab/>
-        <w:t>41</w:t>
+        <w:t>24</w:t>
       </w:r>
     </w:p>
     <w:p>
@@ -1382,7 +1360,7 @@
         </w:rPr>
         <w:t>4.5. Độ nhạy tham số C và gamma của SVM</w:t>
         <w:tab/>
-        <w:t>42</w:t>
+        <w:t>25</w:t>
       </w:r>
     </w:p>
     <w:p>
@@ -1401,7 +1379,7 @@
         </w:rPr>
         <w:t>4.6. Kết quả phân theo từng chữ số</w:t>
         <w:tab/>
-        <w:t>44</w:t>
+        <w:t>27</w:t>
       </w:r>
     </w:p>
     <w:p>
@@ -1420,7 +1398,7 @@
         </w:rPr>
         <w:t>4.7. Trực quan hoá không gian đặc trưng bằng PCA</w:t>
         <w:tab/>
-        <w:t>46</w:t>
+        <w:t>29</w:t>
       </w:r>
     </w:p>
     <w:p>
@@ -1439,7 +1417,7 @@
         </w:rPr>
         <w:t>4.8. So sánh thời gian huấn luyện</w:t>
         <w:tab/>
-        <w:t>47</w:t>
+        <w:t>30</w:t>
       </w:r>
     </w:p>
     <w:p>
@@ -1458,7 +1436,7 @@
         </w:rPr>
         <w:t>4.9. So sánh thời gian dự đoán (độ trễ)</w:t>
         <w:tab/>
-        <w:t>48</w:t>
+        <w:t>31</w:t>
       </w:r>
     </w:p>
     <w:p>
@@ -1477,7 +1455,7 @@
         </w:rPr>
         <w:t>4.10. Đường cong học theo kích thước tập huấn luyện</w:t>
         <w:tab/>
-        <w:t>49</w:t>
+        <w:t>32</w:t>
       </w:r>
     </w:p>
     <w:p>
@@ -1496,7 +1474,7 @@
         </w:rPr>
         <w:t>4.11. Phân tích định tính các ca lỗi</w:t>
         <w:tab/>
-        <w:t>50</w:t>
+        <w:t>33</w:t>
       </w:r>
     </w:p>
     <w:p>
@@ -1515,7 +1493,7 @@
         </w:rPr>
         <w:t>4.12. Kết quả chương trình demo</w:t>
         <w:tab/>
-        <w:t>52</w:t>
+        <w:t>35</w:t>
       </w:r>
     </w:p>
     <w:p>
@@ -1534,7 +1512,7 @@
         </w:rPr>
         <w:t>4.13. Hạn chế của chương trình demo</w:t>
         <w:tab/>
-        <w:t>54</w:t>
+        <w:t>37</w:t>
       </w:r>
     </w:p>
     <w:p>
@@ -1553,7 +1531,7 @@
         </w:rPr>
         <w:t>4.14. Thảo luận tổng hợp</w:t>
         <w:tab/>
-        <w:t>54</w:t>
+        <w:t>37</w:t>
       </w:r>
     </w:p>
     <w:p>
@@ -1572,7 +1550,7 @@
         </w:rPr>
         <w:t>4.15. Kiểm chứng độ ổn định bằng Stratified K-Fold Cross-Validation</w:t>
         <w:tab/>
-        <w:t>54</w:t>
+        <w:t>37</w:t>
       </w:r>
     </w:p>
     <w:p>
@@ -1590,7 +1568,7 @@
         </w:rPr>
         <w:t>CHƯƠNG 5. KẾT LUẬN VÀ HƯỚNG PHÁT TRIỂN</w:t>
         <w:tab/>
-        <w:t>57</w:t>
+        <w:t>40</w:t>
       </w:r>
     </w:p>
     <w:p>
@@ -1608,7 +1586,7 @@
         </w:rPr>
         <w:t>DANH MỤC TÀI LIỆU THAM KHẢO</w:t>
         <w:tab/>
-        <w:t>59</w:t>
+        <w:t>42</w:t>
       </w:r>
     </w:p>
     <w:p>
@@ -1626,7 +1604,7 @@
         </w:rPr>
         <w:t>PHỤ LỤC</w:t>
         <w:tab/>
-        <w:t>61</w:t>
+        <w:t>43</w:t>
       </w:r>
     </w:p>
     <w:p>
@@ -3913,12 +3891,10 @@
     <w:p>
       <w:pPr>
         <w:sectPr>
-          <w:footerReference w:type="default" r:id="rId10"/>
           <w:pgSz w:w="11906" w:h="16838"/>
           <w:pgMar w:top="1134" w:right="1134" w:bottom="1134" w:left="1701" w:header="720" w:footer="720" w:gutter="0"/>
           <w:cols w:space="720"/>
           <w:docGrid w:linePitch="360"/>
-          <w:pgNumType w:fmt="decimal" w:start="1"/>
         </w:sectPr>
       </w:pPr>
     </w:p>
@@ -3934,19 +3910,6 @@
           <w:sz w:val="32"/>
         </w:rPr>
         <w:t>CHƯƠNG 1. TỔNG QUAN</w:t>
-      </w:r>
-    </w:p>
-    <w:p>
-      <w:pPr>
-        <w:jc w:val="center"/>
-      </w:pPr>
-      <w:r>
-        <w:rPr>
-          <w:rFonts w:ascii="Times New Roman" w:hAnsi="Times New Roman"/>
-          <w:i/>
-          <w:sz w:val="24"/>
-        </w:rPr>
-        <w:t>GVHD: ThS. Nguyễn Nhứt Lam          SVTH: Phan Thành Thuận</w:t>
       </w:r>
     </w:p>
     <w:p>
@@ -5430,19 +5393,6 @@
           <w:sz w:val="32"/>
         </w:rPr>
         <w:t>CHƯƠNG 2. NGHIÊN CỨU LÝ THUYẾT</w:t>
-      </w:r>
-    </w:p>
-    <w:p>
-      <w:pPr>
-        <w:jc w:val="center"/>
-      </w:pPr>
-      <w:r>
-        <w:rPr>
-          <w:rFonts w:ascii="Times New Roman" w:hAnsi="Times New Roman"/>
-          <w:i/>
-          <w:sz w:val="24"/>
-        </w:rPr>
-        <w:t>GVHD: ThS. Nguyễn Nhứt Lam          SVTH: Phan Thành Thuận</w:t>
       </w:r>
     </w:p>
     <w:p>
@@ -7739,19 +7689,6 @@
     </w:p>
     <w:p>
       <w:pPr>
-        <w:jc w:val="center"/>
-      </w:pPr>
-      <w:r>
-        <w:rPr>
-          <w:rFonts w:ascii="Times New Roman" w:hAnsi="Times New Roman"/>
-          <w:i/>
-          <w:sz w:val="24"/>
-        </w:rPr>
-        <w:t>GVHD: ThS. Nguyễn Nhứt Lam          SVTH: Phan Thành Thuận</w:t>
-      </w:r>
-    </w:p>
-    <w:p>
-      <w:pPr>
         <w:pStyle w:val="Heading2"/>
       </w:pPr>
       <w:r>
@@ -8600,19 +8537,6 @@
     </w:p>
     <w:p>
       <w:pPr>
-        <w:jc w:val="center"/>
-      </w:pPr>
-      <w:r>
-        <w:rPr>
-          <w:rFonts w:ascii="Times New Roman" w:hAnsi="Times New Roman"/>
-          <w:i/>
-          <w:sz w:val="24"/>
-        </w:rPr>
-        <w:t>GVHD: ThS. Nguyễn Nhứt Lam          SVTH: Phan Thành Thuận</w:t>
-      </w:r>
-    </w:p>
-    <w:p>
-      <w:pPr>
         <w:pStyle w:val="Heading2"/>
       </w:pPr>
       <w:r>
@@ -14044,13 +13968,9 @@
       </w:r>
     </w:p>
     <w:p>
-      <w:r>
-        <w:br w:type="page"/>
-      </w:r>
-    </w:p>
-    <w:p>
       <w:pPr>
         <w:pStyle w:val="Heading1"/>
+        <w:pageBreakBefore/>
         <w:jc w:val="center"/>
       </w:pPr>
       <w:r>
@@ -17162,11 +17082,12 @@
       </w:r>
     </w:p>
     <w:sectPr>
+      <w:footerReference w:type="default" r:id="rId10"/>
       <w:pgSz w:w="11906" w:h="16838"/>
       <w:pgMar w:top="1134" w:right="1134" w:bottom="1134" w:left="1701" w:header="720" w:footer="720" w:gutter="0"/>
       <w:cols w:space="720"/>
       <w:docGrid w:linePitch="360"/>
-      <w:pgNumType w:fmt="decimal"/>
+      <w:pgNumType w:fmt="decimal" w:start="1"/>
     </w:sectPr>
   </w:body>
 </w:document>

--- a/thesis/doc/thesis.docx
+++ b/thesis/doc/thesis.docx
@@ -430,9 +430,14 @@
       </w:r>
     </w:p>
     <w:p>
-      <w:r>
-        <w:br w:type="page"/>
-      </w:r>
+      <w:pPr>
+        <w:sectPr>
+          <w:pgSz w:w="11906" w:h="16838"/>
+          <w:pgMar w:top="1134" w:right="1134" w:bottom="1134" w:left="1701" w:header="720" w:footer="720" w:gutter="0"/>
+          <w:cols w:space="720"/>
+          <w:docGrid w:linePitch="360"/>
+        </w:sectPr>
+      </w:pPr>
     </w:p>
     <w:p>
       <w:pPr>
@@ -3891,6 +3896,8 @@
     <w:p>
       <w:pPr>
         <w:sectPr>
+          <w:headerReference w:type="default" r:id="rId10"/>
+          <w:footerReference w:type="default" r:id="rId11"/>
           <w:pgSz w:w="11906" w:h="16838"/>
           <w:pgMar w:top="1134" w:right="1134" w:bottom="1134" w:left="1701" w:header="720" w:footer="720" w:gutter="0"/>
           <w:cols w:space="720"/>
@@ -5499,7 +5506,7 @@
                     <pic:cNvPicPr/>
                   </pic:nvPicPr>
                   <pic:blipFill>
-                    <a:blip r:embed="rId11"/>
+                    <a:blip r:embed="rId13"/>
                     <a:stretch>
                       <a:fillRect/>
                     </a:stretch>
@@ -5607,7 +5614,7 @@
                     <pic:cNvPicPr/>
                   </pic:nvPicPr>
                   <pic:blipFill>
-                    <a:blip r:embed="rId12"/>
+                    <a:blip r:embed="rId14"/>
                     <a:stretch>
                       <a:fillRect/>
                     </a:stretch>
@@ -5771,7 +5778,7 @@
                     <pic:cNvPicPr/>
                   </pic:nvPicPr>
                   <pic:blipFill>
-                    <a:blip r:embed="rId13"/>
+                    <a:blip r:embed="rId15"/>
                     <a:stretch>
                       <a:fillRect/>
                     </a:stretch>
@@ -5837,7 +5844,7 @@
                     <pic:cNvPicPr/>
                   </pic:nvPicPr>
                   <pic:blipFill>
-                    <a:blip r:embed="rId14"/>
+                    <a:blip r:embed="rId16"/>
                     <a:stretch>
                       <a:fillRect/>
                     </a:stretch>
@@ -6029,7 +6036,7 @@
                     <pic:cNvPicPr/>
                   </pic:nvPicPr>
                   <pic:blipFill>
-                    <a:blip r:embed="rId15"/>
+                    <a:blip r:embed="rId17"/>
                     <a:stretch>
                       <a:fillRect/>
                     </a:stretch>
@@ -6095,7 +6102,7 @@
                     <pic:cNvPicPr/>
                   </pic:nvPicPr>
                   <pic:blipFill>
-                    <a:blip r:embed="rId16"/>
+                    <a:blip r:embed="rId18"/>
                     <a:stretch>
                       <a:fillRect/>
                     </a:stretch>
@@ -6273,7 +6280,7 @@
                     <pic:cNvPicPr/>
                   </pic:nvPicPr>
                   <pic:blipFill>
-                    <a:blip r:embed="rId17"/>
+                    <a:blip r:embed="rId19"/>
                     <a:stretch>
                       <a:fillRect/>
                     </a:stretch>
@@ -6325,7 +6332,7 @@
                     <pic:cNvPicPr/>
                   </pic:nvPicPr>
                   <pic:blipFill>
-                    <a:blip r:embed="rId18"/>
+                    <a:blip r:embed="rId20"/>
                     <a:stretch>
                       <a:fillRect/>
                     </a:stretch>
@@ -6377,7 +6384,7 @@
                     <pic:cNvPicPr/>
                   </pic:nvPicPr>
                   <pic:blipFill>
-                    <a:blip r:embed="rId19"/>
+                    <a:blip r:embed="rId21"/>
                     <a:stretch>
                       <a:fillRect/>
                     </a:stretch>
@@ -6429,7 +6436,7 @@
                     <pic:cNvPicPr/>
                   </pic:nvPicPr>
                   <pic:blipFill>
-                    <a:blip r:embed="rId20"/>
+                    <a:blip r:embed="rId22"/>
                     <a:stretch>
                       <a:fillRect/>
                     </a:stretch>
@@ -7735,7 +7742,7 @@
                     <pic:cNvPicPr/>
                   </pic:nvPicPr>
                   <pic:blipFill>
-                    <a:blip r:embed="rId21"/>
+                    <a:blip r:embed="rId23"/>
                     <a:stretch>
                       <a:fillRect/>
                     </a:stretch>
@@ -7815,7 +7822,7 @@
                     <pic:cNvPicPr/>
                   </pic:nvPicPr>
                   <pic:blipFill>
-                    <a:blip r:embed="rId22"/>
+                    <a:blip r:embed="rId24"/>
                     <a:stretch>
                       <a:fillRect/>
                     </a:stretch>
@@ -9639,7 +9646,7 @@
                     <pic:cNvPicPr/>
                   </pic:nvPicPr>
                   <pic:blipFill>
-                    <a:blip r:embed="rId23"/>
+                    <a:blip r:embed="rId25"/>
                     <a:stretch>
                       <a:fillRect/>
                     </a:stretch>
@@ -10474,7 +10481,7 @@
                     <pic:cNvPicPr/>
                   </pic:nvPicPr>
                   <pic:blipFill>
-                    <a:blip r:embed="rId24"/>
+                    <a:blip r:embed="rId26"/>
                     <a:stretch>
                       <a:fillRect/>
                     </a:stretch>
@@ -10847,7 +10854,7 @@
                     <pic:cNvPicPr/>
                   </pic:nvPicPr>
                   <pic:blipFill>
-                    <a:blip r:embed="rId25"/>
+                    <a:blip r:embed="rId27"/>
                     <a:stretch>
                       <a:fillRect/>
                     </a:stretch>
@@ -10912,7 +10919,7 @@
                     <pic:cNvPicPr/>
                   </pic:nvPicPr>
                   <pic:blipFill>
-                    <a:blip r:embed="rId26"/>
+                    <a:blip r:embed="rId28"/>
                     <a:stretch>
                       <a:fillRect/>
                     </a:stretch>
@@ -10977,7 +10984,7 @@
                     <pic:cNvPicPr/>
                   </pic:nvPicPr>
                   <pic:blipFill>
-                    <a:blip r:embed="rId27"/>
+                    <a:blip r:embed="rId29"/>
                     <a:stretch>
                       <a:fillRect/>
                     </a:stretch>
@@ -11809,7 +11816,7 @@
                     <pic:cNvPicPr/>
                   </pic:nvPicPr>
                   <pic:blipFill>
-                    <a:blip r:embed="rId28"/>
+                    <a:blip r:embed="rId30"/>
                     <a:stretch>
                       <a:fillRect/>
                     </a:stretch>
@@ -12523,7 +12530,7 @@
                     <pic:cNvPicPr/>
                   </pic:nvPicPr>
                   <pic:blipFill>
-                    <a:blip r:embed="rId29"/>
+                    <a:blip r:embed="rId31"/>
                     <a:stretch>
                       <a:fillRect/>
                     </a:stretch>
@@ -12658,7 +12665,7 @@
                     <pic:cNvPicPr/>
                   </pic:nvPicPr>
                   <pic:blipFill>
-                    <a:blip r:embed="rId30"/>
+                    <a:blip r:embed="rId32"/>
                     <a:stretch>
                       <a:fillRect/>
                     </a:stretch>
@@ -12737,7 +12744,7 @@
                     <pic:cNvPicPr/>
                   </pic:nvPicPr>
                   <pic:blipFill>
-                    <a:blip r:embed="rId31"/>
+                    <a:blip r:embed="rId33"/>
                     <a:stretch>
                       <a:fillRect/>
                     </a:stretch>
@@ -12844,7 +12851,7 @@
                     <pic:cNvPicPr/>
                   </pic:nvPicPr>
                   <pic:blipFill>
-                    <a:blip r:embed="rId32"/>
+                    <a:blip r:embed="rId34"/>
                     <a:stretch>
                       <a:fillRect/>
                     </a:stretch>
@@ -12923,7 +12930,7 @@
                     <pic:cNvPicPr/>
                   </pic:nvPicPr>
                   <pic:blipFill>
-                    <a:blip r:embed="rId33"/>
+                    <a:blip r:embed="rId35"/>
                     <a:stretch>
                       <a:fillRect/>
                     </a:stretch>
@@ -13500,7 +13507,7 @@
                     <pic:cNvPicPr/>
                   </pic:nvPicPr>
                   <pic:blipFill>
-                    <a:blip r:embed="rId34"/>
+                    <a:blip r:embed="rId36"/>
                     <a:stretch>
                       <a:fillRect/>
                     </a:stretch>
@@ -17082,7 +17089,7 @@
       </w:r>
     </w:p>
     <w:sectPr>
-      <w:footerReference w:type="default" r:id="rId10"/>
+      <w:footerReference w:type="default" r:id="rId12"/>
       <w:pgSz w:w="11906" w:h="16838"/>
       <w:pgMar w:top="1134" w:right="1134" w:bottom="1134" w:left="1701" w:header="720" w:footer="720" w:gutter="0"/>
       <w:cols w:space="720"/>
@@ -17098,8 +17105,54 @@
   <w:p>
     <w:pPr>
       <w:pStyle w:val="Footer"/>
-      <w:jc w:val="right"/>
+      <w:tabs>
+        <w:tab w:pos="4680" w:val="clear"/>
+        <w:tab w:pos="9071" w:val="right"/>
+        <w:tab w:pos="9360" w:val="clear"/>
+      </w:tabs>
+      <w:spacing w:line="240" w:lineRule="auto" w:before="0" w:after="0"/>
+      <w:pBdr>
+        <w:top w:val="single" w:sz="6" w:space="1" w:color="000000"/>
+      </w:pBdr>
     </w:pPr>
+    <w:r>
+      <w:rPr>
+        <w:rFonts w:ascii="Times New Roman" w:hAnsi="Times New Roman"/>
+        <w:i/>
+        <w:sz w:val="22"/>
+      </w:rPr>
+      <w:t>SVTH: Phan Thành Thuận – GVHD: ThS. Nguyễn Nhứt Lam</w:t>
+    </w:r>
+  </w:p>
+</w:ftr>
+</file>
+
+<file path=word/footer2.xml><?xml version="1.0" encoding="utf-8"?>
+<w:ftr xmlns:m="http://schemas.openxmlformats.org/officeDocument/2006/math" xmlns:mc="http://schemas.openxmlformats.org/markup-compatibility/2006" xmlns:mo="http://schemas.microsoft.com/office/mac/office/2008/main" xmlns:mv="urn:schemas-microsoft-com:mac:vml" xmlns:o="urn:schemas-microsoft-com:office:office" xmlns:r="http://schemas.openxmlformats.org/officeDocument/2006/relationships" xmlns:v="urn:schemas-microsoft-com:vml" xmlns:w10="urn:schemas-microsoft-com:office:word" xmlns:w14="http://schemas.microsoft.com/office/word/2010/wordml" xmlns:w="http://schemas.openxmlformats.org/wordprocessingml/2006/main" xmlns:wne="http://schemas.microsoft.com/office/word/2006/wordml" xmlns:wp14="http://schemas.microsoft.com/office/word/2010/wordprocessingDrawing" xmlns:wp="http://schemas.openxmlformats.org/drawingml/2006/wordprocessingDrawing" xmlns:wpc="http://schemas.microsoft.com/office/word/2010/wordprocessingCanvas" xmlns:wpg="http://schemas.microsoft.com/office/word/2010/wordprocessingGroup" xmlns:wpi="http://schemas.microsoft.com/office/word/2010/wordprocessingInk" xmlns:wps="http://schemas.microsoft.com/office/word/2010/wordprocessingShape" mc:Ignorable="w14 wp14">
+  <w:p>
+    <w:pPr>
+      <w:pStyle w:val="Footer"/>
+      <w:tabs>
+        <w:tab w:pos="4680" w:val="clear"/>
+        <w:tab w:pos="9071" w:val="right"/>
+        <w:tab w:pos="9360" w:val="clear"/>
+      </w:tabs>
+      <w:spacing w:line="240" w:lineRule="auto" w:before="0" w:after="0"/>
+      <w:pBdr>
+        <w:top w:val="single" w:sz="6" w:space="1" w:color="000000"/>
+      </w:pBdr>
+    </w:pPr>
+    <w:r>
+      <w:rPr>
+        <w:rFonts w:ascii="Times New Roman" w:hAnsi="Times New Roman"/>
+        <w:i/>
+        <w:sz w:val="22"/>
+      </w:rPr>
+      <w:t>SVTH: Phan Thành Thuận – GVHD: ThS. Nguyễn Nhứt Lam</w:t>
+    </w:r>
+    <w:r>
+      <w:tab/>
+    </w:r>
     <w:r>
       <w:fldChar w:fldCharType="begin"/>
       <w:instrText xml:space="preserve">PAGE</w:instrText>
@@ -17109,6 +17162,44 @@
     </w:r>
   </w:p>
 </w:ftr>
+</file>
+
+<file path=word/header1.xml><?xml version="1.0" encoding="utf-8"?>
+<w:hdr xmlns:m="http://schemas.openxmlformats.org/officeDocument/2006/math" xmlns:mc="http://schemas.openxmlformats.org/markup-compatibility/2006" xmlns:mo="http://schemas.microsoft.com/office/mac/office/2008/main" xmlns:mv="urn:schemas-microsoft-com:mac:vml" xmlns:o="urn:schemas-microsoft-com:office:office" xmlns:r="http://schemas.openxmlformats.org/officeDocument/2006/relationships" xmlns:v="urn:schemas-microsoft-com:vml" xmlns:w10="urn:schemas-microsoft-com:office:word" xmlns:w14="http://schemas.microsoft.com/office/word/2010/wordml" xmlns:w="http://schemas.openxmlformats.org/wordprocessingml/2006/main" xmlns:wne="http://schemas.microsoft.com/office/word/2006/wordml" xmlns:wp14="http://schemas.microsoft.com/office/word/2010/wordprocessingDrawing" xmlns:wp="http://schemas.openxmlformats.org/drawingml/2006/wordprocessingDrawing" xmlns:wpc="http://schemas.microsoft.com/office/word/2010/wordprocessingCanvas" xmlns:wpg="http://schemas.microsoft.com/office/word/2010/wordprocessingGroup" xmlns:wpi="http://schemas.microsoft.com/office/word/2010/wordprocessingInk" xmlns:wps="http://schemas.microsoft.com/office/word/2010/wordprocessingShape" mc:Ignorable="w14 wp14">
+  <w:p>
+    <w:pPr>
+      <w:pStyle w:val="Header"/>
+      <w:tabs>
+        <w:tab w:pos="4680" w:val="clear"/>
+        <w:tab w:pos="9071" w:val="right"/>
+        <w:tab w:pos="9360" w:val="clear"/>
+      </w:tabs>
+      <w:spacing w:line="240" w:lineRule="auto" w:before="0" w:after="0"/>
+      <w:pBdr>
+        <w:bottom w:val="single" w:sz="6" w:space="1" w:color="000000"/>
+      </w:pBdr>
+    </w:pPr>
+    <w:r>
+      <w:rPr>
+        <w:rFonts w:ascii="Times New Roman" w:hAnsi="Times New Roman"/>
+        <w:i/>
+        <w:sz w:val="22"/>
+      </w:rPr>
+      <w:t>Đồ án thực tập chuyên ngành</w:t>
+    </w:r>
+    <w:r>
+      <w:tab/>
+    </w:r>
+    <w:r>
+      <w:rPr>
+        <w:rFonts w:ascii="Times New Roman" w:hAnsi="Times New Roman"/>
+        <w:i/>
+        <w:sz w:val="22"/>
+      </w:rPr>
+      <w:t>Nhận dạng chữ số viết tay</w:t>
+    </w:r>
+  </w:p>
+</w:hdr>
 </file>
 
 <file path=word/numbering.xml><?xml version="1.0" encoding="utf-8"?>

--- a/thesis/doc/thesis.docx
+++ b/thesis/doc/thesis.docx
@@ -1555,7 +1555,7 @@
         </w:rPr>
         <w:t>4.15. Kiểm chứng độ ổn định bằng Stratified K-Fold Cross-Validation</w:t>
         <w:tab/>
-        <w:t>37</w:t>
+        <w:t>38</w:t>
       </w:r>
     </w:p>
     <w:p>
@@ -8394,6 +8394,20 @@
           <w:i w:val="0"/>
           <w:sz w:val="26"/>
         </w:rPr>
+        <w:t>Giao diện chia làm hai cột: cột trái chứa khung vẽ và ô tải ảnh lên (hai tab), cột phải hiển thị ảnh 28×28 sau tiền xử lý cùng kết quả dự đoán và biểu đồ điểm tin cậy của KNN và SVM đặt cạnh nhau. Nhờ vậy người dùng vừa vẽ xong đã thấy ngay kết quả bên cạnh khung vẽ mà không phải cuộn trang.</w:t>
+      </w:r>
+    </w:p>
+    <w:p>
+      <w:pPr>
+        <w:jc w:val="both"/>
+      </w:pPr>
+      <w:r>
+        <w:rPr>
+          <w:rFonts w:ascii="Times New Roman" w:hAnsi="Times New Roman"/>
+          <w:b w:val="0"/>
+          <w:i w:val="0"/>
+          <w:sz w:val="26"/>
+        </w:rPr>
         <w:t>Canvas vẽ chữ số được cài đặt bằng `st.components.v2.component()` — thành phần inline HTML5 Canvas có sẵn của Streamlit, không phụ thuộc thư viện ngoài. Thư viện phổ biến `streamlit-drawable-canvas` ban đầu được cân nhắc nhưng loại bỏ sau khi phát hiện phiên bản mới nhất của thư viện này không tương thích với phiên bản Streamlit đang dùng (lỗi runtime `StreamlitAPIException` khi khởi tạo). Đề tài cho phép thay thế bằng công nghệ tương đương nếu giải thích được lựa chọn và bảo đảm sản phẩm chạy ổn định — lựa chọn này được kiểm chứng chạy ổn định bằng kiểm thử tự động (mục 3.8).</w:t>
       </w:r>
     </w:p>
@@ -12986,7 +13000,7 @@
           <w:i w:val="0"/>
           <w:sz w:val="26"/>
         </w:rPr>
-        <w:t>Một video demo thật (quay bằng Playwright, giả lập thao tác chuột thật để vẽ ba chữ số khác nhau và tải lên bốn ảnh test MNIST thật khác nhau, toàn bộ bảy lần dự đoán đều đúng ở cả hai mô hình) được lưu kèm theo đồ án tại `thesis/abs/demo_video.mp4`.</w:t>
+        <w:t>Một video demo dài khoảng 68 giây được lưu kèm theo đồ án tại `thesis/abs/demo_video.mp4`. Video quay trên chương trình demo đang chạy, thao tác chuột được điều khiển tự động bằng Playwright: vẽ năm chữ số 2, 7, 4, 3, 0 trên khung vẽ (nét vẽ có độ nghiêng, độ rung và tốc độ không đều như khi vẽ bằng tay) rồi tải lên bốn ảnh thật từ tập kiểm thử MNIST (0, 3, 5, 8). Cả chín lần dự đoán đều đúng ở cả KNN và SVM.</w:t>
       </w:r>
     </w:p>
     <w:p>
